--- a/Global Financial Management/notes (GFM).docx
+++ b/Global Financial Management/notes (GFM).docx
@@ -100,15 +100,7 @@
         </w:numPr>
       </w:pPr>
       <w:r>
-        <w:t xml:space="preserve">Guarantee, Risk management products, advisory services for middle income and credit worthy and </w:t>
-      </w:r>
-      <w:proofErr w:type="gramStart"/>
-      <w:r>
-        <w:t>low income</w:t>
-      </w:r>
-      <w:proofErr w:type="gramEnd"/>
-      <w:r>
-        <w:t xml:space="preserve"> countries </w:t>
+        <w:t xml:space="preserve">Guarantee, Risk management products, advisory services for middle income and credit worthy and low income countries </w:t>
       </w:r>
     </w:p>
     <w:p>
@@ -3749,6 +3741,422 @@
       </w:r>
     </w:p>
     <w:p/>
+    <w:p>
+      <w:r>
+        <w:t>15/09/2026</w:t>
+      </w:r>
+    </w:p>
+    <w:p/>
+    <w:p>
+      <w:r>
+        <w:t>Quoting in the foreign exchange market:</w:t>
+      </w:r>
+    </w:p>
+    <w:p>
+      <w:pPr>
+        <w:pStyle w:val="ListParagraph"/>
+        <w:numPr>
+          <w:ilvl w:val="0"/>
+          <w:numId w:val="25"/>
+        </w:numPr>
+      </w:pPr>
+      <w:r>
+        <w:t>Foreign exchange rates are quoted either for immediate delivery (spot rate)</w:t>
+      </w:r>
+    </w:p>
+    <w:p>
+      <w:pPr>
+        <w:pStyle w:val="ListParagraph"/>
+        <w:numPr>
+          <w:ilvl w:val="0"/>
+          <w:numId w:val="25"/>
+        </w:numPr>
+      </w:pPr>
+      <w:r>
+        <w:t>Or for delivery on a future date (forward rate)</w:t>
+      </w:r>
+    </w:p>
+    <w:p>
+      <w:pPr>
+        <w:pStyle w:val="ListParagraph"/>
+        <w:numPr>
+          <w:ilvl w:val="0"/>
+          <w:numId w:val="25"/>
+        </w:numPr>
+      </w:pPr>
+      <w:r>
+        <w:t>In practice delivery in spot market is made two days later</w:t>
+      </w:r>
+    </w:p>
+    <w:p>
+      <w:pPr>
+        <w:pStyle w:val="ListParagraph"/>
+        <w:numPr>
+          <w:ilvl w:val="0"/>
+          <w:numId w:val="25"/>
+        </w:numPr>
+      </w:pPr>
+      <w:r>
+        <w:t>Quotation is the price of a currency expressed in the units of another currency</w:t>
+      </w:r>
+    </w:p>
+    <w:p/>
+    <w:p>
+      <w:r>
+        <w:t>Types:</w:t>
+      </w:r>
+    </w:p>
+    <w:p>
+      <w:pPr>
+        <w:pStyle w:val="ListParagraph"/>
+        <w:numPr>
+          <w:ilvl w:val="0"/>
+          <w:numId w:val="26"/>
+        </w:numPr>
+      </w:pPr>
+      <w:r>
+        <w:t>Direct</w:t>
+      </w:r>
+    </w:p>
+    <w:p>
+      <w:pPr>
+        <w:pStyle w:val="ListParagraph"/>
+        <w:numPr>
+          <w:ilvl w:val="0"/>
+          <w:numId w:val="26"/>
+        </w:numPr>
+      </w:pPr>
+      <w:r>
+        <w:t>Indirect</w:t>
+      </w:r>
+    </w:p>
+    <w:p>
+      <w:pPr>
+        <w:ind w:left="360"/>
+      </w:pPr>
+      <w:r>
+        <w:t xml:space="preserve">1. direct quotation – so many units of foreign currency as equivalent to a fixed number of units of home currency. Eg in </w:t>
+      </w:r>
+      <w:proofErr w:type="spellStart"/>
+      <w:r>
+        <w:t>india</w:t>
+      </w:r>
+      <w:proofErr w:type="spellEnd"/>
+      <w:r>
+        <w:t xml:space="preserve"> 95.88 INR = 1 USD (is a direct quotation for USD in India)</w:t>
+      </w:r>
+      <w:r>
+        <w:t xml:space="preserve"> </w:t>
+      </w:r>
+    </w:p>
+    <w:p>
+      <w:pPr>
+        <w:ind w:left="360"/>
+      </w:pPr>
+      <w:r>
+        <w:lastRenderedPageBreak/>
+        <w:t xml:space="preserve">2. In </w:t>
+      </w:r>
+      <w:r>
+        <w:t xml:space="preserve">1 </w:t>
+      </w:r>
+      <w:r>
+        <w:t>US</w:t>
+      </w:r>
+      <w:r>
+        <w:t>D</w:t>
+      </w:r>
+      <w:r>
+        <w:t xml:space="preserve"> = </w:t>
+      </w:r>
+      <w:r>
+        <w:t>0.87 EUR</w:t>
+      </w:r>
+    </w:p>
+    <w:p/>
+    <w:p>
+      <w:r>
+        <w:t xml:space="preserve">Spread: the difference between the ask price and bid price </w:t>
+      </w:r>
+    </w:p>
+    <w:p>
+      <w:pPr>
+        <w:rPr>
+          <w:rFonts w:eastAsiaTheme="minorEastAsia"/>
+        </w:rPr>
+      </w:pPr>
+      <w:r>
+        <w:t xml:space="preserve">Per cent spread = </w:t>
+      </w:r>
+      <m:oMath>
+        <m:f>
+          <m:fPr>
+            <m:ctrlPr>
+              <w:rPr>
+                <w:rFonts w:ascii="Cambria Math" w:hAnsi="Cambria Math"/>
+                <w:i/>
+              </w:rPr>
+            </m:ctrlPr>
+          </m:fPr>
+          <m:num>
+            <m:r>
+              <w:rPr>
+                <w:rFonts w:ascii="Cambria Math" w:hAnsi="Cambria Math"/>
+              </w:rPr>
+              <m:t>Ask price - Bid price</m:t>
+            </m:r>
+          </m:num>
+          <m:den>
+            <m:r>
+              <w:rPr>
+                <w:rFonts w:ascii="Cambria Math" w:hAnsi="Cambria Math"/>
+              </w:rPr>
+              <m:t>ask price</m:t>
+            </m:r>
+          </m:den>
+        </m:f>
+        <m:r>
+          <w:rPr>
+            <w:rFonts w:ascii="Cambria Math" w:hAnsi="Cambria Math"/>
+          </w:rPr>
+          <m:t>×100</m:t>
+        </m:r>
+      </m:oMath>
+    </w:p>
+    <w:p>
+      <w:pPr>
+        <w:rPr>
+          <w:rFonts w:eastAsiaTheme="minorEastAsia"/>
+        </w:rPr>
+      </w:pPr>
+      <w:r>
+        <w:rPr>
+          <w:rFonts w:eastAsiaTheme="minorEastAsia"/>
+        </w:rPr>
+        <w:t>Dollar quoted Rs. 95.0000 – 95.0050</w:t>
+      </w:r>
+    </w:p>
+    <w:p>
+      <w:pPr>
+        <w:rPr>
+          <w:rFonts w:eastAsiaTheme="minorEastAsia"/>
+        </w:rPr>
+      </w:pPr>
+      <w:r>
+        <w:rPr>
+          <w:rFonts w:eastAsiaTheme="minorEastAsia"/>
+        </w:rPr>
+        <w:t>The percentage spread equals = 0.014</w:t>
+      </w:r>
+    </w:p>
+    <w:p>
+      <w:pPr>
+        <w:rPr>
+          <w:rFonts w:eastAsiaTheme="minorEastAsia"/>
+        </w:rPr>
+      </w:pPr>
+      <m:oMathPara>
+        <m:oMath>
+          <m:f>
+            <m:fPr>
+              <m:ctrlPr>
+                <w:rPr>
+                  <w:rFonts w:ascii="Cambria Math" w:hAnsi="Cambria Math"/>
+                  <w:i/>
+                </w:rPr>
+              </m:ctrlPr>
+            </m:fPr>
+            <m:num>
+              <m:r>
+                <w:rPr>
+                  <w:rFonts w:ascii="Cambria Math" w:hAnsi="Cambria Math"/>
+                </w:rPr>
+                <m:t>95.0050 - 95.0000</m:t>
+              </m:r>
+            </m:num>
+            <m:den>
+              <m:r>
+                <w:rPr>
+                  <w:rFonts w:ascii="Cambria Math" w:hAnsi="Cambria Math"/>
+                </w:rPr>
+                <m:t>95.0050</m:t>
+              </m:r>
+            </m:den>
+          </m:f>
+          <m:r>
+            <w:rPr>
+              <w:rFonts w:ascii="Cambria Math" w:hAnsi="Cambria Math"/>
+            </w:rPr>
+            <m:t>×100</m:t>
+          </m:r>
+          <m:r>
+            <w:rPr>
+              <w:rFonts w:ascii="Cambria Math" w:eastAsiaTheme="minorEastAsia" w:hAnsi="Cambria Math"/>
+            </w:rPr>
+            <m:t xml:space="preserve"> = 0.00526288%</m:t>
+          </m:r>
+        </m:oMath>
+      </m:oMathPara>
+    </w:p>
+    <w:p>
+      <w:pPr>
+        <w:rPr>
+          <w:rFonts w:eastAsiaTheme="minorEastAsia"/>
+        </w:rPr>
+      </w:pPr>
+    </w:p>
+    <w:p>
+      <w:pPr>
+        <w:rPr>
+          <w:rFonts w:eastAsiaTheme="minorEastAsia"/>
+        </w:rPr>
+      </w:pPr>
+      <w:r>
+        <w:rPr>
+          <w:rFonts w:eastAsiaTheme="minorEastAsia"/>
+        </w:rPr>
+        <w:t>Cross rates: the price of any currency other than the home currency in other words the direct relationship between to non-home currencies in a foreign exchange market</w:t>
+      </w:r>
+    </w:p>
+    <w:p>
+      <w:pPr>
+        <w:rPr>
+          <w:rFonts w:eastAsiaTheme="minorEastAsia"/>
+        </w:rPr>
+      </w:pPr>
+      <w:proofErr w:type="spellStart"/>
+      <w:r>
+        <w:rPr>
+          <w:rFonts w:eastAsiaTheme="minorEastAsia"/>
+        </w:rPr>
+        <w:t>Eg.</w:t>
+      </w:r>
+      <w:proofErr w:type="spellEnd"/>
+      <w:r>
+        <w:rPr>
+          <w:rFonts w:eastAsiaTheme="minorEastAsia"/>
+        </w:rPr>
+        <w:t xml:space="preserve"> USD for EUR, JPY/CNY </w:t>
+      </w:r>
+    </w:p>
+    <w:p>
+      <w:pPr>
+        <w:rPr>
+          <w:rFonts w:eastAsiaTheme="minorEastAsia"/>
+        </w:rPr>
+      </w:pPr>
+    </w:p>
+    <w:p>
+      <w:pPr>
+        <w:rPr>
+          <w:rFonts w:eastAsiaTheme="minorEastAsia"/>
+        </w:rPr>
+      </w:pPr>
+      <w:r>
+        <w:rPr>
+          <w:rFonts w:eastAsiaTheme="minorEastAsia"/>
+        </w:rPr>
+        <w:t xml:space="preserve">Settlements: </w:t>
+      </w:r>
+    </w:p>
+    <w:p>
+      <w:pPr>
+        <w:pStyle w:val="ListParagraph"/>
+        <w:numPr>
+          <w:ilvl w:val="0"/>
+          <w:numId w:val="27"/>
+        </w:numPr>
+        <w:rPr>
+          <w:rFonts w:eastAsiaTheme="minorEastAsia"/>
+        </w:rPr>
+      </w:pPr>
+      <w:r>
+        <w:rPr>
+          <w:rFonts w:eastAsiaTheme="minorEastAsia"/>
+        </w:rPr>
+        <w:t>Cash</w:t>
+      </w:r>
+      <w:r>
+        <w:rPr>
+          <w:rFonts w:eastAsiaTheme="minorEastAsia"/>
+        </w:rPr>
+        <w:t xml:space="preserve">: cash rate or ready rate, is the rate when the exchange of currencies takes place on the date of the deal. </w:t>
+      </w:r>
+    </w:p>
+    <w:p>
+      <w:pPr>
+        <w:pStyle w:val="ListParagraph"/>
+        <w:numPr>
+          <w:ilvl w:val="0"/>
+          <w:numId w:val="27"/>
+        </w:numPr>
+        <w:rPr>
+          <w:rFonts w:eastAsiaTheme="minorEastAsia"/>
+        </w:rPr>
+      </w:pPr>
+      <w:r>
+        <w:rPr>
+          <w:rFonts w:eastAsiaTheme="minorEastAsia"/>
+        </w:rPr>
+        <w:t>TOM (tomorrow rate): exchange of currency on next working day (after the date of deal)</w:t>
+      </w:r>
+    </w:p>
+    <w:p>
+      <w:pPr>
+        <w:pStyle w:val="ListParagraph"/>
+        <w:numPr>
+          <w:ilvl w:val="0"/>
+          <w:numId w:val="27"/>
+        </w:numPr>
+        <w:rPr>
+          <w:rFonts w:eastAsiaTheme="minorEastAsia"/>
+        </w:rPr>
+      </w:pPr>
+      <w:r>
+        <w:rPr>
+          <w:rFonts w:eastAsiaTheme="minorEastAsia"/>
+        </w:rPr>
+        <w:t>SPOT rate: exchange of currencies takes place on 2</w:t>
+      </w:r>
+      <w:r>
+        <w:rPr>
+          <w:rFonts w:eastAsiaTheme="minorEastAsia"/>
+          <w:vertAlign w:val="superscript"/>
+        </w:rPr>
+        <w:t>nd</w:t>
+      </w:r>
+      <w:r>
+        <w:rPr>
+          <w:rFonts w:eastAsiaTheme="minorEastAsia"/>
+        </w:rPr>
+        <w:t xml:space="preserve"> working day </w:t>
+      </w:r>
+    </w:p>
+    <w:p>
+      <w:pPr>
+        <w:pStyle w:val="ListParagraph"/>
+        <w:numPr>
+          <w:ilvl w:val="0"/>
+          <w:numId w:val="27"/>
+        </w:numPr>
+        <w:rPr>
+          <w:rFonts w:eastAsiaTheme="minorEastAsia"/>
+        </w:rPr>
+      </w:pPr>
+      <w:r>
+        <w:rPr>
+          <w:rFonts w:eastAsiaTheme="minorEastAsia"/>
+        </w:rPr>
+        <w:t xml:space="preserve">Forward rate: exchange of currencies takes place after a certain period from the date of the deal (more than 2 working days) </w:t>
+      </w:r>
+    </w:p>
+    <w:p>
+      <w:pPr>
+        <w:rPr>
+          <w:rFonts w:eastAsiaTheme="minorEastAsia"/>
+        </w:rPr>
+      </w:pPr>
+    </w:p>
     <w:sectPr>
       <w:pgSz w:w="11906" w:h="16838"/>
       <w:pgMar w:top="1440" w:right="1440" w:bottom="1440" w:left="1440" w:header="708" w:footer="708" w:gutter="0"/>
@@ -4074,6 +4482,119 @@
     </w:lvl>
   </w:abstractNum>
   <w:abstractNum w:abstractNumId="3" w15:restartNumberingAfterBreak="0">
+    <w:nsid w:val="0BCE7DF0"/>
+    <w:multiLevelType w:val="hybridMultilevel"/>
+    <w:tmpl w:val="4502F46E"/>
+    <w:lvl w:ilvl="0" w:tplc="40090001">
+      <w:start w:val="1"/>
+      <w:numFmt w:val="bullet"/>
+      <w:lvlText w:val=""/>
+      <w:lvlJc w:val="left"/>
+      <w:pPr>
+        <w:ind w:left="720" w:hanging="360"/>
+      </w:pPr>
+      <w:rPr>
+        <w:rFonts w:ascii="Symbol" w:hAnsi="Symbol" w:hint="default"/>
+      </w:rPr>
+    </w:lvl>
+    <w:lvl w:ilvl="1" w:tplc="40090003" w:tentative="1">
+      <w:start w:val="1"/>
+      <w:numFmt w:val="bullet"/>
+      <w:lvlText w:val="o"/>
+      <w:lvlJc w:val="left"/>
+      <w:pPr>
+        <w:ind w:left="1440" w:hanging="360"/>
+      </w:pPr>
+      <w:rPr>
+        <w:rFonts w:ascii="Courier New" w:hAnsi="Courier New" w:cs="Courier New" w:hint="default"/>
+      </w:rPr>
+    </w:lvl>
+    <w:lvl w:ilvl="2" w:tplc="40090005" w:tentative="1">
+      <w:start w:val="1"/>
+      <w:numFmt w:val="bullet"/>
+      <w:lvlText w:val=""/>
+      <w:lvlJc w:val="left"/>
+      <w:pPr>
+        <w:ind w:left="2160" w:hanging="360"/>
+      </w:pPr>
+      <w:rPr>
+        <w:rFonts w:ascii="Wingdings" w:hAnsi="Wingdings" w:hint="default"/>
+      </w:rPr>
+    </w:lvl>
+    <w:lvl w:ilvl="3" w:tplc="40090001" w:tentative="1">
+      <w:start w:val="1"/>
+      <w:numFmt w:val="bullet"/>
+      <w:lvlText w:val=""/>
+      <w:lvlJc w:val="left"/>
+      <w:pPr>
+        <w:ind w:left="2880" w:hanging="360"/>
+      </w:pPr>
+      <w:rPr>
+        <w:rFonts w:ascii="Symbol" w:hAnsi="Symbol" w:hint="default"/>
+      </w:rPr>
+    </w:lvl>
+    <w:lvl w:ilvl="4" w:tplc="40090003" w:tentative="1">
+      <w:start w:val="1"/>
+      <w:numFmt w:val="bullet"/>
+      <w:lvlText w:val="o"/>
+      <w:lvlJc w:val="left"/>
+      <w:pPr>
+        <w:ind w:left="3600" w:hanging="360"/>
+      </w:pPr>
+      <w:rPr>
+        <w:rFonts w:ascii="Courier New" w:hAnsi="Courier New" w:cs="Courier New" w:hint="default"/>
+      </w:rPr>
+    </w:lvl>
+    <w:lvl w:ilvl="5" w:tplc="40090005" w:tentative="1">
+      <w:start w:val="1"/>
+      <w:numFmt w:val="bullet"/>
+      <w:lvlText w:val=""/>
+      <w:lvlJc w:val="left"/>
+      <w:pPr>
+        <w:ind w:left="4320" w:hanging="360"/>
+      </w:pPr>
+      <w:rPr>
+        <w:rFonts w:ascii="Wingdings" w:hAnsi="Wingdings" w:hint="default"/>
+      </w:rPr>
+    </w:lvl>
+    <w:lvl w:ilvl="6" w:tplc="40090001" w:tentative="1">
+      <w:start w:val="1"/>
+      <w:numFmt w:val="bullet"/>
+      <w:lvlText w:val=""/>
+      <w:lvlJc w:val="left"/>
+      <w:pPr>
+        <w:ind w:left="5040" w:hanging="360"/>
+      </w:pPr>
+      <w:rPr>
+        <w:rFonts w:ascii="Symbol" w:hAnsi="Symbol" w:hint="default"/>
+      </w:rPr>
+    </w:lvl>
+    <w:lvl w:ilvl="7" w:tplc="40090003" w:tentative="1">
+      <w:start w:val="1"/>
+      <w:numFmt w:val="bullet"/>
+      <w:lvlText w:val="o"/>
+      <w:lvlJc w:val="left"/>
+      <w:pPr>
+        <w:ind w:left="5760" w:hanging="360"/>
+      </w:pPr>
+      <w:rPr>
+        <w:rFonts w:ascii="Courier New" w:hAnsi="Courier New" w:cs="Courier New" w:hint="default"/>
+      </w:rPr>
+    </w:lvl>
+    <w:lvl w:ilvl="8" w:tplc="40090005" w:tentative="1">
+      <w:start w:val="1"/>
+      <w:numFmt w:val="bullet"/>
+      <w:lvlText w:val=""/>
+      <w:lvlJc w:val="left"/>
+      <w:pPr>
+        <w:ind w:left="6480" w:hanging="360"/>
+      </w:pPr>
+      <w:rPr>
+        <w:rFonts w:ascii="Wingdings" w:hAnsi="Wingdings" w:hint="default"/>
+      </w:rPr>
+    </w:lvl>
+  </w:abstractNum>
+  <w:abstractNum w:abstractNumId="4" w15:restartNumberingAfterBreak="0">
     <w:nsid w:val="0C0C5C67"/>
     <w:multiLevelType w:val="hybridMultilevel"/>
     <w:tmpl w:val="5924474E"/>
@@ -4159,7 +4680,120 @@
       </w:pPr>
     </w:lvl>
   </w:abstractNum>
-  <w:abstractNum w:abstractNumId="4" w15:restartNumberingAfterBreak="0">
+  <w:abstractNum w:abstractNumId="5" w15:restartNumberingAfterBreak="0">
+    <w:nsid w:val="0DF5196A"/>
+    <w:multiLevelType w:val="hybridMultilevel"/>
+    <w:tmpl w:val="42C02A96"/>
+    <w:lvl w:ilvl="0" w:tplc="40090001">
+      <w:start w:val="1"/>
+      <w:numFmt w:val="bullet"/>
+      <w:lvlText w:val=""/>
+      <w:lvlJc w:val="left"/>
+      <w:pPr>
+        <w:ind w:left="720" w:hanging="360"/>
+      </w:pPr>
+      <w:rPr>
+        <w:rFonts w:ascii="Symbol" w:hAnsi="Symbol" w:hint="default"/>
+      </w:rPr>
+    </w:lvl>
+    <w:lvl w:ilvl="1" w:tplc="40090003" w:tentative="1">
+      <w:start w:val="1"/>
+      <w:numFmt w:val="bullet"/>
+      <w:lvlText w:val="o"/>
+      <w:lvlJc w:val="left"/>
+      <w:pPr>
+        <w:ind w:left="1440" w:hanging="360"/>
+      </w:pPr>
+      <w:rPr>
+        <w:rFonts w:ascii="Courier New" w:hAnsi="Courier New" w:cs="Courier New" w:hint="default"/>
+      </w:rPr>
+    </w:lvl>
+    <w:lvl w:ilvl="2" w:tplc="40090005" w:tentative="1">
+      <w:start w:val="1"/>
+      <w:numFmt w:val="bullet"/>
+      <w:lvlText w:val=""/>
+      <w:lvlJc w:val="left"/>
+      <w:pPr>
+        <w:ind w:left="2160" w:hanging="360"/>
+      </w:pPr>
+      <w:rPr>
+        <w:rFonts w:ascii="Wingdings" w:hAnsi="Wingdings" w:hint="default"/>
+      </w:rPr>
+    </w:lvl>
+    <w:lvl w:ilvl="3" w:tplc="40090001" w:tentative="1">
+      <w:start w:val="1"/>
+      <w:numFmt w:val="bullet"/>
+      <w:lvlText w:val=""/>
+      <w:lvlJc w:val="left"/>
+      <w:pPr>
+        <w:ind w:left="2880" w:hanging="360"/>
+      </w:pPr>
+      <w:rPr>
+        <w:rFonts w:ascii="Symbol" w:hAnsi="Symbol" w:hint="default"/>
+      </w:rPr>
+    </w:lvl>
+    <w:lvl w:ilvl="4" w:tplc="40090003" w:tentative="1">
+      <w:start w:val="1"/>
+      <w:numFmt w:val="bullet"/>
+      <w:lvlText w:val="o"/>
+      <w:lvlJc w:val="left"/>
+      <w:pPr>
+        <w:ind w:left="3600" w:hanging="360"/>
+      </w:pPr>
+      <w:rPr>
+        <w:rFonts w:ascii="Courier New" w:hAnsi="Courier New" w:cs="Courier New" w:hint="default"/>
+      </w:rPr>
+    </w:lvl>
+    <w:lvl w:ilvl="5" w:tplc="40090005" w:tentative="1">
+      <w:start w:val="1"/>
+      <w:numFmt w:val="bullet"/>
+      <w:lvlText w:val=""/>
+      <w:lvlJc w:val="left"/>
+      <w:pPr>
+        <w:ind w:left="4320" w:hanging="360"/>
+      </w:pPr>
+      <w:rPr>
+        <w:rFonts w:ascii="Wingdings" w:hAnsi="Wingdings" w:hint="default"/>
+      </w:rPr>
+    </w:lvl>
+    <w:lvl w:ilvl="6" w:tplc="40090001" w:tentative="1">
+      <w:start w:val="1"/>
+      <w:numFmt w:val="bullet"/>
+      <w:lvlText w:val=""/>
+      <w:lvlJc w:val="left"/>
+      <w:pPr>
+        <w:ind w:left="5040" w:hanging="360"/>
+      </w:pPr>
+      <w:rPr>
+        <w:rFonts w:ascii="Symbol" w:hAnsi="Symbol" w:hint="default"/>
+      </w:rPr>
+    </w:lvl>
+    <w:lvl w:ilvl="7" w:tplc="40090003" w:tentative="1">
+      <w:start w:val="1"/>
+      <w:numFmt w:val="bullet"/>
+      <w:lvlText w:val="o"/>
+      <w:lvlJc w:val="left"/>
+      <w:pPr>
+        <w:ind w:left="5760" w:hanging="360"/>
+      </w:pPr>
+      <w:rPr>
+        <w:rFonts w:ascii="Courier New" w:hAnsi="Courier New" w:cs="Courier New" w:hint="default"/>
+      </w:rPr>
+    </w:lvl>
+    <w:lvl w:ilvl="8" w:tplc="40090005" w:tentative="1">
+      <w:start w:val="1"/>
+      <w:numFmt w:val="bullet"/>
+      <w:lvlText w:val=""/>
+      <w:lvlJc w:val="left"/>
+      <w:pPr>
+        <w:ind w:left="6480" w:hanging="360"/>
+      </w:pPr>
+      <w:rPr>
+        <w:rFonts w:ascii="Wingdings" w:hAnsi="Wingdings" w:hint="default"/>
+      </w:rPr>
+    </w:lvl>
+  </w:abstractNum>
+  <w:abstractNum w:abstractNumId="6" w15:restartNumberingAfterBreak="0">
     <w:nsid w:val="1039038F"/>
     <w:multiLevelType w:val="hybridMultilevel"/>
     <w:tmpl w:val="4AF28FCE"/>
@@ -4272,7 +4906,7 @@
       </w:rPr>
     </w:lvl>
   </w:abstractNum>
-  <w:abstractNum w:abstractNumId="5" w15:restartNumberingAfterBreak="0">
+  <w:abstractNum w:abstractNumId="7" w15:restartNumberingAfterBreak="0">
     <w:nsid w:val="124A5982"/>
     <w:multiLevelType w:val="hybridMultilevel"/>
     <w:tmpl w:val="CC346F0E"/>
@@ -4385,7 +5019,7 @@
       </w:rPr>
     </w:lvl>
   </w:abstractNum>
-  <w:abstractNum w:abstractNumId="6" w15:restartNumberingAfterBreak="0">
+  <w:abstractNum w:abstractNumId="8" w15:restartNumberingAfterBreak="0">
     <w:nsid w:val="12F73C13"/>
     <w:multiLevelType w:val="hybridMultilevel"/>
     <w:tmpl w:val="A456F852"/>
@@ -4498,7 +5132,7 @@
       </w:rPr>
     </w:lvl>
   </w:abstractNum>
-  <w:abstractNum w:abstractNumId="7" w15:restartNumberingAfterBreak="0">
+  <w:abstractNum w:abstractNumId="9" w15:restartNumberingAfterBreak="0">
     <w:nsid w:val="1C4F2E27"/>
     <w:multiLevelType w:val="hybridMultilevel"/>
     <w:tmpl w:val="A8D0E3AA"/>
@@ -4584,7 +5218,7 @@
       </w:pPr>
     </w:lvl>
   </w:abstractNum>
-  <w:abstractNum w:abstractNumId="8" w15:restartNumberingAfterBreak="0">
+  <w:abstractNum w:abstractNumId="10" w15:restartNumberingAfterBreak="0">
     <w:nsid w:val="1C936017"/>
     <w:multiLevelType w:val="hybridMultilevel"/>
     <w:tmpl w:val="4844B798"/>
@@ -4697,7 +5331,7 @@
       </w:rPr>
     </w:lvl>
   </w:abstractNum>
-  <w:abstractNum w:abstractNumId="9" w15:restartNumberingAfterBreak="0">
+  <w:abstractNum w:abstractNumId="11" w15:restartNumberingAfterBreak="0">
     <w:nsid w:val="23C02DA6"/>
     <w:multiLevelType w:val="hybridMultilevel"/>
     <w:tmpl w:val="0DC828C4"/>
@@ -4783,7 +5417,7 @@
       </w:pPr>
     </w:lvl>
   </w:abstractNum>
-  <w:abstractNum w:abstractNumId="10" w15:restartNumberingAfterBreak="0">
+  <w:abstractNum w:abstractNumId="12" w15:restartNumberingAfterBreak="0">
     <w:nsid w:val="29863564"/>
     <w:multiLevelType w:val="hybridMultilevel"/>
     <w:tmpl w:val="E7869C1E"/>
@@ -4896,7 +5530,7 @@
       </w:rPr>
     </w:lvl>
   </w:abstractNum>
-  <w:abstractNum w:abstractNumId="11" w15:restartNumberingAfterBreak="0">
+  <w:abstractNum w:abstractNumId="13" w15:restartNumberingAfterBreak="0">
     <w:nsid w:val="3C8E5C31"/>
     <w:multiLevelType w:val="hybridMultilevel"/>
     <w:tmpl w:val="EA44B09A"/>
@@ -5009,7 +5643,7 @@
       </w:rPr>
     </w:lvl>
   </w:abstractNum>
-  <w:abstractNum w:abstractNumId="12" w15:restartNumberingAfterBreak="0">
+  <w:abstractNum w:abstractNumId="14" w15:restartNumberingAfterBreak="0">
     <w:nsid w:val="41AD58C6"/>
     <w:multiLevelType w:val="multilevel"/>
     <w:tmpl w:val="7E38A916"/>
@@ -5122,7 +5756,7 @@
       </w:rPr>
     </w:lvl>
   </w:abstractNum>
-  <w:abstractNum w:abstractNumId="13" w15:restartNumberingAfterBreak="0">
+  <w:abstractNum w:abstractNumId="15" w15:restartNumberingAfterBreak="0">
     <w:nsid w:val="431D7608"/>
     <w:multiLevelType w:val="hybridMultilevel"/>
     <w:tmpl w:val="C5E69A72"/>
@@ -5235,7 +5869,120 @@
       </w:rPr>
     </w:lvl>
   </w:abstractNum>
-  <w:abstractNum w:abstractNumId="14" w15:restartNumberingAfterBreak="0">
+  <w:abstractNum w:abstractNumId="16" w15:restartNumberingAfterBreak="0">
+    <w:nsid w:val="44A9496F"/>
+    <w:multiLevelType w:val="hybridMultilevel"/>
+    <w:tmpl w:val="E2CE8262"/>
+    <w:lvl w:ilvl="0" w:tplc="40090001">
+      <w:start w:val="1"/>
+      <w:numFmt w:val="bullet"/>
+      <w:lvlText w:val=""/>
+      <w:lvlJc w:val="left"/>
+      <w:pPr>
+        <w:ind w:left="720" w:hanging="360"/>
+      </w:pPr>
+      <w:rPr>
+        <w:rFonts w:ascii="Symbol" w:hAnsi="Symbol" w:hint="default"/>
+      </w:rPr>
+    </w:lvl>
+    <w:lvl w:ilvl="1" w:tplc="40090003" w:tentative="1">
+      <w:start w:val="1"/>
+      <w:numFmt w:val="bullet"/>
+      <w:lvlText w:val="o"/>
+      <w:lvlJc w:val="left"/>
+      <w:pPr>
+        <w:ind w:left="1440" w:hanging="360"/>
+      </w:pPr>
+      <w:rPr>
+        <w:rFonts w:ascii="Courier New" w:hAnsi="Courier New" w:cs="Courier New" w:hint="default"/>
+      </w:rPr>
+    </w:lvl>
+    <w:lvl w:ilvl="2" w:tplc="40090005" w:tentative="1">
+      <w:start w:val="1"/>
+      <w:numFmt w:val="bullet"/>
+      <w:lvlText w:val=""/>
+      <w:lvlJc w:val="left"/>
+      <w:pPr>
+        <w:ind w:left="2160" w:hanging="360"/>
+      </w:pPr>
+      <w:rPr>
+        <w:rFonts w:ascii="Wingdings" w:hAnsi="Wingdings" w:hint="default"/>
+      </w:rPr>
+    </w:lvl>
+    <w:lvl w:ilvl="3" w:tplc="40090001" w:tentative="1">
+      <w:start w:val="1"/>
+      <w:numFmt w:val="bullet"/>
+      <w:lvlText w:val=""/>
+      <w:lvlJc w:val="left"/>
+      <w:pPr>
+        <w:ind w:left="2880" w:hanging="360"/>
+      </w:pPr>
+      <w:rPr>
+        <w:rFonts w:ascii="Symbol" w:hAnsi="Symbol" w:hint="default"/>
+      </w:rPr>
+    </w:lvl>
+    <w:lvl w:ilvl="4" w:tplc="40090003" w:tentative="1">
+      <w:start w:val="1"/>
+      <w:numFmt w:val="bullet"/>
+      <w:lvlText w:val="o"/>
+      <w:lvlJc w:val="left"/>
+      <w:pPr>
+        <w:ind w:left="3600" w:hanging="360"/>
+      </w:pPr>
+      <w:rPr>
+        <w:rFonts w:ascii="Courier New" w:hAnsi="Courier New" w:cs="Courier New" w:hint="default"/>
+      </w:rPr>
+    </w:lvl>
+    <w:lvl w:ilvl="5" w:tplc="40090005" w:tentative="1">
+      <w:start w:val="1"/>
+      <w:numFmt w:val="bullet"/>
+      <w:lvlText w:val=""/>
+      <w:lvlJc w:val="left"/>
+      <w:pPr>
+        <w:ind w:left="4320" w:hanging="360"/>
+      </w:pPr>
+      <w:rPr>
+        <w:rFonts w:ascii="Wingdings" w:hAnsi="Wingdings" w:hint="default"/>
+      </w:rPr>
+    </w:lvl>
+    <w:lvl w:ilvl="6" w:tplc="40090001" w:tentative="1">
+      <w:start w:val="1"/>
+      <w:numFmt w:val="bullet"/>
+      <w:lvlText w:val=""/>
+      <w:lvlJc w:val="left"/>
+      <w:pPr>
+        <w:ind w:left="5040" w:hanging="360"/>
+      </w:pPr>
+      <w:rPr>
+        <w:rFonts w:ascii="Symbol" w:hAnsi="Symbol" w:hint="default"/>
+      </w:rPr>
+    </w:lvl>
+    <w:lvl w:ilvl="7" w:tplc="40090003" w:tentative="1">
+      <w:start w:val="1"/>
+      <w:numFmt w:val="bullet"/>
+      <w:lvlText w:val="o"/>
+      <w:lvlJc w:val="left"/>
+      <w:pPr>
+        <w:ind w:left="5760" w:hanging="360"/>
+      </w:pPr>
+      <w:rPr>
+        <w:rFonts w:ascii="Courier New" w:hAnsi="Courier New" w:cs="Courier New" w:hint="default"/>
+      </w:rPr>
+    </w:lvl>
+    <w:lvl w:ilvl="8" w:tplc="40090005" w:tentative="1">
+      <w:start w:val="1"/>
+      <w:numFmt w:val="bullet"/>
+      <w:lvlText w:val=""/>
+      <w:lvlJc w:val="left"/>
+      <w:pPr>
+        <w:ind w:left="6480" w:hanging="360"/>
+      </w:pPr>
+      <w:rPr>
+        <w:rFonts w:ascii="Wingdings" w:hAnsi="Wingdings" w:hint="default"/>
+      </w:rPr>
+    </w:lvl>
+  </w:abstractNum>
+  <w:abstractNum w:abstractNumId="17" w15:restartNumberingAfterBreak="0">
     <w:nsid w:val="4A8F11C9"/>
     <w:multiLevelType w:val="hybridMultilevel"/>
     <w:tmpl w:val="08621260"/>
@@ -5321,7 +6068,7 @@
       </w:pPr>
     </w:lvl>
   </w:abstractNum>
-  <w:abstractNum w:abstractNumId="15" w15:restartNumberingAfterBreak="0">
+  <w:abstractNum w:abstractNumId="18" w15:restartNumberingAfterBreak="0">
     <w:nsid w:val="4ED20252"/>
     <w:multiLevelType w:val="hybridMultilevel"/>
     <w:tmpl w:val="5080C704"/>
@@ -5407,7 +6154,7 @@
       </w:pPr>
     </w:lvl>
   </w:abstractNum>
-  <w:abstractNum w:abstractNumId="16" w15:restartNumberingAfterBreak="0">
+  <w:abstractNum w:abstractNumId="19" w15:restartNumberingAfterBreak="0">
     <w:nsid w:val="4F0B2763"/>
     <w:multiLevelType w:val="hybridMultilevel"/>
     <w:tmpl w:val="6B24D6BE"/>
@@ -5520,7 +6267,7 @@
       </w:rPr>
     </w:lvl>
   </w:abstractNum>
-  <w:abstractNum w:abstractNumId="17" w15:restartNumberingAfterBreak="0">
+  <w:abstractNum w:abstractNumId="20" w15:restartNumberingAfterBreak="0">
     <w:nsid w:val="516669BC"/>
     <w:multiLevelType w:val="hybridMultilevel"/>
     <w:tmpl w:val="606ECE32"/>
@@ -5633,7 +6380,7 @@
       </w:rPr>
     </w:lvl>
   </w:abstractNum>
-  <w:abstractNum w:abstractNumId="18" w15:restartNumberingAfterBreak="0">
+  <w:abstractNum w:abstractNumId="21" w15:restartNumberingAfterBreak="0">
     <w:nsid w:val="533A2A17"/>
     <w:multiLevelType w:val="hybridMultilevel"/>
     <w:tmpl w:val="E932A4B4"/>
@@ -5746,7 +6493,7 @@
       </w:rPr>
     </w:lvl>
   </w:abstractNum>
-  <w:abstractNum w:abstractNumId="19" w15:restartNumberingAfterBreak="0">
+  <w:abstractNum w:abstractNumId="22" w15:restartNumberingAfterBreak="0">
     <w:nsid w:val="56C46957"/>
     <w:multiLevelType w:val="hybridMultilevel"/>
     <w:tmpl w:val="1D52446E"/>
@@ -5859,7 +6606,7 @@
       </w:rPr>
     </w:lvl>
   </w:abstractNum>
-  <w:abstractNum w:abstractNumId="20" w15:restartNumberingAfterBreak="0">
+  <w:abstractNum w:abstractNumId="23" w15:restartNumberingAfterBreak="0">
     <w:nsid w:val="61374F98"/>
     <w:multiLevelType w:val="hybridMultilevel"/>
     <w:tmpl w:val="6EC269A2"/>
@@ -5972,7 +6719,7 @@
       </w:rPr>
     </w:lvl>
   </w:abstractNum>
-  <w:abstractNum w:abstractNumId="21" w15:restartNumberingAfterBreak="0">
+  <w:abstractNum w:abstractNumId="24" w15:restartNumberingAfterBreak="0">
     <w:nsid w:val="70FC340C"/>
     <w:multiLevelType w:val="hybridMultilevel"/>
     <w:tmpl w:val="D91C80BE"/>
@@ -6058,7 +6805,7 @@
       </w:pPr>
     </w:lvl>
   </w:abstractNum>
-  <w:abstractNum w:abstractNumId="22" w15:restartNumberingAfterBreak="0">
+  <w:abstractNum w:abstractNumId="25" w15:restartNumberingAfterBreak="0">
     <w:nsid w:val="749305D2"/>
     <w:multiLevelType w:val="hybridMultilevel"/>
     <w:tmpl w:val="FAE02A4E"/>
@@ -6171,7 +6918,7 @@
       </w:rPr>
     </w:lvl>
   </w:abstractNum>
-  <w:abstractNum w:abstractNumId="23" w15:restartNumberingAfterBreak="0">
+  <w:abstractNum w:abstractNumId="26" w15:restartNumberingAfterBreak="0">
     <w:nsid w:val="74E66899"/>
     <w:multiLevelType w:val="hybridMultilevel"/>
     <w:tmpl w:val="1EF632D0"/>
@@ -6285,76 +7032,85 @@
     </w:lvl>
   </w:abstractNum>
   <w:num w:numId="1" w16cid:durableId="1540973067">
+    <w:abstractNumId w:val="6"/>
+  </w:num>
+  <w:num w:numId="2" w16cid:durableId="499740590">
+    <w:abstractNumId w:val="11"/>
+  </w:num>
+  <w:num w:numId="3" w16cid:durableId="541132239">
     <w:abstractNumId w:val="4"/>
   </w:num>
-  <w:num w:numId="2" w16cid:durableId="499740590">
-    <w:abstractNumId w:val="9"/>
-  </w:num>
-  <w:num w:numId="3" w16cid:durableId="541132239">
-    <w:abstractNumId w:val="3"/>
-  </w:num>
   <w:num w:numId="4" w16cid:durableId="568883010">
-    <w:abstractNumId w:val="23"/>
+    <w:abstractNumId w:val="26"/>
   </w:num>
   <w:num w:numId="5" w16cid:durableId="845677584">
-    <w:abstractNumId w:val="6"/>
+    <w:abstractNumId w:val="8"/>
   </w:num>
   <w:num w:numId="6" w16cid:durableId="1637027404">
-    <w:abstractNumId w:val="7"/>
+    <w:abstractNumId w:val="9"/>
   </w:num>
   <w:num w:numId="7" w16cid:durableId="1472675406">
     <w:abstractNumId w:val="1"/>
   </w:num>
   <w:num w:numId="8" w16cid:durableId="200286158">
+    <w:abstractNumId w:val="17"/>
+  </w:num>
+  <w:num w:numId="9" w16cid:durableId="1176503610">
+    <w:abstractNumId w:val="15"/>
+  </w:num>
+  <w:num w:numId="10" w16cid:durableId="1796833049">
     <w:abstractNumId w:val="14"/>
   </w:num>
-  <w:num w:numId="9" w16cid:durableId="1176503610">
-    <w:abstractNumId w:val="13"/>
-  </w:num>
-  <w:num w:numId="10" w16cid:durableId="1796833049">
-    <w:abstractNumId w:val="12"/>
-  </w:num>
   <w:num w:numId="11" w16cid:durableId="1996957847">
-    <w:abstractNumId w:val="19"/>
+    <w:abstractNumId w:val="22"/>
   </w:num>
   <w:num w:numId="12" w16cid:durableId="2063482358">
-    <w:abstractNumId w:val="15"/>
+    <w:abstractNumId w:val="18"/>
   </w:num>
   <w:num w:numId="13" w16cid:durableId="1546021224">
     <w:abstractNumId w:val="2"/>
   </w:num>
   <w:num w:numId="14" w16cid:durableId="222566674">
-    <w:abstractNumId w:val="22"/>
+    <w:abstractNumId w:val="25"/>
   </w:num>
   <w:num w:numId="15" w16cid:durableId="1727487960">
-    <w:abstractNumId w:val="8"/>
+    <w:abstractNumId w:val="10"/>
   </w:num>
   <w:num w:numId="16" w16cid:durableId="444738084">
-    <w:abstractNumId w:val="21"/>
+    <w:abstractNumId w:val="24"/>
   </w:num>
   <w:num w:numId="17" w16cid:durableId="1318805403">
     <w:abstractNumId w:val="0"/>
   </w:num>
   <w:num w:numId="18" w16cid:durableId="1115296937">
+    <w:abstractNumId w:val="19"/>
+  </w:num>
+  <w:num w:numId="19" w16cid:durableId="968587252">
+    <w:abstractNumId w:val="7"/>
+  </w:num>
+  <w:num w:numId="20" w16cid:durableId="1912739065">
+    <w:abstractNumId w:val="20"/>
+  </w:num>
+  <w:num w:numId="21" w16cid:durableId="1010789758">
+    <w:abstractNumId w:val="21"/>
+  </w:num>
+  <w:num w:numId="22" w16cid:durableId="129137299">
+    <w:abstractNumId w:val="13"/>
+  </w:num>
+  <w:num w:numId="23" w16cid:durableId="171720229">
+    <w:abstractNumId w:val="23"/>
+  </w:num>
+  <w:num w:numId="24" w16cid:durableId="1035621125">
+    <w:abstractNumId w:val="12"/>
+  </w:num>
+  <w:num w:numId="25" w16cid:durableId="1597206483">
     <w:abstractNumId w:val="16"/>
   </w:num>
-  <w:num w:numId="19" w16cid:durableId="968587252">
+  <w:num w:numId="26" w16cid:durableId="1486238112">
     <w:abstractNumId w:val="5"/>
   </w:num>
-  <w:num w:numId="20" w16cid:durableId="1912739065">
-    <w:abstractNumId w:val="17"/>
-  </w:num>
-  <w:num w:numId="21" w16cid:durableId="1010789758">
-    <w:abstractNumId w:val="18"/>
-  </w:num>
-  <w:num w:numId="22" w16cid:durableId="129137299">
-    <w:abstractNumId w:val="11"/>
-  </w:num>
-  <w:num w:numId="23" w16cid:durableId="171720229">
-    <w:abstractNumId w:val="20"/>
-  </w:num>
-  <w:num w:numId="24" w16cid:durableId="1035621125">
-    <w:abstractNumId w:val="10"/>
+  <w:num w:numId="27" w16cid:durableId="1873151886">
+    <w:abstractNumId w:val="3"/>
   </w:num>
 </w:numbering>
 </file>

--- a/Global Financial Management/notes (GFM).docx
+++ b/Global Financial Management/notes (GFM).docx
@@ -4157,6 +4157,487 @@
         </w:rPr>
       </w:pPr>
     </w:p>
+    <w:p>
+      <w:pPr>
+        <w:rPr>
+          <w:rFonts w:eastAsiaTheme="minorEastAsia"/>
+        </w:rPr>
+      </w:pPr>
+      <w:r>
+        <w:rPr>
+          <w:rFonts w:eastAsiaTheme="minorEastAsia"/>
+        </w:rPr>
+        <w:t>16/09/2026</w:t>
+      </w:r>
+    </w:p>
+    <w:p>
+      <w:pPr>
+        <w:rPr>
+          <w:rFonts w:eastAsiaTheme="minorEastAsia"/>
+        </w:rPr>
+      </w:pPr>
+    </w:p>
+    <w:p>
+      <w:pPr>
+        <w:rPr>
+          <w:rFonts w:eastAsiaTheme="minorEastAsia"/>
+        </w:rPr>
+      </w:pPr>
+      <w:r>
+        <w:rPr>
+          <w:rFonts w:eastAsiaTheme="minorEastAsia"/>
+        </w:rPr>
+        <w:t>SWIFT – society for worldwide interbank financial telecommunications</w:t>
+      </w:r>
+    </w:p>
+    <w:p>
+      <w:pPr>
+        <w:pStyle w:val="ListParagraph"/>
+        <w:numPr>
+          <w:ilvl w:val="0"/>
+          <w:numId w:val="28"/>
+        </w:numPr>
+        <w:rPr>
+          <w:rFonts w:eastAsiaTheme="minorEastAsia"/>
+        </w:rPr>
+      </w:pPr>
+      <w:r>
+        <w:rPr>
+          <w:rFonts w:eastAsiaTheme="minorEastAsia"/>
+        </w:rPr>
+        <w:t>Co-operative society</w:t>
+      </w:r>
+    </w:p>
+    <w:p>
+      <w:pPr>
+        <w:pStyle w:val="ListParagraph"/>
+        <w:numPr>
+          <w:ilvl w:val="0"/>
+          <w:numId w:val="28"/>
+        </w:numPr>
+        <w:rPr>
+          <w:rFonts w:eastAsiaTheme="minorEastAsia"/>
+        </w:rPr>
+      </w:pPr>
+      <w:r>
+        <w:rPr>
+          <w:rFonts w:eastAsiaTheme="minorEastAsia"/>
+        </w:rPr>
+        <w:t>Owned by 250 banks in Europe and north America</w:t>
+      </w:r>
+    </w:p>
+    <w:p>
+      <w:pPr>
+        <w:pStyle w:val="ListParagraph"/>
+        <w:numPr>
+          <w:ilvl w:val="0"/>
+          <w:numId w:val="28"/>
+        </w:numPr>
+        <w:rPr>
+          <w:rFonts w:eastAsiaTheme="minorEastAsia"/>
+        </w:rPr>
+      </w:pPr>
+      <w:r>
+        <w:rPr>
+          <w:rFonts w:eastAsiaTheme="minorEastAsia"/>
+        </w:rPr>
+        <w:t>Registered in brussels, Belgium</w:t>
+      </w:r>
+    </w:p>
+    <w:p>
+      <w:pPr>
+        <w:pStyle w:val="ListParagraph"/>
+        <w:numPr>
+          <w:ilvl w:val="0"/>
+          <w:numId w:val="28"/>
+        </w:numPr>
+        <w:rPr>
+          <w:rFonts w:eastAsiaTheme="minorEastAsia"/>
+        </w:rPr>
+      </w:pPr>
+      <w:r>
+        <w:rPr>
+          <w:rFonts w:eastAsiaTheme="minorEastAsia"/>
+        </w:rPr>
+        <w:t xml:space="preserve">Communications network for international </w:t>
+      </w:r>
+      <w:proofErr w:type="spellStart"/>
+      <w:r>
+        <w:rPr>
+          <w:rFonts w:eastAsiaTheme="minorEastAsia"/>
+        </w:rPr>
+        <w:t>finciacial</w:t>
+      </w:r>
+      <w:proofErr w:type="spellEnd"/>
+      <w:r>
+        <w:rPr>
+          <w:rFonts w:eastAsiaTheme="minorEastAsia"/>
+        </w:rPr>
+        <w:t xml:space="preserve"> market transaction</w:t>
+      </w:r>
+    </w:p>
+    <w:p>
+      <w:pPr>
+        <w:pStyle w:val="ListParagraph"/>
+        <w:numPr>
+          <w:ilvl w:val="0"/>
+          <w:numId w:val="28"/>
+        </w:numPr>
+        <w:rPr>
+          <w:rFonts w:eastAsiaTheme="minorEastAsia"/>
+        </w:rPr>
+      </w:pPr>
+      <w:r>
+        <w:rPr>
+          <w:rFonts w:eastAsiaTheme="minorEastAsia"/>
+        </w:rPr>
+        <w:t>Linking more than 25,000 financial institutions throughout the world</w:t>
+      </w:r>
+    </w:p>
+    <w:p>
+      <w:pPr>
+        <w:pStyle w:val="ListParagraph"/>
+        <w:numPr>
+          <w:ilvl w:val="0"/>
+          <w:numId w:val="28"/>
+        </w:numPr>
+        <w:rPr>
+          <w:rFonts w:eastAsiaTheme="minorEastAsia"/>
+        </w:rPr>
+      </w:pPr>
+      <w:r>
+        <w:rPr>
+          <w:rFonts w:eastAsiaTheme="minorEastAsia"/>
+        </w:rPr>
+        <w:t>Allotted bank identifier codes</w:t>
+      </w:r>
+    </w:p>
+    <w:p/>
+    <w:p>
+      <w:pPr>
+        <w:rPr>
+          <w:rFonts w:eastAsiaTheme="minorEastAsia"/>
+        </w:rPr>
+      </w:pPr>
+      <w:r>
+        <w:rPr>
+          <w:rFonts w:eastAsiaTheme="minorEastAsia"/>
+        </w:rPr>
+        <w:lastRenderedPageBreak/>
+        <w:drawing>
+          <wp:inline distT="0" distB="0" distL="0" distR="0" wp14:anchorId="593426F8" wp14:editId="40C7DE85">
+            <wp:extent cx="3654527" cy="1200329"/>
+            <wp:effectExtent l="0" t="38100" r="0" b="19050"/>
+            <wp:docPr id="1620718853" name="Diagram 1">
+              <a:extLst xmlns:a="http://schemas.openxmlformats.org/drawingml/2006/main">
+                <a:ext uri="{FF2B5EF4-FFF2-40B4-BE49-F238E27FC236}">
+                  <a16:creationId xmlns:a16="http://schemas.microsoft.com/office/drawing/2014/main" id="{48BF48C8-EEBB-E8C0-DF2C-8978931AE906}"/>
+                </a:ext>
+              </a:extLst>
+            </wp:docPr>
+            <wp:cNvGraphicFramePr/>
+            <a:graphic xmlns:a="http://schemas.openxmlformats.org/drawingml/2006/main">
+              <a:graphicData uri="http://schemas.openxmlformats.org/drawingml/2006/diagram">
+                <dgm:relIds xmlns:dgm="http://schemas.openxmlformats.org/drawingml/2006/diagram" xmlns:r="http://schemas.openxmlformats.org/officeDocument/2006/relationships" r:dm="rId16" r:lo="rId17" r:qs="rId18" r:cs="rId19"/>
+              </a:graphicData>
+            </a:graphic>
+          </wp:inline>
+        </w:drawing>
+      </w:r>
+    </w:p>
+    <w:p>
+      <w:pPr>
+        <w:rPr>
+          <w:rFonts w:eastAsiaTheme="minorEastAsia"/>
+        </w:rPr>
+      </w:pPr>
+      <w:r>
+        <w:rPr>
+          <w:rFonts w:eastAsiaTheme="minorEastAsia"/>
+        </w:rPr>
+        <w:t>International payments</w:t>
+      </w:r>
+    </w:p>
+    <w:p>
+      <w:pPr>
+        <w:rPr>
+          <w:rFonts w:eastAsiaTheme="minorEastAsia"/>
+        </w:rPr>
+      </w:pPr>
+      <w:r>
+        <w:rPr>
+          <w:rFonts w:eastAsiaTheme="minorEastAsia"/>
+        </w:rPr>
+        <w:t>Statements from SWIFT</w:t>
+      </w:r>
+    </w:p>
+    <w:p>
+      <w:pPr>
+        <w:rPr>
+          <w:rFonts w:eastAsiaTheme="minorEastAsia"/>
+        </w:rPr>
+      </w:pPr>
+      <w:r>
+        <w:rPr>
+          <w:rFonts w:eastAsiaTheme="minorEastAsia"/>
+        </w:rPr>
+        <w:t xml:space="preserve"> Other messages </w:t>
+      </w:r>
+    </w:p>
+    <w:p>
+      <w:pPr>
+        <w:rPr>
+          <w:rFonts w:eastAsiaTheme="minorEastAsia"/>
+        </w:rPr>
+      </w:pPr>
+      <w:r>
+        <w:rPr>
+          <w:rFonts w:eastAsiaTheme="minorEastAsia"/>
+        </w:rPr>
+        <w:t xml:space="preserve">In </w:t>
+      </w:r>
+      <w:proofErr w:type="spellStart"/>
+      <w:r>
+        <w:rPr>
+          <w:rFonts w:eastAsiaTheme="minorEastAsia"/>
+        </w:rPr>
+        <w:t>india</w:t>
+      </w:r>
+      <w:proofErr w:type="spellEnd"/>
+      <w:r>
+        <w:rPr>
+          <w:rFonts w:eastAsiaTheme="minorEastAsia"/>
+        </w:rPr>
+        <w:t xml:space="preserve"> regional processing centre is situated in Mumbai</w:t>
+      </w:r>
+    </w:p>
+    <w:p>
+      <w:pPr>
+        <w:rPr>
+          <w:rFonts w:eastAsiaTheme="minorEastAsia"/>
+        </w:rPr>
+      </w:pPr>
+    </w:p>
+    <w:p>
+      <w:pPr>
+        <w:rPr>
+          <w:rFonts w:eastAsiaTheme="minorEastAsia"/>
+        </w:rPr>
+      </w:pPr>
+      <w:r>
+        <w:rPr>
+          <w:rFonts w:eastAsiaTheme="minorEastAsia"/>
+        </w:rPr>
+        <w:t>SWIFT Provides the following advantages</w:t>
+      </w:r>
+    </w:p>
+    <w:p>
+      <w:pPr>
+        <w:pStyle w:val="ListParagraph"/>
+        <w:numPr>
+          <w:ilvl w:val="0"/>
+          <w:numId w:val="29"/>
+        </w:numPr>
+        <w:rPr>
+          <w:rFonts w:eastAsiaTheme="minorEastAsia"/>
+        </w:rPr>
+      </w:pPr>
+      <w:r>
+        <w:rPr>
+          <w:rFonts w:eastAsiaTheme="minorEastAsia"/>
+        </w:rPr>
+        <w:t xml:space="preserve">The local banking communities </w:t>
+      </w:r>
+    </w:p>
+    <w:p>
+      <w:pPr>
+        <w:pStyle w:val="ListParagraph"/>
+        <w:numPr>
+          <w:ilvl w:val="0"/>
+          <w:numId w:val="29"/>
+        </w:numPr>
+        <w:rPr>
+          <w:rFonts w:eastAsiaTheme="minorEastAsia"/>
+        </w:rPr>
+      </w:pPr>
+      <w:r>
+        <w:rPr>
+          <w:rFonts w:eastAsiaTheme="minorEastAsia"/>
+        </w:rPr>
+        <w:t xml:space="preserve">Provide reliable method of sending and </w:t>
+      </w:r>
+      <w:proofErr w:type="spellStart"/>
+      <w:r>
+        <w:rPr>
+          <w:rFonts w:eastAsiaTheme="minorEastAsia"/>
+        </w:rPr>
+        <w:t>receing</w:t>
+      </w:r>
+      <w:proofErr w:type="spellEnd"/>
+      <w:r>
+        <w:rPr>
+          <w:rFonts w:eastAsiaTheme="minorEastAsia"/>
+        </w:rPr>
+        <w:t xml:space="preserve"> messages form of vast number of locations </w:t>
+      </w:r>
+    </w:p>
+    <w:p>
+      <w:pPr>
+        <w:pStyle w:val="ListParagraph"/>
+        <w:numPr>
+          <w:ilvl w:val="0"/>
+          <w:numId w:val="29"/>
+        </w:numPr>
+        <w:rPr>
+          <w:rFonts w:eastAsiaTheme="minorEastAsia"/>
+        </w:rPr>
+      </w:pPr>
+      <w:r>
+        <w:rPr>
+          <w:rFonts w:eastAsiaTheme="minorEastAsia"/>
+        </w:rPr>
+        <w:t>Provide reliable and accuracy (authentication)</w:t>
+      </w:r>
+    </w:p>
+    <w:p>
+      <w:pPr>
+        <w:pStyle w:val="ListParagraph"/>
+        <w:numPr>
+          <w:ilvl w:val="0"/>
+          <w:numId w:val="29"/>
+        </w:numPr>
+        <w:rPr>
+          <w:rFonts w:eastAsiaTheme="minorEastAsia"/>
+        </w:rPr>
+      </w:pPr>
+      <w:proofErr w:type="spellStart"/>
+      <w:r>
+        <w:rPr>
+          <w:rFonts w:eastAsiaTheme="minorEastAsia"/>
+        </w:rPr>
+        <w:t>Enalbling</w:t>
+      </w:r>
+      <w:proofErr w:type="spellEnd"/>
+      <w:r>
+        <w:rPr>
+          <w:rFonts w:eastAsiaTheme="minorEastAsia"/>
+        </w:rPr>
+        <w:t xml:space="preserve"> the counter party to respond immediately</w:t>
+      </w:r>
+    </w:p>
+    <w:p>
+      <w:pPr>
+        <w:rPr>
+          <w:rFonts w:eastAsiaTheme="minorEastAsia"/>
+        </w:rPr>
+      </w:pPr>
+    </w:p>
+    <w:p>
+      <w:pPr>
+        <w:rPr>
+          <w:rFonts w:eastAsiaTheme="minorEastAsia"/>
+        </w:rPr>
+      </w:pPr>
+      <w:r>
+        <w:rPr>
+          <w:rFonts w:eastAsiaTheme="minorEastAsia"/>
+        </w:rPr>
+        <w:t xml:space="preserve">CHIPS – clearing house </w:t>
+      </w:r>
+      <w:proofErr w:type="spellStart"/>
+      <w:r>
+        <w:rPr>
+          <w:rFonts w:eastAsiaTheme="minorEastAsia"/>
+        </w:rPr>
+        <w:t>inter bank</w:t>
+      </w:r>
+      <w:proofErr w:type="spellEnd"/>
+      <w:r>
+        <w:rPr>
+          <w:rFonts w:eastAsiaTheme="minorEastAsia"/>
+        </w:rPr>
+        <w:t xml:space="preserve"> payment system</w:t>
+      </w:r>
+    </w:p>
+    <w:p>
+      <w:pPr>
+        <w:rPr>
+          <w:rFonts w:eastAsiaTheme="minorEastAsia"/>
+        </w:rPr>
+      </w:pPr>
+      <w:r>
+        <w:rPr>
+          <w:rFonts w:eastAsiaTheme="minorEastAsia"/>
+        </w:rPr>
+        <w:t xml:space="preserve">Electronic payment system 12 private commercial banks constituting the new York clearing house association. CHIPS begin operation in 1971. It is the largest payment system in the world. It deals with forex and </w:t>
+      </w:r>
+      <w:r>
+        <w:rPr>
+          <w:rFonts w:eastAsiaTheme="minorEastAsia"/>
+        </w:rPr>
+        <w:t xml:space="preserve">zero dollar </w:t>
+      </w:r>
+      <w:proofErr w:type="spellStart"/>
+      <w:r>
+        <w:rPr>
+          <w:rFonts w:eastAsiaTheme="minorEastAsia"/>
+        </w:rPr>
+        <w:t>transations</w:t>
+      </w:r>
+      <w:proofErr w:type="spellEnd"/>
+      <w:r>
+        <w:rPr>
+          <w:rFonts w:eastAsiaTheme="minorEastAsia"/>
+        </w:rPr>
+        <w:t xml:space="preserve"> are settled in CHIPS</w:t>
+      </w:r>
+    </w:p>
+    <w:p>
+      <w:pPr>
+        <w:rPr>
+          <w:rFonts w:eastAsiaTheme="minorEastAsia"/>
+        </w:rPr>
+      </w:pPr>
+    </w:p>
+    <w:p>
+      <w:pPr>
+        <w:rPr>
+          <w:rFonts w:eastAsiaTheme="minorEastAsia"/>
+        </w:rPr>
+      </w:pPr>
+      <w:r>
+        <w:rPr>
+          <w:rFonts w:eastAsiaTheme="minorEastAsia"/>
+        </w:rPr>
+        <w:t>Mechanism for settlement:</w:t>
+      </w:r>
+    </w:p>
+    <w:p>
+      <w:pPr>
+        <w:rPr>
+          <w:rFonts w:eastAsiaTheme="minorEastAsia"/>
+        </w:rPr>
+      </w:pPr>
+      <w:r>
+        <w:rPr>
+          <w:rFonts w:eastAsiaTheme="minorEastAsia"/>
+        </w:rPr>
+        <w:t>Everyday settlement of payment and receipts in CHIPS no physical checks only interbank payment system.</w:t>
+      </w:r>
+      <w:r>
+        <w:rPr>
+          <w:rFonts w:eastAsiaTheme="minorEastAsia"/>
+        </w:rPr>
+        <w:t xml:space="preserve"> </w:t>
+      </w:r>
+    </w:p>
+    <w:p>
+      <w:pPr>
+        <w:rPr>
+          <w:rFonts w:eastAsiaTheme="minorEastAsia"/>
+        </w:rPr>
+      </w:pPr>
+    </w:p>
     <w:sectPr>
       <w:pgSz w:w="11906" w:h="16838"/>
       <w:pgMar w:top="1440" w:right="1440" w:bottom="1440" w:left="1440" w:header="708" w:footer="708" w:gutter="0"/>
@@ -4482,6 +4963,119 @@
     </w:lvl>
   </w:abstractNum>
   <w:abstractNum w:abstractNumId="3" w15:restartNumberingAfterBreak="0">
+    <w:nsid w:val="0A0C1CFD"/>
+    <w:multiLevelType w:val="hybridMultilevel"/>
+    <w:tmpl w:val="917E232C"/>
+    <w:lvl w:ilvl="0" w:tplc="40090001">
+      <w:start w:val="1"/>
+      <w:numFmt w:val="bullet"/>
+      <w:lvlText w:val=""/>
+      <w:lvlJc w:val="left"/>
+      <w:pPr>
+        <w:ind w:left="720" w:hanging="360"/>
+      </w:pPr>
+      <w:rPr>
+        <w:rFonts w:ascii="Symbol" w:hAnsi="Symbol" w:hint="default"/>
+      </w:rPr>
+    </w:lvl>
+    <w:lvl w:ilvl="1" w:tplc="40090003" w:tentative="1">
+      <w:start w:val="1"/>
+      <w:numFmt w:val="bullet"/>
+      <w:lvlText w:val="o"/>
+      <w:lvlJc w:val="left"/>
+      <w:pPr>
+        <w:ind w:left="1440" w:hanging="360"/>
+      </w:pPr>
+      <w:rPr>
+        <w:rFonts w:ascii="Courier New" w:hAnsi="Courier New" w:cs="Courier New" w:hint="default"/>
+      </w:rPr>
+    </w:lvl>
+    <w:lvl w:ilvl="2" w:tplc="40090005" w:tentative="1">
+      <w:start w:val="1"/>
+      <w:numFmt w:val="bullet"/>
+      <w:lvlText w:val=""/>
+      <w:lvlJc w:val="left"/>
+      <w:pPr>
+        <w:ind w:left="2160" w:hanging="360"/>
+      </w:pPr>
+      <w:rPr>
+        <w:rFonts w:ascii="Wingdings" w:hAnsi="Wingdings" w:hint="default"/>
+      </w:rPr>
+    </w:lvl>
+    <w:lvl w:ilvl="3" w:tplc="40090001" w:tentative="1">
+      <w:start w:val="1"/>
+      <w:numFmt w:val="bullet"/>
+      <w:lvlText w:val=""/>
+      <w:lvlJc w:val="left"/>
+      <w:pPr>
+        <w:ind w:left="2880" w:hanging="360"/>
+      </w:pPr>
+      <w:rPr>
+        <w:rFonts w:ascii="Symbol" w:hAnsi="Symbol" w:hint="default"/>
+      </w:rPr>
+    </w:lvl>
+    <w:lvl w:ilvl="4" w:tplc="40090003" w:tentative="1">
+      <w:start w:val="1"/>
+      <w:numFmt w:val="bullet"/>
+      <w:lvlText w:val="o"/>
+      <w:lvlJc w:val="left"/>
+      <w:pPr>
+        <w:ind w:left="3600" w:hanging="360"/>
+      </w:pPr>
+      <w:rPr>
+        <w:rFonts w:ascii="Courier New" w:hAnsi="Courier New" w:cs="Courier New" w:hint="default"/>
+      </w:rPr>
+    </w:lvl>
+    <w:lvl w:ilvl="5" w:tplc="40090005" w:tentative="1">
+      <w:start w:val="1"/>
+      <w:numFmt w:val="bullet"/>
+      <w:lvlText w:val=""/>
+      <w:lvlJc w:val="left"/>
+      <w:pPr>
+        <w:ind w:left="4320" w:hanging="360"/>
+      </w:pPr>
+      <w:rPr>
+        <w:rFonts w:ascii="Wingdings" w:hAnsi="Wingdings" w:hint="default"/>
+      </w:rPr>
+    </w:lvl>
+    <w:lvl w:ilvl="6" w:tplc="40090001" w:tentative="1">
+      <w:start w:val="1"/>
+      <w:numFmt w:val="bullet"/>
+      <w:lvlText w:val=""/>
+      <w:lvlJc w:val="left"/>
+      <w:pPr>
+        <w:ind w:left="5040" w:hanging="360"/>
+      </w:pPr>
+      <w:rPr>
+        <w:rFonts w:ascii="Symbol" w:hAnsi="Symbol" w:hint="default"/>
+      </w:rPr>
+    </w:lvl>
+    <w:lvl w:ilvl="7" w:tplc="40090003" w:tentative="1">
+      <w:start w:val="1"/>
+      <w:numFmt w:val="bullet"/>
+      <w:lvlText w:val="o"/>
+      <w:lvlJc w:val="left"/>
+      <w:pPr>
+        <w:ind w:left="5760" w:hanging="360"/>
+      </w:pPr>
+      <w:rPr>
+        <w:rFonts w:ascii="Courier New" w:hAnsi="Courier New" w:cs="Courier New" w:hint="default"/>
+      </w:rPr>
+    </w:lvl>
+    <w:lvl w:ilvl="8" w:tplc="40090005" w:tentative="1">
+      <w:start w:val="1"/>
+      <w:numFmt w:val="bullet"/>
+      <w:lvlText w:val=""/>
+      <w:lvlJc w:val="left"/>
+      <w:pPr>
+        <w:ind w:left="6480" w:hanging="360"/>
+      </w:pPr>
+      <w:rPr>
+        <w:rFonts w:ascii="Wingdings" w:hAnsi="Wingdings" w:hint="default"/>
+      </w:rPr>
+    </w:lvl>
+  </w:abstractNum>
+  <w:abstractNum w:abstractNumId="4" w15:restartNumberingAfterBreak="0">
     <w:nsid w:val="0BCE7DF0"/>
     <w:multiLevelType w:val="hybridMultilevel"/>
     <w:tmpl w:val="4502F46E"/>
@@ -4594,7 +5188,7 @@
       </w:rPr>
     </w:lvl>
   </w:abstractNum>
-  <w:abstractNum w:abstractNumId="4" w15:restartNumberingAfterBreak="0">
+  <w:abstractNum w:abstractNumId="5" w15:restartNumberingAfterBreak="0">
     <w:nsid w:val="0C0C5C67"/>
     <w:multiLevelType w:val="hybridMultilevel"/>
     <w:tmpl w:val="5924474E"/>
@@ -4680,7 +5274,7 @@
       </w:pPr>
     </w:lvl>
   </w:abstractNum>
-  <w:abstractNum w:abstractNumId="5" w15:restartNumberingAfterBreak="0">
+  <w:abstractNum w:abstractNumId="6" w15:restartNumberingAfterBreak="0">
     <w:nsid w:val="0DF5196A"/>
     <w:multiLevelType w:val="hybridMultilevel"/>
     <w:tmpl w:val="42C02A96"/>
@@ -4793,7 +5387,7 @@
       </w:rPr>
     </w:lvl>
   </w:abstractNum>
-  <w:abstractNum w:abstractNumId="6" w15:restartNumberingAfterBreak="0">
+  <w:abstractNum w:abstractNumId="7" w15:restartNumberingAfterBreak="0">
     <w:nsid w:val="1039038F"/>
     <w:multiLevelType w:val="hybridMultilevel"/>
     <w:tmpl w:val="4AF28FCE"/>
@@ -4906,7 +5500,7 @@
       </w:rPr>
     </w:lvl>
   </w:abstractNum>
-  <w:abstractNum w:abstractNumId="7" w15:restartNumberingAfterBreak="0">
+  <w:abstractNum w:abstractNumId="8" w15:restartNumberingAfterBreak="0">
     <w:nsid w:val="124A5982"/>
     <w:multiLevelType w:val="hybridMultilevel"/>
     <w:tmpl w:val="CC346F0E"/>
@@ -5019,7 +5613,7 @@
       </w:rPr>
     </w:lvl>
   </w:abstractNum>
-  <w:abstractNum w:abstractNumId="8" w15:restartNumberingAfterBreak="0">
+  <w:abstractNum w:abstractNumId="9" w15:restartNumberingAfterBreak="0">
     <w:nsid w:val="12F73C13"/>
     <w:multiLevelType w:val="hybridMultilevel"/>
     <w:tmpl w:val="A456F852"/>
@@ -5132,7 +5726,7 @@
       </w:rPr>
     </w:lvl>
   </w:abstractNum>
-  <w:abstractNum w:abstractNumId="9" w15:restartNumberingAfterBreak="0">
+  <w:abstractNum w:abstractNumId="10" w15:restartNumberingAfterBreak="0">
     <w:nsid w:val="1C4F2E27"/>
     <w:multiLevelType w:val="hybridMultilevel"/>
     <w:tmpl w:val="A8D0E3AA"/>
@@ -5218,7 +5812,7 @@
       </w:pPr>
     </w:lvl>
   </w:abstractNum>
-  <w:abstractNum w:abstractNumId="10" w15:restartNumberingAfterBreak="0">
+  <w:abstractNum w:abstractNumId="11" w15:restartNumberingAfterBreak="0">
     <w:nsid w:val="1C936017"/>
     <w:multiLevelType w:val="hybridMultilevel"/>
     <w:tmpl w:val="4844B798"/>
@@ -5331,7 +5925,7 @@
       </w:rPr>
     </w:lvl>
   </w:abstractNum>
-  <w:abstractNum w:abstractNumId="11" w15:restartNumberingAfterBreak="0">
+  <w:abstractNum w:abstractNumId="12" w15:restartNumberingAfterBreak="0">
     <w:nsid w:val="23C02DA6"/>
     <w:multiLevelType w:val="hybridMultilevel"/>
     <w:tmpl w:val="0DC828C4"/>
@@ -5417,7 +6011,7 @@
       </w:pPr>
     </w:lvl>
   </w:abstractNum>
-  <w:abstractNum w:abstractNumId="12" w15:restartNumberingAfterBreak="0">
+  <w:abstractNum w:abstractNumId="13" w15:restartNumberingAfterBreak="0">
     <w:nsid w:val="29863564"/>
     <w:multiLevelType w:val="hybridMultilevel"/>
     <w:tmpl w:val="E7869C1E"/>
@@ -5530,7 +6124,7 @@
       </w:rPr>
     </w:lvl>
   </w:abstractNum>
-  <w:abstractNum w:abstractNumId="13" w15:restartNumberingAfterBreak="0">
+  <w:abstractNum w:abstractNumId="14" w15:restartNumberingAfterBreak="0">
     <w:nsid w:val="3C8E5C31"/>
     <w:multiLevelType w:val="hybridMultilevel"/>
     <w:tmpl w:val="EA44B09A"/>
@@ -5643,7 +6237,7 @@
       </w:rPr>
     </w:lvl>
   </w:abstractNum>
-  <w:abstractNum w:abstractNumId="14" w15:restartNumberingAfterBreak="0">
+  <w:abstractNum w:abstractNumId="15" w15:restartNumberingAfterBreak="0">
     <w:nsid w:val="41AD58C6"/>
     <w:multiLevelType w:val="multilevel"/>
     <w:tmpl w:val="7E38A916"/>
@@ -5756,7 +6350,7 @@
       </w:rPr>
     </w:lvl>
   </w:abstractNum>
-  <w:abstractNum w:abstractNumId="15" w15:restartNumberingAfterBreak="0">
+  <w:abstractNum w:abstractNumId="16" w15:restartNumberingAfterBreak="0">
     <w:nsid w:val="431D7608"/>
     <w:multiLevelType w:val="hybridMultilevel"/>
     <w:tmpl w:val="C5E69A72"/>
@@ -5869,7 +6463,7 @@
       </w:rPr>
     </w:lvl>
   </w:abstractNum>
-  <w:abstractNum w:abstractNumId="16" w15:restartNumberingAfterBreak="0">
+  <w:abstractNum w:abstractNumId="17" w15:restartNumberingAfterBreak="0">
     <w:nsid w:val="44A9496F"/>
     <w:multiLevelType w:val="hybridMultilevel"/>
     <w:tmpl w:val="E2CE8262"/>
@@ -5982,7 +6576,7 @@
       </w:rPr>
     </w:lvl>
   </w:abstractNum>
-  <w:abstractNum w:abstractNumId="17" w15:restartNumberingAfterBreak="0">
+  <w:abstractNum w:abstractNumId="18" w15:restartNumberingAfterBreak="0">
     <w:nsid w:val="4A8F11C9"/>
     <w:multiLevelType w:val="hybridMultilevel"/>
     <w:tmpl w:val="08621260"/>
@@ -6068,7 +6662,120 @@
       </w:pPr>
     </w:lvl>
   </w:abstractNum>
-  <w:abstractNum w:abstractNumId="18" w15:restartNumberingAfterBreak="0">
+  <w:abstractNum w:abstractNumId="19" w15:restartNumberingAfterBreak="0">
+    <w:nsid w:val="4B0D7441"/>
+    <w:multiLevelType w:val="hybridMultilevel"/>
+    <w:tmpl w:val="80606AB2"/>
+    <w:lvl w:ilvl="0" w:tplc="40090001">
+      <w:start w:val="1"/>
+      <w:numFmt w:val="bullet"/>
+      <w:lvlText w:val=""/>
+      <w:lvlJc w:val="left"/>
+      <w:pPr>
+        <w:ind w:left="720" w:hanging="360"/>
+      </w:pPr>
+      <w:rPr>
+        <w:rFonts w:ascii="Symbol" w:hAnsi="Symbol" w:hint="default"/>
+      </w:rPr>
+    </w:lvl>
+    <w:lvl w:ilvl="1" w:tplc="40090003" w:tentative="1">
+      <w:start w:val="1"/>
+      <w:numFmt w:val="bullet"/>
+      <w:lvlText w:val="o"/>
+      <w:lvlJc w:val="left"/>
+      <w:pPr>
+        <w:ind w:left="1440" w:hanging="360"/>
+      </w:pPr>
+      <w:rPr>
+        <w:rFonts w:ascii="Courier New" w:hAnsi="Courier New" w:cs="Courier New" w:hint="default"/>
+      </w:rPr>
+    </w:lvl>
+    <w:lvl w:ilvl="2" w:tplc="40090005" w:tentative="1">
+      <w:start w:val="1"/>
+      <w:numFmt w:val="bullet"/>
+      <w:lvlText w:val=""/>
+      <w:lvlJc w:val="left"/>
+      <w:pPr>
+        <w:ind w:left="2160" w:hanging="360"/>
+      </w:pPr>
+      <w:rPr>
+        <w:rFonts w:ascii="Wingdings" w:hAnsi="Wingdings" w:hint="default"/>
+      </w:rPr>
+    </w:lvl>
+    <w:lvl w:ilvl="3" w:tplc="40090001" w:tentative="1">
+      <w:start w:val="1"/>
+      <w:numFmt w:val="bullet"/>
+      <w:lvlText w:val=""/>
+      <w:lvlJc w:val="left"/>
+      <w:pPr>
+        <w:ind w:left="2880" w:hanging="360"/>
+      </w:pPr>
+      <w:rPr>
+        <w:rFonts w:ascii="Symbol" w:hAnsi="Symbol" w:hint="default"/>
+      </w:rPr>
+    </w:lvl>
+    <w:lvl w:ilvl="4" w:tplc="40090003" w:tentative="1">
+      <w:start w:val="1"/>
+      <w:numFmt w:val="bullet"/>
+      <w:lvlText w:val="o"/>
+      <w:lvlJc w:val="left"/>
+      <w:pPr>
+        <w:ind w:left="3600" w:hanging="360"/>
+      </w:pPr>
+      <w:rPr>
+        <w:rFonts w:ascii="Courier New" w:hAnsi="Courier New" w:cs="Courier New" w:hint="default"/>
+      </w:rPr>
+    </w:lvl>
+    <w:lvl w:ilvl="5" w:tplc="40090005" w:tentative="1">
+      <w:start w:val="1"/>
+      <w:numFmt w:val="bullet"/>
+      <w:lvlText w:val=""/>
+      <w:lvlJc w:val="left"/>
+      <w:pPr>
+        <w:ind w:left="4320" w:hanging="360"/>
+      </w:pPr>
+      <w:rPr>
+        <w:rFonts w:ascii="Wingdings" w:hAnsi="Wingdings" w:hint="default"/>
+      </w:rPr>
+    </w:lvl>
+    <w:lvl w:ilvl="6" w:tplc="40090001" w:tentative="1">
+      <w:start w:val="1"/>
+      <w:numFmt w:val="bullet"/>
+      <w:lvlText w:val=""/>
+      <w:lvlJc w:val="left"/>
+      <w:pPr>
+        <w:ind w:left="5040" w:hanging="360"/>
+      </w:pPr>
+      <w:rPr>
+        <w:rFonts w:ascii="Symbol" w:hAnsi="Symbol" w:hint="default"/>
+      </w:rPr>
+    </w:lvl>
+    <w:lvl w:ilvl="7" w:tplc="40090003" w:tentative="1">
+      <w:start w:val="1"/>
+      <w:numFmt w:val="bullet"/>
+      <w:lvlText w:val="o"/>
+      <w:lvlJc w:val="left"/>
+      <w:pPr>
+        <w:ind w:left="5760" w:hanging="360"/>
+      </w:pPr>
+      <w:rPr>
+        <w:rFonts w:ascii="Courier New" w:hAnsi="Courier New" w:cs="Courier New" w:hint="default"/>
+      </w:rPr>
+    </w:lvl>
+    <w:lvl w:ilvl="8" w:tplc="40090005" w:tentative="1">
+      <w:start w:val="1"/>
+      <w:numFmt w:val="bullet"/>
+      <w:lvlText w:val=""/>
+      <w:lvlJc w:val="left"/>
+      <w:pPr>
+        <w:ind w:left="6480" w:hanging="360"/>
+      </w:pPr>
+      <w:rPr>
+        <w:rFonts w:ascii="Wingdings" w:hAnsi="Wingdings" w:hint="default"/>
+      </w:rPr>
+    </w:lvl>
+  </w:abstractNum>
+  <w:abstractNum w:abstractNumId="20" w15:restartNumberingAfterBreak="0">
     <w:nsid w:val="4ED20252"/>
     <w:multiLevelType w:val="hybridMultilevel"/>
     <w:tmpl w:val="5080C704"/>
@@ -6154,7 +6861,7 @@
       </w:pPr>
     </w:lvl>
   </w:abstractNum>
-  <w:abstractNum w:abstractNumId="19" w15:restartNumberingAfterBreak="0">
+  <w:abstractNum w:abstractNumId="21" w15:restartNumberingAfterBreak="0">
     <w:nsid w:val="4F0B2763"/>
     <w:multiLevelType w:val="hybridMultilevel"/>
     <w:tmpl w:val="6B24D6BE"/>
@@ -6267,7 +6974,7 @@
       </w:rPr>
     </w:lvl>
   </w:abstractNum>
-  <w:abstractNum w:abstractNumId="20" w15:restartNumberingAfterBreak="0">
+  <w:abstractNum w:abstractNumId="22" w15:restartNumberingAfterBreak="0">
     <w:nsid w:val="516669BC"/>
     <w:multiLevelType w:val="hybridMultilevel"/>
     <w:tmpl w:val="606ECE32"/>
@@ -6380,7 +7087,7 @@
       </w:rPr>
     </w:lvl>
   </w:abstractNum>
-  <w:abstractNum w:abstractNumId="21" w15:restartNumberingAfterBreak="0">
+  <w:abstractNum w:abstractNumId="23" w15:restartNumberingAfterBreak="0">
     <w:nsid w:val="533A2A17"/>
     <w:multiLevelType w:val="hybridMultilevel"/>
     <w:tmpl w:val="E932A4B4"/>
@@ -6493,7 +7200,7 @@
       </w:rPr>
     </w:lvl>
   </w:abstractNum>
-  <w:abstractNum w:abstractNumId="22" w15:restartNumberingAfterBreak="0">
+  <w:abstractNum w:abstractNumId="24" w15:restartNumberingAfterBreak="0">
     <w:nsid w:val="56C46957"/>
     <w:multiLevelType w:val="hybridMultilevel"/>
     <w:tmpl w:val="1D52446E"/>
@@ -6606,7 +7313,7 @@
       </w:rPr>
     </w:lvl>
   </w:abstractNum>
-  <w:abstractNum w:abstractNumId="23" w15:restartNumberingAfterBreak="0">
+  <w:abstractNum w:abstractNumId="25" w15:restartNumberingAfterBreak="0">
     <w:nsid w:val="61374F98"/>
     <w:multiLevelType w:val="hybridMultilevel"/>
     <w:tmpl w:val="6EC269A2"/>
@@ -6719,7 +7426,7 @@
       </w:rPr>
     </w:lvl>
   </w:abstractNum>
-  <w:abstractNum w:abstractNumId="24" w15:restartNumberingAfterBreak="0">
+  <w:abstractNum w:abstractNumId="26" w15:restartNumberingAfterBreak="0">
     <w:nsid w:val="70FC340C"/>
     <w:multiLevelType w:val="hybridMultilevel"/>
     <w:tmpl w:val="D91C80BE"/>
@@ -6805,7 +7512,7 @@
       </w:pPr>
     </w:lvl>
   </w:abstractNum>
-  <w:abstractNum w:abstractNumId="25" w15:restartNumberingAfterBreak="0">
+  <w:abstractNum w:abstractNumId="27" w15:restartNumberingAfterBreak="0">
     <w:nsid w:val="749305D2"/>
     <w:multiLevelType w:val="hybridMultilevel"/>
     <w:tmpl w:val="FAE02A4E"/>
@@ -6918,7 +7625,7 @@
       </w:rPr>
     </w:lvl>
   </w:abstractNum>
-  <w:abstractNum w:abstractNumId="26" w15:restartNumberingAfterBreak="0">
+  <w:abstractNum w:abstractNumId="28" w15:restartNumberingAfterBreak="0">
     <w:nsid w:val="74E66899"/>
     <w:multiLevelType w:val="hybridMultilevel"/>
     <w:tmpl w:val="1EF632D0"/>
@@ -7032,84 +7739,90 @@
     </w:lvl>
   </w:abstractNum>
   <w:num w:numId="1" w16cid:durableId="1540973067">
-    <w:abstractNumId w:val="6"/>
+    <w:abstractNumId w:val="7"/>
   </w:num>
   <w:num w:numId="2" w16cid:durableId="499740590">
-    <w:abstractNumId w:val="11"/>
+    <w:abstractNumId w:val="12"/>
   </w:num>
   <w:num w:numId="3" w16cid:durableId="541132239">
-    <w:abstractNumId w:val="4"/>
+    <w:abstractNumId w:val="5"/>
   </w:num>
   <w:num w:numId="4" w16cid:durableId="568883010">
-    <w:abstractNumId w:val="26"/>
+    <w:abstractNumId w:val="28"/>
   </w:num>
   <w:num w:numId="5" w16cid:durableId="845677584">
-    <w:abstractNumId w:val="8"/>
+    <w:abstractNumId w:val="9"/>
   </w:num>
   <w:num w:numId="6" w16cid:durableId="1637027404">
-    <w:abstractNumId w:val="9"/>
+    <w:abstractNumId w:val="10"/>
   </w:num>
   <w:num w:numId="7" w16cid:durableId="1472675406">
     <w:abstractNumId w:val="1"/>
   </w:num>
   <w:num w:numId="8" w16cid:durableId="200286158">
-    <w:abstractNumId w:val="17"/>
+    <w:abstractNumId w:val="18"/>
   </w:num>
   <w:num w:numId="9" w16cid:durableId="1176503610">
+    <w:abstractNumId w:val="16"/>
+  </w:num>
+  <w:num w:numId="10" w16cid:durableId="1796833049">
     <w:abstractNumId w:val="15"/>
   </w:num>
-  <w:num w:numId="10" w16cid:durableId="1796833049">
-    <w:abstractNumId w:val="14"/>
-  </w:num>
   <w:num w:numId="11" w16cid:durableId="1996957847">
-    <w:abstractNumId w:val="22"/>
+    <w:abstractNumId w:val="24"/>
   </w:num>
   <w:num w:numId="12" w16cid:durableId="2063482358">
-    <w:abstractNumId w:val="18"/>
+    <w:abstractNumId w:val="20"/>
   </w:num>
   <w:num w:numId="13" w16cid:durableId="1546021224">
     <w:abstractNumId w:val="2"/>
   </w:num>
   <w:num w:numId="14" w16cid:durableId="222566674">
-    <w:abstractNumId w:val="25"/>
+    <w:abstractNumId w:val="27"/>
   </w:num>
   <w:num w:numId="15" w16cid:durableId="1727487960">
-    <w:abstractNumId w:val="10"/>
+    <w:abstractNumId w:val="11"/>
   </w:num>
   <w:num w:numId="16" w16cid:durableId="444738084">
-    <w:abstractNumId w:val="24"/>
+    <w:abstractNumId w:val="26"/>
   </w:num>
   <w:num w:numId="17" w16cid:durableId="1318805403">
     <w:abstractNumId w:val="0"/>
   </w:num>
   <w:num w:numId="18" w16cid:durableId="1115296937">
+    <w:abstractNumId w:val="21"/>
+  </w:num>
+  <w:num w:numId="19" w16cid:durableId="968587252">
+    <w:abstractNumId w:val="8"/>
+  </w:num>
+  <w:num w:numId="20" w16cid:durableId="1912739065">
+    <w:abstractNumId w:val="22"/>
+  </w:num>
+  <w:num w:numId="21" w16cid:durableId="1010789758">
+    <w:abstractNumId w:val="23"/>
+  </w:num>
+  <w:num w:numId="22" w16cid:durableId="129137299">
+    <w:abstractNumId w:val="14"/>
+  </w:num>
+  <w:num w:numId="23" w16cid:durableId="171720229">
+    <w:abstractNumId w:val="25"/>
+  </w:num>
+  <w:num w:numId="24" w16cid:durableId="1035621125">
+    <w:abstractNumId w:val="13"/>
+  </w:num>
+  <w:num w:numId="25" w16cid:durableId="1597206483">
+    <w:abstractNumId w:val="17"/>
+  </w:num>
+  <w:num w:numId="26" w16cid:durableId="1486238112">
+    <w:abstractNumId w:val="6"/>
+  </w:num>
+  <w:num w:numId="27" w16cid:durableId="1873151886">
+    <w:abstractNumId w:val="4"/>
+  </w:num>
+  <w:num w:numId="28" w16cid:durableId="454952784">
     <w:abstractNumId w:val="19"/>
   </w:num>
-  <w:num w:numId="19" w16cid:durableId="968587252">
-    <w:abstractNumId w:val="7"/>
-  </w:num>
-  <w:num w:numId="20" w16cid:durableId="1912739065">
-    <w:abstractNumId w:val="20"/>
-  </w:num>
-  <w:num w:numId="21" w16cid:durableId="1010789758">
-    <w:abstractNumId w:val="21"/>
-  </w:num>
-  <w:num w:numId="22" w16cid:durableId="129137299">
-    <w:abstractNumId w:val="13"/>
-  </w:num>
-  <w:num w:numId="23" w16cid:durableId="171720229">
-    <w:abstractNumId w:val="23"/>
-  </w:num>
-  <w:num w:numId="24" w16cid:durableId="1035621125">
-    <w:abstractNumId w:val="12"/>
-  </w:num>
-  <w:num w:numId="25" w16cid:durableId="1597206483">
-    <w:abstractNumId w:val="16"/>
-  </w:num>
-  <w:num w:numId="26" w16cid:durableId="1486238112">
-    <w:abstractNumId w:val="5"/>
-  </w:num>
-  <w:num w:numId="27" w16cid:durableId="1873151886">
+  <w:num w:numId="29" w16cid:durableId="1457530685">
     <w:abstractNumId w:val="3"/>
   </w:num>
 </w:numbering>
@@ -7718,7 +8431,6 @@
   <w:style w:type="character" w:default="1" w:styleId="DefaultParagraphFont">
     <w:name w:val="Default Paragraph Font"/>
     <w:uiPriority w:val="1"/>
-    <w:semiHidden/>
     <w:unhideWhenUsed/>
   </w:style>
   <w:style w:type="table" w:default="1" w:styleId="TableNormal">
@@ -9563,6 +10275,857 @@
     <dgm:txFillClrLst meth="repeat">
       <a:schemeClr val="tx1"/>
     </dgm:txFillClrLst>
+    <dgm:txEffectClrLst/>
+  </dgm:styleLbl>
+</dgm:colorsDef>
+</file>
+
+<file path=word/diagrams/colors3.xml><?xml version="1.0" encoding="utf-8"?>
+<dgm:colorsDef xmlns:dgm="http://schemas.openxmlformats.org/drawingml/2006/diagram" xmlns:a="http://schemas.openxmlformats.org/drawingml/2006/main" uniqueId="urn:microsoft.com/office/officeart/2005/8/colors/accent1_2">
+  <dgm:title val=""/>
+  <dgm:desc val=""/>
+  <dgm:catLst>
+    <dgm:cat type="accent1" pri="11200"/>
+  </dgm:catLst>
+  <dgm:styleLbl name="node0">
+    <dgm:fillClrLst meth="repeat">
+      <a:schemeClr val="accent1"/>
+    </dgm:fillClrLst>
+    <dgm:linClrLst meth="repeat">
+      <a:schemeClr val="lt1"/>
+    </dgm:linClrLst>
+    <dgm:effectClrLst/>
+    <dgm:txLinClrLst/>
+    <dgm:txFillClrLst/>
+    <dgm:txEffectClrLst/>
+  </dgm:styleLbl>
+  <dgm:styleLbl name="node0NoLn">
+    <dgm:fillClrLst meth="repeat">
+      <a:schemeClr val="accent1"/>
+    </dgm:fillClrLst>
+    <dgm:linClrLst meth="repeat">
+      <a:schemeClr val="lt1">
+        <a:alpha val="0"/>
+      </a:schemeClr>
+    </dgm:linClrLst>
+    <dgm:effectClrLst/>
+    <dgm:txLinClrLst/>
+    <dgm:txFillClrLst/>
+    <dgm:txEffectClrLst/>
+  </dgm:styleLbl>
+  <dgm:styleLbl name="alignNode1">
+    <dgm:fillClrLst meth="repeat">
+      <a:schemeClr val="accent1"/>
+    </dgm:fillClrLst>
+    <dgm:linClrLst meth="repeat">
+      <a:schemeClr val="accent1"/>
+    </dgm:linClrLst>
+    <dgm:effectClrLst/>
+    <dgm:txLinClrLst/>
+    <dgm:txFillClrLst/>
+    <dgm:txEffectClrLst/>
+  </dgm:styleLbl>
+  <dgm:styleLbl name="node1">
+    <dgm:fillClrLst meth="repeat">
+      <a:schemeClr val="accent1"/>
+    </dgm:fillClrLst>
+    <dgm:linClrLst meth="repeat">
+      <a:schemeClr val="lt1"/>
+    </dgm:linClrLst>
+    <dgm:effectClrLst/>
+    <dgm:txLinClrLst/>
+    <dgm:txFillClrLst/>
+    <dgm:txEffectClrLst/>
+  </dgm:styleLbl>
+  <dgm:styleLbl name="node1NoLn">
+    <dgm:fillClrLst meth="repeat">
+      <a:schemeClr val="accent1"/>
+    </dgm:fillClrLst>
+    <dgm:linClrLst meth="repeat">
+      <a:schemeClr val="lt1">
+        <a:alpha val="0"/>
+      </a:schemeClr>
+    </dgm:linClrLst>
+    <dgm:effectClrLst/>
+    <dgm:txLinClrLst/>
+    <dgm:txFillClrLst/>
+    <dgm:txEffectClrLst/>
+  </dgm:styleLbl>
+  <dgm:styleLbl name="ltNode1NoLn">
+    <dgm:fillClrLst meth="repeat">
+      <a:schemeClr val="accent1">
+        <a:tint val="75000"/>
+      </a:schemeClr>
+    </dgm:fillClrLst>
+    <dgm:linClrLst meth="repeat">
+      <a:schemeClr val="lt1">
+        <a:alpha val="0"/>
+      </a:schemeClr>
+    </dgm:linClrLst>
+    <dgm:effectClrLst/>
+    <dgm:txLinClrLst/>
+    <dgm:txFillClrLst meth="repeat">
+      <a:schemeClr val="dk1"/>
+    </dgm:txFillClrLst>
+    <dgm:txEffectClrLst/>
+  </dgm:styleLbl>
+  <dgm:styleLbl name="lnNode1">
+    <dgm:fillClrLst meth="repeat">
+      <a:schemeClr val="accent1"/>
+    </dgm:fillClrLst>
+    <dgm:linClrLst meth="repeat">
+      <a:schemeClr val="lt1"/>
+    </dgm:linClrLst>
+    <dgm:effectClrLst/>
+    <dgm:txLinClrLst/>
+    <dgm:txFillClrLst/>
+    <dgm:txEffectClrLst/>
+  </dgm:styleLbl>
+  <dgm:styleLbl name="vennNode1">
+    <dgm:fillClrLst meth="repeat">
+      <a:schemeClr val="accent1">
+        <a:alpha val="50000"/>
+      </a:schemeClr>
+    </dgm:fillClrLst>
+    <dgm:linClrLst meth="repeat">
+      <a:schemeClr val="lt1"/>
+    </dgm:linClrLst>
+    <dgm:effectClrLst/>
+    <dgm:txLinClrLst/>
+    <dgm:txFillClrLst/>
+    <dgm:txEffectClrLst/>
+  </dgm:styleLbl>
+  <dgm:styleLbl name="node2">
+    <dgm:fillClrLst meth="repeat">
+      <a:schemeClr val="accent1"/>
+    </dgm:fillClrLst>
+    <dgm:linClrLst meth="repeat">
+      <a:schemeClr val="lt1"/>
+    </dgm:linClrLst>
+    <dgm:effectClrLst/>
+    <dgm:txLinClrLst/>
+    <dgm:txFillClrLst/>
+    <dgm:txEffectClrLst/>
+  </dgm:styleLbl>
+  <dgm:styleLbl name="node2NoLn">
+    <dgm:fillClrLst meth="repeat">
+      <a:schemeClr val="accent1"/>
+    </dgm:fillClrLst>
+    <dgm:linClrLst meth="repeat">
+      <a:schemeClr val="lt1">
+        <a:alpha val="0"/>
+      </a:schemeClr>
+    </dgm:linClrLst>
+    <dgm:effectClrLst/>
+    <dgm:txLinClrLst/>
+    <dgm:txFillClrLst/>
+    <dgm:txEffectClrLst/>
+  </dgm:styleLbl>
+  <dgm:styleLbl name="node3">
+    <dgm:fillClrLst meth="repeat">
+      <a:schemeClr val="accent1"/>
+    </dgm:fillClrLst>
+    <dgm:linClrLst meth="repeat">
+      <a:schemeClr val="lt1"/>
+    </dgm:linClrLst>
+    <dgm:effectClrLst/>
+    <dgm:txLinClrLst/>
+    <dgm:txFillClrLst/>
+    <dgm:txEffectClrLst/>
+  </dgm:styleLbl>
+  <dgm:styleLbl name="node3NoLn">
+    <dgm:fillClrLst meth="repeat">
+      <a:schemeClr val="accent1"/>
+    </dgm:fillClrLst>
+    <dgm:linClrLst meth="repeat">
+      <a:schemeClr val="lt1">
+        <a:alpha val="0"/>
+      </a:schemeClr>
+    </dgm:linClrLst>
+    <dgm:effectClrLst/>
+    <dgm:txLinClrLst/>
+    <dgm:txFillClrLst/>
+    <dgm:txEffectClrLst/>
+  </dgm:styleLbl>
+  <dgm:styleLbl name="node4">
+    <dgm:fillClrLst meth="repeat">
+      <a:schemeClr val="accent1"/>
+    </dgm:fillClrLst>
+    <dgm:linClrLst meth="repeat">
+      <a:schemeClr val="lt1"/>
+    </dgm:linClrLst>
+    <dgm:effectClrLst/>
+    <dgm:txLinClrLst/>
+    <dgm:txFillClrLst/>
+    <dgm:txEffectClrLst/>
+  </dgm:styleLbl>
+  <dgm:styleLbl name="node4NoLn">
+    <dgm:fillClrLst meth="repeat">
+      <a:schemeClr val="accent1"/>
+    </dgm:fillClrLst>
+    <dgm:linClrLst meth="repeat">
+      <a:schemeClr val="lt1">
+        <a:alpha val="0"/>
+      </a:schemeClr>
+    </dgm:linClrLst>
+    <dgm:effectClrLst/>
+    <dgm:txLinClrLst/>
+    <dgm:txFillClrLst/>
+    <dgm:txEffectClrLst/>
+  </dgm:styleLbl>
+  <dgm:styleLbl name="fgImgPlace1">
+    <dgm:fillClrLst meth="repeat">
+      <a:schemeClr val="accent1">
+        <a:tint val="50000"/>
+      </a:schemeClr>
+    </dgm:fillClrLst>
+    <dgm:linClrLst meth="repeat">
+      <a:schemeClr val="lt1"/>
+    </dgm:linClrLst>
+    <dgm:effectClrLst/>
+    <dgm:txLinClrLst/>
+    <dgm:txFillClrLst meth="repeat">
+      <a:schemeClr val="lt1"/>
+    </dgm:txFillClrLst>
+    <dgm:txEffectClrLst/>
+  </dgm:styleLbl>
+  <dgm:styleLbl name="alignImgPlace1">
+    <dgm:fillClrLst meth="repeat">
+      <a:schemeClr val="accent1">
+        <a:tint val="50000"/>
+      </a:schemeClr>
+    </dgm:fillClrLst>
+    <dgm:linClrLst meth="repeat">
+      <a:schemeClr val="lt1"/>
+    </dgm:linClrLst>
+    <dgm:effectClrLst/>
+    <dgm:txLinClrLst/>
+    <dgm:txFillClrLst meth="repeat">
+      <a:schemeClr val="lt1"/>
+    </dgm:txFillClrLst>
+    <dgm:txEffectClrLst/>
+  </dgm:styleLbl>
+  <dgm:styleLbl name="bgImgPlace1">
+    <dgm:fillClrLst meth="repeat">
+      <a:schemeClr val="accent1">
+        <a:tint val="50000"/>
+      </a:schemeClr>
+    </dgm:fillClrLst>
+    <dgm:linClrLst meth="repeat">
+      <a:schemeClr val="lt1"/>
+    </dgm:linClrLst>
+    <dgm:effectClrLst/>
+    <dgm:txLinClrLst/>
+    <dgm:txFillClrLst meth="repeat">
+      <a:schemeClr val="lt1"/>
+    </dgm:txFillClrLst>
+    <dgm:txEffectClrLst/>
+  </dgm:styleLbl>
+  <dgm:styleLbl name="sibTrans2D1">
+    <dgm:fillClrLst meth="repeat">
+      <a:schemeClr val="accent1">
+        <a:tint val="60000"/>
+      </a:schemeClr>
+    </dgm:fillClrLst>
+    <dgm:linClrLst meth="repeat">
+      <a:schemeClr val="accent1">
+        <a:tint val="60000"/>
+      </a:schemeClr>
+    </dgm:linClrLst>
+    <dgm:effectClrLst/>
+    <dgm:txLinClrLst/>
+    <dgm:txFillClrLst/>
+    <dgm:txEffectClrLst/>
+  </dgm:styleLbl>
+  <dgm:styleLbl name="fgSibTrans2D1">
+    <dgm:fillClrLst meth="repeat">
+      <a:schemeClr val="accent1">
+        <a:tint val="60000"/>
+      </a:schemeClr>
+    </dgm:fillClrLst>
+    <dgm:linClrLst meth="repeat">
+      <a:schemeClr val="accent1">
+        <a:tint val="60000"/>
+      </a:schemeClr>
+    </dgm:linClrLst>
+    <dgm:effectClrLst/>
+    <dgm:txLinClrLst/>
+    <dgm:txFillClrLst/>
+    <dgm:txEffectClrLst/>
+  </dgm:styleLbl>
+  <dgm:styleLbl name="bgSibTrans2D1">
+    <dgm:fillClrLst meth="repeat">
+      <a:schemeClr val="accent1">
+        <a:tint val="60000"/>
+      </a:schemeClr>
+    </dgm:fillClrLst>
+    <dgm:linClrLst meth="repeat">
+      <a:schemeClr val="accent1">
+        <a:tint val="60000"/>
+      </a:schemeClr>
+    </dgm:linClrLst>
+    <dgm:effectClrLst/>
+    <dgm:txLinClrLst/>
+    <dgm:txFillClrLst/>
+    <dgm:txEffectClrLst/>
+  </dgm:styleLbl>
+  <dgm:styleLbl name="sibTrans1D1">
+    <dgm:fillClrLst meth="repeat">
+      <a:schemeClr val="accent1"/>
+    </dgm:fillClrLst>
+    <dgm:linClrLst meth="repeat">
+      <a:schemeClr val="accent1"/>
+    </dgm:linClrLst>
+    <dgm:effectClrLst/>
+    <dgm:txLinClrLst/>
+    <dgm:txFillClrLst meth="repeat">
+      <a:schemeClr val="tx1"/>
+    </dgm:txFillClrLst>
+    <dgm:txEffectClrLst/>
+  </dgm:styleLbl>
+  <dgm:styleLbl name="callout">
+    <dgm:fillClrLst meth="repeat">
+      <a:schemeClr val="accent1"/>
+    </dgm:fillClrLst>
+    <dgm:linClrLst meth="repeat">
+      <a:schemeClr val="accent1">
+        <a:tint val="50000"/>
+      </a:schemeClr>
+    </dgm:linClrLst>
+    <dgm:effectClrLst/>
+    <dgm:txLinClrLst/>
+    <dgm:txFillClrLst meth="repeat">
+      <a:schemeClr val="tx1"/>
+    </dgm:txFillClrLst>
+    <dgm:txEffectClrLst/>
+  </dgm:styleLbl>
+  <dgm:styleLbl name="asst0">
+    <dgm:fillClrLst meth="repeat">
+      <a:schemeClr val="accent1"/>
+    </dgm:fillClrLst>
+    <dgm:linClrLst meth="repeat">
+      <a:schemeClr val="lt1"/>
+    </dgm:linClrLst>
+    <dgm:effectClrLst/>
+    <dgm:txLinClrLst/>
+    <dgm:txFillClrLst/>
+    <dgm:txEffectClrLst/>
+  </dgm:styleLbl>
+  <dgm:styleLbl name="asst1">
+    <dgm:fillClrLst meth="repeat">
+      <a:schemeClr val="accent1"/>
+    </dgm:fillClrLst>
+    <dgm:linClrLst meth="repeat">
+      <a:schemeClr val="lt1"/>
+    </dgm:linClrLst>
+    <dgm:effectClrLst/>
+    <dgm:txLinClrLst/>
+    <dgm:txFillClrLst/>
+    <dgm:txEffectClrLst/>
+  </dgm:styleLbl>
+  <dgm:styleLbl name="asst2">
+    <dgm:fillClrLst meth="repeat">
+      <a:schemeClr val="accent1"/>
+    </dgm:fillClrLst>
+    <dgm:linClrLst meth="repeat">
+      <a:schemeClr val="lt1"/>
+    </dgm:linClrLst>
+    <dgm:effectClrLst/>
+    <dgm:txLinClrLst/>
+    <dgm:txFillClrLst/>
+    <dgm:txEffectClrLst/>
+  </dgm:styleLbl>
+  <dgm:styleLbl name="asst3">
+    <dgm:fillClrLst meth="repeat">
+      <a:schemeClr val="accent1"/>
+    </dgm:fillClrLst>
+    <dgm:linClrLst meth="repeat">
+      <a:schemeClr val="lt1"/>
+    </dgm:linClrLst>
+    <dgm:effectClrLst/>
+    <dgm:txLinClrLst/>
+    <dgm:txFillClrLst/>
+    <dgm:txEffectClrLst/>
+  </dgm:styleLbl>
+  <dgm:styleLbl name="asst4">
+    <dgm:fillClrLst meth="repeat">
+      <a:schemeClr val="accent1"/>
+    </dgm:fillClrLst>
+    <dgm:linClrLst meth="repeat">
+      <a:schemeClr val="lt1"/>
+    </dgm:linClrLst>
+    <dgm:effectClrLst/>
+    <dgm:txLinClrLst/>
+    <dgm:txFillClrLst/>
+    <dgm:txEffectClrLst/>
+  </dgm:styleLbl>
+  <dgm:styleLbl name="parChTrans2D1">
+    <dgm:fillClrLst meth="repeat">
+      <a:schemeClr val="accent1">
+        <a:tint val="60000"/>
+      </a:schemeClr>
+    </dgm:fillClrLst>
+    <dgm:linClrLst meth="repeat">
+      <a:schemeClr val="accent1">
+        <a:tint val="60000"/>
+      </a:schemeClr>
+    </dgm:linClrLst>
+    <dgm:effectClrLst/>
+    <dgm:txLinClrLst/>
+    <dgm:txFillClrLst meth="repeat">
+      <a:schemeClr val="lt1"/>
+    </dgm:txFillClrLst>
+    <dgm:txEffectClrLst/>
+  </dgm:styleLbl>
+  <dgm:styleLbl name="parChTrans2D2">
+    <dgm:fillClrLst meth="repeat">
+      <a:schemeClr val="accent1"/>
+    </dgm:fillClrLst>
+    <dgm:linClrLst meth="repeat">
+      <a:schemeClr val="accent1"/>
+    </dgm:linClrLst>
+    <dgm:effectClrLst/>
+    <dgm:txLinClrLst/>
+    <dgm:txFillClrLst meth="repeat">
+      <a:schemeClr val="lt1"/>
+    </dgm:txFillClrLst>
+    <dgm:txEffectClrLst/>
+  </dgm:styleLbl>
+  <dgm:styleLbl name="parChTrans2D3">
+    <dgm:fillClrLst meth="repeat">
+      <a:schemeClr val="accent1"/>
+    </dgm:fillClrLst>
+    <dgm:linClrLst meth="repeat">
+      <a:schemeClr val="accent1"/>
+    </dgm:linClrLst>
+    <dgm:effectClrLst/>
+    <dgm:txLinClrLst/>
+    <dgm:txFillClrLst meth="repeat">
+      <a:schemeClr val="lt1"/>
+    </dgm:txFillClrLst>
+    <dgm:txEffectClrLst/>
+  </dgm:styleLbl>
+  <dgm:styleLbl name="parChTrans2D4">
+    <dgm:fillClrLst meth="repeat">
+      <a:schemeClr val="accent1"/>
+    </dgm:fillClrLst>
+    <dgm:linClrLst meth="repeat">
+      <a:schemeClr val="accent1"/>
+    </dgm:linClrLst>
+    <dgm:effectClrLst/>
+    <dgm:txLinClrLst/>
+    <dgm:txFillClrLst meth="repeat">
+      <a:schemeClr val="lt1"/>
+    </dgm:txFillClrLst>
+    <dgm:txEffectClrLst/>
+  </dgm:styleLbl>
+  <dgm:styleLbl name="parChTrans1D1">
+    <dgm:fillClrLst meth="repeat">
+      <a:schemeClr val="accent1"/>
+    </dgm:fillClrLst>
+    <dgm:linClrLst meth="repeat">
+      <a:schemeClr val="accent1">
+        <a:shade val="60000"/>
+      </a:schemeClr>
+    </dgm:linClrLst>
+    <dgm:effectClrLst/>
+    <dgm:txLinClrLst/>
+    <dgm:txFillClrLst meth="repeat">
+      <a:schemeClr val="tx1"/>
+    </dgm:txFillClrLst>
+    <dgm:txEffectClrLst/>
+  </dgm:styleLbl>
+  <dgm:styleLbl name="parChTrans1D2">
+    <dgm:fillClrLst meth="repeat">
+      <a:schemeClr val="accent1"/>
+    </dgm:fillClrLst>
+    <dgm:linClrLst meth="repeat">
+      <a:schemeClr val="accent1">
+        <a:shade val="60000"/>
+      </a:schemeClr>
+    </dgm:linClrLst>
+    <dgm:effectClrLst/>
+    <dgm:txLinClrLst/>
+    <dgm:txFillClrLst meth="repeat">
+      <a:schemeClr val="tx1"/>
+    </dgm:txFillClrLst>
+    <dgm:txEffectClrLst/>
+  </dgm:styleLbl>
+  <dgm:styleLbl name="parChTrans1D3">
+    <dgm:fillClrLst meth="repeat">
+      <a:schemeClr val="accent1"/>
+    </dgm:fillClrLst>
+    <dgm:linClrLst meth="repeat">
+      <a:schemeClr val="accent1">
+        <a:shade val="80000"/>
+      </a:schemeClr>
+    </dgm:linClrLst>
+    <dgm:effectClrLst/>
+    <dgm:txLinClrLst/>
+    <dgm:txFillClrLst meth="repeat">
+      <a:schemeClr val="tx1"/>
+    </dgm:txFillClrLst>
+    <dgm:txEffectClrLst/>
+  </dgm:styleLbl>
+  <dgm:styleLbl name="parChTrans1D4">
+    <dgm:fillClrLst meth="repeat">
+      <a:schemeClr val="accent1"/>
+    </dgm:fillClrLst>
+    <dgm:linClrLst meth="repeat">
+      <a:schemeClr val="accent1">
+        <a:shade val="80000"/>
+      </a:schemeClr>
+    </dgm:linClrLst>
+    <dgm:effectClrLst/>
+    <dgm:txLinClrLst/>
+    <dgm:txFillClrLst meth="repeat">
+      <a:schemeClr val="tx1"/>
+    </dgm:txFillClrLst>
+    <dgm:txEffectClrLst/>
+  </dgm:styleLbl>
+  <dgm:styleLbl name="fgAcc1">
+    <dgm:fillClrLst meth="repeat">
+      <a:schemeClr val="lt1">
+        <a:alpha val="90000"/>
+      </a:schemeClr>
+    </dgm:fillClrLst>
+    <dgm:linClrLst meth="repeat">
+      <a:schemeClr val="accent1"/>
+    </dgm:linClrLst>
+    <dgm:effectClrLst/>
+    <dgm:txLinClrLst/>
+    <dgm:txFillClrLst meth="repeat">
+      <a:schemeClr val="dk1"/>
+    </dgm:txFillClrLst>
+    <dgm:txEffectClrLst/>
+  </dgm:styleLbl>
+  <dgm:styleLbl name="conFgAcc1">
+    <dgm:fillClrLst meth="repeat">
+      <a:schemeClr val="lt1">
+        <a:alpha val="90000"/>
+      </a:schemeClr>
+    </dgm:fillClrLst>
+    <dgm:linClrLst meth="repeat">
+      <a:schemeClr val="accent1"/>
+    </dgm:linClrLst>
+    <dgm:effectClrLst/>
+    <dgm:txLinClrLst/>
+    <dgm:txFillClrLst meth="repeat">
+      <a:schemeClr val="dk1"/>
+    </dgm:txFillClrLst>
+    <dgm:txEffectClrLst/>
+  </dgm:styleLbl>
+  <dgm:styleLbl name="alignAcc1">
+    <dgm:fillClrLst meth="repeat">
+      <a:schemeClr val="lt1">
+        <a:alpha val="90000"/>
+      </a:schemeClr>
+    </dgm:fillClrLst>
+    <dgm:linClrLst meth="repeat">
+      <a:schemeClr val="accent1"/>
+    </dgm:linClrLst>
+    <dgm:effectClrLst/>
+    <dgm:txLinClrLst/>
+    <dgm:txFillClrLst meth="repeat">
+      <a:schemeClr val="dk1"/>
+    </dgm:txFillClrLst>
+    <dgm:txEffectClrLst/>
+  </dgm:styleLbl>
+  <dgm:styleLbl name="trAlignAcc1">
+    <dgm:fillClrLst meth="repeat">
+      <a:schemeClr val="lt1">
+        <a:alpha val="40000"/>
+      </a:schemeClr>
+    </dgm:fillClrLst>
+    <dgm:linClrLst meth="repeat">
+      <a:schemeClr val="accent1"/>
+    </dgm:linClrLst>
+    <dgm:effectClrLst/>
+    <dgm:txLinClrLst/>
+    <dgm:txFillClrLst meth="repeat">
+      <a:schemeClr val="dk1"/>
+    </dgm:txFillClrLst>
+    <dgm:txEffectClrLst/>
+  </dgm:styleLbl>
+  <dgm:styleLbl name="bgAcc1">
+    <dgm:fillClrLst meth="repeat">
+      <a:schemeClr val="lt1">
+        <a:alpha val="90000"/>
+      </a:schemeClr>
+    </dgm:fillClrLst>
+    <dgm:linClrLst meth="repeat">
+      <a:schemeClr val="accent1"/>
+    </dgm:linClrLst>
+    <dgm:effectClrLst/>
+    <dgm:txLinClrLst/>
+    <dgm:txFillClrLst meth="repeat">
+      <a:schemeClr val="dk1"/>
+    </dgm:txFillClrLst>
+    <dgm:txEffectClrLst/>
+  </dgm:styleLbl>
+  <dgm:styleLbl name="solidFgAcc1">
+    <dgm:fillClrLst meth="repeat">
+      <a:schemeClr val="lt1"/>
+    </dgm:fillClrLst>
+    <dgm:linClrLst meth="repeat">
+      <a:schemeClr val="accent1"/>
+    </dgm:linClrLst>
+    <dgm:effectClrLst/>
+    <dgm:txLinClrLst/>
+    <dgm:txFillClrLst meth="repeat">
+      <a:schemeClr val="dk1"/>
+    </dgm:txFillClrLst>
+    <dgm:txEffectClrLst/>
+  </dgm:styleLbl>
+  <dgm:styleLbl name="solidAlignAcc1">
+    <dgm:fillClrLst meth="repeat">
+      <a:schemeClr val="lt1"/>
+    </dgm:fillClrLst>
+    <dgm:linClrLst meth="repeat">
+      <a:schemeClr val="accent1"/>
+    </dgm:linClrLst>
+    <dgm:effectClrLst/>
+    <dgm:txLinClrLst/>
+    <dgm:txFillClrLst meth="repeat">
+      <a:schemeClr val="dk1"/>
+    </dgm:txFillClrLst>
+    <dgm:txEffectClrLst/>
+  </dgm:styleLbl>
+  <dgm:styleLbl name="solidBgAcc1">
+    <dgm:fillClrLst meth="repeat">
+      <a:schemeClr val="lt1"/>
+    </dgm:fillClrLst>
+    <dgm:linClrLst meth="repeat">
+      <a:schemeClr val="accent1"/>
+    </dgm:linClrLst>
+    <dgm:effectClrLst/>
+    <dgm:txLinClrLst/>
+    <dgm:txFillClrLst meth="repeat">
+      <a:schemeClr val="dk1"/>
+    </dgm:txFillClrLst>
+    <dgm:txEffectClrLst/>
+  </dgm:styleLbl>
+  <dgm:styleLbl name="fgAccFollowNode1">
+    <dgm:fillClrLst meth="repeat">
+      <a:schemeClr val="accent1">
+        <a:alpha val="90000"/>
+        <a:tint val="40000"/>
+      </a:schemeClr>
+    </dgm:fillClrLst>
+    <dgm:linClrLst meth="repeat">
+      <a:schemeClr val="accent1">
+        <a:alpha val="90000"/>
+        <a:tint val="40000"/>
+      </a:schemeClr>
+    </dgm:linClrLst>
+    <dgm:effectClrLst/>
+    <dgm:txLinClrLst/>
+    <dgm:txFillClrLst meth="repeat">
+      <a:schemeClr val="dk1"/>
+    </dgm:txFillClrLst>
+    <dgm:txEffectClrLst/>
+  </dgm:styleLbl>
+  <dgm:styleLbl name="alignAccFollowNode1">
+    <dgm:fillClrLst meth="repeat">
+      <a:schemeClr val="accent1">
+        <a:alpha val="90000"/>
+        <a:tint val="40000"/>
+      </a:schemeClr>
+    </dgm:fillClrLst>
+    <dgm:linClrLst meth="repeat">
+      <a:schemeClr val="accent1">
+        <a:alpha val="90000"/>
+        <a:tint val="40000"/>
+      </a:schemeClr>
+    </dgm:linClrLst>
+    <dgm:effectClrLst/>
+    <dgm:txLinClrLst/>
+    <dgm:txFillClrLst meth="repeat">
+      <a:schemeClr val="dk1"/>
+    </dgm:txFillClrLst>
+    <dgm:txEffectClrLst/>
+  </dgm:styleLbl>
+  <dgm:styleLbl name="bgAccFollowNode1">
+    <dgm:fillClrLst meth="repeat">
+      <a:schemeClr val="accent1">
+        <a:alpha val="90000"/>
+        <a:tint val="40000"/>
+      </a:schemeClr>
+    </dgm:fillClrLst>
+    <dgm:linClrLst meth="repeat">
+      <a:schemeClr val="accent1">
+        <a:alpha val="90000"/>
+        <a:tint val="40000"/>
+      </a:schemeClr>
+    </dgm:linClrLst>
+    <dgm:effectClrLst/>
+    <dgm:txLinClrLst/>
+    <dgm:txFillClrLst meth="repeat">
+      <a:schemeClr val="dk1"/>
+    </dgm:txFillClrLst>
+    <dgm:txEffectClrLst/>
+  </dgm:styleLbl>
+  <dgm:styleLbl name="fgAcc0">
+    <dgm:fillClrLst meth="repeat">
+      <a:schemeClr val="lt1">
+        <a:alpha val="90000"/>
+      </a:schemeClr>
+    </dgm:fillClrLst>
+    <dgm:linClrLst meth="repeat">
+      <a:schemeClr val="accent1"/>
+    </dgm:linClrLst>
+    <dgm:effectClrLst/>
+    <dgm:txLinClrLst/>
+    <dgm:txFillClrLst meth="repeat">
+      <a:schemeClr val="dk1"/>
+    </dgm:txFillClrLst>
+    <dgm:txEffectClrLst/>
+  </dgm:styleLbl>
+  <dgm:styleLbl name="fgAcc2">
+    <dgm:fillClrLst meth="repeat">
+      <a:schemeClr val="lt1">
+        <a:alpha val="90000"/>
+      </a:schemeClr>
+    </dgm:fillClrLst>
+    <dgm:linClrLst meth="repeat">
+      <a:schemeClr val="accent1"/>
+    </dgm:linClrLst>
+    <dgm:effectClrLst/>
+    <dgm:txLinClrLst/>
+    <dgm:txFillClrLst meth="repeat">
+      <a:schemeClr val="dk1"/>
+    </dgm:txFillClrLst>
+    <dgm:txEffectClrLst/>
+  </dgm:styleLbl>
+  <dgm:styleLbl name="fgAcc3">
+    <dgm:fillClrLst meth="repeat">
+      <a:schemeClr val="lt1">
+        <a:alpha val="90000"/>
+      </a:schemeClr>
+    </dgm:fillClrLst>
+    <dgm:linClrLst meth="repeat">
+      <a:schemeClr val="accent1"/>
+    </dgm:linClrLst>
+    <dgm:effectClrLst/>
+    <dgm:txLinClrLst/>
+    <dgm:txFillClrLst meth="repeat">
+      <a:schemeClr val="dk1"/>
+    </dgm:txFillClrLst>
+    <dgm:txEffectClrLst/>
+  </dgm:styleLbl>
+  <dgm:styleLbl name="fgAcc4">
+    <dgm:fillClrLst meth="repeat">
+      <a:schemeClr val="lt1">
+        <a:alpha val="90000"/>
+      </a:schemeClr>
+    </dgm:fillClrLst>
+    <dgm:linClrLst meth="repeat">
+      <a:schemeClr val="accent1"/>
+    </dgm:linClrLst>
+    <dgm:effectClrLst/>
+    <dgm:txLinClrLst/>
+    <dgm:txFillClrLst meth="repeat">
+      <a:schemeClr val="dk1"/>
+    </dgm:txFillClrLst>
+    <dgm:txEffectClrLst/>
+  </dgm:styleLbl>
+  <dgm:styleLbl name="bgShp">
+    <dgm:fillClrLst meth="repeat">
+      <a:schemeClr val="accent1">
+        <a:tint val="40000"/>
+      </a:schemeClr>
+    </dgm:fillClrLst>
+    <dgm:linClrLst meth="repeat">
+      <a:schemeClr val="accent1"/>
+    </dgm:linClrLst>
+    <dgm:effectClrLst/>
+    <dgm:txLinClrLst/>
+    <dgm:txFillClrLst meth="repeat">
+      <a:schemeClr val="dk1"/>
+    </dgm:txFillClrLst>
+    <dgm:txEffectClrLst/>
+  </dgm:styleLbl>
+  <dgm:styleLbl name="dkBgShp">
+    <dgm:fillClrLst meth="repeat">
+      <a:schemeClr val="accent1">
+        <a:shade val="80000"/>
+      </a:schemeClr>
+    </dgm:fillClrLst>
+    <dgm:linClrLst meth="repeat">
+      <a:schemeClr val="accent1"/>
+    </dgm:linClrLst>
+    <dgm:effectClrLst/>
+    <dgm:txLinClrLst/>
+    <dgm:txFillClrLst meth="repeat">
+      <a:schemeClr val="lt1"/>
+    </dgm:txFillClrLst>
+    <dgm:txEffectClrLst/>
+  </dgm:styleLbl>
+  <dgm:styleLbl name="trBgShp">
+    <dgm:fillClrLst meth="repeat">
+      <a:schemeClr val="accent1">
+        <a:tint val="50000"/>
+        <a:alpha val="40000"/>
+      </a:schemeClr>
+    </dgm:fillClrLst>
+    <dgm:linClrLst meth="repeat">
+      <a:schemeClr val="accent1"/>
+    </dgm:linClrLst>
+    <dgm:effectClrLst/>
+    <dgm:txLinClrLst/>
+    <dgm:txFillClrLst meth="repeat">
+      <a:schemeClr val="lt1"/>
+    </dgm:txFillClrLst>
+    <dgm:txEffectClrLst/>
+  </dgm:styleLbl>
+  <dgm:styleLbl name="fgShp">
+    <dgm:fillClrLst meth="repeat">
+      <a:schemeClr val="accent1">
+        <a:tint val="60000"/>
+      </a:schemeClr>
+    </dgm:fillClrLst>
+    <dgm:linClrLst meth="repeat">
+      <a:schemeClr val="lt1"/>
+    </dgm:linClrLst>
+    <dgm:effectClrLst/>
+    <dgm:txLinClrLst/>
+    <dgm:txFillClrLst meth="repeat">
+      <a:schemeClr val="dk1"/>
+    </dgm:txFillClrLst>
+    <dgm:txEffectClrLst/>
+  </dgm:styleLbl>
+  <dgm:styleLbl name="revTx">
+    <dgm:fillClrLst meth="repeat">
+      <a:schemeClr val="lt1">
+        <a:alpha val="0"/>
+      </a:schemeClr>
+    </dgm:fillClrLst>
+    <dgm:linClrLst meth="repeat">
+      <a:schemeClr val="dk1">
+        <a:alpha val="0"/>
+      </a:schemeClr>
+    </dgm:linClrLst>
+    <dgm:effectClrLst/>
+    <dgm:txLinClrLst/>
+    <dgm:txFillClrLst meth="repeat">
+      <a:schemeClr val="tx1"/>
+    </dgm:txFillClrLst>
+    <dgm:txEffectClrLst/>
+  </dgm:styleLbl>
+  <dgm:styleLbl name="revTxLt">
+    <dgm:fillClrLst meth="repeat">
+      <a:schemeClr val="lt1">
+        <a:alpha val="0"/>
+      </a:schemeClr>
+    </dgm:fillClrLst>
+    <dgm:linClrLst meth="repeat">
+      <a:schemeClr val="dk1">
+        <a:alpha val="0"/>
+      </a:schemeClr>
+    </dgm:linClrLst>
+    <dgm:effectClrLst/>
+    <dgm:txLinClrLst/>
+    <dgm:txFillClrLst/>
     <dgm:txEffectClrLst/>
   </dgm:styleLbl>
 </dgm:colorsDef>
@@ -10719,6 +12282,377 @@
   <dgm:extLst>
     <a:ext uri="http://schemas.microsoft.com/office/drawing/2008/diagram">
       <dsp:dataModelExt xmlns:dsp="http://schemas.microsoft.com/office/drawing/2008/diagram" relId="rId15" minVer="http://schemas.openxmlformats.org/drawingml/2006/diagram"/>
+    </a:ext>
+  </dgm:extLst>
+</dgm:dataModel>
+</file>
+
+<file path=word/diagrams/data3.xml><?xml version="1.0" encoding="utf-8"?>
+<dgm:dataModel xmlns:dgm="http://schemas.openxmlformats.org/drawingml/2006/diagram" xmlns:a="http://schemas.openxmlformats.org/drawingml/2006/main">
+  <dgm:ptLst>
+    <dgm:pt modelId="{4AC32F54-C178-48A3-B9B8-9B621A06A5AF}" type="doc">
+      <dgm:prSet loTypeId="urn:microsoft.com/office/officeart/2005/8/layout/orgChart1" loCatId="hierarchy" qsTypeId="urn:microsoft.com/office/officeart/2005/8/quickstyle/simple1" qsCatId="simple" csTypeId="urn:microsoft.com/office/officeart/2005/8/colors/accent1_2" csCatId="accent1"/>
+      <dgm:spPr/>
+      <dgm:t>
+        <a:bodyPr/>
+        <a:lstStyle/>
+        <a:p>
+          <a:endParaRPr lang="en-IN"/>
+        </a:p>
+      </dgm:t>
+    </dgm:pt>
+    <dgm:pt modelId="{F7212D07-7118-45BB-844C-FF9F9E874C62}">
+      <dgm:prSet/>
+      <dgm:spPr/>
+      <dgm:t>
+        <a:bodyPr/>
+        <a:lstStyle/>
+        <a:p>
+          <a:r>
+            <a:rPr lang="en-US"/>
+            <a:t>Interconnected operating centers </a:t>
+          </a:r>
+          <a:endParaRPr lang="en-IN"/>
+        </a:p>
+      </dgm:t>
+    </dgm:pt>
+    <dgm:pt modelId="{A09CAC65-CC8F-492B-990F-6F37B1A3F7CC}" type="parTrans" cxnId="{6D6A9C86-4A9A-40E9-8DE4-3F77E05AC829}">
+      <dgm:prSet/>
+      <dgm:spPr/>
+      <dgm:t>
+        <a:bodyPr/>
+        <a:lstStyle/>
+        <a:p>
+          <a:endParaRPr lang="en-IN"/>
+        </a:p>
+      </dgm:t>
+    </dgm:pt>
+    <dgm:pt modelId="{E9551AFE-2848-4BB5-BBA5-F338E37ADA3A}" type="sibTrans" cxnId="{6D6A9C86-4A9A-40E9-8DE4-3F77E05AC829}">
+      <dgm:prSet/>
+      <dgm:spPr/>
+      <dgm:t>
+        <a:bodyPr/>
+        <a:lstStyle/>
+        <a:p>
+          <a:endParaRPr lang="en-IN"/>
+        </a:p>
+      </dgm:t>
+    </dgm:pt>
+    <dgm:pt modelId="{0F348008-7949-4324-9872-4B76FB2AF3B6}">
+      <dgm:prSet/>
+      <dgm:spPr/>
+      <dgm:t>
+        <a:bodyPr/>
+        <a:lstStyle/>
+        <a:p>
+          <a:r>
+            <a:rPr lang="en-US"/>
+            <a:t>Amsterdam / zoctewoad </a:t>
+          </a:r>
+          <a:endParaRPr lang="en-IN"/>
+        </a:p>
+      </dgm:t>
+    </dgm:pt>
+    <dgm:pt modelId="{F0D91FEA-3018-4C4C-B77C-7B7C8A7E028F}" type="parTrans" cxnId="{49948898-09C8-4D0B-A55B-6276EB529163}">
+      <dgm:prSet/>
+      <dgm:spPr/>
+      <dgm:t>
+        <a:bodyPr/>
+        <a:lstStyle/>
+        <a:p>
+          <a:endParaRPr lang="en-IN"/>
+        </a:p>
+      </dgm:t>
+    </dgm:pt>
+    <dgm:pt modelId="{639AA348-0A51-454B-9399-D930ECB744C4}" type="sibTrans" cxnId="{49948898-09C8-4D0B-A55B-6276EB529163}">
+      <dgm:prSet/>
+      <dgm:spPr/>
+      <dgm:t>
+        <a:bodyPr/>
+        <a:lstStyle/>
+        <a:p>
+          <a:endParaRPr lang="en-IN"/>
+        </a:p>
+      </dgm:t>
+    </dgm:pt>
+    <dgm:pt modelId="{9636E2DA-C824-4634-BDCB-0AB9366976F7}">
+      <dgm:prSet/>
+      <dgm:spPr/>
+      <dgm:t>
+        <a:bodyPr/>
+        <a:lstStyle/>
+        <a:p>
+          <a:r>
+            <a:rPr lang="en-US"/>
+            <a:t>Culpeper </a:t>
+          </a:r>
+          <a:endParaRPr lang="en-IN"/>
+        </a:p>
+      </dgm:t>
+    </dgm:pt>
+    <dgm:pt modelId="{1521A9AB-FA1F-4624-BBF4-588B00B83F9E}" type="parTrans" cxnId="{CF0DFAEA-A1D9-4601-8CDF-FDE01FE5579F}">
+      <dgm:prSet/>
+      <dgm:spPr/>
+      <dgm:t>
+        <a:bodyPr/>
+        <a:lstStyle/>
+        <a:p>
+          <a:endParaRPr lang="en-IN"/>
+        </a:p>
+      </dgm:t>
+    </dgm:pt>
+    <dgm:pt modelId="{426BFFAC-7A76-4DFE-B858-D74E6A7167B1}" type="sibTrans" cxnId="{CF0DFAEA-A1D9-4601-8CDF-FDE01FE5579F}">
+      <dgm:prSet/>
+      <dgm:spPr/>
+      <dgm:t>
+        <a:bodyPr/>
+        <a:lstStyle/>
+        <a:p>
+          <a:endParaRPr lang="en-IN"/>
+        </a:p>
+      </dgm:t>
+    </dgm:pt>
+    <dgm:pt modelId="{C62270D3-4063-4950-96DF-10DFB005B584}">
+      <dgm:prSet/>
+      <dgm:spPr/>
+      <dgm:t>
+        <a:bodyPr/>
+        <a:lstStyle/>
+        <a:p>
+          <a:r>
+            <a:rPr lang="en-US"/>
+            <a:t>Diessenhofen</a:t>
+          </a:r>
+          <a:endParaRPr lang="en-IN"/>
+        </a:p>
+      </dgm:t>
+    </dgm:pt>
+    <dgm:pt modelId="{5E94A078-D084-49B1-BA96-736F98685957}" type="parTrans" cxnId="{3453DD74-2243-42D7-8300-65651F25F6C9}">
+      <dgm:prSet/>
+      <dgm:spPr/>
+      <dgm:t>
+        <a:bodyPr/>
+        <a:lstStyle/>
+        <a:p>
+          <a:endParaRPr lang="en-IN"/>
+        </a:p>
+      </dgm:t>
+    </dgm:pt>
+    <dgm:pt modelId="{7B57F3B0-89BF-47E7-960E-BFB1C87803C5}" type="sibTrans" cxnId="{3453DD74-2243-42D7-8300-65651F25F6C9}">
+      <dgm:prSet/>
+      <dgm:spPr/>
+      <dgm:t>
+        <a:bodyPr/>
+        <a:lstStyle/>
+        <a:p>
+          <a:endParaRPr lang="en-IN"/>
+        </a:p>
+      </dgm:t>
+    </dgm:pt>
+    <dgm:pt modelId="{BE474C0A-EDFA-496C-8321-6DE3B663C180}" type="pres">
+      <dgm:prSet presAssocID="{4AC32F54-C178-48A3-B9B8-9B621A06A5AF}" presName="hierChild1" presStyleCnt="0">
+        <dgm:presLayoutVars>
+          <dgm:orgChart val="1"/>
+          <dgm:chPref val="1"/>
+          <dgm:dir/>
+          <dgm:animOne val="branch"/>
+          <dgm:animLvl val="lvl"/>
+          <dgm:resizeHandles/>
+        </dgm:presLayoutVars>
+      </dgm:prSet>
+      <dgm:spPr/>
+    </dgm:pt>
+    <dgm:pt modelId="{951EAE08-97E9-498E-A176-7BD323341C4D}" type="pres">
+      <dgm:prSet presAssocID="{F7212D07-7118-45BB-844C-FF9F9E874C62}" presName="hierRoot1" presStyleCnt="0">
+        <dgm:presLayoutVars>
+          <dgm:hierBranch val="init"/>
+        </dgm:presLayoutVars>
+      </dgm:prSet>
+      <dgm:spPr/>
+    </dgm:pt>
+    <dgm:pt modelId="{03213D7A-9CDE-4080-BAD5-26FF01F3AC23}" type="pres">
+      <dgm:prSet presAssocID="{F7212D07-7118-45BB-844C-FF9F9E874C62}" presName="rootComposite1" presStyleCnt="0"/>
+      <dgm:spPr/>
+    </dgm:pt>
+    <dgm:pt modelId="{19337D72-2BEB-4D5E-AB63-129E2C8B7D38}" type="pres">
+      <dgm:prSet presAssocID="{F7212D07-7118-45BB-844C-FF9F9E874C62}" presName="rootText1" presStyleLbl="node0" presStyleIdx="0" presStyleCnt="1">
+        <dgm:presLayoutVars>
+          <dgm:chPref val="3"/>
+        </dgm:presLayoutVars>
+      </dgm:prSet>
+      <dgm:spPr/>
+    </dgm:pt>
+    <dgm:pt modelId="{35C906C5-9866-48E6-9A9F-5221C82E168D}" type="pres">
+      <dgm:prSet presAssocID="{F7212D07-7118-45BB-844C-FF9F9E874C62}" presName="rootConnector1" presStyleLbl="node1" presStyleIdx="0" presStyleCnt="0"/>
+      <dgm:spPr/>
+    </dgm:pt>
+    <dgm:pt modelId="{CEC8D0C3-C727-4A48-A65A-7B0B09BD316C}" type="pres">
+      <dgm:prSet presAssocID="{F7212D07-7118-45BB-844C-FF9F9E874C62}" presName="hierChild2" presStyleCnt="0"/>
+      <dgm:spPr/>
+    </dgm:pt>
+    <dgm:pt modelId="{F2A84035-30D8-43CB-93D8-DC321AB88B1E}" type="pres">
+      <dgm:prSet presAssocID="{F0D91FEA-3018-4C4C-B77C-7B7C8A7E028F}" presName="Name37" presStyleLbl="parChTrans1D2" presStyleIdx="0" presStyleCnt="3"/>
+      <dgm:spPr/>
+    </dgm:pt>
+    <dgm:pt modelId="{2B1E913D-4695-439E-9B5B-3D3F3A6A0310}" type="pres">
+      <dgm:prSet presAssocID="{0F348008-7949-4324-9872-4B76FB2AF3B6}" presName="hierRoot2" presStyleCnt="0">
+        <dgm:presLayoutVars>
+          <dgm:hierBranch val="init"/>
+        </dgm:presLayoutVars>
+      </dgm:prSet>
+      <dgm:spPr/>
+    </dgm:pt>
+    <dgm:pt modelId="{65B05C9E-B174-407F-B8C1-8A8613319580}" type="pres">
+      <dgm:prSet presAssocID="{0F348008-7949-4324-9872-4B76FB2AF3B6}" presName="rootComposite" presStyleCnt="0"/>
+      <dgm:spPr/>
+    </dgm:pt>
+    <dgm:pt modelId="{A93A665A-F33F-4DB5-94BE-486082FDBC3D}" type="pres">
+      <dgm:prSet presAssocID="{0F348008-7949-4324-9872-4B76FB2AF3B6}" presName="rootText" presStyleLbl="node2" presStyleIdx="0" presStyleCnt="3">
+        <dgm:presLayoutVars>
+          <dgm:chPref val="3"/>
+        </dgm:presLayoutVars>
+      </dgm:prSet>
+      <dgm:spPr/>
+    </dgm:pt>
+    <dgm:pt modelId="{B4C89720-69DB-4B14-BE1D-F2E9539E2EEE}" type="pres">
+      <dgm:prSet presAssocID="{0F348008-7949-4324-9872-4B76FB2AF3B6}" presName="rootConnector" presStyleLbl="node2" presStyleIdx="0" presStyleCnt="3"/>
+      <dgm:spPr/>
+    </dgm:pt>
+    <dgm:pt modelId="{0CE1C74A-27F2-485D-8138-380CBD98A404}" type="pres">
+      <dgm:prSet presAssocID="{0F348008-7949-4324-9872-4B76FB2AF3B6}" presName="hierChild4" presStyleCnt="0"/>
+      <dgm:spPr/>
+    </dgm:pt>
+    <dgm:pt modelId="{FEC8D368-EBC4-490B-AB4A-E8C63A78DC71}" type="pres">
+      <dgm:prSet presAssocID="{0F348008-7949-4324-9872-4B76FB2AF3B6}" presName="hierChild5" presStyleCnt="0"/>
+      <dgm:spPr/>
+    </dgm:pt>
+    <dgm:pt modelId="{4AD992EB-79C7-4022-BF49-F9EA30145B11}" type="pres">
+      <dgm:prSet presAssocID="{1521A9AB-FA1F-4624-BBF4-588B00B83F9E}" presName="Name37" presStyleLbl="parChTrans1D2" presStyleIdx="1" presStyleCnt="3"/>
+      <dgm:spPr/>
+    </dgm:pt>
+    <dgm:pt modelId="{6FA1C46B-C5F4-4E32-863F-8BA26D5760E0}" type="pres">
+      <dgm:prSet presAssocID="{9636E2DA-C824-4634-BDCB-0AB9366976F7}" presName="hierRoot2" presStyleCnt="0">
+        <dgm:presLayoutVars>
+          <dgm:hierBranch val="init"/>
+        </dgm:presLayoutVars>
+      </dgm:prSet>
+      <dgm:spPr/>
+    </dgm:pt>
+    <dgm:pt modelId="{F5ABF72F-EF0C-4F43-9830-A44316F1305F}" type="pres">
+      <dgm:prSet presAssocID="{9636E2DA-C824-4634-BDCB-0AB9366976F7}" presName="rootComposite" presStyleCnt="0"/>
+      <dgm:spPr/>
+    </dgm:pt>
+    <dgm:pt modelId="{50CC0BEB-3C0F-4582-A3E0-FA59552C9929}" type="pres">
+      <dgm:prSet presAssocID="{9636E2DA-C824-4634-BDCB-0AB9366976F7}" presName="rootText" presStyleLbl="node2" presStyleIdx="1" presStyleCnt="3">
+        <dgm:presLayoutVars>
+          <dgm:chPref val="3"/>
+        </dgm:presLayoutVars>
+      </dgm:prSet>
+      <dgm:spPr/>
+    </dgm:pt>
+    <dgm:pt modelId="{72551FB6-0D05-4776-80C8-A9EE7507AAF3}" type="pres">
+      <dgm:prSet presAssocID="{9636E2DA-C824-4634-BDCB-0AB9366976F7}" presName="rootConnector" presStyleLbl="node2" presStyleIdx="1" presStyleCnt="3"/>
+      <dgm:spPr/>
+    </dgm:pt>
+    <dgm:pt modelId="{E947FAB2-50CF-4DA7-ABD7-B5FC36C193A2}" type="pres">
+      <dgm:prSet presAssocID="{9636E2DA-C824-4634-BDCB-0AB9366976F7}" presName="hierChild4" presStyleCnt="0"/>
+      <dgm:spPr/>
+    </dgm:pt>
+    <dgm:pt modelId="{AB423B05-A25F-480D-A907-F2395ECEA792}" type="pres">
+      <dgm:prSet presAssocID="{9636E2DA-C824-4634-BDCB-0AB9366976F7}" presName="hierChild5" presStyleCnt="0"/>
+      <dgm:spPr/>
+    </dgm:pt>
+    <dgm:pt modelId="{D1ABF246-1C40-4DD7-85A2-07F95C35D3B6}" type="pres">
+      <dgm:prSet presAssocID="{5E94A078-D084-49B1-BA96-736F98685957}" presName="Name37" presStyleLbl="parChTrans1D2" presStyleIdx="2" presStyleCnt="3"/>
+      <dgm:spPr/>
+    </dgm:pt>
+    <dgm:pt modelId="{C0FDC5C8-9AD5-4EA6-A70B-1DFC7D79A01E}" type="pres">
+      <dgm:prSet presAssocID="{C62270D3-4063-4950-96DF-10DFB005B584}" presName="hierRoot2" presStyleCnt="0">
+        <dgm:presLayoutVars>
+          <dgm:hierBranch val="init"/>
+        </dgm:presLayoutVars>
+      </dgm:prSet>
+      <dgm:spPr/>
+    </dgm:pt>
+    <dgm:pt modelId="{46FFD44B-04E3-4618-8070-19B5C2624750}" type="pres">
+      <dgm:prSet presAssocID="{C62270D3-4063-4950-96DF-10DFB005B584}" presName="rootComposite" presStyleCnt="0"/>
+      <dgm:spPr/>
+    </dgm:pt>
+    <dgm:pt modelId="{9941037D-EBE0-4FF2-9728-5E6C4E54456E}" type="pres">
+      <dgm:prSet presAssocID="{C62270D3-4063-4950-96DF-10DFB005B584}" presName="rootText" presStyleLbl="node2" presStyleIdx="2" presStyleCnt="3">
+        <dgm:presLayoutVars>
+          <dgm:chPref val="3"/>
+        </dgm:presLayoutVars>
+      </dgm:prSet>
+      <dgm:spPr/>
+    </dgm:pt>
+    <dgm:pt modelId="{CF739B7D-C0D7-4FB1-BD5A-831348053F27}" type="pres">
+      <dgm:prSet presAssocID="{C62270D3-4063-4950-96DF-10DFB005B584}" presName="rootConnector" presStyleLbl="node2" presStyleIdx="2" presStyleCnt="3"/>
+      <dgm:spPr/>
+    </dgm:pt>
+    <dgm:pt modelId="{41EACFE3-846C-4B9C-BDD2-1929C183116C}" type="pres">
+      <dgm:prSet presAssocID="{C62270D3-4063-4950-96DF-10DFB005B584}" presName="hierChild4" presStyleCnt="0"/>
+      <dgm:spPr/>
+    </dgm:pt>
+    <dgm:pt modelId="{03189D86-F660-44E7-9EE5-230E2402FE11}" type="pres">
+      <dgm:prSet presAssocID="{C62270D3-4063-4950-96DF-10DFB005B584}" presName="hierChild5" presStyleCnt="0"/>
+      <dgm:spPr/>
+    </dgm:pt>
+    <dgm:pt modelId="{B3DF3D25-3B74-4507-B6E1-477AA8427C7D}" type="pres">
+      <dgm:prSet presAssocID="{F7212D07-7118-45BB-844C-FF9F9E874C62}" presName="hierChild3" presStyleCnt="0"/>
+      <dgm:spPr/>
+    </dgm:pt>
+  </dgm:ptLst>
+  <dgm:cxnLst>
+    <dgm:cxn modelId="{6A12AA0C-BF34-4379-AC90-27EF2EC62CB4}" type="presOf" srcId="{C62270D3-4063-4950-96DF-10DFB005B584}" destId="{9941037D-EBE0-4FF2-9728-5E6C4E54456E}" srcOrd="0" destOrd="0" presId="urn:microsoft.com/office/officeart/2005/8/layout/orgChart1"/>
+    <dgm:cxn modelId="{60A11C19-B19B-47CA-8B60-B86E1EB3BB0B}" type="presOf" srcId="{4AC32F54-C178-48A3-B9B8-9B621A06A5AF}" destId="{BE474C0A-EDFA-496C-8321-6DE3B663C180}" srcOrd="0" destOrd="0" presId="urn:microsoft.com/office/officeart/2005/8/layout/orgChart1"/>
+    <dgm:cxn modelId="{2109B02A-E633-4F4A-80A9-735FD8F1E9D1}" type="presOf" srcId="{C62270D3-4063-4950-96DF-10DFB005B584}" destId="{CF739B7D-C0D7-4FB1-BD5A-831348053F27}" srcOrd="1" destOrd="0" presId="urn:microsoft.com/office/officeart/2005/8/layout/orgChart1"/>
+    <dgm:cxn modelId="{CFEC883E-E71D-4E7B-9B57-9297C800BF06}" type="presOf" srcId="{F7212D07-7118-45BB-844C-FF9F9E874C62}" destId="{19337D72-2BEB-4D5E-AB63-129E2C8B7D38}" srcOrd="0" destOrd="0" presId="urn:microsoft.com/office/officeart/2005/8/layout/orgChart1"/>
+    <dgm:cxn modelId="{827DE147-E2CC-46D0-A8E0-AD6DD5CEB414}" type="presOf" srcId="{F7212D07-7118-45BB-844C-FF9F9E874C62}" destId="{35C906C5-9866-48E6-9A9F-5221C82E168D}" srcOrd="1" destOrd="0" presId="urn:microsoft.com/office/officeart/2005/8/layout/orgChart1"/>
+    <dgm:cxn modelId="{E93A1F68-2530-4714-BF56-F3A8A78F18BF}" type="presOf" srcId="{1521A9AB-FA1F-4624-BBF4-588B00B83F9E}" destId="{4AD992EB-79C7-4022-BF49-F9EA30145B11}" srcOrd="0" destOrd="0" presId="urn:microsoft.com/office/officeart/2005/8/layout/orgChart1"/>
+    <dgm:cxn modelId="{3453DD74-2243-42D7-8300-65651F25F6C9}" srcId="{F7212D07-7118-45BB-844C-FF9F9E874C62}" destId="{C62270D3-4063-4950-96DF-10DFB005B584}" srcOrd="2" destOrd="0" parTransId="{5E94A078-D084-49B1-BA96-736F98685957}" sibTransId="{7B57F3B0-89BF-47E7-960E-BFB1C87803C5}"/>
+    <dgm:cxn modelId="{84537882-9AAF-4214-A034-8F97B50D110E}" type="presOf" srcId="{0F348008-7949-4324-9872-4B76FB2AF3B6}" destId="{B4C89720-69DB-4B14-BE1D-F2E9539E2EEE}" srcOrd="1" destOrd="0" presId="urn:microsoft.com/office/officeart/2005/8/layout/orgChart1"/>
+    <dgm:cxn modelId="{6D6A9C86-4A9A-40E9-8DE4-3F77E05AC829}" srcId="{4AC32F54-C178-48A3-B9B8-9B621A06A5AF}" destId="{F7212D07-7118-45BB-844C-FF9F9E874C62}" srcOrd="0" destOrd="0" parTransId="{A09CAC65-CC8F-492B-990F-6F37B1A3F7CC}" sibTransId="{E9551AFE-2848-4BB5-BBA5-F338E37ADA3A}"/>
+    <dgm:cxn modelId="{9560908B-0F39-4B4E-99AC-EEAE01350674}" type="presOf" srcId="{9636E2DA-C824-4634-BDCB-0AB9366976F7}" destId="{72551FB6-0D05-4776-80C8-A9EE7507AAF3}" srcOrd="1" destOrd="0" presId="urn:microsoft.com/office/officeart/2005/8/layout/orgChart1"/>
+    <dgm:cxn modelId="{49948898-09C8-4D0B-A55B-6276EB529163}" srcId="{F7212D07-7118-45BB-844C-FF9F9E874C62}" destId="{0F348008-7949-4324-9872-4B76FB2AF3B6}" srcOrd="0" destOrd="0" parTransId="{F0D91FEA-3018-4C4C-B77C-7B7C8A7E028F}" sibTransId="{639AA348-0A51-454B-9399-D930ECB744C4}"/>
+    <dgm:cxn modelId="{87964BAF-48A0-49DD-980F-AC401AAEC35D}" type="presOf" srcId="{0F348008-7949-4324-9872-4B76FB2AF3B6}" destId="{A93A665A-F33F-4DB5-94BE-486082FDBC3D}" srcOrd="0" destOrd="0" presId="urn:microsoft.com/office/officeart/2005/8/layout/orgChart1"/>
+    <dgm:cxn modelId="{AE8442D6-5ECA-4DE8-B9C4-02B2BF663EE6}" type="presOf" srcId="{F0D91FEA-3018-4C4C-B77C-7B7C8A7E028F}" destId="{F2A84035-30D8-43CB-93D8-DC321AB88B1E}" srcOrd="0" destOrd="0" presId="urn:microsoft.com/office/officeart/2005/8/layout/orgChart1"/>
+    <dgm:cxn modelId="{1D2E7CE9-D9B6-47B8-ACCA-8A341AB892FB}" type="presOf" srcId="{5E94A078-D084-49B1-BA96-736F98685957}" destId="{D1ABF246-1C40-4DD7-85A2-07F95C35D3B6}" srcOrd="0" destOrd="0" presId="urn:microsoft.com/office/officeart/2005/8/layout/orgChart1"/>
+    <dgm:cxn modelId="{BFD9AFE9-41A4-45E3-A0EE-4EB952AED078}" type="presOf" srcId="{9636E2DA-C824-4634-BDCB-0AB9366976F7}" destId="{50CC0BEB-3C0F-4582-A3E0-FA59552C9929}" srcOrd="0" destOrd="0" presId="urn:microsoft.com/office/officeart/2005/8/layout/orgChart1"/>
+    <dgm:cxn modelId="{CF0DFAEA-A1D9-4601-8CDF-FDE01FE5579F}" srcId="{F7212D07-7118-45BB-844C-FF9F9E874C62}" destId="{9636E2DA-C824-4634-BDCB-0AB9366976F7}" srcOrd="1" destOrd="0" parTransId="{1521A9AB-FA1F-4624-BBF4-588B00B83F9E}" sibTransId="{426BFFAC-7A76-4DFE-B858-D74E6A7167B1}"/>
+    <dgm:cxn modelId="{A3943DFA-1B1B-490C-A784-EB884450AEBB}" type="presParOf" srcId="{BE474C0A-EDFA-496C-8321-6DE3B663C180}" destId="{951EAE08-97E9-498E-A176-7BD323341C4D}" srcOrd="0" destOrd="0" presId="urn:microsoft.com/office/officeart/2005/8/layout/orgChart1"/>
+    <dgm:cxn modelId="{908030E3-71C1-410A-99AA-D456A42E38CA}" type="presParOf" srcId="{951EAE08-97E9-498E-A176-7BD323341C4D}" destId="{03213D7A-9CDE-4080-BAD5-26FF01F3AC23}" srcOrd="0" destOrd="0" presId="urn:microsoft.com/office/officeart/2005/8/layout/orgChart1"/>
+    <dgm:cxn modelId="{4D99FD95-DA1B-414A-AF9B-1190C5431E65}" type="presParOf" srcId="{03213D7A-9CDE-4080-BAD5-26FF01F3AC23}" destId="{19337D72-2BEB-4D5E-AB63-129E2C8B7D38}" srcOrd="0" destOrd="0" presId="urn:microsoft.com/office/officeart/2005/8/layout/orgChart1"/>
+    <dgm:cxn modelId="{3DF8D847-E782-44E1-BB14-1DAF1A984581}" type="presParOf" srcId="{03213D7A-9CDE-4080-BAD5-26FF01F3AC23}" destId="{35C906C5-9866-48E6-9A9F-5221C82E168D}" srcOrd="1" destOrd="0" presId="urn:microsoft.com/office/officeart/2005/8/layout/orgChart1"/>
+    <dgm:cxn modelId="{C85BB03B-0C9A-41A0-B9B2-EFC4EFE9AF52}" type="presParOf" srcId="{951EAE08-97E9-498E-A176-7BD323341C4D}" destId="{CEC8D0C3-C727-4A48-A65A-7B0B09BD316C}" srcOrd="1" destOrd="0" presId="urn:microsoft.com/office/officeart/2005/8/layout/orgChart1"/>
+    <dgm:cxn modelId="{59E1777C-39B0-4F61-A89F-B909C3646D5D}" type="presParOf" srcId="{CEC8D0C3-C727-4A48-A65A-7B0B09BD316C}" destId="{F2A84035-30D8-43CB-93D8-DC321AB88B1E}" srcOrd="0" destOrd="0" presId="urn:microsoft.com/office/officeart/2005/8/layout/orgChart1"/>
+    <dgm:cxn modelId="{24483AAB-C849-4DB0-ABBD-B749A881CC57}" type="presParOf" srcId="{CEC8D0C3-C727-4A48-A65A-7B0B09BD316C}" destId="{2B1E913D-4695-439E-9B5B-3D3F3A6A0310}" srcOrd="1" destOrd="0" presId="urn:microsoft.com/office/officeart/2005/8/layout/orgChart1"/>
+    <dgm:cxn modelId="{119FCD5C-66A9-4E0F-BB45-039DE68E6181}" type="presParOf" srcId="{2B1E913D-4695-439E-9B5B-3D3F3A6A0310}" destId="{65B05C9E-B174-407F-B8C1-8A8613319580}" srcOrd="0" destOrd="0" presId="urn:microsoft.com/office/officeart/2005/8/layout/orgChart1"/>
+    <dgm:cxn modelId="{B5E70377-A9D6-4A3F-90F8-3DBD85EBD10E}" type="presParOf" srcId="{65B05C9E-B174-407F-B8C1-8A8613319580}" destId="{A93A665A-F33F-4DB5-94BE-486082FDBC3D}" srcOrd="0" destOrd="0" presId="urn:microsoft.com/office/officeart/2005/8/layout/orgChart1"/>
+    <dgm:cxn modelId="{B34CAC33-3964-493B-9CDF-34F5A4E43E6E}" type="presParOf" srcId="{65B05C9E-B174-407F-B8C1-8A8613319580}" destId="{B4C89720-69DB-4B14-BE1D-F2E9539E2EEE}" srcOrd="1" destOrd="0" presId="urn:microsoft.com/office/officeart/2005/8/layout/orgChart1"/>
+    <dgm:cxn modelId="{1F8E9E3A-F2ED-4132-831C-F1D215F4C151}" type="presParOf" srcId="{2B1E913D-4695-439E-9B5B-3D3F3A6A0310}" destId="{0CE1C74A-27F2-485D-8138-380CBD98A404}" srcOrd="1" destOrd="0" presId="urn:microsoft.com/office/officeart/2005/8/layout/orgChart1"/>
+    <dgm:cxn modelId="{886A1BAB-3783-4D62-A08C-2B1DFFBB53C7}" type="presParOf" srcId="{2B1E913D-4695-439E-9B5B-3D3F3A6A0310}" destId="{FEC8D368-EBC4-490B-AB4A-E8C63A78DC71}" srcOrd="2" destOrd="0" presId="urn:microsoft.com/office/officeart/2005/8/layout/orgChart1"/>
+    <dgm:cxn modelId="{3E54841A-5282-420E-9D5D-39CD7AF166F6}" type="presParOf" srcId="{CEC8D0C3-C727-4A48-A65A-7B0B09BD316C}" destId="{4AD992EB-79C7-4022-BF49-F9EA30145B11}" srcOrd="2" destOrd="0" presId="urn:microsoft.com/office/officeart/2005/8/layout/orgChart1"/>
+    <dgm:cxn modelId="{7CE456F5-E688-4547-BE95-D843F37EEE63}" type="presParOf" srcId="{CEC8D0C3-C727-4A48-A65A-7B0B09BD316C}" destId="{6FA1C46B-C5F4-4E32-863F-8BA26D5760E0}" srcOrd="3" destOrd="0" presId="urn:microsoft.com/office/officeart/2005/8/layout/orgChart1"/>
+    <dgm:cxn modelId="{BBE49D8A-08ED-4AC8-9AA9-F2CAEEC5B359}" type="presParOf" srcId="{6FA1C46B-C5F4-4E32-863F-8BA26D5760E0}" destId="{F5ABF72F-EF0C-4F43-9830-A44316F1305F}" srcOrd="0" destOrd="0" presId="urn:microsoft.com/office/officeart/2005/8/layout/orgChart1"/>
+    <dgm:cxn modelId="{51795A11-7548-4B90-81F9-7922652217D7}" type="presParOf" srcId="{F5ABF72F-EF0C-4F43-9830-A44316F1305F}" destId="{50CC0BEB-3C0F-4582-A3E0-FA59552C9929}" srcOrd="0" destOrd="0" presId="urn:microsoft.com/office/officeart/2005/8/layout/orgChart1"/>
+    <dgm:cxn modelId="{DF4C676A-BADF-4EAB-9B7F-45B701923756}" type="presParOf" srcId="{F5ABF72F-EF0C-4F43-9830-A44316F1305F}" destId="{72551FB6-0D05-4776-80C8-A9EE7507AAF3}" srcOrd="1" destOrd="0" presId="urn:microsoft.com/office/officeart/2005/8/layout/orgChart1"/>
+    <dgm:cxn modelId="{517A5244-673E-45A1-A41A-C48E374A2101}" type="presParOf" srcId="{6FA1C46B-C5F4-4E32-863F-8BA26D5760E0}" destId="{E947FAB2-50CF-4DA7-ABD7-B5FC36C193A2}" srcOrd="1" destOrd="0" presId="urn:microsoft.com/office/officeart/2005/8/layout/orgChart1"/>
+    <dgm:cxn modelId="{18FAC8C1-71D1-4617-AA43-AACBEA26C382}" type="presParOf" srcId="{6FA1C46B-C5F4-4E32-863F-8BA26D5760E0}" destId="{AB423B05-A25F-480D-A907-F2395ECEA792}" srcOrd="2" destOrd="0" presId="urn:microsoft.com/office/officeart/2005/8/layout/orgChart1"/>
+    <dgm:cxn modelId="{B93942E1-C111-4961-8D71-47254AF90203}" type="presParOf" srcId="{CEC8D0C3-C727-4A48-A65A-7B0B09BD316C}" destId="{D1ABF246-1C40-4DD7-85A2-07F95C35D3B6}" srcOrd="4" destOrd="0" presId="urn:microsoft.com/office/officeart/2005/8/layout/orgChart1"/>
+    <dgm:cxn modelId="{33A538C5-9AEB-4267-BA86-D8DFCEE292E1}" type="presParOf" srcId="{CEC8D0C3-C727-4A48-A65A-7B0B09BD316C}" destId="{C0FDC5C8-9AD5-4EA6-A70B-1DFC7D79A01E}" srcOrd="5" destOrd="0" presId="urn:microsoft.com/office/officeart/2005/8/layout/orgChart1"/>
+    <dgm:cxn modelId="{9B2CDE39-0BF6-4B4C-B247-704012F535B1}" type="presParOf" srcId="{C0FDC5C8-9AD5-4EA6-A70B-1DFC7D79A01E}" destId="{46FFD44B-04E3-4618-8070-19B5C2624750}" srcOrd="0" destOrd="0" presId="urn:microsoft.com/office/officeart/2005/8/layout/orgChart1"/>
+    <dgm:cxn modelId="{87C51509-003D-4CF7-BE92-CCEFDDB14A9F}" type="presParOf" srcId="{46FFD44B-04E3-4618-8070-19B5C2624750}" destId="{9941037D-EBE0-4FF2-9728-5E6C4E54456E}" srcOrd="0" destOrd="0" presId="urn:microsoft.com/office/officeart/2005/8/layout/orgChart1"/>
+    <dgm:cxn modelId="{3FD1D705-F5C5-4880-9F8D-5E75A590D7EF}" type="presParOf" srcId="{46FFD44B-04E3-4618-8070-19B5C2624750}" destId="{CF739B7D-C0D7-4FB1-BD5A-831348053F27}" srcOrd="1" destOrd="0" presId="urn:microsoft.com/office/officeart/2005/8/layout/orgChart1"/>
+    <dgm:cxn modelId="{D1CCAB15-7057-42C3-B416-6ECAF11A287F}" type="presParOf" srcId="{C0FDC5C8-9AD5-4EA6-A70B-1DFC7D79A01E}" destId="{41EACFE3-846C-4B9C-BDD2-1929C183116C}" srcOrd="1" destOrd="0" presId="urn:microsoft.com/office/officeart/2005/8/layout/orgChart1"/>
+    <dgm:cxn modelId="{AF9AD8E7-5ED8-48C1-9BDA-56CF64653F44}" type="presParOf" srcId="{C0FDC5C8-9AD5-4EA6-A70B-1DFC7D79A01E}" destId="{03189D86-F660-44E7-9EE5-230E2402FE11}" srcOrd="2" destOrd="0" presId="urn:microsoft.com/office/officeart/2005/8/layout/orgChart1"/>
+    <dgm:cxn modelId="{6CF9CC59-992C-4D60-9452-320892BEA7E9}" type="presParOf" srcId="{951EAE08-97E9-498E-A176-7BD323341C4D}" destId="{B3DF3D25-3B74-4507-B6E1-477AA8427C7D}" srcOrd="2" destOrd="0" presId="urn:microsoft.com/office/officeart/2005/8/layout/orgChart1"/>
+  </dgm:cxnLst>
+  <dgm:bg/>
+  <dgm:whole/>
+  <dgm:extLst>
+    <a:ext uri="http://schemas.microsoft.com/office/drawing/2008/diagram">
+      <dsp:dataModelExt xmlns:dsp="http://schemas.microsoft.com/office/drawing/2008/diagram" relId="rId20" minVer="http://schemas.openxmlformats.org/drawingml/2006/diagram"/>
     </a:ext>
   </dgm:extLst>
 </dgm:dataModel>
@@ -12418,6 +14352,514 @@
       <dsp:txXfrm>
         <a:off x="2164964" y="1817304"/>
         <a:ext cx="426405" cy="213202"/>
+      </dsp:txXfrm>
+    </dsp:sp>
+  </dsp:spTree>
+</dsp:drawing>
+</file>
+
+<file path=word/diagrams/drawing3.xml><?xml version="1.0" encoding="utf-8"?>
+<dsp:drawing xmlns:dgm="http://schemas.openxmlformats.org/drawingml/2006/diagram" xmlns:dsp="http://schemas.microsoft.com/office/drawing/2008/diagram" xmlns:a="http://schemas.openxmlformats.org/drawingml/2006/main">
+  <dsp:spTree>
+    <dsp:nvGrpSpPr>
+      <dsp:cNvPr id="0" name=""/>
+      <dsp:cNvGrpSpPr/>
+    </dsp:nvGrpSpPr>
+    <dsp:grpSpPr/>
+    <dsp:sp modelId="{D1ABF246-1C40-4DD7-85A2-07F95C35D3B6}">
+      <dsp:nvSpPr>
+        <dsp:cNvPr id="0" name=""/>
+        <dsp:cNvSpPr/>
+      </dsp:nvSpPr>
+      <dsp:spPr>
+        <a:xfrm>
+          <a:off x="1827212" y="495972"/>
+          <a:ext cx="1199654" cy="208204"/>
+        </a:xfrm>
+        <a:custGeom>
+          <a:avLst/>
+          <a:gdLst/>
+          <a:ahLst/>
+          <a:cxnLst/>
+          <a:rect l="0" t="0" r="0" b="0"/>
+          <a:pathLst>
+            <a:path>
+              <a:moveTo>
+                <a:pt x="0" y="0"/>
+              </a:moveTo>
+              <a:lnTo>
+                <a:pt x="0" y="104102"/>
+              </a:lnTo>
+              <a:lnTo>
+                <a:pt x="1199654" y="104102"/>
+              </a:lnTo>
+              <a:lnTo>
+                <a:pt x="1199654" y="208204"/>
+              </a:lnTo>
+            </a:path>
+          </a:pathLst>
+        </a:custGeom>
+        <a:noFill/>
+        <a:ln w="19050" cap="flat" cmpd="sng" algn="ctr">
+          <a:solidFill>
+            <a:schemeClr val="accent1">
+              <a:shade val="60000"/>
+              <a:hueOff val="0"/>
+              <a:satOff val="0"/>
+              <a:lumOff val="0"/>
+              <a:alphaOff val="0"/>
+            </a:schemeClr>
+          </a:solidFill>
+          <a:prstDash val="solid"/>
+          <a:miter lim="800000"/>
+        </a:ln>
+        <a:effectLst/>
+      </dsp:spPr>
+      <dsp:style>
+        <a:lnRef idx="2">
+          <a:scrgbClr r="0" g="0" b="0"/>
+        </a:lnRef>
+        <a:fillRef idx="0">
+          <a:scrgbClr r="0" g="0" b="0"/>
+        </a:fillRef>
+        <a:effectRef idx="0">
+          <a:scrgbClr r="0" g="0" b="0"/>
+        </a:effectRef>
+        <a:fontRef idx="minor"/>
+      </dsp:style>
+    </dsp:sp>
+    <dsp:sp modelId="{4AD992EB-79C7-4022-BF49-F9EA30145B11}">
+      <dsp:nvSpPr>
+        <dsp:cNvPr id="0" name=""/>
+        <dsp:cNvSpPr/>
+      </dsp:nvSpPr>
+      <dsp:spPr>
+        <a:xfrm>
+          <a:off x="1781492" y="495972"/>
+          <a:ext cx="91440" cy="208204"/>
+        </a:xfrm>
+        <a:custGeom>
+          <a:avLst/>
+          <a:gdLst/>
+          <a:ahLst/>
+          <a:cxnLst/>
+          <a:rect l="0" t="0" r="0" b="0"/>
+          <a:pathLst>
+            <a:path>
+              <a:moveTo>
+                <a:pt x="45720" y="0"/>
+              </a:moveTo>
+              <a:lnTo>
+                <a:pt x="45720" y="208204"/>
+              </a:lnTo>
+            </a:path>
+          </a:pathLst>
+        </a:custGeom>
+        <a:noFill/>
+        <a:ln w="19050" cap="flat" cmpd="sng" algn="ctr">
+          <a:solidFill>
+            <a:schemeClr val="accent1">
+              <a:shade val="60000"/>
+              <a:hueOff val="0"/>
+              <a:satOff val="0"/>
+              <a:lumOff val="0"/>
+              <a:alphaOff val="0"/>
+            </a:schemeClr>
+          </a:solidFill>
+          <a:prstDash val="solid"/>
+          <a:miter lim="800000"/>
+        </a:ln>
+        <a:effectLst/>
+      </dsp:spPr>
+      <dsp:style>
+        <a:lnRef idx="2">
+          <a:scrgbClr r="0" g="0" b="0"/>
+        </a:lnRef>
+        <a:fillRef idx="0">
+          <a:scrgbClr r="0" g="0" b="0"/>
+        </a:fillRef>
+        <a:effectRef idx="0">
+          <a:scrgbClr r="0" g="0" b="0"/>
+        </a:effectRef>
+        <a:fontRef idx="minor"/>
+      </dsp:style>
+    </dsp:sp>
+    <dsp:sp modelId="{F2A84035-30D8-43CB-93D8-DC321AB88B1E}">
+      <dsp:nvSpPr>
+        <dsp:cNvPr id="0" name=""/>
+        <dsp:cNvSpPr/>
+      </dsp:nvSpPr>
+      <dsp:spPr>
+        <a:xfrm>
+          <a:off x="627557" y="495972"/>
+          <a:ext cx="1199654" cy="208204"/>
+        </a:xfrm>
+        <a:custGeom>
+          <a:avLst/>
+          <a:gdLst/>
+          <a:ahLst/>
+          <a:cxnLst/>
+          <a:rect l="0" t="0" r="0" b="0"/>
+          <a:pathLst>
+            <a:path>
+              <a:moveTo>
+                <a:pt x="1199654" y="0"/>
+              </a:moveTo>
+              <a:lnTo>
+                <a:pt x="1199654" y="104102"/>
+              </a:lnTo>
+              <a:lnTo>
+                <a:pt x="0" y="104102"/>
+              </a:lnTo>
+              <a:lnTo>
+                <a:pt x="0" y="208204"/>
+              </a:lnTo>
+            </a:path>
+          </a:pathLst>
+        </a:custGeom>
+        <a:noFill/>
+        <a:ln w="19050" cap="flat" cmpd="sng" algn="ctr">
+          <a:solidFill>
+            <a:schemeClr val="accent1">
+              <a:shade val="60000"/>
+              <a:hueOff val="0"/>
+              <a:satOff val="0"/>
+              <a:lumOff val="0"/>
+              <a:alphaOff val="0"/>
+            </a:schemeClr>
+          </a:solidFill>
+          <a:prstDash val="solid"/>
+          <a:miter lim="800000"/>
+        </a:ln>
+        <a:effectLst/>
+      </dsp:spPr>
+      <dsp:style>
+        <a:lnRef idx="2">
+          <a:scrgbClr r="0" g="0" b="0"/>
+        </a:lnRef>
+        <a:fillRef idx="0">
+          <a:scrgbClr r="0" g="0" b="0"/>
+        </a:fillRef>
+        <a:effectRef idx="0">
+          <a:scrgbClr r="0" g="0" b="0"/>
+        </a:effectRef>
+        <a:fontRef idx="minor"/>
+      </dsp:style>
+    </dsp:sp>
+    <dsp:sp modelId="{19337D72-2BEB-4D5E-AB63-129E2C8B7D38}">
+      <dsp:nvSpPr>
+        <dsp:cNvPr id="0" name=""/>
+        <dsp:cNvSpPr/>
+      </dsp:nvSpPr>
+      <dsp:spPr>
+        <a:xfrm>
+          <a:off x="1331487" y="247"/>
+          <a:ext cx="991450" cy="495725"/>
+        </a:xfrm>
+        <a:prstGeom prst="rect">
+          <a:avLst/>
+        </a:prstGeom>
+        <a:solidFill>
+          <a:schemeClr val="accent1">
+            <a:hueOff val="0"/>
+            <a:satOff val="0"/>
+            <a:lumOff val="0"/>
+            <a:alphaOff val="0"/>
+          </a:schemeClr>
+        </a:solidFill>
+        <a:ln w="19050" cap="flat" cmpd="sng" algn="ctr">
+          <a:solidFill>
+            <a:schemeClr val="lt1">
+              <a:hueOff val="0"/>
+              <a:satOff val="0"/>
+              <a:lumOff val="0"/>
+              <a:alphaOff val="0"/>
+            </a:schemeClr>
+          </a:solidFill>
+          <a:prstDash val="solid"/>
+          <a:miter lim="800000"/>
+        </a:ln>
+        <a:effectLst/>
+      </dsp:spPr>
+      <dsp:style>
+        <a:lnRef idx="2">
+          <a:scrgbClr r="0" g="0" b="0"/>
+        </a:lnRef>
+        <a:fillRef idx="1">
+          <a:scrgbClr r="0" g="0" b="0"/>
+        </a:fillRef>
+        <a:effectRef idx="0">
+          <a:scrgbClr r="0" g="0" b="0"/>
+        </a:effectRef>
+        <a:fontRef idx="minor">
+          <a:schemeClr val="lt1"/>
+        </a:fontRef>
+      </dsp:style>
+      <dsp:txBody>
+        <a:bodyPr spcFirstLastPara="0" vert="horz" wrap="square" lIns="6985" tIns="6985" rIns="6985" bIns="6985" numCol="1" spcCol="1270" anchor="ctr" anchorCtr="0">
+          <a:noAutofit/>
+        </a:bodyPr>
+        <a:lstStyle/>
+        <a:p>
+          <a:pPr marL="0" lvl="0" indent="0" algn="ctr" defTabSz="488950">
+            <a:lnSpc>
+              <a:spcPct val="90000"/>
+            </a:lnSpc>
+            <a:spcBef>
+              <a:spcPct val="0"/>
+            </a:spcBef>
+            <a:spcAft>
+              <a:spcPct val="35000"/>
+            </a:spcAft>
+            <a:buNone/>
+          </a:pPr>
+          <a:r>
+            <a:rPr lang="en-US" sz="1100" kern="1200"/>
+            <a:t>Interconnected operating centers </a:t>
+          </a:r>
+          <a:endParaRPr lang="en-IN" sz="1100" kern="1200"/>
+        </a:p>
+      </dsp:txBody>
+      <dsp:txXfrm>
+        <a:off x="1331487" y="247"/>
+        <a:ext cx="991450" cy="495725"/>
+      </dsp:txXfrm>
+    </dsp:sp>
+    <dsp:sp modelId="{A93A665A-F33F-4DB5-94BE-486082FDBC3D}">
+      <dsp:nvSpPr>
+        <dsp:cNvPr id="0" name=""/>
+        <dsp:cNvSpPr/>
+      </dsp:nvSpPr>
+      <dsp:spPr>
+        <a:xfrm>
+          <a:off x="131832" y="704177"/>
+          <a:ext cx="991450" cy="495725"/>
+        </a:xfrm>
+        <a:prstGeom prst="rect">
+          <a:avLst/>
+        </a:prstGeom>
+        <a:solidFill>
+          <a:schemeClr val="accent1">
+            <a:hueOff val="0"/>
+            <a:satOff val="0"/>
+            <a:lumOff val="0"/>
+            <a:alphaOff val="0"/>
+          </a:schemeClr>
+        </a:solidFill>
+        <a:ln w="19050" cap="flat" cmpd="sng" algn="ctr">
+          <a:solidFill>
+            <a:schemeClr val="lt1">
+              <a:hueOff val="0"/>
+              <a:satOff val="0"/>
+              <a:lumOff val="0"/>
+              <a:alphaOff val="0"/>
+            </a:schemeClr>
+          </a:solidFill>
+          <a:prstDash val="solid"/>
+          <a:miter lim="800000"/>
+        </a:ln>
+        <a:effectLst/>
+      </dsp:spPr>
+      <dsp:style>
+        <a:lnRef idx="2">
+          <a:scrgbClr r="0" g="0" b="0"/>
+        </a:lnRef>
+        <a:fillRef idx="1">
+          <a:scrgbClr r="0" g="0" b="0"/>
+        </a:fillRef>
+        <a:effectRef idx="0">
+          <a:scrgbClr r="0" g="0" b="0"/>
+        </a:effectRef>
+        <a:fontRef idx="minor">
+          <a:schemeClr val="lt1"/>
+        </a:fontRef>
+      </dsp:style>
+      <dsp:txBody>
+        <a:bodyPr spcFirstLastPara="0" vert="horz" wrap="square" lIns="6985" tIns="6985" rIns="6985" bIns="6985" numCol="1" spcCol="1270" anchor="ctr" anchorCtr="0">
+          <a:noAutofit/>
+        </a:bodyPr>
+        <a:lstStyle/>
+        <a:p>
+          <a:pPr marL="0" lvl="0" indent="0" algn="ctr" defTabSz="488950">
+            <a:lnSpc>
+              <a:spcPct val="90000"/>
+            </a:lnSpc>
+            <a:spcBef>
+              <a:spcPct val="0"/>
+            </a:spcBef>
+            <a:spcAft>
+              <a:spcPct val="35000"/>
+            </a:spcAft>
+            <a:buNone/>
+          </a:pPr>
+          <a:r>
+            <a:rPr lang="en-US" sz="1100" kern="1200"/>
+            <a:t>Amsterdam / zoctewoad </a:t>
+          </a:r>
+          <a:endParaRPr lang="en-IN" sz="1100" kern="1200"/>
+        </a:p>
+      </dsp:txBody>
+      <dsp:txXfrm>
+        <a:off x="131832" y="704177"/>
+        <a:ext cx="991450" cy="495725"/>
+      </dsp:txXfrm>
+    </dsp:sp>
+    <dsp:sp modelId="{50CC0BEB-3C0F-4582-A3E0-FA59552C9929}">
+      <dsp:nvSpPr>
+        <dsp:cNvPr id="0" name=""/>
+        <dsp:cNvSpPr/>
+      </dsp:nvSpPr>
+      <dsp:spPr>
+        <a:xfrm>
+          <a:off x="1331487" y="704177"/>
+          <a:ext cx="991450" cy="495725"/>
+        </a:xfrm>
+        <a:prstGeom prst="rect">
+          <a:avLst/>
+        </a:prstGeom>
+        <a:solidFill>
+          <a:schemeClr val="accent1">
+            <a:hueOff val="0"/>
+            <a:satOff val="0"/>
+            <a:lumOff val="0"/>
+            <a:alphaOff val="0"/>
+          </a:schemeClr>
+        </a:solidFill>
+        <a:ln w="19050" cap="flat" cmpd="sng" algn="ctr">
+          <a:solidFill>
+            <a:schemeClr val="lt1">
+              <a:hueOff val="0"/>
+              <a:satOff val="0"/>
+              <a:lumOff val="0"/>
+              <a:alphaOff val="0"/>
+            </a:schemeClr>
+          </a:solidFill>
+          <a:prstDash val="solid"/>
+          <a:miter lim="800000"/>
+        </a:ln>
+        <a:effectLst/>
+      </dsp:spPr>
+      <dsp:style>
+        <a:lnRef idx="2">
+          <a:scrgbClr r="0" g="0" b="0"/>
+        </a:lnRef>
+        <a:fillRef idx="1">
+          <a:scrgbClr r="0" g="0" b="0"/>
+        </a:fillRef>
+        <a:effectRef idx="0">
+          <a:scrgbClr r="0" g="0" b="0"/>
+        </a:effectRef>
+        <a:fontRef idx="minor">
+          <a:schemeClr val="lt1"/>
+        </a:fontRef>
+      </dsp:style>
+      <dsp:txBody>
+        <a:bodyPr spcFirstLastPara="0" vert="horz" wrap="square" lIns="6985" tIns="6985" rIns="6985" bIns="6985" numCol="1" spcCol="1270" anchor="ctr" anchorCtr="0">
+          <a:noAutofit/>
+        </a:bodyPr>
+        <a:lstStyle/>
+        <a:p>
+          <a:pPr marL="0" lvl="0" indent="0" algn="ctr" defTabSz="488950">
+            <a:lnSpc>
+              <a:spcPct val="90000"/>
+            </a:lnSpc>
+            <a:spcBef>
+              <a:spcPct val="0"/>
+            </a:spcBef>
+            <a:spcAft>
+              <a:spcPct val="35000"/>
+            </a:spcAft>
+            <a:buNone/>
+          </a:pPr>
+          <a:r>
+            <a:rPr lang="en-US" sz="1100" kern="1200"/>
+            <a:t>Culpeper </a:t>
+          </a:r>
+          <a:endParaRPr lang="en-IN" sz="1100" kern="1200"/>
+        </a:p>
+      </dsp:txBody>
+      <dsp:txXfrm>
+        <a:off x="1331487" y="704177"/>
+        <a:ext cx="991450" cy="495725"/>
+      </dsp:txXfrm>
+    </dsp:sp>
+    <dsp:sp modelId="{9941037D-EBE0-4FF2-9728-5E6C4E54456E}">
+      <dsp:nvSpPr>
+        <dsp:cNvPr id="0" name=""/>
+        <dsp:cNvSpPr/>
+      </dsp:nvSpPr>
+      <dsp:spPr>
+        <a:xfrm>
+          <a:off x="2531142" y="704177"/>
+          <a:ext cx="991450" cy="495725"/>
+        </a:xfrm>
+        <a:prstGeom prst="rect">
+          <a:avLst/>
+        </a:prstGeom>
+        <a:solidFill>
+          <a:schemeClr val="accent1">
+            <a:hueOff val="0"/>
+            <a:satOff val="0"/>
+            <a:lumOff val="0"/>
+            <a:alphaOff val="0"/>
+          </a:schemeClr>
+        </a:solidFill>
+        <a:ln w="19050" cap="flat" cmpd="sng" algn="ctr">
+          <a:solidFill>
+            <a:schemeClr val="lt1">
+              <a:hueOff val="0"/>
+              <a:satOff val="0"/>
+              <a:lumOff val="0"/>
+              <a:alphaOff val="0"/>
+            </a:schemeClr>
+          </a:solidFill>
+          <a:prstDash val="solid"/>
+          <a:miter lim="800000"/>
+        </a:ln>
+        <a:effectLst/>
+      </dsp:spPr>
+      <dsp:style>
+        <a:lnRef idx="2">
+          <a:scrgbClr r="0" g="0" b="0"/>
+        </a:lnRef>
+        <a:fillRef idx="1">
+          <a:scrgbClr r="0" g="0" b="0"/>
+        </a:fillRef>
+        <a:effectRef idx="0">
+          <a:scrgbClr r="0" g="0" b="0"/>
+        </a:effectRef>
+        <a:fontRef idx="minor">
+          <a:schemeClr val="lt1"/>
+        </a:fontRef>
+      </dsp:style>
+      <dsp:txBody>
+        <a:bodyPr spcFirstLastPara="0" vert="horz" wrap="square" lIns="6985" tIns="6985" rIns="6985" bIns="6985" numCol="1" spcCol="1270" anchor="ctr" anchorCtr="0">
+          <a:noAutofit/>
+        </a:bodyPr>
+        <a:lstStyle/>
+        <a:p>
+          <a:pPr marL="0" lvl="0" indent="0" algn="ctr" defTabSz="488950">
+            <a:lnSpc>
+              <a:spcPct val="90000"/>
+            </a:lnSpc>
+            <a:spcBef>
+              <a:spcPct val="0"/>
+            </a:spcBef>
+            <a:spcAft>
+              <a:spcPct val="35000"/>
+            </a:spcAft>
+            <a:buNone/>
+          </a:pPr>
+          <a:r>
+            <a:rPr lang="en-US" sz="1100" kern="1200"/>
+            <a:t>Diessenhofen</a:t>
+          </a:r>
+          <a:endParaRPr lang="en-IN" sz="1100" kern="1200"/>
+        </a:p>
+      </dsp:txBody>
+      <dsp:txXfrm>
+        <a:off x="2531142" y="704177"/>
+        <a:ext cx="991450" cy="495725"/>
       </dsp:txXfrm>
     </dsp:sp>
   </dsp:spTree>
@@ -14716,6 +17158,1152 @@
 </dgm:layoutDef>
 </file>
 
+<file path=word/diagrams/layout3.xml><?xml version="1.0" encoding="utf-8"?>
+<dgm:layoutDef xmlns:dgm="http://schemas.openxmlformats.org/drawingml/2006/diagram" xmlns:a="http://schemas.openxmlformats.org/drawingml/2006/main" uniqueId="urn:microsoft.com/office/officeart/2005/8/layout/orgChart1">
+  <dgm:title val=""/>
+  <dgm:desc val=""/>
+  <dgm:catLst>
+    <dgm:cat type="hierarchy" pri="1000"/>
+    <dgm:cat type="convert" pri="6000"/>
+  </dgm:catLst>
+  <dgm:sampData>
+    <dgm:dataModel>
+      <dgm:ptLst>
+        <dgm:pt modelId="0" type="doc"/>
+        <dgm:pt modelId="1">
+          <dgm:prSet phldr="1"/>
+        </dgm:pt>
+        <dgm:pt modelId="2" type="asst">
+          <dgm:prSet phldr="1"/>
+        </dgm:pt>
+        <dgm:pt modelId="3">
+          <dgm:prSet phldr="1"/>
+        </dgm:pt>
+        <dgm:pt modelId="4">
+          <dgm:prSet phldr="1"/>
+        </dgm:pt>
+        <dgm:pt modelId="5">
+          <dgm:prSet phldr="1"/>
+        </dgm:pt>
+      </dgm:ptLst>
+      <dgm:cxnLst>
+        <dgm:cxn modelId="5" srcId="0" destId="1" srcOrd="0" destOrd="0"/>
+        <dgm:cxn modelId="6" srcId="1" destId="2" srcOrd="0" destOrd="0"/>
+        <dgm:cxn modelId="7" srcId="1" destId="3" srcOrd="1" destOrd="0"/>
+        <dgm:cxn modelId="8" srcId="1" destId="4" srcOrd="2" destOrd="0"/>
+        <dgm:cxn modelId="9" srcId="1" destId="5" srcOrd="3" destOrd="0"/>
+      </dgm:cxnLst>
+      <dgm:bg/>
+      <dgm:whole/>
+    </dgm:dataModel>
+  </dgm:sampData>
+  <dgm:styleData>
+    <dgm:dataModel>
+      <dgm:ptLst>
+        <dgm:pt modelId="0" type="doc"/>
+        <dgm:pt modelId="1"/>
+        <dgm:pt modelId="12"/>
+        <dgm:pt modelId="13"/>
+      </dgm:ptLst>
+      <dgm:cxnLst>
+        <dgm:cxn modelId="2" srcId="0" destId="1" srcOrd="0" destOrd="0"/>
+        <dgm:cxn modelId="16" srcId="1" destId="12" srcOrd="1" destOrd="0"/>
+        <dgm:cxn modelId="17" srcId="1" destId="13" srcOrd="2" destOrd="0"/>
+      </dgm:cxnLst>
+      <dgm:bg/>
+      <dgm:whole/>
+    </dgm:dataModel>
+  </dgm:styleData>
+  <dgm:clrData>
+    <dgm:dataModel>
+      <dgm:ptLst>
+        <dgm:pt modelId="0" type="doc"/>
+        <dgm:pt modelId="1"/>
+        <dgm:pt modelId="11" type="asst"/>
+        <dgm:pt modelId="12"/>
+        <dgm:pt modelId="13"/>
+        <dgm:pt modelId="14"/>
+      </dgm:ptLst>
+      <dgm:cxnLst>
+        <dgm:cxn modelId="2" srcId="0" destId="1" srcOrd="0" destOrd="0"/>
+        <dgm:cxn modelId="15" srcId="1" destId="11" srcOrd="0" destOrd="0"/>
+        <dgm:cxn modelId="16" srcId="1" destId="12" srcOrd="1" destOrd="0"/>
+        <dgm:cxn modelId="17" srcId="1" destId="13" srcOrd="2" destOrd="0"/>
+        <dgm:cxn modelId="18" srcId="1" destId="14" srcOrd="2" destOrd="0"/>
+      </dgm:cxnLst>
+      <dgm:bg/>
+      <dgm:whole/>
+    </dgm:dataModel>
+  </dgm:clrData>
+  <dgm:layoutNode name="hierChild1">
+    <dgm:varLst>
+      <dgm:orgChart val="1"/>
+      <dgm:chPref val="1"/>
+      <dgm:dir/>
+      <dgm:animOne val="branch"/>
+      <dgm:animLvl val="lvl"/>
+      <dgm:resizeHandles/>
+    </dgm:varLst>
+    <dgm:choose name="Name0">
+      <dgm:if name="Name1" func="var" arg="dir" op="equ" val="norm">
+        <dgm:alg type="hierChild">
+          <dgm:param type="linDir" val="fromL"/>
+        </dgm:alg>
+      </dgm:if>
+      <dgm:else name="Name2">
+        <dgm:alg type="hierChild">
+          <dgm:param type="linDir" val="fromR"/>
+        </dgm:alg>
+      </dgm:else>
+    </dgm:choose>
+    <dgm:shape xmlns:r="http://schemas.openxmlformats.org/officeDocument/2006/relationships" r:blip="">
+      <dgm:adjLst/>
+    </dgm:shape>
+    <dgm:presOf/>
+    <dgm:constrLst>
+      <dgm:constr type="w" for="des" forName="rootComposite1" refType="w" fact="10"/>
+      <dgm:constr type="h" for="des" forName="rootComposite1" refType="w" refFor="des" refForName="rootComposite1" fact="0.5"/>
+      <dgm:constr type="w" for="des" forName="rootComposite" refType="w" fact="10"/>
+      <dgm:constr type="h" for="des" forName="rootComposite" refType="w" refFor="des" refForName="rootComposite1" fact="0.5"/>
+      <dgm:constr type="w" for="des" forName="rootComposite3" refType="w" fact="10"/>
+      <dgm:constr type="h" for="des" forName="rootComposite3" refType="w" refFor="des" refForName="rootComposite1" fact="0.5"/>
+      <dgm:constr type="primFontSz" for="des" ptType="node" op="equ"/>
+      <dgm:constr type="sp" for="des" op="equ"/>
+      <dgm:constr type="sp" for="des" forName="hierRoot1" refType="w" refFor="des" refForName="rootComposite1" fact="0.21"/>
+      <dgm:constr type="sp" for="des" forName="hierRoot2" refType="sp" refFor="des" refForName="hierRoot1"/>
+      <dgm:constr type="sp" for="des" forName="hierRoot3" refType="sp" refFor="des" refForName="hierRoot1"/>
+      <dgm:constr type="sibSp" refType="w" refFor="des" refForName="rootComposite1" fact="0.21"/>
+      <dgm:constr type="sibSp" for="des" forName="hierChild2" refType="sibSp"/>
+      <dgm:constr type="sibSp" for="des" forName="hierChild3" refType="sibSp"/>
+      <dgm:constr type="sibSp" for="des" forName="hierChild4" refType="sibSp"/>
+      <dgm:constr type="sibSp" for="des" forName="hierChild5" refType="sibSp"/>
+      <dgm:constr type="sibSp" for="des" forName="hierChild6" refType="sibSp"/>
+      <dgm:constr type="sibSp" for="des" forName="hierChild7" refType="sibSp"/>
+      <dgm:constr type="secSibSp" refType="w" refFor="des" refForName="rootComposite1" fact="0.21"/>
+      <dgm:constr type="secSibSp" for="des" forName="hierChild2" refType="secSibSp"/>
+      <dgm:constr type="secSibSp" for="des" forName="hierChild3" refType="secSibSp"/>
+      <dgm:constr type="secSibSp" for="des" forName="hierChild4" refType="secSibSp"/>
+      <dgm:constr type="secSibSp" for="des" forName="hierChild5" refType="secSibSp"/>
+      <dgm:constr type="secSibSp" for="des" forName="hierChild6" refType="secSibSp"/>
+      <dgm:constr type="secSibSp" for="des" forName="hierChild7" refType="secSibSp"/>
+    </dgm:constrLst>
+    <dgm:ruleLst/>
+    <dgm:forEach name="Name3" axis="ch">
+      <dgm:forEach name="Name4" axis="self" ptType="node">
+        <dgm:layoutNode name="hierRoot1">
+          <dgm:varLst>
+            <dgm:hierBranch val="init"/>
+          </dgm:varLst>
+          <dgm:choose name="Name5">
+            <dgm:if name="Name6" func="var" arg="hierBranch" op="equ" val="l">
+              <dgm:choose name="Name7">
+                <dgm:if name="Name8" axis="ch" ptType="asst" func="cnt" op="gte" val="1">
+                  <dgm:alg type="hierRoot">
+                    <dgm:param type="hierAlign" val="tR"/>
+                  </dgm:alg>
+                  <dgm:constrLst>
+                    <dgm:constr type="alignOff" val="0.65"/>
+                  </dgm:constrLst>
+                </dgm:if>
+                <dgm:else name="Name9">
+                  <dgm:alg type="hierRoot">
+                    <dgm:param type="hierAlign" val="tR"/>
+                  </dgm:alg>
+                  <dgm:constrLst>
+                    <dgm:constr type="alignOff" val="0.25"/>
+                  </dgm:constrLst>
+                </dgm:else>
+              </dgm:choose>
+            </dgm:if>
+            <dgm:if name="Name10" func="var" arg="hierBranch" op="equ" val="r">
+              <dgm:choose name="Name11">
+                <dgm:if name="Name12" axis="ch" ptType="asst" func="cnt" op="gte" val="1">
+                  <dgm:alg type="hierRoot">
+                    <dgm:param type="hierAlign" val="tL"/>
+                  </dgm:alg>
+                  <dgm:constrLst>
+                    <dgm:constr type="alignOff" val="0.65"/>
+                  </dgm:constrLst>
+                </dgm:if>
+                <dgm:else name="Name13">
+                  <dgm:alg type="hierRoot">
+                    <dgm:param type="hierAlign" val="tL"/>
+                  </dgm:alg>
+                  <dgm:constrLst>
+                    <dgm:constr type="alignOff" val="0.25"/>
+                  </dgm:constrLst>
+                </dgm:else>
+              </dgm:choose>
+            </dgm:if>
+            <dgm:if name="Name14" func="var" arg="hierBranch" op="equ" val="hang">
+              <dgm:alg type="hierRoot"/>
+              <dgm:constrLst>
+                <dgm:constr type="alignOff" val="0.65"/>
+              </dgm:constrLst>
+            </dgm:if>
+            <dgm:else name="Name15">
+              <dgm:alg type="hierRoot"/>
+              <dgm:constrLst>
+                <dgm:constr type="alignOff"/>
+                <dgm:constr type="bendDist" for="des" ptType="parTrans" refType="sp" fact="0.5"/>
+              </dgm:constrLst>
+            </dgm:else>
+          </dgm:choose>
+          <dgm:shape xmlns:r="http://schemas.openxmlformats.org/officeDocument/2006/relationships" r:blip="">
+            <dgm:adjLst/>
+          </dgm:shape>
+          <dgm:presOf/>
+          <dgm:ruleLst/>
+          <dgm:layoutNode name="rootComposite1">
+            <dgm:alg type="composite"/>
+            <dgm:shape xmlns:r="http://schemas.openxmlformats.org/officeDocument/2006/relationships" r:blip="">
+              <dgm:adjLst/>
+            </dgm:shape>
+            <dgm:presOf axis="self" ptType="node" cnt="1"/>
+            <dgm:choose name="Name16">
+              <dgm:if name="Name17" func="var" arg="hierBranch" op="equ" val="init">
+                <dgm:constrLst>
+                  <dgm:constr type="l" for="ch" forName="rootText1"/>
+                  <dgm:constr type="t" for="ch" forName="rootText1"/>
+                  <dgm:constr type="w" for="ch" forName="rootText1" refType="w"/>
+                  <dgm:constr type="h" for="ch" forName="rootText1" refType="h"/>
+                  <dgm:constr type="l" for="ch" forName="rootConnector1"/>
+                  <dgm:constr type="t" for="ch" forName="rootConnector1"/>
+                  <dgm:constr type="w" for="ch" forName="rootConnector1" refType="w" refFor="ch" refForName="rootText1" fact="0.2"/>
+                  <dgm:constr type="h" for="ch" forName="rootConnector1" refType="h" refFor="ch" refForName="rootText1"/>
+                </dgm:constrLst>
+              </dgm:if>
+              <dgm:if name="Name18" func="var" arg="hierBranch" op="equ" val="l">
+                <dgm:constrLst>
+                  <dgm:constr type="l" for="ch" forName="rootText1"/>
+                  <dgm:constr type="t" for="ch" forName="rootText1"/>
+                  <dgm:constr type="w" for="ch" forName="rootText1" refType="w"/>
+                  <dgm:constr type="h" for="ch" forName="rootText1" refType="h"/>
+                  <dgm:constr type="r" for="ch" forName="rootConnector1" refType="w"/>
+                  <dgm:constr type="t" for="ch" forName="rootConnector1"/>
+                  <dgm:constr type="w" for="ch" forName="rootConnector1" refType="w" refFor="ch" refForName="rootText1" fact="0.2"/>
+                  <dgm:constr type="h" for="ch" forName="rootConnector1" refType="h" refFor="ch" refForName="rootText1"/>
+                </dgm:constrLst>
+              </dgm:if>
+              <dgm:if name="Name19" func="var" arg="hierBranch" op="equ" val="r">
+                <dgm:constrLst>
+                  <dgm:constr type="l" for="ch" forName="rootText1"/>
+                  <dgm:constr type="t" for="ch" forName="rootText1"/>
+                  <dgm:constr type="w" for="ch" forName="rootText1" refType="w"/>
+                  <dgm:constr type="h" for="ch" forName="rootText1" refType="h"/>
+                  <dgm:constr type="l" for="ch" forName="rootConnector1"/>
+                  <dgm:constr type="t" for="ch" forName="rootConnector1"/>
+                  <dgm:constr type="w" for="ch" forName="rootConnector1" refType="w" refFor="ch" refForName="rootText1" fact="0.2"/>
+                  <dgm:constr type="h" for="ch" forName="rootConnector1" refType="h" refFor="ch" refForName="rootText1"/>
+                </dgm:constrLst>
+              </dgm:if>
+              <dgm:else name="Name20">
+                <dgm:constrLst>
+                  <dgm:constr type="l" for="ch" forName="rootText1"/>
+                  <dgm:constr type="t" for="ch" forName="rootText1"/>
+                  <dgm:constr type="w" for="ch" forName="rootText1" refType="w"/>
+                  <dgm:constr type="h" for="ch" forName="rootText1" refType="h"/>
+                  <dgm:constr type="r" for="ch" forName="rootConnector1" refType="w"/>
+                  <dgm:constr type="t" for="ch" forName="rootConnector1"/>
+                  <dgm:constr type="w" for="ch" forName="rootConnector1" refType="w" refFor="ch" refForName="rootText1" fact="0.2"/>
+                  <dgm:constr type="h" for="ch" forName="rootConnector1" refType="h" refFor="ch" refForName="rootText1"/>
+                </dgm:constrLst>
+              </dgm:else>
+            </dgm:choose>
+            <dgm:ruleLst/>
+            <dgm:layoutNode name="rootText1" styleLbl="node0">
+              <dgm:varLst>
+                <dgm:chPref val="3"/>
+              </dgm:varLst>
+              <dgm:alg type="tx"/>
+              <dgm:shape xmlns:r="http://schemas.openxmlformats.org/officeDocument/2006/relationships" type="rect" r:blip="">
+                <dgm:adjLst/>
+              </dgm:shape>
+              <dgm:presOf axis="self" ptType="node" cnt="1"/>
+              <dgm:constrLst>
+                <dgm:constr type="primFontSz" val="65"/>
+                <dgm:constr type="lMarg" refType="primFontSz" fact="0.05"/>
+                <dgm:constr type="rMarg" refType="primFontSz" fact="0.05"/>
+                <dgm:constr type="tMarg" refType="primFontSz" fact="0.05"/>
+                <dgm:constr type="bMarg" refType="primFontSz" fact="0.05"/>
+              </dgm:constrLst>
+              <dgm:ruleLst>
+                <dgm:rule type="primFontSz" val="5" fact="NaN" max="NaN"/>
+              </dgm:ruleLst>
+            </dgm:layoutNode>
+            <dgm:layoutNode name="rootConnector1" moveWith="rootText1">
+              <dgm:alg type="sp"/>
+              <dgm:shape xmlns:r="http://schemas.openxmlformats.org/officeDocument/2006/relationships" type="rect" r:blip="" hideGeom="1">
+                <dgm:adjLst/>
+              </dgm:shape>
+              <dgm:presOf axis="self" ptType="node" cnt="1"/>
+              <dgm:constrLst/>
+              <dgm:ruleLst/>
+            </dgm:layoutNode>
+          </dgm:layoutNode>
+          <dgm:layoutNode name="hierChild2">
+            <dgm:choose name="Name21">
+              <dgm:if name="Name22" func="var" arg="hierBranch" op="equ" val="l">
+                <dgm:alg type="hierChild">
+                  <dgm:param type="chAlign" val="r"/>
+                  <dgm:param type="linDir" val="fromT"/>
+                </dgm:alg>
+              </dgm:if>
+              <dgm:if name="Name23" func="var" arg="hierBranch" op="equ" val="r">
+                <dgm:alg type="hierChild">
+                  <dgm:param type="chAlign" val="l"/>
+                  <dgm:param type="linDir" val="fromT"/>
+                </dgm:alg>
+              </dgm:if>
+              <dgm:if name="Name24" func="var" arg="hierBranch" op="equ" val="hang">
+                <dgm:choose name="Name25">
+                  <dgm:if name="Name26" func="var" arg="dir" op="equ" val="norm">
+                    <dgm:alg type="hierChild">
+                      <dgm:param type="chAlign" val="l"/>
+                      <dgm:param type="linDir" val="fromL"/>
+                      <dgm:param type="secChAlign" val="t"/>
+                      <dgm:param type="secLinDir" val="fromT"/>
+                    </dgm:alg>
+                  </dgm:if>
+                  <dgm:else name="Name27">
+                    <dgm:alg type="hierChild">
+                      <dgm:param type="chAlign" val="l"/>
+                      <dgm:param type="linDir" val="fromR"/>
+                      <dgm:param type="secChAlign" val="t"/>
+                      <dgm:param type="secLinDir" val="fromT"/>
+                    </dgm:alg>
+                  </dgm:else>
+                </dgm:choose>
+              </dgm:if>
+              <dgm:else name="Name28">
+                <dgm:choose name="Name29">
+                  <dgm:if name="Name30" func="var" arg="dir" op="equ" val="norm">
+                    <dgm:alg type="hierChild"/>
+                  </dgm:if>
+                  <dgm:else name="Name31">
+                    <dgm:alg type="hierChild">
+                      <dgm:param type="linDir" val="fromR"/>
+                    </dgm:alg>
+                  </dgm:else>
+                </dgm:choose>
+              </dgm:else>
+            </dgm:choose>
+            <dgm:shape xmlns:r="http://schemas.openxmlformats.org/officeDocument/2006/relationships" r:blip="">
+              <dgm:adjLst/>
+            </dgm:shape>
+            <dgm:presOf/>
+            <dgm:constrLst/>
+            <dgm:ruleLst/>
+            <dgm:forEach name="rep2a" axis="ch" ptType="nonAsst">
+              <dgm:forEach name="Name32" axis="precedSib" ptType="parTrans" st="-1" cnt="1">
+                <dgm:choose name="Name33">
+                  <dgm:if name="Name34" func="var" arg="hierBranch" op="equ" val="std">
+                    <dgm:layoutNode name="Name35">
+                      <dgm:alg type="conn">
+                        <dgm:param type="connRout" val="bend"/>
+                        <dgm:param type="dim" val="1D"/>
+                        <dgm:param type="endSty" val="noArr"/>
+                        <dgm:param type="begPts" val="bCtr"/>
+                        <dgm:param type="endPts" val="tCtr"/>
+                        <dgm:param type="bendPt" val="end"/>
+                      </dgm:alg>
+                      <dgm:shape xmlns:r="http://schemas.openxmlformats.org/officeDocument/2006/relationships" type="conn" r:blip="" zOrderOff="-99999">
+                        <dgm:adjLst/>
+                      </dgm:shape>
+                      <dgm:presOf axis="self"/>
+                      <dgm:constrLst>
+                        <dgm:constr type="begPad"/>
+                        <dgm:constr type="endPad"/>
+                      </dgm:constrLst>
+                      <dgm:ruleLst/>
+                    </dgm:layoutNode>
+                  </dgm:if>
+                  <dgm:if name="Name36" func="var" arg="hierBranch" op="equ" val="init">
+                    <dgm:layoutNode name="Name37">
+                      <dgm:choose name="Name38">
+                        <dgm:if name="Name39" axis="self" func="depth" op="lte" val="2">
+                          <dgm:alg type="conn">
+                            <dgm:param type="connRout" val="bend"/>
+                            <dgm:param type="dim" val="1D"/>
+                            <dgm:param type="endSty" val="noArr"/>
+                            <dgm:param type="begPts" val="bCtr"/>
+                            <dgm:param type="endPts" val="tCtr"/>
+                            <dgm:param type="bendPt" val="end"/>
+                          </dgm:alg>
+                        </dgm:if>
+                        <dgm:else name="Name40">
+                          <dgm:choose name="Name41">
+                            <dgm:if name="Name42" axis="par des" func="maxDepth" op="lte" val="1">
+                              <dgm:choose name="Name43">
+                                <dgm:if name="Name44" axis="par ch" ptType="node asst" func="cnt" op="gte" val="1">
+                                  <dgm:alg type="conn">
+                                    <dgm:param type="connRout" val="bend"/>
+                                    <dgm:param type="dim" val="1D"/>
+                                    <dgm:param type="endSty" val="noArr"/>
+                                    <dgm:param type="begPts" val="bCtr"/>
+                                    <dgm:param type="endPts" val="midL midR"/>
+                                  </dgm:alg>
+                                </dgm:if>
+                                <dgm:else name="Name45">
+                                  <dgm:alg type="conn">
+                                    <dgm:param type="connRout" val="bend"/>
+                                    <dgm:param type="dim" val="1D"/>
+                                    <dgm:param type="endSty" val="noArr"/>
+                                    <dgm:param type="begPts" val="bCtr"/>
+                                    <dgm:param type="endPts" val="midL midR"/>
+                                    <dgm:param type="srcNode" val="rootConnector"/>
+                                  </dgm:alg>
+                                </dgm:else>
+                              </dgm:choose>
+                            </dgm:if>
+                            <dgm:else name="Name46">
+                              <dgm:alg type="conn">
+                                <dgm:param type="connRout" val="bend"/>
+                                <dgm:param type="dim" val="1D"/>
+                                <dgm:param type="endSty" val="noArr"/>
+                                <dgm:param type="begPts" val="bCtr"/>
+                                <dgm:param type="endPts" val="tCtr"/>
+                                <dgm:param type="bendPt" val="end"/>
+                              </dgm:alg>
+                            </dgm:else>
+                          </dgm:choose>
+                        </dgm:else>
+                      </dgm:choose>
+                      <dgm:shape xmlns:r="http://schemas.openxmlformats.org/officeDocument/2006/relationships" type="conn" r:blip="" zOrderOff="-99999">
+                        <dgm:adjLst/>
+                      </dgm:shape>
+                      <dgm:presOf axis="self"/>
+                      <dgm:constrLst>
+                        <dgm:constr type="begPad"/>
+                        <dgm:constr type="endPad"/>
+                      </dgm:constrLst>
+                      <dgm:ruleLst/>
+                    </dgm:layoutNode>
+                  </dgm:if>
+                  <dgm:if name="Name47" func="var" arg="hierBranch" op="equ" val="hang">
+                    <dgm:layoutNode name="Name48">
+                      <dgm:alg type="conn">
+                        <dgm:param type="connRout" val="bend"/>
+                        <dgm:param type="dim" val="1D"/>
+                        <dgm:param type="endSty" val="noArr"/>
+                        <dgm:param type="begPts" val="bCtr"/>
+                        <dgm:param type="endPts" val="midL midR"/>
+                      </dgm:alg>
+                      <dgm:shape xmlns:r="http://schemas.openxmlformats.org/officeDocument/2006/relationships" type="conn" r:blip="" zOrderOff="-99999">
+                        <dgm:adjLst/>
+                      </dgm:shape>
+                      <dgm:presOf axis="self"/>
+                      <dgm:constrLst>
+                        <dgm:constr type="begPad"/>
+                        <dgm:constr type="endPad"/>
+                      </dgm:constrLst>
+                      <dgm:ruleLst/>
+                    </dgm:layoutNode>
+                  </dgm:if>
+                  <dgm:else name="Name49">
+                    <dgm:layoutNode name="Name50">
+                      <dgm:choose name="Name51">
+                        <dgm:if name="Name52" axis="self" func="depth" op="lte" val="2">
+                          <dgm:choose name="Name53">
+                            <dgm:if name="Name54" axis="par ch" ptType="node asst" func="cnt" op="gte" val="1">
+                              <dgm:alg type="conn">
+                                <dgm:param type="connRout" val="bend"/>
+                                <dgm:param type="dim" val="1D"/>
+                                <dgm:param type="endSty" val="noArr"/>
+                                <dgm:param type="begPts" val="bCtr"/>
+                                <dgm:param type="endPts" val="midL midR"/>
+                              </dgm:alg>
+                            </dgm:if>
+                            <dgm:else name="Name55">
+                              <dgm:alg type="conn">
+                                <dgm:param type="connRout" val="bend"/>
+                                <dgm:param type="dim" val="1D"/>
+                                <dgm:param type="endSty" val="noArr"/>
+                                <dgm:param type="begPts" val="bCtr"/>
+                                <dgm:param type="endPts" val="midL midR"/>
+                                <dgm:param type="srcNode" val="rootConnector1"/>
+                              </dgm:alg>
+                            </dgm:else>
+                          </dgm:choose>
+                        </dgm:if>
+                        <dgm:else name="Name56">
+                          <dgm:choose name="Name57">
+                            <dgm:if name="Name58" axis="par ch" ptType="node asst" func="cnt" op="gte" val="1">
+                              <dgm:alg type="conn">
+                                <dgm:param type="connRout" val="bend"/>
+                                <dgm:param type="dim" val="1D"/>
+                                <dgm:param type="endSty" val="noArr"/>
+                                <dgm:param type="begPts" val="bCtr"/>
+                                <dgm:param type="endPts" val="midL midR"/>
+                              </dgm:alg>
+                            </dgm:if>
+                            <dgm:else name="Name59">
+                              <dgm:alg type="conn">
+                                <dgm:param type="connRout" val="bend"/>
+                                <dgm:param type="dim" val="1D"/>
+                                <dgm:param type="endSty" val="noArr"/>
+                                <dgm:param type="begPts" val="bCtr"/>
+                                <dgm:param type="endPts" val="midL midR"/>
+                                <dgm:param type="srcNode" val="rootConnector"/>
+                              </dgm:alg>
+                            </dgm:else>
+                          </dgm:choose>
+                        </dgm:else>
+                      </dgm:choose>
+                      <dgm:shape xmlns:r="http://schemas.openxmlformats.org/officeDocument/2006/relationships" type="conn" r:blip="" zOrderOff="-99999">
+                        <dgm:adjLst/>
+                      </dgm:shape>
+                      <dgm:presOf axis="self"/>
+                      <dgm:constrLst>
+                        <dgm:constr type="begPad"/>
+                        <dgm:constr type="endPad"/>
+                      </dgm:constrLst>
+                      <dgm:ruleLst/>
+                    </dgm:layoutNode>
+                  </dgm:else>
+                </dgm:choose>
+              </dgm:forEach>
+              <dgm:layoutNode name="hierRoot2">
+                <dgm:varLst>
+                  <dgm:hierBranch val="init"/>
+                </dgm:varLst>
+                <dgm:choose name="Name60">
+                  <dgm:if name="Name61" func="var" arg="hierBranch" op="equ" val="l">
+                    <dgm:choose name="Name62">
+                      <dgm:if name="Name63" axis="ch" ptType="asst" func="cnt" op="gte" val="1">
+                        <dgm:alg type="hierRoot">
+                          <dgm:param type="hierAlign" val="tR"/>
+                        </dgm:alg>
+                        <dgm:shape xmlns:r="http://schemas.openxmlformats.org/officeDocument/2006/relationships" r:blip="">
+                          <dgm:adjLst/>
+                        </dgm:shape>
+                        <dgm:presOf/>
+                        <dgm:constrLst>
+                          <dgm:constr type="alignOff" val="0.65"/>
+                        </dgm:constrLst>
+                      </dgm:if>
+                      <dgm:else name="Name64">
+                        <dgm:alg type="hierRoot">
+                          <dgm:param type="hierAlign" val="tR"/>
+                        </dgm:alg>
+                        <dgm:shape xmlns:r="http://schemas.openxmlformats.org/officeDocument/2006/relationships" r:blip="">
+                          <dgm:adjLst/>
+                        </dgm:shape>
+                        <dgm:presOf/>
+                        <dgm:constrLst>
+                          <dgm:constr type="alignOff" val="0.25"/>
+                        </dgm:constrLst>
+                      </dgm:else>
+                    </dgm:choose>
+                  </dgm:if>
+                  <dgm:if name="Name65" func="var" arg="hierBranch" op="equ" val="r">
+                    <dgm:choose name="Name66">
+                      <dgm:if name="Name67" axis="ch" ptType="asst" func="cnt" op="gte" val="1">
+                        <dgm:alg type="hierRoot">
+                          <dgm:param type="hierAlign" val="tL"/>
+                        </dgm:alg>
+                        <dgm:shape xmlns:r="http://schemas.openxmlformats.org/officeDocument/2006/relationships" r:blip="">
+                          <dgm:adjLst/>
+                        </dgm:shape>
+                        <dgm:presOf/>
+                        <dgm:constrLst>
+                          <dgm:constr type="alignOff" val="0.65"/>
+                        </dgm:constrLst>
+                      </dgm:if>
+                      <dgm:else name="Name68">
+                        <dgm:alg type="hierRoot">
+                          <dgm:param type="hierAlign" val="tL"/>
+                        </dgm:alg>
+                        <dgm:shape xmlns:r="http://schemas.openxmlformats.org/officeDocument/2006/relationships" r:blip="">
+                          <dgm:adjLst/>
+                        </dgm:shape>
+                        <dgm:presOf/>
+                        <dgm:constrLst>
+                          <dgm:constr type="alignOff" val="0.25"/>
+                        </dgm:constrLst>
+                      </dgm:else>
+                    </dgm:choose>
+                  </dgm:if>
+                  <dgm:if name="Name69" func="var" arg="hierBranch" op="equ" val="std">
+                    <dgm:alg type="hierRoot"/>
+                    <dgm:shape xmlns:r="http://schemas.openxmlformats.org/officeDocument/2006/relationships" r:blip="">
+                      <dgm:adjLst/>
+                    </dgm:shape>
+                    <dgm:presOf/>
+                    <dgm:constrLst>
+                      <dgm:constr type="alignOff"/>
+                      <dgm:constr type="bendDist" for="des" ptType="parTrans" refType="sp" fact="0.5"/>
+                    </dgm:constrLst>
+                  </dgm:if>
+                  <dgm:if name="Name70" func="var" arg="hierBranch" op="equ" val="init">
+                    <dgm:choose name="Name71">
+                      <dgm:if name="Name72" axis="des" func="maxDepth" op="lte" val="1">
+                        <dgm:choose name="Name73">
+                          <dgm:if name="Name74" axis="ch" ptType="asst" func="cnt" op="gte" val="1">
+                            <dgm:alg type="hierRoot">
+                              <dgm:param type="hierAlign" val="tL"/>
+                            </dgm:alg>
+                            <dgm:shape xmlns:r="http://schemas.openxmlformats.org/officeDocument/2006/relationships" r:blip="">
+                              <dgm:adjLst/>
+                            </dgm:shape>
+                            <dgm:presOf/>
+                            <dgm:constrLst>
+                              <dgm:constr type="alignOff" val="0.65"/>
+                            </dgm:constrLst>
+                          </dgm:if>
+                          <dgm:else name="Name75">
+                            <dgm:alg type="hierRoot">
+                              <dgm:param type="hierAlign" val="tL"/>
+                            </dgm:alg>
+                            <dgm:shape xmlns:r="http://schemas.openxmlformats.org/officeDocument/2006/relationships" r:blip="">
+                              <dgm:adjLst/>
+                            </dgm:shape>
+                            <dgm:presOf/>
+                            <dgm:constrLst>
+                              <dgm:constr type="alignOff" val="0.25"/>
+                            </dgm:constrLst>
+                          </dgm:else>
+                        </dgm:choose>
+                      </dgm:if>
+                      <dgm:else name="Name76">
+                        <dgm:alg type="hierRoot"/>
+                        <dgm:shape xmlns:r="http://schemas.openxmlformats.org/officeDocument/2006/relationships" r:blip="">
+                          <dgm:adjLst/>
+                        </dgm:shape>
+                        <dgm:presOf/>
+                        <dgm:constrLst>
+                          <dgm:constr type="alignOff"/>
+                          <dgm:constr type="bendDist" for="des" ptType="parTrans" refType="sp" fact="0.5"/>
+                        </dgm:constrLst>
+                      </dgm:else>
+                    </dgm:choose>
+                  </dgm:if>
+                  <dgm:else name="Name77">
+                    <dgm:alg type="hierRoot"/>
+                    <dgm:shape xmlns:r="http://schemas.openxmlformats.org/officeDocument/2006/relationships" r:blip="">
+                      <dgm:adjLst/>
+                    </dgm:shape>
+                    <dgm:presOf/>
+                    <dgm:constrLst>
+                      <dgm:constr type="alignOff" val="0.65"/>
+                    </dgm:constrLst>
+                  </dgm:else>
+                </dgm:choose>
+                <dgm:ruleLst/>
+                <dgm:layoutNode name="rootComposite">
+                  <dgm:alg type="composite"/>
+                  <dgm:shape xmlns:r="http://schemas.openxmlformats.org/officeDocument/2006/relationships" r:blip="">
+                    <dgm:adjLst/>
+                  </dgm:shape>
+                  <dgm:presOf axis="self" ptType="node" cnt="1"/>
+                  <dgm:choose name="Name78">
+                    <dgm:if name="Name79" func="var" arg="hierBranch" op="equ" val="init">
+                      <dgm:constrLst>
+                        <dgm:constr type="l" for="ch" forName="rootText"/>
+                        <dgm:constr type="t" for="ch" forName="rootText"/>
+                        <dgm:constr type="w" for="ch" forName="rootText" refType="w"/>
+                        <dgm:constr type="h" for="ch" forName="rootText" refType="h"/>
+                        <dgm:constr type="l" for="ch" forName="rootConnector"/>
+                        <dgm:constr type="t" for="ch" forName="rootConnector"/>
+                        <dgm:constr type="w" for="ch" forName="rootConnector" refType="w" refFor="ch" refForName="rootText" fact="0.2"/>
+                        <dgm:constr type="h" for="ch" forName="rootConnector" refType="h" refFor="ch" refForName="rootText"/>
+                      </dgm:constrLst>
+                    </dgm:if>
+                    <dgm:if name="Name80" func="var" arg="hierBranch" op="equ" val="l">
+                      <dgm:constrLst>
+                        <dgm:constr type="l" for="ch" forName="rootText"/>
+                        <dgm:constr type="t" for="ch" forName="rootText"/>
+                        <dgm:constr type="w" for="ch" forName="rootText" refType="w"/>
+                        <dgm:constr type="h" for="ch" forName="rootText" refType="h"/>
+                        <dgm:constr type="r" for="ch" forName="rootConnector" refType="w"/>
+                        <dgm:constr type="t" for="ch" forName="rootConnector"/>
+                        <dgm:constr type="w" for="ch" forName="rootConnector" refType="w" refFor="ch" refForName="rootText" fact="0.2"/>
+                        <dgm:constr type="h" for="ch" forName="rootConnector" refType="h" refFor="ch" refForName="rootText"/>
+                      </dgm:constrLst>
+                    </dgm:if>
+                    <dgm:if name="Name81" func="var" arg="hierBranch" op="equ" val="r">
+                      <dgm:constrLst>
+                        <dgm:constr type="l" for="ch" forName="rootText"/>
+                        <dgm:constr type="t" for="ch" forName="rootText"/>
+                        <dgm:constr type="w" for="ch" forName="rootText" refType="w"/>
+                        <dgm:constr type="h" for="ch" forName="rootText" refType="h"/>
+                        <dgm:constr type="l" for="ch" forName="rootConnector"/>
+                        <dgm:constr type="t" for="ch" forName="rootConnector"/>
+                        <dgm:constr type="w" for="ch" forName="rootConnector" refType="w" refFor="ch" refForName="rootText" fact="0.2"/>
+                        <dgm:constr type="h" for="ch" forName="rootConnector" refType="h" refFor="ch" refForName="rootText"/>
+                      </dgm:constrLst>
+                    </dgm:if>
+                    <dgm:else name="Name82">
+                      <dgm:constrLst>
+                        <dgm:constr type="l" for="ch" forName="rootText"/>
+                        <dgm:constr type="t" for="ch" forName="rootText"/>
+                        <dgm:constr type="w" for="ch" forName="rootText" refType="w"/>
+                        <dgm:constr type="h" for="ch" forName="rootText" refType="h"/>
+                        <dgm:constr type="r" for="ch" forName="rootConnector" refType="w"/>
+                        <dgm:constr type="t" for="ch" forName="rootConnector"/>
+                        <dgm:constr type="w" for="ch" forName="rootConnector" refType="w" refFor="ch" refForName="rootText" fact="0.2"/>
+                        <dgm:constr type="h" for="ch" forName="rootConnector" refType="h" refFor="ch" refForName="rootText"/>
+                      </dgm:constrLst>
+                    </dgm:else>
+                  </dgm:choose>
+                  <dgm:ruleLst/>
+                  <dgm:layoutNode name="rootText">
+                    <dgm:varLst>
+                      <dgm:chPref val="3"/>
+                    </dgm:varLst>
+                    <dgm:alg type="tx"/>
+                    <dgm:shape xmlns:r="http://schemas.openxmlformats.org/officeDocument/2006/relationships" type="rect" r:blip="">
+                      <dgm:adjLst/>
+                    </dgm:shape>
+                    <dgm:presOf axis="self" ptType="node" cnt="1"/>
+                    <dgm:constrLst>
+                      <dgm:constr type="primFontSz" val="65"/>
+                      <dgm:constr type="lMarg" refType="primFontSz" fact="0.05"/>
+                      <dgm:constr type="rMarg" refType="primFontSz" fact="0.05"/>
+                      <dgm:constr type="tMarg" refType="primFontSz" fact="0.05"/>
+                      <dgm:constr type="bMarg" refType="primFontSz" fact="0.05"/>
+                    </dgm:constrLst>
+                    <dgm:ruleLst>
+                      <dgm:rule type="primFontSz" val="5" fact="NaN" max="NaN"/>
+                    </dgm:ruleLst>
+                  </dgm:layoutNode>
+                  <dgm:layoutNode name="rootConnector" moveWith="rootText">
+                    <dgm:alg type="sp"/>
+                    <dgm:shape xmlns:r="http://schemas.openxmlformats.org/officeDocument/2006/relationships" type="rect" r:blip="" hideGeom="1">
+                      <dgm:adjLst/>
+                    </dgm:shape>
+                    <dgm:presOf axis="self" ptType="node" cnt="1"/>
+                    <dgm:constrLst/>
+                    <dgm:ruleLst/>
+                  </dgm:layoutNode>
+                </dgm:layoutNode>
+                <dgm:layoutNode name="hierChild4">
+                  <dgm:choose name="Name83">
+                    <dgm:if name="Name84" func="var" arg="hierBranch" op="equ" val="l">
+                      <dgm:alg type="hierChild">
+                        <dgm:param type="chAlign" val="r"/>
+                        <dgm:param type="linDir" val="fromT"/>
+                      </dgm:alg>
+                    </dgm:if>
+                    <dgm:if name="Name85" func="var" arg="hierBranch" op="equ" val="r">
+                      <dgm:alg type="hierChild">
+                        <dgm:param type="chAlign" val="l"/>
+                        <dgm:param type="linDir" val="fromT"/>
+                      </dgm:alg>
+                    </dgm:if>
+                    <dgm:if name="Name86" func="var" arg="hierBranch" op="equ" val="hang">
+                      <dgm:choose name="Name87">
+                        <dgm:if name="Name88" func="var" arg="dir" op="equ" val="norm">
+                          <dgm:alg type="hierChild">
+                            <dgm:param type="chAlign" val="l"/>
+                            <dgm:param type="linDir" val="fromL"/>
+                            <dgm:param type="secChAlign" val="t"/>
+                            <dgm:param type="secLinDir" val="fromT"/>
+                          </dgm:alg>
+                        </dgm:if>
+                        <dgm:else name="Name89">
+                          <dgm:alg type="hierChild">
+                            <dgm:param type="chAlign" val="l"/>
+                            <dgm:param type="linDir" val="fromR"/>
+                            <dgm:param type="secChAlign" val="t"/>
+                            <dgm:param type="secLinDir" val="fromT"/>
+                          </dgm:alg>
+                        </dgm:else>
+                      </dgm:choose>
+                    </dgm:if>
+                    <dgm:if name="Name90" func="var" arg="hierBranch" op="equ" val="std">
+                      <dgm:choose name="Name91">
+                        <dgm:if name="Name92" func="var" arg="dir" op="equ" val="norm">
+                          <dgm:alg type="hierChild"/>
+                        </dgm:if>
+                        <dgm:else name="Name93">
+                          <dgm:alg type="hierChild">
+                            <dgm:param type="linDir" val="fromR"/>
+                          </dgm:alg>
+                        </dgm:else>
+                      </dgm:choose>
+                    </dgm:if>
+                    <dgm:if name="Name94" func="var" arg="hierBranch" op="equ" val="init">
+                      <dgm:choose name="Name95">
+                        <dgm:if name="Name96" axis="des" func="maxDepth" op="lte" val="1">
+                          <dgm:alg type="hierChild">
+                            <dgm:param type="chAlign" val="l"/>
+                            <dgm:param type="linDir" val="fromT"/>
+                          </dgm:alg>
+                        </dgm:if>
+                        <dgm:else name="Name97">
+                          <dgm:choose name="Name98">
+                            <dgm:if name="Name99" func="var" arg="dir" op="equ" val="norm">
+                              <dgm:alg type="hierChild"/>
+                            </dgm:if>
+                            <dgm:else name="Name100">
+                              <dgm:alg type="hierChild">
+                                <dgm:param type="linDir" val="fromR"/>
+                              </dgm:alg>
+                            </dgm:else>
+                          </dgm:choose>
+                        </dgm:else>
+                      </dgm:choose>
+                    </dgm:if>
+                    <dgm:else name="Name101"/>
+                  </dgm:choose>
+                  <dgm:shape xmlns:r="http://schemas.openxmlformats.org/officeDocument/2006/relationships" r:blip="">
+                    <dgm:adjLst/>
+                  </dgm:shape>
+                  <dgm:presOf/>
+                  <dgm:constrLst/>
+                  <dgm:ruleLst/>
+                  <dgm:forEach name="Name102" ref="rep2a"/>
+                </dgm:layoutNode>
+                <dgm:layoutNode name="hierChild5">
+                  <dgm:choose name="Name103">
+                    <dgm:if name="Name104" func="var" arg="dir" op="equ" val="norm">
+                      <dgm:alg type="hierChild">
+                        <dgm:param type="chAlign" val="l"/>
+                        <dgm:param type="linDir" val="fromL"/>
+                        <dgm:param type="secChAlign" val="t"/>
+                        <dgm:param type="secLinDir" val="fromT"/>
+                      </dgm:alg>
+                    </dgm:if>
+                    <dgm:else name="Name105">
+                      <dgm:alg type="hierChild">
+                        <dgm:param type="chAlign" val="l"/>
+                        <dgm:param type="linDir" val="fromR"/>
+                        <dgm:param type="secChAlign" val="t"/>
+                        <dgm:param type="secLinDir" val="fromT"/>
+                      </dgm:alg>
+                    </dgm:else>
+                  </dgm:choose>
+                  <dgm:shape xmlns:r="http://schemas.openxmlformats.org/officeDocument/2006/relationships" r:blip="">
+                    <dgm:adjLst/>
+                  </dgm:shape>
+                  <dgm:presOf/>
+                  <dgm:constrLst/>
+                  <dgm:ruleLst/>
+                  <dgm:forEach name="Name106" ref="rep2b"/>
+                </dgm:layoutNode>
+              </dgm:layoutNode>
+            </dgm:forEach>
+          </dgm:layoutNode>
+          <dgm:layoutNode name="hierChild3">
+            <dgm:choose name="Name107">
+              <dgm:if name="Name108" func="var" arg="dir" op="equ" val="norm">
+                <dgm:alg type="hierChild">
+                  <dgm:param type="chAlign" val="l"/>
+                  <dgm:param type="linDir" val="fromL"/>
+                  <dgm:param type="secChAlign" val="t"/>
+                  <dgm:param type="secLinDir" val="fromT"/>
+                </dgm:alg>
+              </dgm:if>
+              <dgm:else name="Name109">
+                <dgm:alg type="hierChild">
+                  <dgm:param type="chAlign" val="l"/>
+                  <dgm:param type="linDir" val="fromR"/>
+                  <dgm:param type="secChAlign" val="t"/>
+                  <dgm:param type="secLinDir" val="fromT"/>
+                </dgm:alg>
+              </dgm:else>
+            </dgm:choose>
+            <dgm:shape xmlns:r="http://schemas.openxmlformats.org/officeDocument/2006/relationships" r:blip="">
+              <dgm:adjLst/>
+            </dgm:shape>
+            <dgm:presOf/>
+            <dgm:constrLst/>
+            <dgm:ruleLst/>
+            <dgm:forEach name="rep2b" axis="ch" ptType="asst">
+              <dgm:forEach name="Name110" axis="precedSib" ptType="parTrans" st="-1" cnt="1">
+                <dgm:layoutNode name="Name111">
+                  <dgm:alg type="conn">
+                    <dgm:param type="connRout" val="bend"/>
+                    <dgm:param type="dim" val="1D"/>
+                    <dgm:param type="endSty" val="noArr"/>
+                    <dgm:param type="begPts" val="bCtr"/>
+                    <dgm:param type="endPts" val="midL midR"/>
+                  </dgm:alg>
+                  <dgm:shape xmlns:r="http://schemas.openxmlformats.org/officeDocument/2006/relationships" type="conn" r:blip="" zOrderOff="-99999">
+                    <dgm:adjLst/>
+                  </dgm:shape>
+                  <dgm:presOf axis="self"/>
+                  <dgm:constrLst>
+                    <dgm:constr type="begPad"/>
+                    <dgm:constr type="endPad"/>
+                  </dgm:constrLst>
+                  <dgm:ruleLst/>
+                </dgm:layoutNode>
+              </dgm:forEach>
+              <dgm:layoutNode name="hierRoot3">
+                <dgm:varLst>
+                  <dgm:hierBranch val="init"/>
+                </dgm:varLst>
+                <dgm:choose name="Name112">
+                  <dgm:if name="Name113" func="var" arg="hierBranch" op="equ" val="l">
+                    <dgm:alg type="hierRoot">
+                      <dgm:param type="hierAlign" val="tR"/>
+                    </dgm:alg>
+                    <dgm:shape xmlns:r="http://schemas.openxmlformats.org/officeDocument/2006/relationships" r:blip="">
+                      <dgm:adjLst/>
+                    </dgm:shape>
+                    <dgm:presOf/>
+                    <dgm:constrLst>
+                      <dgm:constr type="alignOff" val="0.65"/>
+                    </dgm:constrLst>
+                  </dgm:if>
+                  <dgm:if name="Name114" func="var" arg="hierBranch" op="equ" val="r">
+                    <dgm:alg type="hierRoot">
+                      <dgm:param type="hierAlign" val="tL"/>
+                    </dgm:alg>
+                    <dgm:shape xmlns:r="http://schemas.openxmlformats.org/officeDocument/2006/relationships" r:blip="">
+                      <dgm:adjLst/>
+                    </dgm:shape>
+                    <dgm:presOf/>
+                    <dgm:constrLst>
+                      <dgm:constr type="alignOff" val="0.65"/>
+                    </dgm:constrLst>
+                  </dgm:if>
+                  <dgm:if name="Name115" func="var" arg="hierBranch" op="equ" val="hang">
+                    <dgm:alg type="hierRoot"/>
+                    <dgm:shape xmlns:r="http://schemas.openxmlformats.org/officeDocument/2006/relationships" r:blip="">
+                      <dgm:adjLst/>
+                    </dgm:shape>
+                    <dgm:presOf/>
+                    <dgm:constrLst>
+                      <dgm:constr type="alignOff" val="0.65"/>
+                    </dgm:constrLst>
+                  </dgm:if>
+                  <dgm:if name="Name116" func="var" arg="hierBranch" op="equ" val="std">
+                    <dgm:alg type="hierRoot"/>
+                    <dgm:shape xmlns:r="http://schemas.openxmlformats.org/officeDocument/2006/relationships" r:blip="">
+                      <dgm:adjLst/>
+                    </dgm:shape>
+                    <dgm:presOf/>
+                    <dgm:constrLst>
+                      <dgm:constr type="alignOff"/>
+                      <dgm:constr type="bendDist" for="des" ptType="parTrans" refType="sp" fact="0.5"/>
+                    </dgm:constrLst>
+                  </dgm:if>
+                  <dgm:if name="Name117" func="var" arg="hierBranch" op="equ" val="init">
+                    <dgm:choose name="Name118">
+                      <dgm:if name="Name119" axis="des" func="maxDepth" op="lte" val="1">
+                        <dgm:alg type="hierRoot">
+                          <dgm:param type="hierAlign" val="tL"/>
+                        </dgm:alg>
+                        <dgm:shape xmlns:r="http://schemas.openxmlformats.org/officeDocument/2006/relationships" r:blip="">
+                          <dgm:adjLst/>
+                        </dgm:shape>
+                        <dgm:presOf/>
+                        <dgm:constrLst>
+                          <dgm:constr type="alignOff" val="0.65"/>
+                        </dgm:constrLst>
+                      </dgm:if>
+                      <dgm:else name="Name120">
+                        <dgm:alg type="hierRoot"/>
+                        <dgm:shape xmlns:r="http://schemas.openxmlformats.org/officeDocument/2006/relationships" r:blip="">
+                          <dgm:adjLst/>
+                        </dgm:shape>
+                        <dgm:presOf/>
+                        <dgm:constrLst>
+                          <dgm:constr type="alignOff"/>
+                          <dgm:constr type="bendDist" for="des" ptType="parTrans" refType="sp" fact="0.5"/>
+                        </dgm:constrLst>
+                      </dgm:else>
+                    </dgm:choose>
+                  </dgm:if>
+                  <dgm:else name="Name121"/>
+                </dgm:choose>
+                <dgm:ruleLst/>
+                <dgm:layoutNode name="rootComposite3">
+                  <dgm:alg type="composite"/>
+                  <dgm:shape xmlns:r="http://schemas.openxmlformats.org/officeDocument/2006/relationships" r:blip="">
+                    <dgm:adjLst/>
+                  </dgm:shape>
+                  <dgm:presOf axis="self" ptType="node" cnt="1"/>
+                  <dgm:choose name="Name122">
+                    <dgm:if name="Name123" func="var" arg="hierBranch" op="equ" val="init">
+                      <dgm:constrLst>
+                        <dgm:constr type="l" for="ch" forName="rootText3"/>
+                        <dgm:constr type="t" for="ch" forName="rootText3"/>
+                        <dgm:constr type="w" for="ch" forName="rootText3" refType="w"/>
+                        <dgm:constr type="h" for="ch" forName="rootText3" refType="h"/>
+                        <dgm:constr type="l" for="ch" forName="rootConnector3"/>
+                        <dgm:constr type="t" for="ch" forName="rootConnector3"/>
+                        <dgm:constr type="w" for="ch" forName="rootConnector3" refType="w" refFor="ch" refForName="rootText3" fact="0.2"/>
+                        <dgm:constr type="h" for="ch" forName="rootConnector3" refType="h" refFor="ch" refForName="rootText3"/>
+                      </dgm:constrLst>
+                    </dgm:if>
+                    <dgm:if name="Name124" func="var" arg="hierBranch" op="equ" val="l">
+                      <dgm:constrLst>
+                        <dgm:constr type="l" for="ch" forName="rootText3"/>
+                        <dgm:constr type="t" for="ch" forName="rootText3"/>
+                        <dgm:constr type="w" for="ch" forName="rootText3" refType="w"/>
+                        <dgm:constr type="h" for="ch" forName="rootText3" refType="h"/>
+                        <dgm:constr type="r" for="ch" forName="rootConnector3" refType="w"/>
+                        <dgm:constr type="t" for="ch" forName="rootConnector3"/>
+                        <dgm:constr type="w" for="ch" forName="rootConnector3" refType="w" refFor="ch" refForName="rootText3" fact="0.2"/>
+                        <dgm:constr type="h" for="ch" forName="rootConnector3" refType="h" refFor="ch" refForName="rootText3"/>
+                      </dgm:constrLst>
+                    </dgm:if>
+                    <dgm:if name="Name125" func="var" arg="hierBranch" op="equ" val="r">
+                      <dgm:constrLst>
+                        <dgm:constr type="l" for="ch" forName="rootText3"/>
+                        <dgm:constr type="t" for="ch" forName="rootText3"/>
+                        <dgm:constr type="w" for="ch" forName="rootText3" refType="w"/>
+                        <dgm:constr type="h" for="ch" forName="rootText3" refType="h"/>
+                        <dgm:constr type="l" for="ch" forName="rootConnector3"/>
+                        <dgm:constr type="t" for="ch" forName="rootConnector3"/>
+                        <dgm:constr type="w" for="ch" forName="rootConnector3" refType="w" refFor="ch" refForName="rootText3" fact="0.2"/>
+                        <dgm:constr type="h" for="ch" forName="rootConnector3" refType="h" refFor="ch" refForName="rootText3"/>
+                      </dgm:constrLst>
+                    </dgm:if>
+                    <dgm:else name="Name126">
+                      <dgm:constrLst>
+                        <dgm:constr type="l" for="ch" forName="rootText3"/>
+                        <dgm:constr type="t" for="ch" forName="rootText3"/>
+                        <dgm:constr type="w" for="ch" forName="rootText3" refType="w"/>
+                        <dgm:constr type="h" for="ch" forName="rootText3" refType="h"/>
+                        <dgm:constr type="r" for="ch" forName="rootConnector3" refType="w"/>
+                        <dgm:constr type="t" for="ch" forName="rootConnector3"/>
+                        <dgm:constr type="w" for="ch" forName="rootConnector3" refType="w" refFor="ch" refForName="rootText3" fact="0.2"/>
+                        <dgm:constr type="h" for="ch" forName="rootConnector3" refType="h" refFor="ch" refForName="rootText3"/>
+                      </dgm:constrLst>
+                    </dgm:else>
+                  </dgm:choose>
+                  <dgm:ruleLst/>
+                  <dgm:layoutNode name="rootText3">
+                    <dgm:varLst>
+                      <dgm:chPref val="3"/>
+                    </dgm:varLst>
+                    <dgm:alg type="tx"/>
+                    <dgm:shape xmlns:r="http://schemas.openxmlformats.org/officeDocument/2006/relationships" type="rect" r:blip="">
+                      <dgm:adjLst/>
+                    </dgm:shape>
+                    <dgm:presOf axis="self" ptType="node" cnt="1"/>
+                    <dgm:constrLst>
+                      <dgm:constr type="primFontSz" val="65"/>
+                      <dgm:constr type="lMarg" refType="primFontSz" fact="0.05"/>
+                      <dgm:constr type="rMarg" refType="primFontSz" fact="0.05"/>
+                      <dgm:constr type="tMarg" refType="primFontSz" fact="0.05"/>
+                      <dgm:constr type="bMarg" refType="primFontSz" fact="0.05"/>
+                    </dgm:constrLst>
+                    <dgm:ruleLst>
+                      <dgm:rule type="primFontSz" val="5" fact="NaN" max="NaN"/>
+                    </dgm:ruleLst>
+                  </dgm:layoutNode>
+                  <dgm:layoutNode name="rootConnector3" moveWith="rootText1">
+                    <dgm:alg type="sp"/>
+                    <dgm:shape xmlns:r="http://schemas.openxmlformats.org/officeDocument/2006/relationships" type="rect" r:blip="" hideGeom="1">
+                      <dgm:adjLst/>
+                    </dgm:shape>
+                    <dgm:presOf axis="self" ptType="node" cnt="1"/>
+                    <dgm:constrLst/>
+                    <dgm:ruleLst/>
+                  </dgm:layoutNode>
+                </dgm:layoutNode>
+                <dgm:layoutNode name="hierChild6">
+                  <dgm:choose name="Name127">
+                    <dgm:if name="Name128" func="var" arg="hierBranch" op="equ" val="l">
+                      <dgm:alg type="hierChild">
+                        <dgm:param type="chAlign" val="r"/>
+                        <dgm:param type="linDir" val="fromT"/>
+                      </dgm:alg>
+                    </dgm:if>
+                    <dgm:if name="Name129" func="var" arg="hierBranch" op="equ" val="r">
+                      <dgm:alg type="hierChild">
+                        <dgm:param type="chAlign" val="l"/>
+                        <dgm:param type="linDir" val="fromT"/>
+                      </dgm:alg>
+                    </dgm:if>
+                    <dgm:if name="Name130" func="var" arg="hierBranch" op="equ" val="hang">
+                      <dgm:choose name="Name131">
+                        <dgm:if name="Name132" func="var" arg="dir" op="equ" val="norm">
+                          <dgm:alg type="hierChild">
+                            <dgm:param type="chAlign" val="l"/>
+                            <dgm:param type="linDir" val="fromL"/>
+                            <dgm:param type="secChAlign" val="t"/>
+                            <dgm:param type="secLinDir" val="fromT"/>
+                          </dgm:alg>
+                        </dgm:if>
+                        <dgm:else name="Name133">
+                          <dgm:alg type="hierChild">
+                            <dgm:param type="chAlign" val="l"/>
+                            <dgm:param type="linDir" val="fromR"/>
+                            <dgm:param type="secChAlign" val="t"/>
+                            <dgm:param type="secLinDir" val="fromT"/>
+                          </dgm:alg>
+                        </dgm:else>
+                      </dgm:choose>
+                    </dgm:if>
+                    <dgm:if name="Name134" func="var" arg="hierBranch" op="equ" val="std">
+                      <dgm:choose name="Name135">
+                        <dgm:if name="Name136" func="var" arg="dir" op="equ" val="norm">
+                          <dgm:alg type="hierChild"/>
+                        </dgm:if>
+                        <dgm:else name="Name137">
+                          <dgm:alg type="hierChild">
+                            <dgm:param type="linDir" val="fromR"/>
+                          </dgm:alg>
+                        </dgm:else>
+                      </dgm:choose>
+                    </dgm:if>
+                    <dgm:if name="Name138" func="var" arg="hierBranch" op="equ" val="init">
+                      <dgm:choose name="Name139">
+                        <dgm:if name="Name140" axis="des" func="maxDepth" op="lte" val="1">
+                          <dgm:alg type="hierChild">
+                            <dgm:param type="chAlign" val="l"/>
+                            <dgm:param type="linDir" val="fromT"/>
+                          </dgm:alg>
+                        </dgm:if>
+                        <dgm:else name="Name141">
+                          <dgm:alg type="hierChild"/>
+                        </dgm:else>
+                      </dgm:choose>
+                    </dgm:if>
+                    <dgm:else name="Name142"/>
+                  </dgm:choose>
+                  <dgm:shape xmlns:r="http://schemas.openxmlformats.org/officeDocument/2006/relationships" r:blip="">
+                    <dgm:adjLst/>
+                  </dgm:shape>
+                  <dgm:presOf/>
+                  <dgm:constrLst/>
+                  <dgm:ruleLst/>
+                  <dgm:forEach name="Name143" ref="rep2a"/>
+                </dgm:layoutNode>
+                <dgm:layoutNode name="hierChild7">
+                  <dgm:choose name="Name144">
+                    <dgm:if name="Name145" func="var" arg="dir" op="equ" val="norm">
+                      <dgm:alg type="hierChild">
+                        <dgm:param type="chAlign" val="l"/>
+                        <dgm:param type="linDir" val="fromL"/>
+                        <dgm:param type="secChAlign" val="t"/>
+                        <dgm:param type="secLinDir" val="fromT"/>
+                      </dgm:alg>
+                    </dgm:if>
+                    <dgm:else name="Name146">
+                      <dgm:alg type="hierChild">
+                        <dgm:param type="chAlign" val="l"/>
+                        <dgm:param type="linDir" val="fromR"/>
+                        <dgm:param type="secChAlign" val="t"/>
+                        <dgm:param type="secLinDir" val="fromT"/>
+                      </dgm:alg>
+                    </dgm:else>
+                  </dgm:choose>
+                  <dgm:shape xmlns:r="http://schemas.openxmlformats.org/officeDocument/2006/relationships" r:blip="">
+                    <dgm:adjLst/>
+                  </dgm:shape>
+                  <dgm:presOf/>
+                  <dgm:constrLst/>
+                  <dgm:ruleLst/>
+                  <dgm:forEach name="Name147" ref="rep2b"/>
+                </dgm:layoutNode>
+              </dgm:layoutNode>
+            </dgm:forEach>
+          </dgm:layoutNode>
+        </dgm:layoutNode>
+      </dgm:forEach>
+    </dgm:forEach>
+  </dgm:layoutNode>
+</dgm:layoutDef>
+</file>
+
 <file path=word/diagrams/quickStyle1.xml><?xml version="1.0" encoding="utf-8"?>
 <dgm:styleDef xmlns:dgm="http://schemas.openxmlformats.org/drawingml/2006/diagram" xmlns:a="http://schemas.openxmlformats.org/drawingml/2006/main" uniqueId="urn:microsoft.com/office/officeart/2005/8/quickstyle/simple1#1">
   <dgm:title val=""/>
@@ -16779,6 +20367,1194 @@
         <a:scrgbClr r="0" g="0" b="0"/>
       </a:effectRef>
       <a:fontRef idx="minor"/>
+    </dgm:style>
+  </dgm:styleLbl>
+</dgm:styleDef>
+</file>
+
+<file path=word/diagrams/quickStyle3.xml><?xml version="1.0" encoding="utf-8"?>
+<dgm:styleDef xmlns:dgm="http://schemas.openxmlformats.org/drawingml/2006/diagram" xmlns:a="http://schemas.openxmlformats.org/drawingml/2006/main" uniqueId="urn:microsoft.com/office/officeart/2005/8/quickstyle/simple1">
+  <dgm:title val=""/>
+  <dgm:desc val=""/>
+  <dgm:catLst>
+    <dgm:cat type="simple" pri="10100"/>
+  </dgm:catLst>
+  <dgm:scene3d>
+    <a:camera prst="orthographicFront"/>
+    <a:lightRig rig="threePt" dir="t"/>
+  </dgm:scene3d>
+  <dgm:styleLbl name="node0">
+    <dgm:scene3d>
+      <a:camera prst="orthographicFront"/>
+      <a:lightRig rig="threePt" dir="t"/>
+    </dgm:scene3d>
+    <dgm:sp3d/>
+    <dgm:txPr/>
+    <dgm:style>
+      <a:lnRef idx="2">
+        <a:scrgbClr r="0" g="0" b="0"/>
+      </a:lnRef>
+      <a:fillRef idx="1">
+        <a:scrgbClr r="0" g="0" b="0"/>
+      </a:fillRef>
+      <a:effectRef idx="0">
+        <a:scrgbClr r="0" g="0" b="0"/>
+      </a:effectRef>
+      <a:fontRef idx="minor">
+        <a:schemeClr val="lt1"/>
+      </a:fontRef>
+    </dgm:style>
+  </dgm:styleLbl>
+  <dgm:styleLbl name="node0NoLn">
+    <dgm:scene3d>
+      <a:camera prst="orthographicFront"/>
+      <a:lightRig rig="threePt" dir="t"/>
+    </dgm:scene3d>
+    <dgm:sp3d/>
+    <dgm:txPr/>
+    <dgm:style>
+      <a:lnRef idx="1">
+        <a:scrgbClr r="0" g="0" b="0"/>
+      </a:lnRef>
+      <a:fillRef idx="1">
+        <a:scrgbClr r="0" g="0" b="0"/>
+      </a:fillRef>
+      <a:effectRef idx="0">
+        <a:scrgbClr r="0" g="0" b="0"/>
+      </a:effectRef>
+      <a:fontRef idx="minor">
+        <a:schemeClr val="lt1"/>
+      </a:fontRef>
+    </dgm:style>
+  </dgm:styleLbl>
+  <dgm:styleLbl name="lnNode1">
+    <dgm:scene3d>
+      <a:camera prst="orthographicFront"/>
+      <a:lightRig rig="threePt" dir="t"/>
+    </dgm:scene3d>
+    <dgm:sp3d/>
+    <dgm:txPr/>
+    <dgm:style>
+      <a:lnRef idx="2">
+        <a:scrgbClr r="0" g="0" b="0"/>
+      </a:lnRef>
+      <a:fillRef idx="1">
+        <a:scrgbClr r="0" g="0" b="0"/>
+      </a:fillRef>
+      <a:effectRef idx="0">
+        <a:scrgbClr r="0" g="0" b="0"/>
+      </a:effectRef>
+      <a:fontRef idx="minor">
+        <a:schemeClr val="lt1"/>
+      </a:fontRef>
+    </dgm:style>
+  </dgm:styleLbl>
+  <dgm:styleLbl name="vennNode1">
+    <dgm:scene3d>
+      <a:camera prst="orthographicFront"/>
+      <a:lightRig rig="threePt" dir="t"/>
+    </dgm:scene3d>
+    <dgm:sp3d/>
+    <dgm:txPr/>
+    <dgm:style>
+      <a:lnRef idx="2">
+        <a:scrgbClr r="0" g="0" b="0"/>
+      </a:lnRef>
+      <a:fillRef idx="1">
+        <a:scrgbClr r="0" g="0" b="0"/>
+      </a:fillRef>
+      <a:effectRef idx="0">
+        <a:scrgbClr r="0" g="0" b="0"/>
+      </a:effectRef>
+      <a:fontRef idx="minor">
+        <a:schemeClr val="tx1"/>
+      </a:fontRef>
+    </dgm:style>
+  </dgm:styleLbl>
+  <dgm:styleLbl name="alignNode1">
+    <dgm:scene3d>
+      <a:camera prst="orthographicFront"/>
+      <a:lightRig rig="threePt" dir="t"/>
+    </dgm:scene3d>
+    <dgm:sp3d/>
+    <dgm:txPr/>
+    <dgm:style>
+      <a:lnRef idx="2">
+        <a:scrgbClr r="0" g="0" b="0"/>
+      </a:lnRef>
+      <a:fillRef idx="1">
+        <a:scrgbClr r="0" g="0" b="0"/>
+      </a:fillRef>
+      <a:effectRef idx="0">
+        <a:scrgbClr r="0" g="0" b="0"/>
+      </a:effectRef>
+      <a:fontRef idx="minor">
+        <a:schemeClr val="lt1"/>
+      </a:fontRef>
+    </dgm:style>
+  </dgm:styleLbl>
+  <dgm:styleLbl name="node1">
+    <dgm:scene3d>
+      <a:camera prst="orthographicFront"/>
+      <a:lightRig rig="threePt" dir="t"/>
+    </dgm:scene3d>
+    <dgm:sp3d/>
+    <dgm:txPr/>
+    <dgm:style>
+      <a:lnRef idx="2">
+        <a:scrgbClr r="0" g="0" b="0"/>
+      </a:lnRef>
+      <a:fillRef idx="1">
+        <a:scrgbClr r="0" g="0" b="0"/>
+      </a:fillRef>
+      <a:effectRef idx="0">
+        <a:scrgbClr r="0" g="0" b="0"/>
+      </a:effectRef>
+      <a:fontRef idx="minor">
+        <a:schemeClr val="lt1"/>
+      </a:fontRef>
+    </dgm:style>
+  </dgm:styleLbl>
+  <dgm:styleLbl name="node1NoLn">
+    <dgm:scene3d>
+      <a:camera prst="orthographicFront"/>
+      <a:lightRig rig="threePt" dir="t"/>
+    </dgm:scene3d>
+    <dgm:sp3d/>
+    <dgm:txPr/>
+    <dgm:style>
+      <a:lnRef idx="1">
+        <a:scrgbClr r="0" g="0" b="0"/>
+      </a:lnRef>
+      <a:fillRef idx="1">
+        <a:scrgbClr r="0" g="0" b="0"/>
+      </a:fillRef>
+      <a:effectRef idx="0">
+        <a:scrgbClr r="0" g="0" b="0"/>
+      </a:effectRef>
+      <a:fontRef idx="minor">
+        <a:schemeClr val="lt1"/>
+      </a:fontRef>
+    </dgm:style>
+  </dgm:styleLbl>
+  <dgm:styleLbl name="ltNode1NoLn">
+    <dgm:scene3d>
+      <a:camera prst="orthographicFront"/>
+      <a:lightRig rig="threePt" dir="t"/>
+    </dgm:scene3d>
+    <dgm:sp3d/>
+    <dgm:txPr/>
+    <dgm:style>
+      <a:lnRef idx="1">
+        <a:scrgbClr r="0" g="0" b="0"/>
+      </a:lnRef>
+      <a:fillRef idx="1">
+        <a:scrgbClr r="0" g="0" b="0"/>
+      </a:fillRef>
+      <a:effectRef idx="0">
+        <a:scrgbClr r="0" g="0" b="0"/>
+      </a:effectRef>
+      <a:fontRef idx="minor">
+        <a:schemeClr val="lt1"/>
+      </a:fontRef>
+    </dgm:style>
+  </dgm:styleLbl>
+  <dgm:styleLbl name="node2">
+    <dgm:scene3d>
+      <a:camera prst="orthographicFront"/>
+      <a:lightRig rig="threePt" dir="t"/>
+    </dgm:scene3d>
+    <dgm:sp3d/>
+    <dgm:txPr/>
+    <dgm:style>
+      <a:lnRef idx="2">
+        <a:scrgbClr r="0" g="0" b="0"/>
+      </a:lnRef>
+      <a:fillRef idx="1">
+        <a:scrgbClr r="0" g="0" b="0"/>
+      </a:fillRef>
+      <a:effectRef idx="0">
+        <a:scrgbClr r="0" g="0" b="0"/>
+      </a:effectRef>
+      <a:fontRef idx="minor">
+        <a:schemeClr val="lt1"/>
+      </a:fontRef>
+    </dgm:style>
+  </dgm:styleLbl>
+  <dgm:styleLbl name="node2NoLn">
+    <dgm:scene3d>
+      <a:camera prst="orthographicFront"/>
+      <a:lightRig rig="threePt" dir="t"/>
+    </dgm:scene3d>
+    <dgm:sp3d/>
+    <dgm:txPr/>
+    <dgm:style>
+      <a:lnRef idx="1">
+        <a:scrgbClr r="0" g="0" b="0"/>
+      </a:lnRef>
+      <a:fillRef idx="1">
+        <a:scrgbClr r="0" g="0" b="0"/>
+      </a:fillRef>
+      <a:effectRef idx="0">
+        <a:scrgbClr r="0" g="0" b="0"/>
+      </a:effectRef>
+      <a:fontRef idx="minor">
+        <a:schemeClr val="lt1"/>
+      </a:fontRef>
+    </dgm:style>
+  </dgm:styleLbl>
+  <dgm:styleLbl name="node3">
+    <dgm:scene3d>
+      <a:camera prst="orthographicFront"/>
+      <a:lightRig rig="threePt" dir="t"/>
+    </dgm:scene3d>
+    <dgm:sp3d/>
+    <dgm:txPr/>
+    <dgm:style>
+      <a:lnRef idx="2">
+        <a:scrgbClr r="0" g="0" b="0"/>
+      </a:lnRef>
+      <a:fillRef idx="1">
+        <a:scrgbClr r="0" g="0" b="0"/>
+      </a:fillRef>
+      <a:effectRef idx="0">
+        <a:scrgbClr r="0" g="0" b="0"/>
+      </a:effectRef>
+      <a:fontRef idx="minor">
+        <a:schemeClr val="lt1"/>
+      </a:fontRef>
+    </dgm:style>
+  </dgm:styleLbl>
+  <dgm:styleLbl name="node3NoLn">
+    <dgm:scene3d>
+      <a:camera prst="orthographicFront"/>
+      <a:lightRig rig="threePt" dir="t"/>
+    </dgm:scene3d>
+    <dgm:sp3d/>
+    <dgm:txPr/>
+    <dgm:style>
+      <a:lnRef idx="1">
+        <a:scrgbClr r="0" g="0" b="0"/>
+      </a:lnRef>
+      <a:fillRef idx="1">
+        <a:scrgbClr r="0" g="0" b="0"/>
+      </a:fillRef>
+      <a:effectRef idx="0">
+        <a:scrgbClr r="0" g="0" b="0"/>
+      </a:effectRef>
+      <a:fontRef idx="minor">
+        <a:schemeClr val="lt1"/>
+      </a:fontRef>
+    </dgm:style>
+  </dgm:styleLbl>
+  <dgm:styleLbl name="node4">
+    <dgm:scene3d>
+      <a:camera prst="orthographicFront"/>
+      <a:lightRig rig="threePt" dir="t"/>
+    </dgm:scene3d>
+    <dgm:sp3d/>
+    <dgm:txPr/>
+    <dgm:style>
+      <a:lnRef idx="2">
+        <a:scrgbClr r="0" g="0" b="0"/>
+      </a:lnRef>
+      <a:fillRef idx="1">
+        <a:scrgbClr r="0" g="0" b="0"/>
+      </a:fillRef>
+      <a:effectRef idx="0">
+        <a:scrgbClr r="0" g="0" b="0"/>
+      </a:effectRef>
+      <a:fontRef idx="minor">
+        <a:schemeClr val="lt1"/>
+      </a:fontRef>
+    </dgm:style>
+  </dgm:styleLbl>
+  <dgm:styleLbl name="node4NoLn">
+    <dgm:scene3d>
+      <a:camera prst="orthographicFront"/>
+      <a:lightRig rig="threePt" dir="t"/>
+    </dgm:scene3d>
+    <dgm:sp3d/>
+    <dgm:txPr/>
+    <dgm:style>
+      <a:lnRef idx="1">
+        <a:scrgbClr r="0" g="0" b="0"/>
+      </a:lnRef>
+      <a:fillRef idx="1">
+        <a:scrgbClr r="0" g="0" b="0"/>
+      </a:fillRef>
+      <a:effectRef idx="0">
+        <a:scrgbClr r="0" g="0" b="0"/>
+      </a:effectRef>
+      <a:fontRef idx="minor">
+        <a:schemeClr val="lt1"/>
+      </a:fontRef>
+    </dgm:style>
+  </dgm:styleLbl>
+  <dgm:styleLbl name="fgImgPlace1">
+    <dgm:scene3d>
+      <a:camera prst="orthographicFront"/>
+      <a:lightRig rig="threePt" dir="t"/>
+    </dgm:scene3d>
+    <dgm:sp3d/>
+    <dgm:txPr/>
+    <dgm:style>
+      <a:lnRef idx="2">
+        <a:scrgbClr r="0" g="0" b="0"/>
+      </a:lnRef>
+      <a:fillRef idx="1">
+        <a:scrgbClr r="0" g="0" b="0"/>
+      </a:fillRef>
+      <a:effectRef idx="0">
+        <a:scrgbClr r="0" g="0" b="0"/>
+      </a:effectRef>
+      <a:fontRef idx="minor"/>
+    </dgm:style>
+  </dgm:styleLbl>
+  <dgm:styleLbl name="alignImgPlace1">
+    <dgm:scene3d>
+      <a:camera prst="orthographicFront"/>
+      <a:lightRig rig="threePt" dir="t"/>
+    </dgm:scene3d>
+    <dgm:sp3d/>
+    <dgm:txPr/>
+    <dgm:style>
+      <a:lnRef idx="2">
+        <a:scrgbClr r="0" g="0" b="0"/>
+      </a:lnRef>
+      <a:fillRef idx="1">
+        <a:scrgbClr r="0" g="0" b="0"/>
+      </a:fillRef>
+      <a:effectRef idx="0">
+        <a:scrgbClr r="0" g="0" b="0"/>
+      </a:effectRef>
+      <a:fontRef idx="minor"/>
+    </dgm:style>
+  </dgm:styleLbl>
+  <dgm:styleLbl name="bgImgPlace1">
+    <dgm:scene3d>
+      <a:camera prst="orthographicFront"/>
+      <a:lightRig rig="threePt" dir="t"/>
+    </dgm:scene3d>
+    <dgm:sp3d/>
+    <dgm:txPr/>
+    <dgm:style>
+      <a:lnRef idx="2">
+        <a:scrgbClr r="0" g="0" b="0"/>
+      </a:lnRef>
+      <a:fillRef idx="1">
+        <a:scrgbClr r="0" g="0" b="0"/>
+      </a:fillRef>
+      <a:effectRef idx="0">
+        <a:scrgbClr r="0" g="0" b="0"/>
+      </a:effectRef>
+      <a:fontRef idx="minor"/>
+    </dgm:style>
+  </dgm:styleLbl>
+  <dgm:styleLbl name="sibTrans2D1">
+    <dgm:scene3d>
+      <a:camera prst="orthographicFront"/>
+      <a:lightRig rig="threePt" dir="t"/>
+    </dgm:scene3d>
+    <dgm:sp3d/>
+    <dgm:txPr/>
+    <dgm:style>
+      <a:lnRef idx="0">
+        <a:scrgbClr r="0" g="0" b="0"/>
+      </a:lnRef>
+      <a:fillRef idx="1">
+        <a:scrgbClr r="0" g="0" b="0"/>
+      </a:fillRef>
+      <a:effectRef idx="0">
+        <a:scrgbClr r="0" g="0" b="0"/>
+      </a:effectRef>
+      <a:fontRef idx="minor">
+        <a:schemeClr val="lt1"/>
+      </a:fontRef>
+    </dgm:style>
+  </dgm:styleLbl>
+  <dgm:styleLbl name="fgSibTrans2D1">
+    <dgm:scene3d>
+      <a:camera prst="orthographicFront"/>
+      <a:lightRig rig="threePt" dir="t"/>
+    </dgm:scene3d>
+    <dgm:sp3d/>
+    <dgm:txPr/>
+    <dgm:style>
+      <a:lnRef idx="0">
+        <a:scrgbClr r="0" g="0" b="0"/>
+      </a:lnRef>
+      <a:fillRef idx="1">
+        <a:scrgbClr r="0" g="0" b="0"/>
+      </a:fillRef>
+      <a:effectRef idx="0">
+        <a:scrgbClr r="0" g="0" b="0"/>
+      </a:effectRef>
+      <a:fontRef idx="minor">
+        <a:schemeClr val="lt1"/>
+      </a:fontRef>
+    </dgm:style>
+  </dgm:styleLbl>
+  <dgm:styleLbl name="bgSibTrans2D1">
+    <dgm:scene3d>
+      <a:camera prst="orthographicFront"/>
+      <a:lightRig rig="threePt" dir="t"/>
+    </dgm:scene3d>
+    <dgm:sp3d/>
+    <dgm:txPr/>
+    <dgm:style>
+      <a:lnRef idx="0">
+        <a:scrgbClr r="0" g="0" b="0"/>
+      </a:lnRef>
+      <a:fillRef idx="1">
+        <a:scrgbClr r="0" g="0" b="0"/>
+      </a:fillRef>
+      <a:effectRef idx="0">
+        <a:scrgbClr r="0" g="0" b="0"/>
+      </a:effectRef>
+      <a:fontRef idx="minor">
+        <a:schemeClr val="lt1"/>
+      </a:fontRef>
+    </dgm:style>
+  </dgm:styleLbl>
+  <dgm:styleLbl name="sibTrans1D1">
+    <dgm:scene3d>
+      <a:camera prst="orthographicFront"/>
+      <a:lightRig rig="threePt" dir="t"/>
+    </dgm:scene3d>
+    <dgm:sp3d/>
+    <dgm:txPr/>
+    <dgm:style>
+      <a:lnRef idx="1">
+        <a:scrgbClr r="0" g="0" b="0"/>
+      </a:lnRef>
+      <a:fillRef idx="0">
+        <a:scrgbClr r="0" g="0" b="0"/>
+      </a:fillRef>
+      <a:effectRef idx="0">
+        <a:scrgbClr r="0" g="0" b="0"/>
+      </a:effectRef>
+      <a:fontRef idx="minor"/>
+    </dgm:style>
+  </dgm:styleLbl>
+  <dgm:styleLbl name="callout">
+    <dgm:scene3d>
+      <a:camera prst="orthographicFront"/>
+      <a:lightRig rig="threePt" dir="t"/>
+    </dgm:scene3d>
+    <dgm:sp3d/>
+    <dgm:txPr/>
+    <dgm:style>
+      <a:lnRef idx="2">
+        <a:scrgbClr r="0" g="0" b="0"/>
+      </a:lnRef>
+      <a:fillRef idx="1">
+        <a:scrgbClr r="0" g="0" b="0"/>
+      </a:fillRef>
+      <a:effectRef idx="0">
+        <a:scrgbClr r="0" g="0" b="0"/>
+      </a:effectRef>
+      <a:fontRef idx="minor"/>
+    </dgm:style>
+  </dgm:styleLbl>
+  <dgm:styleLbl name="asst0">
+    <dgm:scene3d>
+      <a:camera prst="orthographicFront"/>
+      <a:lightRig rig="threePt" dir="t"/>
+    </dgm:scene3d>
+    <dgm:sp3d/>
+    <dgm:txPr/>
+    <dgm:style>
+      <a:lnRef idx="2">
+        <a:scrgbClr r="0" g="0" b="0"/>
+      </a:lnRef>
+      <a:fillRef idx="1">
+        <a:scrgbClr r="0" g="0" b="0"/>
+      </a:fillRef>
+      <a:effectRef idx="0">
+        <a:scrgbClr r="0" g="0" b="0"/>
+      </a:effectRef>
+      <a:fontRef idx="minor">
+        <a:schemeClr val="lt1"/>
+      </a:fontRef>
+    </dgm:style>
+  </dgm:styleLbl>
+  <dgm:styleLbl name="asst1">
+    <dgm:scene3d>
+      <a:camera prst="orthographicFront"/>
+      <a:lightRig rig="threePt" dir="t"/>
+    </dgm:scene3d>
+    <dgm:sp3d/>
+    <dgm:txPr/>
+    <dgm:style>
+      <a:lnRef idx="2">
+        <a:scrgbClr r="0" g="0" b="0"/>
+      </a:lnRef>
+      <a:fillRef idx="1">
+        <a:scrgbClr r="0" g="0" b="0"/>
+      </a:fillRef>
+      <a:effectRef idx="0">
+        <a:scrgbClr r="0" g="0" b="0"/>
+      </a:effectRef>
+      <a:fontRef idx="minor">
+        <a:schemeClr val="lt1"/>
+      </a:fontRef>
+    </dgm:style>
+  </dgm:styleLbl>
+  <dgm:styleLbl name="asst2">
+    <dgm:scene3d>
+      <a:camera prst="orthographicFront"/>
+      <a:lightRig rig="threePt" dir="t"/>
+    </dgm:scene3d>
+    <dgm:sp3d/>
+    <dgm:txPr/>
+    <dgm:style>
+      <a:lnRef idx="2">
+        <a:scrgbClr r="0" g="0" b="0"/>
+      </a:lnRef>
+      <a:fillRef idx="1">
+        <a:scrgbClr r="0" g="0" b="0"/>
+      </a:fillRef>
+      <a:effectRef idx="0">
+        <a:scrgbClr r="0" g="0" b="0"/>
+      </a:effectRef>
+      <a:fontRef idx="minor">
+        <a:schemeClr val="lt1"/>
+      </a:fontRef>
+    </dgm:style>
+  </dgm:styleLbl>
+  <dgm:styleLbl name="asst3">
+    <dgm:scene3d>
+      <a:camera prst="orthographicFront"/>
+      <a:lightRig rig="threePt" dir="t"/>
+    </dgm:scene3d>
+    <dgm:sp3d/>
+    <dgm:txPr/>
+    <dgm:style>
+      <a:lnRef idx="2">
+        <a:scrgbClr r="0" g="0" b="0"/>
+      </a:lnRef>
+      <a:fillRef idx="1">
+        <a:scrgbClr r="0" g="0" b="0"/>
+      </a:fillRef>
+      <a:effectRef idx="0">
+        <a:scrgbClr r="0" g="0" b="0"/>
+      </a:effectRef>
+      <a:fontRef idx="minor">
+        <a:schemeClr val="lt1"/>
+      </a:fontRef>
+    </dgm:style>
+  </dgm:styleLbl>
+  <dgm:styleLbl name="asst4">
+    <dgm:scene3d>
+      <a:camera prst="orthographicFront"/>
+      <a:lightRig rig="threePt" dir="t"/>
+    </dgm:scene3d>
+    <dgm:sp3d/>
+    <dgm:txPr/>
+    <dgm:style>
+      <a:lnRef idx="2">
+        <a:scrgbClr r="0" g="0" b="0"/>
+      </a:lnRef>
+      <a:fillRef idx="1">
+        <a:scrgbClr r="0" g="0" b="0"/>
+      </a:fillRef>
+      <a:effectRef idx="0">
+        <a:scrgbClr r="0" g="0" b="0"/>
+      </a:effectRef>
+      <a:fontRef idx="minor">
+        <a:schemeClr val="lt1"/>
+      </a:fontRef>
+    </dgm:style>
+  </dgm:styleLbl>
+  <dgm:styleLbl name="parChTrans2D1">
+    <dgm:scene3d>
+      <a:camera prst="orthographicFront"/>
+      <a:lightRig rig="threePt" dir="t"/>
+    </dgm:scene3d>
+    <dgm:sp3d/>
+    <dgm:txPr/>
+    <dgm:style>
+      <a:lnRef idx="2">
+        <a:scrgbClr r="0" g="0" b="0"/>
+      </a:lnRef>
+      <a:fillRef idx="1">
+        <a:scrgbClr r="0" g="0" b="0"/>
+      </a:fillRef>
+      <a:effectRef idx="0">
+        <a:scrgbClr r="0" g="0" b="0"/>
+      </a:effectRef>
+      <a:fontRef idx="minor">
+        <a:schemeClr val="lt1"/>
+      </a:fontRef>
+    </dgm:style>
+  </dgm:styleLbl>
+  <dgm:styleLbl name="parChTrans2D2">
+    <dgm:scene3d>
+      <a:camera prst="orthographicFront"/>
+      <a:lightRig rig="threePt" dir="t"/>
+    </dgm:scene3d>
+    <dgm:sp3d/>
+    <dgm:txPr/>
+    <dgm:style>
+      <a:lnRef idx="2">
+        <a:scrgbClr r="0" g="0" b="0"/>
+      </a:lnRef>
+      <a:fillRef idx="1">
+        <a:scrgbClr r="0" g="0" b="0"/>
+      </a:fillRef>
+      <a:effectRef idx="0">
+        <a:scrgbClr r="0" g="0" b="0"/>
+      </a:effectRef>
+      <a:fontRef idx="minor">
+        <a:schemeClr val="lt1"/>
+      </a:fontRef>
+    </dgm:style>
+  </dgm:styleLbl>
+  <dgm:styleLbl name="parChTrans2D3">
+    <dgm:scene3d>
+      <a:camera prst="orthographicFront"/>
+      <a:lightRig rig="threePt" dir="t"/>
+    </dgm:scene3d>
+    <dgm:sp3d/>
+    <dgm:txPr/>
+    <dgm:style>
+      <a:lnRef idx="2">
+        <a:scrgbClr r="0" g="0" b="0"/>
+      </a:lnRef>
+      <a:fillRef idx="1">
+        <a:scrgbClr r="0" g="0" b="0"/>
+      </a:fillRef>
+      <a:effectRef idx="0">
+        <a:scrgbClr r="0" g="0" b="0"/>
+      </a:effectRef>
+      <a:fontRef idx="minor">
+        <a:schemeClr val="lt1"/>
+      </a:fontRef>
+    </dgm:style>
+  </dgm:styleLbl>
+  <dgm:styleLbl name="parChTrans2D4">
+    <dgm:scene3d>
+      <a:camera prst="orthographicFront"/>
+      <a:lightRig rig="threePt" dir="t"/>
+    </dgm:scene3d>
+    <dgm:sp3d/>
+    <dgm:txPr/>
+    <dgm:style>
+      <a:lnRef idx="2">
+        <a:scrgbClr r="0" g="0" b="0"/>
+      </a:lnRef>
+      <a:fillRef idx="1">
+        <a:scrgbClr r="0" g="0" b="0"/>
+      </a:fillRef>
+      <a:effectRef idx="0">
+        <a:scrgbClr r="0" g="0" b="0"/>
+      </a:effectRef>
+      <a:fontRef idx="minor">
+        <a:schemeClr val="lt1"/>
+      </a:fontRef>
+    </dgm:style>
+  </dgm:styleLbl>
+  <dgm:styleLbl name="parChTrans1D1">
+    <dgm:scene3d>
+      <a:camera prst="orthographicFront"/>
+      <a:lightRig rig="threePt" dir="t"/>
+    </dgm:scene3d>
+    <dgm:sp3d/>
+    <dgm:txPr/>
+    <dgm:style>
+      <a:lnRef idx="2">
+        <a:scrgbClr r="0" g="0" b="0"/>
+      </a:lnRef>
+      <a:fillRef idx="0">
+        <a:scrgbClr r="0" g="0" b="0"/>
+      </a:fillRef>
+      <a:effectRef idx="0">
+        <a:scrgbClr r="0" g="0" b="0"/>
+      </a:effectRef>
+      <a:fontRef idx="minor"/>
+    </dgm:style>
+  </dgm:styleLbl>
+  <dgm:styleLbl name="parChTrans1D2">
+    <dgm:scene3d>
+      <a:camera prst="orthographicFront"/>
+      <a:lightRig rig="threePt" dir="t"/>
+    </dgm:scene3d>
+    <dgm:sp3d/>
+    <dgm:txPr/>
+    <dgm:style>
+      <a:lnRef idx="2">
+        <a:scrgbClr r="0" g="0" b="0"/>
+      </a:lnRef>
+      <a:fillRef idx="0">
+        <a:scrgbClr r="0" g="0" b="0"/>
+      </a:fillRef>
+      <a:effectRef idx="0">
+        <a:scrgbClr r="0" g="0" b="0"/>
+      </a:effectRef>
+      <a:fontRef idx="minor"/>
+    </dgm:style>
+  </dgm:styleLbl>
+  <dgm:styleLbl name="parChTrans1D3">
+    <dgm:scene3d>
+      <a:camera prst="orthographicFront"/>
+      <a:lightRig rig="threePt" dir="t"/>
+    </dgm:scene3d>
+    <dgm:sp3d/>
+    <dgm:txPr/>
+    <dgm:style>
+      <a:lnRef idx="2">
+        <a:scrgbClr r="0" g="0" b="0"/>
+      </a:lnRef>
+      <a:fillRef idx="0">
+        <a:scrgbClr r="0" g="0" b="0"/>
+      </a:fillRef>
+      <a:effectRef idx="0">
+        <a:scrgbClr r="0" g="0" b="0"/>
+      </a:effectRef>
+      <a:fontRef idx="minor"/>
+    </dgm:style>
+  </dgm:styleLbl>
+  <dgm:styleLbl name="parChTrans1D4">
+    <dgm:scene3d>
+      <a:camera prst="orthographicFront"/>
+      <a:lightRig rig="threePt" dir="t"/>
+    </dgm:scene3d>
+    <dgm:sp3d/>
+    <dgm:txPr/>
+    <dgm:style>
+      <a:lnRef idx="2">
+        <a:scrgbClr r="0" g="0" b="0"/>
+      </a:lnRef>
+      <a:fillRef idx="0">
+        <a:scrgbClr r="0" g="0" b="0"/>
+      </a:fillRef>
+      <a:effectRef idx="0">
+        <a:scrgbClr r="0" g="0" b="0"/>
+      </a:effectRef>
+      <a:fontRef idx="minor"/>
+    </dgm:style>
+  </dgm:styleLbl>
+  <dgm:styleLbl name="fgAcc1">
+    <dgm:scene3d>
+      <a:camera prst="orthographicFront"/>
+      <a:lightRig rig="threePt" dir="t"/>
+    </dgm:scene3d>
+    <dgm:sp3d/>
+    <dgm:txPr/>
+    <dgm:style>
+      <a:lnRef idx="2">
+        <a:scrgbClr r="0" g="0" b="0"/>
+      </a:lnRef>
+      <a:fillRef idx="1">
+        <a:scrgbClr r="0" g="0" b="0"/>
+      </a:fillRef>
+      <a:effectRef idx="0">
+        <a:scrgbClr r="0" g="0" b="0"/>
+      </a:effectRef>
+      <a:fontRef idx="minor"/>
+    </dgm:style>
+  </dgm:styleLbl>
+  <dgm:styleLbl name="conFgAcc1">
+    <dgm:scene3d>
+      <a:camera prst="orthographicFront"/>
+      <a:lightRig rig="threePt" dir="t"/>
+    </dgm:scene3d>
+    <dgm:sp3d/>
+    <dgm:txPr/>
+    <dgm:style>
+      <a:lnRef idx="2">
+        <a:scrgbClr r="0" g="0" b="0"/>
+      </a:lnRef>
+      <a:fillRef idx="1">
+        <a:scrgbClr r="0" g="0" b="0"/>
+      </a:fillRef>
+      <a:effectRef idx="0">
+        <a:scrgbClr r="0" g="0" b="0"/>
+      </a:effectRef>
+      <a:fontRef idx="minor"/>
+    </dgm:style>
+  </dgm:styleLbl>
+  <dgm:styleLbl name="alignAcc1">
+    <dgm:scene3d>
+      <a:camera prst="orthographicFront"/>
+      <a:lightRig rig="threePt" dir="t"/>
+    </dgm:scene3d>
+    <dgm:sp3d/>
+    <dgm:txPr/>
+    <dgm:style>
+      <a:lnRef idx="2">
+        <a:scrgbClr r="0" g="0" b="0"/>
+      </a:lnRef>
+      <a:fillRef idx="1">
+        <a:scrgbClr r="0" g="0" b="0"/>
+      </a:fillRef>
+      <a:effectRef idx="0">
+        <a:scrgbClr r="0" g="0" b="0"/>
+      </a:effectRef>
+      <a:fontRef idx="minor"/>
+    </dgm:style>
+  </dgm:styleLbl>
+  <dgm:styleLbl name="trAlignAcc1">
+    <dgm:scene3d>
+      <a:camera prst="orthographicFront"/>
+      <a:lightRig rig="threePt" dir="t"/>
+    </dgm:scene3d>
+    <dgm:sp3d/>
+    <dgm:txPr/>
+    <dgm:style>
+      <a:lnRef idx="1">
+        <a:scrgbClr r="0" g="0" b="0"/>
+      </a:lnRef>
+      <a:fillRef idx="1">
+        <a:scrgbClr r="0" g="0" b="0"/>
+      </a:fillRef>
+      <a:effectRef idx="0">
+        <a:scrgbClr r="0" g="0" b="0"/>
+      </a:effectRef>
+      <a:fontRef idx="minor"/>
+    </dgm:style>
+  </dgm:styleLbl>
+  <dgm:styleLbl name="bgAcc1">
+    <dgm:scene3d>
+      <a:camera prst="orthographicFront"/>
+      <a:lightRig rig="threePt" dir="t"/>
+    </dgm:scene3d>
+    <dgm:sp3d/>
+    <dgm:txPr/>
+    <dgm:style>
+      <a:lnRef idx="2">
+        <a:scrgbClr r="0" g="0" b="0"/>
+      </a:lnRef>
+      <a:fillRef idx="1">
+        <a:scrgbClr r="0" g="0" b="0"/>
+      </a:fillRef>
+      <a:effectRef idx="0">
+        <a:scrgbClr r="0" g="0" b="0"/>
+      </a:effectRef>
+      <a:fontRef idx="minor"/>
+    </dgm:style>
+  </dgm:styleLbl>
+  <dgm:styleLbl name="solidFgAcc1">
+    <dgm:scene3d>
+      <a:camera prst="orthographicFront"/>
+      <a:lightRig rig="threePt" dir="t"/>
+    </dgm:scene3d>
+    <dgm:sp3d/>
+    <dgm:txPr/>
+    <dgm:style>
+      <a:lnRef idx="2">
+        <a:scrgbClr r="0" g="0" b="0"/>
+      </a:lnRef>
+      <a:fillRef idx="1">
+        <a:scrgbClr r="0" g="0" b="0"/>
+      </a:fillRef>
+      <a:effectRef idx="0">
+        <a:scrgbClr r="0" g="0" b="0"/>
+      </a:effectRef>
+      <a:fontRef idx="minor"/>
+    </dgm:style>
+  </dgm:styleLbl>
+  <dgm:styleLbl name="solidAlignAcc1">
+    <dgm:scene3d>
+      <a:camera prst="orthographicFront"/>
+      <a:lightRig rig="threePt" dir="t"/>
+    </dgm:scene3d>
+    <dgm:sp3d/>
+    <dgm:txPr/>
+    <dgm:style>
+      <a:lnRef idx="2">
+        <a:scrgbClr r="0" g="0" b="0"/>
+      </a:lnRef>
+      <a:fillRef idx="1">
+        <a:scrgbClr r="0" g="0" b="0"/>
+      </a:fillRef>
+      <a:effectRef idx="0">
+        <a:scrgbClr r="0" g="0" b="0"/>
+      </a:effectRef>
+      <a:fontRef idx="minor"/>
+    </dgm:style>
+  </dgm:styleLbl>
+  <dgm:styleLbl name="solidBgAcc1">
+    <dgm:scene3d>
+      <a:camera prst="orthographicFront"/>
+      <a:lightRig rig="threePt" dir="t"/>
+    </dgm:scene3d>
+    <dgm:sp3d/>
+    <dgm:txPr/>
+    <dgm:style>
+      <a:lnRef idx="2">
+        <a:scrgbClr r="0" g="0" b="0"/>
+      </a:lnRef>
+      <a:fillRef idx="1">
+        <a:scrgbClr r="0" g="0" b="0"/>
+      </a:fillRef>
+      <a:effectRef idx="0">
+        <a:scrgbClr r="0" g="0" b="0"/>
+      </a:effectRef>
+      <a:fontRef idx="minor"/>
+    </dgm:style>
+  </dgm:styleLbl>
+  <dgm:styleLbl name="fgAccFollowNode1">
+    <dgm:scene3d>
+      <a:camera prst="orthographicFront"/>
+      <a:lightRig rig="threePt" dir="t"/>
+    </dgm:scene3d>
+    <dgm:sp3d/>
+    <dgm:txPr/>
+    <dgm:style>
+      <a:lnRef idx="2">
+        <a:scrgbClr r="0" g="0" b="0"/>
+      </a:lnRef>
+      <a:fillRef idx="1">
+        <a:scrgbClr r="0" g="0" b="0"/>
+      </a:fillRef>
+      <a:effectRef idx="0">
+        <a:scrgbClr r="0" g="0" b="0"/>
+      </a:effectRef>
+      <a:fontRef idx="minor"/>
+    </dgm:style>
+  </dgm:styleLbl>
+  <dgm:styleLbl name="alignAccFollowNode1">
+    <dgm:scene3d>
+      <a:camera prst="orthographicFront"/>
+      <a:lightRig rig="threePt" dir="t"/>
+    </dgm:scene3d>
+    <dgm:sp3d/>
+    <dgm:txPr/>
+    <dgm:style>
+      <a:lnRef idx="2">
+        <a:scrgbClr r="0" g="0" b="0"/>
+      </a:lnRef>
+      <a:fillRef idx="1">
+        <a:scrgbClr r="0" g="0" b="0"/>
+      </a:fillRef>
+      <a:effectRef idx="0">
+        <a:scrgbClr r="0" g="0" b="0"/>
+      </a:effectRef>
+      <a:fontRef idx="minor"/>
+    </dgm:style>
+  </dgm:styleLbl>
+  <dgm:styleLbl name="bgAccFollowNode1">
+    <dgm:scene3d>
+      <a:camera prst="orthographicFront"/>
+      <a:lightRig rig="threePt" dir="t"/>
+    </dgm:scene3d>
+    <dgm:sp3d/>
+    <dgm:txPr/>
+    <dgm:style>
+      <a:lnRef idx="2">
+        <a:scrgbClr r="0" g="0" b="0"/>
+      </a:lnRef>
+      <a:fillRef idx="1">
+        <a:scrgbClr r="0" g="0" b="0"/>
+      </a:fillRef>
+      <a:effectRef idx="0">
+        <a:scrgbClr r="0" g="0" b="0"/>
+      </a:effectRef>
+      <a:fontRef idx="minor"/>
+    </dgm:style>
+  </dgm:styleLbl>
+  <dgm:styleLbl name="fgAcc0">
+    <dgm:scene3d>
+      <a:camera prst="orthographicFront"/>
+      <a:lightRig rig="threePt" dir="t"/>
+    </dgm:scene3d>
+    <dgm:sp3d/>
+    <dgm:txPr/>
+    <dgm:style>
+      <a:lnRef idx="2">
+        <a:scrgbClr r="0" g="0" b="0"/>
+      </a:lnRef>
+      <a:fillRef idx="1">
+        <a:scrgbClr r="0" g="0" b="0"/>
+      </a:fillRef>
+      <a:effectRef idx="0">
+        <a:scrgbClr r="0" g="0" b="0"/>
+      </a:effectRef>
+      <a:fontRef idx="minor"/>
+    </dgm:style>
+  </dgm:styleLbl>
+  <dgm:styleLbl name="fgAcc2">
+    <dgm:scene3d>
+      <a:camera prst="orthographicFront"/>
+      <a:lightRig rig="threePt" dir="t"/>
+    </dgm:scene3d>
+    <dgm:sp3d/>
+    <dgm:txPr/>
+    <dgm:style>
+      <a:lnRef idx="2">
+        <a:scrgbClr r="0" g="0" b="0"/>
+      </a:lnRef>
+      <a:fillRef idx="1">
+        <a:scrgbClr r="0" g="0" b="0"/>
+      </a:fillRef>
+      <a:effectRef idx="0">
+        <a:scrgbClr r="0" g="0" b="0"/>
+      </a:effectRef>
+      <a:fontRef idx="minor"/>
+    </dgm:style>
+  </dgm:styleLbl>
+  <dgm:styleLbl name="fgAcc3">
+    <dgm:scene3d>
+      <a:camera prst="orthographicFront"/>
+      <a:lightRig rig="threePt" dir="t"/>
+    </dgm:scene3d>
+    <dgm:sp3d/>
+    <dgm:txPr/>
+    <dgm:style>
+      <a:lnRef idx="2">
+        <a:scrgbClr r="0" g="0" b="0"/>
+      </a:lnRef>
+      <a:fillRef idx="1">
+        <a:scrgbClr r="0" g="0" b="0"/>
+      </a:fillRef>
+      <a:effectRef idx="0">
+        <a:scrgbClr r="0" g="0" b="0"/>
+      </a:effectRef>
+      <a:fontRef idx="minor"/>
+    </dgm:style>
+  </dgm:styleLbl>
+  <dgm:styleLbl name="fgAcc4">
+    <dgm:scene3d>
+      <a:camera prst="orthographicFront"/>
+      <a:lightRig rig="threePt" dir="t"/>
+    </dgm:scene3d>
+    <dgm:sp3d/>
+    <dgm:txPr/>
+    <dgm:style>
+      <a:lnRef idx="2">
+        <a:scrgbClr r="0" g="0" b="0"/>
+      </a:lnRef>
+      <a:fillRef idx="1">
+        <a:scrgbClr r="0" g="0" b="0"/>
+      </a:fillRef>
+      <a:effectRef idx="0">
+        <a:scrgbClr r="0" g="0" b="0"/>
+      </a:effectRef>
+      <a:fontRef idx="minor"/>
+    </dgm:style>
+  </dgm:styleLbl>
+  <dgm:styleLbl name="bgShp">
+    <dgm:scene3d>
+      <a:camera prst="orthographicFront"/>
+      <a:lightRig rig="threePt" dir="t"/>
+    </dgm:scene3d>
+    <dgm:sp3d/>
+    <dgm:txPr/>
+    <dgm:style>
+      <a:lnRef idx="0">
+        <a:scrgbClr r="0" g="0" b="0"/>
+      </a:lnRef>
+      <a:fillRef idx="1">
+        <a:scrgbClr r="0" g="0" b="0"/>
+      </a:fillRef>
+      <a:effectRef idx="0">
+        <a:scrgbClr r="0" g="0" b="0"/>
+      </a:effectRef>
+      <a:fontRef idx="minor"/>
+    </dgm:style>
+  </dgm:styleLbl>
+  <dgm:styleLbl name="dkBgShp">
+    <dgm:scene3d>
+      <a:camera prst="orthographicFront"/>
+      <a:lightRig rig="threePt" dir="t"/>
+    </dgm:scene3d>
+    <dgm:sp3d/>
+    <dgm:txPr/>
+    <dgm:style>
+      <a:lnRef idx="0">
+        <a:scrgbClr r="0" g="0" b="0"/>
+      </a:lnRef>
+      <a:fillRef idx="1">
+        <a:scrgbClr r="0" g="0" b="0"/>
+      </a:fillRef>
+      <a:effectRef idx="0">
+        <a:scrgbClr r="0" g="0" b="0"/>
+      </a:effectRef>
+      <a:fontRef idx="minor"/>
+    </dgm:style>
+  </dgm:styleLbl>
+  <dgm:styleLbl name="trBgShp">
+    <dgm:scene3d>
+      <a:camera prst="orthographicFront"/>
+      <a:lightRig rig="threePt" dir="t"/>
+    </dgm:scene3d>
+    <dgm:sp3d/>
+    <dgm:txPr/>
+    <dgm:style>
+      <a:lnRef idx="0">
+        <a:scrgbClr r="0" g="0" b="0"/>
+      </a:lnRef>
+      <a:fillRef idx="1">
+        <a:scrgbClr r="0" g="0" b="0"/>
+      </a:fillRef>
+      <a:effectRef idx="0">
+        <a:scrgbClr r="0" g="0" b="0"/>
+      </a:effectRef>
+      <a:fontRef idx="minor"/>
+    </dgm:style>
+  </dgm:styleLbl>
+  <dgm:styleLbl name="fgShp">
+    <dgm:scene3d>
+      <a:camera prst="orthographicFront"/>
+      <a:lightRig rig="threePt" dir="t"/>
+    </dgm:scene3d>
+    <dgm:sp3d/>
+    <dgm:txPr/>
+    <dgm:style>
+      <a:lnRef idx="2">
+        <a:scrgbClr r="0" g="0" b="0"/>
+      </a:lnRef>
+      <a:fillRef idx="1">
+        <a:scrgbClr r="0" g="0" b="0"/>
+      </a:fillRef>
+      <a:effectRef idx="0">
+        <a:scrgbClr r="0" g="0" b="0"/>
+      </a:effectRef>
+      <a:fontRef idx="minor"/>
+    </dgm:style>
+  </dgm:styleLbl>
+  <dgm:styleLbl name="revTx">
+    <dgm:scene3d>
+      <a:camera prst="orthographicFront"/>
+      <a:lightRig rig="threePt" dir="t"/>
+    </dgm:scene3d>
+    <dgm:sp3d/>
+    <dgm:txPr/>
+    <dgm:style>
+      <a:lnRef idx="0">
+        <a:scrgbClr r="0" g="0" b="0"/>
+      </a:lnRef>
+      <a:fillRef idx="0">
+        <a:scrgbClr r="0" g="0" b="0"/>
+      </a:fillRef>
+      <a:effectRef idx="0">
+        <a:scrgbClr r="0" g="0" b="0"/>
+      </a:effectRef>
+      <a:fontRef idx="minor"/>
+    </dgm:style>
+  </dgm:styleLbl>
+  <dgm:styleLbl name="revTxLt">
+    <dgm:scene3d>
+      <a:camera prst="orthographicFront"/>
+      <a:lightRig rig="threePt" dir="t"/>
+    </dgm:scene3d>
+    <dgm:sp3d/>
+    <dgm:txPr/>
+    <dgm:style>
+      <a:lnRef idx="0">
+        <a:scrgbClr r="0" g="0" b="0"/>
+      </a:lnRef>
+      <a:fillRef idx="0">
+        <a:scrgbClr r="0" g="0" b="0"/>
+      </a:fillRef>
+      <a:effectRef idx="0">
+        <a:scrgbClr r="0" g="0" b="0"/>
+      </a:effectRef>
+      <a:fontRef idx="minor">
+        <a:schemeClr val="lt1"/>
+      </a:fontRef>
     </dgm:style>
   </dgm:styleLbl>
 </dgm:styleDef>

--- a/Global Financial Management/notes (GFM).docx
+++ b/Global Financial Management/notes (GFM).docx
@@ -871,15 +871,7 @@
         </w:numPr>
       </w:pPr>
       <w:r>
-        <w:t xml:space="preserve">Initiate to cut the </w:t>
-      </w:r>
-      <w:proofErr w:type="spellStart"/>
-      <w:r>
-        <w:t>green house</w:t>
-      </w:r>
-      <w:proofErr w:type="spellEnd"/>
-      <w:r>
-        <w:t xml:space="preserve"> effect </w:t>
+        <w:t xml:space="preserve">Initiate to cut the green house effect </w:t>
       </w:r>
     </w:p>
     <w:p>
@@ -1573,15 +1565,7 @@
         </w:numPr>
       </w:pPr>
       <w:r>
-        <w:t xml:space="preserve">Acquisition or disposal of </w:t>
-      </w:r>
-      <w:proofErr w:type="spellStart"/>
-      <w:r>
-        <w:t>non produced</w:t>
-      </w:r>
-      <w:proofErr w:type="spellEnd"/>
-      <w:r>
-        <w:t xml:space="preserve"> assets </w:t>
+        <w:t xml:space="preserve">Acquisition or disposal of non produced assets </w:t>
       </w:r>
     </w:p>
     <w:p>
@@ -1856,13 +1840,8 @@
         </w:numPr>
       </w:pPr>
       <w:r>
-        <w:t xml:space="preserve">Major functions of </w:t>
-      </w:r>
-      <w:proofErr w:type="spellStart"/>
-      <w:r>
-        <w:t>imf</w:t>
-      </w:r>
-      <w:proofErr w:type="spellEnd"/>
+        <w:t>Major functions of imf</w:t>
+      </w:r>
     </w:p>
     <w:p>
       <w:pPr>
@@ -1872,13 +1851,8 @@
           <w:numId w:val="10"/>
         </w:numPr>
       </w:pPr>
-      <w:proofErr w:type="spellStart"/>
-      <w:r>
-        <w:t>Surveylance</w:t>
-      </w:r>
-      <w:proofErr w:type="spellEnd"/>
-      <w:r>
-        <w:t>, lending, capacity building</w:t>
+      <w:r>
+        <w:t>Surveylance, lending, capacity building</w:t>
       </w:r>
     </w:p>
     <w:p>
@@ -2594,15 +2568,7 @@
         </w:numPr>
       </w:pPr>
       <w:r>
-        <w:t>Support infrastructure development (</w:t>
-      </w:r>
-      <w:proofErr w:type="spellStart"/>
-      <w:r>
-        <w:t>eg.</w:t>
-      </w:r>
-      <w:proofErr w:type="spellEnd"/>
-      <w:r>
-        <w:t xml:space="preserve"> Transport, energy)</w:t>
+        <w:t>Support infrastructure development (eg. Transport, energy)</w:t>
       </w:r>
     </w:p>
     <w:p>
@@ -2769,22 +2735,8 @@
                 <w:lang w:eastAsia="en-IN"/>
                 <w14:ligatures w14:val="none"/>
               </w:rPr>
-              <w:t xml:space="preserve">regional </w:t>
+              <w:t>regional instituition</w:t>
             </w:r>
-            <w:proofErr w:type="spellStart"/>
-            <w:r>
-              <w:rPr>
-                <w:rFonts w:ascii="Calibri" w:eastAsia="Times New Roman" w:hAnsi="Calibri" w:cs="Calibri"/>
-                <w:color w:val="000000"/>
-                <w:kern w:val="0"/>
-                <w:sz w:val="22"/>
-                <w:szCs w:val="22"/>
-                <w:lang w:eastAsia="en-IN"/>
-                <w14:ligatures w14:val="none"/>
-              </w:rPr>
-              <w:t>instituition</w:t>
-            </w:r>
-            <w:proofErr w:type="spellEnd"/>
           </w:p>
         </w:tc>
         <w:tc>
@@ -2806,22 +2758,8 @@
                 <w:lang w:eastAsia="en-IN"/>
                 <w14:ligatures w14:val="none"/>
               </w:rPr>
-              <w:t xml:space="preserve">global </w:t>
+              <w:t>global instituition</w:t>
             </w:r>
-            <w:proofErr w:type="spellStart"/>
-            <w:r>
-              <w:rPr>
-                <w:rFonts w:ascii="Calibri" w:eastAsia="Times New Roman" w:hAnsi="Calibri" w:cs="Calibri"/>
-                <w:color w:val="000000"/>
-                <w:kern w:val="0"/>
-                <w:sz w:val="22"/>
-                <w:szCs w:val="22"/>
-                <w:lang w:eastAsia="en-IN"/>
-                <w14:ligatures w14:val="none"/>
-              </w:rPr>
-              <w:t>instituition</w:t>
-            </w:r>
-            <w:proofErr w:type="spellEnd"/>
           </w:p>
         </w:tc>
       </w:tr>
@@ -2889,33 +2827,7 @@
                 <w:lang w:eastAsia="en-IN"/>
                 <w14:ligatures w14:val="none"/>
               </w:rPr>
-              <w:t xml:space="preserve">support BOP difficulties and macros economic </w:t>
-            </w:r>
-            <w:proofErr w:type="spellStart"/>
-            <w:r>
-              <w:rPr>
-                <w:rFonts w:ascii="Calibri" w:eastAsia="Times New Roman" w:hAnsi="Calibri" w:cs="Calibri"/>
-                <w:color w:val="000000"/>
-                <w:kern w:val="0"/>
-                <w:sz w:val="22"/>
-                <w:szCs w:val="22"/>
-                <w:lang w:eastAsia="en-IN"/>
-                <w14:ligatures w14:val="none"/>
-              </w:rPr>
-              <w:t>stablility</w:t>
-            </w:r>
-            <w:proofErr w:type="spellEnd"/>
-            <w:r>
-              <w:rPr>
-                <w:rFonts w:ascii="Calibri" w:eastAsia="Times New Roman" w:hAnsi="Calibri" w:cs="Calibri"/>
-                <w:color w:val="000000"/>
-                <w:kern w:val="0"/>
-                <w:sz w:val="22"/>
-                <w:szCs w:val="22"/>
-                <w:lang w:eastAsia="en-IN"/>
-                <w14:ligatures w14:val="none"/>
-              </w:rPr>
-              <w:t xml:space="preserve"> </w:t>
+              <w:t xml:space="preserve">support BOP difficulties and macros economic stablility </w:t>
             </w:r>
           </w:p>
         </w:tc>
@@ -3402,15 +3314,7 @@
         </w:numPr>
       </w:pPr>
       <w:r>
-        <w:t xml:space="preserve">tariff and </w:t>
-      </w:r>
-      <w:proofErr w:type="spellStart"/>
-      <w:r>
-        <w:t>non tariff</w:t>
-      </w:r>
-      <w:proofErr w:type="spellEnd"/>
-      <w:r>
-        <w:t xml:space="preserve"> barriers</w:t>
+        <w:t>tariff and non tariff barriers</w:t>
       </w:r>
     </w:p>
     <w:p>
@@ -3484,13 +3388,8 @@
           <w:numId w:val="23"/>
         </w:numPr>
       </w:pPr>
-      <w:proofErr w:type="spellStart"/>
-      <w:r>
-        <w:t>interactual</w:t>
-      </w:r>
-      <w:proofErr w:type="spellEnd"/>
-      <w:r>
-        <w:t xml:space="preserve"> property rights (IPR)</w:t>
+      <w:r>
+        <w:t>interactual property rights (IPR)</w:t>
       </w:r>
     </w:p>
     <w:p>
@@ -3670,15 +3569,7 @@
     </w:p>
     <w:p>
       <w:r>
-        <w:t xml:space="preserve">Foreign exchange market is the market </w:t>
-      </w:r>
-      <w:proofErr w:type="spellStart"/>
-      <w:r>
-        <w:t>market</w:t>
-      </w:r>
-      <w:proofErr w:type="spellEnd"/>
-      <w:r>
-        <w:t xml:space="preserve"> where the currency of one country is exchanged for another country’s currency</w:t>
+        <w:t>Foreign exchange market is the market market where the currency of one country is exchanged for another country’s currency</w:t>
       </w:r>
     </w:p>
     <w:p/>
@@ -3835,15 +3726,7 @@
         <w:ind w:left="360"/>
       </w:pPr>
       <w:r>
-        <w:t xml:space="preserve">1. direct quotation – so many units of foreign currency as equivalent to a fixed number of units of home currency. Eg in </w:t>
-      </w:r>
-      <w:proofErr w:type="spellStart"/>
-      <w:r>
-        <w:t>india</w:t>
-      </w:r>
-      <w:proofErr w:type="spellEnd"/>
-      <w:r>
-        <w:t xml:space="preserve"> 95.88 INR = 1 USD (is a direct quotation for USD in India)</w:t>
+        <w:t>1. direct quotation – so many units of foreign currency as equivalent to a fixed number of units of home currency. Eg in india 95.88 INR = 1 USD (is a direct quotation for USD in India)</w:t>
       </w:r>
       <w:r>
         <w:t xml:space="preserve"> </w:t>
@@ -4024,19 +3907,11 @@
           <w:rFonts w:eastAsiaTheme="minorEastAsia"/>
         </w:rPr>
       </w:pPr>
-      <w:proofErr w:type="spellStart"/>
       <w:r>
         <w:rPr>
           <w:rFonts w:eastAsiaTheme="minorEastAsia"/>
         </w:rPr>
-        <w:t>Eg.</w:t>
-      </w:r>
-      <w:proofErr w:type="spellEnd"/>
-      <w:r>
-        <w:rPr>
-          <w:rFonts w:eastAsiaTheme="minorEastAsia"/>
-        </w:rPr>
-        <w:t xml:space="preserve"> USD for EUR, JPY/CNY </w:t>
+        <w:t xml:space="preserve">Eg. USD for EUR, JPY/CNY </w:t>
       </w:r>
     </w:p>
     <w:p>
@@ -4259,21 +4134,7 @@
         <w:rPr>
           <w:rFonts w:eastAsiaTheme="minorEastAsia"/>
         </w:rPr>
-        <w:t xml:space="preserve">Communications network for international </w:t>
-      </w:r>
-      <w:proofErr w:type="spellStart"/>
-      <w:r>
-        <w:rPr>
-          <w:rFonts w:eastAsiaTheme="minorEastAsia"/>
-        </w:rPr>
-        <w:t>finciacial</w:t>
-      </w:r>
-      <w:proofErr w:type="spellEnd"/>
-      <w:r>
-        <w:rPr>
-          <w:rFonts w:eastAsiaTheme="minorEastAsia"/>
-        </w:rPr>
-        <w:t xml:space="preserve"> market transaction</w:t>
+        <w:t>Communications network for international finciacial market transaction</w:t>
       </w:r>
     </w:p>
     <w:p>
@@ -4322,6 +4183,7 @@
       <w:r>
         <w:rPr>
           <w:rFonts w:eastAsiaTheme="minorEastAsia"/>
+          <w:noProof/>
         </w:rPr>
         <w:lastRenderedPageBreak/>
         <w:drawing>
@@ -4394,21 +4256,7 @@
         <w:rPr>
           <w:rFonts w:eastAsiaTheme="minorEastAsia"/>
         </w:rPr>
-        <w:t xml:space="preserve">In </w:t>
-      </w:r>
-      <w:proofErr w:type="spellStart"/>
-      <w:r>
-        <w:rPr>
-          <w:rFonts w:eastAsiaTheme="minorEastAsia"/>
-        </w:rPr>
-        <w:t>india</w:t>
-      </w:r>
-      <w:proofErr w:type="spellEnd"/>
-      <w:r>
-        <w:rPr>
-          <w:rFonts w:eastAsiaTheme="minorEastAsia"/>
-        </w:rPr>
-        <w:t xml:space="preserve"> regional processing centre is situated in Mumbai</w:t>
+        <w:t>In india regional processing centre is situated in Mumbai</w:t>
       </w:r>
     </w:p>
     <w:p>
@@ -4464,21 +4312,7 @@
         <w:rPr>
           <w:rFonts w:eastAsiaTheme="minorEastAsia"/>
         </w:rPr>
-        <w:t xml:space="preserve">Provide reliable method of sending and </w:t>
-      </w:r>
-      <w:proofErr w:type="spellStart"/>
-      <w:r>
-        <w:rPr>
-          <w:rFonts w:eastAsiaTheme="minorEastAsia"/>
-        </w:rPr>
-        <w:t>receing</w:t>
-      </w:r>
-      <w:proofErr w:type="spellEnd"/>
-      <w:r>
-        <w:rPr>
-          <w:rFonts w:eastAsiaTheme="minorEastAsia"/>
-        </w:rPr>
-        <w:t xml:space="preserve"> messages form of vast number of locations </w:t>
+        <w:t xml:space="preserve">Provide reliable method of sending and receing messages form of vast number of locations </w:t>
       </w:r>
     </w:p>
     <w:p>
@@ -4510,20 +4344,19 @@
           <w:rFonts w:eastAsiaTheme="minorEastAsia"/>
         </w:rPr>
       </w:pPr>
-      <w:proofErr w:type="spellStart"/>
       <w:r>
         <w:rPr>
           <w:rFonts w:eastAsiaTheme="minorEastAsia"/>
         </w:rPr>
-        <w:t>Enalbling</w:t>
-      </w:r>
-      <w:proofErr w:type="spellEnd"/>
-      <w:r>
+        <w:t>Enalbling the counter party to respond immediately</w:t>
+      </w:r>
+    </w:p>
+    <w:p>
+      <w:pPr>
         <w:rPr>
           <w:rFonts w:eastAsiaTheme="minorEastAsia"/>
         </w:rPr>
-        <w:t xml:space="preserve"> the counter party to respond immediately</w:t>
-      </w:r>
+      </w:pPr>
     </w:p>
     <w:p>
       <w:pPr>
@@ -4531,32 +4364,11 @@
           <w:rFonts w:eastAsiaTheme="minorEastAsia"/>
         </w:rPr>
       </w:pPr>
-    </w:p>
-    <w:p>
-      <w:pPr>
+      <w:r>
         <w:rPr>
           <w:rFonts w:eastAsiaTheme="minorEastAsia"/>
         </w:rPr>
-      </w:pPr>
-      <w:r>
-        <w:rPr>
-          <w:rFonts w:eastAsiaTheme="minorEastAsia"/>
-        </w:rPr>
-        <w:t xml:space="preserve">CHIPS – clearing house </w:t>
-      </w:r>
-      <w:proofErr w:type="spellStart"/>
-      <w:r>
-        <w:rPr>
-          <w:rFonts w:eastAsiaTheme="minorEastAsia"/>
-        </w:rPr>
-        <w:t>inter bank</w:t>
-      </w:r>
-      <w:proofErr w:type="spellEnd"/>
-      <w:r>
-        <w:rPr>
-          <w:rFonts w:eastAsiaTheme="minorEastAsia"/>
-        </w:rPr>
-        <w:t xml:space="preserve"> payment system</w:t>
+        <w:t>CHIPS – clearing house inter bank payment system</w:t>
       </w:r>
     </w:p>
     <w:p>
@@ -4575,21 +4387,7 @@
         <w:rPr>
           <w:rFonts w:eastAsiaTheme="minorEastAsia"/>
         </w:rPr>
-        <w:t xml:space="preserve">zero dollar </w:t>
-      </w:r>
-      <w:proofErr w:type="spellStart"/>
-      <w:r>
-        <w:rPr>
-          <w:rFonts w:eastAsiaTheme="minorEastAsia"/>
-        </w:rPr>
-        <w:t>transations</w:t>
-      </w:r>
-      <w:proofErr w:type="spellEnd"/>
-      <w:r>
-        <w:rPr>
-          <w:rFonts w:eastAsiaTheme="minorEastAsia"/>
-        </w:rPr>
-        <w:t xml:space="preserve"> are settled in CHIPS</w:t>
+        <w:t>zero dollar transations are settled in CHIPS</w:t>
       </w:r>
     </w:p>
     <w:p>
@@ -4637,6 +4435,46 @@
           <w:rFonts w:eastAsiaTheme="minorEastAsia"/>
         </w:rPr>
       </w:pPr>
+      <w:r>
+        <w:rPr>
+          <w:rFonts w:eastAsiaTheme="minorEastAsia"/>
+        </w:rPr>
+        <w:drawing>
+          <wp:inline distT="0" distB="0" distL="0" distR="0" wp14:anchorId="52B497C5" wp14:editId="752F505B">
+            <wp:extent cx="4010585" cy="1286054"/>
+            <wp:effectExtent l="0" t="0" r="9525" b="0"/>
+            <wp:docPr id="876312902" name="Picture 1"/>
+            <wp:cNvGraphicFramePr>
+              <a:graphicFrameLocks xmlns:a="http://schemas.openxmlformats.org/drawingml/2006/main" noChangeAspect="1"/>
+            </wp:cNvGraphicFramePr>
+            <a:graphic xmlns:a="http://schemas.openxmlformats.org/drawingml/2006/main">
+              <a:graphicData uri="http://schemas.openxmlformats.org/drawingml/2006/picture">
+                <pic:pic xmlns:pic="http://schemas.openxmlformats.org/drawingml/2006/picture">
+                  <pic:nvPicPr>
+                    <pic:cNvPr id="876312902" name=""/>
+                    <pic:cNvPicPr/>
+                  </pic:nvPicPr>
+                  <pic:blipFill>
+                    <a:blip r:embed="rId21"/>
+                    <a:stretch>
+                      <a:fillRect/>
+                    </a:stretch>
+                  </pic:blipFill>
+                  <pic:spPr>
+                    <a:xfrm>
+                      <a:off x="0" y="0"/>
+                      <a:ext cx="4010585" cy="1286054"/>
+                    </a:xfrm>
+                    <a:prstGeom prst="rect">
+                      <a:avLst/>
+                    </a:prstGeom>
+                  </pic:spPr>
+                </pic:pic>
+              </a:graphicData>
+            </a:graphic>
+          </wp:inline>
+        </w:drawing>
+      </w:r>
     </w:p>
     <w:sectPr>
       <w:pgSz w:w="11906" w:h="16838"/>
@@ -8431,6 +8269,7 @@
   <w:style w:type="character" w:default="1" w:styleId="DefaultParagraphFont">
     <w:name w:val="Default Paragraph Font"/>
     <w:uiPriority w:val="1"/>
+    <w:semiHidden/>
     <w:unhideWhenUsed/>
   </w:style>
   <w:style w:type="table" w:default="1" w:styleId="TableNormal">
@@ -14373,8 +14212,8 @@
       </dsp:nvSpPr>
       <dsp:spPr>
         <a:xfrm>
-          <a:off x="1827212" y="495972"/>
-          <a:ext cx="1199654" cy="208204"/>
+          <a:off x="1827263" y="496059"/>
+          <a:ext cx="1199688" cy="208210"/>
         </a:xfrm>
         <a:custGeom>
           <a:avLst/>
@@ -14388,13 +14227,13 @@
                 <a:pt x="0" y="0"/>
               </a:moveTo>
               <a:lnTo>
-                <a:pt x="0" y="104102"/>
+                <a:pt x="0" y="104105"/>
               </a:lnTo>
               <a:lnTo>
-                <a:pt x="1199654" y="104102"/>
+                <a:pt x="1199688" y="104105"/>
               </a:lnTo>
               <a:lnTo>
-                <a:pt x="1199654" y="208204"/>
+                <a:pt x="1199688" y="208210"/>
               </a:lnTo>
             </a:path>
           </a:pathLst>
@@ -14435,8 +14274,8 @@
       </dsp:nvSpPr>
       <dsp:spPr>
         <a:xfrm>
-          <a:off x="1781492" y="495972"/>
-          <a:ext cx="91440" cy="208204"/>
+          <a:off x="1781543" y="496059"/>
+          <a:ext cx="91440" cy="208210"/>
         </a:xfrm>
         <a:custGeom>
           <a:avLst/>
@@ -14450,7 +14289,7 @@
                 <a:pt x="45720" y="0"/>
               </a:moveTo>
               <a:lnTo>
-                <a:pt x="45720" y="208204"/>
+                <a:pt x="45720" y="208210"/>
               </a:lnTo>
             </a:path>
           </a:pathLst>
@@ -14491,8 +14330,8 @@
       </dsp:nvSpPr>
       <dsp:spPr>
         <a:xfrm>
-          <a:off x="627557" y="495972"/>
-          <a:ext cx="1199654" cy="208204"/>
+          <a:off x="627575" y="496059"/>
+          <a:ext cx="1199688" cy="208210"/>
         </a:xfrm>
         <a:custGeom>
           <a:avLst/>
@@ -14503,16 +14342,16 @@
           <a:pathLst>
             <a:path>
               <a:moveTo>
-                <a:pt x="1199654" y="0"/>
+                <a:pt x="1199688" y="0"/>
               </a:moveTo>
               <a:lnTo>
-                <a:pt x="1199654" y="104102"/>
+                <a:pt x="1199688" y="104105"/>
               </a:lnTo>
               <a:lnTo>
-                <a:pt x="0" y="104102"/>
+                <a:pt x="0" y="104105"/>
               </a:lnTo>
               <a:lnTo>
-                <a:pt x="0" y="208204"/>
+                <a:pt x="0" y="208210"/>
               </a:lnTo>
             </a:path>
           </a:pathLst>
@@ -14553,8 +14392,8 @@
       </dsp:nvSpPr>
       <dsp:spPr>
         <a:xfrm>
-          <a:off x="1331487" y="247"/>
-          <a:ext cx="991450" cy="495725"/>
+          <a:off x="1331524" y="320"/>
+          <a:ext cx="991477" cy="495738"/>
         </a:xfrm>
         <a:prstGeom prst="rect">
           <a:avLst/>
@@ -14621,8 +14460,8 @@
         </a:p>
       </dsp:txBody>
       <dsp:txXfrm>
-        <a:off x="1331487" y="247"/>
-        <a:ext cx="991450" cy="495725"/>
+        <a:off x="1331524" y="320"/>
+        <a:ext cx="991477" cy="495738"/>
       </dsp:txXfrm>
     </dsp:sp>
     <dsp:sp modelId="{A93A665A-F33F-4DB5-94BE-486082FDBC3D}">
@@ -14632,8 +14471,8 @@
       </dsp:nvSpPr>
       <dsp:spPr>
         <a:xfrm>
-          <a:off x="131832" y="704177"/>
-          <a:ext cx="991450" cy="495725"/>
+          <a:off x="131836" y="704269"/>
+          <a:ext cx="991477" cy="495738"/>
         </a:xfrm>
         <a:prstGeom prst="rect">
           <a:avLst/>
@@ -14700,8 +14539,8 @@
         </a:p>
       </dsp:txBody>
       <dsp:txXfrm>
-        <a:off x="131832" y="704177"/>
-        <a:ext cx="991450" cy="495725"/>
+        <a:off x="131836" y="704269"/>
+        <a:ext cx="991477" cy="495738"/>
       </dsp:txXfrm>
     </dsp:sp>
     <dsp:sp modelId="{50CC0BEB-3C0F-4582-A3E0-FA59552C9929}">
@@ -14711,8 +14550,8 @@
       </dsp:nvSpPr>
       <dsp:spPr>
         <a:xfrm>
-          <a:off x="1331487" y="704177"/>
-          <a:ext cx="991450" cy="495725"/>
+          <a:off x="1331524" y="704269"/>
+          <a:ext cx="991477" cy="495738"/>
         </a:xfrm>
         <a:prstGeom prst="rect">
           <a:avLst/>
@@ -14779,8 +14618,8 @@
         </a:p>
       </dsp:txBody>
       <dsp:txXfrm>
-        <a:off x="1331487" y="704177"/>
-        <a:ext cx="991450" cy="495725"/>
+        <a:off x="1331524" y="704269"/>
+        <a:ext cx="991477" cy="495738"/>
       </dsp:txXfrm>
     </dsp:sp>
     <dsp:sp modelId="{9941037D-EBE0-4FF2-9728-5E6C4E54456E}">
@@ -14790,8 +14629,8 @@
       </dsp:nvSpPr>
       <dsp:spPr>
         <a:xfrm>
-          <a:off x="2531142" y="704177"/>
-          <a:ext cx="991450" cy="495725"/>
+          <a:off x="2531212" y="704269"/>
+          <a:ext cx="991477" cy="495738"/>
         </a:xfrm>
         <a:prstGeom prst="rect">
           <a:avLst/>
@@ -14858,8 +14697,8 @@
         </a:p>
       </dsp:txBody>
       <dsp:txXfrm>
-        <a:off x="2531142" y="704177"/>
-        <a:ext cx="991450" cy="495725"/>
+        <a:off x="2531212" y="704269"/>
+        <a:ext cx="991477" cy="495738"/>
       </dsp:txXfrm>
     </dsp:sp>
   </dsp:spTree>

--- a/Global Financial Management/notes (GFM).docx
+++ b/Global Financial Management/notes (GFM).docx
@@ -871,7 +871,15 @@
         </w:numPr>
       </w:pPr>
       <w:r>
-        <w:t xml:space="preserve">Initiate to cut the green house effect </w:t>
+        <w:t xml:space="preserve">Initiate to cut the </w:t>
+      </w:r>
+      <w:proofErr w:type="spellStart"/>
+      <w:r>
+        <w:t>green house</w:t>
+      </w:r>
+      <w:proofErr w:type="spellEnd"/>
+      <w:r>
+        <w:t xml:space="preserve"> effect </w:t>
       </w:r>
     </w:p>
     <w:p>
@@ -1565,7 +1573,15 @@
         </w:numPr>
       </w:pPr>
       <w:r>
-        <w:t xml:space="preserve">Acquisition or disposal of non produced assets </w:t>
+        <w:t xml:space="preserve">Acquisition or disposal of </w:t>
+      </w:r>
+      <w:proofErr w:type="spellStart"/>
+      <w:r>
+        <w:t>non produced</w:t>
+      </w:r>
+      <w:proofErr w:type="spellEnd"/>
+      <w:r>
+        <w:t xml:space="preserve"> assets </w:t>
       </w:r>
     </w:p>
     <w:p>
@@ -1840,8 +1856,13 @@
         </w:numPr>
       </w:pPr>
       <w:r>
-        <w:t>Major functions of imf</w:t>
-      </w:r>
+        <w:t xml:space="preserve">Major functions of </w:t>
+      </w:r>
+      <w:proofErr w:type="spellStart"/>
+      <w:r>
+        <w:t>imf</w:t>
+      </w:r>
+      <w:proofErr w:type="spellEnd"/>
     </w:p>
     <w:p>
       <w:pPr>
@@ -1851,8 +1872,13 @@
           <w:numId w:val="10"/>
         </w:numPr>
       </w:pPr>
-      <w:r>
-        <w:t>Surveylance, lending, capacity building</w:t>
+      <w:proofErr w:type="spellStart"/>
+      <w:r>
+        <w:t>Surveylance</w:t>
+      </w:r>
+      <w:proofErr w:type="spellEnd"/>
+      <w:r>
+        <w:t>, lending, capacity building</w:t>
       </w:r>
     </w:p>
     <w:p>
@@ -2568,7 +2594,15 @@
         </w:numPr>
       </w:pPr>
       <w:r>
-        <w:t>Support infrastructure development (eg. Transport, energy)</w:t>
+        <w:t>Support infrastructure development (</w:t>
+      </w:r>
+      <w:proofErr w:type="spellStart"/>
+      <w:r>
+        <w:t>eg.</w:t>
+      </w:r>
+      <w:proofErr w:type="spellEnd"/>
+      <w:r>
+        <w:t xml:space="preserve"> Transport, energy)</w:t>
       </w:r>
     </w:p>
     <w:p>
@@ -2735,8 +2769,22 @@
                 <w:lang w:eastAsia="en-IN"/>
                 <w14:ligatures w14:val="none"/>
               </w:rPr>
-              <w:t>regional instituition</w:t>
+              <w:t xml:space="preserve">regional </w:t>
             </w:r>
+            <w:proofErr w:type="spellStart"/>
+            <w:r>
+              <w:rPr>
+                <w:rFonts w:ascii="Calibri" w:eastAsia="Times New Roman" w:hAnsi="Calibri" w:cs="Calibri"/>
+                <w:color w:val="000000"/>
+                <w:kern w:val="0"/>
+                <w:sz w:val="22"/>
+                <w:szCs w:val="22"/>
+                <w:lang w:eastAsia="en-IN"/>
+                <w14:ligatures w14:val="none"/>
+              </w:rPr>
+              <w:t>instituition</w:t>
+            </w:r>
+            <w:proofErr w:type="spellEnd"/>
           </w:p>
         </w:tc>
         <w:tc>
@@ -2758,8 +2806,22 @@
                 <w:lang w:eastAsia="en-IN"/>
                 <w14:ligatures w14:val="none"/>
               </w:rPr>
-              <w:t>global instituition</w:t>
+              <w:t xml:space="preserve">global </w:t>
             </w:r>
+            <w:proofErr w:type="spellStart"/>
+            <w:r>
+              <w:rPr>
+                <w:rFonts w:ascii="Calibri" w:eastAsia="Times New Roman" w:hAnsi="Calibri" w:cs="Calibri"/>
+                <w:color w:val="000000"/>
+                <w:kern w:val="0"/>
+                <w:sz w:val="22"/>
+                <w:szCs w:val="22"/>
+                <w:lang w:eastAsia="en-IN"/>
+                <w14:ligatures w14:val="none"/>
+              </w:rPr>
+              <w:t>instituition</w:t>
+            </w:r>
+            <w:proofErr w:type="spellEnd"/>
           </w:p>
         </w:tc>
       </w:tr>
@@ -2827,7 +2889,33 @@
                 <w:lang w:eastAsia="en-IN"/>
                 <w14:ligatures w14:val="none"/>
               </w:rPr>
-              <w:t xml:space="preserve">support BOP difficulties and macros economic stablility </w:t>
+              <w:t xml:space="preserve">support BOP difficulties and macros economic </w:t>
+            </w:r>
+            <w:proofErr w:type="spellStart"/>
+            <w:r>
+              <w:rPr>
+                <w:rFonts w:ascii="Calibri" w:eastAsia="Times New Roman" w:hAnsi="Calibri" w:cs="Calibri"/>
+                <w:color w:val="000000"/>
+                <w:kern w:val="0"/>
+                <w:sz w:val="22"/>
+                <w:szCs w:val="22"/>
+                <w:lang w:eastAsia="en-IN"/>
+                <w14:ligatures w14:val="none"/>
+              </w:rPr>
+              <w:t>stablility</w:t>
+            </w:r>
+            <w:proofErr w:type="spellEnd"/>
+            <w:r>
+              <w:rPr>
+                <w:rFonts w:ascii="Calibri" w:eastAsia="Times New Roman" w:hAnsi="Calibri" w:cs="Calibri"/>
+                <w:color w:val="000000"/>
+                <w:kern w:val="0"/>
+                <w:sz w:val="22"/>
+                <w:szCs w:val="22"/>
+                <w:lang w:eastAsia="en-IN"/>
+                <w14:ligatures w14:val="none"/>
+              </w:rPr>
+              <w:t xml:space="preserve"> </w:t>
             </w:r>
           </w:p>
         </w:tc>
@@ -3314,7 +3402,15 @@
         </w:numPr>
       </w:pPr>
       <w:r>
-        <w:t>tariff and non tariff barriers</w:t>
+        <w:t xml:space="preserve">tariff and </w:t>
+      </w:r>
+      <w:proofErr w:type="spellStart"/>
+      <w:r>
+        <w:t>non tariff</w:t>
+      </w:r>
+      <w:proofErr w:type="spellEnd"/>
+      <w:r>
+        <w:t xml:space="preserve"> barriers</w:t>
       </w:r>
     </w:p>
     <w:p>
@@ -3388,8 +3484,13 @@
           <w:numId w:val="23"/>
         </w:numPr>
       </w:pPr>
-      <w:r>
-        <w:t>interactual property rights (IPR)</w:t>
+      <w:proofErr w:type="spellStart"/>
+      <w:r>
+        <w:t>interactual</w:t>
+      </w:r>
+      <w:proofErr w:type="spellEnd"/>
+      <w:r>
+        <w:t xml:space="preserve"> property rights (IPR)</w:t>
       </w:r>
     </w:p>
     <w:p>
@@ -3569,7 +3670,15 @@
     </w:p>
     <w:p>
       <w:r>
-        <w:t>Foreign exchange market is the market market where the currency of one country is exchanged for another country’s currency</w:t>
+        <w:t xml:space="preserve">Foreign exchange market is the market </w:t>
+      </w:r>
+      <w:proofErr w:type="spellStart"/>
+      <w:r>
+        <w:t>market</w:t>
+      </w:r>
+      <w:proofErr w:type="spellEnd"/>
+      <w:r>
+        <w:t xml:space="preserve"> where the currency of one country is exchanged for another country’s currency</w:t>
       </w:r>
     </w:p>
     <w:p/>
@@ -3726,7 +3835,15 @@
         <w:ind w:left="360"/>
       </w:pPr>
       <w:r>
-        <w:t>1. direct quotation – so many units of foreign currency as equivalent to a fixed number of units of home currency. Eg in india 95.88 INR = 1 USD (is a direct quotation for USD in India)</w:t>
+        <w:t xml:space="preserve">1. direct quotation – so many units of foreign currency as equivalent to a fixed number of units of home currency. Eg in </w:t>
+      </w:r>
+      <w:proofErr w:type="spellStart"/>
+      <w:r>
+        <w:t>india</w:t>
+      </w:r>
+      <w:proofErr w:type="spellEnd"/>
+      <w:r>
+        <w:t xml:space="preserve"> 95.88 INR = 1 USD (is a direct quotation for USD in India)</w:t>
       </w:r>
       <w:r>
         <w:t xml:space="preserve"> </w:t>
@@ -3907,11 +4024,19 @@
           <w:rFonts w:eastAsiaTheme="minorEastAsia"/>
         </w:rPr>
       </w:pPr>
+      <w:proofErr w:type="spellStart"/>
       <w:r>
         <w:rPr>
           <w:rFonts w:eastAsiaTheme="minorEastAsia"/>
         </w:rPr>
-        <w:t xml:space="preserve">Eg. USD for EUR, JPY/CNY </w:t>
+        <w:t>Eg.</w:t>
+      </w:r>
+      <w:proofErr w:type="spellEnd"/>
+      <w:r>
+        <w:rPr>
+          <w:rFonts w:eastAsiaTheme="minorEastAsia"/>
+        </w:rPr>
+        <w:t xml:space="preserve"> USD for EUR, JPY/CNY </w:t>
       </w:r>
     </w:p>
     <w:p>
@@ -4134,7 +4259,21 @@
         <w:rPr>
           <w:rFonts w:eastAsiaTheme="minorEastAsia"/>
         </w:rPr>
-        <w:t>Communications network for international finciacial market transaction</w:t>
+        <w:t xml:space="preserve">Communications network for international </w:t>
+      </w:r>
+      <w:proofErr w:type="spellStart"/>
+      <w:r>
+        <w:rPr>
+          <w:rFonts w:eastAsiaTheme="minorEastAsia"/>
+        </w:rPr>
+        <w:t>finciacial</w:t>
+      </w:r>
+      <w:proofErr w:type="spellEnd"/>
+      <w:r>
+        <w:rPr>
+          <w:rFonts w:eastAsiaTheme="minorEastAsia"/>
+        </w:rPr>
+        <w:t xml:space="preserve"> market transaction</w:t>
       </w:r>
     </w:p>
     <w:p>
@@ -4256,7 +4395,21 @@
         <w:rPr>
           <w:rFonts w:eastAsiaTheme="minorEastAsia"/>
         </w:rPr>
-        <w:t>In india regional processing centre is situated in Mumbai</w:t>
+        <w:t xml:space="preserve">In </w:t>
+      </w:r>
+      <w:proofErr w:type="spellStart"/>
+      <w:r>
+        <w:rPr>
+          <w:rFonts w:eastAsiaTheme="minorEastAsia"/>
+        </w:rPr>
+        <w:t>india</w:t>
+      </w:r>
+      <w:proofErr w:type="spellEnd"/>
+      <w:r>
+        <w:rPr>
+          <w:rFonts w:eastAsiaTheme="minorEastAsia"/>
+        </w:rPr>
+        <w:t xml:space="preserve"> regional processing centre is situated in Mumbai</w:t>
       </w:r>
     </w:p>
     <w:p>
@@ -4312,7 +4465,21 @@
         <w:rPr>
           <w:rFonts w:eastAsiaTheme="minorEastAsia"/>
         </w:rPr>
-        <w:t xml:space="preserve">Provide reliable method of sending and receing messages form of vast number of locations </w:t>
+        <w:t xml:space="preserve">Provide reliable method of sending and </w:t>
+      </w:r>
+      <w:proofErr w:type="spellStart"/>
+      <w:r>
+        <w:rPr>
+          <w:rFonts w:eastAsiaTheme="minorEastAsia"/>
+        </w:rPr>
+        <w:t>receing</w:t>
+      </w:r>
+      <w:proofErr w:type="spellEnd"/>
+      <w:r>
+        <w:rPr>
+          <w:rFonts w:eastAsiaTheme="minorEastAsia"/>
+        </w:rPr>
+        <w:t xml:space="preserve"> messages form of vast number of locations </w:t>
       </w:r>
     </w:p>
     <w:p>
@@ -4344,19 +4511,20 @@
           <w:rFonts w:eastAsiaTheme="minorEastAsia"/>
         </w:rPr>
       </w:pPr>
+      <w:proofErr w:type="spellStart"/>
       <w:r>
         <w:rPr>
           <w:rFonts w:eastAsiaTheme="minorEastAsia"/>
         </w:rPr>
-        <w:t>Enalbling the counter party to respond immediately</w:t>
-      </w:r>
-    </w:p>
-    <w:p>
-      <w:pPr>
+        <w:t>Enalbling</w:t>
+      </w:r>
+      <w:proofErr w:type="spellEnd"/>
+      <w:r>
         <w:rPr>
           <w:rFonts w:eastAsiaTheme="minorEastAsia"/>
         </w:rPr>
-      </w:pPr>
+        <w:t xml:space="preserve"> the counter party to respond immediately</w:t>
+      </w:r>
     </w:p>
     <w:p>
       <w:pPr>
@@ -4364,11 +4532,32 @@
           <w:rFonts w:eastAsiaTheme="minorEastAsia"/>
         </w:rPr>
       </w:pPr>
-      <w:r>
+    </w:p>
+    <w:p>
+      <w:pPr>
         <w:rPr>
           <w:rFonts w:eastAsiaTheme="minorEastAsia"/>
         </w:rPr>
-        <w:t>CHIPS – clearing house inter bank payment system</w:t>
+      </w:pPr>
+      <w:r>
+        <w:rPr>
+          <w:rFonts w:eastAsiaTheme="minorEastAsia"/>
+        </w:rPr>
+        <w:t xml:space="preserve">CHIPS – clearing house </w:t>
+      </w:r>
+      <w:proofErr w:type="spellStart"/>
+      <w:r>
+        <w:rPr>
+          <w:rFonts w:eastAsiaTheme="minorEastAsia"/>
+        </w:rPr>
+        <w:t>inter bank</w:t>
+      </w:r>
+      <w:proofErr w:type="spellEnd"/>
+      <w:r>
+        <w:rPr>
+          <w:rFonts w:eastAsiaTheme="minorEastAsia"/>
+        </w:rPr>
+        <w:t xml:space="preserve"> payment system</w:t>
       </w:r>
     </w:p>
     <w:p>
@@ -4387,7 +4576,21 @@
         <w:rPr>
           <w:rFonts w:eastAsiaTheme="minorEastAsia"/>
         </w:rPr>
-        <w:t>zero dollar transations are settled in CHIPS</w:t>
+        <w:t xml:space="preserve">zero dollar </w:t>
+      </w:r>
+      <w:proofErr w:type="spellStart"/>
+      <w:r>
+        <w:rPr>
+          <w:rFonts w:eastAsiaTheme="minorEastAsia"/>
+        </w:rPr>
+        <w:t>transations</w:t>
+      </w:r>
+      <w:proofErr w:type="spellEnd"/>
+      <w:r>
+        <w:rPr>
+          <w:rFonts w:eastAsiaTheme="minorEastAsia"/>
+        </w:rPr>
+        <w:t xml:space="preserve"> are settled in CHIPS</w:t>
       </w:r>
     </w:p>
     <w:p>
@@ -4438,6 +4641,7 @@
       <w:r>
         <w:rPr>
           <w:rFonts w:eastAsiaTheme="minorEastAsia"/>
+          <w:noProof/>
         </w:rPr>
         <w:drawing>
           <wp:inline distT="0" distB="0" distL="0" distR="0" wp14:anchorId="52B497C5" wp14:editId="752F505B">
@@ -4476,6 +4680,527 @@
         </w:drawing>
       </w:r>
     </w:p>
+    <w:p>
+      <w:pPr>
+        <w:rPr>
+          <w:rFonts w:eastAsiaTheme="minorEastAsia"/>
+        </w:rPr>
+      </w:pPr>
+    </w:p>
+    <w:p>
+      <w:pPr>
+        <w:rPr>
+          <w:rFonts w:eastAsiaTheme="minorEastAsia"/>
+        </w:rPr>
+      </w:pPr>
+      <w:r>
+        <w:rPr>
+          <w:rFonts w:eastAsiaTheme="minorEastAsia"/>
+        </w:rPr>
+        <w:lastRenderedPageBreak/>
+        <w:t>17/09/2026</w:t>
+      </w:r>
+    </w:p>
+    <w:p>
+      <w:pPr>
+        <w:rPr>
+          <w:rFonts w:eastAsiaTheme="minorEastAsia"/>
+        </w:rPr>
+      </w:pPr>
+    </w:p>
+    <w:p>
+      <w:pPr>
+        <w:rPr>
+          <w:rFonts w:eastAsiaTheme="minorEastAsia"/>
+        </w:rPr>
+      </w:pPr>
+      <w:r>
+        <w:rPr>
+          <w:rFonts w:eastAsiaTheme="minorEastAsia"/>
+        </w:rPr>
+        <w:t xml:space="preserve">Terminologies </w:t>
+      </w:r>
+    </w:p>
+    <w:p>
+      <w:pPr>
+        <w:pStyle w:val="ListParagraph"/>
+        <w:numPr>
+          <w:ilvl w:val="0"/>
+          <w:numId w:val="30"/>
+        </w:numPr>
+        <w:rPr>
+          <w:rFonts w:eastAsiaTheme="minorEastAsia"/>
+        </w:rPr>
+      </w:pPr>
+      <w:r>
+        <w:rPr>
+          <w:rFonts w:eastAsiaTheme="minorEastAsia"/>
+        </w:rPr>
+        <w:t xml:space="preserve">Market maker – bit banks in the market </w:t>
+      </w:r>
+    </w:p>
+    <w:p>
+      <w:pPr>
+        <w:pStyle w:val="ListParagraph"/>
+        <w:numPr>
+          <w:ilvl w:val="0"/>
+          <w:numId w:val="30"/>
+        </w:numPr>
+        <w:rPr>
+          <w:rFonts w:eastAsiaTheme="minorEastAsia"/>
+        </w:rPr>
+      </w:pPr>
+      <w:r>
+        <w:rPr>
+          <w:rFonts w:eastAsiaTheme="minorEastAsia"/>
+        </w:rPr>
+        <w:t xml:space="preserve">Two way quotation – rate quoted by the market maker indicate two ways </w:t>
+      </w:r>
+    </w:p>
+    <w:p>
+      <w:pPr>
+        <w:pStyle w:val="ListParagraph"/>
+        <w:numPr>
+          <w:ilvl w:val="1"/>
+          <w:numId w:val="30"/>
+        </w:numPr>
+        <w:rPr>
+          <w:rFonts w:eastAsiaTheme="minorEastAsia"/>
+        </w:rPr>
+      </w:pPr>
+      <w:r>
+        <w:rPr>
+          <w:rFonts w:eastAsiaTheme="minorEastAsia"/>
+        </w:rPr>
+        <w:t>Willing to buy</w:t>
+      </w:r>
+    </w:p>
+    <w:p>
+      <w:pPr>
+        <w:pStyle w:val="ListParagraph"/>
+        <w:numPr>
+          <w:ilvl w:val="1"/>
+          <w:numId w:val="30"/>
+        </w:numPr>
+        <w:rPr>
+          <w:rFonts w:eastAsiaTheme="minorEastAsia"/>
+        </w:rPr>
+      </w:pPr>
+      <w:r>
+        <w:rPr>
+          <w:rFonts w:eastAsiaTheme="minorEastAsia"/>
+        </w:rPr>
+        <w:t>Willing to sell foreign currency</w:t>
+      </w:r>
+    </w:p>
+    <w:p>
+      <w:pPr>
+        <w:pStyle w:val="ListParagraph"/>
+        <w:rPr>
+          <w:rFonts w:eastAsiaTheme="minorEastAsia"/>
+        </w:rPr>
+      </w:pPr>
+      <w:proofErr w:type="spellStart"/>
+      <w:r>
+        <w:rPr>
+          <w:rFonts w:eastAsiaTheme="minorEastAsia"/>
+        </w:rPr>
+        <w:t>Eg.</w:t>
+      </w:r>
+      <w:proofErr w:type="spellEnd"/>
+      <w:r>
+        <w:rPr>
+          <w:rFonts w:eastAsiaTheme="minorEastAsia"/>
+        </w:rPr>
+        <w:t xml:space="preserve"> 1 USD = 95.1525 INR</w:t>
+      </w:r>
+    </w:p>
+    <w:p>
+      <w:pPr>
+        <w:pStyle w:val="ListParagraph"/>
+        <w:numPr>
+          <w:ilvl w:val="0"/>
+          <w:numId w:val="30"/>
+        </w:numPr>
+        <w:rPr>
+          <w:rFonts w:eastAsiaTheme="minorEastAsia"/>
+        </w:rPr>
+      </w:pPr>
+      <w:r>
+        <w:rPr>
+          <w:rFonts w:eastAsiaTheme="minorEastAsia"/>
+        </w:rPr>
+        <w:t>Direct quotation or home currency quotation- exchange rate is expressed as the price per unit of foreign currency in terms of home currency</w:t>
+      </w:r>
+    </w:p>
+    <w:p>
+      <w:pPr>
+        <w:pStyle w:val="ListParagraph"/>
+        <w:numPr>
+          <w:ilvl w:val="0"/>
+          <w:numId w:val="30"/>
+        </w:numPr>
+        <w:rPr>
+          <w:rFonts w:eastAsiaTheme="minorEastAsia"/>
+        </w:rPr>
+      </w:pPr>
+      <w:r>
+        <w:rPr>
+          <w:rFonts w:eastAsiaTheme="minorEastAsia"/>
+        </w:rPr>
+        <w:t>Indirect quotation or foreign currency quotation – the unit of foreign currency is kept constant and exchange rate is expressed as so many units of foreign currency</w:t>
+      </w:r>
+    </w:p>
+    <w:p>
+      <w:pPr>
+        <w:pStyle w:val="ListParagraph"/>
+        <w:numPr>
+          <w:ilvl w:val="0"/>
+          <w:numId w:val="30"/>
+        </w:numPr>
+        <w:rPr>
+          <w:rFonts w:eastAsiaTheme="minorEastAsia"/>
+        </w:rPr>
+      </w:pPr>
+      <w:r>
+        <w:rPr>
+          <w:rFonts w:eastAsiaTheme="minorEastAsia"/>
+        </w:rPr>
+        <w:t>SPOT</w:t>
+      </w:r>
+      <w:r>
+        <w:rPr>
+          <w:rFonts w:eastAsiaTheme="minorEastAsia"/>
+        </w:rPr>
+        <w:t xml:space="preserve"> (or) ready (or) cash transaction </w:t>
+      </w:r>
+    </w:p>
+    <w:p>
+      <w:pPr>
+        <w:pStyle w:val="ListParagraph"/>
+        <w:numPr>
+          <w:ilvl w:val="0"/>
+          <w:numId w:val="30"/>
+        </w:numPr>
+        <w:rPr>
+          <w:rFonts w:eastAsiaTheme="minorEastAsia"/>
+        </w:rPr>
+      </w:pPr>
+      <w:r>
+        <w:rPr>
+          <w:rFonts w:eastAsiaTheme="minorEastAsia"/>
+        </w:rPr>
+        <w:t>TOM</w:t>
+      </w:r>
+    </w:p>
+    <w:p>
+      <w:pPr>
+        <w:pStyle w:val="ListParagraph"/>
+        <w:numPr>
+          <w:ilvl w:val="0"/>
+          <w:numId w:val="30"/>
+        </w:numPr>
+        <w:rPr>
+          <w:rFonts w:eastAsiaTheme="minorEastAsia"/>
+        </w:rPr>
+      </w:pPr>
+      <w:r>
+        <w:rPr>
+          <w:rFonts w:eastAsiaTheme="minorEastAsia"/>
+        </w:rPr>
+        <w:t>Forward</w:t>
+      </w:r>
+    </w:p>
+    <w:p>
+      <w:pPr>
+        <w:pStyle w:val="ListParagraph"/>
+        <w:numPr>
+          <w:ilvl w:val="0"/>
+          <w:numId w:val="30"/>
+        </w:numPr>
+        <w:rPr>
+          <w:rFonts w:eastAsiaTheme="minorEastAsia"/>
+        </w:rPr>
+      </w:pPr>
+      <w:r>
+        <w:rPr>
+          <w:rFonts w:eastAsiaTheme="minorEastAsia"/>
+        </w:rPr>
+        <w:t>Forward margin / SWAP – the difference between the forward rate and the SPOT rate</w:t>
+      </w:r>
+    </w:p>
+    <w:p>
+      <w:pPr>
+        <w:pStyle w:val="ListParagraph"/>
+        <w:numPr>
+          <w:ilvl w:val="0"/>
+          <w:numId w:val="30"/>
+        </w:numPr>
+        <w:rPr>
+          <w:rFonts w:eastAsiaTheme="minorEastAsia"/>
+        </w:rPr>
+      </w:pPr>
+      <w:r>
+        <w:rPr>
+          <w:rFonts w:eastAsiaTheme="minorEastAsia"/>
+        </w:rPr>
+        <w:t>Forward premium – foreign currency will be costlier under forward rate than under SPOT rate</w:t>
+      </w:r>
+    </w:p>
+    <w:p>
+      <w:pPr>
+        <w:pStyle w:val="ListParagraph"/>
+        <w:numPr>
+          <w:ilvl w:val="0"/>
+          <w:numId w:val="30"/>
+        </w:numPr>
+        <w:rPr>
+          <w:rFonts w:eastAsiaTheme="minorEastAsia"/>
+        </w:rPr>
+      </w:pPr>
+      <w:r>
+        <w:rPr>
+          <w:rFonts w:eastAsiaTheme="minorEastAsia"/>
+        </w:rPr>
+        <w:t>Forward discount – foreign currency will be cheaper for forward delivery than SPOT delivery.</w:t>
+      </w:r>
+    </w:p>
+    <w:p>
+      <w:pPr>
+        <w:pStyle w:val="ListParagraph"/>
+        <w:numPr>
+          <w:ilvl w:val="0"/>
+          <w:numId w:val="30"/>
+        </w:numPr>
+        <w:rPr>
+          <w:rFonts w:eastAsiaTheme="minorEastAsia"/>
+        </w:rPr>
+      </w:pPr>
+      <w:r>
+        <w:rPr>
+          <w:rFonts w:eastAsiaTheme="minorEastAsia"/>
+        </w:rPr>
+        <w:t>Base rate – the interbank rate on the base of which bank quotes its merchant rate</w:t>
+      </w:r>
+    </w:p>
+    <w:p>
+      <w:pPr>
+        <w:ind w:left="360"/>
+        <w:rPr>
+          <w:rFonts w:eastAsiaTheme="minorEastAsia"/>
+        </w:rPr>
+      </w:pPr>
+    </w:p>
+    <w:p>
+      <w:pPr>
+        <w:ind w:left="360"/>
+        <w:rPr>
+          <w:rFonts w:eastAsiaTheme="minorEastAsia"/>
+        </w:rPr>
+      </w:pPr>
+      <w:r>
+        <w:rPr>
+          <w:rFonts w:eastAsiaTheme="minorEastAsia"/>
+        </w:rPr>
+        <w:drawing>
+          <wp:inline distT="0" distB="0" distL="0" distR="0" wp14:anchorId="3ED5A8BA" wp14:editId="5C3C8F6C">
+            <wp:extent cx="5731510" cy="2357755"/>
+            <wp:effectExtent l="0" t="0" r="0" b="23495"/>
+            <wp:docPr id="785104829" name="Diagram 1">
+              <a:extLst xmlns:a="http://schemas.openxmlformats.org/drawingml/2006/main">
+                <a:ext uri="{FF2B5EF4-FFF2-40B4-BE49-F238E27FC236}">
+                  <a16:creationId xmlns:a16="http://schemas.microsoft.com/office/drawing/2014/main" id="{016798CB-317B-AFA2-C350-81C14B8CD882}"/>
+                </a:ext>
+              </a:extLst>
+            </wp:docPr>
+            <wp:cNvGraphicFramePr/>
+            <a:graphic xmlns:a="http://schemas.openxmlformats.org/drawingml/2006/main">
+              <a:graphicData uri="http://schemas.openxmlformats.org/drawingml/2006/diagram">
+                <dgm:relIds xmlns:dgm="http://schemas.openxmlformats.org/drawingml/2006/diagram" xmlns:r="http://schemas.openxmlformats.org/officeDocument/2006/relationships" r:dm="rId22" r:lo="rId23" r:qs="rId24" r:cs="rId25"/>
+              </a:graphicData>
+            </a:graphic>
+          </wp:inline>
+        </w:drawing>
+      </w:r>
+    </w:p>
+    <w:p>
+      <w:pPr>
+        <w:ind w:left="360"/>
+        <w:rPr>
+          <w:rFonts w:eastAsiaTheme="minorEastAsia"/>
+        </w:rPr>
+      </w:pPr>
+    </w:p>
+    <w:p>
+      <w:pPr>
+        <w:ind w:left="360"/>
+        <w:rPr>
+          <w:rFonts w:eastAsiaTheme="minorEastAsia"/>
+        </w:rPr>
+      </w:pPr>
+    </w:p>
+    <w:p>
+      <w:pPr>
+        <w:ind w:left="360"/>
+        <w:rPr>
+          <w:rFonts w:eastAsiaTheme="minorEastAsia"/>
+        </w:rPr>
+      </w:pPr>
+    </w:p>
+    <w:p>
+      <w:pPr>
+        <w:rPr>
+          <w:rFonts w:eastAsiaTheme="minorEastAsia"/>
+        </w:rPr>
+      </w:pPr>
+      <w:r>
+        <w:rPr>
+          <w:rFonts w:eastAsiaTheme="minorEastAsia"/>
+        </w:rPr>
+        <w:t xml:space="preserve">Two points need be constantly kept in mind while taking of foreign transactions is always talk of from the bankers point of view </w:t>
+      </w:r>
+    </w:p>
+    <w:p>
+      <w:pPr>
+        <w:rPr>
+          <w:rFonts w:eastAsiaTheme="minorEastAsia"/>
+        </w:rPr>
+      </w:pPr>
+      <w:r>
+        <w:rPr>
+          <w:rFonts w:eastAsiaTheme="minorEastAsia"/>
+        </w:rPr>
+        <w:t xml:space="preserve">The item </w:t>
+      </w:r>
+      <w:proofErr w:type="spellStart"/>
+      <w:r>
+        <w:rPr>
+          <w:rFonts w:eastAsiaTheme="minorEastAsia"/>
+        </w:rPr>
+        <w:t>refered</w:t>
+      </w:r>
+      <w:proofErr w:type="spellEnd"/>
+      <w:r>
+        <w:rPr>
+          <w:rFonts w:eastAsiaTheme="minorEastAsia"/>
+        </w:rPr>
+        <w:t xml:space="preserve"> to is foreign currencies </w:t>
+      </w:r>
+    </w:p>
+    <w:p>
+      <w:pPr>
+        <w:ind w:left="360"/>
+        <w:rPr>
+          <w:rFonts w:eastAsiaTheme="minorEastAsia"/>
+        </w:rPr>
+      </w:pPr>
+    </w:p>
+    <w:p>
+      <w:pPr>
+        <w:ind w:left="360"/>
+        <w:rPr>
+          <w:rFonts w:eastAsiaTheme="minorEastAsia"/>
+        </w:rPr>
+      </w:pPr>
+      <w:r>
+        <w:rPr>
+          <w:rFonts w:eastAsiaTheme="minorEastAsia"/>
+        </w:rPr>
+        <w:t>Purchase transaction</w:t>
+      </w:r>
+    </w:p>
+    <w:p>
+      <w:pPr>
+        <w:pStyle w:val="ListParagraph"/>
+        <w:numPr>
+          <w:ilvl w:val="0"/>
+          <w:numId w:val="33"/>
+        </w:numPr>
+        <w:rPr>
+          <w:rFonts w:eastAsiaTheme="minorEastAsia"/>
+        </w:rPr>
+      </w:pPr>
+      <w:r>
+        <w:rPr>
+          <w:rFonts w:eastAsiaTheme="minorEastAsia"/>
+        </w:rPr>
+        <w:t>Bank has purchased</w:t>
+      </w:r>
+    </w:p>
+    <w:p>
+      <w:pPr>
+        <w:pStyle w:val="ListParagraph"/>
+        <w:numPr>
+          <w:ilvl w:val="0"/>
+          <w:numId w:val="33"/>
+        </w:numPr>
+        <w:rPr>
+          <w:rFonts w:eastAsiaTheme="minorEastAsia"/>
+        </w:rPr>
+      </w:pPr>
+      <w:r>
+        <w:rPr>
+          <w:rFonts w:eastAsiaTheme="minorEastAsia"/>
+        </w:rPr>
+        <w:t>It has purchased foreign currency</w:t>
+      </w:r>
+    </w:p>
+    <w:p>
+      <w:pPr>
+        <w:rPr>
+          <w:rFonts w:eastAsiaTheme="minorEastAsia"/>
+        </w:rPr>
+      </w:pPr>
+    </w:p>
+    <w:p>
+      <w:pPr>
+        <w:rPr>
+          <w:rFonts w:eastAsiaTheme="minorEastAsia"/>
+        </w:rPr>
+      </w:pPr>
+      <w:r>
+        <w:rPr>
+          <w:rFonts w:eastAsiaTheme="minorEastAsia"/>
+        </w:rPr>
+        <w:t xml:space="preserve">Sale transactions </w:t>
+      </w:r>
+    </w:p>
+    <w:p>
+      <w:pPr>
+        <w:pStyle w:val="ListParagraph"/>
+        <w:numPr>
+          <w:ilvl w:val="0"/>
+          <w:numId w:val="35"/>
+        </w:numPr>
+        <w:rPr>
+          <w:rFonts w:eastAsiaTheme="minorEastAsia"/>
+        </w:rPr>
+      </w:pPr>
+      <w:r>
+        <w:rPr>
+          <w:rFonts w:eastAsiaTheme="minorEastAsia"/>
+        </w:rPr>
+        <w:t>The bank has sold</w:t>
+      </w:r>
+    </w:p>
+    <w:p>
+      <w:pPr>
+        <w:pStyle w:val="ListParagraph"/>
+        <w:numPr>
+          <w:ilvl w:val="0"/>
+          <w:numId w:val="35"/>
+        </w:numPr>
+        <w:rPr>
+          <w:rFonts w:eastAsiaTheme="minorEastAsia"/>
+        </w:rPr>
+      </w:pPr>
+      <w:r>
+        <w:rPr>
+          <w:rFonts w:eastAsiaTheme="minorEastAsia"/>
+        </w:rPr>
+        <w:t xml:space="preserve">It has sold foreign currency </w:t>
+      </w:r>
+    </w:p>
     <w:sectPr>
       <w:pgSz w:w="11906" w:h="16838"/>
       <w:pgMar w:top="1440" w:right="1440" w:bottom="1440" w:left="1440" w:header="708" w:footer="708" w:gutter="0"/>
@@ -4914,6 +5639,92 @@
     </w:lvl>
   </w:abstractNum>
   <w:abstractNum w:abstractNumId="4" w15:restartNumberingAfterBreak="0">
+    <w:nsid w:val="0A9107CB"/>
+    <w:multiLevelType w:val="hybridMultilevel"/>
+    <w:tmpl w:val="398AC74A"/>
+    <w:lvl w:ilvl="0" w:tplc="4009000F">
+      <w:start w:val="1"/>
+      <w:numFmt w:val="decimal"/>
+      <w:lvlText w:val="%1."/>
+      <w:lvlJc w:val="left"/>
+      <w:pPr>
+        <w:ind w:left="720" w:hanging="360"/>
+      </w:pPr>
+    </w:lvl>
+    <w:lvl w:ilvl="1" w:tplc="40090019" w:tentative="1">
+      <w:start w:val="1"/>
+      <w:numFmt w:val="lowerLetter"/>
+      <w:lvlText w:val="%2."/>
+      <w:lvlJc w:val="left"/>
+      <w:pPr>
+        <w:ind w:left="1440" w:hanging="360"/>
+      </w:pPr>
+    </w:lvl>
+    <w:lvl w:ilvl="2" w:tplc="4009001B" w:tentative="1">
+      <w:start w:val="1"/>
+      <w:numFmt w:val="lowerRoman"/>
+      <w:lvlText w:val="%3."/>
+      <w:lvlJc w:val="right"/>
+      <w:pPr>
+        <w:ind w:left="2160" w:hanging="180"/>
+      </w:pPr>
+    </w:lvl>
+    <w:lvl w:ilvl="3" w:tplc="4009000F" w:tentative="1">
+      <w:start w:val="1"/>
+      <w:numFmt w:val="decimal"/>
+      <w:lvlText w:val="%4."/>
+      <w:lvlJc w:val="left"/>
+      <w:pPr>
+        <w:ind w:left="2880" w:hanging="360"/>
+      </w:pPr>
+    </w:lvl>
+    <w:lvl w:ilvl="4" w:tplc="40090019" w:tentative="1">
+      <w:start w:val="1"/>
+      <w:numFmt w:val="lowerLetter"/>
+      <w:lvlText w:val="%5."/>
+      <w:lvlJc w:val="left"/>
+      <w:pPr>
+        <w:ind w:left="3600" w:hanging="360"/>
+      </w:pPr>
+    </w:lvl>
+    <w:lvl w:ilvl="5" w:tplc="4009001B" w:tentative="1">
+      <w:start w:val="1"/>
+      <w:numFmt w:val="lowerRoman"/>
+      <w:lvlText w:val="%6."/>
+      <w:lvlJc w:val="right"/>
+      <w:pPr>
+        <w:ind w:left="4320" w:hanging="180"/>
+      </w:pPr>
+    </w:lvl>
+    <w:lvl w:ilvl="6" w:tplc="4009000F" w:tentative="1">
+      <w:start w:val="1"/>
+      <w:numFmt w:val="decimal"/>
+      <w:lvlText w:val="%7."/>
+      <w:lvlJc w:val="left"/>
+      <w:pPr>
+        <w:ind w:left="5040" w:hanging="360"/>
+      </w:pPr>
+    </w:lvl>
+    <w:lvl w:ilvl="7" w:tplc="40090019" w:tentative="1">
+      <w:start w:val="1"/>
+      <w:numFmt w:val="lowerLetter"/>
+      <w:lvlText w:val="%8."/>
+      <w:lvlJc w:val="left"/>
+      <w:pPr>
+        <w:ind w:left="5760" w:hanging="360"/>
+      </w:pPr>
+    </w:lvl>
+    <w:lvl w:ilvl="8" w:tplc="4009001B" w:tentative="1">
+      <w:start w:val="1"/>
+      <w:numFmt w:val="lowerRoman"/>
+      <w:lvlText w:val="%9."/>
+      <w:lvlJc w:val="right"/>
+      <w:pPr>
+        <w:ind w:left="6480" w:hanging="180"/>
+      </w:pPr>
+    </w:lvl>
+  </w:abstractNum>
+  <w:abstractNum w:abstractNumId="5" w15:restartNumberingAfterBreak="0">
     <w:nsid w:val="0BCE7DF0"/>
     <w:multiLevelType w:val="hybridMultilevel"/>
     <w:tmpl w:val="4502F46E"/>
@@ -5026,7 +5837,7 @@
       </w:rPr>
     </w:lvl>
   </w:abstractNum>
-  <w:abstractNum w:abstractNumId="5" w15:restartNumberingAfterBreak="0">
+  <w:abstractNum w:abstractNumId="6" w15:restartNumberingAfterBreak="0">
     <w:nsid w:val="0C0C5C67"/>
     <w:multiLevelType w:val="hybridMultilevel"/>
     <w:tmpl w:val="5924474E"/>
@@ -5112,7 +5923,93 @@
       </w:pPr>
     </w:lvl>
   </w:abstractNum>
-  <w:abstractNum w:abstractNumId="6" w15:restartNumberingAfterBreak="0">
+  <w:abstractNum w:abstractNumId="7" w15:restartNumberingAfterBreak="0">
+    <w:nsid w:val="0CE72736"/>
+    <w:multiLevelType w:val="hybridMultilevel"/>
+    <w:tmpl w:val="DB328FD2"/>
+    <w:lvl w:ilvl="0" w:tplc="4009000F">
+      <w:start w:val="1"/>
+      <w:numFmt w:val="decimal"/>
+      <w:lvlText w:val="%1."/>
+      <w:lvlJc w:val="left"/>
+      <w:pPr>
+        <w:ind w:left="1440" w:hanging="360"/>
+      </w:pPr>
+    </w:lvl>
+    <w:lvl w:ilvl="1" w:tplc="40090019" w:tentative="1">
+      <w:start w:val="1"/>
+      <w:numFmt w:val="lowerLetter"/>
+      <w:lvlText w:val="%2."/>
+      <w:lvlJc w:val="left"/>
+      <w:pPr>
+        <w:ind w:left="2160" w:hanging="360"/>
+      </w:pPr>
+    </w:lvl>
+    <w:lvl w:ilvl="2" w:tplc="4009001B" w:tentative="1">
+      <w:start w:val="1"/>
+      <w:numFmt w:val="lowerRoman"/>
+      <w:lvlText w:val="%3."/>
+      <w:lvlJc w:val="right"/>
+      <w:pPr>
+        <w:ind w:left="2880" w:hanging="180"/>
+      </w:pPr>
+    </w:lvl>
+    <w:lvl w:ilvl="3" w:tplc="4009000F" w:tentative="1">
+      <w:start w:val="1"/>
+      <w:numFmt w:val="decimal"/>
+      <w:lvlText w:val="%4."/>
+      <w:lvlJc w:val="left"/>
+      <w:pPr>
+        <w:ind w:left="3600" w:hanging="360"/>
+      </w:pPr>
+    </w:lvl>
+    <w:lvl w:ilvl="4" w:tplc="40090019" w:tentative="1">
+      <w:start w:val="1"/>
+      <w:numFmt w:val="lowerLetter"/>
+      <w:lvlText w:val="%5."/>
+      <w:lvlJc w:val="left"/>
+      <w:pPr>
+        <w:ind w:left="4320" w:hanging="360"/>
+      </w:pPr>
+    </w:lvl>
+    <w:lvl w:ilvl="5" w:tplc="4009001B" w:tentative="1">
+      <w:start w:val="1"/>
+      <w:numFmt w:val="lowerRoman"/>
+      <w:lvlText w:val="%6."/>
+      <w:lvlJc w:val="right"/>
+      <w:pPr>
+        <w:ind w:left="5040" w:hanging="180"/>
+      </w:pPr>
+    </w:lvl>
+    <w:lvl w:ilvl="6" w:tplc="4009000F" w:tentative="1">
+      <w:start w:val="1"/>
+      <w:numFmt w:val="decimal"/>
+      <w:lvlText w:val="%7."/>
+      <w:lvlJc w:val="left"/>
+      <w:pPr>
+        <w:ind w:left="5760" w:hanging="360"/>
+      </w:pPr>
+    </w:lvl>
+    <w:lvl w:ilvl="7" w:tplc="40090019" w:tentative="1">
+      <w:start w:val="1"/>
+      <w:numFmt w:val="lowerLetter"/>
+      <w:lvlText w:val="%8."/>
+      <w:lvlJc w:val="left"/>
+      <w:pPr>
+        <w:ind w:left="6480" w:hanging="360"/>
+      </w:pPr>
+    </w:lvl>
+    <w:lvl w:ilvl="8" w:tplc="4009001B" w:tentative="1">
+      <w:start w:val="1"/>
+      <w:numFmt w:val="lowerRoman"/>
+      <w:lvlText w:val="%9."/>
+      <w:lvlJc w:val="right"/>
+      <w:pPr>
+        <w:ind w:left="7200" w:hanging="180"/>
+      </w:pPr>
+    </w:lvl>
+  </w:abstractNum>
+  <w:abstractNum w:abstractNumId="8" w15:restartNumberingAfterBreak="0">
     <w:nsid w:val="0DF5196A"/>
     <w:multiLevelType w:val="hybridMultilevel"/>
     <w:tmpl w:val="42C02A96"/>
@@ -5225,7 +6122,7 @@
       </w:rPr>
     </w:lvl>
   </w:abstractNum>
-  <w:abstractNum w:abstractNumId="7" w15:restartNumberingAfterBreak="0">
+  <w:abstractNum w:abstractNumId="9" w15:restartNumberingAfterBreak="0">
     <w:nsid w:val="1039038F"/>
     <w:multiLevelType w:val="hybridMultilevel"/>
     <w:tmpl w:val="4AF28FCE"/>
@@ -5338,7 +6235,7 @@
       </w:rPr>
     </w:lvl>
   </w:abstractNum>
-  <w:abstractNum w:abstractNumId="8" w15:restartNumberingAfterBreak="0">
+  <w:abstractNum w:abstractNumId="10" w15:restartNumberingAfterBreak="0">
     <w:nsid w:val="124A5982"/>
     <w:multiLevelType w:val="hybridMultilevel"/>
     <w:tmpl w:val="CC346F0E"/>
@@ -5451,7 +6348,7 @@
       </w:rPr>
     </w:lvl>
   </w:abstractNum>
-  <w:abstractNum w:abstractNumId="9" w15:restartNumberingAfterBreak="0">
+  <w:abstractNum w:abstractNumId="11" w15:restartNumberingAfterBreak="0">
     <w:nsid w:val="12F73C13"/>
     <w:multiLevelType w:val="hybridMultilevel"/>
     <w:tmpl w:val="A456F852"/>
@@ -5564,7 +6461,7 @@
       </w:rPr>
     </w:lvl>
   </w:abstractNum>
-  <w:abstractNum w:abstractNumId="10" w15:restartNumberingAfterBreak="0">
+  <w:abstractNum w:abstractNumId="12" w15:restartNumberingAfterBreak="0">
     <w:nsid w:val="1C4F2E27"/>
     <w:multiLevelType w:val="hybridMultilevel"/>
     <w:tmpl w:val="A8D0E3AA"/>
@@ -5650,7 +6547,7 @@
       </w:pPr>
     </w:lvl>
   </w:abstractNum>
-  <w:abstractNum w:abstractNumId="11" w15:restartNumberingAfterBreak="0">
+  <w:abstractNum w:abstractNumId="13" w15:restartNumberingAfterBreak="0">
     <w:nsid w:val="1C936017"/>
     <w:multiLevelType w:val="hybridMultilevel"/>
     <w:tmpl w:val="4844B798"/>
@@ -5763,7 +6660,7 @@
       </w:rPr>
     </w:lvl>
   </w:abstractNum>
-  <w:abstractNum w:abstractNumId="12" w15:restartNumberingAfterBreak="0">
+  <w:abstractNum w:abstractNumId="14" w15:restartNumberingAfterBreak="0">
     <w:nsid w:val="23C02DA6"/>
     <w:multiLevelType w:val="hybridMultilevel"/>
     <w:tmpl w:val="0DC828C4"/>
@@ -5849,7 +6746,7 @@
       </w:pPr>
     </w:lvl>
   </w:abstractNum>
-  <w:abstractNum w:abstractNumId="13" w15:restartNumberingAfterBreak="0">
+  <w:abstractNum w:abstractNumId="15" w15:restartNumberingAfterBreak="0">
     <w:nsid w:val="29863564"/>
     <w:multiLevelType w:val="hybridMultilevel"/>
     <w:tmpl w:val="E7869C1E"/>
@@ -5962,7 +6859,179 @@
       </w:rPr>
     </w:lvl>
   </w:abstractNum>
-  <w:abstractNum w:abstractNumId="14" w15:restartNumberingAfterBreak="0">
+  <w:abstractNum w:abstractNumId="16" w15:restartNumberingAfterBreak="0">
+    <w:nsid w:val="30D214BF"/>
+    <w:multiLevelType w:val="hybridMultilevel"/>
+    <w:tmpl w:val="3DA6656C"/>
+    <w:lvl w:ilvl="0" w:tplc="4009001B">
+      <w:start w:val="1"/>
+      <w:numFmt w:val="lowerRoman"/>
+      <w:lvlText w:val="%1."/>
+      <w:lvlJc w:val="right"/>
+      <w:pPr>
+        <w:ind w:left="1080" w:hanging="360"/>
+      </w:pPr>
+    </w:lvl>
+    <w:lvl w:ilvl="1" w:tplc="40090019" w:tentative="1">
+      <w:start w:val="1"/>
+      <w:numFmt w:val="lowerLetter"/>
+      <w:lvlText w:val="%2."/>
+      <w:lvlJc w:val="left"/>
+      <w:pPr>
+        <w:ind w:left="1800" w:hanging="360"/>
+      </w:pPr>
+    </w:lvl>
+    <w:lvl w:ilvl="2" w:tplc="4009001B" w:tentative="1">
+      <w:start w:val="1"/>
+      <w:numFmt w:val="lowerRoman"/>
+      <w:lvlText w:val="%3."/>
+      <w:lvlJc w:val="right"/>
+      <w:pPr>
+        <w:ind w:left="2520" w:hanging="180"/>
+      </w:pPr>
+    </w:lvl>
+    <w:lvl w:ilvl="3" w:tplc="4009000F" w:tentative="1">
+      <w:start w:val="1"/>
+      <w:numFmt w:val="decimal"/>
+      <w:lvlText w:val="%4."/>
+      <w:lvlJc w:val="left"/>
+      <w:pPr>
+        <w:ind w:left="3240" w:hanging="360"/>
+      </w:pPr>
+    </w:lvl>
+    <w:lvl w:ilvl="4" w:tplc="40090019" w:tentative="1">
+      <w:start w:val="1"/>
+      <w:numFmt w:val="lowerLetter"/>
+      <w:lvlText w:val="%5."/>
+      <w:lvlJc w:val="left"/>
+      <w:pPr>
+        <w:ind w:left="3960" w:hanging="360"/>
+      </w:pPr>
+    </w:lvl>
+    <w:lvl w:ilvl="5" w:tplc="4009001B" w:tentative="1">
+      <w:start w:val="1"/>
+      <w:numFmt w:val="lowerRoman"/>
+      <w:lvlText w:val="%6."/>
+      <w:lvlJc w:val="right"/>
+      <w:pPr>
+        <w:ind w:left="4680" w:hanging="180"/>
+      </w:pPr>
+    </w:lvl>
+    <w:lvl w:ilvl="6" w:tplc="4009000F" w:tentative="1">
+      <w:start w:val="1"/>
+      <w:numFmt w:val="decimal"/>
+      <w:lvlText w:val="%7."/>
+      <w:lvlJc w:val="left"/>
+      <w:pPr>
+        <w:ind w:left="5400" w:hanging="360"/>
+      </w:pPr>
+    </w:lvl>
+    <w:lvl w:ilvl="7" w:tplc="40090019" w:tentative="1">
+      <w:start w:val="1"/>
+      <w:numFmt w:val="lowerLetter"/>
+      <w:lvlText w:val="%8."/>
+      <w:lvlJc w:val="left"/>
+      <w:pPr>
+        <w:ind w:left="6120" w:hanging="360"/>
+      </w:pPr>
+    </w:lvl>
+    <w:lvl w:ilvl="8" w:tplc="4009001B" w:tentative="1">
+      <w:start w:val="1"/>
+      <w:numFmt w:val="lowerRoman"/>
+      <w:lvlText w:val="%9."/>
+      <w:lvlJc w:val="right"/>
+      <w:pPr>
+        <w:ind w:left="6840" w:hanging="180"/>
+      </w:pPr>
+    </w:lvl>
+  </w:abstractNum>
+  <w:abstractNum w:abstractNumId="17" w15:restartNumberingAfterBreak="0">
+    <w:nsid w:val="36B91AAD"/>
+    <w:multiLevelType w:val="hybridMultilevel"/>
+    <w:tmpl w:val="25E400EA"/>
+    <w:lvl w:ilvl="0" w:tplc="4009001B">
+      <w:start w:val="1"/>
+      <w:numFmt w:val="lowerRoman"/>
+      <w:lvlText w:val="%1."/>
+      <w:lvlJc w:val="right"/>
+      <w:pPr>
+        <w:ind w:left="720" w:hanging="360"/>
+      </w:pPr>
+    </w:lvl>
+    <w:lvl w:ilvl="1" w:tplc="40090019" w:tentative="1">
+      <w:start w:val="1"/>
+      <w:numFmt w:val="lowerLetter"/>
+      <w:lvlText w:val="%2."/>
+      <w:lvlJc w:val="left"/>
+      <w:pPr>
+        <w:ind w:left="1440" w:hanging="360"/>
+      </w:pPr>
+    </w:lvl>
+    <w:lvl w:ilvl="2" w:tplc="4009001B" w:tentative="1">
+      <w:start w:val="1"/>
+      <w:numFmt w:val="lowerRoman"/>
+      <w:lvlText w:val="%3."/>
+      <w:lvlJc w:val="right"/>
+      <w:pPr>
+        <w:ind w:left="2160" w:hanging="180"/>
+      </w:pPr>
+    </w:lvl>
+    <w:lvl w:ilvl="3" w:tplc="4009000F" w:tentative="1">
+      <w:start w:val="1"/>
+      <w:numFmt w:val="decimal"/>
+      <w:lvlText w:val="%4."/>
+      <w:lvlJc w:val="left"/>
+      <w:pPr>
+        <w:ind w:left="2880" w:hanging="360"/>
+      </w:pPr>
+    </w:lvl>
+    <w:lvl w:ilvl="4" w:tplc="40090019" w:tentative="1">
+      <w:start w:val="1"/>
+      <w:numFmt w:val="lowerLetter"/>
+      <w:lvlText w:val="%5."/>
+      <w:lvlJc w:val="left"/>
+      <w:pPr>
+        <w:ind w:left="3600" w:hanging="360"/>
+      </w:pPr>
+    </w:lvl>
+    <w:lvl w:ilvl="5" w:tplc="4009001B" w:tentative="1">
+      <w:start w:val="1"/>
+      <w:numFmt w:val="lowerRoman"/>
+      <w:lvlText w:val="%6."/>
+      <w:lvlJc w:val="right"/>
+      <w:pPr>
+        <w:ind w:left="4320" w:hanging="180"/>
+      </w:pPr>
+    </w:lvl>
+    <w:lvl w:ilvl="6" w:tplc="4009000F" w:tentative="1">
+      <w:start w:val="1"/>
+      <w:numFmt w:val="decimal"/>
+      <w:lvlText w:val="%7."/>
+      <w:lvlJc w:val="left"/>
+      <w:pPr>
+        <w:ind w:left="5040" w:hanging="360"/>
+      </w:pPr>
+    </w:lvl>
+    <w:lvl w:ilvl="7" w:tplc="40090019" w:tentative="1">
+      <w:start w:val="1"/>
+      <w:numFmt w:val="lowerLetter"/>
+      <w:lvlText w:val="%8."/>
+      <w:lvlJc w:val="left"/>
+      <w:pPr>
+        <w:ind w:left="5760" w:hanging="360"/>
+      </w:pPr>
+    </w:lvl>
+    <w:lvl w:ilvl="8" w:tplc="4009001B" w:tentative="1">
+      <w:start w:val="1"/>
+      <w:numFmt w:val="lowerRoman"/>
+      <w:lvlText w:val="%9."/>
+      <w:lvlJc w:val="right"/>
+      <w:pPr>
+        <w:ind w:left="6480" w:hanging="180"/>
+      </w:pPr>
+    </w:lvl>
+  </w:abstractNum>
+  <w:abstractNum w:abstractNumId="18" w15:restartNumberingAfterBreak="0">
     <w:nsid w:val="3C8E5C31"/>
     <w:multiLevelType w:val="hybridMultilevel"/>
     <w:tmpl w:val="EA44B09A"/>
@@ -6075,7 +7144,7 @@
       </w:rPr>
     </w:lvl>
   </w:abstractNum>
-  <w:abstractNum w:abstractNumId="15" w15:restartNumberingAfterBreak="0">
+  <w:abstractNum w:abstractNumId="19" w15:restartNumberingAfterBreak="0">
     <w:nsid w:val="41AD58C6"/>
     <w:multiLevelType w:val="multilevel"/>
     <w:tmpl w:val="7E38A916"/>
@@ -6188,7 +7257,7 @@
       </w:rPr>
     </w:lvl>
   </w:abstractNum>
-  <w:abstractNum w:abstractNumId="16" w15:restartNumberingAfterBreak="0">
+  <w:abstractNum w:abstractNumId="20" w15:restartNumberingAfterBreak="0">
     <w:nsid w:val="431D7608"/>
     <w:multiLevelType w:val="hybridMultilevel"/>
     <w:tmpl w:val="C5E69A72"/>
@@ -6301,7 +7370,7 @@
       </w:rPr>
     </w:lvl>
   </w:abstractNum>
-  <w:abstractNum w:abstractNumId="17" w15:restartNumberingAfterBreak="0">
+  <w:abstractNum w:abstractNumId="21" w15:restartNumberingAfterBreak="0">
     <w:nsid w:val="44A9496F"/>
     <w:multiLevelType w:val="hybridMultilevel"/>
     <w:tmpl w:val="E2CE8262"/>
@@ -6414,7 +7483,93 @@
       </w:rPr>
     </w:lvl>
   </w:abstractNum>
-  <w:abstractNum w:abstractNumId="18" w15:restartNumberingAfterBreak="0">
+  <w:abstractNum w:abstractNumId="22" w15:restartNumberingAfterBreak="0">
+    <w:nsid w:val="493004AE"/>
+    <w:multiLevelType w:val="hybridMultilevel"/>
+    <w:tmpl w:val="636822A0"/>
+    <w:lvl w:ilvl="0" w:tplc="4009000F">
+      <w:start w:val="1"/>
+      <w:numFmt w:val="decimal"/>
+      <w:lvlText w:val="%1."/>
+      <w:lvlJc w:val="left"/>
+      <w:pPr>
+        <w:ind w:left="720" w:hanging="360"/>
+      </w:pPr>
+    </w:lvl>
+    <w:lvl w:ilvl="1" w:tplc="40090019">
+      <w:start w:val="1"/>
+      <w:numFmt w:val="lowerLetter"/>
+      <w:lvlText w:val="%2."/>
+      <w:lvlJc w:val="left"/>
+      <w:pPr>
+        <w:ind w:left="1440" w:hanging="360"/>
+      </w:pPr>
+    </w:lvl>
+    <w:lvl w:ilvl="2" w:tplc="4009001B" w:tentative="1">
+      <w:start w:val="1"/>
+      <w:numFmt w:val="lowerRoman"/>
+      <w:lvlText w:val="%3."/>
+      <w:lvlJc w:val="right"/>
+      <w:pPr>
+        <w:ind w:left="2160" w:hanging="180"/>
+      </w:pPr>
+    </w:lvl>
+    <w:lvl w:ilvl="3" w:tplc="4009000F" w:tentative="1">
+      <w:start w:val="1"/>
+      <w:numFmt w:val="decimal"/>
+      <w:lvlText w:val="%4."/>
+      <w:lvlJc w:val="left"/>
+      <w:pPr>
+        <w:ind w:left="2880" w:hanging="360"/>
+      </w:pPr>
+    </w:lvl>
+    <w:lvl w:ilvl="4" w:tplc="40090019" w:tentative="1">
+      <w:start w:val="1"/>
+      <w:numFmt w:val="lowerLetter"/>
+      <w:lvlText w:val="%5."/>
+      <w:lvlJc w:val="left"/>
+      <w:pPr>
+        <w:ind w:left="3600" w:hanging="360"/>
+      </w:pPr>
+    </w:lvl>
+    <w:lvl w:ilvl="5" w:tplc="4009001B" w:tentative="1">
+      <w:start w:val="1"/>
+      <w:numFmt w:val="lowerRoman"/>
+      <w:lvlText w:val="%6."/>
+      <w:lvlJc w:val="right"/>
+      <w:pPr>
+        <w:ind w:left="4320" w:hanging="180"/>
+      </w:pPr>
+    </w:lvl>
+    <w:lvl w:ilvl="6" w:tplc="4009000F" w:tentative="1">
+      <w:start w:val="1"/>
+      <w:numFmt w:val="decimal"/>
+      <w:lvlText w:val="%7."/>
+      <w:lvlJc w:val="left"/>
+      <w:pPr>
+        <w:ind w:left="5040" w:hanging="360"/>
+      </w:pPr>
+    </w:lvl>
+    <w:lvl w:ilvl="7" w:tplc="40090019" w:tentative="1">
+      <w:start w:val="1"/>
+      <w:numFmt w:val="lowerLetter"/>
+      <w:lvlText w:val="%8."/>
+      <w:lvlJc w:val="left"/>
+      <w:pPr>
+        <w:ind w:left="5760" w:hanging="360"/>
+      </w:pPr>
+    </w:lvl>
+    <w:lvl w:ilvl="8" w:tplc="4009001B" w:tentative="1">
+      <w:start w:val="1"/>
+      <w:numFmt w:val="lowerRoman"/>
+      <w:lvlText w:val="%9."/>
+      <w:lvlJc w:val="right"/>
+      <w:pPr>
+        <w:ind w:left="6480" w:hanging="180"/>
+      </w:pPr>
+    </w:lvl>
+  </w:abstractNum>
+  <w:abstractNum w:abstractNumId="23" w15:restartNumberingAfterBreak="0">
     <w:nsid w:val="4A8F11C9"/>
     <w:multiLevelType w:val="hybridMultilevel"/>
     <w:tmpl w:val="08621260"/>
@@ -6500,7 +7655,7 @@
       </w:pPr>
     </w:lvl>
   </w:abstractNum>
-  <w:abstractNum w:abstractNumId="19" w15:restartNumberingAfterBreak="0">
+  <w:abstractNum w:abstractNumId="24" w15:restartNumberingAfterBreak="0">
     <w:nsid w:val="4B0D7441"/>
     <w:multiLevelType w:val="hybridMultilevel"/>
     <w:tmpl w:val="80606AB2"/>
@@ -6613,7 +7768,7 @@
       </w:rPr>
     </w:lvl>
   </w:abstractNum>
-  <w:abstractNum w:abstractNumId="20" w15:restartNumberingAfterBreak="0">
+  <w:abstractNum w:abstractNumId="25" w15:restartNumberingAfterBreak="0">
     <w:nsid w:val="4ED20252"/>
     <w:multiLevelType w:val="hybridMultilevel"/>
     <w:tmpl w:val="5080C704"/>
@@ -6699,7 +7854,7 @@
       </w:pPr>
     </w:lvl>
   </w:abstractNum>
-  <w:abstractNum w:abstractNumId="21" w15:restartNumberingAfterBreak="0">
+  <w:abstractNum w:abstractNumId="26" w15:restartNumberingAfterBreak="0">
     <w:nsid w:val="4F0B2763"/>
     <w:multiLevelType w:val="hybridMultilevel"/>
     <w:tmpl w:val="6B24D6BE"/>
@@ -6812,7 +7967,7 @@
       </w:rPr>
     </w:lvl>
   </w:abstractNum>
-  <w:abstractNum w:abstractNumId="22" w15:restartNumberingAfterBreak="0">
+  <w:abstractNum w:abstractNumId="27" w15:restartNumberingAfterBreak="0">
     <w:nsid w:val="516669BC"/>
     <w:multiLevelType w:val="hybridMultilevel"/>
     <w:tmpl w:val="606ECE32"/>
@@ -6925,7 +8080,7 @@
       </w:rPr>
     </w:lvl>
   </w:abstractNum>
-  <w:abstractNum w:abstractNumId="23" w15:restartNumberingAfterBreak="0">
+  <w:abstractNum w:abstractNumId="28" w15:restartNumberingAfterBreak="0">
     <w:nsid w:val="533A2A17"/>
     <w:multiLevelType w:val="hybridMultilevel"/>
     <w:tmpl w:val="E932A4B4"/>
@@ -7038,7 +8193,7 @@
       </w:rPr>
     </w:lvl>
   </w:abstractNum>
-  <w:abstractNum w:abstractNumId="24" w15:restartNumberingAfterBreak="0">
+  <w:abstractNum w:abstractNumId="29" w15:restartNumberingAfterBreak="0">
     <w:nsid w:val="56C46957"/>
     <w:multiLevelType w:val="hybridMultilevel"/>
     <w:tmpl w:val="1D52446E"/>
@@ -7151,7 +8306,7 @@
       </w:rPr>
     </w:lvl>
   </w:abstractNum>
-  <w:abstractNum w:abstractNumId="25" w15:restartNumberingAfterBreak="0">
+  <w:abstractNum w:abstractNumId="30" w15:restartNumberingAfterBreak="0">
     <w:nsid w:val="61374F98"/>
     <w:multiLevelType w:val="hybridMultilevel"/>
     <w:tmpl w:val="6EC269A2"/>
@@ -7264,7 +8419,7 @@
       </w:rPr>
     </w:lvl>
   </w:abstractNum>
-  <w:abstractNum w:abstractNumId="26" w15:restartNumberingAfterBreak="0">
+  <w:abstractNum w:abstractNumId="31" w15:restartNumberingAfterBreak="0">
     <w:nsid w:val="70FC340C"/>
     <w:multiLevelType w:val="hybridMultilevel"/>
     <w:tmpl w:val="D91C80BE"/>
@@ -7350,7 +8505,7 @@
       </w:pPr>
     </w:lvl>
   </w:abstractNum>
-  <w:abstractNum w:abstractNumId="27" w15:restartNumberingAfterBreak="0">
+  <w:abstractNum w:abstractNumId="32" w15:restartNumberingAfterBreak="0">
     <w:nsid w:val="749305D2"/>
     <w:multiLevelType w:val="hybridMultilevel"/>
     <w:tmpl w:val="FAE02A4E"/>
@@ -7463,7 +8618,7 @@
       </w:rPr>
     </w:lvl>
   </w:abstractNum>
-  <w:abstractNum w:abstractNumId="28" w15:restartNumberingAfterBreak="0">
+  <w:abstractNum w:abstractNumId="33" w15:restartNumberingAfterBreak="0">
     <w:nsid w:val="74E66899"/>
     <w:multiLevelType w:val="hybridMultilevel"/>
     <w:tmpl w:val="1EF632D0"/>
@@ -7576,92 +8731,196 @@
       </w:rPr>
     </w:lvl>
   </w:abstractNum>
+  <w:abstractNum w:abstractNumId="34" w15:restartNumberingAfterBreak="0">
+    <w:nsid w:val="7BFD5BE7"/>
+    <w:multiLevelType w:val="hybridMultilevel"/>
+    <w:tmpl w:val="F7E81324"/>
+    <w:lvl w:ilvl="0" w:tplc="4009001B">
+      <w:start w:val="1"/>
+      <w:numFmt w:val="lowerRoman"/>
+      <w:lvlText w:val="%1."/>
+      <w:lvlJc w:val="right"/>
+      <w:pPr>
+        <w:ind w:left="1080" w:hanging="360"/>
+      </w:pPr>
+    </w:lvl>
+    <w:lvl w:ilvl="1" w:tplc="40090019" w:tentative="1">
+      <w:start w:val="1"/>
+      <w:numFmt w:val="lowerLetter"/>
+      <w:lvlText w:val="%2."/>
+      <w:lvlJc w:val="left"/>
+      <w:pPr>
+        <w:ind w:left="1800" w:hanging="360"/>
+      </w:pPr>
+    </w:lvl>
+    <w:lvl w:ilvl="2" w:tplc="4009001B" w:tentative="1">
+      <w:start w:val="1"/>
+      <w:numFmt w:val="lowerRoman"/>
+      <w:lvlText w:val="%3."/>
+      <w:lvlJc w:val="right"/>
+      <w:pPr>
+        <w:ind w:left="2520" w:hanging="180"/>
+      </w:pPr>
+    </w:lvl>
+    <w:lvl w:ilvl="3" w:tplc="4009000F" w:tentative="1">
+      <w:start w:val="1"/>
+      <w:numFmt w:val="decimal"/>
+      <w:lvlText w:val="%4."/>
+      <w:lvlJc w:val="left"/>
+      <w:pPr>
+        <w:ind w:left="3240" w:hanging="360"/>
+      </w:pPr>
+    </w:lvl>
+    <w:lvl w:ilvl="4" w:tplc="40090019" w:tentative="1">
+      <w:start w:val="1"/>
+      <w:numFmt w:val="lowerLetter"/>
+      <w:lvlText w:val="%5."/>
+      <w:lvlJc w:val="left"/>
+      <w:pPr>
+        <w:ind w:left="3960" w:hanging="360"/>
+      </w:pPr>
+    </w:lvl>
+    <w:lvl w:ilvl="5" w:tplc="4009001B" w:tentative="1">
+      <w:start w:val="1"/>
+      <w:numFmt w:val="lowerRoman"/>
+      <w:lvlText w:val="%6."/>
+      <w:lvlJc w:val="right"/>
+      <w:pPr>
+        <w:ind w:left="4680" w:hanging="180"/>
+      </w:pPr>
+    </w:lvl>
+    <w:lvl w:ilvl="6" w:tplc="4009000F" w:tentative="1">
+      <w:start w:val="1"/>
+      <w:numFmt w:val="decimal"/>
+      <w:lvlText w:val="%7."/>
+      <w:lvlJc w:val="left"/>
+      <w:pPr>
+        <w:ind w:left="5400" w:hanging="360"/>
+      </w:pPr>
+    </w:lvl>
+    <w:lvl w:ilvl="7" w:tplc="40090019" w:tentative="1">
+      <w:start w:val="1"/>
+      <w:numFmt w:val="lowerLetter"/>
+      <w:lvlText w:val="%8."/>
+      <w:lvlJc w:val="left"/>
+      <w:pPr>
+        <w:ind w:left="6120" w:hanging="360"/>
+      </w:pPr>
+    </w:lvl>
+    <w:lvl w:ilvl="8" w:tplc="4009001B" w:tentative="1">
+      <w:start w:val="1"/>
+      <w:numFmt w:val="lowerRoman"/>
+      <w:lvlText w:val="%9."/>
+      <w:lvlJc w:val="right"/>
+      <w:pPr>
+        <w:ind w:left="6840" w:hanging="180"/>
+      </w:pPr>
+    </w:lvl>
+  </w:abstractNum>
   <w:num w:numId="1" w16cid:durableId="1540973067">
-    <w:abstractNumId w:val="7"/>
+    <w:abstractNumId w:val="9"/>
   </w:num>
   <w:num w:numId="2" w16cid:durableId="499740590">
-    <w:abstractNumId w:val="12"/>
+    <w:abstractNumId w:val="14"/>
   </w:num>
   <w:num w:numId="3" w16cid:durableId="541132239">
-    <w:abstractNumId w:val="5"/>
+    <w:abstractNumId w:val="6"/>
   </w:num>
   <w:num w:numId="4" w16cid:durableId="568883010">
-    <w:abstractNumId w:val="28"/>
+    <w:abstractNumId w:val="33"/>
   </w:num>
   <w:num w:numId="5" w16cid:durableId="845677584">
-    <w:abstractNumId w:val="9"/>
+    <w:abstractNumId w:val="11"/>
   </w:num>
   <w:num w:numId="6" w16cid:durableId="1637027404">
-    <w:abstractNumId w:val="10"/>
+    <w:abstractNumId w:val="12"/>
   </w:num>
   <w:num w:numId="7" w16cid:durableId="1472675406">
     <w:abstractNumId w:val="1"/>
   </w:num>
   <w:num w:numId="8" w16cid:durableId="200286158">
-    <w:abstractNumId w:val="18"/>
+    <w:abstractNumId w:val="23"/>
   </w:num>
   <w:num w:numId="9" w16cid:durableId="1176503610">
-    <w:abstractNumId w:val="16"/>
+    <w:abstractNumId w:val="20"/>
   </w:num>
   <w:num w:numId="10" w16cid:durableId="1796833049">
-    <w:abstractNumId w:val="15"/>
+    <w:abstractNumId w:val="19"/>
   </w:num>
   <w:num w:numId="11" w16cid:durableId="1996957847">
-    <w:abstractNumId w:val="24"/>
+    <w:abstractNumId w:val="29"/>
   </w:num>
   <w:num w:numId="12" w16cid:durableId="2063482358">
-    <w:abstractNumId w:val="20"/>
+    <w:abstractNumId w:val="25"/>
   </w:num>
   <w:num w:numId="13" w16cid:durableId="1546021224">
     <w:abstractNumId w:val="2"/>
   </w:num>
   <w:num w:numId="14" w16cid:durableId="222566674">
-    <w:abstractNumId w:val="27"/>
+    <w:abstractNumId w:val="32"/>
   </w:num>
   <w:num w:numId="15" w16cid:durableId="1727487960">
-    <w:abstractNumId w:val="11"/>
+    <w:abstractNumId w:val="13"/>
   </w:num>
   <w:num w:numId="16" w16cid:durableId="444738084">
-    <w:abstractNumId w:val="26"/>
+    <w:abstractNumId w:val="31"/>
   </w:num>
   <w:num w:numId="17" w16cid:durableId="1318805403">
     <w:abstractNumId w:val="0"/>
   </w:num>
   <w:num w:numId="18" w16cid:durableId="1115296937">
+    <w:abstractNumId w:val="26"/>
+  </w:num>
+  <w:num w:numId="19" w16cid:durableId="968587252">
+    <w:abstractNumId w:val="10"/>
+  </w:num>
+  <w:num w:numId="20" w16cid:durableId="1912739065">
+    <w:abstractNumId w:val="27"/>
+  </w:num>
+  <w:num w:numId="21" w16cid:durableId="1010789758">
+    <w:abstractNumId w:val="28"/>
+  </w:num>
+  <w:num w:numId="22" w16cid:durableId="129137299">
+    <w:abstractNumId w:val="18"/>
+  </w:num>
+  <w:num w:numId="23" w16cid:durableId="171720229">
+    <w:abstractNumId w:val="30"/>
+  </w:num>
+  <w:num w:numId="24" w16cid:durableId="1035621125">
+    <w:abstractNumId w:val="15"/>
+  </w:num>
+  <w:num w:numId="25" w16cid:durableId="1597206483">
     <w:abstractNumId w:val="21"/>
   </w:num>
-  <w:num w:numId="19" w16cid:durableId="968587252">
+  <w:num w:numId="26" w16cid:durableId="1486238112">
     <w:abstractNumId w:val="8"/>
   </w:num>
-  <w:num w:numId="20" w16cid:durableId="1912739065">
-    <w:abstractNumId w:val="22"/>
-  </w:num>
-  <w:num w:numId="21" w16cid:durableId="1010789758">
-    <w:abstractNumId w:val="23"/>
-  </w:num>
-  <w:num w:numId="22" w16cid:durableId="129137299">
-    <w:abstractNumId w:val="14"/>
-  </w:num>
-  <w:num w:numId="23" w16cid:durableId="171720229">
-    <w:abstractNumId w:val="25"/>
-  </w:num>
-  <w:num w:numId="24" w16cid:durableId="1035621125">
-    <w:abstractNumId w:val="13"/>
-  </w:num>
-  <w:num w:numId="25" w16cid:durableId="1597206483">
-    <w:abstractNumId w:val="17"/>
-  </w:num>
-  <w:num w:numId="26" w16cid:durableId="1486238112">
-    <w:abstractNumId w:val="6"/>
-  </w:num>
   <w:num w:numId="27" w16cid:durableId="1873151886">
-    <w:abstractNumId w:val="4"/>
+    <w:abstractNumId w:val="5"/>
   </w:num>
   <w:num w:numId="28" w16cid:durableId="454952784">
-    <w:abstractNumId w:val="19"/>
+    <w:abstractNumId w:val="24"/>
   </w:num>
   <w:num w:numId="29" w16cid:durableId="1457530685">
     <w:abstractNumId w:val="3"/>
+  </w:num>
+  <w:num w:numId="30" w16cid:durableId="451821470">
+    <w:abstractNumId w:val="22"/>
+  </w:num>
+  <w:num w:numId="31" w16cid:durableId="839076228">
+    <w:abstractNumId w:val="7"/>
+  </w:num>
+  <w:num w:numId="32" w16cid:durableId="617685457">
+    <w:abstractNumId w:val="4"/>
+  </w:num>
+  <w:num w:numId="33" w16cid:durableId="901405144">
+    <w:abstractNumId w:val="34"/>
+  </w:num>
+  <w:num w:numId="34" w16cid:durableId="962734310">
+    <w:abstractNumId w:val="16"/>
+  </w:num>
+  <w:num w:numId="35" w16cid:durableId="1098015298">
+    <w:abstractNumId w:val="17"/>
   </w:num>
 </w:numbering>
 </file>
@@ -8269,7 +9528,6 @@
   <w:style w:type="character" w:default="1" w:styleId="DefaultParagraphFont">
     <w:name w:val="Default Paragraph Font"/>
     <w:uiPriority w:val="1"/>
-    <w:semiHidden/>
     <w:unhideWhenUsed/>
   </w:style>
   <w:style w:type="table" w:default="1" w:styleId="TableNormal">
@@ -10120,6 +11378,857 @@
 </file>
 
 <file path=word/diagrams/colors3.xml><?xml version="1.0" encoding="utf-8"?>
+<dgm:colorsDef xmlns:dgm="http://schemas.openxmlformats.org/drawingml/2006/diagram" xmlns:a="http://schemas.openxmlformats.org/drawingml/2006/main" uniqueId="urn:microsoft.com/office/officeart/2005/8/colors/accent1_2">
+  <dgm:title val=""/>
+  <dgm:desc val=""/>
+  <dgm:catLst>
+    <dgm:cat type="accent1" pri="11200"/>
+  </dgm:catLst>
+  <dgm:styleLbl name="node0">
+    <dgm:fillClrLst meth="repeat">
+      <a:schemeClr val="accent1"/>
+    </dgm:fillClrLst>
+    <dgm:linClrLst meth="repeat">
+      <a:schemeClr val="lt1"/>
+    </dgm:linClrLst>
+    <dgm:effectClrLst/>
+    <dgm:txLinClrLst/>
+    <dgm:txFillClrLst/>
+    <dgm:txEffectClrLst/>
+  </dgm:styleLbl>
+  <dgm:styleLbl name="node0NoLn">
+    <dgm:fillClrLst meth="repeat">
+      <a:schemeClr val="accent1"/>
+    </dgm:fillClrLst>
+    <dgm:linClrLst meth="repeat">
+      <a:schemeClr val="lt1">
+        <a:alpha val="0"/>
+      </a:schemeClr>
+    </dgm:linClrLst>
+    <dgm:effectClrLst/>
+    <dgm:txLinClrLst/>
+    <dgm:txFillClrLst/>
+    <dgm:txEffectClrLst/>
+  </dgm:styleLbl>
+  <dgm:styleLbl name="alignNode1">
+    <dgm:fillClrLst meth="repeat">
+      <a:schemeClr val="accent1"/>
+    </dgm:fillClrLst>
+    <dgm:linClrLst meth="repeat">
+      <a:schemeClr val="accent1"/>
+    </dgm:linClrLst>
+    <dgm:effectClrLst/>
+    <dgm:txLinClrLst/>
+    <dgm:txFillClrLst/>
+    <dgm:txEffectClrLst/>
+  </dgm:styleLbl>
+  <dgm:styleLbl name="node1">
+    <dgm:fillClrLst meth="repeat">
+      <a:schemeClr val="accent1"/>
+    </dgm:fillClrLst>
+    <dgm:linClrLst meth="repeat">
+      <a:schemeClr val="lt1"/>
+    </dgm:linClrLst>
+    <dgm:effectClrLst/>
+    <dgm:txLinClrLst/>
+    <dgm:txFillClrLst/>
+    <dgm:txEffectClrLst/>
+  </dgm:styleLbl>
+  <dgm:styleLbl name="node1NoLn">
+    <dgm:fillClrLst meth="repeat">
+      <a:schemeClr val="accent1"/>
+    </dgm:fillClrLst>
+    <dgm:linClrLst meth="repeat">
+      <a:schemeClr val="lt1">
+        <a:alpha val="0"/>
+      </a:schemeClr>
+    </dgm:linClrLst>
+    <dgm:effectClrLst/>
+    <dgm:txLinClrLst/>
+    <dgm:txFillClrLst/>
+    <dgm:txEffectClrLst/>
+  </dgm:styleLbl>
+  <dgm:styleLbl name="ltNode1NoLn">
+    <dgm:fillClrLst meth="repeat">
+      <a:schemeClr val="accent1">
+        <a:tint val="75000"/>
+      </a:schemeClr>
+    </dgm:fillClrLst>
+    <dgm:linClrLst meth="repeat">
+      <a:schemeClr val="lt1">
+        <a:alpha val="0"/>
+      </a:schemeClr>
+    </dgm:linClrLst>
+    <dgm:effectClrLst/>
+    <dgm:txLinClrLst/>
+    <dgm:txFillClrLst meth="repeat">
+      <a:schemeClr val="dk1"/>
+    </dgm:txFillClrLst>
+    <dgm:txEffectClrLst/>
+  </dgm:styleLbl>
+  <dgm:styleLbl name="lnNode1">
+    <dgm:fillClrLst meth="repeat">
+      <a:schemeClr val="accent1"/>
+    </dgm:fillClrLst>
+    <dgm:linClrLst meth="repeat">
+      <a:schemeClr val="lt1"/>
+    </dgm:linClrLst>
+    <dgm:effectClrLst/>
+    <dgm:txLinClrLst/>
+    <dgm:txFillClrLst/>
+    <dgm:txEffectClrLst/>
+  </dgm:styleLbl>
+  <dgm:styleLbl name="vennNode1">
+    <dgm:fillClrLst meth="repeat">
+      <a:schemeClr val="accent1">
+        <a:alpha val="50000"/>
+      </a:schemeClr>
+    </dgm:fillClrLst>
+    <dgm:linClrLst meth="repeat">
+      <a:schemeClr val="lt1"/>
+    </dgm:linClrLst>
+    <dgm:effectClrLst/>
+    <dgm:txLinClrLst/>
+    <dgm:txFillClrLst/>
+    <dgm:txEffectClrLst/>
+  </dgm:styleLbl>
+  <dgm:styleLbl name="node2">
+    <dgm:fillClrLst meth="repeat">
+      <a:schemeClr val="accent1"/>
+    </dgm:fillClrLst>
+    <dgm:linClrLst meth="repeat">
+      <a:schemeClr val="lt1"/>
+    </dgm:linClrLst>
+    <dgm:effectClrLst/>
+    <dgm:txLinClrLst/>
+    <dgm:txFillClrLst/>
+    <dgm:txEffectClrLst/>
+  </dgm:styleLbl>
+  <dgm:styleLbl name="node2NoLn">
+    <dgm:fillClrLst meth="repeat">
+      <a:schemeClr val="accent1"/>
+    </dgm:fillClrLst>
+    <dgm:linClrLst meth="repeat">
+      <a:schemeClr val="lt1">
+        <a:alpha val="0"/>
+      </a:schemeClr>
+    </dgm:linClrLst>
+    <dgm:effectClrLst/>
+    <dgm:txLinClrLst/>
+    <dgm:txFillClrLst/>
+    <dgm:txEffectClrLst/>
+  </dgm:styleLbl>
+  <dgm:styleLbl name="node3">
+    <dgm:fillClrLst meth="repeat">
+      <a:schemeClr val="accent1"/>
+    </dgm:fillClrLst>
+    <dgm:linClrLst meth="repeat">
+      <a:schemeClr val="lt1"/>
+    </dgm:linClrLst>
+    <dgm:effectClrLst/>
+    <dgm:txLinClrLst/>
+    <dgm:txFillClrLst/>
+    <dgm:txEffectClrLst/>
+  </dgm:styleLbl>
+  <dgm:styleLbl name="node3NoLn">
+    <dgm:fillClrLst meth="repeat">
+      <a:schemeClr val="accent1"/>
+    </dgm:fillClrLst>
+    <dgm:linClrLst meth="repeat">
+      <a:schemeClr val="lt1">
+        <a:alpha val="0"/>
+      </a:schemeClr>
+    </dgm:linClrLst>
+    <dgm:effectClrLst/>
+    <dgm:txLinClrLst/>
+    <dgm:txFillClrLst/>
+    <dgm:txEffectClrLst/>
+  </dgm:styleLbl>
+  <dgm:styleLbl name="node4">
+    <dgm:fillClrLst meth="repeat">
+      <a:schemeClr val="accent1"/>
+    </dgm:fillClrLst>
+    <dgm:linClrLst meth="repeat">
+      <a:schemeClr val="lt1"/>
+    </dgm:linClrLst>
+    <dgm:effectClrLst/>
+    <dgm:txLinClrLst/>
+    <dgm:txFillClrLst/>
+    <dgm:txEffectClrLst/>
+  </dgm:styleLbl>
+  <dgm:styleLbl name="node4NoLn">
+    <dgm:fillClrLst meth="repeat">
+      <a:schemeClr val="accent1"/>
+    </dgm:fillClrLst>
+    <dgm:linClrLst meth="repeat">
+      <a:schemeClr val="lt1">
+        <a:alpha val="0"/>
+      </a:schemeClr>
+    </dgm:linClrLst>
+    <dgm:effectClrLst/>
+    <dgm:txLinClrLst/>
+    <dgm:txFillClrLst/>
+    <dgm:txEffectClrLst/>
+  </dgm:styleLbl>
+  <dgm:styleLbl name="fgImgPlace1">
+    <dgm:fillClrLst meth="repeat">
+      <a:schemeClr val="accent1">
+        <a:tint val="50000"/>
+      </a:schemeClr>
+    </dgm:fillClrLst>
+    <dgm:linClrLst meth="repeat">
+      <a:schemeClr val="lt1"/>
+    </dgm:linClrLst>
+    <dgm:effectClrLst/>
+    <dgm:txLinClrLst/>
+    <dgm:txFillClrLst meth="repeat">
+      <a:schemeClr val="lt1"/>
+    </dgm:txFillClrLst>
+    <dgm:txEffectClrLst/>
+  </dgm:styleLbl>
+  <dgm:styleLbl name="alignImgPlace1">
+    <dgm:fillClrLst meth="repeat">
+      <a:schemeClr val="accent1">
+        <a:tint val="50000"/>
+      </a:schemeClr>
+    </dgm:fillClrLst>
+    <dgm:linClrLst meth="repeat">
+      <a:schemeClr val="lt1"/>
+    </dgm:linClrLst>
+    <dgm:effectClrLst/>
+    <dgm:txLinClrLst/>
+    <dgm:txFillClrLst meth="repeat">
+      <a:schemeClr val="lt1"/>
+    </dgm:txFillClrLst>
+    <dgm:txEffectClrLst/>
+  </dgm:styleLbl>
+  <dgm:styleLbl name="bgImgPlace1">
+    <dgm:fillClrLst meth="repeat">
+      <a:schemeClr val="accent1">
+        <a:tint val="50000"/>
+      </a:schemeClr>
+    </dgm:fillClrLst>
+    <dgm:linClrLst meth="repeat">
+      <a:schemeClr val="lt1"/>
+    </dgm:linClrLst>
+    <dgm:effectClrLst/>
+    <dgm:txLinClrLst/>
+    <dgm:txFillClrLst meth="repeat">
+      <a:schemeClr val="lt1"/>
+    </dgm:txFillClrLst>
+    <dgm:txEffectClrLst/>
+  </dgm:styleLbl>
+  <dgm:styleLbl name="sibTrans2D1">
+    <dgm:fillClrLst meth="repeat">
+      <a:schemeClr val="accent1">
+        <a:tint val="60000"/>
+      </a:schemeClr>
+    </dgm:fillClrLst>
+    <dgm:linClrLst meth="repeat">
+      <a:schemeClr val="accent1">
+        <a:tint val="60000"/>
+      </a:schemeClr>
+    </dgm:linClrLst>
+    <dgm:effectClrLst/>
+    <dgm:txLinClrLst/>
+    <dgm:txFillClrLst/>
+    <dgm:txEffectClrLst/>
+  </dgm:styleLbl>
+  <dgm:styleLbl name="fgSibTrans2D1">
+    <dgm:fillClrLst meth="repeat">
+      <a:schemeClr val="accent1">
+        <a:tint val="60000"/>
+      </a:schemeClr>
+    </dgm:fillClrLst>
+    <dgm:linClrLst meth="repeat">
+      <a:schemeClr val="accent1">
+        <a:tint val="60000"/>
+      </a:schemeClr>
+    </dgm:linClrLst>
+    <dgm:effectClrLst/>
+    <dgm:txLinClrLst/>
+    <dgm:txFillClrLst/>
+    <dgm:txEffectClrLst/>
+  </dgm:styleLbl>
+  <dgm:styleLbl name="bgSibTrans2D1">
+    <dgm:fillClrLst meth="repeat">
+      <a:schemeClr val="accent1">
+        <a:tint val="60000"/>
+      </a:schemeClr>
+    </dgm:fillClrLst>
+    <dgm:linClrLst meth="repeat">
+      <a:schemeClr val="accent1">
+        <a:tint val="60000"/>
+      </a:schemeClr>
+    </dgm:linClrLst>
+    <dgm:effectClrLst/>
+    <dgm:txLinClrLst/>
+    <dgm:txFillClrLst/>
+    <dgm:txEffectClrLst/>
+  </dgm:styleLbl>
+  <dgm:styleLbl name="sibTrans1D1">
+    <dgm:fillClrLst meth="repeat">
+      <a:schemeClr val="accent1"/>
+    </dgm:fillClrLst>
+    <dgm:linClrLst meth="repeat">
+      <a:schemeClr val="accent1"/>
+    </dgm:linClrLst>
+    <dgm:effectClrLst/>
+    <dgm:txLinClrLst/>
+    <dgm:txFillClrLst meth="repeat">
+      <a:schemeClr val="tx1"/>
+    </dgm:txFillClrLst>
+    <dgm:txEffectClrLst/>
+  </dgm:styleLbl>
+  <dgm:styleLbl name="callout">
+    <dgm:fillClrLst meth="repeat">
+      <a:schemeClr val="accent1"/>
+    </dgm:fillClrLst>
+    <dgm:linClrLst meth="repeat">
+      <a:schemeClr val="accent1">
+        <a:tint val="50000"/>
+      </a:schemeClr>
+    </dgm:linClrLst>
+    <dgm:effectClrLst/>
+    <dgm:txLinClrLst/>
+    <dgm:txFillClrLst meth="repeat">
+      <a:schemeClr val="tx1"/>
+    </dgm:txFillClrLst>
+    <dgm:txEffectClrLst/>
+  </dgm:styleLbl>
+  <dgm:styleLbl name="asst0">
+    <dgm:fillClrLst meth="repeat">
+      <a:schemeClr val="accent1"/>
+    </dgm:fillClrLst>
+    <dgm:linClrLst meth="repeat">
+      <a:schemeClr val="lt1"/>
+    </dgm:linClrLst>
+    <dgm:effectClrLst/>
+    <dgm:txLinClrLst/>
+    <dgm:txFillClrLst/>
+    <dgm:txEffectClrLst/>
+  </dgm:styleLbl>
+  <dgm:styleLbl name="asst1">
+    <dgm:fillClrLst meth="repeat">
+      <a:schemeClr val="accent1"/>
+    </dgm:fillClrLst>
+    <dgm:linClrLst meth="repeat">
+      <a:schemeClr val="lt1"/>
+    </dgm:linClrLst>
+    <dgm:effectClrLst/>
+    <dgm:txLinClrLst/>
+    <dgm:txFillClrLst/>
+    <dgm:txEffectClrLst/>
+  </dgm:styleLbl>
+  <dgm:styleLbl name="asst2">
+    <dgm:fillClrLst meth="repeat">
+      <a:schemeClr val="accent1"/>
+    </dgm:fillClrLst>
+    <dgm:linClrLst meth="repeat">
+      <a:schemeClr val="lt1"/>
+    </dgm:linClrLst>
+    <dgm:effectClrLst/>
+    <dgm:txLinClrLst/>
+    <dgm:txFillClrLst/>
+    <dgm:txEffectClrLst/>
+  </dgm:styleLbl>
+  <dgm:styleLbl name="asst3">
+    <dgm:fillClrLst meth="repeat">
+      <a:schemeClr val="accent1"/>
+    </dgm:fillClrLst>
+    <dgm:linClrLst meth="repeat">
+      <a:schemeClr val="lt1"/>
+    </dgm:linClrLst>
+    <dgm:effectClrLst/>
+    <dgm:txLinClrLst/>
+    <dgm:txFillClrLst/>
+    <dgm:txEffectClrLst/>
+  </dgm:styleLbl>
+  <dgm:styleLbl name="asst4">
+    <dgm:fillClrLst meth="repeat">
+      <a:schemeClr val="accent1"/>
+    </dgm:fillClrLst>
+    <dgm:linClrLst meth="repeat">
+      <a:schemeClr val="lt1"/>
+    </dgm:linClrLst>
+    <dgm:effectClrLst/>
+    <dgm:txLinClrLst/>
+    <dgm:txFillClrLst/>
+    <dgm:txEffectClrLst/>
+  </dgm:styleLbl>
+  <dgm:styleLbl name="parChTrans2D1">
+    <dgm:fillClrLst meth="repeat">
+      <a:schemeClr val="accent1">
+        <a:tint val="60000"/>
+      </a:schemeClr>
+    </dgm:fillClrLst>
+    <dgm:linClrLst meth="repeat">
+      <a:schemeClr val="accent1">
+        <a:tint val="60000"/>
+      </a:schemeClr>
+    </dgm:linClrLst>
+    <dgm:effectClrLst/>
+    <dgm:txLinClrLst/>
+    <dgm:txFillClrLst meth="repeat">
+      <a:schemeClr val="lt1"/>
+    </dgm:txFillClrLst>
+    <dgm:txEffectClrLst/>
+  </dgm:styleLbl>
+  <dgm:styleLbl name="parChTrans2D2">
+    <dgm:fillClrLst meth="repeat">
+      <a:schemeClr val="accent1"/>
+    </dgm:fillClrLst>
+    <dgm:linClrLst meth="repeat">
+      <a:schemeClr val="accent1"/>
+    </dgm:linClrLst>
+    <dgm:effectClrLst/>
+    <dgm:txLinClrLst/>
+    <dgm:txFillClrLst meth="repeat">
+      <a:schemeClr val="lt1"/>
+    </dgm:txFillClrLst>
+    <dgm:txEffectClrLst/>
+  </dgm:styleLbl>
+  <dgm:styleLbl name="parChTrans2D3">
+    <dgm:fillClrLst meth="repeat">
+      <a:schemeClr val="accent1"/>
+    </dgm:fillClrLst>
+    <dgm:linClrLst meth="repeat">
+      <a:schemeClr val="accent1"/>
+    </dgm:linClrLst>
+    <dgm:effectClrLst/>
+    <dgm:txLinClrLst/>
+    <dgm:txFillClrLst meth="repeat">
+      <a:schemeClr val="lt1"/>
+    </dgm:txFillClrLst>
+    <dgm:txEffectClrLst/>
+  </dgm:styleLbl>
+  <dgm:styleLbl name="parChTrans2D4">
+    <dgm:fillClrLst meth="repeat">
+      <a:schemeClr val="accent1"/>
+    </dgm:fillClrLst>
+    <dgm:linClrLst meth="repeat">
+      <a:schemeClr val="accent1"/>
+    </dgm:linClrLst>
+    <dgm:effectClrLst/>
+    <dgm:txLinClrLst/>
+    <dgm:txFillClrLst meth="repeat">
+      <a:schemeClr val="lt1"/>
+    </dgm:txFillClrLst>
+    <dgm:txEffectClrLst/>
+  </dgm:styleLbl>
+  <dgm:styleLbl name="parChTrans1D1">
+    <dgm:fillClrLst meth="repeat">
+      <a:schemeClr val="accent1"/>
+    </dgm:fillClrLst>
+    <dgm:linClrLst meth="repeat">
+      <a:schemeClr val="accent1">
+        <a:shade val="60000"/>
+      </a:schemeClr>
+    </dgm:linClrLst>
+    <dgm:effectClrLst/>
+    <dgm:txLinClrLst/>
+    <dgm:txFillClrLst meth="repeat">
+      <a:schemeClr val="tx1"/>
+    </dgm:txFillClrLst>
+    <dgm:txEffectClrLst/>
+  </dgm:styleLbl>
+  <dgm:styleLbl name="parChTrans1D2">
+    <dgm:fillClrLst meth="repeat">
+      <a:schemeClr val="accent1"/>
+    </dgm:fillClrLst>
+    <dgm:linClrLst meth="repeat">
+      <a:schemeClr val="accent1">
+        <a:shade val="60000"/>
+      </a:schemeClr>
+    </dgm:linClrLst>
+    <dgm:effectClrLst/>
+    <dgm:txLinClrLst/>
+    <dgm:txFillClrLst meth="repeat">
+      <a:schemeClr val="tx1"/>
+    </dgm:txFillClrLst>
+    <dgm:txEffectClrLst/>
+  </dgm:styleLbl>
+  <dgm:styleLbl name="parChTrans1D3">
+    <dgm:fillClrLst meth="repeat">
+      <a:schemeClr val="accent1"/>
+    </dgm:fillClrLst>
+    <dgm:linClrLst meth="repeat">
+      <a:schemeClr val="accent1">
+        <a:shade val="80000"/>
+      </a:schemeClr>
+    </dgm:linClrLst>
+    <dgm:effectClrLst/>
+    <dgm:txLinClrLst/>
+    <dgm:txFillClrLst meth="repeat">
+      <a:schemeClr val="tx1"/>
+    </dgm:txFillClrLst>
+    <dgm:txEffectClrLst/>
+  </dgm:styleLbl>
+  <dgm:styleLbl name="parChTrans1D4">
+    <dgm:fillClrLst meth="repeat">
+      <a:schemeClr val="accent1"/>
+    </dgm:fillClrLst>
+    <dgm:linClrLst meth="repeat">
+      <a:schemeClr val="accent1">
+        <a:shade val="80000"/>
+      </a:schemeClr>
+    </dgm:linClrLst>
+    <dgm:effectClrLst/>
+    <dgm:txLinClrLst/>
+    <dgm:txFillClrLst meth="repeat">
+      <a:schemeClr val="tx1"/>
+    </dgm:txFillClrLst>
+    <dgm:txEffectClrLst/>
+  </dgm:styleLbl>
+  <dgm:styleLbl name="fgAcc1">
+    <dgm:fillClrLst meth="repeat">
+      <a:schemeClr val="lt1">
+        <a:alpha val="90000"/>
+      </a:schemeClr>
+    </dgm:fillClrLst>
+    <dgm:linClrLst meth="repeat">
+      <a:schemeClr val="accent1"/>
+    </dgm:linClrLst>
+    <dgm:effectClrLst/>
+    <dgm:txLinClrLst/>
+    <dgm:txFillClrLst meth="repeat">
+      <a:schemeClr val="dk1"/>
+    </dgm:txFillClrLst>
+    <dgm:txEffectClrLst/>
+  </dgm:styleLbl>
+  <dgm:styleLbl name="conFgAcc1">
+    <dgm:fillClrLst meth="repeat">
+      <a:schemeClr val="lt1">
+        <a:alpha val="90000"/>
+      </a:schemeClr>
+    </dgm:fillClrLst>
+    <dgm:linClrLst meth="repeat">
+      <a:schemeClr val="accent1"/>
+    </dgm:linClrLst>
+    <dgm:effectClrLst/>
+    <dgm:txLinClrLst/>
+    <dgm:txFillClrLst meth="repeat">
+      <a:schemeClr val="dk1"/>
+    </dgm:txFillClrLst>
+    <dgm:txEffectClrLst/>
+  </dgm:styleLbl>
+  <dgm:styleLbl name="alignAcc1">
+    <dgm:fillClrLst meth="repeat">
+      <a:schemeClr val="lt1">
+        <a:alpha val="90000"/>
+      </a:schemeClr>
+    </dgm:fillClrLst>
+    <dgm:linClrLst meth="repeat">
+      <a:schemeClr val="accent1"/>
+    </dgm:linClrLst>
+    <dgm:effectClrLst/>
+    <dgm:txLinClrLst/>
+    <dgm:txFillClrLst meth="repeat">
+      <a:schemeClr val="dk1"/>
+    </dgm:txFillClrLst>
+    <dgm:txEffectClrLst/>
+  </dgm:styleLbl>
+  <dgm:styleLbl name="trAlignAcc1">
+    <dgm:fillClrLst meth="repeat">
+      <a:schemeClr val="lt1">
+        <a:alpha val="40000"/>
+      </a:schemeClr>
+    </dgm:fillClrLst>
+    <dgm:linClrLst meth="repeat">
+      <a:schemeClr val="accent1"/>
+    </dgm:linClrLst>
+    <dgm:effectClrLst/>
+    <dgm:txLinClrLst/>
+    <dgm:txFillClrLst meth="repeat">
+      <a:schemeClr val="dk1"/>
+    </dgm:txFillClrLst>
+    <dgm:txEffectClrLst/>
+  </dgm:styleLbl>
+  <dgm:styleLbl name="bgAcc1">
+    <dgm:fillClrLst meth="repeat">
+      <a:schemeClr val="lt1">
+        <a:alpha val="90000"/>
+      </a:schemeClr>
+    </dgm:fillClrLst>
+    <dgm:linClrLst meth="repeat">
+      <a:schemeClr val="accent1"/>
+    </dgm:linClrLst>
+    <dgm:effectClrLst/>
+    <dgm:txLinClrLst/>
+    <dgm:txFillClrLst meth="repeat">
+      <a:schemeClr val="dk1"/>
+    </dgm:txFillClrLst>
+    <dgm:txEffectClrLst/>
+  </dgm:styleLbl>
+  <dgm:styleLbl name="solidFgAcc1">
+    <dgm:fillClrLst meth="repeat">
+      <a:schemeClr val="lt1"/>
+    </dgm:fillClrLst>
+    <dgm:linClrLst meth="repeat">
+      <a:schemeClr val="accent1"/>
+    </dgm:linClrLst>
+    <dgm:effectClrLst/>
+    <dgm:txLinClrLst/>
+    <dgm:txFillClrLst meth="repeat">
+      <a:schemeClr val="dk1"/>
+    </dgm:txFillClrLst>
+    <dgm:txEffectClrLst/>
+  </dgm:styleLbl>
+  <dgm:styleLbl name="solidAlignAcc1">
+    <dgm:fillClrLst meth="repeat">
+      <a:schemeClr val="lt1"/>
+    </dgm:fillClrLst>
+    <dgm:linClrLst meth="repeat">
+      <a:schemeClr val="accent1"/>
+    </dgm:linClrLst>
+    <dgm:effectClrLst/>
+    <dgm:txLinClrLst/>
+    <dgm:txFillClrLst meth="repeat">
+      <a:schemeClr val="dk1"/>
+    </dgm:txFillClrLst>
+    <dgm:txEffectClrLst/>
+  </dgm:styleLbl>
+  <dgm:styleLbl name="solidBgAcc1">
+    <dgm:fillClrLst meth="repeat">
+      <a:schemeClr val="lt1"/>
+    </dgm:fillClrLst>
+    <dgm:linClrLst meth="repeat">
+      <a:schemeClr val="accent1"/>
+    </dgm:linClrLst>
+    <dgm:effectClrLst/>
+    <dgm:txLinClrLst/>
+    <dgm:txFillClrLst meth="repeat">
+      <a:schemeClr val="dk1"/>
+    </dgm:txFillClrLst>
+    <dgm:txEffectClrLst/>
+  </dgm:styleLbl>
+  <dgm:styleLbl name="fgAccFollowNode1">
+    <dgm:fillClrLst meth="repeat">
+      <a:schemeClr val="accent1">
+        <a:alpha val="90000"/>
+        <a:tint val="40000"/>
+      </a:schemeClr>
+    </dgm:fillClrLst>
+    <dgm:linClrLst meth="repeat">
+      <a:schemeClr val="accent1">
+        <a:alpha val="90000"/>
+        <a:tint val="40000"/>
+      </a:schemeClr>
+    </dgm:linClrLst>
+    <dgm:effectClrLst/>
+    <dgm:txLinClrLst/>
+    <dgm:txFillClrLst meth="repeat">
+      <a:schemeClr val="dk1"/>
+    </dgm:txFillClrLst>
+    <dgm:txEffectClrLst/>
+  </dgm:styleLbl>
+  <dgm:styleLbl name="alignAccFollowNode1">
+    <dgm:fillClrLst meth="repeat">
+      <a:schemeClr val="accent1">
+        <a:alpha val="90000"/>
+        <a:tint val="40000"/>
+      </a:schemeClr>
+    </dgm:fillClrLst>
+    <dgm:linClrLst meth="repeat">
+      <a:schemeClr val="accent1">
+        <a:alpha val="90000"/>
+        <a:tint val="40000"/>
+      </a:schemeClr>
+    </dgm:linClrLst>
+    <dgm:effectClrLst/>
+    <dgm:txLinClrLst/>
+    <dgm:txFillClrLst meth="repeat">
+      <a:schemeClr val="dk1"/>
+    </dgm:txFillClrLst>
+    <dgm:txEffectClrLst/>
+  </dgm:styleLbl>
+  <dgm:styleLbl name="bgAccFollowNode1">
+    <dgm:fillClrLst meth="repeat">
+      <a:schemeClr val="accent1">
+        <a:alpha val="90000"/>
+        <a:tint val="40000"/>
+      </a:schemeClr>
+    </dgm:fillClrLst>
+    <dgm:linClrLst meth="repeat">
+      <a:schemeClr val="accent1">
+        <a:alpha val="90000"/>
+        <a:tint val="40000"/>
+      </a:schemeClr>
+    </dgm:linClrLst>
+    <dgm:effectClrLst/>
+    <dgm:txLinClrLst/>
+    <dgm:txFillClrLst meth="repeat">
+      <a:schemeClr val="dk1"/>
+    </dgm:txFillClrLst>
+    <dgm:txEffectClrLst/>
+  </dgm:styleLbl>
+  <dgm:styleLbl name="fgAcc0">
+    <dgm:fillClrLst meth="repeat">
+      <a:schemeClr val="lt1">
+        <a:alpha val="90000"/>
+      </a:schemeClr>
+    </dgm:fillClrLst>
+    <dgm:linClrLst meth="repeat">
+      <a:schemeClr val="accent1"/>
+    </dgm:linClrLst>
+    <dgm:effectClrLst/>
+    <dgm:txLinClrLst/>
+    <dgm:txFillClrLst meth="repeat">
+      <a:schemeClr val="dk1"/>
+    </dgm:txFillClrLst>
+    <dgm:txEffectClrLst/>
+  </dgm:styleLbl>
+  <dgm:styleLbl name="fgAcc2">
+    <dgm:fillClrLst meth="repeat">
+      <a:schemeClr val="lt1">
+        <a:alpha val="90000"/>
+      </a:schemeClr>
+    </dgm:fillClrLst>
+    <dgm:linClrLst meth="repeat">
+      <a:schemeClr val="accent1"/>
+    </dgm:linClrLst>
+    <dgm:effectClrLst/>
+    <dgm:txLinClrLst/>
+    <dgm:txFillClrLst meth="repeat">
+      <a:schemeClr val="dk1"/>
+    </dgm:txFillClrLst>
+    <dgm:txEffectClrLst/>
+  </dgm:styleLbl>
+  <dgm:styleLbl name="fgAcc3">
+    <dgm:fillClrLst meth="repeat">
+      <a:schemeClr val="lt1">
+        <a:alpha val="90000"/>
+      </a:schemeClr>
+    </dgm:fillClrLst>
+    <dgm:linClrLst meth="repeat">
+      <a:schemeClr val="accent1"/>
+    </dgm:linClrLst>
+    <dgm:effectClrLst/>
+    <dgm:txLinClrLst/>
+    <dgm:txFillClrLst meth="repeat">
+      <a:schemeClr val="dk1"/>
+    </dgm:txFillClrLst>
+    <dgm:txEffectClrLst/>
+  </dgm:styleLbl>
+  <dgm:styleLbl name="fgAcc4">
+    <dgm:fillClrLst meth="repeat">
+      <a:schemeClr val="lt1">
+        <a:alpha val="90000"/>
+      </a:schemeClr>
+    </dgm:fillClrLst>
+    <dgm:linClrLst meth="repeat">
+      <a:schemeClr val="accent1"/>
+    </dgm:linClrLst>
+    <dgm:effectClrLst/>
+    <dgm:txLinClrLst/>
+    <dgm:txFillClrLst meth="repeat">
+      <a:schemeClr val="dk1"/>
+    </dgm:txFillClrLst>
+    <dgm:txEffectClrLst/>
+  </dgm:styleLbl>
+  <dgm:styleLbl name="bgShp">
+    <dgm:fillClrLst meth="repeat">
+      <a:schemeClr val="accent1">
+        <a:tint val="40000"/>
+      </a:schemeClr>
+    </dgm:fillClrLst>
+    <dgm:linClrLst meth="repeat">
+      <a:schemeClr val="accent1"/>
+    </dgm:linClrLst>
+    <dgm:effectClrLst/>
+    <dgm:txLinClrLst/>
+    <dgm:txFillClrLst meth="repeat">
+      <a:schemeClr val="dk1"/>
+    </dgm:txFillClrLst>
+    <dgm:txEffectClrLst/>
+  </dgm:styleLbl>
+  <dgm:styleLbl name="dkBgShp">
+    <dgm:fillClrLst meth="repeat">
+      <a:schemeClr val="accent1">
+        <a:shade val="80000"/>
+      </a:schemeClr>
+    </dgm:fillClrLst>
+    <dgm:linClrLst meth="repeat">
+      <a:schemeClr val="accent1"/>
+    </dgm:linClrLst>
+    <dgm:effectClrLst/>
+    <dgm:txLinClrLst/>
+    <dgm:txFillClrLst meth="repeat">
+      <a:schemeClr val="lt1"/>
+    </dgm:txFillClrLst>
+    <dgm:txEffectClrLst/>
+  </dgm:styleLbl>
+  <dgm:styleLbl name="trBgShp">
+    <dgm:fillClrLst meth="repeat">
+      <a:schemeClr val="accent1">
+        <a:tint val="50000"/>
+        <a:alpha val="40000"/>
+      </a:schemeClr>
+    </dgm:fillClrLst>
+    <dgm:linClrLst meth="repeat">
+      <a:schemeClr val="accent1"/>
+    </dgm:linClrLst>
+    <dgm:effectClrLst/>
+    <dgm:txLinClrLst/>
+    <dgm:txFillClrLst meth="repeat">
+      <a:schemeClr val="lt1"/>
+    </dgm:txFillClrLst>
+    <dgm:txEffectClrLst/>
+  </dgm:styleLbl>
+  <dgm:styleLbl name="fgShp">
+    <dgm:fillClrLst meth="repeat">
+      <a:schemeClr val="accent1">
+        <a:tint val="60000"/>
+      </a:schemeClr>
+    </dgm:fillClrLst>
+    <dgm:linClrLst meth="repeat">
+      <a:schemeClr val="lt1"/>
+    </dgm:linClrLst>
+    <dgm:effectClrLst/>
+    <dgm:txLinClrLst/>
+    <dgm:txFillClrLst meth="repeat">
+      <a:schemeClr val="dk1"/>
+    </dgm:txFillClrLst>
+    <dgm:txEffectClrLst/>
+  </dgm:styleLbl>
+  <dgm:styleLbl name="revTx">
+    <dgm:fillClrLst meth="repeat">
+      <a:schemeClr val="lt1">
+        <a:alpha val="0"/>
+      </a:schemeClr>
+    </dgm:fillClrLst>
+    <dgm:linClrLst meth="repeat">
+      <a:schemeClr val="dk1">
+        <a:alpha val="0"/>
+      </a:schemeClr>
+    </dgm:linClrLst>
+    <dgm:effectClrLst/>
+    <dgm:txLinClrLst/>
+    <dgm:txFillClrLst meth="repeat">
+      <a:schemeClr val="tx1"/>
+    </dgm:txFillClrLst>
+    <dgm:txEffectClrLst/>
+  </dgm:styleLbl>
+  <dgm:styleLbl name="revTxLt">
+    <dgm:fillClrLst meth="repeat">
+      <a:schemeClr val="lt1">
+        <a:alpha val="0"/>
+      </a:schemeClr>
+    </dgm:fillClrLst>
+    <dgm:linClrLst meth="repeat">
+      <a:schemeClr val="dk1">
+        <a:alpha val="0"/>
+      </a:schemeClr>
+    </dgm:linClrLst>
+    <dgm:effectClrLst/>
+    <dgm:txLinClrLst/>
+    <dgm:txFillClrLst/>
+    <dgm:txEffectClrLst/>
+  </dgm:styleLbl>
+</dgm:colorsDef>
+</file>
+
+<file path=word/diagrams/colors4.xml><?xml version="1.0" encoding="utf-8"?>
 <dgm:colorsDef xmlns:dgm="http://schemas.openxmlformats.org/drawingml/2006/diagram" xmlns:a="http://schemas.openxmlformats.org/drawingml/2006/main" uniqueId="urn:microsoft.com/office/officeart/2005/8/colors/accent1_2">
   <dgm:title val=""/>
   <dgm:desc val=""/>
@@ -12492,6 +14601,602 @@
   <dgm:extLst>
     <a:ext uri="http://schemas.microsoft.com/office/drawing/2008/diagram">
       <dsp:dataModelExt xmlns:dsp="http://schemas.microsoft.com/office/drawing/2008/diagram" relId="rId20" minVer="http://schemas.openxmlformats.org/drawingml/2006/diagram"/>
+    </a:ext>
+  </dgm:extLst>
+</dgm:dataModel>
+</file>
+
+<file path=word/diagrams/data4.xml><?xml version="1.0" encoding="utf-8"?>
+<dgm:dataModel xmlns:dgm="http://schemas.openxmlformats.org/drawingml/2006/diagram" xmlns:a="http://schemas.openxmlformats.org/drawingml/2006/main">
+  <dgm:ptLst>
+    <dgm:pt modelId="{47A90E81-BD10-4373-9382-49C921028069}" type="doc">
+      <dgm:prSet loTypeId="urn:microsoft.com/office/officeart/2005/8/layout/hierarchy6" loCatId="hierarchy" qsTypeId="urn:microsoft.com/office/officeart/2005/8/quickstyle/simple1" qsCatId="simple" csTypeId="urn:microsoft.com/office/officeart/2005/8/colors/accent1_2" csCatId="accent1"/>
+      <dgm:spPr/>
+      <dgm:t>
+        <a:bodyPr/>
+        <a:lstStyle/>
+        <a:p>
+          <a:endParaRPr lang="en-IN"/>
+        </a:p>
+      </dgm:t>
+    </dgm:pt>
+    <dgm:pt modelId="{E7B7F867-7FF6-4CEC-896A-82ADF9663E7D}">
+      <dgm:prSet/>
+      <dgm:spPr/>
+      <dgm:t>
+        <a:bodyPr/>
+        <a:lstStyle/>
+        <a:p>
+          <a:r>
+            <a:rPr lang="en-US"/>
+            <a:t>Foreign Exchange Transaction</a:t>
+          </a:r>
+          <a:endParaRPr lang="en-IN"/>
+        </a:p>
+      </dgm:t>
+    </dgm:pt>
+    <dgm:pt modelId="{FA501630-30E6-4F1E-832D-786F66327833}" type="parTrans" cxnId="{E7B47C28-1914-4229-9812-90DC06579202}">
+      <dgm:prSet/>
+      <dgm:spPr/>
+      <dgm:t>
+        <a:bodyPr/>
+        <a:lstStyle/>
+        <a:p>
+          <a:endParaRPr lang="en-IN"/>
+        </a:p>
+      </dgm:t>
+    </dgm:pt>
+    <dgm:pt modelId="{DA0B2091-A3D6-44AC-AC47-C11A8E850028}" type="sibTrans" cxnId="{E7B47C28-1914-4229-9812-90DC06579202}">
+      <dgm:prSet/>
+      <dgm:spPr/>
+      <dgm:t>
+        <a:bodyPr/>
+        <a:lstStyle/>
+        <a:p>
+          <a:endParaRPr lang="en-IN"/>
+        </a:p>
+      </dgm:t>
+    </dgm:pt>
+    <dgm:pt modelId="{F7D23A49-14AC-4F29-B9FB-3F6AC89E370B}">
+      <dgm:prSet/>
+      <dgm:spPr/>
+      <dgm:t>
+        <a:bodyPr/>
+        <a:lstStyle/>
+        <a:p>
+          <a:r>
+            <a:rPr lang="en-US"/>
+            <a:t>Purchase</a:t>
+          </a:r>
+          <a:endParaRPr lang="en-IN"/>
+        </a:p>
+      </dgm:t>
+    </dgm:pt>
+    <dgm:pt modelId="{90BCE3DA-96E1-4940-86B1-7CB993646F0D}" type="parTrans" cxnId="{640C0DBE-3B29-43D3-95CD-5A8C0DA17DDC}">
+      <dgm:prSet/>
+      <dgm:spPr/>
+      <dgm:t>
+        <a:bodyPr/>
+        <a:lstStyle/>
+        <a:p>
+          <a:endParaRPr lang="en-IN"/>
+        </a:p>
+      </dgm:t>
+    </dgm:pt>
+    <dgm:pt modelId="{473C4757-71DA-4007-8286-226C6F475BD4}" type="sibTrans" cxnId="{640C0DBE-3B29-43D3-95CD-5A8C0DA17DDC}">
+      <dgm:prSet/>
+      <dgm:spPr/>
+      <dgm:t>
+        <a:bodyPr/>
+        <a:lstStyle/>
+        <a:p>
+          <a:endParaRPr lang="en-IN"/>
+        </a:p>
+      </dgm:t>
+    </dgm:pt>
+    <dgm:pt modelId="{92F4036A-5BAB-4A45-B071-D860129FE621}">
+      <dgm:prSet/>
+      <dgm:spPr/>
+      <dgm:t>
+        <a:bodyPr/>
+        <a:lstStyle/>
+        <a:p>
+          <a:r>
+            <a:rPr lang="en-US"/>
+            <a:t>Bank</a:t>
+          </a:r>
+          <a:endParaRPr lang="en-IN"/>
+        </a:p>
+      </dgm:t>
+    </dgm:pt>
+    <dgm:pt modelId="{A1AEF454-FCB4-4703-A497-295443050373}" type="parTrans" cxnId="{4EA56DA4-CFE5-4296-B16E-45DFE3CC19B8}">
+      <dgm:prSet/>
+      <dgm:spPr/>
+      <dgm:t>
+        <a:bodyPr/>
+        <a:lstStyle/>
+        <a:p>
+          <a:endParaRPr lang="en-IN"/>
+        </a:p>
+      </dgm:t>
+    </dgm:pt>
+    <dgm:pt modelId="{90C289B2-F9F8-4BC1-B7AB-13B3DF500621}" type="sibTrans" cxnId="{4EA56DA4-CFE5-4296-B16E-45DFE3CC19B8}">
+      <dgm:prSet/>
+      <dgm:spPr/>
+      <dgm:t>
+        <a:bodyPr/>
+        <a:lstStyle/>
+        <a:p>
+          <a:endParaRPr lang="en-IN"/>
+        </a:p>
+      </dgm:t>
+    </dgm:pt>
+    <dgm:pt modelId="{627ADB43-8F5A-4210-97C0-CA9F206FC4F5}">
+      <dgm:prSet/>
+      <dgm:spPr/>
+      <dgm:t>
+        <a:bodyPr/>
+        <a:lstStyle/>
+        <a:p>
+          <a:r>
+            <a:rPr lang="en-US"/>
+            <a:t>Acquire foreign currency</a:t>
+          </a:r>
+          <a:endParaRPr lang="en-IN"/>
+        </a:p>
+      </dgm:t>
+    </dgm:pt>
+    <dgm:pt modelId="{3D436196-8E25-4EF2-AE03-21825ACDFB8B}" type="parTrans" cxnId="{B86C4683-A034-4FFF-B79B-F12E294BCA6A}">
+      <dgm:prSet/>
+      <dgm:spPr/>
+      <dgm:t>
+        <a:bodyPr/>
+        <a:lstStyle/>
+        <a:p>
+          <a:endParaRPr lang="en-IN"/>
+        </a:p>
+      </dgm:t>
+    </dgm:pt>
+    <dgm:pt modelId="{B2DEAB56-8315-4F77-85B7-51AA21E95395}" type="sibTrans" cxnId="{B86C4683-A034-4FFF-B79B-F12E294BCA6A}">
+      <dgm:prSet/>
+      <dgm:spPr/>
+      <dgm:t>
+        <a:bodyPr/>
+        <a:lstStyle/>
+        <a:p>
+          <a:endParaRPr lang="en-IN"/>
+        </a:p>
+      </dgm:t>
+    </dgm:pt>
+    <dgm:pt modelId="{EACDD081-395B-4F67-AD02-E6513FBC7762}">
+      <dgm:prSet/>
+      <dgm:spPr/>
+      <dgm:t>
+        <a:bodyPr/>
+        <a:lstStyle/>
+        <a:p>
+          <a:r>
+            <a:rPr lang="en-US"/>
+            <a:t>Parts with home currency</a:t>
+          </a:r>
+          <a:endParaRPr lang="en-IN"/>
+        </a:p>
+      </dgm:t>
+    </dgm:pt>
+    <dgm:pt modelId="{D9187173-FFF2-4497-B925-165E697ED58F}" type="parTrans" cxnId="{8DC3ECF9-2A5B-44D3-BB39-DDF9F64142FE}">
+      <dgm:prSet/>
+      <dgm:spPr/>
+      <dgm:t>
+        <a:bodyPr/>
+        <a:lstStyle/>
+        <a:p>
+          <a:endParaRPr lang="en-IN"/>
+        </a:p>
+      </dgm:t>
+    </dgm:pt>
+    <dgm:pt modelId="{B23B128D-D1F3-4CF1-A36D-83A3048D0722}" type="sibTrans" cxnId="{8DC3ECF9-2A5B-44D3-BB39-DDF9F64142FE}">
+      <dgm:prSet/>
+      <dgm:spPr/>
+      <dgm:t>
+        <a:bodyPr/>
+        <a:lstStyle/>
+        <a:p>
+          <a:endParaRPr lang="en-IN"/>
+        </a:p>
+      </dgm:t>
+    </dgm:pt>
+    <dgm:pt modelId="{657C7040-0632-4D7F-AC3A-06A1EA743887}">
+      <dgm:prSet/>
+      <dgm:spPr/>
+      <dgm:t>
+        <a:bodyPr/>
+        <a:lstStyle/>
+        <a:p>
+          <a:r>
+            <a:rPr lang="en-US"/>
+            <a:t>Sale</a:t>
+          </a:r>
+          <a:endParaRPr lang="en-IN"/>
+        </a:p>
+      </dgm:t>
+    </dgm:pt>
+    <dgm:pt modelId="{69DEF79E-7F4F-4FFE-9B85-F83A8FCD077F}" type="parTrans" cxnId="{EC4A913C-7267-41AD-91AC-BF8CE84F5439}">
+      <dgm:prSet/>
+      <dgm:spPr/>
+      <dgm:t>
+        <a:bodyPr/>
+        <a:lstStyle/>
+        <a:p>
+          <a:endParaRPr lang="en-IN"/>
+        </a:p>
+      </dgm:t>
+    </dgm:pt>
+    <dgm:pt modelId="{7DE72358-53CC-4879-BDCE-C242D106C1ED}" type="sibTrans" cxnId="{EC4A913C-7267-41AD-91AC-BF8CE84F5439}">
+      <dgm:prSet/>
+      <dgm:spPr/>
+      <dgm:t>
+        <a:bodyPr/>
+        <a:lstStyle/>
+        <a:p>
+          <a:endParaRPr lang="en-IN"/>
+        </a:p>
+      </dgm:t>
+    </dgm:pt>
+    <dgm:pt modelId="{42C59375-4077-40F9-AC60-DEA83C2696BB}">
+      <dgm:prSet/>
+      <dgm:spPr/>
+      <dgm:t>
+        <a:bodyPr/>
+        <a:lstStyle/>
+        <a:p>
+          <a:r>
+            <a:rPr lang="en-IN"/>
+            <a:t>Bank</a:t>
+          </a:r>
+        </a:p>
+      </dgm:t>
+    </dgm:pt>
+    <dgm:pt modelId="{E2517FCC-D461-4671-A80F-6A588900EB18}" type="parTrans" cxnId="{D3A62ABE-3A40-4B25-8FB0-CF52F530BC01}">
+      <dgm:prSet/>
+      <dgm:spPr/>
+      <dgm:t>
+        <a:bodyPr/>
+        <a:lstStyle/>
+        <a:p>
+          <a:endParaRPr lang="en-IN"/>
+        </a:p>
+      </dgm:t>
+    </dgm:pt>
+    <dgm:pt modelId="{DC1DCBE0-87DF-42D8-A074-1FB96BEA2716}" type="sibTrans" cxnId="{D3A62ABE-3A40-4B25-8FB0-CF52F530BC01}">
+      <dgm:prSet/>
+      <dgm:spPr/>
+      <dgm:t>
+        <a:bodyPr/>
+        <a:lstStyle/>
+        <a:p>
+          <a:endParaRPr lang="en-IN"/>
+        </a:p>
+      </dgm:t>
+    </dgm:pt>
+    <dgm:pt modelId="{42F695D2-B8BB-409B-A98F-9A73FDB3079B}">
+      <dgm:prSet/>
+      <dgm:spPr/>
+      <dgm:t>
+        <a:bodyPr/>
+        <a:lstStyle/>
+        <a:p>
+          <a:r>
+            <a:rPr lang="en-IN"/>
+            <a:t>Acquires home currency</a:t>
+          </a:r>
+        </a:p>
+      </dgm:t>
+    </dgm:pt>
+    <dgm:pt modelId="{1BF5A278-56B3-4FB2-A583-1173CD217169}" type="parTrans" cxnId="{0A8B7C19-969C-4939-A466-E8281A4CB175}">
+      <dgm:prSet/>
+      <dgm:spPr/>
+      <dgm:t>
+        <a:bodyPr/>
+        <a:lstStyle/>
+        <a:p>
+          <a:endParaRPr lang="en-IN"/>
+        </a:p>
+      </dgm:t>
+    </dgm:pt>
+    <dgm:pt modelId="{34348950-9F1B-45D8-BD3B-3EB78A3F10BD}" type="sibTrans" cxnId="{0A8B7C19-969C-4939-A466-E8281A4CB175}">
+      <dgm:prSet/>
+      <dgm:spPr/>
+      <dgm:t>
+        <a:bodyPr/>
+        <a:lstStyle/>
+        <a:p>
+          <a:endParaRPr lang="en-IN"/>
+        </a:p>
+      </dgm:t>
+    </dgm:pt>
+    <dgm:pt modelId="{9330B9A7-40AE-4635-9330-76A94E53D43D}">
+      <dgm:prSet/>
+      <dgm:spPr/>
+      <dgm:t>
+        <a:bodyPr/>
+        <a:lstStyle/>
+        <a:p>
+          <a:r>
+            <a:rPr lang="en-IN"/>
+            <a:t>Parts with foreign currency</a:t>
+          </a:r>
+        </a:p>
+      </dgm:t>
+    </dgm:pt>
+    <dgm:pt modelId="{FDAF504A-9BE4-4146-8078-0ADC7FD1FDEE}" type="parTrans" cxnId="{1529CD7F-41E3-44E4-A422-5A11C2EE2C04}">
+      <dgm:prSet/>
+      <dgm:spPr/>
+      <dgm:t>
+        <a:bodyPr/>
+        <a:lstStyle/>
+        <a:p>
+          <a:endParaRPr lang="en-IN"/>
+        </a:p>
+      </dgm:t>
+    </dgm:pt>
+    <dgm:pt modelId="{5AB8365C-827B-4006-999A-533107360428}" type="sibTrans" cxnId="{1529CD7F-41E3-44E4-A422-5A11C2EE2C04}">
+      <dgm:prSet/>
+      <dgm:spPr/>
+      <dgm:t>
+        <a:bodyPr/>
+        <a:lstStyle/>
+        <a:p>
+          <a:endParaRPr lang="en-IN"/>
+        </a:p>
+      </dgm:t>
+    </dgm:pt>
+    <dgm:pt modelId="{30BCD969-D1A7-4AC0-9658-50031CCDA978}" type="pres">
+      <dgm:prSet presAssocID="{47A90E81-BD10-4373-9382-49C921028069}" presName="mainComposite" presStyleCnt="0">
+        <dgm:presLayoutVars>
+          <dgm:chPref val="1"/>
+          <dgm:dir/>
+          <dgm:animOne val="branch"/>
+          <dgm:animLvl val="lvl"/>
+          <dgm:resizeHandles val="exact"/>
+        </dgm:presLayoutVars>
+      </dgm:prSet>
+      <dgm:spPr/>
+    </dgm:pt>
+    <dgm:pt modelId="{714D63A2-869E-4E7B-85D4-7AA276E12178}" type="pres">
+      <dgm:prSet presAssocID="{47A90E81-BD10-4373-9382-49C921028069}" presName="hierFlow" presStyleCnt="0"/>
+      <dgm:spPr/>
+    </dgm:pt>
+    <dgm:pt modelId="{26B13BFE-37E8-4A27-A751-6609C0E77207}" type="pres">
+      <dgm:prSet presAssocID="{47A90E81-BD10-4373-9382-49C921028069}" presName="hierChild1" presStyleCnt="0">
+        <dgm:presLayoutVars>
+          <dgm:chPref val="1"/>
+          <dgm:animOne val="branch"/>
+          <dgm:animLvl val="lvl"/>
+        </dgm:presLayoutVars>
+      </dgm:prSet>
+      <dgm:spPr/>
+    </dgm:pt>
+    <dgm:pt modelId="{B6D1815C-63C3-4506-AC2E-FADB1452D71E}" type="pres">
+      <dgm:prSet presAssocID="{E7B7F867-7FF6-4CEC-896A-82ADF9663E7D}" presName="Name14" presStyleCnt="0"/>
+      <dgm:spPr/>
+    </dgm:pt>
+    <dgm:pt modelId="{5E5650B7-DFEF-4166-8C32-1A3C791A274D}" type="pres">
+      <dgm:prSet presAssocID="{E7B7F867-7FF6-4CEC-896A-82ADF9663E7D}" presName="level1Shape" presStyleLbl="node0" presStyleIdx="0" presStyleCnt="1">
+        <dgm:presLayoutVars>
+          <dgm:chPref val="3"/>
+        </dgm:presLayoutVars>
+      </dgm:prSet>
+      <dgm:spPr/>
+    </dgm:pt>
+    <dgm:pt modelId="{B6499031-36D3-4456-9B0C-415608ED3A1D}" type="pres">
+      <dgm:prSet presAssocID="{E7B7F867-7FF6-4CEC-896A-82ADF9663E7D}" presName="hierChild2" presStyleCnt="0"/>
+      <dgm:spPr/>
+    </dgm:pt>
+    <dgm:pt modelId="{C605119D-0E29-4263-B81D-A2F18FA04673}" type="pres">
+      <dgm:prSet presAssocID="{90BCE3DA-96E1-4940-86B1-7CB993646F0D}" presName="Name19" presStyleLbl="parChTrans1D2" presStyleIdx="0" presStyleCnt="2"/>
+      <dgm:spPr/>
+    </dgm:pt>
+    <dgm:pt modelId="{D53A13AA-62A3-4D84-83E7-1062649FB9F7}" type="pres">
+      <dgm:prSet presAssocID="{F7D23A49-14AC-4F29-B9FB-3F6AC89E370B}" presName="Name21" presStyleCnt="0"/>
+      <dgm:spPr/>
+    </dgm:pt>
+    <dgm:pt modelId="{A27C0B5F-1B35-4FDF-B3DD-81A16BBF72E6}" type="pres">
+      <dgm:prSet presAssocID="{F7D23A49-14AC-4F29-B9FB-3F6AC89E370B}" presName="level2Shape" presStyleLbl="node2" presStyleIdx="0" presStyleCnt="2"/>
+      <dgm:spPr/>
+    </dgm:pt>
+    <dgm:pt modelId="{68C5C17D-D186-4E86-8C1B-E3278E3BDCDD}" type="pres">
+      <dgm:prSet presAssocID="{F7D23A49-14AC-4F29-B9FB-3F6AC89E370B}" presName="hierChild3" presStyleCnt="0"/>
+      <dgm:spPr/>
+    </dgm:pt>
+    <dgm:pt modelId="{71BAECCD-0DC9-44C6-858C-8AC000D89EAA}" type="pres">
+      <dgm:prSet presAssocID="{A1AEF454-FCB4-4703-A497-295443050373}" presName="Name19" presStyleLbl="parChTrans1D3" presStyleIdx="0" presStyleCnt="2"/>
+      <dgm:spPr/>
+    </dgm:pt>
+    <dgm:pt modelId="{1433E300-3288-4BAE-BF05-7405B6631014}" type="pres">
+      <dgm:prSet presAssocID="{92F4036A-5BAB-4A45-B071-D860129FE621}" presName="Name21" presStyleCnt="0"/>
+      <dgm:spPr/>
+    </dgm:pt>
+    <dgm:pt modelId="{25849AFF-9B2F-433A-9B33-4F8C2FBCB46E}" type="pres">
+      <dgm:prSet presAssocID="{92F4036A-5BAB-4A45-B071-D860129FE621}" presName="level2Shape" presStyleLbl="node3" presStyleIdx="0" presStyleCnt="2"/>
+      <dgm:spPr/>
+    </dgm:pt>
+    <dgm:pt modelId="{0B4DB08A-B1DF-46A9-A121-FDBF704D6154}" type="pres">
+      <dgm:prSet presAssocID="{92F4036A-5BAB-4A45-B071-D860129FE621}" presName="hierChild3" presStyleCnt="0"/>
+      <dgm:spPr/>
+    </dgm:pt>
+    <dgm:pt modelId="{F778F9EA-946B-4251-BC46-412BA30A9242}" type="pres">
+      <dgm:prSet presAssocID="{3D436196-8E25-4EF2-AE03-21825ACDFB8B}" presName="Name19" presStyleLbl="parChTrans1D4" presStyleIdx="0" presStyleCnt="4"/>
+      <dgm:spPr/>
+    </dgm:pt>
+    <dgm:pt modelId="{F178222C-E855-4865-A024-DFFE0E5EBE8F}" type="pres">
+      <dgm:prSet presAssocID="{627ADB43-8F5A-4210-97C0-CA9F206FC4F5}" presName="Name21" presStyleCnt="0"/>
+      <dgm:spPr/>
+    </dgm:pt>
+    <dgm:pt modelId="{CEB0A55A-E4EC-4B02-AEB8-D59AD3AA0A2F}" type="pres">
+      <dgm:prSet presAssocID="{627ADB43-8F5A-4210-97C0-CA9F206FC4F5}" presName="level2Shape" presStyleLbl="node4" presStyleIdx="0" presStyleCnt="4"/>
+      <dgm:spPr/>
+    </dgm:pt>
+    <dgm:pt modelId="{530E957B-9C8A-42D4-ADC2-B8B1E1D7AF1E}" type="pres">
+      <dgm:prSet presAssocID="{627ADB43-8F5A-4210-97C0-CA9F206FC4F5}" presName="hierChild3" presStyleCnt="0"/>
+      <dgm:spPr/>
+    </dgm:pt>
+    <dgm:pt modelId="{DCF9B639-5E8A-4CAB-98FE-EC38560BE586}" type="pres">
+      <dgm:prSet presAssocID="{D9187173-FFF2-4497-B925-165E697ED58F}" presName="Name19" presStyleLbl="parChTrans1D4" presStyleIdx="1" presStyleCnt="4"/>
+      <dgm:spPr/>
+    </dgm:pt>
+    <dgm:pt modelId="{EB27D330-DD56-4843-B123-11E1FB57896F}" type="pres">
+      <dgm:prSet presAssocID="{EACDD081-395B-4F67-AD02-E6513FBC7762}" presName="Name21" presStyleCnt="0"/>
+      <dgm:spPr/>
+    </dgm:pt>
+    <dgm:pt modelId="{85E21829-9948-4EDD-984C-21FC8AC3E329}" type="pres">
+      <dgm:prSet presAssocID="{EACDD081-395B-4F67-AD02-E6513FBC7762}" presName="level2Shape" presStyleLbl="node4" presStyleIdx="1" presStyleCnt="4"/>
+      <dgm:spPr/>
+    </dgm:pt>
+    <dgm:pt modelId="{E473FDD5-7953-452B-99E8-242C83AB18B8}" type="pres">
+      <dgm:prSet presAssocID="{EACDD081-395B-4F67-AD02-E6513FBC7762}" presName="hierChild3" presStyleCnt="0"/>
+      <dgm:spPr/>
+    </dgm:pt>
+    <dgm:pt modelId="{5C6F12B0-5C65-4E57-8479-3AB153E2E20A}" type="pres">
+      <dgm:prSet presAssocID="{69DEF79E-7F4F-4FFE-9B85-F83A8FCD077F}" presName="Name19" presStyleLbl="parChTrans1D2" presStyleIdx="1" presStyleCnt="2"/>
+      <dgm:spPr/>
+    </dgm:pt>
+    <dgm:pt modelId="{D0D6B5A1-5634-49BA-A5A8-AD40812B8709}" type="pres">
+      <dgm:prSet presAssocID="{657C7040-0632-4D7F-AC3A-06A1EA743887}" presName="Name21" presStyleCnt="0"/>
+      <dgm:spPr/>
+    </dgm:pt>
+    <dgm:pt modelId="{DAA679B2-F94B-42C8-8056-DE7772A8F417}" type="pres">
+      <dgm:prSet presAssocID="{657C7040-0632-4D7F-AC3A-06A1EA743887}" presName="level2Shape" presStyleLbl="node2" presStyleIdx="1" presStyleCnt="2"/>
+      <dgm:spPr/>
+    </dgm:pt>
+    <dgm:pt modelId="{A7A394C7-30D5-4984-AD79-D8C8518084F4}" type="pres">
+      <dgm:prSet presAssocID="{657C7040-0632-4D7F-AC3A-06A1EA743887}" presName="hierChild3" presStyleCnt="0"/>
+      <dgm:spPr/>
+    </dgm:pt>
+    <dgm:pt modelId="{7CA935A3-1EF1-47C5-B030-E91F58BE8C8C}" type="pres">
+      <dgm:prSet presAssocID="{E2517FCC-D461-4671-A80F-6A588900EB18}" presName="Name19" presStyleLbl="parChTrans1D3" presStyleIdx="1" presStyleCnt="2"/>
+      <dgm:spPr/>
+    </dgm:pt>
+    <dgm:pt modelId="{5CB9ED7B-C25F-4166-9C00-93F72896F9A4}" type="pres">
+      <dgm:prSet presAssocID="{42C59375-4077-40F9-AC60-DEA83C2696BB}" presName="Name21" presStyleCnt="0"/>
+      <dgm:spPr/>
+    </dgm:pt>
+    <dgm:pt modelId="{B4E646F7-DA3D-4C53-84BD-2794C8EBB878}" type="pres">
+      <dgm:prSet presAssocID="{42C59375-4077-40F9-AC60-DEA83C2696BB}" presName="level2Shape" presStyleLbl="node3" presStyleIdx="1" presStyleCnt="2"/>
+      <dgm:spPr/>
+    </dgm:pt>
+    <dgm:pt modelId="{ADBB4696-0BA2-481B-B31E-7DF65DE0C52A}" type="pres">
+      <dgm:prSet presAssocID="{42C59375-4077-40F9-AC60-DEA83C2696BB}" presName="hierChild3" presStyleCnt="0"/>
+      <dgm:spPr/>
+    </dgm:pt>
+    <dgm:pt modelId="{FECB9DFD-12D4-4A4E-88C1-5D22E18532E9}" type="pres">
+      <dgm:prSet presAssocID="{1BF5A278-56B3-4FB2-A583-1173CD217169}" presName="Name19" presStyleLbl="parChTrans1D4" presStyleIdx="2" presStyleCnt="4"/>
+      <dgm:spPr/>
+    </dgm:pt>
+    <dgm:pt modelId="{387D829C-8FEC-417C-A3BA-8669F46C773E}" type="pres">
+      <dgm:prSet presAssocID="{42F695D2-B8BB-409B-A98F-9A73FDB3079B}" presName="Name21" presStyleCnt="0"/>
+      <dgm:spPr/>
+    </dgm:pt>
+    <dgm:pt modelId="{AD891F26-980D-4EDE-A996-5C9150DB9085}" type="pres">
+      <dgm:prSet presAssocID="{42F695D2-B8BB-409B-A98F-9A73FDB3079B}" presName="level2Shape" presStyleLbl="node4" presStyleIdx="2" presStyleCnt="4"/>
+      <dgm:spPr/>
+    </dgm:pt>
+    <dgm:pt modelId="{45CE92C2-9325-4F8B-AAC9-2132012529B1}" type="pres">
+      <dgm:prSet presAssocID="{42F695D2-B8BB-409B-A98F-9A73FDB3079B}" presName="hierChild3" presStyleCnt="0"/>
+      <dgm:spPr/>
+    </dgm:pt>
+    <dgm:pt modelId="{90F6AD8D-DD82-42BB-8D1C-DFFEDFDCF91F}" type="pres">
+      <dgm:prSet presAssocID="{FDAF504A-9BE4-4146-8078-0ADC7FD1FDEE}" presName="Name19" presStyleLbl="parChTrans1D4" presStyleIdx="3" presStyleCnt="4"/>
+      <dgm:spPr/>
+    </dgm:pt>
+    <dgm:pt modelId="{CBC3ECF6-2BCA-4238-88C0-615AEC035A84}" type="pres">
+      <dgm:prSet presAssocID="{9330B9A7-40AE-4635-9330-76A94E53D43D}" presName="Name21" presStyleCnt="0"/>
+      <dgm:spPr/>
+    </dgm:pt>
+    <dgm:pt modelId="{5FB0696C-312D-493D-AA15-AA61608CD5FE}" type="pres">
+      <dgm:prSet presAssocID="{9330B9A7-40AE-4635-9330-76A94E53D43D}" presName="level2Shape" presStyleLbl="node4" presStyleIdx="3" presStyleCnt="4"/>
+      <dgm:spPr/>
+    </dgm:pt>
+    <dgm:pt modelId="{4B87117F-3402-4265-AA73-A1DDD5D66D7F}" type="pres">
+      <dgm:prSet presAssocID="{9330B9A7-40AE-4635-9330-76A94E53D43D}" presName="hierChild3" presStyleCnt="0"/>
+      <dgm:spPr/>
+    </dgm:pt>
+    <dgm:pt modelId="{ACC73440-D155-4374-8EC1-C5B0D50E9649}" type="pres">
+      <dgm:prSet presAssocID="{47A90E81-BD10-4373-9382-49C921028069}" presName="bgShapesFlow" presStyleCnt="0"/>
+      <dgm:spPr/>
+    </dgm:pt>
+  </dgm:ptLst>
+  <dgm:cxnLst>
+    <dgm:cxn modelId="{E597D605-CD99-41D3-860A-A86E83403B6D}" type="presOf" srcId="{A1AEF454-FCB4-4703-A497-295443050373}" destId="{71BAECCD-0DC9-44C6-858C-8AC000D89EAA}" srcOrd="0" destOrd="0" presId="urn:microsoft.com/office/officeart/2005/8/layout/hierarchy6"/>
+    <dgm:cxn modelId="{0A8B7C19-969C-4939-A466-E8281A4CB175}" srcId="{42C59375-4077-40F9-AC60-DEA83C2696BB}" destId="{42F695D2-B8BB-409B-A98F-9A73FDB3079B}" srcOrd="0" destOrd="0" parTransId="{1BF5A278-56B3-4FB2-A583-1173CD217169}" sibTransId="{34348950-9F1B-45D8-BD3B-3EB78A3F10BD}"/>
+    <dgm:cxn modelId="{0057F21D-C739-4EB5-BCF7-F2CE92B3263F}" type="presOf" srcId="{D9187173-FFF2-4497-B925-165E697ED58F}" destId="{DCF9B639-5E8A-4CAB-98FE-EC38560BE586}" srcOrd="0" destOrd="0" presId="urn:microsoft.com/office/officeart/2005/8/layout/hierarchy6"/>
+    <dgm:cxn modelId="{2E1DFC24-49D9-46CB-B135-66828044149F}" type="presOf" srcId="{EACDD081-395B-4F67-AD02-E6513FBC7762}" destId="{85E21829-9948-4EDD-984C-21FC8AC3E329}" srcOrd="0" destOrd="0" presId="urn:microsoft.com/office/officeart/2005/8/layout/hierarchy6"/>
+    <dgm:cxn modelId="{E7B47C28-1914-4229-9812-90DC06579202}" srcId="{47A90E81-BD10-4373-9382-49C921028069}" destId="{E7B7F867-7FF6-4CEC-896A-82ADF9663E7D}" srcOrd="0" destOrd="0" parTransId="{FA501630-30E6-4F1E-832D-786F66327833}" sibTransId="{DA0B2091-A3D6-44AC-AC47-C11A8E850028}"/>
+    <dgm:cxn modelId="{A15CA335-B44A-4567-880B-2C302694338A}" type="presOf" srcId="{47A90E81-BD10-4373-9382-49C921028069}" destId="{30BCD969-D1A7-4AC0-9658-50031CCDA978}" srcOrd="0" destOrd="0" presId="urn:microsoft.com/office/officeart/2005/8/layout/hierarchy6"/>
+    <dgm:cxn modelId="{EC4A913C-7267-41AD-91AC-BF8CE84F5439}" srcId="{E7B7F867-7FF6-4CEC-896A-82ADF9663E7D}" destId="{657C7040-0632-4D7F-AC3A-06A1EA743887}" srcOrd="1" destOrd="0" parTransId="{69DEF79E-7F4F-4FFE-9B85-F83A8FCD077F}" sibTransId="{7DE72358-53CC-4879-BDCE-C242D106C1ED}"/>
+    <dgm:cxn modelId="{C8BEF55C-8D00-4781-977D-3C86AAF47A82}" type="presOf" srcId="{1BF5A278-56B3-4FB2-A583-1173CD217169}" destId="{FECB9DFD-12D4-4A4E-88C1-5D22E18532E9}" srcOrd="0" destOrd="0" presId="urn:microsoft.com/office/officeart/2005/8/layout/hierarchy6"/>
+    <dgm:cxn modelId="{55F72643-187A-4D00-9149-15C28AA79E4A}" type="presOf" srcId="{3D436196-8E25-4EF2-AE03-21825ACDFB8B}" destId="{F778F9EA-946B-4251-BC46-412BA30A9242}" srcOrd="0" destOrd="0" presId="urn:microsoft.com/office/officeart/2005/8/layout/hierarchy6"/>
+    <dgm:cxn modelId="{7A407D6D-BBD4-4C2C-8F6C-17871087ACA1}" type="presOf" srcId="{42F695D2-B8BB-409B-A98F-9A73FDB3079B}" destId="{AD891F26-980D-4EDE-A996-5C9150DB9085}" srcOrd="0" destOrd="0" presId="urn:microsoft.com/office/officeart/2005/8/layout/hierarchy6"/>
+    <dgm:cxn modelId="{2DC06375-1B2A-44E4-92E4-B52A40E59856}" type="presOf" srcId="{FDAF504A-9BE4-4146-8078-0ADC7FD1FDEE}" destId="{90F6AD8D-DD82-42BB-8D1C-DFFEDFDCF91F}" srcOrd="0" destOrd="0" presId="urn:microsoft.com/office/officeart/2005/8/layout/hierarchy6"/>
+    <dgm:cxn modelId="{7CB57575-F3D8-44A6-AB02-CE62E20B95C6}" type="presOf" srcId="{9330B9A7-40AE-4635-9330-76A94E53D43D}" destId="{5FB0696C-312D-493D-AA15-AA61608CD5FE}" srcOrd="0" destOrd="0" presId="urn:microsoft.com/office/officeart/2005/8/layout/hierarchy6"/>
+    <dgm:cxn modelId="{1529CD7F-41E3-44E4-A422-5A11C2EE2C04}" srcId="{42C59375-4077-40F9-AC60-DEA83C2696BB}" destId="{9330B9A7-40AE-4635-9330-76A94E53D43D}" srcOrd="1" destOrd="0" parTransId="{FDAF504A-9BE4-4146-8078-0ADC7FD1FDEE}" sibTransId="{5AB8365C-827B-4006-999A-533107360428}"/>
+    <dgm:cxn modelId="{B86C4683-A034-4FFF-B79B-F12E294BCA6A}" srcId="{92F4036A-5BAB-4A45-B071-D860129FE621}" destId="{627ADB43-8F5A-4210-97C0-CA9F206FC4F5}" srcOrd="0" destOrd="0" parTransId="{3D436196-8E25-4EF2-AE03-21825ACDFB8B}" sibTransId="{B2DEAB56-8315-4F77-85B7-51AA21E95395}"/>
+    <dgm:cxn modelId="{B95C2F84-9AB0-4918-AC39-BD865F02AC89}" type="presOf" srcId="{69DEF79E-7F4F-4FFE-9B85-F83A8FCD077F}" destId="{5C6F12B0-5C65-4E57-8479-3AB153E2E20A}" srcOrd="0" destOrd="0" presId="urn:microsoft.com/office/officeart/2005/8/layout/hierarchy6"/>
+    <dgm:cxn modelId="{6F1BE999-834B-422B-9B3F-B759F9E4D107}" type="presOf" srcId="{42C59375-4077-40F9-AC60-DEA83C2696BB}" destId="{B4E646F7-DA3D-4C53-84BD-2794C8EBB878}" srcOrd="0" destOrd="0" presId="urn:microsoft.com/office/officeart/2005/8/layout/hierarchy6"/>
+    <dgm:cxn modelId="{4EA56DA4-CFE5-4296-B16E-45DFE3CC19B8}" srcId="{F7D23A49-14AC-4F29-B9FB-3F6AC89E370B}" destId="{92F4036A-5BAB-4A45-B071-D860129FE621}" srcOrd="0" destOrd="0" parTransId="{A1AEF454-FCB4-4703-A497-295443050373}" sibTransId="{90C289B2-F9F8-4BC1-B7AB-13B3DF500621}"/>
+    <dgm:cxn modelId="{7BCA79B5-27B7-4D7B-A5CC-F40997A9BDCD}" type="presOf" srcId="{E7B7F867-7FF6-4CEC-896A-82ADF9663E7D}" destId="{5E5650B7-DFEF-4166-8C32-1A3C791A274D}" srcOrd="0" destOrd="0" presId="urn:microsoft.com/office/officeart/2005/8/layout/hierarchy6"/>
+    <dgm:cxn modelId="{640C0DBE-3B29-43D3-95CD-5A8C0DA17DDC}" srcId="{E7B7F867-7FF6-4CEC-896A-82ADF9663E7D}" destId="{F7D23A49-14AC-4F29-B9FB-3F6AC89E370B}" srcOrd="0" destOrd="0" parTransId="{90BCE3DA-96E1-4940-86B1-7CB993646F0D}" sibTransId="{473C4757-71DA-4007-8286-226C6F475BD4}"/>
+    <dgm:cxn modelId="{D3A62ABE-3A40-4B25-8FB0-CF52F530BC01}" srcId="{657C7040-0632-4D7F-AC3A-06A1EA743887}" destId="{42C59375-4077-40F9-AC60-DEA83C2696BB}" srcOrd="0" destOrd="0" parTransId="{E2517FCC-D461-4671-A80F-6A588900EB18}" sibTransId="{DC1DCBE0-87DF-42D8-A074-1FB96BEA2716}"/>
+    <dgm:cxn modelId="{05FDAECC-11B6-416D-8A05-3614396FC808}" type="presOf" srcId="{627ADB43-8F5A-4210-97C0-CA9F206FC4F5}" destId="{CEB0A55A-E4EC-4B02-AEB8-D59AD3AA0A2F}" srcOrd="0" destOrd="0" presId="urn:microsoft.com/office/officeart/2005/8/layout/hierarchy6"/>
+    <dgm:cxn modelId="{40FD8DD0-BF75-4E83-AA6F-DB047D906C62}" type="presOf" srcId="{E2517FCC-D461-4671-A80F-6A588900EB18}" destId="{7CA935A3-1EF1-47C5-B030-E91F58BE8C8C}" srcOrd="0" destOrd="0" presId="urn:microsoft.com/office/officeart/2005/8/layout/hierarchy6"/>
+    <dgm:cxn modelId="{C9B0EFDB-8367-4325-BBD7-9EA909F5EA4F}" type="presOf" srcId="{90BCE3DA-96E1-4940-86B1-7CB993646F0D}" destId="{C605119D-0E29-4263-B81D-A2F18FA04673}" srcOrd="0" destOrd="0" presId="urn:microsoft.com/office/officeart/2005/8/layout/hierarchy6"/>
+    <dgm:cxn modelId="{1A2358E2-88A2-45BA-8FF9-E2447679F1CD}" type="presOf" srcId="{92F4036A-5BAB-4A45-B071-D860129FE621}" destId="{25849AFF-9B2F-433A-9B33-4F8C2FBCB46E}" srcOrd="0" destOrd="0" presId="urn:microsoft.com/office/officeart/2005/8/layout/hierarchy6"/>
+    <dgm:cxn modelId="{EBD608ED-F9E1-4CBB-9C1A-CE957CD3AE94}" type="presOf" srcId="{F7D23A49-14AC-4F29-B9FB-3F6AC89E370B}" destId="{A27C0B5F-1B35-4FDF-B3DD-81A16BBF72E6}" srcOrd="0" destOrd="0" presId="urn:microsoft.com/office/officeart/2005/8/layout/hierarchy6"/>
+    <dgm:cxn modelId="{8DC3ECF9-2A5B-44D3-BB39-DDF9F64142FE}" srcId="{92F4036A-5BAB-4A45-B071-D860129FE621}" destId="{EACDD081-395B-4F67-AD02-E6513FBC7762}" srcOrd="1" destOrd="0" parTransId="{D9187173-FFF2-4497-B925-165E697ED58F}" sibTransId="{B23B128D-D1F3-4CF1-A36D-83A3048D0722}"/>
+    <dgm:cxn modelId="{F029DCFF-63B0-419E-8F1F-731ADEAE856A}" type="presOf" srcId="{657C7040-0632-4D7F-AC3A-06A1EA743887}" destId="{DAA679B2-F94B-42C8-8056-DE7772A8F417}" srcOrd="0" destOrd="0" presId="urn:microsoft.com/office/officeart/2005/8/layout/hierarchy6"/>
+    <dgm:cxn modelId="{215589E1-DC28-4C1D-AB23-96AA0B991FEB}" type="presParOf" srcId="{30BCD969-D1A7-4AC0-9658-50031CCDA978}" destId="{714D63A2-869E-4E7B-85D4-7AA276E12178}" srcOrd="0" destOrd="0" presId="urn:microsoft.com/office/officeart/2005/8/layout/hierarchy6"/>
+    <dgm:cxn modelId="{634EEF2A-CADD-464C-94A8-3FD294289751}" type="presParOf" srcId="{714D63A2-869E-4E7B-85D4-7AA276E12178}" destId="{26B13BFE-37E8-4A27-A751-6609C0E77207}" srcOrd="0" destOrd="0" presId="urn:microsoft.com/office/officeart/2005/8/layout/hierarchy6"/>
+    <dgm:cxn modelId="{9A2E3DE1-D608-4833-A303-EDC5E9202A8C}" type="presParOf" srcId="{26B13BFE-37E8-4A27-A751-6609C0E77207}" destId="{B6D1815C-63C3-4506-AC2E-FADB1452D71E}" srcOrd="0" destOrd="0" presId="urn:microsoft.com/office/officeart/2005/8/layout/hierarchy6"/>
+    <dgm:cxn modelId="{E2AF64A0-1668-4CA4-B83C-D48D202AAE9C}" type="presParOf" srcId="{B6D1815C-63C3-4506-AC2E-FADB1452D71E}" destId="{5E5650B7-DFEF-4166-8C32-1A3C791A274D}" srcOrd="0" destOrd="0" presId="urn:microsoft.com/office/officeart/2005/8/layout/hierarchy6"/>
+    <dgm:cxn modelId="{AB5BF80A-CBAC-4069-AAC8-C1690791F734}" type="presParOf" srcId="{B6D1815C-63C3-4506-AC2E-FADB1452D71E}" destId="{B6499031-36D3-4456-9B0C-415608ED3A1D}" srcOrd="1" destOrd="0" presId="urn:microsoft.com/office/officeart/2005/8/layout/hierarchy6"/>
+    <dgm:cxn modelId="{E8F69798-0592-413E-9DCC-E79F06A5D102}" type="presParOf" srcId="{B6499031-36D3-4456-9B0C-415608ED3A1D}" destId="{C605119D-0E29-4263-B81D-A2F18FA04673}" srcOrd="0" destOrd="0" presId="urn:microsoft.com/office/officeart/2005/8/layout/hierarchy6"/>
+    <dgm:cxn modelId="{2FE1264D-BB1F-4ABE-B46C-D8A84B1B55E2}" type="presParOf" srcId="{B6499031-36D3-4456-9B0C-415608ED3A1D}" destId="{D53A13AA-62A3-4D84-83E7-1062649FB9F7}" srcOrd="1" destOrd="0" presId="urn:microsoft.com/office/officeart/2005/8/layout/hierarchy6"/>
+    <dgm:cxn modelId="{E711C302-97E2-426B-82F1-B65703BD276A}" type="presParOf" srcId="{D53A13AA-62A3-4D84-83E7-1062649FB9F7}" destId="{A27C0B5F-1B35-4FDF-B3DD-81A16BBF72E6}" srcOrd="0" destOrd="0" presId="urn:microsoft.com/office/officeart/2005/8/layout/hierarchy6"/>
+    <dgm:cxn modelId="{B81D6F9B-1747-4B35-921D-9B60156F0D42}" type="presParOf" srcId="{D53A13AA-62A3-4D84-83E7-1062649FB9F7}" destId="{68C5C17D-D186-4E86-8C1B-E3278E3BDCDD}" srcOrd="1" destOrd="0" presId="urn:microsoft.com/office/officeart/2005/8/layout/hierarchy6"/>
+    <dgm:cxn modelId="{29C9A3F5-90C6-4EC9-9FBC-257AD817BC4A}" type="presParOf" srcId="{68C5C17D-D186-4E86-8C1B-E3278E3BDCDD}" destId="{71BAECCD-0DC9-44C6-858C-8AC000D89EAA}" srcOrd="0" destOrd="0" presId="urn:microsoft.com/office/officeart/2005/8/layout/hierarchy6"/>
+    <dgm:cxn modelId="{A1CD211F-F258-40B8-AD4A-9E9D678A07F2}" type="presParOf" srcId="{68C5C17D-D186-4E86-8C1B-E3278E3BDCDD}" destId="{1433E300-3288-4BAE-BF05-7405B6631014}" srcOrd="1" destOrd="0" presId="urn:microsoft.com/office/officeart/2005/8/layout/hierarchy6"/>
+    <dgm:cxn modelId="{0D68B8FD-67D1-445D-91D0-88E514930A10}" type="presParOf" srcId="{1433E300-3288-4BAE-BF05-7405B6631014}" destId="{25849AFF-9B2F-433A-9B33-4F8C2FBCB46E}" srcOrd="0" destOrd="0" presId="urn:microsoft.com/office/officeart/2005/8/layout/hierarchy6"/>
+    <dgm:cxn modelId="{F564DF10-9653-451D-97EE-BD3B8499FC04}" type="presParOf" srcId="{1433E300-3288-4BAE-BF05-7405B6631014}" destId="{0B4DB08A-B1DF-46A9-A121-FDBF704D6154}" srcOrd="1" destOrd="0" presId="urn:microsoft.com/office/officeart/2005/8/layout/hierarchy6"/>
+    <dgm:cxn modelId="{CEEA86EC-188B-4590-83CC-821944508817}" type="presParOf" srcId="{0B4DB08A-B1DF-46A9-A121-FDBF704D6154}" destId="{F778F9EA-946B-4251-BC46-412BA30A9242}" srcOrd="0" destOrd="0" presId="urn:microsoft.com/office/officeart/2005/8/layout/hierarchy6"/>
+    <dgm:cxn modelId="{56ECD035-CF42-4C99-8934-E07060776934}" type="presParOf" srcId="{0B4DB08A-B1DF-46A9-A121-FDBF704D6154}" destId="{F178222C-E855-4865-A024-DFFE0E5EBE8F}" srcOrd="1" destOrd="0" presId="urn:microsoft.com/office/officeart/2005/8/layout/hierarchy6"/>
+    <dgm:cxn modelId="{CF28077E-5647-442C-9106-8A6FDE935D95}" type="presParOf" srcId="{F178222C-E855-4865-A024-DFFE0E5EBE8F}" destId="{CEB0A55A-E4EC-4B02-AEB8-D59AD3AA0A2F}" srcOrd="0" destOrd="0" presId="urn:microsoft.com/office/officeart/2005/8/layout/hierarchy6"/>
+    <dgm:cxn modelId="{62031DD1-6FB9-4671-AA01-40F5D24809AB}" type="presParOf" srcId="{F178222C-E855-4865-A024-DFFE0E5EBE8F}" destId="{530E957B-9C8A-42D4-ADC2-B8B1E1D7AF1E}" srcOrd="1" destOrd="0" presId="urn:microsoft.com/office/officeart/2005/8/layout/hierarchy6"/>
+    <dgm:cxn modelId="{3DD4917E-C182-406B-9894-0288C54238B7}" type="presParOf" srcId="{0B4DB08A-B1DF-46A9-A121-FDBF704D6154}" destId="{DCF9B639-5E8A-4CAB-98FE-EC38560BE586}" srcOrd="2" destOrd="0" presId="urn:microsoft.com/office/officeart/2005/8/layout/hierarchy6"/>
+    <dgm:cxn modelId="{CD1C86E9-4539-473B-8534-B5C5A262273B}" type="presParOf" srcId="{0B4DB08A-B1DF-46A9-A121-FDBF704D6154}" destId="{EB27D330-DD56-4843-B123-11E1FB57896F}" srcOrd="3" destOrd="0" presId="urn:microsoft.com/office/officeart/2005/8/layout/hierarchy6"/>
+    <dgm:cxn modelId="{AC577D85-5F0F-4507-81DB-DC70CFD65239}" type="presParOf" srcId="{EB27D330-DD56-4843-B123-11E1FB57896F}" destId="{85E21829-9948-4EDD-984C-21FC8AC3E329}" srcOrd="0" destOrd="0" presId="urn:microsoft.com/office/officeart/2005/8/layout/hierarchy6"/>
+    <dgm:cxn modelId="{607A05BB-0A64-443F-9261-5AEB9CBC9700}" type="presParOf" srcId="{EB27D330-DD56-4843-B123-11E1FB57896F}" destId="{E473FDD5-7953-452B-99E8-242C83AB18B8}" srcOrd="1" destOrd="0" presId="urn:microsoft.com/office/officeart/2005/8/layout/hierarchy6"/>
+    <dgm:cxn modelId="{CC373A03-425B-4FF4-A9B6-409D67D6A02A}" type="presParOf" srcId="{B6499031-36D3-4456-9B0C-415608ED3A1D}" destId="{5C6F12B0-5C65-4E57-8479-3AB153E2E20A}" srcOrd="2" destOrd="0" presId="urn:microsoft.com/office/officeart/2005/8/layout/hierarchy6"/>
+    <dgm:cxn modelId="{C0145CB2-54F4-4D9B-8CA6-7F75B12AA9F2}" type="presParOf" srcId="{B6499031-36D3-4456-9B0C-415608ED3A1D}" destId="{D0D6B5A1-5634-49BA-A5A8-AD40812B8709}" srcOrd="3" destOrd="0" presId="urn:microsoft.com/office/officeart/2005/8/layout/hierarchy6"/>
+    <dgm:cxn modelId="{60AEB101-2C05-436B-A7E7-CD9E15E20005}" type="presParOf" srcId="{D0D6B5A1-5634-49BA-A5A8-AD40812B8709}" destId="{DAA679B2-F94B-42C8-8056-DE7772A8F417}" srcOrd="0" destOrd="0" presId="urn:microsoft.com/office/officeart/2005/8/layout/hierarchy6"/>
+    <dgm:cxn modelId="{1B85731E-FD6D-4814-9875-9E4647F6754F}" type="presParOf" srcId="{D0D6B5A1-5634-49BA-A5A8-AD40812B8709}" destId="{A7A394C7-30D5-4984-AD79-D8C8518084F4}" srcOrd="1" destOrd="0" presId="urn:microsoft.com/office/officeart/2005/8/layout/hierarchy6"/>
+    <dgm:cxn modelId="{EEA519E3-7602-421B-B9BF-A2470CD4164F}" type="presParOf" srcId="{A7A394C7-30D5-4984-AD79-D8C8518084F4}" destId="{7CA935A3-1EF1-47C5-B030-E91F58BE8C8C}" srcOrd="0" destOrd="0" presId="urn:microsoft.com/office/officeart/2005/8/layout/hierarchy6"/>
+    <dgm:cxn modelId="{A3026C3A-FB8A-4477-A157-25AE57BCA65C}" type="presParOf" srcId="{A7A394C7-30D5-4984-AD79-D8C8518084F4}" destId="{5CB9ED7B-C25F-4166-9C00-93F72896F9A4}" srcOrd="1" destOrd="0" presId="urn:microsoft.com/office/officeart/2005/8/layout/hierarchy6"/>
+    <dgm:cxn modelId="{641147A4-6915-423A-8E97-952DB97512E8}" type="presParOf" srcId="{5CB9ED7B-C25F-4166-9C00-93F72896F9A4}" destId="{B4E646F7-DA3D-4C53-84BD-2794C8EBB878}" srcOrd="0" destOrd="0" presId="urn:microsoft.com/office/officeart/2005/8/layout/hierarchy6"/>
+    <dgm:cxn modelId="{55CAD0FB-94CA-4079-89C1-3BA8C358A667}" type="presParOf" srcId="{5CB9ED7B-C25F-4166-9C00-93F72896F9A4}" destId="{ADBB4696-0BA2-481B-B31E-7DF65DE0C52A}" srcOrd="1" destOrd="0" presId="urn:microsoft.com/office/officeart/2005/8/layout/hierarchy6"/>
+    <dgm:cxn modelId="{CD3BE498-A266-415C-87A6-515EFC7E77F2}" type="presParOf" srcId="{ADBB4696-0BA2-481B-B31E-7DF65DE0C52A}" destId="{FECB9DFD-12D4-4A4E-88C1-5D22E18532E9}" srcOrd="0" destOrd="0" presId="urn:microsoft.com/office/officeart/2005/8/layout/hierarchy6"/>
+    <dgm:cxn modelId="{A2B0099F-38CF-4134-92F5-5E2D9EB43E30}" type="presParOf" srcId="{ADBB4696-0BA2-481B-B31E-7DF65DE0C52A}" destId="{387D829C-8FEC-417C-A3BA-8669F46C773E}" srcOrd="1" destOrd="0" presId="urn:microsoft.com/office/officeart/2005/8/layout/hierarchy6"/>
+    <dgm:cxn modelId="{BCD324DF-3CE7-4554-A490-A5F976142819}" type="presParOf" srcId="{387D829C-8FEC-417C-A3BA-8669F46C773E}" destId="{AD891F26-980D-4EDE-A996-5C9150DB9085}" srcOrd="0" destOrd="0" presId="urn:microsoft.com/office/officeart/2005/8/layout/hierarchy6"/>
+    <dgm:cxn modelId="{67E6D33F-00E5-4ED5-A183-3B51297220C2}" type="presParOf" srcId="{387D829C-8FEC-417C-A3BA-8669F46C773E}" destId="{45CE92C2-9325-4F8B-AAC9-2132012529B1}" srcOrd="1" destOrd="0" presId="urn:microsoft.com/office/officeart/2005/8/layout/hierarchy6"/>
+    <dgm:cxn modelId="{EB2C61DB-BE35-47D1-9F74-BA6E36C464F3}" type="presParOf" srcId="{ADBB4696-0BA2-481B-B31E-7DF65DE0C52A}" destId="{90F6AD8D-DD82-42BB-8D1C-DFFEDFDCF91F}" srcOrd="2" destOrd="0" presId="urn:microsoft.com/office/officeart/2005/8/layout/hierarchy6"/>
+    <dgm:cxn modelId="{B8169D46-1373-4E23-B98C-9572CBBE305A}" type="presParOf" srcId="{ADBB4696-0BA2-481B-B31E-7DF65DE0C52A}" destId="{CBC3ECF6-2BCA-4238-88C0-615AEC035A84}" srcOrd="3" destOrd="0" presId="urn:microsoft.com/office/officeart/2005/8/layout/hierarchy6"/>
+    <dgm:cxn modelId="{31A4DA49-A9EE-4747-99C0-3B18F962658D}" type="presParOf" srcId="{CBC3ECF6-2BCA-4238-88C0-615AEC035A84}" destId="{5FB0696C-312D-493D-AA15-AA61608CD5FE}" srcOrd="0" destOrd="0" presId="urn:microsoft.com/office/officeart/2005/8/layout/hierarchy6"/>
+    <dgm:cxn modelId="{09688EE5-63C9-4AB4-9B3F-878D459B52D1}" type="presParOf" srcId="{CBC3ECF6-2BCA-4238-88C0-615AEC035A84}" destId="{4B87117F-3402-4265-AA73-A1DDD5D66D7F}" srcOrd="1" destOrd="0" presId="urn:microsoft.com/office/officeart/2005/8/layout/hierarchy6"/>
+    <dgm:cxn modelId="{B162E863-DFED-403E-A385-540BF855A1AA}" type="presParOf" srcId="{30BCD969-D1A7-4AC0-9658-50031CCDA978}" destId="{ACC73440-D155-4374-8EC1-C5B0D50E9649}" srcOrd="1" destOrd="0" presId="urn:microsoft.com/office/officeart/2005/8/layout/hierarchy6"/>
+  </dgm:cxnLst>
+  <dgm:bg/>
+  <dgm:whole/>
+  <dgm:extLst>
+    <a:ext uri="http://schemas.microsoft.com/office/drawing/2008/diagram">
+      <dsp:dataModelExt xmlns:dsp="http://schemas.microsoft.com/office/drawing/2008/diagram" relId="rId26" minVer="http://schemas.openxmlformats.org/drawingml/2006/diagram"/>
     </a:ext>
   </dgm:extLst>
 </dgm:dataModel>
@@ -14699,6 +17404,1228 @@
       <dsp:txXfrm>
         <a:off x="2531212" y="704269"/>
         <a:ext cx="991477" cy="495738"/>
+      </dsp:txXfrm>
+    </dsp:sp>
+  </dsp:spTree>
+</dsp:drawing>
+</file>
+
+<file path=word/diagrams/drawing4.xml><?xml version="1.0" encoding="utf-8"?>
+<dsp:drawing xmlns:dgm="http://schemas.openxmlformats.org/drawingml/2006/diagram" xmlns:dsp="http://schemas.microsoft.com/office/drawing/2008/diagram" xmlns:a="http://schemas.openxmlformats.org/drawingml/2006/main">
+  <dsp:spTree>
+    <dsp:nvGrpSpPr>
+      <dsp:cNvPr id="0" name=""/>
+      <dsp:cNvGrpSpPr/>
+    </dsp:nvGrpSpPr>
+    <dsp:grpSpPr/>
+    <dsp:sp modelId="{5E5650B7-DFEF-4166-8C32-1A3C791A274D}">
+      <dsp:nvSpPr>
+        <dsp:cNvPr id="0" name=""/>
+        <dsp:cNvSpPr/>
+      </dsp:nvSpPr>
+      <dsp:spPr>
+        <a:xfrm>
+          <a:off x="2525726" y="111"/>
+          <a:ext cx="680057" cy="453371"/>
+        </a:xfrm>
+        <a:prstGeom prst="roundRect">
+          <a:avLst>
+            <a:gd name="adj" fmla="val 10000"/>
+          </a:avLst>
+        </a:prstGeom>
+        <a:solidFill>
+          <a:schemeClr val="accent1">
+            <a:hueOff val="0"/>
+            <a:satOff val="0"/>
+            <a:lumOff val="0"/>
+            <a:alphaOff val="0"/>
+          </a:schemeClr>
+        </a:solidFill>
+        <a:ln w="19050" cap="flat" cmpd="sng" algn="ctr">
+          <a:solidFill>
+            <a:schemeClr val="lt1">
+              <a:hueOff val="0"/>
+              <a:satOff val="0"/>
+              <a:lumOff val="0"/>
+              <a:alphaOff val="0"/>
+            </a:schemeClr>
+          </a:solidFill>
+          <a:prstDash val="solid"/>
+          <a:miter lim="800000"/>
+        </a:ln>
+        <a:effectLst/>
+      </dsp:spPr>
+      <dsp:style>
+        <a:lnRef idx="2">
+          <a:scrgbClr r="0" g="0" b="0"/>
+        </a:lnRef>
+        <a:fillRef idx="1">
+          <a:scrgbClr r="0" g="0" b="0"/>
+        </a:fillRef>
+        <a:effectRef idx="0">
+          <a:scrgbClr r="0" g="0" b="0"/>
+        </a:effectRef>
+        <a:fontRef idx="minor">
+          <a:schemeClr val="lt1"/>
+        </a:fontRef>
+      </dsp:style>
+      <dsp:txBody>
+        <a:bodyPr spcFirstLastPara="0" vert="horz" wrap="square" lIns="30480" tIns="30480" rIns="30480" bIns="30480" numCol="1" spcCol="1270" anchor="ctr" anchorCtr="0">
+          <a:noAutofit/>
+        </a:bodyPr>
+        <a:lstStyle/>
+        <a:p>
+          <a:pPr marL="0" lvl="0" indent="0" algn="ctr" defTabSz="355600">
+            <a:lnSpc>
+              <a:spcPct val="90000"/>
+            </a:lnSpc>
+            <a:spcBef>
+              <a:spcPct val="0"/>
+            </a:spcBef>
+            <a:spcAft>
+              <a:spcPct val="35000"/>
+            </a:spcAft>
+            <a:buNone/>
+          </a:pPr>
+          <a:r>
+            <a:rPr lang="en-US" sz="800" kern="1200"/>
+            <a:t>Foreign Exchange Transaction</a:t>
+          </a:r>
+          <a:endParaRPr lang="en-IN" sz="800" kern="1200"/>
+        </a:p>
+      </dsp:txBody>
+      <dsp:txXfrm>
+        <a:off x="2539005" y="13390"/>
+        <a:ext cx="653499" cy="426813"/>
+      </dsp:txXfrm>
+    </dsp:sp>
+    <dsp:sp modelId="{C605119D-0E29-4263-B81D-A2F18FA04673}">
+      <dsp:nvSpPr>
+        <dsp:cNvPr id="0" name=""/>
+        <dsp:cNvSpPr/>
+      </dsp:nvSpPr>
+      <dsp:spPr>
+        <a:xfrm>
+          <a:off x="1981680" y="453483"/>
+          <a:ext cx="884074" cy="181348"/>
+        </a:xfrm>
+        <a:custGeom>
+          <a:avLst/>
+          <a:gdLst/>
+          <a:ahLst/>
+          <a:cxnLst/>
+          <a:rect l="0" t="0" r="0" b="0"/>
+          <a:pathLst>
+            <a:path>
+              <a:moveTo>
+                <a:pt x="884074" y="0"/>
+              </a:moveTo>
+              <a:lnTo>
+                <a:pt x="884074" y="90674"/>
+              </a:lnTo>
+              <a:lnTo>
+                <a:pt x="0" y="90674"/>
+              </a:lnTo>
+              <a:lnTo>
+                <a:pt x="0" y="181348"/>
+              </a:lnTo>
+            </a:path>
+          </a:pathLst>
+        </a:custGeom>
+        <a:noFill/>
+        <a:ln w="19050" cap="flat" cmpd="sng" algn="ctr">
+          <a:solidFill>
+            <a:schemeClr val="accent1">
+              <a:shade val="60000"/>
+              <a:hueOff val="0"/>
+              <a:satOff val="0"/>
+              <a:lumOff val="0"/>
+              <a:alphaOff val="0"/>
+            </a:schemeClr>
+          </a:solidFill>
+          <a:prstDash val="solid"/>
+          <a:miter lim="800000"/>
+        </a:ln>
+        <a:effectLst/>
+      </dsp:spPr>
+      <dsp:style>
+        <a:lnRef idx="2">
+          <a:scrgbClr r="0" g="0" b="0"/>
+        </a:lnRef>
+        <a:fillRef idx="0">
+          <a:scrgbClr r="0" g="0" b="0"/>
+        </a:fillRef>
+        <a:effectRef idx="0">
+          <a:scrgbClr r="0" g="0" b="0"/>
+        </a:effectRef>
+        <a:fontRef idx="minor"/>
+      </dsp:style>
+    </dsp:sp>
+    <dsp:sp modelId="{A27C0B5F-1B35-4FDF-B3DD-81A16BBF72E6}">
+      <dsp:nvSpPr>
+        <dsp:cNvPr id="0" name=""/>
+        <dsp:cNvSpPr/>
+      </dsp:nvSpPr>
+      <dsp:spPr>
+        <a:xfrm>
+          <a:off x="1641652" y="634831"/>
+          <a:ext cx="680057" cy="453371"/>
+        </a:xfrm>
+        <a:prstGeom prst="roundRect">
+          <a:avLst>
+            <a:gd name="adj" fmla="val 10000"/>
+          </a:avLst>
+        </a:prstGeom>
+        <a:solidFill>
+          <a:schemeClr val="accent1">
+            <a:hueOff val="0"/>
+            <a:satOff val="0"/>
+            <a:lumOff val="0"/>
+            <a:alphaOff val="0"/>
+          </a:schemeClr>
+        </a:solidFill>
+        <a:ln w="19050" cap="flat" cmpd="sng" algn="ctr">
+          <a:solidFill>
+            <a:schemeClr val="lt1">
+              <a:hueOff val="0"/>
+              <a:satOff val="0"/>
+              <a:lumOff val="0"/>
+              <a:alphaOff val="0"/>
+            </a:schemeClr>
+          </a:solidFill>
+          <a:prstDash val="solid"/>
+          <a:miter lim="800000"/>
+        </a:ln>
+        <a:effectLst/>
+      </dsp:spPr>
+      <dsp:style>
+        <a:lnRef idx="2">
+          <a:scrgbClr r="0" g="0" b="0"/>
+        </a:lnRef>
+        <a:fillRef idx="1">
+          <a:scrgbClr r="0" g="0" b="0"/>
+        </a:fillRef>
+        <a:effectRef idx="0">
+          <a:scrgbClr r="0" g="0" b="0"/>
+        </a:effectRef>
+        <a:fontRef idx="minor">
+          <a:schemeClr val="lt1"/>
+        </a:fontRef>
+      </dsp:style>
+      <dsp:txBody>
+        <a:bodyPr spcFirstLastPara="0" vert="horz" wrap="square" lIns="30480" tIns="30480" rIns="30480" bIns="30480" numCol="1" spcCol="1270" anchor="ctr" anchorCtr="0">
+          <a:noAutofit/>
+        </a:bodyPr>
+        <a:lstStyle/>
+        <a:p>
+          <a:pPr marL="0" lvl="0" indent="0" algn="ctr" defTabSz="355600">
+            <a:lnSpc>
+              <a:spcPct val="90000"/>
+            </a:lnSpc>
+            <a:spcBef>
+              <a:spcPct val="0"/>
+            </a:spcBef>
+            <a:spcAft>
+              <a:spcPct val="35000"/>
+            </a:spcAft>
+            <a:buNone/>
+          </a:pPr>
+          <a:r>
+            <a:rPr lang="en-US" sz="800" kern="1200"/>
+            <a:t>Purchase</a:t>
+          </a:r>
+          <a:endParaRPr lang="en-IN" sz="800" kern="1200"/>
+        </a:p>
+      </dsp:txBody>
+      <dsp:txXfrm>
+        <a:off x="1654931" y="648110"/>
+        <a:ext cx="653499" cy="426813"/>
+      </dsp:txXfrm>
+    </dsp:sp>
+    <dsp:sp modelId="{71BAECCD-0DC9-44C6-858C-8AC000D89EAA}">
+      <dsp:nvSpPr>
+        <dsp:cNvPr id="0" name=""/>
+        <dsp:cNvSpPr/>
+      </dsp:nvSpPr>
+      <dsp:spPr>
+        <a:xfrm>
+          <a:off x="1935960" y="1088203"/>
+          <a:ext cx="91440" cy="181348"/>
+        </a:xfrm>
+        <a:custGeom>
+          <a:avLst/>
+          <a:gdLst/>
+          <a:ahLst/>
+          <a:cxnLst/>
+          <a:rect l="0" t="0" r="0" b="0"/>
+          <a:pathLst>
+            <a:path>
+              <a:moveTo>
+                <a:pt x="45720" y="0"/>
+              </a:moveTo>
+              <a:lnTo>
+                <a:pt x="45720" y="181348"/>
+              </a:lnTo>
+            </a:path>
+          </a:pathLst>
+        </a:custGeom>
+        <a:noFill/>
+        <a:ln w="19050" cap="flat" cmpd="sng" algn="ctr">
+          <a:solidFill>
+            <a:schemeClr val="accent1">
+              <a:shade val="80000"/>
+              <a:hueOff val="0"/>
+              <a:satOff val="0"/>
+              <a:lumOff val="0"/>
+              <a:alphaOff val="0"/>
+            </a:schemeClr>
+          </a:solidFill>
+          <a:prstDash val="solid"/>
+          <a:miter lim="800000"/>
+        </a:ln>
+        <a:effectLst/>
+      </dsp:spPr>
+      <dsp:style>
+        <a:lnRef idx="2">
+          <a:scrgbClr r="0" g="0" b="0"/>
+        </a:lnRef>
+        <a:fillRef idx="0">
+          <a:scrgbClr r="0" g="0" b="0"/>
+        </a:fillRef>
+        <a:effectRef idx="0">
+          <a:scrgbClr r="0" g="0" b="0"/>
+        </a:effectRef>
+        <a:fontRef idx="minor"/>
+      </dsp:style>
+    </dsp:sp>
+    <dsp:sp modelId="{25849AFF-9B2F-433A-9B33-4F8C2FBCB46E}">
+      <dsp:nvSpPr>
+        <dsp:cNvPr id="0" name=""/>
+        <dsp:cNvSpPr/>
+      </dsp:nvSpPr>
+      <dsp:spPr>
+        <a:xfrm>
+          <a:off x="1641652" y="1269551"/>
+          <a:ext cx="680057" cy="453371"/>
+        </a:xfrm>
+        <a:prstGeom prst="roundRect">
+          <a:avLst>
+            <a:gd name="adj" fmla="val 10000"/>
+          </a:avLst>
+        </a:prstGeom>
+        <a:solidFill>
+          <a:schemeClr val="accent1">
+            <a:hueOff val="0"/>
+            <a:satOff val="0"/>
+            <a:lumOff val="0"/>
+            <a:alphaOff val="0"/>
+          </a:schemeClr>
+        </a:solidFill>
+        <a:ln w="19050" cap="flat" cmpd="sng" algn="ctr">
+          <a:solidFill>
+            <a:schemeClr val="lt1">
+              <a:hueOff val="0"/>
+              <a:satOff val="0"/>
+              <a:lumOff val="0"/>
+              <a:alphaOff val="0"/>
+            </a:schemeClr>
+          </a:solidFill>
+          <a:prstDash val="solid"/>
+          <a:miter lim="800000"/>
+        </a:ln>
+        <a:effectLst/>
+      </dsp:spPr>
+      <dsp:style>
+        <a:lnRef idx="2">
+          <a:scrgbClr r="0" g="0" b="0"/>
+        </a:lnRef>
+        <a:fillRef idx="1">
+          <a:scrgbClr r="0" g="0" b="0"/>
+        </a:fillRef>
+        <a:effectRef idx="0">
+          <a:scrgbClr r="0" g="0" b="0"/>
+        </a:effectRef>
+        <a:fontRef idx="minor">
+          <a:schemeClr val="lt1"/>
+        </a:fontRef>
+      </dsp:style>
+      <dsp:txBody>
+        <a:bodyPr spcFirstLastPara="0" vert="horz" wrap="square" lIns="30480" tIns="30480" rIns="30480" bIns="30480" numCol="1" spcCol="1270" anchor="ctr" anchorCtr="0">
+          <a:noAutofit/>
+        </a:bodyPr>
+        <a:lstStyle/>
+        <a:p>
+          <a:pPr marL="0" lvl="0" indent="0" algn="ctr" defTabSz="355600">
+            <a:lnSpc>
+              <a:spcPct val="90000"/>
+            </a:lnSpc>
+            <a:spcBef>
+              <a:spcPct val="0"/>
+            </a:spcBef>
+            <a:spcAft>
+              <a:spcPct val="35000"/>
+            </a:spcAft>
+            <a:buNone/>
+          </a:pPr>
+          <a:r>
+            <a:rPr lang="en-US" sz="800" kern="1200"/>
+            <a:t>Bank</a:t>
+          </a:r>
+          <a:endParaRPr lang="en-IN" sz="800" kern="1200"/>
+        </a:p>
+      </dsp:txBody>
+      <dsp:txXfrm>
+        <a:off x="1654931" y="1282830"/>
+        <a:ext cx="653499" cy="426813"/>
+      </dsp:txXfrm>
+    </dsp:sp>
+    <dsp:sp modelId="{F778F9EA-946B-4251-BC46-412BA30A9242}">
+      <dsp:nvSpPr>
+        <dsp:cNvPr id="0" name=""/>
+        <dsp:cNvSpPr/>
+      </dsp:nvSpPr>
+      <dsp:spPr>
+        <a:xfrm>
+          <a:off x="1539643" y="1722923"/>
+          <a:ext cx="442037" cy="181348"/>
+        </a:xfrm>
+        <a:custGeom>
+          <a:avLst/>
+          <a:gdLst/>
+          <a:ahLst/>
+          <a:cxnLst/>
+          <a:rect l="0" t="0" r="0" b="0"/>
+          <a:pathLst>
+            <a:path>
+              <a:moveTo>
+                <a:pt x="442037" y="0"/>
+              </a:moveTo>
+              <a:lnTo>
+                <a:pt x="442037" y="90674"/>
+              </a:lnTo>
+              <a:lnTo>
+                <a:pt x="0" y="90674"/>
+              </a:lnTo>
+              <a:lnTo>
+                <a:pt x="0" y="181348"/>
+              </a:lnTo>
+            </a:path>
+          </a:pathLst>
+        </a:custGeom>
+        <a:noFill/>
+        <a:ln w="19050" cap="flat" cmpd="sng" algn="ctr">
+          <a:solidFill>
+            <a:schemeClr val="accent1">
+              <a:shade val="80000"/>
+              <a:hueOff val="0"/>
+              <a:satOff val="0"/>
+              <a:lumOff val="0"/>
+              <a:alphaOff val="0"/>
+            </a:schemeClr>
+          </a:solidFill>
+          <a:prstDash val="solid"/>
+          <a:miter lim="800000"/>
+        </a:ln>
+        <a:effectLst/>
+      </dsp:spPr>
+      <dsp:style>
+        <a:lnRef idx="2">
+          <a:scrgbClr r="0" g="0" b="0"/>
+        </a:lnRef>
+        <a:fillRef idx="0">
+          <a:scrgbClr r="0" g="0" b="0"/>
+        </a:fillRef>
+        <a:effectRef idx="0">
+          <a:scrgbClr r="0" g="0" b="0"/>
+        </a:effectRef>
+        <a:fontRef idx="minor"/>
+      </dsp:style>
+    </dsp:sp>
+    <dsp:sp modelId="{CEB0A55A-E4EC-4B02-AEB8-D59AD3AA0A2F}">
+      <dsp:nvSpPr>
+        <dsp:cNvPr id="0" name=""/>
+        <dsp:cNvSpPr/>
+      </dsp:nvSpPr>
+      <dsp:spPr>
+        <a:xfrm>
+          <a:off x="1199615" y="1904271"/>
+          <a:ext cx="680057" cy="453371"/>
+        </a:xfrm>
+        <a:prstGeom prst="roundRect">
+          <a:avLst>
+            <a:gd name="adj" fmla="val 10000"/>
+          </a:avLst>
+        </a:prstGeom>
+        <a:solidFill>
+          <a:schemeClr val="accent1">
+            <a:hueOff val="0"/>
+            <a:satOff val="0"/>
+            <a:lumOff val="0"/>
+            <a:alphaOff val="0"/>
+          </a:schemeClr>
+        </a:solidFill>
+        <a:ln w="19050" cap="flat" cmpd="sng" algn="ctr">
+          <a:solidFill>
+            <a:schemeClr val="lt1">
+              <a:hueOff val="0"/>
+              <a:satOff val="0"/>
+              <a:lumOff val="0"/>
+              <a:alphaOff val="0"/>
+            </a:schemeClr>
+          </a:solidFill>
+          <a:prstDash val="solid"/>
+          <a:miter lim="800000"/>
+        </a:ln>
+        <a:effectLst/>
+      </dsp:spPr>
+      <dsp:style>
+        <a:lnRef idx="2">
+          <a:scrgbClr r="0" g="0" b="0"/>
+        </a:lnRef>
+        <a:fillRef idx="1">
+          <a:scrgbClr r="0" g="0" b="0"/>
+        </a:fillRef>
+        <a:effectRef idx="0">
+          <a:scrgbClr r="0" g="0" b="0"/>
+        </a:effectRef>
+        <a:fontRef idx="minor">
+          <a:schemeClr val="lt1"/>
+        </a:fontRef>
+      </dsp:style>
+      <dsp:txBody>
+        <a:bodyPr spcFirstLastPara="0" vert="horz" wrap="square" lIns="30480" tIns="30480" rIns="30480" bIns="30480" numCol="1" spcCol="1270" anchor="ctr" anchorCtr="0">
+          <a:noAutofit/>
+        </a:bodyPr>
+        <a:lstStyle/>
+        <a:p>
+          <a:pPr marL="0" lvl="0" indent="0" algn="ctr" defTabSz="355600">
+            <a:lnSpc>
+              <a:spcPct val="90000"/>
+            </a:lnSpc>
+            <a:spcBef>
+              <a:spcPct val="0"/>
+            </a:spcBef>
+            <a:spcAft>
+              <a:spcPct val="35000"/>
+            </a:spcAft>
+            <a:buNone/>
+          </a:pPr>
+          <a:r>
+            <a:rPr lang="en-US" sz="800" kern="1200"/>
+            <a:t>Acquire foreign currency</a:t>
+          </a:r>
+          <a:endParaRPr lang="en-IN" sz="800" kern="1200"/>
+        </a:p>
+      </dsp:txBody>
+      <dsp:txXfrm>
+        <a:off x="1212894" y="1917550"/>
+        <a:ext cx="653499" cy="426813"/>
+      </dsp:txXfrm>
+    </dsp:sp>
+    <dsp:sp modelId="{DCF9B639-5E8A-4CAB-98FE-EC38560BE586}">
+      <dsp:nvSpPr>
+        <dsp:cNvPr id="0" name=""/>
+        <dsp:cNvSpPr/>
+      </dsp:nvSpPr>
+      <dsp:spPr>
+        <a:xfrm>
+          <a:off x="1981680" y="1722923"/>
+          <a:ext cx="442037" cy="181348"/>
+        </a:xfrm>
+        <a:custGeom>
+          <a:avLst/>
+          <a:gdLst/>
+          <a:ahLst/>
+          <a:cxnLst/>
+          <a:rect l="0" t="0" r="0" b="0"/>
+          <a:pathLst>
+            <a:path>
+              <a:moveTo>
+                <a:pt x="0" y="0"/>
+              </a:moveTo>
+              <a:lnTo>
+                <a:pt x="0" y="90674"/>
+              </a:lnTo>
+              <a:lnTo>
+                <a:pt x="442037" y="90674"/>
+              </a:lnTo>
+              <a:lnTo>
+                <a:pt x="442037" y="181348"/>
+              </a:lnTo>
+            </a:path>
+          </a:pathLst>
+        </a:custGeom>
+        <a:noFill/>
+        <a:ln w="19050" cap="flat" cmpd="sng" algn="ctr">
+          <a:solidFill>
+            <a:schemeClr val="accent1">
+              <a:shade val="80000"/>
+              <a:hueOff val="0"/>
+              <a:satOff val="0"/>
+              <a:lumOff val="0"/>
+              <a:alphaOff val="0"/>
+            </a:schemeClr>
+          </a:solidFill>
+          <a:prstDash val="solid"/>
+          <a:miter lim="800000"/>
+        </a:ln>
+        <a:effectLst/>
+      </dsp:spPr>
+      <dsp:style>
+        <a:lnRef idx="2">
+          <a:scrgbClr r="0" g="0" b="0"/>
+        </a:lnRef>
+        <a:fillRef idx="0">
+          <a:scrgbClr r="0" g="0" b="0"/>
+        </a:fillRef>
+        <a:effectRef idx="0">
+          <a:scrgbClr r="0" g="0" b="0"/>
+        </a:effectRef>
+        <a:fontRef idx="minor"/>
+      </dsp:style>
+    </dsp:sp>
+    <dsp:sp modelId="{85E21829-9948-4EDD-984C-21FC8AC3E329}">
+      <dsp:nvSpPr>
+        <dsp:cNvPr id="0" name=""/>
+        <dsp:cNvSpPr/>
+      </dsp:nvSpPr>
+      <dsp:spPr>
+        <a:xfrm>
+          <a:off x="2083689" y="1904271"/>
+          <a:ext cx="680057" cy="453371"/>
+        </a:xfrm>
+        <a:prstGeom prst="roundRect">
+          <a:avLst>
+            <a:gd name="adj" fmla="val 10000"/>
+          </a:avLst>
+        </a:prstGeom>
+        <a:solidFill>
+          <a:schemeClr val="accent1">
+            <a:hueOff val="0"/>
+            <a:satOff val="0"/>
+            <a:lumOff val="0"/>
+            <a:alphaOff val="0"/>
+          </a:schemeClr>
+        </a:solidFill>
+        <a:ln w="19050" cap="flat" cmpd="sng" algn="ctr">
+          <a:solidFill>
+            <a:schemeClr val="lt1">
+              <a:hueOff val="0"/>
+              <a:satOff val="0"/>
+              <a:lumOff val="0"/>
+              <a:alphaOff val="0"/>
+            </a:schemeClr>
+          </a:solidFill>
+          <a:prstDash val="solid"/>
+          <a:miter lim="800000"/>
+        </a:ln>
+        <a:effectLst/>
+      </dsp:spPr>
+      <dsp:style>
+        <a:lnRef idx="2">
+          <a:scrgbClr r="0" g="0" b="0"/>
+        </a:lnRef>
+        <a:fillRef idx="1">
+          <a:scrgbClr r="0" g="0" b="0"/>
+        </a:fillRef>
+        <a:effectRef idx="0">
+          <a:scrgbClr r="0" g="0" b="0"/>
+        </a:effectRef>
+        <a:fontRef idx="minor">
+          <a:schemeClr val="lt1"/>
+        </a:fontRef>
+      </dsp:style>
+      <dsp:txBody>
+        <a:bodyPr spcFirstLastPara="0" vert="horz" wrap="square" lIns="30480" tIns="30480" rIns="30480" bIns="30480" numCol="1" spcCol="1270" anchor="ctr" anchorCtr="0">
+          <a:noAutofit/>
+        </a:bodyPr>
+        <a:lstStyle/>
+        <a:p>
+          <a:pPr marL="0" lvl="0" indent="0" algn="ctr" defTabSz="355600">
+            <a:lnSpc>
+              <a:spcPct val="90000"/>
+            </a:lnSpc>
+            <a:spcBef>
+              <a:spcPct val="0"/>
+            </a:spcBef>
+            <a:spcAft>
+              <a:spcPct val="35000"/>
+            </a:spcAft>
+            <a:buNone/>
+          </a:pPr>
+          <a:r>
+            <a:rPr lang="en-US" sz="800" kern="1200"/>
+            <a:t>Parts with home currency</a:t>
+          </a:r>
+          <a:endParaRPr lang="en-IN" sz="800" kern="1200"/>
+        </a:p>
+      </dsp:txBody>
+      <dsp:txXfrm>
+        <a:off x="2096968" y="1917550"/>
+        <a:ext cx="653499" cy="426813"/>
+      </dsp:txXfrm>
+    </dsp:sp>
+    <dsp:sp modelId="{5C6F12B0-5C65-4E57-8479-3AB153E2E20A}">
+      <dsp:nvSpPr>
+        <dsp:cNvPr id="0" name=""/>
+        <dsp:cNvSpPr/>
+      </dsp:nvSpPr>
+      <dsp:spPr>
+        <a:xfrm>
+          <a:off x="2865755" y="453483"/>
+          <a:ext cx="884074" cy="181348"/>
+        </a:xfrm>
+        <a:custGeom>
+          <a:avLst/>
+          <a:gdLst/>
+          <a:ahLst/>
+          <a:cxnLst/>
+          <a:rect l="0" t="0" r="0" b="0"/>
+          <a:pathLst>
+            <a:path>
+              <a:moveTo>
+                <a:pt x="0" y="0"/>
+              </a:moveTo>
+              <a:lnTo>
+                <a:pt x="0" y="90674"/>
+              </a:lnTo>
+              <a:lnTo>
+                <a:pt x="884074" y="90674"/>
+              </a:lnTo>
+              <a:lnTo>
+                <a:pt x="884074" y="181348"/>
+              </a:lnTo>
+            </a:path>
+          </a:pathLst>
+        </a:custGeom>
+        <a:noFill/>
+        <a:ln w="19050" cap="flat" cmpd="sng" algn="ctr">
+          <a:solidFill>
+            <a:schemeClr val="accent1">
+              <a:shade val="60000"/>
+              <a:hueOff val="0"/>
+              <a:satOff val="0"/>
+              <a:lumOff val="0"/>
+              <a:alphaOff val="0"/>
+            </a:schemeClr>
+          </a:solidFill>
+          <a:prstDash val="solid"/>
+          <a:miter lim="800000"/>
+        </a:ln>
+        <a:effectLst/>
+      </dsp:spPr>
+      <dsp:style>
+        <a:lnRef idx="2">
+          <a:scrgbClr r="0" g="0" b="0"/>
+        </a:lnRef>
+        <a:fillRef idx="0">
+          <a:scrgbClr r="0" g="0" b="0"/>
+        </a:fillRef>
+        <a:effectRef idx="0">
+          <a:scrgbClr r="0" g="0" b="0"/>
+        </a:effectRef>
+        <a:fontRef idx="minor"/>
+      </dsp:style>
+    </dsp:sp>
+    <dsp:sp modelId="{DAA679B2-F94B-42C8-8056-DE7772A8F417}">
+      <dsp:nvSpPr>
+        <dsp:cNvPr id="0" name=""/>
+        <dsp:cNvSpPr/>
+      </dsp:nvSpPr>
+      <dsp:spPr>
+        <a:xfrm>
+          <a:off x="3409800" y="634831"/>
+          <a:ext cx="680057" cy="453371"/>
+        </a:xfrm>
+        <a:prstGeom prst="roundRect">
+          <a:avLst>
+            <a:gd name="adj" fmla="val 10000"/>
+          </a:avLst>
+        </a:prstGeom>
+        <a:solidFill>
+          <a:schemeClr val="accent1">
+            <a:hueOff val="0"/>
+            <a:satOff val="0"/>
+            <a:lumOff val="0"/>
+            <a:alphaOff val="0"/>
+          </a:schemeClr>
+        </a:solidFill>
+        <a:ln w="19050" cap="flat" cmpd="sng" algn="ctr">
+          <a:solidFill>
+            <a:schemeClr val="lt1">
+              <a:hueOff val="0"/>
+              <a:satOff val="0"/>
+              <a:lumOff val="0"/>
+              <a:alphaOff val="0"/>
+            </a:schemeClr>
+          </a:solidFill>
+          <a:prstDash val="solid"/>
+          <a:miter lim="800000"/>
+        </a:ln>
+        <a:effectLst/>
+      </dsp:spPr>
+      <dsp:style>
+        <a:lnRef idx="2">
+          <a:scrgbClr r="0" g="0" b="0"/>
+        </a:lnRef>
+        <a:fillRef idx="1">
+          <a:scrgbClr r="0" g="0" b="0"/>
+        </a:fillRef>
+        <a:effectRef idx="0">
+          <a:scrgbClr r="0" g="0" b="0"/>
+        </a:effectRef>
+        <a:fontRef idx="minor">
+          <a:schemeClr val="lt1"/>
+        </a:fontRef>
+      </dsp:style>
+      <dsp:txBody>
+        <a:bodyPr spcFirstLastPara="0" vert="horz" wrap="square" lIns="30480" tIns="30480" rIns="30480" bIns="30480" numCol="1" spcCol="1270" anchor="ctr" anchorCtr="0">
+          <a:noAutofit/>
+        </a:bodyPr>
+        <a:lstStyle/>
+        <a:p>
+          <a:pPr marL="0" lvl="0" indent="0" algn="ctr" defTabSz="355600">
+            <a:lnSpc>
+              <a:spcPct val="90000"/>
+            </a:lnSpc>
+            <a:spcBef>
+              <a:spcPct val="0"/>
+            </a:spcBef>
+            <a:spcAft>
+              <a:spcPct val="35000"/>
+            </a:spcAft>
+            <a:buNone/>
+          </a:pPr>
+          <a:r>
+            <a:rPr lang="en-US" sz="800" kern="1200"/>
+            <a:t>Sale</a:t>
+          </a:r>
+          <a:endParaRPr lang="en-IN" sz="800" kern="1200"/>
+        </a:p>
+      </dsp:txBody>
+      <dsp:txXfrm>
+        <a:off x="3423079" y="648110"/>
+        <a:ext cx="653499" cy="426813"/>
+      </dsp:txXfrm>
+    </dsp:sp>
+    <dsp:sp modelId="{7CA935A3-1EF1-47C5-B030-E91F58BE8C8C}">
+      <dsp:nvSpPr>
+        <dsp:cNvPr id="0" name=""/>
+        <dsp:cNvSpPr/>
+      </dsp:nvSpPr>
+      <dsp:spPr>
+        <a:xfrm>
+          <a:off x="3704109" y="1088203"/>
+          <a:ext cx="91440" cy="181348"/>
+        </a:xfrm>
+        <a:custGeom>
+          <a:avLst/>
+          <a:gdLst/>
+          <a:ahLst/>
+          <a:cxnLst/>
+          <a:rect l="0" t="0" r="0" b="0"/>
+          <a:pathLst>
+            <a:path>
+              <a:moveTo>
+                <a:pt x="45720" y="0"/>
+              </a:moveTo>
+              <a:lnTo>
+                <a:pt x="45720" y="181348"/>
+              </a:lnTo>
+            </a:path>
+          </a:pathLst>
+        </a:custGeom>
+        <a:noFill/>
+        <a:ln w="19050" cap="flat" cmpd="sng" algn="ctr">
+          <a:solidFill>
+            <a:schemeClr val="accent1">
+              <a:shade val="80000"/>
+              <a:hueOff val="0"/>
+              <a:satOff val="0"/>
+              <a:lumOff val="0"/>
+              <a:alphaOff val="0"/>
+            </a:schemeClr>
+          </a:solidFill>
+          <a:prstDash val="solid"/>
+          <a:miter lim="800000"/>
+        </a:ln>
+        <a:effectLst/>
+      </dsp:spPr>
+      <dsp:style>
+        <a:lnRef idx="2">
+          <a:scrgbClr r="0" g="0" b="0"/>
+        </a:lnRef>
+        <a:fillRef idx="0">
+          <a:scrgbClr r="0" g="0" b="0"/>
+        </a:fillRef>
+        <a:effectRef idx="0">
+          <a:scrgbClr r="0" g="0" b="0"/>
+        </a:effectRef>
+        <a:fontRef idx="minor"/>
+      </dsp:style>
+    </dsp:sp>
+    <dsp:sp modelId="{B4E646F7-DA3D-4C53-84BD-2794C8EBB878}">
+      <dsp:nvSpPr>
+        <dsp:cNvPr id="0" name=""/>
+        <dsp:cNvSpPr/>
+      </dsp:nvSpPr>
+      <dsp:spPr>
+        <a:xfrm>
+          <a:off x="3409800" y="1269551"/>
+          <a:ext cx="680057" cy="453371"/>
+        </a:xfrm>
+        <a:prstGeom prst="roundRect">
+          <a:avLst>
+            <a:gd name="adj" fmla="val 10000"/>
+          </a:avLst>
+        </a:prstGeom>
+        <a:solidFill>
+          <a:schemeClr val="accent1">
+            <a:hueOff val="0"/>
+            <a:satOff val="0"/>
+            <a:lumOff val="0"/>
+            <a:alphaOff val="0"/>
+          </a:schemeClr>
+        </a:solidFill>
+        <a:ln w="19050" cap="flat" cmpd="sng" algn="ctr">
+          <a:solidFill>
+            <a:schemeClr val="lt1">
+              <a:hueOff val="0"/>
+              <a:satOff val="0"/>
+              <a:lumOff val="0"/>
+              <a:alphaOff val="0"/>
+            </a:schemeClr>
+          </a:solidFill>
+          <a:prstDash val="solid"/>
+          <a:miter lim="800000"/>
+        </a:ln>
+        <a:effectLst/>
+      </dsp:spPr>
+      <dsp:style>
+        <a:lnRef idx="2">
+          <a:scrgbClr r="0" g="0" b="0"/>
+        </a:lnRef>
+        <a:fillRef idx="1">
+          <a:scrgbClr r="0" g="0" b="0"/>
+        </a:fillRef>
+        <a:effectRef idx="0">
+          <a:scrgbClr r="0" g="0" b="0"/>
+        </a:effectRef>
+        <a:fontRef idx="minor">
+          <a:schemeClr val="lt1"/>
+        </a:fontRef>
+      </dsp:style>
+      <dsp:txBody>
+        <a:bodyPr spcFirstLastPara="0" vert="horz" wrap="square" lIns="30480" tIns="30480" rIns="30480" bIns="30480" numCol="1" spcCol="1270" anchor="ctr" anchorCtr="0">
+          <a:noAutofit/>
+        </a:bodyPr>
+        <a:lstStyle/>
+        <a:p>
+          <a:pPr marL="0" lvl="0" indent="0" algn="ctr" defTabSz="355600">
+            <a:lnSpc>
+              <a:spcPct val="90000"/>
+            </a:lnSpc>
+            <a:spcBef>
+              <a:spcPct val="0"/>
+            </a:spcBef>
+            <a:spcAft>
+              <a:spcPct val="35000"/>
+            </a:spcAft>
+            <a:buNone/>
+          </a:pPr>
+          <a:r>
+            <a:rPr lang="en-IN" sz="800" kern="1200"/>
+            <a:t>Bank</a:t>
+          </a:r>
+        </a:p>
+      </dsp:txBody>
+      <dsp:txXfrm>
+        <a:off x="3423079" y="1282830"/>
+        <a:ext cx="653499" cy="426813"/>
+      </dsp:txXfrm>
+    </dsp:sp>
+    <dsp:sp modelId="{FECB9DFD-12D4-4A4E-88C1-5D22E18532E9}">
+      <dsp:nvSpPr>
+        <dsp:cNvPr id="0" name=""/>
+        <dsp:cNvSpPr/>
+      </dsp:nvSpPr>
+      <dsp:spPr>
+        <a:xfrm>
+          <a:off x="3307792" y="1722923"/>
+          <a:ext cx="442037" cy="181348"/>
+        </a:xfrm>
+        <a:custGeom>
+          <a:avLst/>
+          <a:gdLst/>
+          <a:ahLst/>
+          <a:cxnLst/>
+          <a:rect l="0" t="0" r="0" b="0"/>
+          <a:pathLst>
+            <a:path>
+              <a:moveTo>
+                <a:pt x="442037" y="0"/>
+              </a:moveTo>
+              <a:lnTo>
+                <a:pt x="442037" y="90674"/>
+              </a:lnTo>
+              <a:lnTo>
+                <a:pt x="0" y="90674"/>
+              </a:lnTo>
+              <a:lnTo>
+                <a:pt x="0" y="181348"/>
+              </a:lnTo>
+            </a:path>
+          </a:pathLst>
+        </a:custGeom>
+        <a:noFill/>
+        <a:ln w="19050" cap="flat" cmpd="sng" algn="ctr">
+          <a:solidFill>
+            <a:schemeClr val="accent1">
+              <a:shade val="80000"/>
+              <a:hueOff val="0"/>
+              <a:satOff val="0"/>
+              <a:lumOff val="0"/>
+              <a:alphaOff val="0"/>
+            </a:schemeClr>
+          </a:solidFill>
+          <a:prstDash val="solid"/>
+          <a:miter lim="800000"/>
+        </a:ln>
+        <a:effectLst/>
+      </dsp:spPr>
+      <dsp:style>
+        <a:lnRef idx="2">
+          <a:scrgbClr r="0" g="0" b="0"/>
+        </a:lnRef>
+        <a:fillRef idx="0">
+          <a:scrgbClr r="0" g="0" b="0"/>
+        </a:fillRef>
+        <a:effectRef idx="0">
+          <a:scrgbClr r="0" g="0" b="0"/>
+        </a:effectRef>
+        <a:fontRef idx="minor"/>
+      </dsp:style>
+    </dsp:sp>
+    <dsp:sp modelId="{AD891F26-980D-4EDE-A996-5C9150DB9085}">
+      <dsp:nvSpPr>
+        <dsp:cNvPr id="0" name=""/>
+        <dsp:cNvSpPr/>
+      </dsp:nvSpPr>
+      <dsp:spPr>
+        <a:xfrm>
+          <a:off x="2967763" y="1904271"/>
+          <a:ext cx="680057" cy="453371"/>
+        </a:xfrm>
+        <a:prstGeom prst="roundRect">
+          <a:avLst>
+            <a:gd name="adj" fmla="val 10000"/>
+          </a:avLst>
+        </a:prstGeom>
+        <a:solidFill>
+          <a:schemeClr val="accent1">
+            <a:hueOff val="0"/>
+            <a:satOff val="0"/>
+            <a:lumOff val="0"/>
+            <a:alphaOff val="0"/>
+          </a:schemeClr>
+        </a:solidFill>
+        <a:ln w="19050" cap="flat" cmpd="sng" algn="ctr">
+          <a:solidFill>
+            <a:schemeClr val="lt1">
+              <a:hueOff val="0"/>
+              <a:satOff val="0"/>
+              <a:lumOff val="0"/>
+              <a:alphaOff val="0"/>
+            </a:schemeClr>
+          </a:solidFill>
+          <a:prstDash val="solid"/>
+          <a:miter lim="800000"/>
+        </a:ln>
+        <a:effectLst/>
+      </dsp:spPr>
+      <dsp:style>
+        <a:lnRef idx="2">
+          <a:scrgbClr r="0" g="0" b="0"/>
+        </a:lnRef>
+        <a:fillRef idx="1">
+          <a:scrgbClr r="0" g="0" b="0"/>
+        </a:fillRef>
+        <a:effectRef idx="0">
+          <a:scrgbClr r="0" g="0" b="0"/>
+        </a:effectRef>
+        <a:fontRef idx="minor">
+          <a:schemeClr val="lt1"/>
+        </a:fontRef>
+      </dsp:style>
+      <dsp:txBody>
+        <a:bodyPr spcFirstLastPara="0" vert="horz" wrap="square" lIns="30480" tIns="30480" rIns="30480" bIns="30480" numCol="1" spcCol="1270" anchor="ctr" anchorCtr="0">
+          <a:noAutofit/>
+        </a:bodyPr>
+        <a:lstStyle/>
+        <a:p>
+          <a:pPr marL="0" lvl="0" indent="0" algn="ctr" defTabSz="355600">
+            <a:lnSpc>
+              <a:spcPct val="90000"/>
+            </a:lnSpc>
+            <a:spcBef>
+              <a:spcPct val="0"/>
+            </a:spcBef>
+            <a:spcAft>
+              <a:spcPct val="35000"/>
+            </a:spcAft>
+            <a:buNone/>
+          </a:pPr>
+          <a:r>
+            <a:rPr lang="en-IN" sz="800" kern="1200"/>
+            <a:t>Acquires home currency</a:t>
+          </a:r>
+        </a:p>
+      </dsp:txBody>
+      <dsp:txXfrm>
+        <a:off x="2981042" y="1917550"/>
+        <a:ext cx="653499" cy="426813"/>
+      </dsp:txXfrm>
+    </dsp:sp>
+    <dsp:sp modelId="{90F6AD8D-DD82-42BB-8D1C-DFFEDFDCF91F}">
+      <dsp:nvSpPr>
+        <dsp:cNvPr id="0" name=""/>
+        <dsp:cNvSpPr/>
+      </dsp:nvSpPr>
+      <dsp:spPr>
+        <a:xfrm>
+          <a:off x="3749829" y="1722923"/>
+          <a:ext cx="442037" cy="181348"/>
+        </a:xfrm>
+        <a:custGeom>
+          <a:avLst/>
+          <a:gdLst/>
+          <a:ahLst/>
+          <a:cxnLst/>
+          <a:rect l="0" t="0" r="0" b="0"/>
+          <a:pathLst>
+            <a:path>
+              <a:moveTo>
+                <a:pt x="0" y="0"/>
+              </a:moveTo>
+              <a:lnTo>
+                <a:pt x="0" y="90674"/>
+              </a:lnTo>
+              <a:lnTo>
+                <a:pt x="442037" y="90674"/>
+              </a:lnTo>
+              <a:lnTo>
+                <a:pt x="442037" y="181348"/>
+              </a:lnTo>
+            </a:path>
+          </a:pathLst>
+        </a:custGeom>
+        <a:noFill/>
+        <a:ln w="19050" cap="flat" cmpd="sng" algn="ctr">
+          <a:solidFill>
+            <a:schemeClr val="accent1">
+              <a:shade val="80000"/>
+              <a:hueOff val="0"/>
+              <a:satOff val="0"/>
+              <a:lumOff val="0"/>
+              <a:alphaOff val="0"/>
+            </a:schemeClr>
+          </a:solidFill>
+          <a:prstDash val="solid"/>
+          <a:miter lim="800000"/>
+        </a:ln>
+        <a:effectLst/>
+      </dsp:spPr>
+      <dsp:style>
+        <a:lnRef idx="2">
+          <a:scrgbClr r="0" g="0" b="0"/>
+        </a:lnRef>
+        <a:fillRef idx="0">
+          <a:scrgbClr r="0" g="0" b="0"/>
+        </a:fillRef>
+        <a:effectRef idx="0">
+          <a:scrgbClr r="0" g="0" b="0"/>
+        </a:effectRef>
+        <a:fontRef idx="minor"/>
+      </dsp:style>
+    </dsp:sp>
+    <dsp:sp modelId="{5FB0696C-312D-493D-AA15-AA61608CD5FE}">
+      <dsp:nvSpPr>
+        <dsp:cNvPr id="0" name=""/>
+        <dsp:cNvSpPr/>
+      </dsp:nvSpPr>
+      <dsp:spPr>
+        <a:xfrm>
+          <a:off x="3851837" y="1904271"/>
+          <a:ext cx="680057" cy="453371"/>
+        </a:xfrm>
+        <a:prstGeom prst="roundRect">
+          <a:avLst>
+            <a:gd name="adj" fmla="val 10000"/>
+          </a:avLst>
+        </a:prstGeom>
+        <a:solidFill>
+          <a:schemeClr val="accent1">
+            <a:hueOff val="0"/>
+            <a:satOff val="0"/>
+            <a:lumOff val="0"/>
+            <a:alphaOff val="0"/>
+          </a:schemeClr>
+        </a:solidFill>
+        <a:ln w="19050" cap="flat" cmpd="sng" algn="ctr">
+          <a:solidFill>
+            <a:schemeClr val="lt1">
+              <a:hueOff val="0"/>
+              <a:satOff val="0"/>
+              <a:lumOff val="0"/>
+              <a:alphaOff val="0"/>
+            </a:schemeClr>
+          </a:solidFill>
+          <a:prstDash val="solid"/>
+          <a:miter lim="800000"/>
+        </a:ln>
+        <a:effectLst/>
+      </dsp:spPr>
+      <dsp:style>
+        <a:lnRef idx="2">
+          <a:scrgbClr r="0" g="0" b="0"/>
+        </a:lnRef>
+        <a:fillRef idx="1">
+          <a:scrgbClr r="0" g="0" b="0"/>
+        </a:fillRef>
+        <a:effectRef idx="0">
+          <a:scrgbClr r="0" g="0" b="0"/>
+        </a:effectRef>
+        <a:fontRef idx="minor">
+          <a:schemeClr val="lt1"/>
+        </a:fontRef>
+      </dsp:style>
+      <dsp:txBody>
+        <a:bodyPr spcFirstLastPara="0" vert="horz" wrap="square" lIns="30480" tIns="30480" rIns="30480" bIns="30480" numCol="1" spcCol="1270" anchor="ctr" anchorCtr="0">
+          <a:noAutofit/>
+        </a:bodyPr>
+        <a:lstStyle/>
+        <a:p>
+          <a:pPr marL="0" lvl="0" indent="0" algn="ctr" defTabSz="355600">
+            <a:lnSpc>
+              <a:spcPct val="90000"/>
+            </a:lnSpc>
+            <a:spcBef>
+              <a:spcPct val="0"/>
+            </a:spcBef>
+            <a:spcAft>
+              <a:spcPct val="35000"/>
+            </a:spcAft>
+            <a:buNone/>
+          </a:pPr>
+          <a:r>
+            <a:rPr lang="en-IN" sz="800" kern="1200"/>
+            <a:t>Parts with foreign currency</a:t>
+          </a:r>
+        </a:p>
+      </dsp:txBody>
+      <dsp:txXfrm>
+        <a:off x="3865116" y="1917550"/>
+        <a:ext cx="653499" cy="426813"/>
       </dsp:txXfrm>
     </dsp:sp>
   </dsp:spTree>
@@ -18143,6 +22070,517 @@
 </dgm:layoutDef>
 </file>
 
+<file path=word/diagrams/layout4.xml><?xml version="1.0" encoding="utf-8"?>
+<dgm:layoutDef xmlns:dgm="http://schemas.openxmlformats.org/drawingml/2006/diagram" xmlns:a="http://schemas.openxmlformats.org/drawingml/2006/main" uniqueId="urn:microsoft.com/office/officeart/2005/8/layout/hierarchy6">
+  <dgm:title val=""/>
+  <dgm:desc val=""/>
+  <dgm:catLst>
+    <dgm:cat type="hierarchy" pri="3000"/>
+  </dgm:catLst>
+  <dgm:sampData>
+    <dgm:dataModel>
+      <dgm:ptLst>
+        <dgm:pt modelId="0" type="doc"/>
+        <dgm:pt modelId="1">
+          <dgm:prSet phldr="1"/>
+        </dgm:pt>
+        <dgm:pt modelId="2">
+          <dgm:prSet phldr="1"/>
+        </dgm:pt>
+        <dgm:pt modelId="21">
+          <dgm:prSet phldr="1"/>
+        </dgm:pt>
+        <dgm:pt modelId="22">
+          <dgm:prSet phldr="1"/>
+        </dgm:pt>
+        <dgm:pt modelId="3">
+          <dgm:prSet phldr="1"/>
+        </dgm:pt>
+        <dgm:pt modelId="31">
+          <dgm:prSet phldr="1"/>
+        </dgm:pt>
+        <dgm:pt modelId="4">
+          <dgm:prSet phldr="1"/>
+        </dgm:pt>
+        <dgm:pt modelId="5">
+          <dgm:prSet phldr="1"/>
+        </dgm:pt>
+        <dgm:pt modelId="6">
+          <dgm:prSet phldr="1"/>
+        </dgm:pt>
+      </dgm:ptLst>
+      <dgm:cxnLst>
+        <dgm:cxn modelId="7" srcId="0" destId="1" srcOrd="0" destOrd="0"/>
+        <dgm:cxn modelId="8" srcId="1" destId="2" srcOrd="0" destOrd="0"/>
+        <dgm:cxn modelId="9" srcId="1" destId="3" srcOrd="1" destOrd="0"/>
+        <dgm:cxn modelId="23" srcId="2" destId="21" srcOrd="0" destOrd="0"/>
+        <dgm:cxn modelId="24" srcId="2" destId="22" srcOrd="1" destOrd="0"/>
+        <dgm:cxn modelId="33" srcId="3" destId="31" srcOrd="0" destOrd="0"/>
+        <dgm:cxn modelId="10" srcId="0" destId="4" srcOrd="1" destOrd="0"/>
+        <dgm:cxn modelId="11" srcId="0" destId="5" srcOrd="2" destOrd="0"/>
+        <dgm:cxn modelId="12" srcId="0" destId="6" srcOrd="3" destOrd="0"/>
+      </dgm:cxnLst>
+      <dgm:bg/>
+      <dgm:whole/>
+    </dgm:dataModel>
+  </dgm:sampData>
+  <dgm:styleData>
+    <dgm:dataModel>
+      <dgm:ptLst>
+        <dgm:pt modelId="0" type="doc"/>
+        <dgm:pt modelId="1"/>
+        <dgm:pt modelId="11"/>
+        <dgm:pt modelId="12"/>
+        <dgm:pt modelId="2"/>
+        <dgm:pt modelId="3"/>
+      </dgm:ptLst>
+      <dgm:cxnLst>
+        <dgm:cxn modelId="4" srcId="0" destId="1" srcOrd="0" destOrd="0"/>
+        <dgm:cxn modelId="13" srcId="1" destId="11" srcOrd="0" destOrd="0"/>
+        <dgm:cxn modelId="14" srcId="1" destId="12" srcOrd="1" destOrd="0"/>
+        <dgm:cxn modelId="5" srcId="0" destId="2" srcOrd="1" destOrd="0"/>
+        <dgm:cxn modelId="6" srcId="0" destId="3" srcOrd="2" destOrd="0"/>
+      </dgm:cxnLst>
+      <dgm:bg/>
+      <dgm:whole/>
+    </dgm:dataModel>
+  </dgm:styleData>
+  <dgm:clrData>
+    <dgm:dataModel>
+      <dgm:ptLst>
+        <dgm:pt modelId="0" type="doc"/>
+        <dgm:pt modelId="1"/>
+        <dgm:pt modelId="2"/>
+        <dgm:pt modelId="21"/>
+        <dgm:pt modelId="211"/>
+        <dgm:pt modelId="3"/>
+        <dgm:pt modelId="31"/>
+        <dgm:pt modelId="311"/>
+        <dgm:pt modelId="4"/>
+        <dgm:pt modelId="5"/>
+        <dgm:pt modelId="6"/>
+        <dgm:pt modelId="7"/>
+      </dgm:ptLst>
+      <dgm:cxnLst>
+        <dgm:cxn modelId="8" srcId="0" destId="1" srcOrd="0" destOrd="0"/>
+        <dgm:cxn modelId="9" srcId="1" destId="2" srcOrd="0" destOrd="0"/>
+        <dgm:cxn modelId="10" srcId="1" destId="3" srcOrd="1" destOrd="0"/>
+        <dgm:cxn modelId="23" srcId="2" destId="21" srcOrd="0" destOrd="0"/>
+        <dgm:cxn modelId="24" srcId="21" destId="211" srcOrd="0" destOrd="0"/>
+        <dgm:cxn modelId="33" srcId="3" destId="31" srcOrd="0" destOrd="0"/>
+        <dgm:cxn modelId="34" srcId="31" destId="311" srcOrd="0" destOrd="0"/>
+        <dgm:cxn modelId="11" srcId="0" destId="4" srcOrd="1" destOrd="0"/>
+        <dgm:cxn modelId="12" srcId="0" destId="5" srcOrd="2" destOrd="0"/>
+        <dgm:cxn modelId="13" srcId="0" destId="6" srcOrd="3" destOrd="0"/>
+        <dgm:cxn modelId="14" srcId="0" destId="7" srcOrd="4" destOrd="0"/>
+      </dgm:cxnLst>
+      <dgm:bg/>
+      <dgm:whole/>
+    </dgm:dataModel>
+  </dgm:clrData>
+  <dgm:layoutNode name="mainComposite">
+    <dgm:varLst>
+      <dgm:chPref val="1"/>
+      <dgm:dir/>
+      <dgm:animOne val="branch"/>
+      <dgm:animLvl val="lvl"/>
+      <dgm:resizeHandles val="exact"/>
+    </dgm:varLst>
+    <dgm:alg type="composite">
+      <dgm:param type="vertAlign" val="mid"/>
+      <dgm:param type="horzAlign" val="ctr"/>
+    </dgm:alg>
+    <dgm:shape xmlns:r="http://schemas.openxmlformats.org/officeDocument/2006/relationships" r:blip="">
+      <dgm:adjLst/>
+    </dgm:shape>
+    <dgm:presOf/>
+    <dgm:choose name="Name0">
+      <dgm:if name="Name1" axis="ch" ptType="node" func="cnt" op="gte" val="2">
+        <dgm:choose name="Name2">
+          <dgm:if name="Name3" func="var" arg="dir" op="equ" val="norm">
+            <dgm:constrLst>
+              <dgm:constr type="l" for="ch" forName="hierFlow" refType="w" fact="0.3"/>
+              <dgm:constr type="t" for="ch" forName="hierFlow"/>
+              <dgm:constr type="r" for="ch" forName="hierFlow" refType="w" fact="0.98"/>
+              <dgm:constr type="b" for="ch" forName="hierFlow" refType="h" fact="0.98"/>
+              <dgm:constr type="l" for="ch" forName="bgShapesFlow"/>
+              <dgm:constr type="t" for="ch" forName="bgShapesFlow"/>
+              <dgm:constr type="r" for="ch" forName="bgShapesFlow" refType="w"/>
+              <dgm:constr type="b" for="ch" forName="bgShapesFlow" refType="h"/>
+              <dgm:constr type="w" for="des" forName="level1Shape" refType="w"/>
+              <dgm:constr type="h" for="des" forName="level1Shape" refType="w" refFor="des" refForName="level1Shape" fact="0.66667"/>
+              <dgm:constr type="w" for="des" forName="level2Shape" refType="w" refFor="des" refForName="level1Shape" op="equ"/>
+              <dgm:constr type="h" for="des" forName="level2Shape" refType="h" refFor="des" refForName="level1Shape" op="equ"/>
+              <dgm:constr type="sp" for="des" refType="h" refFor="des" refForName="level1Shape" op="equ" fact="0.4"/>
+              <dgm:constr type="sibSp" for="des" forName="hierChild1" refType="w" refFor="des" refForName="level1Shape" op="equ" fact="0.3"/>
+              <dgm:constr type="sibSp" for="des" forName="hierChild2" refType="sibSp" refFor="des" refForName="hierChild1" op="equ"/>
+              <dgm:constr type="sibSp" for="des" forName="hierChild3" refType="sibSp" refFor="des" refForName="hierChild1" op="equ"/>
+              <dgm:constr type="userA" for="des" refType="h" refFor="des" refForName="level1Shape" op="equ"/>
+              <dgm:constr type="userB" for="des" refType="sp" refFor="des" op="equ"/>
+              <dgm:constr type="h" for="des" forName="firstBuf" refType="h" refFor="des" refForName="level1Shape" fact="0.1"/>
+            </dgm:constrLst>
+          </dgm:if>
+          <dgm:else name="Name4">
+            <dgm:constrLst>
+              <dgm:constr type="l" for="ch" forName="hierFlow" refType="w" fact="0.02"/>
+              <dgm:constr type="t" for="ch" forName="hierFlow"/>
+              <dgm:constr type="r" for="ch" forName="hierFlow" refType="w" fact="0.7"/>
+              <dgm:constr type="b" for="ch" forName="hierFlow" refType="h" fact="0.98"/>
+              <dgm:constr type="l" for="ch" forName="bgShapesFlow"/>
+              <dgm:constr type="t" for="ch" forName="bgShapesFlow"/>
+              <dgm:constr type="r" for="ch" forName="bgShapesFlow" refType="w"/>
+              <dgm:constr type="b" for="ch" forName="bgShapesFlow" refType="h"/>
+              <dgm:constr type="w" for="des" forName="level1Shape" refType="w"/>
+              <dgm:constr type="h" for="des" forName="level1Shape" refType="w" refFor="des" refForName="level1Shape" fact="0.66667"/>
+              <dgm:constr type="w" for="des" forName="level2Shape" refType="w" refFor="des" refForName="level1Shape" op="equ"/>
+              <dgm:constr type="h" for="des" forName="level2Shape" refType="h" refFor="des" refForName="level1Shape" op="equ"/>
+              <dgm:constr type="sp" for="des" refType="h" refFor="des" refForName="level1Shape" op="equ" fact="0.4"/>
+              <dgm:constr type="sibSp" for="des" forName="hierChild1" refType="w" refFor="des" refForName="level1Shape" op="equ" fact="0.3"/>
+              <dgm:constr type="sibSp" for="des" forName="hierChild2" refType="sibSp" refFor="des" refForName="hierChild1" op="equ"/>
+              <dgm:constr type="sibSp" for="des" forName="hierChild3" refType="sibSp" refFor="des" refForName="hierChild1" op="equ"/>
+              <dgm:constr type="userA" for="des" refType="h" refFor="des" refForName="level1Shape" op="equ"/>
+              <dgm:constr type="userB" for="des" refType="sp" refFor="des" op="equ"/>
+              <dgm:constr type="h" for="des" forName="firstBuf" refType="h" refFor="des" refForName="level1Shape" fact="0.1"/>
+            </dgm:constrLst>
+          </dgm:else>
+        </dgm:choose>
+      </dgm:if>
+      <dgm:else name="Name5">
+        <dgm:constrLst>
+          <dgm:constr type="l" for="ch" forName="hierFlow"/>
+          <dgm:constr type="t" for="ch" forName="hierFlow"/>
+          <dgm:constr type="r" for="ch" forName="hierFlow" refType="w"/>
+          <dgm:constr type="b" for="ch" forName="hierFlow" refType="h"/>
+          <dgm:constr type="l" for="ch" forName="bgShapesFlow"/>
+          <dgm:constr type="t" for="ch" forName="bgShapesFlow"/>
+          <dgm:constr type="r" for="ch" forName="bgShapesFlow" refType="w"/>
+          <dgm:constr type="b" for="ch" forName="bgShapesFlow" refType="h"/>
+          <dgm:constr type="w" for="des" forName="level1Shape" refType="w"/>
+          <dgm:constr type="h" for="des" forName="level1Shape" refType="w" refFor="des" refForName="level1Shape" fact="0.66667"/>
+          <dgm:constr type="w" for="des" forName="level2Shape" refType="w" refFor="des" refForName="level1Shape" op="equ"/>
+          <dgm:constr type="h" for="des" forName="level2Shape" refType="h" refFor="des" refForName="level1Shape" op="equ"/>
+          <dgm:constr type="sp" for="des" refType="h" refFor="des" refForName="level1Shape" op="equ" fact="0.4"/>
+          <dgm:constr type="sibSp" for="des" forName="hierChild1" refType="w" refFor="des" refForName="level1Shape" op="equ" fact="0.3"/>
+          <dgm:constr type="sibSp" for="des" forName="hierChild2" refType="sibSp" refFor="des" refForName="hierChild1" op="equ"/>
+          <dgm:constr type="sibSp" for="des" forName="hierChild3" refType="sibSp" refFor="des" refForName="hierChild1" op="equ"/>
+          <dgm:constr type="userA" for="des" refType="h" refFor="des" refForName="level1Shape" op="equ"/>
+          <dgm:constr type="userB" for="des" refType="sp" refFor="des" op="equ"/>
+          <dgm:constr type="h" for="des" forName="firstBuf" refType="h" refFor="des" refForName="level1Shape" fact="0.1"/>
+        </dgm:constrLst>
+      </dgm:else>
+    </dgm:choose>
+    <dgm:ruleLst/>
+    <dgm:layoutNode name="hierFlow">
+      <dgm:alg type="lin">
+        <dgm:param type="linDir" val="fromT"/>
+        <dgm:param type="nodeVertAlign" val="t"/>
+        <dgm:param type="vertAlign" val="t"/>
+        <dgm:param type="nodeHorzAlign" val="ctr"/>
+        <dgm:param type="fallback" val="2D"/>
+      </dgm:alg>
+      <dgm:shape xmlns:r="http://schemas.openxmlformats.org/officeDocument/2006/relationships" r:blip="">
+        <dgm:adjLst/>
+      </dgm:shape>
+      <dgm:presOf/>
+      <dgm:constrLst/>
+      <dgm:ruleLst/>
+      <dgm:choose name="Name6">
+        <dgm:if name="Name7" axis="ch" ptType="node" func="cnt" op="gte" val="2">
+          <dgm:layoutNode name="firstBuf">
+            <dgm:alg type="sp"/>
+            <dgm:shape xmlns:r="http://schemas.openxmlformats.org/officeDocument/2006/relationships" r:blip="">
+              <dgm:adjLst/>
+            </dgm:shape>
+            <dgm:presOf/>
+            <dgm:constrLst/>
+            <dgm:ruleLst/>
+          </dgm:layoutNode>
+        </dgm:if>
+        <dgm:else name="Name8"/>
+      </dgm:choose>
+      <dgm:layoutNode name="hierChild1">
+        <dgm:varLst>
+          <dgm:chPref val="1"/>
+          <dgm:animOne val="branch"/>
+          <dgm:animLvl val="lvl"/>
+        </dgm:varLst>
+        <dgm:choose name="Name9">
+          <dgm:if name="Name10" func="var" arg="dir" op="equ" val="norm">
+            <dgm:alg type="hierChild">
+              <dgm:param type="linDir" val="fromL"/>
+              <dgm:param type="vertAlign" val="t"/>
+            </dgm:alg>
+          </dgm:if>
+          <dgm:else name="Name11">
+            <dgm:alg type="hierChild">
+              <dgm:param type="linDir" val="fromR"/>
+              <dgm:param type="vertAlign" val="t"/>
+            </dgm:alg>
+          </dgm:else>
+        </dgm:choose>
+        <dgm:shape xmlns:r="http://schemas.openxmlformats.org/officeDocument/2006/relationships" r:blip="">
+          <dgm:adjLst/>
+        </dgm:shape>
+        <dgm:presOf/>
+        <dgm:constrLst>
+          <dgm:constr type="primFontSz" for="des" ptType="node" op="equ"/>
+        </dgm:constrLst>
+        <dgm:ruleLst/>
+        <dgm:forEach name="Name12" axis="ch" cnt="3">
+          <dgm:forEach name="Name13" axis="self" ptType="node">
+            <dgm:layoutNode name="Name14">
+              <dgm:alg type="hierRoot"/>
+              <dgm:shape xmlns:r="http://schemas.openxmlformats.org/officeDocument/2006/relationships" r:blip="">
+                <dgm:adjLst/>
+              </dgm:shape>
+              <dgm:presOf/>
+              <dgm:constrLst/>
+              <dgm:ruleLst/>
+              <dgm:layoutNode name="level1Shape" styleLbl="node0">
+                <dgm:varLst>
+                  <dgm:chPref val="3"/>
+                </dgm:varLst>
+                <dgm:alg type="tx"/>
+                <dgm:shape xmlns:r="http://schemas.openxmlformats.org/officeDocument/2006/relationships" type="roundRect" r:blip="">
+                  <dgm:adjLst>
+                    <dgm:adj idx="1" val="0.1"/>
+                  </dgm:adjLst>
+                </dgm:shape>
+                <dgm:presOf axis="self"/>
+                <dgm:constrLst>
+                  <dgm:constr type="primFontSz" val="65"/>
+                  <dgm:constr type="tMarg" refType="primFontSz" fact="0.3"/>
+                  <dgm:constr type="bMarg" refType="primFontSz" fact="0.3"/>
+                  <dgm:constr type="lMarg" refType="primFontSz" fact="0.3"/>
+                  <dgm:constr type="rMarg" refType="primFontSz" fact="0.3"/>
+                </dgm:constrLst>
+                <dgm:ruleLst>
+                  <dgm:rule type="primFontSz" val="5" fact="NaN" max="NaN"/>
+                </dgm:ruleLst>
+              </dgm:layoutNode>
+              <dgm:layoutNode name="hierChild2">
+                <dgm:choose name="Name15">
+                  <dgm:if name="Name16" func="var" arg="dir" op="equ" val="norm">
+                    <dgm:alg type="hierChild">
+                      <dgm:param type="linDir" val="fromL"/>
+                    </dgm:alg>
+                  </dgm:if>
+                  <dgm:else name="Name17">
+                    <dgm:alg type="hierChild">
+                      <dgm:param type="linDir" val="fromR"/>
+                    </dgm:alg>
+                  </dgm:else>
+                </dgm:choose>
+                <dgm:shape xmlns:r="http://schemas.openxmlformats.org/officeDocument/2006/relationships" r:blip="">
+                  <dgm:adjLst/>
+                </dgm:shape>
+                <dgm:presOf/>
+                <dgm:constrLst/>
+                <dgm:ruleLst/>
+                <dgm:forEach name="repeat" axis="ch">
+                  <dgm:forEach name="Name18" axis="self" ptType="parTrans" cnt="1">
+                    <dgm:layoutNode name="Name19">
+                      <dgm:alg type="conn">
+                        <dgm:param type="dim" val="1D"/>
+                        <dgm:param type="endSty" val="noArr"/>
+                        <dgm:param type="connRout" val="bend"/>
+                        <dgm:param type="begPts" val="bCtr"/>
+                        <dgm:param type="endPts" val="tCtr"/>
+                      </dgm:alg>
+                      <dgm:shape xmlns:r="http://schemas.openxmlformats.org/officeDocument/2006/relationships" type="conn" r:blip="">
+                        <dgm:adjLst/>
+                      </dgm:shape>
+                      <dgm:presOf axis="self"/>
+                      <dgm:constrLst>
+                        <dgm:constr type="w" val="1"/>
+                        <dgm:constr type="h" val="1"/>
+                        <dgm:constr type="begPad"/>
+                        <dgm:constr type="endPad"/>
+                      </dgm:constrLst>
+                      <dgm:ruleLst/>
+                    </dgm:layoutNode>
+                  </dgm:forEach>
+                  <dgm:forEach name="Name20" axis="self" ptType="node">
+                    <dgm:layoutNode name="Name21">
+                      <dgm:alg type="hierRoot"/>
+                      <dgm:shape xmlns:r="http://schemas.openxmlformats.org/officeDocument/2006/relationships" r:blip="">
+                        <dgm:adjLst/>
+                      </dgm:shape>
+                      <dgm:presOf/>
+                      <dgm:constrLst/>
+                      <dgm:ruleLst/>
+                      <dgm:layoutNode name="level2Shape">
+                        <dgm:alg type="tx"/>
+                        <dgm:shape xmlns:r="http://schemas.openxmlformats.org/officeDocument/2006/relationships" type="roundRect" r:blip="">
+                          <dgm:adjLst>
+                            <dgm:adj idx="1" val="0.1"/>
+                          </dgm:adjLst>
+                        </dgm:shape>
+                        <dgm:presOf axis="self"/>
+                        <dgm:constrLst>
+                          <dgm:constr type="primFontSz" val="65"/>
+                          <dgm:constr type="tMarg" refType="primFontSz" fact="0.3"/>
+                          <dgm:constr type="bMarg" refType="primFontSz" fact="0.3"/>
+                          <dgm:constr type="lMarg" refType="primFontSz" fact="0.3"/>
+                          <dgm:constr type="rMarg" refType="primFontSz" fact="0.3"/>
+                        </dgm:constrLst>
+                        <dgm:ruleLst>
+                          <dgm:rule type="primFontSz" val="5" fact="NaN" max="NaN"/>
+                        </dgm:ruleLst>
+                      </dgm:layoutNode>
+                      <dgm:layoutNode name="hierChild3">
+                        <dgm:choose name="Name22">
+                          <dgm:if name="Name23" func="var" arg="dir" op="equ" val="norm">
+                            <dgm:alg type="hierChild">
+                              <dgm:param type="linDir" val="fromL"/>
+                            </dgm:alg>
+                          </dgm:if>
+                          <dgm:else name="Name24">
+                            <dgm:alg type="hierChild">
+                              <dgm:param type="linDir" val="fromR"/>
+                            </dgm:alg>
+                          </dgm:else>
+                        </dgm:choose>
+                        <dgm:shape xmlns:r="http://schemas.openxmlformats.org/officeDocument/2006/relationships" r:blip="">
+                          <dgm:adjLst/>
+                        </dgm:shape>
+                        <dgm:presOf/>
+                        <dgm:constrLst/>
+                        <dgm:ruleLst/>
+                        <dgm:forEach name="Name25" ref="repeat"/>
+                      </dgm:layoutNode>
+                    </dgm:layoutNode>
+                  </dgm:forEach>
+                </dgm:forEach>
+              </dgm:layoutNode>
+            </dgm:layoutNode>
+          </dgm:forEach>
+        </dgm:forEach>
+      </dgm:layoutNode>
+    </dgm:layoutNode>
+    <dgm:layoutNode name="bgShapesFlow">
+      <dgm:alg type="lin">
+        <dgm:param type="linDir" val="fromT"/>
+        <dgm:param type="nodeVertAlign" val="t"/>
+        <dgm:param type="vertAlign" val="t"/>
+        <dgm:param type="nodeHorzAlign" val="ctr"/>
+      </dgm:alg>
+      <dgm:shape xmlns:r="http://schemas.openxmlformats.org/officeDocument/2006/relationships" r:blip="">
+        <dgm:adjLst/>
+      </dgm:shape>
+      <dgm:presOf/>
+      <dgm:constrLst>
+        <dgm:constr type="userB"/>
+        <dgm:constr type="w" for="ch" forName="rectComp" refType="w"/>
+        <dgm:constr type="h" for="ch" forName="rectComp" refType="h"/>
+        <dgm:constr type="w" for="des" forName="bgRect" refType="w"/>
+        <dgm:constr type="primFontSz" for="des" forName="bgRectTx" op="equ"/>
+      </dgm:constrLst>
+      <dgm:ruleLst/>
+      <dgm:forEach name="Name26" axis="ch" ptType="node" st="2">
+        <dgm:layoutNode name="rectComp">
+          <dgm:alg type="composite">
+            <dgm:param type="vertAlign" val="t"/>
+            <dgm:param type="horzAlign" val="ctr"/>
+          </dgm:alg>
+          <dgm:shape xmlns:r="http://schemas.openxmlformats.org/officeDocument/2006/relationships" r:blip="">
+            <dgm:adjLst/>
+          </dgm:shape>
+          <dgm:presOf/>
+          <dgm:choose name="Name27">
+            <dgm:if name="Name28" func="var" arg="dir" op="equ" val="norm">
+              <dgm:constrLst>
+                <dgm:constr type="userA"/>
+                <dgm:constr type="l" for="ch" forName="bgRect"/>
+                <dgm:constr type="t" for="ch" forName="bgRect"/>
+                <dgm:constr type="h" for="ch" forName="bgRect" refType="userA" fact="1.2"/>
+                <dgm:constr type="l" for="ch" forName="bgRectTx"/>
+                <dgm:constr type="t" for="ch" forName="bgRectTx"/>
+                <dgm:constr type="w" for="ch" forName="bgRectTx" refType="w" refFor="ch" refForName="bgRect" fact="0.3"/>
+                <dgm:constr type="h" for="ch" forName="bgRectTx" refType="h" refFor="ch" refForName="bgRect" op="equ"/>
+              </dgm:constrLst>
+            </dgm:if>
+            <dgm:else name="Name29">
+              <dgm:constrLst>
+                <dgm:constr type="userA"/>
+                <dgm:constr type="l" for="ch" forName="bgRect"/>
+                <dgm:constr type="t" for="ch" forName="bgRect"/>
+                <dgm:constr type="h" for="ch" forName="bgRect" refType="userA" fact="1.2"/>
+                <dgm:constr type="r" for="ch" forName="bgRectTx" refType="w"/>
+                <dgm:constr type="t" for="ch" forName="bgRectTx"/>
+                <dgm:constr type="w" for="ch" forName="bgRectTx" refType="w" refFor="ch" refForName="bgRect" fact="0.3"/>
+                <dgm:constr type="h" for="ch" forName="bgRectTx" refType="h" refFor="ch" refForName="bgRect" op="equ"/>
+              </dgm:constrLst>
+            </dgm:else>
+          </dgm:choose>
+          <dgm:ruleLst/>
+          <dgm:layoutNode name="bgRect" styleLbl="bgShp">
+            <dgm:alg type="sp"/>
+            <dgm:shape xmlns:r="http://schemas.openxmlformats.org/officeDocument/2006/relationships" type="roundRect" r:blip="" zOrderOff="-999">
+              <dgm:adjLst>
+                <dgm:adj idx="1" val="0.1"/>
+              </dgm:adjLst>
+            </dgm:shape>
+            <dgm:presOf axis="desOrSelf" ptType="node"/>
+            <dgm:constrLst/>
+            <dgm:ruleLst/>
+          </dgm:layoutNode>
+          <dgm:layoutNode name="bgRectTx" styleLbl="bgShp">
+            <dgm:varLst>
+              <dgm:bulletEnabled val="1"/>
+            </dgm:varLst>
+            <dgm:alg type="tx"/>
+            <dgm:presOf axis="desOrSelf" ptType="node"/>
+            <dgm:shape xmlns:r="http://schemas.openxmlformats.org/officeDocument/2006/relationships" type="rect" r:blip="" zOrderOff="-999" hideGeom="1">
+              <dgm:adjLst/>
+            </dgm:shape>
+            <dgm:constrLst>
+              <dgm:constr type="primFontSz" val="65"/>
+            </dgm:constrLst>
+            <dgm:ruleLst>
+              <dgm:rule type="primFontSz" val="5" fact="NaN" max="NaN"/>
+            </dgm:ruleLst>
+          </dgm:layoutNode>
+        </dgm:layoutNode>
+        <dgm:choose name="Name30">
+          <dgm:if name="Name31" axis="self" ptType="node" func="revPos" op="gte" val="2">
+            <dgm:layoutNode name="spComp">
+              <dgm:alg type="composite">
+                <dgm:param type="vertAlign" val="t"/>
+                <dgm:param type="horzAlign" val="ctr"/>
+              </dgm:alg>
+              <dgm:shape xmlns:r="http://schemas.openxmlformats.org/officeDocument/2006/relationships" r:blip="">
+                <dgm:adjLst/>
+              </dgm:shape>
+              <dgm:presOf/>
+              <dgm:constrLst>
+                <dgm:constr type="userA"/>
+                <dgm:constr type="userB"/>
+                <dgm:constr type="l" for="ch" forName="vSp"/>
+                <dgm:constr type="t" for="ch" forName="vSp"/>
+                <dgm:constr type="h" for="ch" forName="vSp" refType="userB"/>
+                <dgm:constr type="hOff" for="ch" forName="vSp" refType="userA" fact="-0.2"/>
+              </dgm:constrLst>
+              <dgm:ruleLst/>
+              <dgm:layoutNode name="vSp">
+                <dgm:alg type="sp"/>
+                <dgm:shape xmlns:r="http://schemas.openxmlformats.org/officeDocument/2006/relationships" r:blip="">
+                  <dgm:adjLst/>
+                </dgm:shape>
+                <dgm:presOf/>
+                <dgm:constrLst/>
+                <dgm:ruleLst/>
+              </dgm:layoutNode>
+            </dgm:layoutNode>
+          </dgm:if>
+          <dgm:else name="Name32"/>
+        </dgm:choose>
+      </dgm:forEach>
+    </dgm:layoutNode>
+  </dgm:layoutNode>
+</dgm:layoutDef>
+</file>
+
 <file path=word/diagrams/quickStyle1.xml><?xml version="1.0" encoding="utf-8"?>
 <dgm:styleDef xmlns:dgm="http://schemas.openxmlformats.org/drawingml/2006/diagram" xmlns:a="http://schemas.openxmlformats.org/drawingml/2006/main" uniqueId="urn:microsoft.com/office/officeart/2005/8/quickstyle/simple1#1">
   <dgm:title val=""/>
@@ -20212,6 +24650,1194 @@
 </file>
 
 <file path=word/diagrams/quickStyle3.xml><?xml version="1.0" encoding="utf-8"?>
+<dgm:styleDef xmlns:dgm="http://schemas.openxmlformats.org/drawingml/2006/diagram" xmlns:a="http://schemas.openxmlformats.org/drawingml/2006/main" uniqueId="urn:microsoft.com/office/officeart/2005/8/quickstyle/simple1">
+  <dgm:title val=""/>
+  <dgm:desc val=""/>
+  <dgm:catLst>
+    <dgm:cat type="simple" pri="10100"/>
+  </dgm:catLst>
+  <dgm:scene3d>
+    <a:camera prst="orthographicFront"/>
+    <a:lightRig rig="threePt" dir="t"/>
+  </dgm:scene3d>
+  <dgm:styleLbl name="node0">
+    <dgm:scene3d>
+      <a:camera prst="orthographicFront"/>
+      <a:lightRig rig="threePt" dir="t"/>
+    </dgm:scene3d>
+    <dgm:sp3d/>
+    <dgm:txPr/>
+    <dgm:style>
+      <a:lnRef idx="2">
+        <a:scrgbClr r="0" g="0" b="0"/>
+      </a:lnRef>
+      <a:fillRef idx="1">
+        <a:scrgbClr r="0" g="0" b="0"/>
+      </a:fillRef>
+      <a:effectRef idx="0">
+        <a:scrgbClr r="0" g="0" b="0"/>
+      </a:effectRef>
+      <a:fontRef idx="minor">
+        <a:schemeClr val="lt1"/>
+      </a:fontRef>
+    </dgm:style>
+  </dgm:styleLbl>
+  <dgm:styleLbl name="node0NoLn">
+    <dgm:scene3d>
+      <a:camera prst="orthographicFront"/>
+      <a:lightRig rig="threePt" dir="t"/>
+    </dgm:scene3d>
+    <dgm:sp3d/>
+    <dgm:txPr/>
+    <dgm:style>
+      <a:lnRef idx="1">
+        <a:scrgbClr r="0" g="0" b="0"/>
+      </a:lnRef>
+      <a:fillRef idx="1">
+        <a:scrgbClr r="0" g="0" b="0"/>
+      </a:fillRef>
+      <a:effectRef idx="0">
+        <a:scrgbClr r="0" g="0" b="0"/>
+      </a:effectRef>
+      <a:fontRef idx="minor">
+        <a:schemeClr val="lt1"/>
+      </a:fontRef>
+    </dgm:style>
+  </dgm:styleLbl>
+  <dgm:styleLbl name="lnNode1">
+    <dgm:scene3d>
+      <a:camera prst="orthographicFront"/>
+      <a:lightRig rig="threePt" dir="t"/>
+    </dgm:scene3d>
+    <dgm:sp3d/>
+    <dgm:txPr/>
+    <dgm:style>
+      <a:lnRef idx="2">
+        <a:scrgbClr r="0" g="0" b="0"/>
+      </a:lnRef>
+      <a:fillRef idx="1">
+        <a:scrgbClr r="0" g="0" b="0"/>
+      </a:fillRef>
+      <a:effectRef idx="0">
+        <a:scrgbClr r="0" g="0" b="0"/>
+      </a:effectRef>
+      <a:fontRef idx="minor">
+        <a:schemeClr val="lt1"/>
+      </a:fontRef>
+    </dgm:style>
+  </dgm:styleLbl>
+  <dgm:styleLbl name="vennNode1">
+    <dgm:scene3d>
+      <a:camera prst="orthographicFront"/>
+      <a:lightRig rig="threePt" dir="t"/>
+    </dgm:scene3d>
+    <dgm:sp3d/>
+    <dgm:txPr/>
+    <dgm:style>
+      <a:lnRef idx="2">
+        <a:scrgbClr r="0" g="0" b="0"/>
+      </a:lnRef>
+      <a:fillRef idx="1">
+        <a:scrgbClr r="0" g="0" b="0"/>
+      </a:fillRef>
+      <a:effectRef idx="0">
+        <a:scrgbClr r="0" g="0" b="0"/>
+      </a:effectRef>
+      <a:fontRef idx="minor">
+        <a:schemeClr val="tx1"/>
+      </a:fontRef>
+    </dgm:style>
+  </dgm:styleLbl>
+  <dgm:styleLbl name="alignNode1">
+    <dgm:scene3d>
+      <a:camera prst="orthographicFront"/>
+      <a:lightRig rig="threePt" dir="t"/>
+    </dgm:scene3d>
+    <dgm:sp3d/>
+    <dgm:txPr/>
+    <dgm:style>
+      <a:lnRef idx="2">
+        <a:scrgbClr r="0" g="0" b="0"/>
+      </a:lnRef>
+      <a:fillRef idx="1">
+        <a:scrgbClr r="0" g="0" b="0"/>
+      </a:fillRef>
+      <a:effectRef idx="0">
+        <a:scrgbClr r="0" g="0" b="0"/>
+      </a:effectRef>
+      <a:fontRef idx="minor">
+        <a:schemeClr val="lt1"/>
+      </a:fontRef>
+    </dgm:style>
+  </dgm:styleLbl>
+  <dgm:styleLbl name="node1">
+    <dgm:scene3d>
+      <a:camera prst="orthographicFront"/>
+      <a:lightRig rig="threePt" dir="t"/>
+    </dgm:scene3d>
+    <dgm:sp3d/>
+    <dgm:txPr/>
+    <dgm:style>
+      <a:lnRef idx="2">
+        <a:scrgbClr r="0" g="0" b="0"/>
+      </a:lnRef>
+      <a:fillRef idx="1">
+        <a:scrgbClr r="0" g="0" b="0"/>
+      </a:fillRef>
+      <a:effectRef idx="0">
+        <a:scrgbClr r="0" g="0" b="0"/>
+      </a:effectRef>
+      <a:fontRef idx="minor">
+        <a:schemeClr val="lt1"/>
+      </a:fontRef>
+    </dgm:style>
+  </dgm:styleLbl>
+  <dgm:styleLbl name="node1NoLn">
+    <dgm:scene3d>
+      <a:camera prst="orthographicFront"/>
+      <a:lightRig rig="threePt" dir="t"/>
+    </dgm:scene3d>
+    <dgm:sp3d/>
+    <dgm:txPr/>
+    <dgm:style>
+      <a:lnRef idx="1">
+        <a:scrgbClr r="0" g="0" b="0"/>
+      </a:lnRef>
+      <a:fillRef idx="1">
+        <a:scrgbClr r="0" g="0" b="0"/>
+      </a:fillRef>
+      <a:effectRef idx="0">
+        <a:scrgbClr r="0" g="0" b="0"/>
+      </a:effectRef>
+      <a:fontRef idx="minor">
+        <a:schemeClr val="lt1"/>
+      </a:fontRef>
+    </dgm:style>
+  </dgm:styleLbl>
+  <dgm:styleLbl name="ltNode1NoLn">
+    <dgm:scene3d>
+      <a:camera prst="orthographicFront"/>
+      <a:lightRig rig="threePt" dir="t"/>
+    </dgm:scene3d>
+    <dgm:sp3d/>
+    <dgm:txPr/>
+    <dgm:style>
+      <a:lnRef idx="1">
+        <a:scrgbClr r="0" g="0" b="0"/>
+      </a:lnRef>
+      <a:fillRef idx="1">
+        <a:scrgbClr r="0" g="0" b="0"/>
+      </a:fillRef>
+      <a:effectRef idx="0">
+        <a:scrgbClr r="0" g="0" b="0"/>
+      </a:effectRef>
+      <a:fontRef idx="minor">
+        <a:schemeClr val="lt1"/>
+      </a:fontRef>
+    </dgm:style>
+  </dgm:styleLbl>
+  <dgm:styleLbl name="node2">
+    <dgm:scene3d>
+      <a:camera prst="orthographicFront"/>
+      <a:lightRig rig="threePt" dir="t"/>
+    </dgm:scene3d>
+    <dgm:sp3d/>
+    <dgm:txPr/>
+    <dgm:style>
+      <a:lnRef idx="2">
+        <a:scrgbClr r="0" g="0" b="0"/>
+      </a:lnRef>
+      <a:fillRef idx="1">
+        <a:scrgbClr r="0" g="0" b="0"/>
+      </a:fillRef>
+      <a:effectRef idx="0">
+        <a:scrgbClr r="0" g="0" b="0"/>
+      </a:effectRef>
+      <a:fontRef idx="minor">
+        <a:schemeClr val="lt1"/>
+      </a:fontRef>
+    </dgm:style>
+  </dgm:styleLbl>
+  <dgm:styleLbl name="node2NoLn">
+    <dgm:scene3d>
+      <a:camera prst="orthographicFront"/>
+      <a:lightRig rig="threePt" dir="t"/>
+    </dgm:scene3d>
+    <dgm:sp3d/>
+    <dgm:txPr/>
+    <dgm:style>
+      <a:lnRef idx="1">
+        <a:scrgbClr r="0" g="0" b="0"/>
+      </a:lnRef>
+      <a:fillRef idx="1">
+        <a:scrgbClr r="0" g="0" b="0"/>
+      </a:fillRef>
+      <a:effectRef idx="0">
+        <a:scrgbClr r="0" g="0" b="0"/>
+      </a:effectRef>
+      <a:fontRef idx="minor">
+        <a:schemeClr val="lt1"/>
+      </a:fontRef>
+    </dgm:style>
+  </dgm:styleLbl>
+  <dgm:styleLbl name="node3">
+    <dgm:scene3d>
+      <a:camera prst="orthographicFront"/>
+      <a:lightRig rig="threePt" dir="t"/>
+    </dgm:scene3d>
+    <dgm:sp3d/>
+    <dgm:txPr/>
+    <dgm:style>
+      <a:lnRef idx="2">
+        <a:scrgbClr r="0" g="0" b="0"/>
+      </a:lnRef>
+      <a:fillRef idx="1">
+        <a:scrgbClr r="0" g="0" b="0"/>
+      </a:fillRef>
+      <a:effectRef idx="0">
+        <a:scrgbClr r="0" g="0" b="0"/>
+      </a:effectRef>
+      <a:fontRef idx="minor">
+        <a:schemeClr val="lt1"/>
+      </a:fontRef>
+    </dgm:style>
+  </dgm:styleLbl>
+  <dgm:styleLbl name="node3NoLn">
+    <dgm:scene3d>
+      <a:camera prst="orthographicFront"/>
+      <a:lightRig rig="threePt" dir="t"/>
+    </dgm:scene3d>
+    <dgm:sp3d/>
+    <dgm:txPr/>
+    <dgm:style>
+      <a:lnRef idx="1">
+        <a:scrgbClr r="0" g="0" b="0"/>
+      </a:lnRef>
+      <a:fillRef idx="1">
+        <a:scrgbClr r="0" g="0" b="0"/>
+      </a:fillRef>
+      <a:effectRef idx="0">
+        <a:scrgbClr r="0" g="0" b="0"/>
+      </a:effectRef>
+      <a:fontRef idx="minor">
+        <a:schemeClr val="lt1"/>
+      </a:fontRef>
+    </dgm:style>
+  </dgm:styleLbl>
+  <dgm:styleLbl name="node4">
+    <dgm:scene3d>
+      <a:camera prst="orthographicFront"/>
+      <a:lightRig rig="threePt" dir="t"/>
+    </dgm:scene3d>
+    <dgm:sp3d/>
+    <dgm:txPr/>
+    <dgm:style>
+      <a:lnRef idx="2">
+        <a:scrgbClr r="0" g="0" b="0"/>
+      </a:lnRef>
+      <a:fillRef idx="1">
+        <a:scrgbClr r="0" g="0" b="0"/>
+      </a:fillRef>
+      <a:effectRef idx="0">
+        <a:scrgbClr r="0" g="0" b="0"/>
+      </a:effectRef>
+      <a:fontRef idx="minor">
+        <a:schemeClr val="lt1"/>
+      </a:fontRef>
+    </dgm:style>
+  </dgm:styleLbl>
+  <dgm:styleLbl name="node4NoLn">
+    <dgm:scene3d>
+      <a:camera prst="orthographicFront"/>
+      <a:lightRig rig="threePt" dir="t"/>
+    </dgm:scene3d>
+    <dgm:sp3d/>
+    <dgm:txPr/>
+    <dgm:style>
+      <a:lnRef idx="1">
+        <a:scrgbClr r="0" g="0" b="0"/>
+      </a:lnRef>
+      <a:fillRef idx="1">
+        <a:scrgbClr r="0" g="0" b="0"/>
+      </a:fillRef>
+      <a:effectRef idx="0">
+        <a:scrgbClr r="0" g="0" b="0"/>
+      </a:effectRef>
+      <a:fontRef idx="minor">
+        <a:schemeClr val="lt1"/>
+      </a:fontRef>
+    </dgm:style>
+  </dgm:styleLbl>
+  <dgm:styleLbl name="fgImgPlace1">
+    <dgm:scene3d>
+      <a:camera prst="orthographicFront"/>
+      <a:lightRig rig="threePt" dir="t"/>
+    </dgm:scene3d>
+    <dgm:sp3d/>
+    <dgm:txPr/>
+    <dgm:style>
+      <a:lnRef idx="2">
+        <a:scrgbClr r="0" g="0" b="0"/>
+      </a:lnRef>
+      <a:fillRef idx="1">
+        <a:scrgbClr r="0" g="0" b="0"/>
+      </a:fillRef>
+      <a:effectRef idx="0">
+        <a:scrgbClr r="0" g="0" b="0"/>
+      </a:effectRef>
+      <a:fontRef idx="minor"/>
+    </dgm:style>
+  </dgm:styleLbl>
+  <dgm:styleLbl name="alignImgPlace1">
+    <dgm:scene3d>
+      <a:camera prst="orthographicFront"/>
+      <a:lightRig rig="threePt" dir="t"/>
+    </dgm:scene3d>
+    <dgm:sp3d/>
+    <dgm:txPr/>
+    <dgm:style>
+      <a:lnRef idx="2">
+        <a:scrgbClr r="0" g="0" b="0"/>
+      </a:lnRef>
+      <a:fillRef idx="1">
+        <a:scrgbClr r="0" g="0" b="0"/>
+      </a:fillRef>
+      <a:effectRef idx="0">
+        <a:scrgbClr r="0" g="0" b="0"/>
+      </a:effectRef>
+      <a:fontRef idx="minor"/>
+    </dgm:style>
+  </dgm:styleLbl>
+  <dgm:styleLbl name="bgImgPlace1">
+    <dgm:scene3d>
+      <a:camera prst="orthographicFront"/>
+      <a:lightRig rig="threePt" dir="t"/>
+    </dgm:scene3d>
+    <dgm:sp3d/>
+    <dgm:txPr/>
+    <dgm:style>
+      <a:lnRef idx="2">
+        <a:scrgbClr r="0" g="0" b="0"/>
+      </a:lnRef>
+      <a:fillRef idx="1">
+        <a:scrgbClr r="0" g="0" b="0"/>
+      </a:fillRef>
+      <a:effectRef idx="0">
+        <a:scrgbClr r="0" g="0" b="0"/>
+      </a:effectRef>
+      <a:fontRef idx="minor"/>
+    </dgm:style>
+  </dgm:styleLbl>
+  <dgm:styleLbl name="sibTrans2D1">
+    <dgm:scene3d>
+      <a:camera prst="orthographicFront"/>
+      <a:lightRig rig="threePt" dir="t"/>
+    </dgm:scene3d>
+    <dgm:sp3d/>
+    <dgm:txPr/>
+    <dgm:style>
+      <a:lnRef idx="0">
+        <a:scrgbClr r="0" g="0" b="0"/>
+      </a:lnRef>
+      <a:fillRef idx="1">
+        <a:scrgbClr r="0" g="0" b="0"/>
+      </a:fillRef>
+      <a:effectRef idx="0">
+        <a:scrgbClr r="0" g="0" b="0"/>
+      </a:effectRef>
+      <a:fontRef idx="minor">
+        <a:schemeClr val="lt1"/>
+      </a:fontRef>
+    </dgm:style>
+  </dgm:styleLbl>
+  <dgm:styleLbl name="fgSibTrans2D1">
+    <dgm:scene3d>
+      <a:camera prst="orthographicFront"/>
+      <a:lightRig rig="threePt" dir="t"/>
+    </dgm:scene3d>
+    <dgm:sp3d/>
+    <dgm:txPr/>
+    <dgm:style>
+      <a:lnRef idx="0">
+        <a:scrgbClr r="0" g="0" b="0"/>
+      </a:lnRef>
+      <a:fillRef idx="1">
+        <a:scrgbClr r="0" g="0" b="0"/>
+      </a:fillRef>
+      <a:effectRef idx="0">
+        <a:scrgbClr r="0" g="0" b="0"/>
+      </a:effectRef>
+      <a:fontRef idx="minor">
+        <a:schemeClr val="lt1"/>
+      </a:fontRef>
+    </dgm:style>
+  </dgm:styleLbl>
+  <dgm:styleLbl name="bgSibTrans2D1">
+    <dgm:scene3d>
+      <a:camera prst="orthographicFront"/>
+      <a:lightRig rig="threePt" dir="t"/>
+    </dgm:scene3d>
+    <dgm:sp3d/>
+    <dgm:txPr/>
+    <dgm:style>
+      <a:lnRef idx="0">
+        <a:scrgbClr r="0" g="0" b="0"/>
+      </a:lnRef>
+      <a:fillRef idx="1">
+        <a:scrgbClr r="0" g="0" b="0"/>
+      </a:fillRef>
+      <a:effectRef idx="0">
+        <a:scrgbClr r="0" g="0" b="0"/>
+      </a:effectRef>
+      <a:fontRef idx="minor">
+        <a:schemeClr val="lt1"/>
+      </a:fontRef>
+    </dgm:style>
+  </dgm:styleLbl>
+  <dgm:styleLbl name="sibTrans1D1">
+    <dgm:scene3d>
+      <a:camera prst="orthographicFront"/>
+      <a:lightRig rig="threePt" dir="t"/>
+    </dgm:scene3d>
+    <dgm:sp3d/>
+    <dgm:txPr/>
+    <dgm:style>
+      <a:lnRef idx="1">
+        <a:scrgbClr r="0" g="0" b="0"/>
+      </a:lnRef>
+      <a:fillRef idx="0">
+        <a:scrgbClr r="0" g="0" b="0"/>
+      </a:fillRef>
+      <a:effectRef idx="0">
+        <a:scrgbClr r="0" g="0" b="0"/>
+      </a:effectRef>
+      <a:fontRef idx="minor"/>
+    </dgm:style>
+  </dgm:styleLbl>
+  <dgm:styleLbl name="callout">
+    <dgm:scene3d>
+      <a:camera prst="orthographicFront"/>
+      <a:lightRig rig="threePt" dir="t"/>
+    </dgm:scene3d>
+    <dgm:sp3d/>
+    <dgm:txPr/>
+    <dgm:style>
+      <a:lnRef idx="2">
+        <a:scrgbClr r="0" g="0" b="0"/>
+      </a:lnRef>
+      <a:fillRef idx="1">
+        <a:scrgbClr r="0" g="0" b="0"/>
+      </a:fillRef>
+      <a:effectRef idx="0">
+        <a:scrgbClr r="0" g="0" b="0"/>
+      </a:effectRef>
+      <a:fontRef idx="minor"/>
+    </dgm:style>
+  </dgm:styleLbl>
+  <dgm:styleLbl name="asst0">
+    <dgm:scene3d>
+      <a:camera prst="orthographicFront"/>
+      <a:lightRig rig="threePt" dir="t"/>
+    </dgm:scene3d>
+    <dgm:sp3d/>
+    <dgm:txPr/>
+    <dgm:style>
+      <a:lnRef idx="2">
+        <a:scrgbClr r="0" g="0" b="0"/>
+      </a:lnRef>
+      <a:fillRef idx="1">
+        <a:scrgbClr r="0" g="0" b="0"/>
+      </a:fillRef>
+      <a:effectRef idx="0">
+        <a:scrgbClr r="0" g="0" b="0"/>
+      </a:effectRef>
+      <a:fontRef idx="minor">
+        <a:schemeClr val="lt1"/>
+      </a:fontRef>
+    </dgm:style>
+  </dgm:styleLbl>
+  <dgm:styleLbl name="asst1">
+    <dgm:scene3d>
+      <a:camera prst="orthographicFront"/>
+      <a:lightRig rig="threePt" dir="t"/>
+    </dgm:scene3d>
+    <dgm:sp3d/>
+    <dgm:txPr/>
+    <dgm:style>
+      <a:lnRef idx="2">
+        <a:scrgbClr r="0" g="0" b="0"/>
+      </a:lnRef>
+      <a:fillRef idx="1">
+        <a:scrgbClr r="0" g="0" b="0"/>
+      </a:fillRef>
+      <a:effectRef idx="0">
+        <a:scrgbClr r="0" g="0" b="0"/>
+      </a:effectRef>
+      <a:fontRef idx="minor">
+        <a:schemeClr val="lt1"/>
+      </a:fontRef>
+    </dgm:style>
+  </dgm:styleLbl>
+  <dgm:styleLbl name="asst2">
+    <dgm:scene3d>
+      <a:camera prst="orthographicFront"/>
+      <a:lightRig rig="threePt" dir="t"/>
+    </dgm:scene3d>
+    <dgm:sp3d/>
+    <dgm:txPr/>
+    <dgm:style>
+      <a:lnRef idx="2">
+        <a:scrgbClr r="0" g="0" b="0"/>
+      </a:lnRef>
+      <a:fillRef idx="1">
+        <a:scrgbClr r="0" g="0" b="0"/>
+      </a:fillRef>
+      <a:effectRef idx="0">
+        <a:scrgbClr r="0" g="0" b="0"/>
+      </a:effectRef>
+      <a:fontRef idx="minor">
+        <a:schemeClr val="lt1"/>
+      </a:fontRef>
+    </dgm:style>
+  </dgm:styleLbl>
+  <dgm:styleLbl name="asst3">
+    <dgm:scene3d>
+      <a:camera prst="orthographicFront"/>
+      <a:lightRig rig="threePt" dir="t"/>
+    </dgm:scene3d>
+    <dgm:sp3d/>
+    <dgm:txPr/>
+    <dgm:style>
+      <a:lnRef idx="2">
+        <a:scrgbClr r="0" g="0" b="0"/>
+      </a:lnRef>
+      <a:fillRef idx="1">
+        <a:scrgbClr r="0" g="0" b="0"/>
+      </a:fillRef>
+      <a:effectRef idx="0">
+        <a:scrgbClr r="0" g="0" b="0"/>
+      </a:effectRef>
+      <a:fontRef idx="minor">
+        <a:schemeClr val="lt1"/>
+      </a:fontRef>
+    </dgm:style>
+  </dgm:styleLbl>
+  <dgm:styleLbl name="asst4">
+    <dgm:scene3d>
+      <a:camera prst="orthographicFront"/>
+      <a:lightRig rig="threePt" dir="t"/>
+    </dgm:scene3d>
+    <dgm:sp3d/>
+    <dgm:txPr/>
+    <dgm:style>
+      <a:lnRef idx="2">
+        <a:scrgbClr r="0" g="0" b="0"/>
+      </a:lnRef>
+      <a:fillRef idx="1">
+        <a:scrgbClr r="0" g="0" b="0"/>
+      </a:fillRef>
+      <a:effectRef idx="0">
+        <a:scrgbClr r="0" g="0" b="0"/>
+      </a:effectRef>
+      <a:fontRef idx="minor">
+        <a:schemeClr val="lt1"/>
+      </a:fontRef>
+    </dgm:style>
+  </dgm:styleLbl>
+  <dgm:styleLbl name="parChTrans2D1">
+    <dgm:scene3d>
+      <a:camera prst="orthographicFront"/>
+      <a:lightRig rig="threePt" dir="t"/>
+    </dgm:scene3d>
+    <dgm:sp3d/>
+    <dgm:txPr/>
+    <dgm:style>
+      <a:lnRef idx="2">
+        <a:scrgbClr r="0" g="0" b="0"/>
+      </a:lnRef>
+      <a:fillRef idx="1">
+        <a:scrgbClr r="0" g="0" b="0"/>
+      </a:fillRef>
+      <a:effectRef idx="0">
+        <a:scrgbClr r="0" g="0" b="0"/>
+      </a:effectRef>
+      <a:fontRef idx="minor">
+        <a:schemeClr val="lt1"/>
+      </a:fontRef>
+    </dgm:style>
+  </dgm:styleLbl>
+  <dgm:styleLbl name="parChTrans2D2">
+    <dgm:scene3d>
+      <a:camera prst="orthographicFront"/>
+      <a:lightRig rig="threePt" dir="t"/>
+    </dgm:scene3d>
+    <dgm:sp3d/>
+    <dgm:txPr/>
+    <dgm:style>
+      <a:lnRef idx="2">
+        <a:scrgbClr r="0" g="0" b="0"/>
+      </a:lnRef>
+      <a:fillRef idx="1">
+        <a:scrgbClr r="0" g="0" b="0"/>
+      </a:fillRef>
+      <a:effectRef idx="0">
+        <a:scrgbClr r="0" g="0" b="0"/>
+      </a:effectRef>
+      <a:fontRef idx="minor">
+        <a:schemeClr val="lt1"/>
+      </a:fontRef>
+    </dgm:style>
+  </dgm:styleLbl>
+  <dgm:styleLbl name="parChTrans2D3">
+    <dgm:scene3d>
+      <a:camera prst="orthographicFront"/>
+      <a:lightRig rig="threePt" dir="t"/>
+    </dgm:scene3d>
+    <dgm:sp3d/>
+    <dgm:txPr/>
+    <dgm:style>
+      <a:lnRef idx="2">
+        <a:scrgbClr r="0" g="0" b="0"/>
+      </a:lnRef>
+      <a:fillRef idx="1">
+        <a:scrgbClr r="0" g="0" b="0"/>
+      </a:fillRef>
+      <a:effectRef idx="0">
+        <a:scrgbClr r="0" g="0" b="0"/>
+      </a:effectRef>
+      <a:fontRef idx="minor">
+        <a:schemeClr val="lt1"/>
+      </a:fontRef>
+    </dgm:style>
+  </dgm:styleLbl>
+  <dgm:styleLbl name="parChTrans2D4">
+    <dgm:scene3d>
+      <a:camera prst="orthographicFront"/>
+      <a:lightRig rig="threePt" dir="t"/>
+    </dgm:scene3d>
+    <dgm:sp3d/>
+    <dgm:txPr/>
+    <dgm:style>
+      <a:lnRef idx="2">
+        <a:scrgbClr r="0" g="0" b="0"/>
+      </a:lnRef>
+      <a:fillRef idx="1">
+        <a:scrgbClr r="0" g="0" b="0"/>
+      </a:fillRef>
+      <a:effectRef idx="0">
+        <a:scrgbClr r="0" g="0" b="0"/>
+      </a:effectRef>
+      <a:fontRef idx="minor">
+        <a:schemeClr val="lt1"/>
+      </a:fontRef>
+    </dgm:style>
+  </dgm:styleLbl>
+  <dgm:styleLbl name="parChTrans1D1">
+    <dgm:scene3d>
+      <a:camera prst="orthographicFront"/>
+      <a:lightRig rig="threePt" dir="t"/>
+    </dgm:scene3d>
+    <dgm:sp3d/>
+    <dgm:txPr/>
+    <dgm:style>
+      <a:lnRef idx="2">
+        <a:scrgbClr r="0" g="0" b="0"/>
+      </a:lnRef>
+      <a:fillRef idx="0">
+        <a:scrgbClr r="0" g="0" b="0"/>
+      </a:fillRef>
+      <a:effectRef idx="0">
+        <a:scrgbClr r="0" g="0" b="0"/>
+      </a:effectRef>
+      <a:fontRef idx="minor"/>
+    </dgm:style>
+  </dgm:styleLbl>
+  <dgm:styleLbl name="parChTrans1D2">
+    <dgm:scene3d>
+      <a:camera prst="orthographicFront"/>
+      <a:lightRig rig="threePt" dir="t"/>
+    </dgm:scene3d>
+    <dgm:sp3d/>
+    <dgm:txPr/>
+    <dgm:style>
+      <a:lnRef idx="2">
+        <a:scrgbClr r="0" g="0" b="0"/>
+      </a:lnRef>
+      <a:fillRef idx="0">
+        <a:scrgbClr r="0" g="0" b="0"/>
+      </a:fillRef>
+      <a:effectRef idx="0">
+        <a:scrgbClr r="0" g="0" b="0"/>
+      </a:effectRef>
+      <a:fontRef idx="minor"/>
+    </dgm:style>
+  </dgm:styleLbl>
+  <dgm:styleLbl name="parChTrans1D3">
+    <dgm:scene3d>
+      <a:camera prst="orthographicFront"/>
+      <a:lightRig rig="threePt" dir="t"/>
+    </dgm:scene3d>
+    <dgm:sp3d/>
+    <dgm:txPr/>
+    <dgm:style>
+      <a:lnRef idx="2">
+        <a:scrgbClr r="0" g="0" b="0"/>
+      </a:lnRef>
+      <a:fillRef idx="0">
+        <a:scrgbClr r="0" g="0" b="0"/>
+      </a:fillRef>
+      <a:effectRef idx="0">
+        <a:scrgbClr r="0" g="0" b="0"/>
+      </a:effectRef>
+      <a:fontRef idx="minor"/>
+    </dgm:style>
+  </dgm:styleLbl>
+  <dgm:styleLbl name="parChTrans1D4">
+    <dgm:scene3d>
+      <a:camera prst="orthographicFront"/>
+      <a:lightRig rig="threePt" dir="t"/>
+    </dgm:scene3d>
+    <dgm:sp3d/>
+    <dgm:txPr/>
+    <dgm:style>
+      <a:lnRef idx="2">
+        <a:scrgbClr r="0" g="0" b="0"/>
+      </a:lnRef>
+      <a:fillRef idx="0">
+        <a:scrgbClr r="0" g="0" b="0"/>
+      </a:fillRef>
+      <a:effectRef idx="0">
+        <a:scrgbClr r="0" g="0" b="0"/>
+      </a:effectRef>
+      <a:fontRef idx="minor"/>
+    </dgm:style>
+  </dgm:styleLbl>
+  <dgm:styleLbl name="fgAcc1">
+    <dgm:scene3d>
+      <a:camera prst="orthographicFront"/>
+      <a:lightRig rig="threePt" dir="t"/>
+    </dgm:scene3d>
+    <dgm:sp3d/>
+    <dgm:txPr/>
+    <dgm:style>
+      <a:lnRef idx="2">
+        <a:scrgbClr r="0" g="0" b="0"/>
+      </a:lnRef>
+      <a:fillRef idx="1">
+        <a:scrgbClr r="0" g="0" b="0"/>
+      </a:fillRef>
+      <a:effectRef idx="0">
+        <a:scrgbClr r="0" g="0" b="0"/>
+      </a:effectRef>
+      <a:fontRef idx="minor"/>
+    </dgm:style>
+  </dgm:styleLbl>
+  <dgm:styleLbl name="conFgAcc1">
+    <dgm:scene3d>
+      <a:camera prst="orthographicFront"/>
+      <a:lightRig rig="threePt" dir="t"/>
+    </dgm:scene3d>
+    <dgm:sp3d/>
+    <dgm:txPr/>
+    <dgm:style>
+      <a:lnRef idx="2">
+        <a:scrgbClr r="0" g="0" b="0"/>
+      </a:lnRef>
+      <a:fillRef idx="1">
+        <a:scrgbClr r="0" g="0" b="0"/>
+      </a:fillRef>
+      <a:effectRef idx="0">
+        <a:scrgbClr r="0" g="0" b="0"/>
+      </a:effectRef>
+      <a:fontRef idx="minor"/>
+    </dgm:style>
+  </dgm:styleLbl>
+  <dgm:styleLbl name="alignAcc1">
+    <dgm:scene3d>
+      <a:camera prst="orthographicFront"/>
+      <a:lightRig rig="threePt" dir="t"/>
+    </dgm:scene3d>
+    <dgm:sp3d/>
+    <dgm:txPr/>
+    <dgm:style>
+      <a:lnRef idx="2">
+        <a:scrgbClr r="0" g="0" b="0"/>
+      </a:lnRef>
+      <a:fillRef idx="1">
+        <a:scrgbClr r="0" g="0" b="0"/>
+      </a:fillRef>
+      <a:effectRef idx="0">
+        <a:scrgbClr r="0" g="0" b="0"/>
+      </a:effectRef>
+      <a:fontRef idx="minor"/>
+    </dgm:style>
+  </dgm:styleLbl>
+  <dgm:styleLbl name="trAlignAcc1">
+    <dgm:scene3d>
+      <a:camera prst="orthographicFront"/>
+      <a:lightRig rig="threePt" dir="t"/>
+    </dgm:scene3d>
+    <dgm:sp3d/>
+    <dgm:txPr/>
+    <dgm:style>
+      <a:lnRef idx="1">
+        <a:scrgbClr r="0" g="0" b="0"/>
+      </a:lnRef>
+      <a:fillRef idx="1">
+        <a:scrgbClr r="0" g="0" b="0"/>
+      </a:fillRef>
+      <a:effectRef idx="0">
+        <a:scrgbClr r="0" g="0" b="0"/>
+      </a:effectRef>
+      <a:fontRef idx="minor"/>
+    </dgm:style>
+  </dgm:styleLbl>
+  <dgm:styleLbl name="bgAcc1">
+    <dgm:scene3d>
+      <a:camera prst="orthographicFront"/>
+      <a:lightRig rig="threePt" dir="t"/>
+    </dgm:scene3d>
+    <dgm:sp3d/>
+    <dgm:txPr/>
+    <dgm:style>
+      <a:lnRef idx="2">
+        <a:scrgbClr r="0" g="0" b="0"/>
+      </a:lnRef>
+      <a:fillRef idx="1">
+        <a:scrgbClr r="0" g="0" b="0"/>
+      </a:fillRef>
+      <a:effectRef idx="0">
+        <a:scrgbClr r="0" g="0" b="0"/>
+      </a:effectRef>
+      <a:fontRef idx="minor"/>
+    </dgm:style>
+  </dgm:styleLbl>
+  <dgm:styleLbl name="solidFgAcc1">
+    <dgm:scene3d>
+      <a:camera prst="orthographicFront"/>
+      <a:lightRig rig="threePt" dir="t"/>
+    </dgm:scene3d>
+    <dgm:sp3d/>
+    <dgm:txPr/>
+    <dgm:style>
+      <a:lnRef idx="2">
+        <a:scrgbClr r="0" g="0" b="0"/>
+      </a:lnRef>
+      <a:fillRef idx="1">
+        <a:scrgbClr r="0" g="0" b="0"/>
+      </a:fillRef>
+      <a:effectRef idx="0">
+        <a:scrgbClr r="0" g="0" b="0"/>
+      </a:effectRef>
+      <a:fontRef idx="minor"/>
+    </dgm:style>
+  </dgm:styleLbl>
+  <dgm:styleLbl name="solidAlignAcc1">
+    <dgm:scene3d>
+      <a:camera prst="orthographicFront"/>
+      <a:lightRig rig="threePt" dir="t"/>
+    </dgm:scene3d>
+    <dgm:sp3d/>
+    <dgm:txPr/>
+    <dgm:style>
+      <a:lnRef idx="2">
+        <a:scrgbClr r="0" g="0" b="0"/>
+      </a:lnRef>
+      <a:fillRef idx="1">
+        <a:scrgbClr r="0" g="0" b="0"/>
+      </a:fillRef>
+      <a:effectRef idx="0">
+        <a:scrgbClr r="0" g="0" b="0"/>
+      </a:effectRef>
+      <a:fontRef idx="minor"/>
+    </dgm:style>
+  </dgm:styleLbl>
+  <dgm:styleLbl name="solidBgAcc1">
+    <dgm:scene3d>
+      <a:camera prst="orthographicFront"/>
+      <a:lightRig rig="threePt" dir="t"/>
+    </dgm:scene3d>
+    <dgm:sp3d/>
+    <dgm:txPr/>
+    <dgm:style>
+      <a:lnRef idx="2">
+        <a:scrgbClr r="0" g="0" b="0"/>
+      </a:lnRef>
+      <a:fillRef idx="1">
+        <a:scrgbClr r="0" g="0" b="0"/>
+      </a:fillRef>
+      <a:effectRef idx="0">
+        <a:scrgbClr r="0" g="0" b="0"/>
+      </a:effectRef>
+      <a:fontRef idx="minor"/>
+    </dgm:style>
+  </dgm:styleLbl>
+  <dgm:styleLbl name="fgAccFollowNode1">
+    <dgm:scene3d>
+      <a:camera prst="orthographicFront"/>
+      <a:lightRig rig="threePt" dir="t"/>
+    </dgm:scene3d>
+    <dgm:sp3d/>
+    <dgm:txPr/>
+    <dgm:style>
+      <a:lnRef idx="2">
+        <a:scrgbClr r="0" g="0" b="0"/>
+      </a:lnRef>
+      <a:fillRef idx="1">
+        <a:scrgbClr r="0" g="0" b="0"/>
+      </a:fillRef>
+      <a:effectRef idx="0">
+        <a:scrgbClr r="0" g="0" b="0"/>
+      </a:effectRef>
+      <a:fontRef idx="minor"/>
+    </dgm:style>
+  </dgm:styleLbl>
+  <dgm:styleLbl name="alignAccFollowNode1">
+    <dgm:scene3d>
+      <a:camera prst="orthographicFront"/>
+      <a:lightRig rig="threePt" dir="t"/>
+    </dgm:scene3d>
+    <dgm:sp3d/>
+    <dgm:txPr/>
+    <dgm:style>
+      <a:lnRef idx="2">
+        <a:scrgbClr r="0" g="0" b="0"/>
+      </a:lnRef>
+      <a:fillRef idx="1">
+        <a:scrgbClr r="0" g="0" b="0"/>
+      </a:fillRef>
+      <a:effectRef idx="0">
+        <a:scrgbClr r="0" g="0" b="0"/>
+      </a:effectRef>
+      <a:fontRef idx="minor"/>
+    </dgm:style>
+  </dgm:styleLbl>
+  <dgm:styleLbl name="bgAccFollowNode1">
+    <dgm:scene3d>
+      <a:camera prst="orthographicFront"/>
+      <a:lightRig rig="threePt" dir="t"/>
+    </dgm:scene3d>
+    <dgm:sp3d/>
+    <dgm:txPr/>
+    <dgm:style>
+      <a:lnRef idx="2">
+        <a:scrgbClr r="0" g="0" b="0"/>
+      </a:lnRef>
+      <a:fillRef idx="1">
+        <a:scrgbClr r="0" g="0" b="0"/>
+      </a:fillRef>
+      <a:effectRef idx="0">
+        <a:scrgbClr r="0" g="0" b="0"/>
+      </a:effectRef>
+      <a:fontRef idx="minor"/>
+    </dgm:style>
+  </dgm:styleLbl>
+  <dgm:styleLbl name="fgAcc0">
+    <dgm:scene3d>
+      <a:camera prst="orthographicFront"/>
+      <a:lightRig rig="threePt" dir="t"/>
+    </dgm:scene3d>
+    <dgm:sp3d/>
+    <dgm:txPr/>
+    <dgm:style>
+      <a:lnRef idx="2">
+        <a:scrgbClr r="0" g="0" b="0"/>
+      </a:lnRef>
+      <a:fillRef idx="1">
+        <a:scrgbClr r="0" g="0" b="0"/>
+      </a:fillRef>
+      <a:effectRef idx="0">
+        <a:scrgbClr r="0" g="0" b="0"/>
+      </a:effectRef>
+      <a:fontRef idx="minor"/>
+    </dgm:style>
+  </dgm:styleLbl>
+  <dgm:styleLbl name="fgAcc2">
+    <dgm:scene3d>
+      <a:camera prst="orthographicFront"/>
+      <a:lightRig rig="threePt" dir="t"/>
+    </dgm:scene3d>
+    <dgm:sp3d/>
+    <dgm:txPr/>
+    <dgm:style>
+      <a:lnRef idx="2">
+        <a:scrgbClr r="0" g="0" b="0"/>
+      </a:lnRef>
+      <a:fillRef idx="1">
+        <a:scrgbClr r="0" g="0" b="0"/>
+      </a:fillRef>
+      <a:effectRef idx="0">
+        <a:scrgbClr r="0" g="0" b="0"/>
+      </a:effectRef>
+      <a:fontRef idx="minor"/>
+    </dgm:style>
+  </dgm:styleLbl>
+  <dgm:styleLbl name="fgAcc3">
+    <dgm:scene3d>
+      <a:camera prst="orthographicFront"/>
+      <a:lightRig rig="threePt" dir="t"/>
+    </dgm:scene3d>
+    <dgm:sp3d/>
+    <dgm:txPr/>
+    <dgm:style>
+      <a:lnRef idx="2">
+        <a:scrgbClr r="0" g="0" b="0"/>
+      </a:lnRef>
+      <a:fillRef idx="1">
+        <a:scrgbClr r="0" g="0" b="0"/>
+      </a:fillRef>
+      <a:effectRef idx="0">
+        <a:scrgbClr r="0" g="0" b="0"/>
+      </a:effectRef>
+      <a:fontRef idx="minor"/>
+    </dgm:style>
+  </dgm:styleLbl>
+  <dgm:styleLbl name="fgAcc4">
+    <dgm:scene3d>
+      <a:camera prst="orthographicFront"/>
+      <a:lightRig rig="threePt" dir="t"/>
+    </dgm:scene3d>
+    <dgm:sp3d/>
+    <dgm:txPr/>
+    <dgm:style>
+      <a:lnRef idx="2">
+        <a:scrgbClr r="0" g="0" b="0"/>
+      </a:lnRef>
+      <a:fillRef idx="1">
+        <a:scrgbClr r="0" g="0" b="0"/>
+      </a:fillRef>
+      <a:effectRef idx="0">
+        <a:scrgbClr r="0" g="0" b="0"/>
+      </a:effectRef>
+      <a:fontRef idx="minor"/>
+    </dgm:style>
+  </dgm:styleLbl>
+  <dgm:styleLbl name="bgShp">
+    <dgm:scene3d>
+      <a:camera prst="orthographicFront"/>
+      <a:lightRig rig="threePt" dir="t"/>
+    </dgm:scene3d>
+    <dgm:sp3d/>
+    <dgm:txPr/>
+    <dgm:style>
+      <a:lnRef idx="0">
+        <a:scrgbClr r="0" g="0" b="0"/>
+      </a:lnRef>
+      <a:fillRef idx="1">
+        <a:scrgbClr r="0" g="0" b="0"/>
+      </a:fillRef>
+      <a:effectRef idx="0">
+        <a:scrgbClr r="0" g="0" b="0"/>
+      </a:effectRef>
+      <a:fontRef idx="minor"/>
+    </dgm:style>
+  </dgm:styleLbl>
+  <dgm:styleLbl name="dkBgShp">
+    <dgm:scene3d>
+      <a:camera prst="orthographicFront"/>
+      <a:lightRig rig="threePt" dir="t"/>
+    </dgm:scene3d>
+    <dgm:sp3d/>
+    <dgm:txPr/>
+    <dgm:style>
+      <a:lnRef idx="0">
+        <a:scrgbClr r="0" g="0" b="0"/>
+      </a:lnRef>
+      <a:fillRef idx="1">
+        <a:scrgbClr r="0" g="0" b="0"/>
+      </a:fillRef>
+      <a:effectRef idx="0">
+        <a:scrgbClr r="0" g="0" b="0"/>
+      </a:effectRef>
+      <a:fontRef idx="minor"/>
+    </dgm:style>
+  </dgm:styleLbl>
+  <dgm:styleLbl name="trBgShp">
+    <dgm:scene3d>
+      <a:camera prst="orthographicFront"/>
+      <a:lightRig rig="threePt" dir="t"/>
+    </dgm:scene3d>
+    <dgm:sp3d/>
+    <dgm:txPr/>
+    <dgm:style>
+      <a:lnRef idx="0">
+        <a:scrgbClr r="0" g="0" b="0"/>
+      </a:lnRef>
+      <a:fillRef idx="1">
+        <a:scrgbClr r="0" g="0" b="0"/>
+      </a:fillRef>
+      <a:effectRef idx="0">
+        <a:scrgbClr r="0" g="0" b="0"/>
+      </a:effectRef>
+      <a:fontRef idx="minor"/>
+    </dgm:style>
+  </dgm:styleLbl>
+  <dgm:styleLbl name="fgShp">
+    <dgm:scene3d>
+      <a:camera prst="orthographicFront"/>
+      <a:lightRig rig="threePt" dir="t"/>
+    </dgm:scene3d>
+    <dgm:sp3d/>
+    <dgm:txPr/>
+    <dgm:style>
+      <a:lnRef idx="2">
+        <a:scrgbClr r="0" g="0" b="0"/>
+      </a:lnRef>
+      <a:fillRef idx="1">
+        <a:scrgbClr r="0" g="0" b="0"/>
+      </a:fillRef>
+      <a:effectRef idx="0">
+        <a:scrgbClr r="0" g="0" b="0"/>
+      </a:effectRef>
+      <a:fontRef idx="minor"/>
+    </dgm:style>
+  </dgm:styleLbl>
+  <dgm:styleLbl name="revTx">
+    <dgm:scene3d>
+      <a:camera prst="orthographicFront"/>
+      <a:lightRig rig="threePt" dir="t"/>
+    </dgm:scene3d>
+    <dgm:sp3d/>
+    <dgm:txPr/>
+    <dgm:style>
+      <a:lnRef idx="0">
+        <a:scrgbClr r="0" g="0" b="0"/>
+      </a:lnRef>
+      <a:fillRef idx="0">
+        <a:scrgbClr r="0" g="0" b="0"/>
+      </a:fillRef>
+      <a:effectRef idx="0">
+        <a:scrgbClr r="0" g="0" b="0"/>
+      </a:effectRef>
+      <a:fontRef idx="minor"/>
+    </dgm:style>
+  </dgm:styleLbl>
+  <dgm:styleLbl name="revTxLt">
+    <dgm:scene3d>
+      <a:camera prst="orthographicFront"/>
+      <a:lightRig rig="threePt" dir="t"/>
+    </dgm:scene3d>
+    <dgm:sp3d/>
+    <dgm:txPr/>
+    <dgm:style>
+      <a:lnRef idx="0">
+        <a:scrgbClr r="0" g="0" b="0"/>
+      </a:lnRef>
+      <a:fillRef idx="0">
+        <a:scrgbClr r="0" g="0" b="0"/>
+      </a:fillRef>
+      <a:effectRef idx="0">
+        <a:scrgbClr r="0" g="0" b="0"/>
+      </a:effectRef>
+      <a:fontRef idx="minor">
+        <a:schemeClr val="lt1"/>
+      </a:fontRef>
+    </dgm:style>
+  </dgm:styleLbl>
+</dgm:styleDef>
+</file>
+
+<file path=word/diagrams/quickStyle4.xml><?xml version="1.0" encoding="utf-8"?>
 <dgm:styleDef xmlns:dgm="http://schemas.openxmlformats.org/drawingml/2006/diagram" xmlns:a="http://schemas.openxmlformats.org/drawingml/2006/main" uniqueId="urn:microsoft.com/office/officeart/2005/8/quickstyle/simple1">
   <dgm:title val=""/>
   <dgm:desc val=""/>

--- a/Global Financial Management/notes (GFM).docx
+++ b/Global Financial Management/notes (GFM).docx
@@ -100,7 +100,15 @@
         </w:numPr>
       </w:pPr>
       <w:r>
-        <w:t xml:space="preserve">Guarantee, Risk management products, advisory services for middle income and credit worthy and low income countries </w:t>
+        <w:t xml:space="preserve">Guarantee, Risk management products, advisory services for middle income and credit worthy and </w:t>
+      </w:r>
+      <w:proofErr w:type="gramStart"/>
+      <w:r>
+        <w:t>low income</w:t>
+      </w:r>
+      <w:proofErr w:type="gramEnd"/>
+      <w:r>
+        <w:t xml:space="preserve"> countries </w:t>
       </w:r>
     </w:p>
     <w:p>
@@ -4241,7 +4249,21 @@
         <w:rPr>
           <w:rFonts w:eastAsiaTheme="minorEastAsia"/>
         </w:rPr>
-        <w:t>Registered in brussels, Belgium</w:t>
+        <w:t xml:space="preserve">Registered in </w:t>
+      </w:r>
+      <w:proofErr w:type="gramStart"/>
+      <w:r>
+        <w:rPr>
+          <w:rFonts w:eastAsiaTheme="minorEastAsia"/>
+        </w:rPr>
+        <w:t>brussels</w:t>
+      </w:r>
+      <w:proofErr w:type="gramEnd"/>
+      <w:r>
+        <w:rPr>
+          <w:rFonts w:eastAsiaTheme="minorEastAsia"/>
+        </w:rPr>
+        <w:t>, Belgium</w:t>
       </w:r>
     </w:p>
     <w:p>
@@ -4570,13 +4592,35 @@
         <w:rPr>
           <w:rFonts w:eastAsiaTheme="minorEastAsia"/>
         </w:rPr>
-        <w:t xml:space="preserve">Electronic payment system 12 private commercial banks constituting the new York clearing house association. CHIPS begin operation in 1971. It is the largest payment system in the world. It deals with forex and </w:t>
-      </w:r>
-      <w:r>
-        <w:rPr>
-          <w:rFonts w:eastAsiaTheme="minorEastAsia"/>
-        </w:rPr>
-        <w:t xml:space="preserve">zero dollar </w:t>
+        <w:t xml:space="preserve">Electronic payment system 12 private commercial banks constituting the </w:t>
+      </w:r>
+      <w:proofErr w:type="gramStart"/>
+      <w:r>
+        <w:rPr>
+          <w:rFonts w:eastAsiaTheme="minorEastAsia"/>
+        </w:rPr>
+        <w:t>new York</w:t>
+      </w:r>
+      <w:proofErr w:type="gramEnd"/>
+      <w:r>
+        <w:rPr>
+          <w:rFonts w:eastAsiaTheme="minorEastAsia"/>
+        </w:rPr>
+        <w:t xml:space="preserve"> clearing house association. CHIPS begin operation in 1971. It is the largest payment system in the world. It deals with forex and </w:t>
+      </w:r>
+      <w:proofErr w:type="gramStart"/>
+      <w:r>
+        <w:rPr>
+          <w:rFonts w:eastAsiaTheme="minorEastAsia"/>
+        </w:rPr>
+        <w:t>zero dollar</w:t>
+      </w:r>
+      <w:proofErr w:type="gramEnd"/>
+      <w:r>
+        <w:rPr>
+          <w:rFonts w:eastAsiaTheme="minorEastAsia"/>
+        </w:rPr>
+        <w:t xml:space="preserve"> </w:t>
       </w:r>
       <w:proofErr w:type="spellStart"/>
       <w:r>
@@ -4750,11 +4794,19 @@
           <w:rFonts w:eastAsiaTheme="minorEastAsia"/>
         </w:rPr>
       </w:pPr>
-      <w:r>
-        <w:rPr>
-          <w:rFonts w:eastAsiaTheme="minorEastAsia"/>
-        </w:rPr>
-        <w:t xml:space="preserve">Two way quotation – rate quoted by the market maker indicate two ways </w:t>
+      <w:proofErr w:type="gramStart"/>
+      <w:r>
+        <w:rPr>
+          <w:rFonts w:eastAsiaTheme="minorEastAsia"/>
+        </w:rPr>
+        <w:t>Two way</w:t>
+      </w:r>
+      <w:proofErr w:type="gramEnd"/>
+      <w:r>
+        <w:rPr>
+          <w:rFonts w:eastAsiaTheme="minorEastAsia"/>
+        </w:rPr>
+        <w:t xml:space="preserve"> quotation – rate quoted by the market maker indicate two ways </w:t>
       </w:r>
     </w:p>
     <w:p>
@@ -4866,13 +4918,7 @@
         <w:rPr>
           <w:rFonts w:eastAsiaTheme="minorEastAsia"/>
         </w:rPr>
-        <w:t>SPOT</w:t>
-      </w:r>
-      <w:r>
-        <w:rPr>
-          <w:rFonts w:eastAsiaTheme="minorEastAsia"/>
-        </w:rPr>
-        <w:t xml:space="preserve"> (or) ready (or) cash transaction </w:t>
+        <w:t xml:space="preserve">SPOT (or) ready (or) cash transaction </w:t>
       </w:r>
     </w:p>
     <w:p>
@@ -5001,6 +5047,7 @@
       <w:r>
         <w:rPr>
           <w:rFonts w:eastAsiaTheme="minorEastAsia"/>
+          <w:noProof/>
         </w:rPr>
         <w:drawing>
           <wp:inline distT="0" distB="0" distL="0" distR="0" wp14:anchorId="3ED5A8BA" wp14:editId="5C3C8F6C">
@@ -5057,7 +5104,21 @@
         <w:rPr>
           <w:rFonts w:eastAsiaTheme="minorEastAsia"/>
         </w:rPr>
-        <w:t xml:space="preserve">Two points need be constantly kept in mind while taking of foreign transactions is always talk of from the bankers point of view </w:t>
+        <w:t xml:space="preserve">Two points need be constantly kept in mind while taking of foreign transactions is always talk of from the </w:t>
+      </w:r>
+      <w:proofErr w:type="gramStart"/>
+      <w:r>
+        <w:rPr>
+          <w:rFonts w:eastAsiaTheme="minorEastAsia"/>
+        </w:rPr>
+        <w:t>bankers</w:t>
+      </w:r>
+      <w:proofErr w:type="gramEnd"/>
+      <w:r>
+        <w:rPr>
+          <w:rFonts w:eastAsiaTheme="minorEastAsia"/>
+        </w:rPr>
+        <w:t xml:space="preserve"> point of view </w:t>
       </w:r>
     </w:p>
     <w:p>
@@ -5199,6 +5260,2585 @@
           <w:rFonts w:eastAsiaTheme="minorEastAsia"/>
         </w:rPr>
         <w:t xml:space="preserve">It has sold foreign currency </w:t>
+      </w:r>
+    </w:p>
+    <w:p>
+      <w:pPr>
+        <w:rPr>
+          <w:rFonts w:eastAsiaTheme="minorEastAsia"/>
+        </w:rPr>
+      </w:pPr>
+    </w:p>
+    <w:p>
+      <w:pPr>
+        <w:rPr>
+          <w:rFonts w:eastAsiaTheme="minorEastAsia"/>
+        </w:rPr>
+      </w:pPr>
+    </w:p>
+    <w:p>
+      <w:pPr>
+        <w:rPr>
+          <w:rFonts w:eastAsiaTheme="minorEastAsia"/>
+        </w:rPr>
+      </w:pPr>
+      <w:r>
+        <w:rPr>
+          <w:rFonts w:eastAsiaTheme="minorEastAsia"/>
+        </w:rPr>
+        <w:t>18/09/2026</w:t>
+      </w:r>
+    </w:p>
+    <w:p>
+      <w:pPr>
+        <w:rPr>
+          <w:rFonts w:eastAsiaTheme="minorEastAsia"/>
+        </w:rPr>
+      </w:pPr>
+    </w:p>
+    <w:p>
+      <w:pPr>
+        <w:rPr>
+          <w:rFonts w:eastAsiaTheme="minorEastAsia"/>
+        </w:rPr>
+      </w:pPr>
+      <w:r>
+        <w:rPr>
+          <w:rFonts w:eastAsiaTheme="minorEastAsia"/>
+        </w:rPr>
+        <w:t>Q. Summarize the explanation given, determine the which of the following transactions constitute: 1) purchase, 2) sale of foreign exchange</w:t>
+      </w:r>
+    </w:p>
+    <w:p>
+      <w:pPr>
+        <w:rPr>
+          <w:rFonts w:eastAsiaTheme="minorEastAsia"/>
+        </w:rPr>
+      </w:pPr>
+      <w:r>
+        <w:rPr>
+          <w:rFonts w:eastAsiaTheme="minorEastAsia"/>
+        </w:rPr>
+        <w:t>1. the bank issues a DD on London for 100 EUR</w:t>
+      </w:r>
+    </w:p>
+    <w:p>
+      <w:pPr>
+        <w:rPr>
+          <w:rFonts w:eastAsiaTheme="minorEastAsia"/>
+        </w:rPr>
+      </w:pPr>
+      <w:r>
+        <w:rPr>
+          <w:rFonts w:eastAsiaTheme="minorEastAsia"/>
+        </w:rPr>
+        <w:t xml:space="preserve">2. the customer of the bank purchase a telegraphic transfer on </w:t>
+      </w:r>
+      <w:proofErr w:type="gramStart"/>
+      <w:r>
+        <w:rPr>
+          <w:rFonts w:eastAsiaTheme="minorEastAsia"/>
+        </w:rPr>
+        <w:t>new York</w:t>
+      </w:r>
+      <w:proofErr w:type="gramEnd"/>
+      <w:r>
+        <w:rPr>
+          <w:rFonts w:eastAsiaTheme="minorEastAsia"/>
+        </w:rPr>
+        <w:t xml:space="preserve"> for 500 EUR</w:t>
+      </w:r>
+    </w:p>
+    <w:p>
+      <w:pPr>
+        <w:rPr>
+          <w:rFonts w:eastAsiaTheme="minorEastAsia"/>
+        </w:rPr>
+      </w:pPr>
+      <w:r>
+        <w:rPr>
+          <w:rFonts w:eastAsiaTheme="minorEastAsia"/>
+        </w:rPr>
+        <w:t>3. a traveller encashes at the bank, a traveller cheque for 50 EUR</w:t>
+      </w:r>
+    </w:p>
+    <w:p>
+      <w:pPr>
+        <w:rPr>
+          <w:rFonts w:eastAsiaTheme="minorEastAsia"/>
+        </w:rPr>
+      </w:pPr>
+      <w:r>
+        <w:rPr>
+          <w:rFonts w:eastAsiaTheme="minorEastAsia"/>
+        </w:rPr>
+        <w:t>4. a bank purchases a DD drawn on London for 500 EUR</w:t>
+      </w:r>
+    </w:p>
+    <w:p>
+      <w:pPr>
+        <w:rPr>
+          <w:rFonts w:eastAsiaTheme="minorEastAsia"/>
+        </w:rPr>
+      </w:pPr>
+    </w:p>
+    <w:p>
+      <w:pPr>
+        <w:rPr>
+          <w:rFonts w:eastAsiaTheme="minorEastAsia"/>
+        </w:rPr>
+      </w:pPr>
+      <w:r>
+        <w:rPr>
+          <w:rFonts w:eastAsiaTheme="minorEastAsia"/>
+        </w:rPr>
+        <w:t xml:space="preserve">Sol: </w:t>
+      </w:r>
+    </w:p>
+    <w:p>
+      <w:pPr>
+        <w:pStyle w:val="ListParagraph"/>
+        <w:numPr>
+          <w:ilvl w:val="0"/>
+          <w:numId w:val="36"/>
+        </w:numPr>
+        <w:rPr>
+          <w:rFonts w:eastAsiaTheme="minorEastAsia"/>
+        </w:rPr>
+      </w:pPr>
+      <w:r>
+        <w:rPr>
+          <w:rFonts w:eastAsiaTheme="minorEastAsia"/>
+        </w:rPr>
+        <w:t>Sale of FX</w:t>
+      </w:r>
+    </w:p>
+    <w:p>
+      <w:pPr>
+        <w:pStyle w:val="ListParagraph"/>
+        <w:numPr>
+          <w:ilvl w:val="0"/>
+          <w:numId w:val="36"/>
+        </w:numPr>
+        <w:rPr>
+          <w:rFonts w:eastAsiaTheme="minorEastAsia"/>
+        </w:rPr>
+      </w:pPr>
+      <w:r>
+        <w:rPr>
+          <w:rFonts w:eastAsiaTheme="minorEastAsia"/>
+        </w:rPr>
+        <w:t>Sale of FX</w:t>
+      </w:r>
+    </w:p>
+    <w:p>
+      <w:pPr>
+        <w:pStyle w:val="ListParagraph"/>
+        <w:numPr>
+          <w:ilvl w:val="0"/>
+          <w:numId w:val="36"/>
+        </w:numPr>
+        <w:rPr>
+          <w:rFonts w:eastAsiaTheme="minorEastAsia"/>
+        </w:rPr>
+      </w:pPr>
+      <w:r>
+        <w:rPr>
+          <w:rFonts w:eastAsiaTheme="minorEastAsia"/>
+        </w:rPr>
+        <w:t>Purchase of FX</w:t>
+      </w:r>
+    </w:p>
+    <w:p>
+      <w:pPr>
+        <w:pStyle w:val="ListParagraph"/>
+        <w:numPr>
+          <w:ilvl w:val="0"/>
+          <w:numId w:val="36"/>
+        </w:numPr>
+        <w:rPr>
+          <w:rFonts w:eastAsiaTheme="minorEastAsia"/>
+        </w:rPr>
+      </w:pPr>
+      <w:r>
+        <w:rPr>
+          <w:rFonts w:eastAsiaTheme="minorEastAsia"/>
+        </w:rPr>
+        <w:t xml:space="preserve">Purchase of FX </w:t>
+      </w:r>
+    </w:p>
+    <w:p>
+      <w:pPr>
+        <w:rPr>
+          <w:rFonts w:eastAsiaTheme="minorEastAsia"/>
+        </w:rPr>
+      </w:pPr>
+    </w:p>
+    <w:p>
+      <w:pPr>
+        <w:rPr>
+          <w:rFonts w:eastAsiaTheme="minorEastAsia"/>
+        </w:rPr>
+      </w:pPr>
+      <w:r>
+        <w:rPr>
+          <w:rFonts w:eastAsiaTheme="minorEastAsia"/>
+        </w:rPr>
+        <w:t>USD is quoted as under: interbank market on 25</w:t>
+      </w:r>
+      <w:r>
+        <w:rPr>
+          <w:rFonts w:eastAsiaTheme="minorEastAsia"/>
+          <w:vertAlign w:val="superscript"/>
+        </w:rPr>
+        <w:t>th</w:t>
+      </w:r>
+      <w:r>
+        <w:rPr>
+          <w:rFonts w:eastAsiaTheme="minorEastAsia"/>
+        </w:rPr>
+        <w:t xml:space="preserve"> January </w:t>
+      </w:r>
+    </w:p>
+    <w:p>
+      <w:pPr>
+        <w:rPr>
+          <w:rFonts w:eastAsiaTheme="minorEastAsia"/>
+        </w:rPr>
+      </w:pPr>
+      <w:r>
+        <w:rPr>
+          <w:rFonts w:eastAsiaTheme="minorEastAsia"/>
+        </w:rPr>
+        <w:lastRenderedPageBreak/>
+        <w:t xml:space="preserve">Market quotation for a currency </w:t>
+      </w:r>
+      <w:proofErr w:type="gramStart"/>
+      <w:r>
+        <w:rPr>
+          <w:rFonts w:eastAsiaTheme="minorEastAsia"/>
+        </w:rPr>
+        <w:t>consist</w:t>
+      </w:r>
+      <w:proofErr w:type="gramEnd"/>
+      <w:r>
+        <w:rPr>
+          <w:rFonts w:eastAsiaTheme="minorEastAsia"/>
+        </w:rPr>
+        <w:t xml:space="preserve"> of SWOT rate and forward margin </w:t>
+      </w:r>
+    </w:p>
+    <w:p>
+      <w:pPr>
+        <w:rPr>
+          <w:rFonts w:eastAsiaTheme="minorEastAsia"/>
+        </w:rPr>
+      </w:pPr>
+    </w:p>
+    <w:p>
+      <w:pPr>
+        <w:rPr>
+          <w:rFonts w:eastAsiaTheme="minorEastAsia"/>
+        </w:rPr>
+      </w:pPr>
+      <w:r>
+        <w:rPr>
+          <w:rFonts w:eastAsiaTheme="minorEastAsia"/>
+        </w:rPr>
+        <w:t>Calculation of forward rates under direct quotation</w:t>
+      </w:r>
+    </w:p>
+    <w:p>
+      <w:pPr>
+        <w:rPr>
+          <w:rFonts w:eastAsiaTheme="minorEastAsia"/>
+        </w:rPr>
+      </w:pPr>
+      <w:r>
+        <w:rPr>
+          <w:rFonts w:eastAsiaTheme="minorEastAsia"/>
+        </w:rPr>
+        <w:t>SPOT</w:t>
+      </w:r>
+      <w:r>
+        <w:rPr>
+          <w:rFonts w:eastAsiaTheme="minorEastAsia"/>
+        </w:rPr>
+        <w:tab/>
+      </w:r>
+      <w:r>
+        <w:rPr>
+          <w:rFonts w:eastAsiaTheme="minorEastAsia"/>
+        </w:rPr>
+        <w:tab/>
+      </w:r>
+      <w:r>
+        <w:rPr>
+          <w:rFonts w:eastAsiaTheme="minorEastAsia"/>
+        </w:rPr>
+        <w:tab/>
+        <w:t>1 USD = Rs. 95.4000 / 4200</w:t>
+      </w:r>
+    </w:p>
+    <w:p>
+      <w:pPr>
+        <w:rPr>
+          <w:rFonts w:eastAsiaTheme="minorEastAsia"/>
+        </w:rPr>
+      </w:pPr>
+      <w:r>
+        <w:rPr>
+          <w:rFonts w:eastAsiaTheme="minorEastAsia"/>
+        </w:rPr>
+        <w:t>SPOT / February</w:t>
+      </w:r>
+      <w:r>
+        <w:rPr>
+          <w:rFonts w:eastAsiaTheme="minorEastAsia"/>
+        </w:rPr>
+        <w:tab/>
+      </w:r>
+      <w:r>
+        <w:rPr>
+          <w:rFonts w:eastAsiaTheme="minorEastAsia"/>
+        </w:rPr>
+        <w:tab/>
+        <w:t xml:space="preserve">= </w:t>
+      </w:r>
+      <w:r>
+        <w:rPr>
+          <w:rFonts w:eastAsiaTheme="minorEastAsia"/>
+        </w:rPr>
+        <w:tab/>
+        <w:t>.2000 / 2100</w:t>
+      </w:r>
+    </w:p>
+    <w:p>
+      <w:pPr>
+        <w:rPr>
+          <w:rFonts w:eastAsiaTheme="minorEastAsia"/>
+        </w:rPr>
+      </w:pPr>
+      <w:r>
+        <w:rPr>
+          <w:rFonts w:eastAsiaTheme="minorEastAsia"/>
+        </w:rPr>
+        <w:t xml:space="preserve">SPOT /March </w:t>
+      </w:r>
+      <w:r>
+        <w:rPr>
+          <w:rFonts w:eastAsiaTheme="minorEastAsia"/>
+        </w:rPr>
+        <w:tab/>
+      </w:r>
+      <w:r>
+        <w:rPr>
+          <w:rFonts w:eastAsiaTheme="minorEastAsia"/>
+        </w:rPr>
+        <w:tab/>
+      </w:r>
+      <w:r>
+        <w:rPr>
+          <w:rFonts w:eastAsiaTheme="minorEastAsia"/>
+        </w:rPr>
+        <w:tab/>
+        <w:t xml:space="preserve">= </w:t>
+      </w:r>
+      <w:r>
+        <w:rPr>
+          <w:rFonts w:eastAsiaTheme="minorEastAsia"/>
+        </w:rPr>
+        <w:tab/>
+        <w:t>.3500 / 3600</w:t>
+      </w:r>
+    </w:p>
+    <w:p>
+      <w:pPr>
+        <w:rPr>
+          <w:rFonts w:eastAsiaTheme="minorEastAsia"/>
+        </w:rPr>
+      </w:pPr>
+    </w:p>
+    <w:p>
+      <w:pPr>
+        <w:rPr>
+          <w:rFonts w:eastAsiaTheme="minorEastAsia"/>
+        </w:rPr>
+      </w:pPr>
+      <w:r>
+        <w:rPr>
+          <w:rFonts w:eastAsiaTheme="minorEastAsia"/>
+        </w:rPr>
+        <w:t>Determining the forward margin:</w:t>
+      </w:r>
+    </w:p>
+    <w:p>
+      <w:pPr>
+        <w:rPr>
+          <w:rFonts w:eastAsiaTheme="minorEastAsia"/>
+        </w:rPr>
+      </w:pPr>
+      <w:r>
+        <w:rPr>
+          <w:rFonts w:eastAsiaTheme="minorEastAsia"/>
+        </w:rPr>
+        <w:t xml:space="preserve">The SPOT rate for USD is 95 </w:t>
+      </w:r>
+      <w:proofErr w:type="gramStart"/>
+      <w:r>
+        <w:rPr>
+          <w:rFonts w:eastAsiaTheme="minorEastAsia"/>
+        </w:rPr>
+        <w:t>INR,</w:t>
+      </w:r>
+      <w:proofErr w:type="gramEnd"/>
+      <w:r>
+        <w:rPr>
+          <w:rFonts w:eastAsiaTheme="minorEastAsia"/>
+        </w:rPr>
+        <w:t xml:space="preserve"> the rate of interest is 8% per annum at </w:t>
+      </w:r>
+      <w:proofErr w:type="gramStart"/>
+      <w:r>
+        <w:rPr>
+          <w:rFonts w:eastAsiaTheme="minorEastAsia"/>
+        </w:rPr>
+        <w:t>new York</w:t>
+      </w:r>
+      <w:proofErr w:type="gramEnd"/>
+      <w:r>
+        <w:rPr>
+          <w:rFonts w:eastAsiaTheme="minorEastAsia"/>
+        </w:rPr>
+        <w:t xml:space="preserve"> it is 5% per annum </w:t>
+      </w:r>
+    </w:p>
+    <w:p>
+      <w:pPr>
+        <w:rPr>
+          <w:rFonts w:eastAsiaTheme="minorEastAsia"/>
+        </w:rPr>
+      </w:pPr>
+      <w:r>
+        <w:rPr>
+          <w:rFonts w:eastAsiaTheme="minorEastAsia"/>
+        </w:rPr>
+        <w:t xml:space="preserve">The bank has a quote three months selling rate to a customer. Assuming that the operation is for 10,000 USD and the entire interest loss or gain is passed on to customer. (1 USD = 95 INR). Calculate the forward rate. </w:t>
+      </w:r>
+    </w:p>
+    <w:p>
+      <w:pPr>
+        <w:rPr>
+          <w:rFonts w:eastAsiaTheme="minorEastAsia"/>
+        </w:rPr>
+      </w:pPr>
+    </w:p>
+    <w:p>
+      <w:pPr>
+        <w:rPr>
+          <w:rFonts w:eastAsiaTheme="minorEastAsia"/>
+        </w:rPr>
+      </w:pPr>
+      <w:r>
+        <w:rPr>
+          <w:rFonts w:eastAsiaTheme="minorEastAsia"/>
+        </w:rPr>
+        <w:t xml:space="preserve">SOL: </w:t>
+      </w:r>
+    </w:p>
+    <w:p>
+      <w:pPr>
+        <w:rPr>
+          <w:rFonts w:eastAsiaTheme="minorEastAsia"/>
+        </w:rPr>
+      </w:pPr>
+      <w:r>
+        <w:rPr>
+          <w:rFonts w:eastAsiaTheme="minorEastAsia"/>
+          <w:noProof/>
+        </w:rPr>
+        <w:drawing>
+          <wp:inline distT="0" distB="0" distL="0" distR="0" wp14:anchorId="71F3869C" wp14:editId="2EB15D6C">
+            <wp:extent cx="5306695" cy="1733550"/>
+            <wp:effectExtent l="0" t="0" r="8255" b="0"/>
+            <wp:docPr id="1452083551" name="Picture 2"/>
+            <wp:cNvGraphicFramePr>
+              <a:graphicFrameLocks xmlns:a="http://schemas.openxmlformats.org/drawingml/2006/main" noChangeAspect="1"/>
+            </wp:cNvGraphicFramePr>
+            <a:graphic xmlns:a="http://schemas.openxmlformats.org/drawingml/2006/main">
+              <a:graphicData uri="http://schemas.openxmlformats.org/drawingml/2006/picture">
+                <pic:pic xmlns:pic="http://schemas.openxmlformats.org/drawingml/2006/picture">
+                  <pic:nvPicPr>
+                    <pic:cNvPr id="0" name="Picture 2"/>
+                    <pic:cNvPicPr>
+                      <a:picLocks noChangeAspect="1" noChangeArrowheads="1"/>
+                    </pic:cNvPicPr>
+                  </pic:nvPicPr>
+                  <pic:blipFill>
+                    <a:blip r:embed="rId27">
+                      <a:extLst>
+                        <a:ext uri="{28A0092B-C50C-407E-A947-70E740481C1C}">
+                          <a14:useLocalDpi xmlns:a14="http://schemas.microsoft.com/office/drawing/2010/main" val="0"/>
+                        </a:ext>
+                      </a:extLst>
+                    </a:blip>
+                    <a:srcRect/>
+                    <a:stretch>
+                      <a:fillRect/>
+                    </a:stretch>
+                  </pic:blipFill>
+                  <pic:spPr bwMode="auto">
+                    <a:xfrm>
+                      <a:off x="0" y="0"/>
+                      <a:ext cx="5306695" cy="1733550"/>
+                    </a:xfrm>
+                    <a:prstGeom prst="rect">
+                      <a:avLst/>
+                    </a:prstGeom>
+                    <a:noFill/>
+                    <a:ln>
+                      <a:noFill/>
+                    </a:ln>
+                  </pic:spPr>
+                </pic:pic>
+              </a:graphicData>
+            </a:graphic>
+          </wp:inline>
+        </w:drawing>
+      </w:r>
+    </w:p>
+    <w:p>
+      <w:pPr>
+        <w:rPr>
+          <w:rFonts w:eastAsiaTheme="minorEastAsia"/>
+        </w:rPr>
+      </w:pPr>
+    </w:p>
+    <w:p>
+      <w:pPr>
+        <w:rPr>
+          <w:rFonts w:eastAsiaTheme="minorEastAsia"/>
+        </w:rPr>
+      </w:pPr>
+      <m:oMathPara>
+        <m:oMath>
+          <m:f>
+            <m:fPr>
+              <m:ctrlPr>
+                <w:rPr>
+                  <w:rFonts w:ascii="Cambria Math" w:eastAsiaTheme="minorEastAsia" w:hAnsi="Cambria Math"/>
+                  <w:i/>
+                </w:rPr>
+              </m:ctrlPr>
+            </m:fPr>
+            <m:num>
+              <m:r>
+                <w:rPr>
+                  <w:rFonts w:ascii="Cambria Math" w:eastAsiaTheme="minorEastAsia" w:hAnsi="Cambria Math"/>
+                </w:rPr>
+                <m:t>969000</m:t>
+              </m:r>
+            </m:num>
+            <m:den>
+              <m:r>
+                <w:rPr>
+                  <w:rFonts w:ascii="Cambria Math" w:eastAsiaTheme="minorEastAsia" w:hAnsi="Cambria Math"/>
+                </w:rPr>
+                <m:t>10125</m:t>
+              </m:r>
+            </m:den>
+          </m:f>
+          <m:r>
+            <w:rPr>
+              <w:rFonts w:ascii="Cambria Math" w:eastAsiaTheme="minorEastAsia" w:hAnsi="Cambria Math"/>
+            </w:rPr>
+            <m:t>=95.7037</m:t>
+          </m:r>
+        </m:oMath>
+      </m:oMathPara>
+    </w:p>
+    <w:p>
+      <w:pPr>
+        <w:rPr>
+          <w:rFonts w:eastAsiaTheme="minorEastAsia"/>
+        </w:rPr>
+      </w:pPr>
+      <w:r>
+        <w:rPr>
+          <w:rFonts w:eastAsiaTheme="minorEastAsia"/>
+        </w:rPr>
+        <w:t>Difference between 95.7037 and 95.7125 is 0.0088 which is called forward premium</w:t>
+      </w:r>
+    </w:p>
+    <w:p>
+      <w:pPr>
+        <w:rPr>
+          <w:rFonts w:eastAsiaTheme="minorEastAsia"/>
+        </w:rPr>
+      </w:pPr>
+      <w:r>
+        <w:rPr>
+          <w:rFonts w:eastAsiaTheme="minorEastAsia"/>
+        </w:rPr>
+        <w:t>The bank should get Rs. 969,000 against USD</w:t>
+      </w:r>
+    </w:p>
+    <w:p>
+      <w:pPr>
+        <w:rPr>
+          <w:rFonts w:eastAsiaTheme="minorEastAsia"/>
+          <w:iCs/>
+        </w:rPr>
+      </w:pPr>
+      <m:oMathPara>
+        <m:oMath>
+          <m:r>
+            <m:rPr>
+              <m:sty m:val="p"/>
+            </m:rPr>
+            <w:rPr>
+              <w:rFonts w:ascii="Cambria Math" w:eastAsiaTheme="minorEastAsia" w:hAnsi="Cambria Math"/>
+            </w:rPr>
+            <m:t xml:space="preserve">forward margin = </m:t>
+          </m:r>
+          <m:f>
+            <m:fPr>
+              <m:ctrlPr>
+                <w:rPr>
+                  <w:rFonts w:ascii="Cambria Math" w:eastAsiaTheme="minorEastAsia" w:hAnsi="Cambria Math"/>
+                  <w:iCs/>
+                </w:rPr>
+              </m:ctrlPr>
+            </m:fPr>
+            <m:num>
+              <m:r>
+                <w:rPr>
+                  <w:rFonts w:ascii="Cambria Math" w:eastAsiaTheme="minorEastAsia" w:hAnsi="Cambria Math"/>
+                </w:rPr>
+                <m:t>SPOT rate x forward period x Interest differntiation</m:t>
+              </m:r>
+            </m:num>
+            <m:den>
+              <m:r>
+                <w:rPr>
+                  <w:rFonts w:ascii="Cambria Math" w:eastAsiaTheme="minorEastAsia" w:hAnsi="Cambria Math"/>
+                </w:rPr>
+                <m:t>100xtime</m:t>
+              </m:r>
+            </m:den>
+          </m:f>
+        </m:oMath>
+      </m:oMathPara>
+    </w:p>
+    <w:p>
+      <w:pPr>
+        <w:rPr>
+          <w:rFonts w:eastAsiaTheme="minorEastAsia"/>
+          <w:iCs/>
+        </w:rPr>
+      </w:pPr>
+      <m:oMathPara>
+        <m:oMath>
+          <m:r>
+            <w:rPr>
+              <w:rFonts w:ascii="Cambria Math" w:eastAsiaTheme="minorEastAsia" w:hAnsi="Cambria Math"/>
+            </w:rPr>
+            <m:t xml:space="preserve">= </m:t>
+          </m:r>
+          <m:f>
+            <m:fPr>
+              <m:ctrlPr>
+                <w:rPr>
+                  <w:rFonts w:ascii="Cambria Math" w:eastAsiaTheme="minorEastAsia" w:hAnsi="Cambria Math"/>
+                  <w:i/>
+                  <w:iCs/>
+                </w:rPr>
+              </m:ctrlPr>
+            </m:fPr>
+            <m:num>
+              <m:r>
+                <w:rPr>
+                  <w:rFonts w:ascii="Cambria Math" w:eastAsiaTheme="minorEastAsia" w:hAnsi="Cambria Math"/>
+                </w:rPr>
+                <m:t>95×3</m:t>
+              </m:r>
+              <m:r>
+                <w:rPr>
+                  <w:rFonts w:ascii="Cambria Math" w:eastAsiaTheme="minorEastAsia" w:hAnsi="Cambria Math"/>
+                </w:rPr>
+                <m:t>×</m:t>
+              </m:r>
+              <m:r>
+                <w:rPr>
+                  <w:rFonts w:ascii="Cambria Math" w:eastAsiaTheme="minorEastAsia" w:hAnsi="Cambria Math"/>
+                </w:rPr>
+                <m:t>3</m:t>
+              </m:r>
+            </m:num>
+            <m:den>
+              <m:r>
+                <w:rPr>
+                  <w:rFonts w:ascii="Cambria Math" w:eastAsiaTheme="minorEastAsia" w:hAnsi="Cambria Math"/>
+                </w:rPr>
+                <m:t>100</m:t>
+              </m:r>
+              <m:r>
+                <w:rPr>
+                  <w:rFonts w:ascii="Cambria Math" w:eastAsiaTheme="minorEastAsia" w:hAnsi="Cambria Math"/>
+                </w:rPr>
+                <m:t>×</m:t>
+              </m:r>
+              <m:r>
+                <w:rPr>
+                  <w:rFonts w:ascii="Cambria Math" w:eastAsiaTheme="minorEastAsia" w:hAnsi="Cambria Math"/>
+                </w:rPr>
+                <m:t>12</m:t>
+              </m:r>
+            </m:den>
+          </m:f>
+          <m:r>
+            <w:rPr>
+              <w:rFonts w:ascii="Cambria Math" w:eastAsiaTheme="minorEastAsia" w:hAnsi="Cambria Math"/>
+            </w:rPr>
+            <m:t>=0.7125</m:t>
+          </m:r>
+        </m:oMath>
+      </m:oMathPara>
+    </w:p>
+    <w:p>
+      <w:pPr>
+        <w:rPr>
+          <w:rFonts w:eastAsiaTheme="minorEastAsia"/>
+        </w:rPr>
+      </w:pPr>
+    </w:p>
+    <w:p>
+      <w:pPr>
+        <w:rPr>
+          <w:rFonts w:eastAsiaTheme="minorEastAsia"/>
+        </w:rPr>
+      </w:pPr>
+      <w:r>
+        <w:rPr>
+          <w:rFonts w:eastAsiaTheme="minorEastAsia"/>
+        </w:rPr>
+        <w:t xml:space="preserve">Two types of buying rates in </w:t>
+      </w:r>
+      <w:proofErr w:type="spellStart"/>
+      <w:r>
+        <w:rPr>
+          <w:rFonts w:eastAsiaTheme="minorEastAsia"/>
+        </w:rPr>
+        <w:t>india</w:t>
+      </w:r>
+      <w:proofErr w:type="spellEnd"/>
+      <w:r>
+        <w:rPr>
+          <w:rFonts w:eastAsiaTheme="minorEastAsia"/>
+        </w:rPr>
+        <w:t xml:space="preserve">, namely: </w:t>
+      </w:r>
+    </w:p>
+    <w:p>
+      <w:pPr>
+        <w:pStyle w:val="ListParagraph"/>
+        <w:numPr>
+          <w:ilvl w:val="0"/>
+          <w:numId w:val="37"/>
+        </w:numPr>
+        <w:rPr>
+          <w:rFonts w:eastAsiaTheme="minorEastAsia"/>
+        </w:rPr>
+      </w:pPr>
+      <w:r>
+        <w:rPr>
+          <w:rFonts w:eastAsiaTheme="minorEastAsia"/>
+        </w:rPr>
+        <w:t>TT buying rate (Telegraphic transfer)</w:t>
+      </w:r>
+    </w:p>
+    <w:p>
+      <w:pPr>
+        <w:pStyle w:val="ListParagraph"/>
+        <w:numPr>
+          <w:ilvl w:val="0"/>
+          <w:numId w:val="37"/>
+        </w:numPr>
+        <w:rPr>
+          <w:rFonts w:eastAsiaTheme="minorEastAsia"/>
+        </w:rPr>
+      </w:pPr>
+      <w:r>
+        <w:rPr>
+          <w:rFonts w:eastAsiaTheme="minorEastAsia"/>
+        </w:rPr>
+        <w:t xml:space="preserve">Bill buying rate </w:t>
+      </w:r>
+    </w:p>
+    <w:p>
+      <w:pPr>
+        <w:rPr>
+          <w:rFonts w:eastAsiaTheme="minorEastAsia"/>
+        </w:rPr>
+      </w:pPr>
+    </w:p>
+    <w:p>
+      <w:pPr>
+        <w:rPr>
+          <w:rFonts w:eastAsiaTheme="minorEastAsia"/>
+        </w:rPr>
+      </w:pPr>
+      <w:r>
+        <w:rPr>
+          <w:rFonts w:eastAsiaTheme="minorEastAsia"/>
+        </w:rPr>
+        <w:t>TT rate is applied for three situations:</w:t>
+      </w:r>
+    </w:p>
+    <w:p>
+      <w:pPr>
+        <w:pStyle w:val="ListParagraph"/>
+        <w:numPr>
+          <w:ilvl w:val="0"/>
+          <w:numId w:val="38"/>
+        </w:numPr>
+        <w:rPr>
+          <w:rFonts w:eastAsiaTheme="minorEastAsia"/>
+        </w:rPr>
+      </w:pPr>
+      <w:r>
+        <w:rPr>
+          <w:rFonts w:eastAsiaTheme="minorEastAsia"/>
+        </w:rPr>
+        <w:t>Payment of DD, mail transfer, telegraphic transfer</w:t>
+      </w:r>
+    </w:p>
+    <w:p>
+      <w:pPr>
+        <w:pStyle w:val="ListParagraph"/>
+        <w:numPr>
+          <w:ilvl w:val="0"/>
+          <w:numId w:val="38"/>
+        </w:numPr>
+        <w:rPr>
+          <w:rFonts w:eastAsiaTheme="minorEastAsia"/>
+        </w:rPr>
+      </w:pPr>
+      <w:r>
+        <w:rPr>
+          <w:rFonts w:eastAsiaTheme="minorEastAsia"/>
+        </w:rPr>
+        <w:t xml:space="preserve">Foreign bills collected, the banker pays the exporter </w:t>
+      </w:r>
+    </w:p>
+    <w:p>
+      <w:pPr>
+        <w:pStyle w:val="ListParagraph"/>
+        <w:numPr>
+          <w:ilvl w:val="0"/>
+          <w:numId w:val="38"/>
+        </w:numPr>
+        <w:rPr>
+          <w:rFonts w:eastAsiaTheme="minorEastAsia"/>
+        </w:rPr>
+      </w:pPr>
+      <w:r>
+        <w:rPr>
+          <w:rFonts w:eastAsiaTheme="minorEastAsia"/>
+        </w:rPr>
+        <w:t xml:space="preserve">Cancelation of foreign exchange (sold earlier) </w:t>
+      </w:r>
+    </w:p>
+    <w:p>
+      <w:pPr>
+        <w:rPr>
+          <w:rFonts w:eastAsiaTheme="minorEastAsia"/>
+        </w:rPr>
+      </w:pPr>
+      <w:r>
+        <w:rPr>
+          <w:rFonts w:eastAsiaTheme="minorEastAsia"/>
+        </w:rPr>
+        <w:t xml:space="preserve">TT buying rate format: </w:t>
+      </w:r>
+    </w:p>
+    <w:p>
+      <w:pPr>
+        <w:rPr>
+          <w:rFonts w:eastAsiaTheme="minorEastAsia"/>
+        </w:rPr>
+      </w:pPr>
+    </w:p>
+    <w:p>
+      <w:pPr>
+        <w:rPr>
+          <w:rFonts w:eastAsiaTheme="minorEastAsia"/>
+        </w:rPr>
+      </w:pPr>
+      <w:r>
+        <w:rPr>
+          <w:rFonts w:eastAsiaTheme="minorEastAsia"/>
+          <w:noProof/>
+        </w:rPr>
+        <w:drawing>
+          <wp:inline distT="0" distB="0" distL="0" distR="0" wp14:anchorId="7787224C" wp14:editId="01B49253">
+            <wp:extent cx="3212465" cy="1151890"/>
+            <wp:effectExtent l="0" t="0" r="6985" b="0"/>
+            <wp:docPr id="524152240" name="Picture 1"/>
+            <wp:cNvGraphicFramePr>
+              <a:graphicFrameLocks xmlns:a="http://schemas.openxmlformats.org/drawingml/2006/main" noChangeAspect="1"/>
+            </wp:cNvGraphicFramePr>
+            <a:graphic xmlns:a="http://schemas.openxmlformats.org/drawingml/2006/main">
+              <a:graphicData uri="http://schemas.openxmlformats.org/drawingml/2006/picture">
+                <pic:pic xmlns:pic="http://schemas.openxmlformats.org/drawingml/2006/picture">
+                  <pic:nvPicPr>
+                    <pic:cNvPr id="0" name="Picture 1"/>
+                    <pic:cNvPicPr>
+                      <a:picLocks noChangeAspect="1" noChangeArrowheads="1"/>
+                    </pic:cNvPicPr>
+                  </pic:nvPicPr>
+                  <pic:blipFill>
+                    <a:blip r:embed="rId28">
+                      <a:extLst>
+                        <a:ext uri="{28A0092B-C50C-407E-A947-70E740481C1C}">
+                          <a14:useLocalDpi xmlns:a14="http://schemas.microsoft.com/office/drawing/2010/main" val="0"/>
+                        </a:ext>
+                      </a:extLst>
+                    </a:blip>
+                    <a:srcRect/>
+                    <a:stretch>
+                      <a:fillRect/>
+                    </a:stretch>
+                  </pic:blipFill>
+                  <pic:spPr bwMode="auto">
+                    <a:xfrm>
+                      <a:off x="0" y="0"/>
+                      <a:ext cx="3212465" cy="1151890"/>
+                    </a:xfrm>
+                    <a:prstGeom prst="rect">
+                      <a:avLst/>
+                    </a:prstGeom>
+                    <a:noFill/>
+                    <a:ln>
+                      <a:noFill/>
+                    </a:ln>
+                  </pic:spPr>
+                </pic:pic>
+              </a:graphicData>
+            </a:graphic>
+          </wp:inline>
+        </w:drawing>
+      </w:r>
+    </w:p>
+    <w:p>
+      <w:pPr>
+        <w:pStyle w:val="ListParagraph"/>
+        <w:numPr>
+          <w:ilvl w:val="0"/>
+          <w:numId w:val="29"/>
+        </w:numPr>
+        <w:rPr>
+          <w:rFonts w:eastAsiaTheme="minorEastAsia"/>
+        </w:rPr>
+      </w:pPr>
+      <w:r>
+        <w:rPr>
+          <w:rFonts w:eastAsiaTheme="minorEastAsia"/>
+        </w:rPr>
+        <w:t>Round off to nearest multiple of 0.0025</w:t>
+      </w:r>
+    </w:p>
+    <w:p>
+      <w:pPr>
+        <w:rPr>
+          <w:rFonts w:eastAsiaTheme="minorEastAsia"/>
+        </w:rPr>
+      </w:pPr>
+    </w:p>
+    <w:p>
+      <w:pPr>
+        <w:rPr>
+          <w:rFonts w:eastAsiaTheme="minorEastAsia"/>
+        </w:rPr>
+      </w:pPr>
+    </w:p>
+    <w:p>
+      <w:pPr>
+        <w:rPr>
+          <w:rFonts w:eastAsiaTheme="minorEastAsia"/>
+        </w:rPr>
+      </w:pPr>
+      <w:r>
+        <w:rPr>
+          <w:rFonts w:eastAsiaTheme="minorEastAsia"/>
+        </w:rPr>
+        <w:t xml:space="preserve">Q. </w:t>
+      </w:r>
+      <w:r>
+        <w:rPr>
+          <w:rFonts w:eastAsiaTheme="minorEastAsia"/>
+        </w:rPr>
+        <w:t>On 15</w:t>
+      </w:r>
+      <w:r>
+        <w:rPr>
+          <w:rFonts w:eastAsiaTheme="minorEastAsia"/>
+          <w:vertAlign w:val="superscript"/>
+        </w:rPr>
+        <w:t>th</w:t>
+      </w:r>
+      <w:r>
+        <w:rPr>
+          <w:rFonts w:eastAsiaTheme="minorEastAsia"/>
+        </w:rPr>
+        <w:t xml:space="preserve"> September you will receive a mail transfer </w:t>
+      </w:r>
+      <w:proofErr w:type="spellStart"/>
+      <w:r>
+        <w:rPr>
+          <w:rFonts w:eastAsiaTheme="minorEastAsia"/>
+        </w:rPr>
+        <w:t>form</w:t>
+      </w:r>
+      <w:proofErr w:type="spellEnd"/>
+      <w:r>
+        <w:rPr>
+          <w:rFonts w:eastAsiaTheme="minorEastAsia"/>
+        </w:rPr>
+        <w:t xml:space="preserve"> </w:t>
+      </w:r>
+      <w:proofErr w:type="gramStart"/>
+      <w:r>
+        <w:rPr>
+          <w:rFonts w:eastAsiaTheme="minorEastAsia"/>
+        </w:rPr>
+        <w:t>new York</w:t>
+      </w:r>
+      <w:proofErr w:type="gramEnd"/>
+      <w:r>
+        <w:rPr>
+          <w:rFonts w:eastAsiaTheme="minorEastAsia"/>
+        </w:rPr>
+        <w:t xml:space="preserve"> correspondent for 5000 USD payable to your customer. You’re account to the correspondent bank has been credited with the amount of the mail transfer in re-investment. Assuming rupee/dollar are quoted in the local interbank market as under </w:t>
+      </w:r>
+    </w:p>
+    <w:p>
+      <w:pPr>
+        <w:rPr>
+          <w:rFonts w:eastAsiaTheme="minorEastAsia"/>
+        </w:rPr>
+      </w:pPr>
+      <w:r>
+        <w:rPr>
+          <w:rFonts w:eastAsiaTheme="minorEastAsia"/>
+        </w:rPr>
+        <w:t xml:space="preserve">SPOT </w:t>
+      </w:r>
+      <w:r>
+        <w:rPr>
+          <w:rFonts w:eastAsiaTheme="minorEastAsia"/>
+        </w:rPr>
+        <w:tab/>
+      </w:r>
+      <w:r>
+        <w:rPr>
+          <w:rFonts w:eastAsiaTheme="minorEastAsia"/>
+        </w:rPr>
+        <w:tab/>
+      </w:r>
+      <w:r>
+        <w:rPr>
+          <w:rFonts w:eastAsiaTheme="minorEastAsia"/>
+        </w:rPr>
+        <w:tab/>
+        <w:t xml:space="preserve">1 USD = </w:t>
+      </w:r>
+      <w:r>
+        <w:rPr>
+          <w:rFonts w:eastAsiaTheme="minorEastAsia"/>
+        </w:rPr>
+        <w:tab/>
+        <w:t>95.</w:t>
+      </w:r>
+      <w:r>
+        <w:rPr>
+          <w:rFonts w:eastAsiaTheme="minorEastAsia"/>
+        </w:rPr>
+        <w:tab/>
+        <w:t>7600 / 7900</w:t>
+      </w:r>
+    </w:p>
+    <w:p>
+      <w:pPr>
+        <w:rPr>
+          <w:rFonts w:eastAsiaTheme="minorEastAsia"/>
+        </w:rPr>
+      </w:pPr>
+      <w:r>
+        <w:rPr>
+          <w:rFonts w:eastAsiaTheme="minorEastAsia"/>
+        </w:rPr>
+        <w:t>SPOT / October</w:t>
+      </w:r>
+      <w:r>
+        <w:rPr>
+          <w:rFonts w:eastAsiaTheme="minorEastAsia"/>
+        </w:rPr>
+        <w:tab/>
+      </w:r>
+      <w:r>
+        <w:rPr>
+          <w:rFonts w:eastAsiaTheme="minorEastAsia"/>
+        </w:rPr>
+        <w:tab/>
+      </w:r>
+      <w:r>
+        <w:rPr>
+          <w:rFonts w:eastAsiaTheme="minorEastAsia"/>
+        </w:rPr>
+        <w:tab/>
+      </w:r>
+      <w:r>
+        <w:rPr>
+          <w:rFonts w:eastAsiaTheme="minorEastAsia"/>
+        </w:rPr>
+        <w:tab/>
+        <w:t>5600 / 5700</w:t>
+      </w:r>
+      <w:r>
+        <w:rPr>
+          <w:rFonts w:eastAsiaTheme="minorEastAsia"/>
+        </w:rPr>
+        <w:tab/>
+      </w:r>
+    </w:p>
+    <w:p>
+      <w:pPr>
+        <w:rPr>
+          <w:rFonts w:eastAsiaTheme="minorEastAsia"/>
+        </w:rPr>
+      </w:pPr>
+      <w:r>
+        <w:rPr>
+          <w:rFonts w:eastAsiaTheme="minorEastAsia"/>
+        </w:rPr>
+        <w:t xml:space="preserve">Calculate the exchange rate and the rupee amount payable to the customer, 1) you require an exchange margin of 0.080 to be loaded in the rate, 2) rupee equivalent to be nearest to the old rupee </w:t>
+      </w:r>
+    </w:p>
+    <w:p>
+      <w:pPr>
+        <w:rPr>
+          <w:rFonts w:eastAsiaTheme="minorEastAsia"/>
+        </w:rPr>
+      </w:pPr>
+    </w:p>
+    <w:p>
+      <w:pPr>
+        <w:rPr>
+          <w:rFonts w:eastAsiaTheme="minorEastAsia"/>
+        </w:rPr>
+      </w:pPr>
+    </w:p>
+    <w:p>
+      <w:pPr>
+        <w:rPr>
+          <w:rFonts w:eastAsiaTheme="minorEastAsia"/>
+        </w:rPr>
+      </w:pPr>
+      <w:r>
+        <w:rPr>
+          <w:rFonts w:eastAsiaTheme="minorEastAsia"/>
+        </w:rPr>
+        <w:t>21/09/2026</w:t>
+      </w:r>
+    </w:p>
+    <w:p>
+      <w:pPr>
+        <w:rPr>
+          <w:rFonts w:eastAsiaTheme="minorEastAsia"/>
+        </w:rPr>
+      </w:pPr>
+      <w:r>
+        <w:rPr>
+          <w:rFonts w:eastAsiaTheme="minorEastAsia"/>
+        </w:rPr>
+        <w:lastRenderedPageBreak/>
+        <w:t>SOL:</w:t>
+      </w:r>
+    </w:p>
+    <w:p>
+      <w:pPr>
+        <w:pStyle w:val="ListParagraph"/>
+        <w:numPr>
+          <w:ilvl w:val="0"/>
+          <w:numId w:val="29"/>
+        </w:numPr>
+        <w:rPr>
+          <w:rFonts w:eastAsiaTheme="minorEastAsia"/>
+        </w:rPr>
+      </w:pPr>
+      <w:r>
+        <w:rPr>
+          <w:rFonts w:eastAsiaTheme="minorEastAsia"/>
+        </w:rPr>
+        <w:t>The rate applicable is the TT buying rate</w:t>
+      </w:r>
+    </w:p>
+    <w:p>
+      <w:pPr>
+        <w:pStyle w:val="ListParagraph"/>
+        <w:numPr>
+          <w:ilvl w:val="0"/>
+          <w:numId w:val="29"/>
+        </w:numPr>
+        <w:rPr>
+          <w:rFonts w:eastAsiaTheme="minorEastAsia"/>
+        </w:rPr>
+      </w:pPr>
+      <w:r>
+        <w:rPr>
+          <w:rFonts w:eastAsiaTheme="minorEastAsia"/>
+        </w:rPr>
+        <w:t>Quoted to customer will be based on the market buying rate of 95.00</w:t>
+      </w:r>
+    </w:p>
+    <w:p>
+      <w:pPr>
+        <w:pStyle w:val="ListParagraph"/>
+        <w:rPr>
+          <w:rFonts w:eastAsiaTheme="minorEastAsia"/>
+        </w:rPr>
+      </w:pPr>
+      <w:r>
+        <w:rPr>
+          <w:rFonts w:eastAsiaTheme="minorEastAsia"/>
+        </w:rPr>
+        <w:t>Dollar / Rupee market SPOT buying rate</w:t>
+      </w:r>
+    </w:p>
+    <w:p>
+      <w:pPr>
+        <w:pStyle w:val="ListParagraph"/>
+        <w:rPr>
+          <w:rFonts w:eastAsiaTheme="minorEastAsia"/>
+        </w:rPr>
+      </w:pPr>
+      <w:r>
+        <w:rPr>
+          <w:rFonts w:eastAsiaTheme="minorEastAsia"/>
+          <w:noProof/>
+        </w:rPr>
+        <w:drawing>
+          <wp:inline distT="0" distB="0" distL="0" distR="0" wp14:anchorId="750C2C42" wp14:editId="17C191CE">
+            <wp:extent cx="3124835" cy="580390"/>
+            <wp:effectExtent l="0" t="0" r="0" b="0"/>
+            <wp:docPr id="1252738877" name="Picture 1"/>
+            <wp:cNvGraphicFramePr>
+              <a:graphicFrameLocks xmlns:a="http://schemas.openxmlformats.org/drawingml/2006/main" noChangeAspect="1"/>
+            </wp:cNvGraphicFramePr>
+            <a:graphic xmlns:a="http://schemas.openxmlformats.org/drawingml/2006/main">
+              <a:graphicData uri="http://schemas.openxmlformats.org/drawingml/2006/picture">
+                <pic:pic xmlns:pic="http://schemas.openxmlformats.org/drawingml/2006/picture">
+                  <pic:nvPicPr>
+                    <pic:cNvPr id="0" name="Picture 1"/>
+                    <pic:cNvPicPr>
+                      <a:picLocks noChangeAspect="1" noChangeArrowheads="1"/>
+                    </pic:cNvPicPr>
+                  </pic:nvPicPr>
+                  <pic:blipFill>
+                    <a:blip r:embed="rId29">
+                      <a:extLst>
+                        <a:ext uri="{28A0092B-C50C-407E-A947-70E740481C1C}">
+                          <a14:useLocalDpi xmlns:a14="http://schemas.microsoft.com/office/drawing/2010/main" val="0"/>
+                        </a:ext>
+                      </a:extLst>
+                    </a:blip>
+                    <a:srcRect/>
+                    <a:stretch>
+                      <a:fillRect/>
+                    </a:stretch>
+                  </pic:blipFill>
+                  <pic:spPr bwMode="auto">
+                    <a:xfrm>
+                      <a:off x="0" y="0"/>
+                      <a:ext cx="3124835" cy="580390"/>
+                    </a:xfrm>
+                    <a:prstGeom prst="rect">
+                      <a:avLst/>
+                    </a:prstGeom>
+                    <a:noFill/>
+                    <a:ln>
+                      <a:noFill/>
+                    </a:ln>
+                  </pic:spPr>
+                </pic:pic>
+              </a:graphicData>
+            </a:graphic>
+          </wp:inline>
+        </w:drawing>
+      </w:r>
+    </w:p>
+    <w:p>
+      <w:pPr>
+        <w:pStyle w:val="ListParagraph"/>
+        <w:rPr>
+          <w:rFonts w:eastAsiaTheme="minorEastAsia"/>
+        </w:rPr>
+      </w:pPr>
+    </w:p>
+    <w:p>
+      <w:pPr>
+        <w:pStyle w:val="ListParagraph"/>
+        <w:rPr>
+          <w:rFonts w:eastAsiaTheme="minorEastAsia"/>
+        </w:rPr>
+      </w:pPr>
+      <w:r>
+        <w:rPr>
+          <w:rFonts w:eastAsiaTheme="minorEastAsia"/>
+        </w:rPr>
+        <w:t>Rounded off = 95.6800</w:t>
+      </w:r>
+    </w:p>
+    <w:p>
+      <w:pPr>
+        <w:pStyle w:val="ListParagraph"/>
+        <w:rPr>
+          <w:rFonts w:eastAsiaTheme="minorEastAsia"/>
+        </w:rPr>
+      </w:pPr>
+    </w:p>
+    <w:p>
+      <w:pPr>
+        <w:pStyle w:val="ListParagraph"/>
+        <w:rPr>
+          <w:rFonts w:eastAsiaTheme="minorEastAsia"/>
+        </w:rPr>
+      </w:pPr>
+      <w:r>
+        <w:rPr>
+          <w:rFonts w:eastAsiaTheme="minorEastAsia"/>
+        </w:rPr>
+        <w:t>5000 USD to INR:</w:t>
+      </w:r>
+    </w:p>
+    <w:p>
+      <w:pPr>
+        <w:pStyle w:val="ListParagraph"/>
+        <w:rPr>
+          <w:rFonts w:eastAsiaTheme="minorEastAsia"/>
+        </w:rPr>
+      </w:pPr>
+      <w:r>
+        <w:rPr>
+          <w:rFonts w:eastAsiaTheme="minorEastAsia"/>
+        </w:rPr>
+        <w:t>5000 X 95.6800 = 4,78,400</w:t>
+      </w:r>
+    </w:p>
+    <w:p>
+      <w:pPr>
+        <w:rPr>
+          <w:rFonts w:eastAsiaTheme="minorEastAsia"/>
+        </w:rPr>
+      </w:pPr>
+    </w:p>
+    <w:p>
+      <w:pPr>
+        <w:rPr>
+          <w:rFonts w:eastAsiaTheme="minorEastAsia"/>
+        </w:rPr>
+      </w:pPr>
+    </w:p>
+    <w:p>
+      <w:pPr>
+        <w:rPr>
+          <w:rFonts w:eastAsiaTheme="minorEastAsia"/>
+        </w:rPr>
+      </w:pPr>
+      <w:r>
+        <w:rPr>
+          <w:rFonts w:eastAsiaTheme="minorEastAsia"/>
+        </w:rPr>
+        <w:t xml:space="preserve">Bill Buying Rate: </w:t>
+      </w:r>
+    </w:p>
+    <w:p>
+      <w:pPr>
+        <w:rPr>
+          <w:rFonts w:eastAsiaTheme="minorEastAsia"/>
+        </w:rPr>
+      </w:pPr>
+      <w:r>
+        <w:rPr>
+          <w:rFonts w:eastAsiaTheme="minorEastAsia"/>
+        </w:rPr>
+        <w:t>The rate to be applied when a foreign bill is purchased.</w:t>
+      </w:r>
+    </w:p>
+    <w:p>
+      <w:pPr>
+        <w:rPr>
+          <w:rFonts w:eastAsiaTheme="minorEastAsia"/>
+        </w:rPr>
+      </w:pPr>
+      <w:r>
+        <w:rPr>
+          <w:rFonts w:eastAsiaTheme="minorEastAsia"/>
+          <w:noProof/>
+        </w:rPr>
+        <w:drawing>
+          <wp:inline distT="0" distB="0" distL="0" distR="0" wp14:anchorId="48B72B81" wp14:editId="6F88B702">
+            <wp:extent cx="5731510" cy="2097405"/>
+            <wp:effectExtent l="0" t="0" r="2540" b="0"/>
+            <wp:docPr id="1776798250" name="Picture 3"/>
+            <wp:cNvGraphicFramePr>
+              <a:graphicFrameLocks xmlns:a="http://schemas.openxmlformats.org/drawingml/2006/main" noChangeAspect="1"/>
+            </wp:cNvGraphicFramePr>
+            <a:graphic xmlns:a="http://schemas.openxmlformats.org/drawingml/2006/main">
+              <a:graphicData uri="http://schemas.openxmlformats.org/drawingml/2006/picture">
+                <pic:pic xmlns:pic="http://schemas.openxmlformats.org/drawingml/2006/picture">
+                  <pic:nvPicPr>
+                    <pic:cNvPr id="0" name="Picture 3"/>
+                    <pic:cNvPicPr>
+                      <a:picLocks noChangeAspect="1" noChangeArrowheads="1"/>
+                    </pic:cNvPicPr>
+                  </pic:nvPicPr>
+                  <pic:blipFill>
+                    <a:blip r:embed="rId30">
+                      <a:extLst>
+                        <a:ext uri="{28A0092B-C50C-407E-A947-70E740481C1C}">
+                          <a14:useLocalDpi xmlns:a14="http://schemas.microsoft.com/office/drawing/2010/main" val="0"/>
+                        </a:ext>
+                      </a:extLst>
+                    </a:blip>
+                    <a:srcRect/>
+                    <a:stretch>
+                      <a:fillRect/>
+                    </a:stretch>
+                  </pic:blipFill>
+                  <pic:spPr bwMode="auto">
+                    <a:xfrm>
+                      <a:off x="0" y="0"/>
+                      <a:ext cx="5731510" cy="2097405"/>
+                    </a:xfrm>
+                    <a:prstGeom prst="rect">
+                      <a:avLst/>
+                    </a:prstGeom>
+                    <a:noFill/>
+                    <a:ln>
+                      <a:noFill/>
+                    </a:ln>
+                  </pic:spPr>
+                </pic:pic>
+              </a:graphicData>
+            </a:graphic>
+          </wp:inline>
+        </w:drawing>
+      </w:r>
+    </w:p>
+    <w:p>
+      <w:pPr>
+        <w:rPr>
+          <w:rFonts w:eastAsiaTheme="minorEastAsia"/>
+        </w:rPr>
+      </w:pPr>
+      <w:r>
+        <w:rPr>
+          <w:rFonts w:eastAsiaTheme="minorEastAsia"/>
+        </w:rPr>
+        <w:t>Calculation of Bill Buying rate:</w:t>
+      </w:r>
+    </w:p>
+    <w:p>
+      <w:pPr>
+        <w:rPr>
+          <w:rFonts w:eastAsiaTheme="minorEastAsia"/>
+        </w:rPr>
+      </w:pPr>
+      <w:r>
+        <w:rPr>
+          <w:rFonts w:eastAsiaTheme="minorEastAsia"/>
+        </w:rPr>
+        <w:t>Q. on 25</w:t>
+      </w:r>
+      <w:r>
+        <w:rPr>
+          <w:rFonts w:eastAsiaTheme="minorEastAsia"/>
+          <w:vertAlign w:val="superscript"/>
+        </w:rPr>
+        <w:t>th</w:t>
+      </w:r>
+      <w:r>
+        <w:rPr>
+          <w:rFonts w:eastAsiaTheme="minorEastAsia"/>
+        </w:rPr>
+        <w:t xml:space="preserve"> July your customer has presented to you at sight documents for 100,000 USD under an irrevocable letter of credit. A letter of credit provides for reimbursement by the negotiating banks own DD on the opening bank at NYC. Assuming Rupee / USD are quoted in the local interbank market as under: </w:t>
+      </w:r>
+    </w:p>
+    <w:p>
+      <w:pPr>
+        <w:rPr>
+          <w:rFonts w:eastAsiaTheme="minorEastAsia"/>
+        </w:rPr>
+      </w:pPr>
+      <w:r>
+        <w:rPr>
+          <w:rFonts w:eastAsiaTheme="minorEastAsia"/>
+        </w:rPr>
+        <w:t>SPOT</w:t>
+      </w:r>
+      <w:r>
+        <w:rPr>
+          <w:rFonts w:eastAsiaTheme="minorEastAsia"/>
+        </w:rPr>
+        <w:tab/>
+      </w:r>
+      <w:r>
+        <w:rPr>
+          <w:rFonts w:eastAsiaTheme="minorEastAsia"/>
+        </w:rPr>
+        <w:tab/>
+      </w:r>
+      <w:r>
+        <w:rPr>
+          <w:rFonts w:eastAsiaTheme="minorEastAsia"/>
+        </w:rPr>
+        <w:tab/>
+      </w:r>
+      <w:r>
+        <w:rPr>
+          <w:rFonts w:eastAsiaTheme="minorEastAsia"/>
+        </w:rPr>
+        <w:t>1 USD</w:t>
+      </w:r>
+      <w:r>
+        <w:rPr>
+          <w:rFonts w:eastAsiaTheme="minorEastAsia"/>
+        </w:rPr>
+        <w:t xml:space="preserve"> = Rs</w:t>
+      </w:r>
+      <w:r>
+        <w:rPr>
+          <w:rFonts w:eastAsiaTheme="minorEastAsia"/>
+        </w:rPr>
+        <w:tab/>
+        <w:t>95.</w:t>
+      </w:r>
+      <w:r>
+        <w:rPr>
+          <w:rFonts w:eastAsiaTheme="minorEastAsia"/>
+        </w:rPr>
+        <w:tab/>
+        <w:t xml:space="preserve"> 6525/6675</w:t>
+      </w:r>
+    </w:p>
+    <w:p>
+      <w:pPr>
+        <w:rPr>
+          <w:rFonts w:eastAsiaTheme="minorEastAsia"/>
+        </w:rPr>
+      </w:pPr>
+      <w:r>
+        <w:rPr>
+          <w:rFonts w:eastAsiaTheme="minorEastAsia"/>
+        </w:rPr>
+        <w:t>SPOT / August</w:t>
+      </w:r>
+      <w:r>
+        <w:rPr>
+          <w:rFonts w:eastAsiaTheme="minorEastAsia"/>
+        </w:rPr>
+        <w:tab/>
+      </w:r>
+      <w:r>
+        <w:rPr>
+          <w:rFonts w:eastAsiaTheme="minorEastAsia"/>
+        </w:rPr>
+        <w:tab/>
+      </w:r>
+      <w:r>
+        <w:rPr>
+          <w:rFonts w:eastAsiaTheme="minorEastAsia"/>
+        </w:rPr>
+        <w:tab/>
+      </w:r>
+      <w:r>
+        <w:rPr>
+          <w:rFonts w:eastAsiaTheme="minorEastAsia"/>
+        </w:rPr>
+        <w:tab/>
+        <w:t xml:space="preserve"> 6000/5700</w:t>
+      </w:r>
+    </w:p>
+    <w:p>
+      <w:pPr>
+        <w:rPr>
+          <w:rFonts w:eastAsiaTheme="minorEastAsia"/>
+        </w:rPr>
+      </w:pPr>
+      <w:r>
+        <w:rPr>
+          <w:rFonts w:eastAsiaTheme="minorEastAsia"/>
+        </w:rPr>
+        <w:t>SPOT / September</w:t>
+      </w:r>
+      <w:r>
+        <w:rPr>
+          <w:rFonts w:eastAsiaTheme="minorEastAsia"/>
+        </w:rPr>
+        <w:tab/>
+      </w:r>
+      <w:r>
+        <w:rPr>
+          <w:rFonts w:eastAsiaTheme="minorEastAsia"/>
+        </w:rPr>
+        <w:tab/>
+      </w:r>
+      <w:r>
+        <w:rPr>
+          <w:rFonts w:eastAsiaTheme="minorEastAsia"/>
+        </w:rPr>
+        <w:tab/>
+        <w:t xml:space="preserve">   1.</w:t>
+      </w:r>
+      <w:r>
+        <w:rPr>
+          <w:rFonts w:eastAsiaTheme="minorEastAsia"/>
+        </w:rPr>
+        <w:tab/>
+        <w:t xml:space="preserve"> 0000/0.9700</w:t>
+      </w:r>
+    </w:p>
+    <w:p>
+      <w:pPr>
+        <w:rPr>
+          <w:rFonts w:eastAsiaTheme="minorEastAsia"/>
+        </w:rPr>
+      </w:pPr>
+      <w:r>
+        <w:rPr>
+          <w:rFonts w:eastAsiaTheme="minorEastAsia"/>
+        </w:rPr>
+        <w:t>SPOT / October</w:t>
+      </w:r>
+      <w:r>
+        <w:rPr>
+          <w:rFonts w:eastAsiaTheme="minorEastAsia"/>
+        </w:rPr>
+        <w:tab/>
+      </w:r>
+      <w:r>
+        <w:rPr>
+          <w:rFonts w:eastAsiaTheme="minorEastAsia"/>
+        </w:rPr>
+        <w:tab/>
+      </w:r>
+      <w:r>
+        <w:rPr>
+          <w:rFonts w:eastAsiaTheme="minorEastAsia"/>
+        </w:rPr>
+        <w:tab/>
+        <w:t xml:space="preserve">   1.</w:t>
+      </w:r>
+      <w:r>
+        <w:rPr>
+          <w:rFonts w:eastAsiaTheme="minorEastAsia"/>
+        </w:rPr>
+        <w:tab/>
+        <w:t>1.4000/3900</w:t>
+      </w:r>
+      <w:r>
+        <w:rPr>
+          <w:rFonts w:eastAsiaTheme="minorEastAsia"/>
+        </w:rPr>
+        <w:tab/>
+        <w:t xml:space="preserve"> </w:t>
+      </w:r>
+      <w:r>
+        <w:rPr>
+          <w:rFonts w:eastAsiaTheme="minorEastAsia"/>
+        </w:rPr>
+        <w:tab/>
+        <w:t xml:space="preserve"> </w:t>
+      </w:r>
+    </w:p>
+    <w:p>
+      <w:pPr>
+        <w:rPr>
+          <w:rFonts w:eastAsiaTheme="minorEastAsia"/>
+        </w:rPr>
+      </w:pPr>
+      <w:r>
+        <w:rPr>
+          <w:rFonts w:eastAsiaTheme="minorEastAsia"/>
+        </w:rPr>
+        <w:lastRenderedPageBreak/>
+        <w:t xml:space="preserve">Transit period for bill is 25 days at what rate will you quote to your customer provided you require </w:t>
+      </w:r>
+      <w:proofErr w:type="gramStart"/>
+      <w:r>
+        <w:rPr>
+          <w:rFonts w:eastAsiaTheme="minorEastAsia"/>
+        </w:rPr>
+        <w:t>a</w:t>
+      </w:r>
+      <w:proofErr w:type="gramEnd"/>
+      <w:r>
+        <w:rPr>
+          <w:rFonts w:eastAsiaTheme="minorEastAsia"/>
+        </w:rPr>
+        <w:t xml:space="preserve"> exchange margin of 0.15</w:t>
+      </w:r>
+      <w:r>
+        <w:rPr>
+          <w:rFonts w:eastAsiaTheme="minorEastAsia"/>
+        </w:rPr>
+        <w:t xml:space="preserve">? also calculate and show the amount in INR payable to the customer. </w:t>
+      </w:r>
+    </w:p>
+    <w:p>
+      <w:pPr>
+        <w:rPr>
+          <w:rFonts w:eastAsiaTheme="minorEastAsia"/>
+        </w:rPr>
+      </w:pPr>
+    </w:p>
+    <w:p>
+      <w:pPr>
+        <w:rPr>
+          <w:rFonts w:eastAsiaTheme="minorEastAsia"/>
+        </w:rPr>
+      </w:pPr>
+      <w:r>
+        <w:rPr>
+          <w:rFonts w:eastAsiaTheme="minorEastAsia"/>
+        </w:rPr>
+        <w:t>SOL:</w:t>
+      </w:r>
+    </w:p>
+    <w:p>
+      <w:pPr>
+        <w:rPr>
+          <w:rFonts w:eastAsiaTheme="minorEastAsia"/>
+        </w:rPr>
+      </w:pPr>
+    </w:p>
+    <w:p>
+      <w:pPr>
+        <w:pStyle w:val="ListParagraph"/>
+        <w:numPr>
+          <w:ilvl w:val="0"/>
+          <w:numId w:val="40"/>
+        </w:numPr>
+        <w:rPr>
+          <w:rFonts w:eastAsiaTheme="minorEastAsia"/>
+        </w:rPr>
+      </w:pPr>
+      <w:r>
+        <w:rPr>
+          <w:rFonts w:eastAsiaTheme="minorEastAsia"/>
+        </w:rPr>
+        <w:t>The rate applicable is the bill buying rate</w:t>
+      </w:r>
+    </w:p>
+    <w:p>
+      <w:pPr>
+        <w:pStyle w:val="ListParagraph"/>
+        <w:numPr>
+          <w:ilvl w:val="0"/>
+          <w:numId w:val="40"/>
+        </w:numPr>
+        <w:rPr>
+          <w:rFonts w:eastAsiaTheme="minorEastAsia"/>
+        </w:rPr>
+      </w:pPr>
+      <w:r>
+        <w:rPr>
+          <w:rFonts w:eastAsiaTheme="minorEastAsia"/>
+        </w:rPr>
+        <w:t>Quoted to customer will be based on the market buying rate of 95.6525</w:t>
+      </w:r>
+    </w:p>
+    <w:p>
+      <w:pPr>
+        <w:pStyle w:val="ListParagraph"/>
+        <w:rPr>
+          <w:rFonts w:eastAsiaTheme="minorEastAsia"/>
+        </w:rPr>
+      </w:pPr>
+    </w:p>
+    <w:p>
+      <w:pPr>
+        <w:pStyle w:val="ListParagraph"/>
+        <w:rPr>
+          <w:rFonts w:eastAsiaTheme="minorEastAsia"/>
+        </w:rPr>
+      </w:pPr>
+      <w:r>
+        <w:rPr>
+          <w:rFonts w:eastAsiaTheme="minorEastAsia"/>
+          <w:noProof/>
+        </w:rPr>
+        <w:drawing>
+          <wp:inline distT="0" distB="0" distL="0" distR="0" wp14:anchorId="6B7A9E6E" wp14:editId="5FD9ABCF">
+            <wp:extent cx="5731510" cy="1340485"/>
+            <wp:effectExtent l="0" t="0" r="2540" b="0"/>
+            <wp:docPr id="1739756108" name="Picture 5"/>
+            <wp:cNvGraphicFramePr>
+              <a:graphicFrameLocks xmlns:a="http://schemas.openxmlformats.org/drawingml/2006/main" noChangeAspect="1"/>
+            </wp:cNvGraphicFramePr>
+            <a:graphic xmlns:a="http://schemas.openxmlformats.org/drawingml/2006/main">
+              <a:graphicData uri="http://schemas.openxmlformats.org/drawingml/2006/picture">
+                <pic:pic xmlns:pic="http://schemas.openxmlformats.org/drawingml/2006/picture">
+                  <pic:nvPicPr>
+                    <pic:cNvPr id="0" name="Picture 5"/>
+                    <pic:cNvPicPr>
+                      <a:picLocks noChangeAspect="1" noChangeArrowheads="1"/>
+                    </pic:cNvPicPr>
+                  </pic:nvPicPr>
+                  <pic:blipFill>
+                    <a:blip r:embed="rId31">
+                      <a:extLst>
+                        <a:ext uri="{28A0092B-C50C-407E-A947-70E740481C1C}">
+                          <a14:useLocalDpi xmlns:a14="http://schemas.microsoft.com/office/drawing/2010/main" val="0"/>
+                        </a:ext>
+                      </a:extLst>
+                    </a:blip>
+                    <a:srcRect/>
+                    <a:stretch>
+                      <a:fillRect/>
+                    </a:stretch>
+                  </pic:blipFill>
+                  <pic:spPr bwMode="auto">
+                    <a:xfrm>
+                      <a:off x="0" y="0"/>
+                      <a:ext cx="5731510" cy="1340485"/>
+                    </a:xfrm>
+                    <a:prstGeom prst="rect">
+                      <a:avLst/>
+                    </a:prstGeom>
+                    <a:noFill/>
+                    <a:ln>
+                      <a:noFill/>
+                    </a:ln>
+                  </pic:spPr>
+                </pic:pic>
+              </a:graphicData>
+            </a:graphic>
+          </wp:inline>
+        </w:drawing>
+      </w:r>
+      <w:r>
+        <w:rPr>
+          <w:rFonts w:eastAsiaTheme="minorEastAsia"/>
+        </w:rPr>
+        <w:t xml:space="preserve"> </w:t>
+      </w:r>
+    </w:p>
+    <w:p>
+      <w:pPr>
+        <w:pStyle w:val="ListParagraph"/>
+        <w:rPr>
+          <w:rFonts w:eastAsiaTheme="minorEastAsia"/>
+        </w:rPr>
+      </w:pPr>
+    </w:p>
+    <w:p>
+      <w:pPr>
+        <w:pStyle w:val="ListParagraph"/>
+        <w:rPr>
+          <w:rFonts w:eastAsiaTheme="minorEastAsia"/>
+        </w:rPr>
+      </w:pPr>
+      <w:r>
+        <w:rPr>
+          <w:rFonts w:eastAsiaTheme="minorEastAsia"/>
+        </w:rPr>
+        <w:t>Rounded off = 94.91000</w:t>
+      </w:r>
+    </w:p>
+    <w:p>
+      <w:pPr>
+        <w:pStyle w:val="ListParagraph"/>
+        <w:rPr>
+          <w:rFonts w:eastAsiaTheme="minorEastAsia"/>
+        </w:rPr>
+      </w:pPr>
+      <w:r>
+        <w:rPr>
+          <w:rFonts w:eastAsiaTheme="minorEastAsia"/>
+        </w:rPr>
+        <w:t>Conversion of USD: 1,00,000 x 94.91000 = 9491000</w:t>
+      </w:r>
+    </w:p>
+    <w:p>
+      <w:pPr>
+        <w:rPr>
+          <w:rFonts w:eastAsiaTheme="minorEastAsia"/>
+        </w:rPr>
+      </w:pPr>
+    </w:p>
+    <w:p>
+      <w:pPr>
+        <w:rPr>
+          <w:rFonts w:eastAsiaTheme="minorEastAsia"/>
+        </w:rPr>
+      </w:pPr>
+      <w:r>
+        <w:rPr>
+          <w:rFonts w:eastAsiaTheme="minorEastAsia"/>
+        </w:rPr>
+        <w:t xml:space="preserve">Premium: where the forward margin for a month is giving ascending order as in quotation. </w:t>
+      </w:r>
+      <w:proofErr w:type="spellStart"/>
+      <w:r>
+        <w:rPr>
+          <w:rFonts w:eastAsiaTheme="minorEastAsia"/>
+        </w:rPr>
+        <w:t>Eg.</w:t>
+      </w:r>
+      <w:proofErr w:type="spellEnd"/>
+      <w:r>
+        <w:rPr>
+          <w:rFonts w:eastAsiaTheme="minorEastAsia"/>
+        </w:rPr>
+        <w:t xml:space="preserve"> SPOT GBP  = 95.4000, SPOT/May = 95.6000, SPOT/June = 95.7500</w:t>
+      </w:r>
+    </w:p>
+    <w:p>
+      <w:pPr>
+        <w:rPr>
+          <w:rFonts w:eastAsiaTheme="minorEastAsia"/>
+        </w:rPr>
+      </w:pPr>
+      <w:r>
+        <w:rPr>
+          <w:rFonts w:eastAsiaTheme="minorEastAsia"/>
+        </w:rPr>
+        <w:t xml:space="preserve">Discount: where the forward margin for a month is giving </w:t>
+      </w:r>
+      <w:proofErr w:type="spellStart"/>
+      <w:r>
+        <w:rPr>
+          <w:rFonts w:eastAsiaTheme="minorEastAsia"/>
+        </w:rPr>
+        <w:t>desceding</w:t>
+      </w:r>
+      <w:proofErr w:type="spellEnd"/>
+      <w:r>
+        <w:rPr>
+          <w:rFonts w:eastAsiaTheme="minorEastAsia"/>
+        </w:rPr>
+        <w:t xml:space="preserve"> order as in the quotation. </w:t>
+      </w:r>
+      <w:proofErr w:type="spellStart"/>
+      <w:r>
+        <w:rPr>
+          <w:rFonts w:eastAsiaTheme="minorEastAsia"/>
+        </w:rPr>
+        <w:t>Eg.</w:t>
+      </w:r>
+      <w:proofErr w:type="spellEnd"/>
+      <w:r>
+        <w:rPr>
+          <w:rFonts w:eastAsiaTheme="minorEastAsia"/>
+        </w:rPr>
+        <w:t xml:space="preserve"> SPOT</w:t>
+      </w:r>
+      <w:r>
+        <w:rPr>
+          <w:rFonts w:eastAsiaTheme="minorEastAsia"/>
+        </w:rPr>
+        <w:t>/</w:t>
+      </w:r>
+      <w:r>
+        <w:rPr>
+          <w:rFonts w:eastAsiaTheme="minorEastAsia"/>
+        </w:rPr>
+        <w:t>GBP = 95.4000, SPOT</w:t>
+      </w:r>
+      <w:r>
+        <w:rPr>
+          <w:rFonts w:eastAsiaTheme="minorEastAsia"/>
+        </w:rPr>
+        <w:t>/</w:t>
+      </w:r>
+      <w:r>
+        <w:rPr>
+          <w:rFonts w:eastAsiaTheme="minorEastAsia"/>
+        </w:rPr>
+        <w:t>May = 95.3800, SPOT/June = 95.3200</w:t>
+      </w:r>
+    </w:p>
+    <w:p>
+      <w:pPr>
+        <w:rPr>
+          <w:rFonts w:eastAsiaTheme="minorEastAsia"/>
+        </w:rPr>
+      </w:pPr>
+    </w:p>
+    <w:p>
+      <w:pPr>
+        <w:rPr>
+          <w:rFonts w:eastAsiaTheme="minorEastAsia"/>
+        </w:rPr>
+      </w:pPr>
+      <w:r>
+        <w:rPr>
+          <w:rFonts w:eastAsiaTheme="minorEastAsia"/>
+        </w:rPr>
+        <w:t>Recovery of interest on Bill Purchased:</w:t>
+      </w:r>
+    </w:p>
+    <w:p>
+      <w:pPr>
+        <w:pStyle w:val="ListParagraph"/>
+        <w:numPr>
+          <w:ilvl w:val="0"/>
+          <w:numId w:val="41"/>
+        </w:numPr>
+        <w:rPr>
+          <w:rFonts w:eastAsiaTheme="minorEastAsia"/>
+        </w:rPr>
+      </w:pPr>
+      <w:r>
+        <w:rPr>
+          <w:rFonts w:eastAsiaTheme="minorEastAsia"/>
+        </w:rPr>
+        <w:t>Banks buy bills from customer</w:t>
+      </w:r>
+    </w:p>
+    <w:p>
+      <w:pPr>
+        <w:pStyle w:val="ListParagraph"/>
+        <w:numPr>
+          <w:ilvl w:val="0"/>
+          <w:numId w:val="41"/>
+        </w:numPr>
+        <w:rPr>
+          <w:rFonts w:eastAsiaTheme="minorEastAsia"/>
+        </w:rPr>
+      </w:pPr>
+      <w:r>
+        <w:rPr>
+          <w:rFonts w:eastAsiaTheme="minorEastAsia"/>
+        </w:rPr>
+        <w:t>Bank claim interest from the customer (from the date of purchase)</w:t>
+      </w:r>
+    </w:p>
+    <w:p>
+      <w:pPr>
+        <w:pStyle w:val="ListParagraph"/>
+        <w:rPr>
+          <w:rFonts w:eastAsiaTheme="minorEastAsia"/>
+        </w:rPr>
+      </w:pPr>
+      <w:r>
+        <w:rPr>
+          <w:rFonts w:eastAsiaTheme="minorEastAsia"/>
+        </w:rPr>
+        <w:t xml:space="preserve">Interest on Bill </w:t>
+      </w:r>
+      <m:oMath>
+        <m:r>
+          <w:rPr>
+            <w:rFonts w:ascii="Cambria Math" w:eastAsiaTheme="minorEastAsia" w:hAnsi="Cambria Math"/>
+          </w:rPr>
+          <m:t>=</m:t>
+        </m:r>
+        <m:f>
+          <m:fPr>
+            <m:ctrlPr>
+              <w:rPr>
+                <w:rFonts w:ascii="Cambria Math" w:eastAsiaTheme="minorEastAsia" w:hAnsi="Cambria Math"/>
+                <w:i/>
+              </w:rPr>
+            </m:ctrlPr>
+          </m:fPr>
+          <m:num>
+            <m:r>
+              <w:rPr>
+                <w:rFonts w:ascii="Cambria Math" w:eastAsiaTheme="minorEastAsia" w:hAnsi="Cambria Math"/>
+              </w:rPr>
+              <m:t>Rupee value of bill ×Number of days</m:t>
+            </m:r>
+          </m:num>
+          <m:den>
+            <m:r>
+              <w:rPr>
+                <w:rFonts w:ascii="Cambria Math" w:eastAsiaTheme="minorEastAsia" w:hAnsi="Cambria Math"/>
+              </w:rPr>
+              <m:t>100×365</m:t>
+            </m:r>
+          </m:den>
+        </m:f>
+      </m:oMath>
+    </w:p>
+    <w:p>
+      <w:pPr>
+        <w:pStyle w:val="ListParagraph"/>
+        <w:rPr>
+          <w:rFonts w:eastAsiaTheme="minorEastAsia"/>
+        </w:rPr>
+      </w:pPr>
+    </w:p>
+    <w:p>
+      <w:pPr>
+        <w:pStyle w:val="ListParagraph"/>
+        <w:rPr>
+          <w:rFonts w:eastAsiaTheme="minorEastAsia"/>
+        </w:rPr>
+      </w:pPr>
+      <w:r>
+        <w:rPr>
+          <w:rFonts w:eastAsiaTheme="minorEastAsia"/>
+        </w:rPr>
+        <w:t xml:space="preserve">= </w:t>
+      </w:r>
+      <m:oMath>
+        <m:f>
+          <m:fPr>
+            <m:ctrlPr>
+              <w:rPr>
+                <w:rFonts w:ascii="Cambria Math" w:eastAsiaTheme="minorEastAsia" w:hAnsi="Cambria Math"/>
+                <w:i/>
+              </w:rPr>
+            </m:ctrlPr>
+          </m:fPr>
+          <m:num>
+            <m:r>
+              <w:rPr>
+                <w:rFonts w:ascii="Cambria Math" w:eastAsiaTheme="minorEastAsia" w:hAnsi="Cambria Math"/>
+              </w:rPr>
+              <m:t>9491000×10×25</m:t>
+            </m:r>
+          </m:num>
+          <m:den>
+            <m:r>
+              <w:rPr>
+                <w:rFonts w:ascii="Cambria Math" w:eastAsiaTheme="minorEastAsia" w:hAnsi="Cambria Math"/>
+              </w:rPr>
+              <m:t>100×365</m:t>
+            </m:r>
+          </m:den>
+        </m:f>
+        <m:r>
+          <w:rPr>
+            <w:rFonts w:ascii="Cambria Math" w:eastAsiaTheme="minorEastAsia" w:hAnsi="Cambria Math"/>
+          </w:rPr>
+          <m:t>=65006.8493</m:t>
+        </m:r>
+      </m:oMath>
+    </w:p>
+    <w:p>
+      <w:pPr>
+        <w:rPr>
+          <w:rFonts w:eastAsiaTheme="minorEastAsia"/>
+        </w:rPr>
+      </w:pPr>
+    </w:p>
+    <w:p>
+      <w:pPr>
+        <w:rPr>
+          <w:rFonts w:eastAsiaTheme="minorEastAsia"/>
+        </w:rPr>
+      </w:pPr>
+      <w:r>
+        <w:rPr>
+          <w:rFonts w:eastAsiaTheme="minorEastAsia"/>
+        </w:rPr>
+        <w:t xml:space="preserve">Types of selling rates </w:t>
+      </w:r>
+    </w:p>
+    <w:p>
+      <w:pPr>
+        <w:rPr>
+          <w:rFonts w:eastAsiaTheme="minorEastAsia"/>
+        </w:rPr>
+      </w:pPr>
+      <w:r>
+        <w:rPr>
+          <w:rFonts w:eastAsiaTheme="minorEastAsia"/>
+        </w:rPr>
+        <w:lastRenderedPageBreak/>
+        <w:t xml:space="preserve">When a bank sells a foreign </w:t>
+      </w:r>
+      <w:proofErr w:type="gramStart"/>
+      <w:r>
+        <w:rPr>
+          <w:rFonts w:eastAsiaTheme="minorEastAsia"/>
+        </w:rPr>
+        <w:t>exchange</w:t>
+      </w:r>
+      <w:proofErr w:type="gramEnd"/>
+      <w:r>
+        <w:rPr>
+          <w:rFonts w:eastAsiaTheme="minorEastAsia"/>
+        </w:rPr>
+        <w:t xml:space="preserve"> it receives INR form the customer and parts with foreign currency (sale is </w:t>
+      </w:r>
+      <w:proofErr w:type="gramStart"/>
+      <w:r>
+        <w:rPr>
+          <w:rFonts w:eastAsiaTheme="minorEastAsia"/>
+        </w:rPr>
+        <w:t>effected</w:t>
+      </w:r>
+      <w:proofErr w:type="gramEnd"/>
+      <w:r>
+        <w:rPr>
+          <w:rFonts w:eastAsiaTheme="minorEastAsia"/>
+        </w:rPr>
+        <w:t xml:space="preserve"> by issuing a payment instrument).</w:t>
+      </w:r>
+    </w:p>
+    <w:p>
+      <w:pPr>
+        <w:rPr>
+          <w:rFonts w:eastAsiaTheme="minorEastAsia"/>
+        </w:rPr>
+      </w:pPr>
+      <w:r>
+        <w:rPr>
+          <w:rFonts w:eastAsiaTheme="minorEastAsia"/>
+        </w:rPr>
+        <w:t xml:space="preserve">Two types of selling rates: TT selling rates and bill selling rates </w:t>
+      </w:r>
+    </w:p>
+    <w:p>
+      <w:pPr>
+        <w:rPr>
+          <w:rFonts w:eastAsiaTheme="minorEastAsia"/>
+        </w:rPr>
+      </w:pPr>
+    </w:p>
+    <w:p>
+      <w:pPr>
+        <w:rPr>
+          <w:rFonts w:eastAsiaTheme="minorEastAsia"/>
+        </w:rPr>
+      </w:pPr>
+      <w:r>
+        <w:rPr>
+          <w:rFonts w:eastAsiaTheme="minorEastAsia"/>
+        </w:rPr>
+        <w:t>Transactions involved in TT selling rates:</w:t>
+      </w:r>
+    </w:p>
+    <w:p>
+      <w:pPr>
+        <w:pStyle w:val="ListParagraph"/>
+        <w:numPr>
+          <w:ilvl w:val="0"/>
+          <w:numId w:val="42"/>
+        </w:numPr>
+        <w:rPr>
+          <w:rFonts w:eastAsiaTheme="minorEastAsia"/>
+        </w:rPr>
+      </w:pPr>
+      <w:r>
+        <w:rPr>
+          <w:rFonts w:eastAsiaTheme="minorEastAsia"/>
+        </w:rPr>
+        <w:t>Issue of DD, mail transfer, telegraphic transfer etc.</w:t>
+      </w:r>
+    </w:p>
+    <w:p>
+      <w:pPr>
+        <w:pStyle w:val="ListParagraph"/>
+        <w:numPr>
+          <w:ilvl w:val="0"/>
+          <w:numId w:val="42"/>
+        </w:numPr>
+        <w:rPr>
+          <w:rFonts w:eastAsiaTheme="minorEastAsia"/>
+        </w:rPr>
+      </w:pPr>
+      <w:r>
+        <w:rPr>
+          <w:rFonts w:eastAsiaTheme="minorEastAsia"/>
+        </w:rPr>
+        <w:t xml:space="preserve">Cancelation of foreign exchange purchased earlier (TT rate selling rate is calculated on the basis of interbank SPOT selling rate) </w:t>
+      </w:r>
+    </w:p>
+    <w:p>
+      <w:pPr>
+        <w:rPr>
+          <w:rFonts w:eastAsiaTheme="minorEastAsia"/>
+        </w:rPr>
+      </w:pPr>
+    </w:p>
+    <w:p>
+      <w:pPr>
+        <w:rPr>
+          <w:rFonts w:eastAsiaTheme="minorEastAsia"/>
+        </w:rPr>
+      </w:pPr>
+    </w:p>
+    <w:p>
+      <w:pPr>
+        <w:rPr>
+          <w:rFonts w:eastAsiaTheme="minorEastAsia"/>
+        </w:rPr>
+      </w:pPr>
+      <w:r>
+        <w:rPr>
+          <w:rFonts w:eastAsiaTheme="minorEastAsia"/>
+        </w:rPr>
+        <w:t>Selling rates:</w:t>
+      </w:r>
+    </w:p>
+    <w:p>
+      <w:pPr>
+        <w:rPr>
+          <w:rFonts w:eastAsiaTheme="minorEastAsia"/>
+        </w:rPr>
+      </w:pPr>
+      <w:r>
+        <w:rPr>
+          <w:rFonts w:eastAsiaTheme="minorEastAsia"/>
+          <w:noProof/>
+        </w:rPr>
+        <w:drawing>
+          <wp:inline distT="0" distB="0" distL="0" distR="0" wp14:anchorId="1FCE7B16" wp14:editId="3A4A98FA">
+            <wp:extent cx="4532630" cy="1553845"/>
+            <wp:effectExtent l="0" t="0" r="1270" b="8255"/>
+            <wp:docPr id="330968993" name="Picture 1"/>
+            <wp:cNvGraphicFramePr>
+              <a:graphicFrameLocks xmlns:a="http://schemas.openxmlformats.org/drawingml/2006/main" noChangeAspect="1"/>
+            </wp:cNvGraphicFramePr>
+            <a:graphic xmlns:a="http://schemas.openxmlformats.org/drawingml/2006/main">
+              <a:graphicData uri="http://schemas.openxmlformats.org/drawingml/2006/picture">
+                <pic:pic xmlns:pic="http://schemas.openxmlformats.org/drawingml/2006/picture">
+                  <pic:nvPicPr>
+                    <pic:cNvPr id="0" name="Picture 1"/>
+                    <pic:cNvPicPr>
+                      <a:picLocks noChangeAspect="1" noChangeArrowheads="1"/>
+                    </pic:cNvPicPr>
+                  </pic:nvPicPr>
+                  <pic:blipFill>
+                    <a:blip r:embed="rId32">
+                      <a:extLst>
+                        <a:ext uri="{28A0092B-C50C-407E-A947-70E740481C1C}">
+                          <a14:useLocalDpi xmlns:a14="http://schemas.microsoft.com/office/drawing/2010/main" val="0"/>
+                        </a:ext>
+                      </a:extLst>
+                    </a:blip>
+                    <a:srcRect/>
+                    <a:stretch>
+                      <a:fillRect/>
+                    </a:stretch>
+                  </pic:blipFill>
+                  <pic:spPr bwMode="auto">
+                    <a:xfrm>
+                      <a:off x="0" y="0"/>
+                      <a:ext cx="4532630" cy="1553845"/>
+                    </a:xfrm>
+                    <a:prstGeom prst="rect">
+                      <a:avLst/>
+                    </a:prstGeom>
+                    <a:noFill/>
+                    <a:ln>
+                      <a:noFill/>
+                    </a:ln>
+                  </pic:spPr>
+                </pic:pic>
+              </a:graphicData>
+            </a:graphic>
+          </wp:inline>
+        </w:drawing>
+      </w:r>
+    </w:p>
+    <w:p>
+      <w:pPr>
+        <w:rPr>
+          <w:rFonts w:eastAsiaTheme="minorEastAsia"/>
+        </w:rPr>
+      </w:pPr>
+      <w:r>
+        <w:rPr>
+          <w:rFonts w:eastAsiaTheme="minorEastAsia"/>
+        </w:rPr>
+        <w:t xml:space="preserve">Q. your customer requested you to issue a DD on London, 25000 EUR. Assuming ongoing spot rates in the local market for EUR are as under: </w:t>
+      </w:r>
+    </w:p>
+    <w:p>
+      <w:pPr>
+        <w:rPr>
+          <w:rFonts w:eastAsiaTheme="minorEastAsia"/>
+        </w:rPr>
+      </w:pPr>
+      <w:r>
+        <w:rPr>
+          <w:rFonts w:eastAsiaTheme="minorEastAsia"/>
+        </w:rPr>
+        <w:t xml:space="preserve">SPOT </w:t>
+      </w:r>
+      <w:r>
+        <w:rPr>
+          <w:rFonts w:eastAsiaTheme="minorEastAsia"/>
+        </w:rPr>
+        <w:tab/>
+      </w:r>
+      <w:r>
+        <w:rPr>
+          <w:rFonts w:eastAsiaTheme="minorEastAsia"/>
+        </w:rPr>
+        <w:tab/>
+      </w:r>
+      <w:r>
+        <w:rPr>
+          <w:rFonts w:eastAsiaTheme="minorEastAsia"/>
+        </w:rPr>
+        <w:tab/>
+        <w:t>1EUR = Rs. 109.3575/3825</w:t>
+      </w:r>
+    </w:p>
+    <w:p>
+      <w:pPr>
+        <w:rPr>
+          <w:rFonts w:eastAsiaTheme="minorEastAsia"/>
+        </w:rPr>
+      </w:pPr>
+      <w:r>
+        <w:rPr>
+          <w:rFonts w:eastAsiaTheme="minorEastAsia"/>
+        </w:rPr>
+        <w:t>1 Month Forward</w:t>
+      </w:r>
+      <w:r>
+        <w:rPr>
+          <w:rFonts w:eastAsiaTheme="minorEastAsia"/>
+        </w:rPr>
+        <w:tab/>
+        <w:t xml:space="preserve">   EUR = Rs. 109.7825/8250</w:t>
+      </w:r>
+    </w:p>
+    <w:p>
+      <w:pPr>
+        <w:rPr>
+          <w:rFonts w:eastAsiaTheme="minorEastAsia"/>
+        </w:rPr>
+      </w:pPr>
+    </w:p>
+    <w:p>
+      <w:pPr>
+        <w:rPr>
+          <w:rFonts w:eastAsiaTheme="minorEastAsia"/>
+        </w:rPr>
+      </w:pPr>
+      <w:r>
+        <w:rPr>
+          <w:rFonts w:eastAsiaTheme="minorEastAsia"/>
+        </w:rPr>
+        <w:t>An exchange margin of 0.15%</w:t>
+      </w:r>
+      <w:r>
+        <w:rPr>
+          <w:rFonts w:eastAsiaTheme="minorEastAsia"/>
+        </w:rPr>
+        <w:t xml:space="preserve">. At what rate will you quote to the customer and what is INR to be payable by the customer </w:t>
+      </w:r>
+    </w:p>
+    <w:p>
+      <w:pPr>
+        <w:rPr>
+          <w:rFonts w:eastAsiaTheme="minorEastAsia"/>
+        </w:rPr>
+      </w:pPr>
+      <w:r>
+        <w:rPr>
+          <w:rFonts w:eastAsiaTheme="minorEastAsia"/>
+        </w:rPr>
+        <w:t>SOL:</w:t>
+      </w:r>
+    </w:p>
+    <w:p>
+      <w:pPr>
+        <w:rPr>
+          <w:rFonts w:eastAsiaTheme="minorEastAsia"/>
+        </w:rPr>
+      </w:pPr>
+      <w:r>
+        <w:rPr>
+          <w:rFonts w:eastAsiaTheme="minorEastAsia"/>
+          <w:noProof/>
+        </w:rPr>
+        <w:drawing>
+          <wp:inline distT="0" distB="0" distL="0" distR="0" wp14:anchorId="557FAA78" wp14:editId="5FA553ED">
+            <wp:extent cx="5553710" cy="959485"/>
+            <wp:effectExtent l="0" t="0" r="8890" b="0"/>
+            <wp:docPr id="1391609050" name="Picture 2"/>
+            <wp:cNvGraphicFramePr>
+              <a:graphicFrameLocks xmlns:a="http://schemas.openxmlformats.org/drawingml/2006/main" noChangeAspect="1"/>
+            </wp:cNvGraphicFramePr>
+            <a:graphic xmlns:a="http://schemas.openxmlformats.org/drawingml/2006/main">
+              <a:graphicData uri="http://schemas.openxmlformats.org/drawingml/2006/picture">
+                <pic:pic xmlns:pic="http://schemas.openxmlformats.org/drawingml/2006/picture">
+                  <pic:nvPicPr>
+                    <pic:cNvPr id="0" name="Picture 2"/>
+                    <pic:cNvPicPr>
+                      <a:picLocks noChangeAspect="1" noChangeArrowheads="1"/>
+                    </pic:cNvPicPr>
+                  </pic:nvPicPr>
+                  <pic:blipFill>
+                    <a:blip r:embed="rId33">
+                      <a:extLst>
+                        <a:ext uri="{28A0092B-C50C-407E-A947-70E740481C1C}">
+                          <a14:useLocalDpi xmlns:a14="http://schemas.microsoft.com/office/drawing/2010/main" val="0"/>
+                        </a:ext>
+                      </a:extLst>
+                    </a:blip>
+                    <a:srcRect/>
+                    <a:stretch>
+                      <a:fillRect/>
+                    </a:stretch>
+                  </pic:blipFill>
+                  <pic:spPr bwMode="auto">
+                    <a:xfrm>
+                      <a:off x="0" y="0"/>
+                      <a:ext cx="5553710" cy="959485"/>
+                    </a:xfrm>
+                    <a:prstGeom prst="rect">
+                      <a:avLst/>
+                    </a:prstGeom>
+                    <a:noFill/>
+                    <a:ln>
+                      <a:noFill/>
+                    </a:ln>
+                  </pic:spPr>
+                </pic:pic>
+              </a:graphicData>
+            </a:graphic>
+          </wp:inline>
+        </w:drawing>
+      </w:r>
+    </w:p>
+    <w:p>
+      <w:pPr>
+        <w:rPr>
+          <w:rFonts w:eastAsiaTheme="minorEastAsia"/>
+        </w:rPr>
+      </w:pPr>
+      <w:r>
+        <w:rPr>
+          <w:rFonts w:eastAsiaTheme="minorEastAsia"/>
+        </w:rPr>
+        <w:t>Amount payable in INR = 109.5400 x 25000 = 2738500</w:t>
+      </w:r>
+    </w:p>
+    <w:p>
+      <w:pPr>
+        <w:rPr>
+          <w:rFonts w:eastAsiaTheme="minorEastAsia"/>
+        </w:rPr>
+      </w:pPr>
+      <w:r>
+        <w:rPr>
+          <w:rFonts w:eastAsiaTheme="minorEastAsia"/>
+        </w:rPr>
+        <w:t xml:space="preserve"> </w:t>
       </w:r>
     </w:p>
     <w:sectPr>
@@ -5526,9 +8166,9 @@
     </w:lvl>
   </w:abstractNum>
   <w:abstractNum w:abstractNumId="3" w15:restartNumberingAfterBreak="0">
-    <w:nsid w:val="0A0C1CFD"/>
+    <w:nsid w:val="08333370"/>
     <w:multiLevelType w:val="hybridMultilevel"/>
-    <w:tmpl w:val="917E232C"/>
+    <w:tmpl w:val="0E50630E"/>
     <w:lvl w:ilvl="0" w:tplc="40090001">
       <w:start w:val="1"/>
       <w:numFmt w:val="bullet"/>
@@ -5639,6 +8279,205 @@
     </w:lvl>
   </w:abstractNum>
   <w:abstractNum w:abstractNumId="4" w15:restartNumberingAfterBreak="0">
+    <w:nsid w:val="09D43263"/>
+    <w:multiLevelType w:val="hybridMultilevel"/>
+    <w:tmpl w:val="8C3418DA"/>
+    <w:lvl w:ilvl="0" w:tplc="4009000F">
+      <w:start w:val="1"/>
+      <w:numFmt w:val="decimal"/>
+      <w:lvlText w:val="%1."/>
+      <w:lvlJc w:val="left"/>
+      <w:pPr>
+        <w:ind w:left="720" w:hanging="360"/>
+      </w:pPr>
+    </w:lvl>
+    <w:lvl w:ilvl="1" w:tplc="40090019" w:tentative="1">
+      <w:start w:val="1"/>
+      <w:numFmt w:val="lowerLetter"/>
+      <w:lvlText w:val="%2."/>
+      <w:lvlJc w:val="left"/>
+      <w:pPr>
+        <w:ind w:left="1440" w:hanging="360"/>
+      </w:pPr>
+    </w:lvl>
+    <w:lvl w:ilvl="2" w:tplc="4009001B" w:tentative="1">
+      <w:start w:val="1"/>
+      <w:numFmt w:val="lowerRoman"/>
+      <w:lvlText w:val="%3."/>
+      <w:lvlJc w:val="right"/>
+      <w:pPr>
+        <w:ind w:left="2160" w:hanging="180"/>
+      </w:pPr>
+    </w:lvl>
+    <w:lvl w:ilvl="3" w:tplc="4009000F" w:tentative="1">
+      <w:start w:val="1"/>
+      <w:numFmt w:val="decimal"/>
+      <w:lvlText w:val="%4."/>
+      <w:lvlJc w:val="left"/>
+      <w:pPr>
+        <w:ind w:left="2880" w:hanging="360"/>
+      </w:pPr>
+    </w:lvl>
+    <w:lvl w:ilvl="4" w:tplc="40090019" w:tentative="1">
+      <w:start w:val="1"/>
+      <w:numFmt w:val="lowerLetter"/>
+      <w:lvlText w:val="%5."/>
+      <w:lvlJc w:val="left"/>
+      <w:pPr>
+        <w:ind w:left="3600" w:hanging="360"/>
+      </w:pPr>
+    </w:lvl>
+    <w:lvl w:ilvl="5" w:tplc="4009001B" w:tentative="1">
+      <w:start w:val="1"/>
+      <w:numFmt w:val="lowerRoman"/>
+      <w:lvlText w:val="%6."/>
+      <w:lvlJc w:val="right"/>
+      <w:pPr>
+        <w:ind w:left="4320" w:hanging="180"/>
+      </w:pPr>
+    </w:lvl>
+    <w:lvl w:ilvl="6" w:tplc="4009000F" w:tentative="1">
+      <w:start w:val="1"/>
+      <w:numFmt w:val="decimal"/>
+      <w:lvlText w:val="%7."/>
+      <w:lvlJc w:val="left"/>
+      <w:pPr>
+        <w:ind w:left="5040" w:hanging="360"/>
+      </w:pPr>
+    </w:lvl>
+    <w:lvl w:ilvl="7" w:tplc="40090019" w:tentative="1">
+      <w:start w:val="1"/>
+      <w:numFmt w:val="lowerLetter"/>
+      <w:lvlText w:val="%8."/>
+      <w:lvlJc w:val="left"/>
+      <w:pPr>
+        <w:ind w:left="5760" w:hanging="360"/>
+      </w:pPr>
+    </w:lvl>
+    <w:lvl w:ilvl="8" w:tplc="4009001B" w:tentative="1">
+      <w:start w:val="1"/>
+      <w:numFmt w:val="lowerRoman"/>
+      <w:lvlText w:val="%9."/>
+      <w:lvlJc w:val="right"/>
+      <w:pPr>
+        <w:ind w:left="6480" w:hanging="180"/>
+      </w:pPr>
+    </w:lvl>
+  </w:abstractNum>
+  <w:abstractNum w:abstractNumId="5" w15:restartNumberingAfterBreak="0">
+    <w:nsid w:val="0A0C1CFD"/>
+    <w:multiLevelType w:val="hybridMultilevel"/>
+    <w:tmpl w:val="A57CEE9E"/>
+    <w:lvl w:ilvl="0" w:tplc="40090001">
+      <w:start w:val="1"/>
+      <w:numFmt w:val="bullet"/>
+      <w:lvlText w:val=""/>
+      <w:lvlJc w:val="left"/>
+      <w:pPr>
+        <w:ind w:left="720" w:hanging="360"/>
+      </w:pPr>
+      <w:rPr>
+        <w:rFonts w:ascii="Symbol" w:hAnsi="Symbol" w:hint="default"/>
+      </w:rPr>
+    </w:lvl>
+    <w:lvl w:ilvl="1" w:tplc="40090003" w:tentative="1">
+      <w:start w:val="1"/>
+      <w:numFmt w:val="bullet"/>
+      <w:lvlText w:val="o"/>
+      <w:lvlJc w:val="left"/>
+      <w:pPr>
+        <w:ind w:left="1440" w:hanging="360"/>
+      </w:pPr>
+      <w:rPr>
+        <w:rFonts w:ascii="Courier New" w:hAnsi="Courier New" w:cs="Courier New" w:hint="default"/>
+      </w:rPr>
+    </w:lvl>
+    <w:lvl w:ilvl="2" w:tplc="40090005" w:tentative="1">
+      <w:start w:val="1"/>
+      <w:numFmt w:val="bullet"/>
+      <w:lvlText w:val=""/>
+      <w:lvlJc w:val="left"/>
+      <w:pPr>
+        <w:ind w:left="2160" w:hanging="360"/>
+      </w:pPr>
+      <w:rPr>
+        <w:rFonts w:ascii="Wingdings" w:hAnsi="Wingdings" w:hint="default"/>
+      </w:rPr>
+    </w:lvl>
+    <w:lvl w:ilvl="3" w:tplc="40090001" w:tentative="1">
+      <w:start w:val="1"/>
+      <w:numFmt w:val="bullet"/>
+      <w:lvlText w:val=""/>
+      <w:lvlJc w:val="left"/>
+      <w:pPr>
+        <w:ind w:left="2880" w:hanging="360"/>
+      </w:pPr>
+      <w:rPr>
+        <w:rFonts w:ascii="Symbol" w:hAnsi="Symbol" w:hint="default"/>
+      </w:rPr>
+    </w:lvl>
+    <w:lvl w:ilvl="4" w:tplc="40090003" w:tentative="1">
+      <w:start w:val="1"/>
+      <w:numFmt w:val="bullet"/>
+      <w:lvlText w:val="o"/>
+      <w:lvlJc w:val="left"/>
+      <w:pPr>
+        <w:ind w:left="3600" w:hanging="360"/>
+      </w:pPr>
+      <w:rPr>
+        <w:rFonts w:ascii="Courier New" w:hAnsi="Courier New" w:cs="Courier New" w:hint="default"/>
+      </w:rPr>
+    </w:lvl>
+    <w:lvl w:ilvl="5" w:tplc="40090005" w:tentative="1">
+      <w:start w:val="1"/>
+      <w:numFmt w:val="bullet"/>
+      <w:lvlText w:val=""/>
+      <w:lvlJc w:val="left"/>
+      <w:pPr>
+        <w:ind w:left="4320" w:hanging="360"/>
+      </w:pPr>
+      <w:rPr>
+        <w:rFonts w:ascii="Wingdings" w:hAnsi="Wingdings" w:hint="default"/>
+      </w:rPr>
+    </w:lvl>
+    <w:lvl w:ilvl="6" w:tplc="40090001" w:tentative="1">
+      <w:start w:val="1"/>
+      <w:numFmt w:val="bullet"/>
+      <w:lvlText w:val=""/>
+      <w:lvlJc w:val="left"/>
+      <w:pPr>
+        <w:ind w:left="5040" w:hanging="360"/>
+      </w:pPr>
+      <w:rPr>
+        <w:rFonts w:ascii="Symbol" w:hAnsi="Symbol" w:hint="default"/>
+      </w:rPr>
+    </w:lvl>
+    <w:lvl w:ilvl="7" w:tplc="40090003" w:tentative="1">
+      <w:start w:val="1"/>
+      <w:numFmt w:val="bullet"/>
+      <w:lvlText w:val="o"/>
+      <w:lvlJc w:val="left"/>
+      <w:pPr>
+        <w:ind w:left="5760" w:hanging="360"/>
+      </w:pPr>
+      <w:rPr>
+        <w:rFonts w:ascii="Courier New" w:hAnsi="Courier New" w:cs="Courier New" w:hint="default"/>
+      </w:rPr>
+    </w:lvl>
+    <w:lvl w:ilvl="8" w:tplc="40090005" w:tentative="1">
+      <w:start w:val="1"/>
+      <w:numFmt w:val="bullet"/>
+      <w:lvlText w:val=""/>
+      <w:lvlJc w:val="left"/>
+      <w:pPr>
+        <w:ind w:left="6480" w:hanging="360"/>
+      </w:pPr>
+      <w:rPr>
+        <w:rFonts w:ascii="Wingdings" w:hAnsi="Wingdings" w:hint="default"/>
+      </w:rPr>
+    </w:lvl>
+  </w:abstractNum>
+  <w:abstractNum w:abstractNumId="6" w15:restartNumberingAfterBreak="0">
     <w:nsid w:val="0A9107CB"/>
     <w:multiLevelType w:val="hybridMultilevel"/>
     <w:tmpl w:val="398AC74A"/>
@@ -5724,7 +8563,7 @@
       </w:pPr>
     </w:lvl>
   </w:abstractNum>
-  <w:abstractNum w:abstractNumId="5" w15:restartNumberingAfterBreak="0">
+  <w:abstractNum w:abstractNumId="7" w15:restartNumberingAfterBreak="0">
     <w:nsid w:val="0BCE7DF0"/>
     <w:multiLevelType w:val="hybridMultilevel"/>
     <w:tmpl w:val="4502F46E"/>
@@ -5837,7 +8676,7 @@
       </w:rPr>
     </w:lvl>
   </w:abstractNum>
-  <w:abstractNum w:abstractNumId="6" w15:restartNumberingAfterBreak="0">
+  <w:abstractNum w:abstractNumId="8" w15:restartNumberingAfterBreak="0">
     <w:nsid w:val="0C0C5C67"/>
     <w:multiLevelType w:val="hybridMultilevel"/>
     <w:tmpl w:val="5924474E"/>
@@ -5923,7 +8762,7 @@
       </w:pPr>
     </w:lvl>
   </w:abstractNum>
-  <w:abstractNum w:abstractNumId="7" w15:restartNumberingAfterBreak="0">
+  <w:abstractNum w:abstractNumId="9" w15:restartNumberingAfterBreak="0">
     <w:nsid w:val="0CE72736"/>
     <w:multiLevelType w:val="hybridMultilevel"/>
     <w:tmpl w:val="DB328FD2"/>
@@ -6009,7 +8848,7 @@
       </w:pPr>
     </w:lvl>
   </w:abstractNum>
-  <w:abstractNum w:abstractNumId="8" w15:restartNumberingAfterBreak="0">
+  <w:abstractNum w:abstractNumId="10" w15:restartNumberingAfterBreak="0">
     <w:nsid w:val="0DF5196A"/>
     <w:multiLevelType w:val="hybridMultilevel"/>
     <w:tmpl w:val="42C02A96"/>
@@ -6122,7 +8961,7 @@
       </w:rPr>
     </w:lvl>
   </w:abstractNum>
-  <w:abstractNum w:abstractNumId="9" w15:restartNumberingAfterBreak="0">
+  <w:abstractNum w:abstractNumId="11" w15:restartNumberingAfterBreak="0">
     <w:nsid w:val="1039038F"/>
     <w:multiLevelType w:val="hybridMultilevel"/>
     <w:tmpl w:val="4AF28FCE"/>
@@ -6235,7 +9074,7 @@
       </w:rPr>
     </w:lvl>
   </w:abstractNum>
-  <w:abstractNum w:abstractNumId="10" w15:restartNumberingAfterBreak="0">
+  <w:abstractNum w:abstractNumId="12" w15:restartNumberingAfterBreak="0">
     <w:nsid w:val="124A5982"/>
     <w:multiLevelType w:val="hybridMultilevel"/>
     <w:tmpl w:val="CC346F0E"/>
@@ -6348,7 +9187,7 @@
       </w:rPr>
     </w:lvl>
   </w:abstractNum>
-  <w:abstractNum w:abstractNumId="11" w15:restartNumberingAfterBreak="0">
+  <w:abstractNum w:abstractNumId="13" w15:restartNumberingAfterBreak="0">
     <w:nsid w:val="12F73C13"/>
     <w:multiLevelType w:val="hybridMultilevel"/>
     <w:tmpl w:val="A456F852"/>
@@ -6461,7 +9300,93 @@
       </w:rPr>
     </w:lvl>
   </w:abstractNum>
-  <w:abstractNum w:abstractNumId="12" w15:restartNumberingAfterBreak="0">
+  <w:abstractNum w:abstractNumId="14" w15:restartNumberingAfterBreak="0">
+    <w:nsid w:val="1A0E3817"/>
+    <w:multiLevelType w:val="hybridMultilevel"/>
+    <w:tmpl w:val="F684AEEC"/>
+    <w:lvl w:ilvl="0" w:tplc="4009001B">
+      <w:start w:val="1"/>
+      <w:numFmt w:val="lowerRoman"/>
+      <w:lvlText w:val="%1."/>
+      <w:lvlJc w:val="right"/>
+      <w:pPr>
+        <w:ind w:left="720" w:hanging="360"/>
+      </w:pPr>
+    </w:lvl>
+    <w:lvl w:ilvl="1" w:tplc="40090019" w:tentative="1">
+      <w:start w:val="1"/>
+      <w:numFmt w:val="lowerLetter"/>
+      <w:lvlText w:val="%2."/>
+      <w:lvlJc w:val="left"/>
+      <w:pPr>
+        <w:ind w:left="1440" w:hanging="360"/>
+      </w:pPr>
+    </w:lvl>
+    <w:lvl w:ilvl="2" w:tplc="4009001B" w:tentative="1">
+      <w:start w:val="1"/>
+      <w:numFmt w:val="lowerRoman"/>
+      <w:lvlText w:val="%3."/>
+      <w:lvlJc w:val="right"/>
+      <w:pPr>
+        <w:ind w:left="2160" w:hanging="180"/>
+      </w:pPr>
+    </w:lvl>
+    <w:lvl w:ilvl="3" w:tplc="4009000F" w:tentative="1">
+      <w:start w:val="1"/>
+      <w:numFmt w:val="decimal"/>
+      <w:lvlText w:val="%4."/>
+      <w:lvlJc w:val="left"/>
+      <w:pPr>
+        <w:ind w:left="2880" w:hanging="360"/>
+      </w:pPr>
+    </w:lvl>
+    <w:lvl w:ilvl="4" w:tplc="40090019" w:tentative="1">
+      <w:start w:val="1"/>
+      <w:numFmt w:val="lowerLetter"/>
+      <w:lvlText w:val="%5."/>
+      <w:lvlJc w:val="left"/>
+      <w:pPr>
+        <w:ind w:left="3600" w:hanging="360"/>
+      </w:pPr>
+    </w:lvl>
+    <w:lvl w:ilvl="5" w:tplc="4009001B" w:tentative="1">
+      <w:start w:val="1"/>
+      <w:numFmt w:val="lowerRoman"/>
+      <w:lvlText w:val="%6."/>
+      <w:lvlJc w:val="right"/>
+      <w:pPr>
+        <w:ind w:left="4320" w:hanging="180"/>
+      </w:pPr>
+    </w:lvl>
+    <w:lvl w:ilvl="6" w:tplc="4009000F" w:tentative="1">
+      <w:start w:val="1"/>
+      <w:numFmt w:val="decimal"/>
+      <w:lvlText w:val="%7."/>
+      <w:lvlJc w:val="left"/>
+      <w:pPr>
+        <w:ind w:left="5040" w:hanging="360"/>
+      </w:pPr>
+    </w:lvl>
+    <w:lvl w:ilvl="7" w:tplc="40090019" w:tentative="1">
+      <w:start w:val="1"/>
+      <w:numFmt w:val="lowerLetter"/>
+      <w:lvlText w:val="%8."/>
+      <w:lvlJc w:val="left"/>
+      <w:pPr>
+        <w:ind w:left="5760" w:hanging="360"/>
+      </w:pPr>
+    </w:lvl>
+    <w:lvl w:ilvl="8" w:tplc="4009001B" w:tentative="1">
+      <w:start w:val="1"/>
+      <w:numFmt w:val="lowerRoman"/>
+      <w:lvlText w:val="%9."/>
+      <w:lvlJc w:val="right"/>
+      <w:pPr>
+        <w:ind w:left="6480" w:hanging="180"/>
+      </w:pPr>
+    </w:lvl>
+  </w:abstractNum>
+  <w:abstractNum w:abstractNumId="15" w15:restartNumberingAfterBreak="0">
     <w:nsid w:val="1C4F2E27"/>
     <w:multiLevelType w:val="hybridMultilevel"/>
     <w:tmpl w:val="A8D0E3AA"/>
@@ -6547,7 +9472,7 @@
       </w:pPr>
     </w:lvl>
   </w:abstractNum>
-  <w:abstractNum w:abstractNumId="13" w15:restartNumberingAfterBreak="0">
+  <w:abstractNum w:abstractNumId="16" w15:restartNumberingAfterBreak="0">
     <w:nsid w:val="1C936017"/>
     <w:multiLevelType w:val="hybridMultilevel"/>
     <w:tmpl w:val="4844B798"/>
@@ -6660,7 +9585,7 @@
       </w:rPr>
     </w:lvl>
   </w:abstractNum>
-  <w:abstractNum w:abstractNumId="14" w15:restartNumberingAfterBreak="0">
+  <w:abstractNum w:abstractNumId="17" w15:restartNumberingAfterBreak="0">
     <w:nsid w:val="23C02DA6"/>
     <w:multiLevelType w:val="hybridMultilevel"/>
     <w:tmpl w:val="0DC828C4"/>
@@ -6746,7 +9671,93 @@
       </w:pPr>
     </w:lvl>
   </w:abstractNum>
-  <w:abstractNum w:abstractNumId="15" w15:restartNumberingAfterBreak="0">
+  <w:abstractNum w:abstractNumId="18" w15:restartNumberingAfterBreak="0">
+    <w:nsid w:val="263A373E"/>
+    <w:multiLevelType w:val="hybridMultilevel"/>
+    <w:tmpl w:val="054ECD42"/>
+    <w:lvl w:ilvl="0" w:tplc="4009000F">
+      <w:start w:val="1"/>
+      <w:numFmt w:val="decimal"/>
+      <w:lvlText w:val="%1."/>
+      <w:lvlJc w:val="left"/>
+      <w:pPr>
+        <w:ind w:left="720" w:hanging="360"/>
+      </w:pPr>
+    </w:lvl>
+    <w:lvl w:ilvl="1" w:tplc="40090019" w:tentative="1">
+      <w:start w:val="1"/>
+      <w:numFmt w:val="lowerLetter"/>
+      <w:lvlText w:val="%2."/>
+      <w:lvlJc w:val="left"/>
+      <w:pPr>
+        <w:ind w:left="1440" w:hanging="360"/>
+      </w:pPr>
+    </w:lvl>
+    <w:lvl w:ilvl="2" w:tplc="4009001B" w:tentative="1">
+      <w:start w:val="1"/>
+      <w:numFmt w:val="lowerRoman"/>
+      <w:lvlText w:val="%3."/>
+      <w:lvlJc w:val="right"/>
+      <w:pPr>
+        <w:ind w:left="2160" w:hanging="180"/>
+      </w:pPr>
+    </w:lvl>
+    <w:lvl w:ilvl="3" w:tplc="4009000F" w:tentative="1">
+      <w:start w:val="1"/>
+      <w:numFmt w:val="decimal"/>
+      <w:lvlText w:val="%4."/>
+      <w:lvlJc w:val="left"/>
+      <w:pPr>
+        <w:ind w:left="2880" w:hanging="360"/>
+      </w:pPr>
+    </w:lvl>
+    <w:lvl w:ilvl="4" w:tplc="40090019" w:tentative="1">
+      <w:start w:val="1"/>
+      <w:numFmt w:val="lowerLetter"/>
+      <w:lvlText w:val="%5."/>
+      <w:lvlJc w:val="left"/>
+      <w:pPr>
+        <w:ind w:left="3600" w:hanging="360"/>
+      </w:pPr>
+    </w:lvl>
+    <w:lvl w:ilvl="5" w:tplc="4009001B" w:tentative="1">
+      <w:start w:val="1"/>
+      <w:numFmt w:val="lowerRoman"/>
+      <w:lvlText w:val="%6."/>
+      <w:lvlJc w:val="right"/>
+      <w:pPr>
+        <w:ind w:left="4320" w:hanging="180"/>
+      </w:pPr>
+    </w:lvl>
+    <w:lvl w:ilvl="6" w:tplc="4009000F" w:tentative="1">
+      <w:start w:val="1"/>
+      <w:numFmt w:val="decimal"/>
+      <w:lvlText w:val="%7."/>
+      <w:lvlJc w:val="left"/>
+      <w:pPr>
+        <w:ind w:left="5040" w:hanging="360"/>
+      </w:pPr>
+    </w:lvl>
+    <w:lvl w:ilvl="7" w:tplc="40090019" w:tentative="1">
+      <w:start w:val="1"/>
+      <w:numFmt w:val="lowerLetter"/>
+      <w:lvlText w:val="%8."/>
+      <w:lvlJc w:val="left"/>
+      <w:pPr>
+        <w:ind w:left="5760" w:hanging="360"/>
+      </w:pPr>
+    </w:lvl>
+    <w:lvl w:ilvl="8" w:tplc="4009001B" w:tentative="1">
+      <w:start w:val="1"/>
+      <w:numFmt w:val="lowerRoman"/>
+      <w:lvlText w:val="%9."/>
+      <w:lvlJc w:val="right"/>
+      <w:pPr>
+        <w:ind w:left="6480" w:hanging="180"/>
+      </w:pPr>
+    </w:lvl>
+  </w:abstractNum>
+  <w:abstractNum w:abstractNumId="19" w15:restartNumberingAfterBreak="0">
     <w:nsid w:val="29863564"/>
     <w:multiLevelType w:val="hybridMultilevel"/>
     <w:tmpl w:val="E7869C1E"/>
@@ -6859,7 +9870,7 @@
       </w:rPr>
     </w:lvl>
   </w:abstractNum>
-  <w:abstractNum w:abstractNumId="16" w15:restartNumberingAfterBreak="0">
+  <w:abstractNum w:abstractNumId="20" w15:restartNumberingAfterBreak="0">
     <w:nsid w:val="30D214BF"/>
     <w:multiLevelType w:val="hybridMultilevel"/>
     <w:tmpl w:val="3DA6656C"/>
@@ -6945,7 +9956,7 @@
       </w:pPr>
     </w:lvl>
   </w:abstractNum>
-  <w:abstractNum w:abstractNumId="17" w15:restartNumberingAfterBreak="0">
+  <w:abstractNum w:abstractNumId="21" w15:restartNumberingAfterBreak="0">
     <w:nsid w:val="36B91AAD"/>
     <w:multiLevelType w:val="hybridMultilevel"/>
     <w:tmpl w:val="25E400EA"/>
@@ -7031,7 +10042,120 @@
       </w:pPr>
     </w:lvl>
   </w:abstractNum>
-  <w:abstractNum w:abstractNumId="18" w15:restartNumberingAfterBreak="0">
+  <w:abstractNum w:abstractNumId="22" w15:restartNumberingAfterBreak="0">
+    <w:nsid w:val="3BA84B9D"/>
+    <w:multiLevelType w:val="hybridMultilevel"/>
+    <w:tmpl w:val="228846F4"/>
+    <w:lvl w:ilvl="0" w:tplc="40090001">
+      <w:start w:val="1"/>
+      <w:numFmt w:val="bullet"/>
+      <w:lvlText w:val=""/>
+      <w:lvlJc w:val="left"/>
+      <w:pPr>
+        <w:ind w:left="720" w:hanging="360"/>
+      </w:pPr>
+      <w:rPr>
+        <w:rFonts w:ascii="Symbol" w:hAnsi="Symbol" w:hint="default"/>
+      </w:rPr>
+    </w:lvl>
+    <w:lvl w:ilvl="1" w:tplc="40090003" w:tentative="1">
+      <w:start w:val="1"/>
+      <w:numFmt w:val="bullet"/>
+      <w:lvlText w:val="o"/>
+      <w:lvlJc w:val="left"/>
+      <w:pPr>
+        <w:ind w:left="1440" w:hanging="360"/>
+      </w:pPr>
+      <w:rPr>
+        <w:rFonts w:ascii="Courier New" w:hAnsi="Courier New" w:cs="Courier New" w:hint="default"/>
+      </w:rPr>
+    </w:lvl>
+    <w:lvl w:ilvl="2" w:tplc="40090005" w:tentative="1">
+      <w:start w:val="1"/>
+      <w:numFmt w:val="bullet"/>
+      <w:lvlText w:val=""/>
+      <w:lvlJc w:val="left"/>
+      <w:pPr>
+        <w:ind w:left="2160" w:hanging="360"/>
+      </w:pPr>
+      <w:rPr>
+        <w:rFonts w:ascii="Wingdings" w:hAnsi="Wingdings" w:hint="default"/>
+      </w:rPr>
+    </w:lvl>
+    <w:lvl w:ilvl="3" w:tplc="40090001" w:tentative="1">
+      <w:start w:val="1"/>
+      <w:numFmt w:val="bullet"/>
+      <w:lvlText w:val=""/>
+      <w:lvlJc w:val="left"/>
+      <w:pPr>
+        <w:ind w:left="2880" w:hanging="360"/>
+      </w:pPr>
+      <w:rPr>
+        <w:rFonts w:ascii="Symbol" w:hAnsi="Symbol" w:hint="default"/>
+      </w:rPr>
+    </w:lvl>
+    <w:lvl w:ilvl="4" w:tplc="40090003" w:tentative="1">
+      <w:start w:val="1"/>
+      <w:numFmt w:val="bullet"/>
+      <w:lvlText w:val="o"/>
+      <w:lvlJc w:val="left"/>
+      <w:pPr>
+        <w:ind w:left="3600" w:hanging="360"/>
+      </w:pPr>
+      <w:rPr>
+        <w:rFonts w:ascii="Courier New" w:hAnsi="Courier New" w:cs="Courier New" w:hint="default"/>
+      </w:rPr>
+    </w:lvl>
+    <w:lvl w:ilvl="5" w:tplc="40090005" w:tentative="1">
+      <w:start w:val="1"/>
+      <w:numFmt w:val="bullet"/>
+      <w:lvlText w:val=""/>
+      <w:lvlJc w:val="left"/>
+      <w:pPr>
+        <w:ind w:left="4320" w:hanging="360"/>
+      </w:pPr>
+      <w:rPr>
+        <w:rFonts w:ascii="Wingdings" w:hAnsi="Wingdings" w:hint="default"/>
+      </w:rPr>
+    </w:lvl>
+    <w:lvl w:ilvl="6" w:tplc="40090001" w:tentative="1">
+      <w:start w:val="1"/>
+      <w:numFmt w:val="bullet"/>
+      <w:lvlText w:val=""/>
+      <w:lvlJc w:val="left"/>
+      <w:pPr>
+        <w:ind w:left="5040" w:hanging="360"/>
+      </w:pPr>
+      <w:rPr>
+        <w:rFonts w:ascii="Symbol" w:hAnsi="Symbol" w:hint="default"/>
+      </w:rPr>
+    </w:lvl>
+    <w:lvl w:ilvl="7" w:tplc="40090003" w:tentative="1">
+      <w:start w:val="1"/>
+      <w:numFmt w:val="bullet"/>
+      <w:lvlText w:val="o"/>
+      <w:lvlJc w:val="left"/>
+      <w:pPr>
+        <w:ind w:left="5760" w:hanging="360"/>
+      </w:pPr>
+      <w:rPr>
+        <w:rFonts w:ascii="Courier New" w:hAnsi="Courier New" w:cs="Courier New" w:hint="default"/>
+      </w:rPr>
+    </w:lvl>
+    <w:lvl w:ilvl="8" w:tplc="40090005" w:tentative="1">
+      <w:start w:val="1"/>
+      <w:numFmt w:val="bullet"/>
+      <w:lvlText w:val=""/>
+      <w:lvlJc w:val="left"/>
+      <w:pPr>
+        <w:ind w:left="6480" w:hanging="360"/>
+      </w:pPr>
+      <w:rPr>
+        <w:rFonts w:ascii="Wingdings" w:hAnsi="Wingdings" w:hint="default"/>
+      </w:rPr>
+    </w:lvl>
+  </w:abstractNum>
+  <w:abstractNum w:abstractNumId="23" w15:restartNumberingAfterBreak="0">
     <w:nsid w:val="3C8E5C31"/>
     <w:multiLevelType w:val="hybridMultilevel"/>
     <w:tmpl w:val="EA44B09A"/>
@@ -7144,7 +10268,7 @@
       </w:rPr>
     </w:lvl>
   </w:abstractNum>
-  <w:abstractNum w:abstractNumId="19" w15:restartNumberingAfterBreak="0">
+  <w:abstractNum w:abstractNumId="24" w15:restartNumberingAfterBreak="0">
     <w:nsid w:val="41AD58C6"/>
     <w:multiLevelType w:val="multilevel"/>
     <w:tmpl w:val="7E38A916"/>
@@ -7257,7 +10381,7 @@
       </w:rPr>
     </w:lvl>
   </w:abstractNum>
-  <w:abstractNum w:abstractNumId="20" w15:restartNumberingAfterBreak="0">
+  <w:abstractNum w:abstractNumId="25" w15:restartNumberingAfterBreak="0">
     <w:nsid w:val="431D7608"/>
     <w:multiLevelType w:val="hybridMultilevel"/>
     <w:tmpl w:val="C5E69A72"/>
@@ -7370,7 +10494,7 @@
       </w:rPr>
     </w:lvl>
   </w:abstractNum>
-  <w:abstractNum w:abstractNumId="21" w15:restartNumberingAfterBreak="0">
+  <w:abstractNum w:abstractNumId="26" w15:restartNumberingAfterBreak="0">
     <w:nsid w:val="44A9496F"/>
     <w:multiLevelType w:val="hybridMultilevel"/>
     <w:tmpl w:val="E2CE8262"/>
@@ -7483,7 +10607,7 @@
       </w:rPr>
     </w:lvl>
   </w:abstractNum>
-  <w:abstractNum w:abstractNumId="22" w15:restartNumberingAfterBreak="0">
+  <w:abstractNum w:abstractNumId="27" w15:restartNumberingAfterBreak="0">
     <w:nsid w:val="493004AE"/>
     <w:multiLevelType w:val="hybridMultilevel"/>
     <w:tmpl w:val="636822A0"/>
@@ -7569,7 +10693,7 @@
       </w:pPr>
     </w:lvl>
   </w:abstractNum>
-  <w:abstractNum w:abstractNumId="23" w15:restartNumberingAfterBreak="0">
+  <w:abstractNum w:abstractNumId="28" w15:restartNumberingAfterBreak="0">
     <w:nsid w:val="4A8F11C9"/>
     <w:multiLevelType w:val="hybridMultilevel"/>
     <w:tmpl w:val="08621260"/>
@@ -7655,7 +10779,7 @@
       </w:pPr>
     </w:lvl>
   </w:abstractNum>
-  <w:abstractNum w:abstractNumId="24" w15:restartNumberingAfterBreak="0">
+  <w:abstractNum w:abstractNumId="29" w15:restartNumberingAfterBreak="0">
     <w:nsid w:val="4B0D7441"/>
     <w:multiLevelType w:val="hybridMultilevel"/>
     <w:tmpl w:val="80606AB2"/>
@@ -7768,7 +10892,7 @@
       </w:rPr>
     </w:lvl>
   </w:abstractNum>
-  <w:abstractNum w:abstractNumId="25" w15:restartNumberingAfterBreak="0">
+  <w:abstractNum w:abstractNumId="30" w15:restartNumberingAfterBreak="0">
     <w:nsid w:val="4ED20252"/>
     <w:multiLevelType w:val="hybridMultilevel"/>
     <w:tmpl w:val="5080C704"/>
@@ -7854,7 +10978,7 @@
       </w:pPr>
     </w:lvl>
   </w:abstractNum>
-  <w:abstractNum w:abstractNumId="26" w15:restartNumberingAfterBreak="0">
+  <w:abstractNum w:abstractNumId="31" w15:restartNumberingAfterBreak="0">
     <w:nsid w:val="4F0B2763"/>
     <w:multiLevelType w:val="hybridMultilevel"/>
     <w:tmpl w:val="6B24D6BE"/>
@@ -7967,7 +11091,7 @@
       </w:rPr>
     </w:lvl>
   </w:abstractNum>
-  <w:abstractNum w:abstractNumId="27" w15:restartNumberingAfterBreak="0">
+  <w:abstractNum w:abstractNumId="32" w15:restartNumberingAfterBreak="0">
     <w:nsid w:val="516669BC"/>
     <w:multiLevelType w:val="hybridMultilevel"/>
     <w:tmpl w:val="606ECE32"/>
@@ -8080,7 +11204,7 @@
       </w:rPr>
     </w:lvl>
   </w:abstractNum>
-  <w:abstractNum w:abstractNumId="28" w15:restartNumberingAfterBreak="0">
+  <w:abstractNum w:abstractNumId="33" w15:restartNumberingAfterBreak="0">
     <w:nsid w:val="533A2A17"/>
     <w:multiLevelType w:val="hybridMultilevel"/>
     <w:tmpl w:val="E932A4B4"/>
@@ -8193,7 +11317,93 @@
       </w:rPr>
     </w:lvl>
   </w:abstractNum>
-  <w:abstractNum w:abstractNumId="29" w15:restartNumberingAfterBreak="0">
+  <w:abstractNum w:abstractNumId="34" w15:restartNumberingAfterBreak="0">
+    <w:nsid w:val="54575B1B"/>
+    <w:multiLevelType w:val="hybridMultilevel"/>
+    <w:tmpl w:val="B9DEE94E"/>
+    <w:lvl w:ilvl="0" w:tplc="4009000F">
+      <w:start w:val="1"/>
+      <w:numFmt w:val="decimal"/>
+      <w:lvlText w:val="%1."/>
+      <w:lvlJc w:val="left"/>
+      <w:pPr>
+        <w:ind w:left="720" w:hanging="360"/>
+      </w:pPr>
+    </w:lvl>
+    <w:lvl w:ilvl="1" w:tplc="40090019" w:tentative="1">
+      <w:start w:val="1"/>
+      <w:numFmt w:val="lowerLetter"/>
+      <w:lvlText w:val="%2."/>
+      <w:lvlJc w:val="left"/>
+      <w:pPr>
+        <w:ind w:left="1440" w:hanging="360"/>
+      </w:pPr>
+    </w:lvl>
+    <w:lvl w:ilvl="2" w:tplc="4009001B" w:tentative="1">
+      <w:start w:val="1"/>
+      <w:numFmt w:val="lowerRoman"/>
+      <w:lvlText w:val="%3."/>
+      <w:lvlJc w:val="right"/>
+      <w:pPr>
+        <w:ind w:left="2160" w:hanging="180"/>
+      </w:pPr>
+    </w:lvl>
+    <w:lvl w:ilvl="3" w:tplc="4009000F" w:tentative="1">
+      <w:start w:val="1"/>
+      <w:numFmt w:val="decimal"/>
+      <w:lvlText w:val="%4."/>
+      <w:lvlJc w:val="left"/>
+      <w:pPr>
+        <w:ind w:left="2880" w:hanging="360"/>
+      </w:pPr>
+    </w:lvl>
+    <w:lvl w:ilvl="4" w:tplc="40090019" w:tentative="1">
+      <w:start w:val="1"/>
+      <w:numFmt w:val="lowerLetter"/>
+      <w:lvlText w:val="%5."/>
+      <w:lvlJc w:val="left"/>
+      <w:pPr>
+        <w:ind w:left="3600" w:hanging="360"/>
+      </w:pPr>
+    </w:lvl>
+    <w:lvl w:ilvl="5" w:tplc="4009001B" w:tentative="1">
+      <w:start w:val="1"/>
+      <w:numFmt w:val="lowerRoman"/>
+      <w:lvlText w:val="%6."/>
+      <w:lvlJc w:val="right"/>
+      <w:pPr>
+        <w:ind w:left="4320" w:hanging="180"/>
+      </w:pPr>
+    </w:lvl>
+    <w:lvl w:ilvl="6" w:tplc="4009000F" w:tentative="1">
+      <w:start w:val="1"/>
+      <w:numFmt w:val="decimal"/>
+      <w:lvlText w:val="%7."/>
+      <w:lvlJc w:val="left"/>
+      <w:pPr>
+        <w:ind w:left="5040" w:hanging="360"/>
+      </w:pPr>
+    </w:lvl>
+    <w:lvl w:ilvl="7" w:tplc="40090019" w:tentative="1">
+      <w:start w:val="1"/>
+      <w:numFmt w:val="lowerLetter"/>
+      <w:lvlText w:val="%8."/>
+      <w:lvlJc w:val="left"/>
+      <w:pPr>
+        <w:ind w:left="5760" w:hanging="360"/>
+      </w:pPr>
+    </w:lvl>
+    <w:lvl w:ilvl="8" w:tplc="4009001B" w:tentative="1">
+      <w:start w:val="1"/>
+      <w:numFmt w:val="lowerRoman"/>
+      <w:lvlText w:val="%9."/>
+      <w:lvlJc w:val="right"/>
+      <w:pPr>
+        <w:ind w:left="6480" w:hanging="180"/>
+      </w:pPr>
+    </w:lvl>
+  </w:abstractNum>
+  <w:abstractNum w:abstractNumId="35" w15:restartNumberingAfterBreak="0">
     <w:nsid w:val="56C46957"/>
     <w:multiLevelType w:val="hybridMultilevel"/>
     <w:tmpl w:val="1D52446E"/>
@@ -8306,7 +11516,7 @@
       </w:rPr>
     </w:lvl>
   </w:abstractNum>
-  <w:abstractNum w:abstractNumId="30" w15:restartNumberingAfterBreak="0">
+  <w:abstractNum w:abstractNumId="36" w15:restartNumberingAfterBreak="0">
     <w:nsid w:val="61374F98"/>
     <w:multiLevelType w:val="hybridMultilevel"/>
     <w:tmpl w:val="6EC269A2"/>
@@ -8419,7 +11629,7 @@
       </w:rPr>
     </w:lvl>
   </w:abstractNum>
-  <w:abstractNum w:abstractNumId="31" w15:restartNumberingAfterBreak="0">
+  <w:abstractNum w:abstractNumId="37" w15:restartNumberingAfterBreak="0">
     <w:nsid w:val="70FC340C"/>
     <w:multiLevelType w:val="hybridMultilevel"/>
     <w:tmpl w:val="D91C80BE"/>
@@ -8505,7 +11715,7 @@
       </w:pPr>
     </w:lvl>
   </w:abstractNum>
-  <w:abstractNum w:abstractNumId="32" w15:restartNumberingAfterBreak="0">
+  <w:abstractNum w:abstractNumId="38" w15:restartNumberingAfterBreak="0">
     <w:nsid w:val="749305D2"/>
     <w:multiLevelType w:val="hybridMultilevel"/>
     <w:tmpl w:val="FAE02A4E"/>
@@ -8618,7 +11828,7 @@
       </w:rPr>
     </w:lvl>
   </w:abstractNum>
-  <w:abstractNum w:abstractNumId="33" w15:restartNumberingAfterBreak="0">
+  <w:abstractNum w:abstractNumId="39" w15:restartNumberingAfterBreak="0">
     <w:nsid w:val="74E66899"/>
     <w:multiLevelType w:val="hybridMultilevel"/>
     <w:tmpl w:val="1EF632D0"/>
@@ -8731,7 +11941,93 @@
       </w:rPr>
     </w:lvl>
   </w:abstractNum>
-  <w:abstractNum w:abstractNumId="34" w15:restartNumberingAfterBreak="0">
+  <w:abstractNum w:abstractNumId="40" w15:restartNumberingAfterBreak="0">
+    <w:nsid w:val="7B5945A4"/>
+    <w:multiLevelType w:val="hybridMultilevel"/>
+    <w:tmpl w:val="E98C4D22"/>
+    <w:lvl w:ilvl="0" w:tplc="4009000F">
+      <w:start w:val="1"/>
+      <w:numFmt w:val="decimal"/>
+      <w:lvlText w:val="%1."/>
+      <w:lvlJc w:val="left"/>
+      <w:pPr>
+        <w:ind w:left="720" w:hanging="360"/>
+      </w:pPr>
+    </w:lvl>
+    <w:lvl w:ilvl="1" w:tplc="40090019" w:tentative="1">
+      <w:start w:val="1"/>
+      <w:numFmt w:val="lowerLetter"/>
+      <w:lvlText w:val="%2."/>
+      <w:lvlJc w:val="left"/>
+      <w:pPr>
+        <w:ind w:left="1440" w:hanging="360"/>
+      </w:pPr>
+    </w:lvl>
+    <w:lvl w:ilvl="2" w:tplc="4009001B" w:tentative="1">
+      <w:start w:val="1"/>
+      <w:numFmt w:val="lowerRoman"/>
+      <w:lvlText w:val="%3."/>
+      <w:lvlJc w:val="right"/>
+      <w:pPr>
+        <w:ind w:left="2160" w:hanging="180"/>
+      </w:pPr>
+    </w:lvl>
+    <w:lvl w:ilvl="3" w:tplc="4009000F" w:tentative="1">
+      <w:start w:val="1"/>
+      <w:numFmt w:val="decimal"/>
+      <w:lvlText w:val="%4."/>
+      <w:lvlJc w:val="left"/>
+      <w:pPr>
+        <w:ind w:left="2880" w:hanging="360"/>
+      </w:pPr>
+    </w:lvl>
+    <w:lvl w:ilvl="4" w:tplc="40090019" w:tentative="1">
+      <w:start w:val="1"/>
+      <w:numFmt w:val="lowerLetter"/>
+      <w:lvlText w:val="%5."/>
+      <w:lvlJc w:val="left"/>
+      <w:pPr>
+        <w:ind w:left="3600" w:hanging="360"/>
+      </w:pPr>
+    </w:lvl>
+    <w:lvl w:ilvl="5" w:tplc="4009001B" w:tentative="1">
+      <w:start w:val="1"/>
+      <w:numFmt w:val="lowerRoman"/>
+      <w:lvlText w:val="%6."/>
+      <w:lvlJc w:val="right"/>
+      <w:pPr>
+        <w:ind w:left="4320" w:hanging="180"/>
+      </w:pPr>
+    </w:lvl>
+    <w:lvl w:ilvl="6" w:tplc="4009000F" w:tentative="1">
+      <w:start w:val="1"/>
+      <w:numFmt w:val="decimal"/>
+      <w:lvlText w:val="%7."/>
+      <w:lvlJc w:val="left"/>
+      <w:pPr>
+        <w:ind w:left="5040" w:hanging="360"/>
+      </w:pPr>
+    </w:lvl>
+    <w:lvl w:ilvl="7" w:tplc="40090019" w:tentative="1">
+      <w:start w:val="1"/>
+      <w:numFmt w:val="lowerLetter"/>
+      <w:lvlText w:val="%8."/>
+      <w:lvlJc w:val="left"/>
+      <w:pPr>
+        <w:ind w:left="5760" w:hanging="360"/>
+      </w:pPr>
+    </w:lvl>
+    <w:lvl w:ilvl="8" w:tplc="4009001B" w:tentative="1">
+      <w:start w:val="1"/>
+      <w:numFmt w:val="lowerRoman"/>
+      <w:lvlText w:val="%9."/>
+      <w:lvlJc w:val="right"/>
+      <w:pPr>
+        <w:ind w:left="6480" w:hanging="180"/>
+      </w:pPr>
+    </w:lvl>
+  </w:abstractNum>
+  <w:abstractNum w:abstractNumId="41" w15:restartNumberingAfterBreak="0">
     <w:nsid w:val="7BFD5BE7"/>
     <w:multiLevelType w:val="hybridMultilevel"/>
     <w:tmpl w:val="F7E81324"/>
@@ -8818,109 +12114,130 @@
     </w:lvl>
   </w:abstractNum>
   <w:num w:numId="1" w16cid:durableId="1540973067">
-    <w:abstractNumId w:val="9"/>
+    <w:abstractNumId w:val="11"/>
   </w:num>
   <w:num w:numId="2" w16cid:durableId="499740590">
-    <w:abstractNumId w:val="14"/>
+    <w:abstractNumId w:val="17"/>
   </w:num>
   <w:num w:numId="3" w16cid:durableId="541132239">
-    <w:abstractNumId w:val="6"/>
+    <w:abstractNumId w:val="8"/>
   </w:num>
   <w:num w:numId="4" w16cid:durableId="568883010">
-    <w:abstractNumId w:val="33"/>
+    <w:abstractNumId w:val="39"/>
   </w:num>
   <w:num w:numId="5" w16cid:durableId="845677584">
-    <w:abstractNumId w:val="11"/>
+    <w:abstractNumId w:val="13"/>
   </w:num>
   <w:num w:numId="6" w16cid:durableId="1637027404">
-    <w:abstractNumId w:val="12"/>
+    <w:abstractNumId w:val="15"/>
   </w:num>
   <w:num w:numId="7" w16cid:durableId="1472675406">
     <w:abstractNumId w:val="1"/>
   </w:num>
   <w:num w:numId="8" w16cid:durableId="200286158">
-    <w:abstractNumId w:val="23"/>
+    <w:abstractNumId w:val="28"/>
   </w:num>
   <w:num w:numId="9" w16cid:durableId="1176503610">
-    <w:abstractNumId w:val="20"/>
+    <w:abstractNumId w:val="25"/>
   </w:num>
   <w:num w:numId="10" w16cid:durableId="1796833049">
-    <w:abstractNumId w:val="19"/>
+    <w:abstractNumId w:val="24"/>
   </w:num>
   <w:num w:numId="11" w16cid:durableId="1996957847">
-    <w:abstractNumId w:val="29"/>
+    <w:abstractNumId w:val="35"/>
   </w:num>
   <w:num w:numId="12" w16cid:durableId="2063482358">
-    <w:abstractNumId w:val="25"/>
+    <w:abstractNumId w:val="30"/>
   </w:num>
   <w:num w:numId="13" w16cid:durableId="1546021224">
     <w:abstractNumId w:val="2"/>
   </w:num>
   <w:num w:numId="14" w16cid:durableId="222566674">
-    <w:abstractNumId w:val="32"/>
+    <w:abstractNumId w:val="38"/>
   </w:num>
   <w:num w:numId="15" w16cid:durableId="1727487960">
-    <w:abstractNumId w:val="13"/>
+    <w:abstractNumId w:val="16"/>
   </w:num>
   <w:num w:numId="16" w16cid:durableId="444738084">
-    <w:abstractNumId w:val="31"/>
+    <w:abstractNumId w:val="37"/>
   </w:num>
   <w:num w:numId="17" w16cid:durableId="1318805403">
     <w:abstractNumId w:val="0"/>
   </w:num>
   <w:num w:numId="18" w16cid:durableId="1115296937">
+    <w:abstractNumId w:val="31"/>
+  </w:num>
+  <w:num w:numId="19" w16cid:durableId="968587252">
+    <w:abstractNumId w:val="12"/>
+  </w:num>
+  <w:num w:numId="20" w16cid:durableId="1912739065">
+    <w:abstractNumId w:val="32"/>
+  </w:num>
+  <w:num w:numId="21" w16cid:durableId="1010789758">
+    <w:abstractNumId w:val="33"/>
+  </w:num>
+  <w:num w:numId="22" w16cid:durableId="129137299">
+    <w:abstractNumId w:val="23"/>
+  </w:num>
+  <w:num w:numId="23" w16cid:durableId="171720229">
+    <w:abstractNumId w:val="36"/>
+  </w:num>
+  <w:num w:numId="24" w16cid:durableId="1035621125">
+    <w:abstractNumId w:val="19"/>
+  </w:num>
+  <w:num w:numId="25" w16cid:durableId="1597206483">
     <w:abstractNumId w:val="26"/>
   </w:num>
-  <w:num w:numId="19" w16cid:durableId="968587252">
+  <w:num w:numId="26" w16cid:durableId="1486238112">
     <w:abstractNumId w:val="10"/>
   </w:num>
-  <w:num w:numId="20" w16cid:durableId="1912739065">
+  <w:num w:numId="27" w16cid:durableId="1873151886">
+    <w:abstractNumId w:val="7"/>
+  </w:num>
+  <w:num w:numId="28" w16cid:durableId="454952784">
+    <w:abstractNumId w:val="29"/>
+  </w:num>
+  <w:num w:numId="29" w16cid:durableId="1457530685">
+    <w:abstractNumId w:val="5"/>
+  </w:num>
+  <w:num w:numId="30" w16cid:durableId="451821470">
     <w:abstractNumId w:val="27"/>
   </w:num>
-  <w:num w:numId="21" w16cid:durableId="1010789758">
-    <w:abstractNumId w:val="28"/>
+  <w:num w:numId="31" w16cid:durableId="839076228">
+    <w:abstractNumId w:val="9"/>
   </w:num>
-  <w:num w:numId="22" w16cid:durableId="129137299">
+  <w:num w:numId="32" w16cid:durableId="617685457">
+    <w:abstractNumId w:val="6"/>
+  </w:num>
+  <w:num w:numId="33" w16cid:durableId="901405144">
+    <w:abstractNumId w:val="41"/>
+  </w:num>
+  <w:num w:numId="34" w16cid:durableId="962734310">
+    <w:abstractNumId w:val="20"/>
+  </w:num>
+  <w:num w:numId="35" w16cid:durableId="1098015298">
+    <w:abstractNumId w:val="21"/>
+  </w:num>
+  <w:num w:numId="36" w16cid:durableId="1380471266">
+    <w:abstractNumId w:val="4"/>
+  </w:num>
+  <w:num w:numId="37" w16cid:durableId="327055515">
     <w:abstractNumId w:val="18"/>
   </w:num>
-  <w:num w:numId="23" w16cid:durableId="171720229">
-    <w:abstractNumId w:val="30"/>
+  <w:num w:numId="38" w16cid:durableId="2126995001">
+    <w:abstractNumId w:val="40"/>
   </w:num>
-  <w:num w:numId="24" w16cid:durableId="1035621125">
-    <w:abstractNumId w:val="15"/>
+  <w:num w:numId="39" w16cid:durableId="1577664898">
+    <w:abstractNumId w:val="34"/>
   </w:num>
-  <w:num w:numId="25" w16cid:durableId="1597206483">
-    <w:abstractNumId w:val="21"/>
-  </w:num>
-  <w:num w:numId="26" w16cid:durableId="1486238112">
-    <w:abstractNumId w:val="8"/>
-  </w:num>
-  <w:num w:numId="27" w16cid:durableId="1873151886">
-    <w:abstractNumId w:val="5"/>
-  </w:num>
-  <w:num w:numId="28" w16cid:durableId="454952784">
-    <w:abstractNumId w:val="24"/>
-  </w:num>
-  <w:num w:numId="29" w16cid:durableId="1457530685">
+  <w:num w:numId="40" w16cid:durableId="241839119">
     <w:abstractNumId w:val="3"/>
   </w:num>
-  <w:num w:numId="30" w16cid:durableId="451821470">
+  <w:num w:numId="41" w16cid:durableId="707879319">
     <w:abstractNumId w:val="22"/>
   </w:num>
-  <w:num w:numId="31" w16cid:durableId="839076228">
-    <w:abstractNumId w:val="7"/>
-  </w:num>
-  <w:num w:numId="32" w16cid:durableId="617685457">
-    <w:abstractNumId w:val="4"/>
-  </w:num>
-  <w:num w:numId="33" w16cid:durableId="901405144">
-    <w:abstractNumId w:val="34"/>
-  </w:num>
-  <w:num w:numId="34" w16cid:durableId="962734310">
-    <w:abstractNumId w:val="16"/>
-  </w:num>
-  <w:num w:numId="35" w16cid:durableId="1098015298">
-    <w:abstractNumId w:val="17"/>
+  <w:num w:numId="42" w16cid:durableId="1666206902">
+    <w:abstractNumId w:val="14"/>
   </w:num>
 </w:numbering>
 </file>
@@ -9528,6 +12845,7 @@
   <w:style w:type="character" w:default="1" w:styleId="DefaultParagraphFont">
     <w:name w:val="Default Paragraph Font"/>
     <w:uiPriority w:val="1"/>
+    <w:semiHidden/>
     <w:unhideWhenUsed/>
   </w:style>
   <w:style w:type="table" w:default="1" w:styleId="TableNormal">

--- a/Global Financial Management/notes (GFM).docx
+++ b/Global Financial Management/notes (GFM).docx
@@ -5960,19 +5960,7 @@
                 <w:rPr>
                   <w:rFonts w:ascii="Cambria Math" w:eastAsiaTheme="minorEastAsia" w:hAnsi="Cambria Math"/>
                 </w:rPr>
-                <m:t>95×3</m:t>
-              </m:r>
-              <m:r>
-                <w:rPr>
-                  <w:rFonts w:ascii="Cambria Math" w:eastAsiaTheme="minorEastAsia" w:hAnsi="Cambria Math"/>
-                </w:rPr>
-                <m:t>×</m:t>
-              </m:r>
-              <m:r>
-                <w:rPr>
-                  <w:rFonts w:ascii="Cambria Math" w:eastAsiaTheme="minorEastAsia" w:hAnsi="Cambria Math"/>
-                </w:rPr>
-                <m:t>3</m:t>
+                <m:t>95×3×3</m:t>
               </m:r>
             </m:num>
             <m:den>
@@ -5980,19 +5968,7 @@
                 <w:rPr>
                   <w:rFonts w:ascii="Cambria Math" w:eastAsiaTheme="minorEastAsia" w:hAnsi="Cambria Math"/>
                 </w:rPr>
-                <m:t>100</m:t>
-              </m:r>
-              <m:r>
-                <w:rPr>
-                  <w:rFonts w:ascii="Cambria Math" w:eastAsiaTheme="minorEastAsia" w:hAnsi="Cambria Math"/>
-                </w:rPr>
-                <m:t>×</m:t>
-              </m:r>
-              <m:r>
-                <w:rPr>
-                  <w:rFonts w:ascii="Cambria Math" w:eastAsiaTheme="minorEastAsia" w:hAnsi="Cambria Math"/>
-                </w:rPr>
-                <m:t>12</m:t>
+                <m:t>100×12</m:t>
               </m:r>
             </m:den>
           </m:f>
@@ -7841,6 +7817,1209 @@
         <w:t xml:space="preserve"> </w:t>
       </w:r>
     </w:p>
+    <w:p>
+      <w:pPr>
+        <w:rPr>
+          <w:rFonts w:eastAsiaTheme="minorEastAsia"/>
+        </w:rPr>
+      </w:pPr>
+      <w:r>
+        <w:rPr>
+          <w:rFonts w:eastAsiaTheme="minorEastAsia"/>
+        </w:rPr>
+        <w:lastRenderedPageBreak/>
+        <w:t>22/09/2026</w:t>
+      </w:r>
+    </w:p>
+    <w:p>
+      <w:pPr>
+        <w:rPr>
+          <w:rFonts w:eastAsiaTheme="minorEastAsia"/>
+        </w:rPr>
+      </w:pPr>
+      <w:r>
+        <w:rPr>
+          <w:rFonts w:eastAsiaTheme="minorEastAsia"/>
+        </w:rPr>
+        <w:t>Ready rates based on cross rate</w:t>
+      </w:r>
+    </w:p>
+    <w:p>
+      <w:pPr>
+        <w:rPr>
+          <w:rFonts w:eastAsiaTheme="minorEastAsia"/>
+        </w:rPr>
+      </w:pPr>
+    </w:p>
+    <w:p>
+      <w:pPr>
+        <w:rPr>
+          <w:rFonts w:eastAsiaTheme="minorEastAsia"/>
+        </w:rPr>
+      </w:pPr>
+      <w:r>
+        <w:rPr>
+          <w:rFonts w:eastAsiaTheme="minorEastAsia"/>
+        </w:rPr>
+        <w:t xml:space="preserve">The exchange rates for other currencies (foreign currency) are quoted to customers based on the rates for the currency prevailing in internation foreign exchange markets, like London, Singapore and </w:t>
+      </w:r>
+      <w:proofErr w:type="spellStart"/>
+      <w:r>
+        <w:rPr>
+          <w:rFonts w:eastAsiaTheme="minorEastAsia"/>
+        </w:rPr>
+        <w:t>hong</w:t>
+      </w:r>
+      <w:proofErr w:type="spellEnd"/>
+      <w:r>
+        <w:rPr>
+          <w:rFonts w:eastAsiaTheme="minorEastAsia"/>
+        </w:rPr>
+        <w:t xml:space="preserve"> </w:t>
+      </w:r>
+      <w:proofErr w:type="spellStart"/>
+      <w:r>
+        <w:rPr>
+          <w:rFonts w:eastAsiaTheme="minorEastAsia"/>
+        </w:rPr>
+        <w:t>kong</w:t>
+      </w:r>
+      <w:proofErr w:type="spellEnd"/>
+      <w:r>
+        <w:rPr>
+          <w:rFonts w:eastAsiaTheme="minorEastAsia"/>
+        </w:rPr>
+        <w:t xml:space="preserve">. </w:t>
+      </w:r>
+    </w:p>
+    <w:p>
+      <w:pPr>
+        <w:pStyle w:val="ListParagraph"/>
+        <w:numPr>
+          <w:ilvl w:val="0"/>
+          <w:numId w:val="43"/>
+        </w:numPr>
+        <w:rPr>
+          <w:rFonts w:eastAsiaTheme="minorEastAsia"/>
+        </w:rPr>
+      </w:pPr>
+      <w:r>
+        <w:rPr>
+          <w:rFonts w:eastAsiaTheme="minorEastAsia"/>
+        </w:rPr>
+        <w:t>These rates are available in terms of USD</w:t>
+      </w:r>
+    </w:p>
+    <w:p>
+      <w:pPr>
+        <w:pStyle w:val="ListParagraph"/>
+        <w:numPr>
+          <w:ilvl w:val="0"/>
+          <w:numId w:val="43"/>
+        </w:numPr>
+        <w:rPr>
+          <w:rFonts w:eastAsiaTheme="minorEastAsia"/>
+        </w:rPr>
+      </w:pPr>
+      <w:r>
+        <w:rPr>
+          <w:rFonts w:eastAsiaTheme="minorEastAsia"/>
+        </w:rPr>
+        <w:t xml:space="preserve">They have to be converted to INR before quoting to the customers </w:t>
+      </w:r>
+    </w:p>
+    <w:p>
+      <w:pPr>
+        <w:rPr>
+          <w:rFonts w:eastAsiaTheme="minorEastAsia"/>
+        </w:rPr>
+      </w:pPr>
+    </w:p>
+    <w:p>
+      <w:pPr>
+        <w:rPr>
+          <w:rFonts w:eastAsiaTheme="minorEastAsia"/>
+        </w:rPr>
+      </w:pPr>
+      <w:r>
+        <w:rPr>
+          <w:rFonts w:eastAsiaTheme="minorEastAsia"/>
+        </w:rPr>
+        <w:t>Exchange quotations in international market:</w:t>
+      </w:r>
+    </w:p>
+    <w:p>
+      <w:pPr>
+        <w:pStyle w:val="ListParagraph"/>
+        <w:numPr>
+          <w:ilvl w:val="0"/>
+          <w:numId w:val="44"/>
+        </w:numPr>
+        <w:rPr>
+          <w:rFonts w:eastAsiaTheme="minorEastAsia"/>
+        </w:rPr>
+      </w:pPr>
+      <w:r>
+        <w:rPr>
+          <w:rFonts w:eastAsiaTheme="minorEastAsia"/>
+        </w:rPr>
+        <w:t>All the rates  are quoted in terms of USD</w:t>
+      </w:r>
+    </w:p>
+    <w:p>
+      <w:pPr>
+        <w:pStyle w:val="ListParagraph"/>
+        <w:rPr>
+          <w:rFonts w:eastAsiaTheme="minorEastAsia"/>
+        </w:rPr>
+      </w:pPr>
+      <w:r>
+        <w:rPr>
+          <w:rFonts w:eastAsiaTheme="minorEastAsia"/>
+        </w:rPr>
+        <w:t xml:space="preserve">Eg: </w:t>
+      </w:r>
+    </w:p>
+    <w:p>
+      <w:pPr>
+        <w:pStyle w:val="ListParagraph"/>
+        <w:rPr>
+          <w:rFonts w:eastAsiaTheme="minorEastAsia"/>
+        </w:rPr>
+      </w:pPr>
+      <w:r>
+        <w:rPr>
+          <w:rFonts w:eastAsiaTheme="minorEastAsia"/>
+        </w:rPr>
+        <w:t>1 USD = 1.5425 EUR – 1.5440</w:t>
+      </w:r>
+    </w:p>
+    <w:p>
+      <w:pPr>
+        <w:pStyle w:val="ListParagraph"/>
+        <w:rPr>
+          <w:rFonts w:eastAsiaTheme="minorEastAsia"/>
+        </w:rPr>
+      </w:pPr>
+      <w:r>
+        <w:rPr>
+          <w:rFonts w:eastAsiaTheme="minorEastAsia"/>
+        </w:rPr>
+        <w:t>1 USD = 104.67 JPY – 104.70</w:t>
+      </w:r>
+    </w:p>
+    <w:p>
+      <w:pPr>
+        <w:rPr>
+          <w:rFonts w:eastAsiaTheme="minorEastAsia"/>
+        </w:rPr>
+      </w:pPr>
+    </w:p>
+    <w:p>
+      <w:pPr>
+        <w:rPr>
+          <w:rFonts w:eastAsiaTheme="minorEastAsia"/>
+        </w:rPr>
+      </w:pPr>
+      <w:r>
+        <w:rPr>
+          <w:rFonts w:eastAsiaTheme="minorEastAsia"/>
+        </w:rPr>
+        <w:t xml:space="preserve">Q. at Singapore market USD maybe quoted against Dutch mark and French franc </w:t>
+      </w:r>
+    </w:p>
+    <w:p>
+      <w:pPr>
+        <w:rPr>
+          <w:rFonts w:eastAsiaTheme="minorEastAsia"/>
+        </w:rPr>
+      </w:pPr>
+      <w:r>
+        <w:rPr>
+          <w:rFonts w:eastAsiaTheme="minorEastAsia"/>
+        </w:rPr>
+        <w:tab/>
+      </w:r>
+      <w:r>
+        <w:rPr>
+          <w:rFonts w:eastAsiaTheme="minorEastAsia"/>
+        </w:rPr>
+        <w:tab/>
+      </w:r>
+      <w:r>
+        <w:rPr>
+          <w:rFonts w:eastAsiaTheme="minorEastAsia"/>
+        </w:rPr>
+        <w:tab/>
+        <w:t>CHF</w:t>
+      </w:r>
+      <w:r>
+        <w:rPr>
+          <w:rFonts w:eastAsiaTheme="minorEastAsia"/>
+        </w:rPr>
+        <w:tab/>
+      </w:r>
+      <w:r>
+        <w:rPr>
+          <w:rFonts w:eastAsiaTheme="minorEastAsia"/>
+        </w:rPr>
+        <w:tab/>
+        <w:t>JPY</w:t>
+      </w:r>
+    </w:p>
+    <w:p>
+      <w:pPr>
+        <w:rPr>
+          <w:rFonts w:eastAsiaTheme="minorEastAsia"/>
+        </w:rPr>
+      </w:pPr>
+      <w:r>
+        <w:rPr>
+          <w:rFonts w:eastAsiaTheme="minorEastAsia"/>
+        </w:rPr>
+        <w:t>SPOT</w:t>
+      </w:r>
+      <w:r>
+        <w:rPr>
+          <w:rFonts w:eastAsiaTheme="minorEastAsia"/>
+        </w:rPr>
+        <w:tab/>
+      </w:r>
+      <w:r>
+        <w:rPr>
+          <w:rFonts w:eastAsiaTheme="minorEastAsia"/>
+        </w:rPr>
+        <w:tab/>
+      </w:r>
+      <w:r>
+        <w:rPr>
+          <w:rFonts w:eastAsiaTheme="minorEastAsia"/>
+        </w:rPr>
+        <w:tab/>
+        <w:t>1.5425/40</w:t>
+      </w:r>
+      <w:r>
+        <w:rPr>
+          <w:rFonts w:eastAsiaTheme="minorEastAsia"/>
+        </w:rPr>
+        <w:tab/>
+        <w:t>104.67/70</w:t>
+      </w:r>
+    </w:p>
+    <w:p>
+      <w:pPr>
+        <w:rPr>
+          <w:rFonts w:eastAsiaTheme="minorEastAsia"/>
+        </w:rPr>
+      </w:pPr>
+      <w:proofErr w:type="gramStart"/>
+      <w:r>
+        <w:rPr>
+          <w:rFonts w:eastAsiaTheme="minorEastAsia"/>
+        </w:rPr>
+        <w:t>1 month</w:t>
+      </w:r>
+      <w:proofErr w:type="gramEnd"/>
+      <w:r>
+        <w:rPr>
+          <w:rFonts w:eastAsiaTheme="minorEastAsia"/>
+        </w:rPr>
+        <w:t xml:space="preserve"> forward</w:t>
+      </w:r>
+      <w:r>
+        <w:rPr>
+          <w:rFonts w:eastAsiaTheme="minorEastAsia"/>
+        </w:rPr>
+        <w:tab/>
+        <w:t xml:space="preserve">         50/60</w:t>
+      </w:r>
+      <w:r>
+        <w:rPr>
+          <w:rFonts w:eastAsiaTheme="minorEastAsia"/>
+        </w:rPr>
+        <w:tab/>
+        <w:t xml:space="preserve">         17/16 </w:t>
+      </w:r>
+    </w:p>
+    <w:p>
+      <w:pPr>
+        <w:rPr>
+          <w:rFonts w:eastAsiaTheme="minorEastAsia"/>
+        </w:rPr>
+      </w:pPr>
+      <w:proofErr w:type="gramStart"/>
+      <w:r>
+        <w:rPr>
+          <w:rFonts w:eastAsiaTheme="minorEastAsia"/>
+        </w:rPr>
+        <w:t>2 month</w:t>
+      </w:r>
+      <w:proofErr w:type="gramEnd"/>
+      <w:r>
+        <w:rPr>
+          <w:rFonts w:eastAsiaTheme="minorEastAsia"/>
+        </w:rPr>
+        <w:t xml:space="preserve"> forward</w:t>
+      </w:r>
+      <w:r>
+        <w:rPr>
+          <w:rFonts w:eastAsiaTheme="minorEastAsia"/>
+        </w:rPr>
+        <w:tab/>
+        <w:t xml:space="preserve">         70/80</w:t>
+      </w:r>
+      <w:r>
+        <w:rPr>
+          <w:rFonts w:eastAsiaTheme="minorEastAsia"/>
+        </w:rPr>
+        <w:tab/>
+        <w:t xml:space="preserve">         30/29  </w:t>
+      </w:r>
+    </w:p>
+    <w:p>
+      <w:pPr>
+        <w:pStyle w:val="ListParagraph"/>
+        <w:numPr>
+          <w:ilvl w:val="0"/>
+          <w:numId w:val="44"/>
+        </w:numPr>
+        <w:rPr>
+          <w:rFonts w:eastAsiaTheme="minorEastAsia"/>
+        </w:rPr>
+      </w:pPr>
+      <w:r>
+        <w:rPr>
+          <w:rFonts w:eastAsiaTheme="minorEastAsia"/>
+        </w:rPr>
+        <w:t>Forward margin or SWAP margin or SWAP point</w:t>
+      </w:r>
+    </w:p>
+    <w:p>
+      <w:pPr>
+        <w:pStyle w:val="ListParagraph"/>
+        <w:numPr>
+          <w:ilvl w:val="0"/>
+          <w:numId w:val="44"/>
+        </w:numPr>
+        <w:rPr>
+          <w:rFonts w:eastAsiaTheme="minorEastAsia"/>
+        </w:rPr>
+      </w:pPr>
+      <w:r>
+        <w:rPr>
+          <w:rFonts w:eastAsiaTheme="minorEastAsia"/>
+        </w:rPr>
+        <w:t>A point is the last decimal place in the exchange quotation</w:t>
+      </w:r>
+    </w:p>
+    <w:p>
+      <w:pPr>
+        <w:pStyle w:val="ListParagraph"/>
+        <w:rPr>
+          <w:rFonts w:eastAsiaTheme="minorEastAsia"/>
+        </w:rPr>
+      </w:pPr>
+      <w:proofErr w:type="gramStart"/>
+      <w:r>
+        <w:rPr>
+          <w:rFonts w:eastAsiaTheme="minorEastAsia"/>
+        </w:rPr>
+        <w:t>Four digit</w:t>
+      </w:r>
+      <w:proofErr w:type="gramEnd"/>
+      <w:r>
+        <w:rPr>
+          <w:rFonts w:eastAsiaTheme="minorEastAsia"/>
+        </w:rPr>
+        <w:t xml:space="preserve"> quotation % a point 0.0001 – 0.0050/0.0060</w:t>
+      </w:r>
+    </w:p>
+    <w:p>
+      <w:pPr>
+        <w:pStyle w:val="ListParagraph"/>
+        <w:rPr>
+          <w:rFonts w:eastAsiaTheme="minorEastAsia"/>
+        </w:rPr>
+      </w:pPr>
+      <w:proofErr w:type="gramStart"/>
+      <w:r>
+        <w:rPr>
+          <w:rFonts w:eastAsiaTheme="minorEastAsia"/>
+        </w:rPr>
+        <w:t>Two digit</w:t>
+      </w:r>
+      <w:proofErr w:type="gramEnd"/>
+      <w:r>
+        <w:rPr>
+          <w:rFonts w:eastAsiaTheme="minorEastAsia"/>
+        </w:rPr>
+        <w:t xml:space="preserve"> quotation % a point 0.001 </w:t>
+      </w:r>
+      <w:r>
+        <w:rPr>
+          <w:rFonts w:eastAsiaTheme="minorEastAsia"/>
+        </w:rPr>
+        <w:t>–</w:t>
+      </w:r>
+    </w:p>
+    <w:p>
+      <w:pPr>
+        <w:rPr>
+          <w:rFonts w:eastAsiaTheme="minorEastAsia"/>
+        </w:rPr>
+      </w:pPr>
+    </w:p>
+    <w:p>
+      <w:pPr>
+        <w:rPr>
+          <w:rFonts w:eastAsiaTheme="minorEastAsia"/>
+        </w:rPr>
+      </w:pPr>
+      <w:r>
+        <w:rPr>
+          <w:rFonts w:eastAsiaTheme="minorEastAsia"/>
+        </w:rPr>
+        <w:t>Method of calculating ready rates based on cross rates:</w:t>
+      </w:r>
+    </w:p>
+    <w:p>
+      <w:pPr>
+        <w:rPr>
+          <w:rFonts w:eastAsiaTheme="minorEastAsia"/>
+        </w:rPr>
+      </w:pPr>
+      <w:r>
+        <w:rPr>
+          <w:rFonts w:eastAsiaTheme="minorEastAsia"/>
+        </w:rPr>
+        <w:t xml:space="preserve">Q. issued DD on Montral for 1 CAD = 68.4850 INR. </w:t>
+      </w:r>
+      <w:proofErr w:type="gramStart"/>
+      <w:r>
+        <w:rPr>
+          <w:rFonts w:eastAsiaTheme="minorEastAsia"/>
+        </w:rPr>
+        <w:t>However</w:t>
+      </w:r>
+      <w:proofErr w:type="gramEnd"/>
+      <w:r>
+        <w:rPr>
+          <w:rFonts w:eastAsiaTheme="minorEastAsia"/>
+        </w:rPr>
+        <w:t xml:space="preserve"> after few days the purchaser of draft requested due to cancel it and repay the INR equivalent to him. Assuming the CAD </w:t>
+      </w:r>
+      <w:proofErr w:type="gramStart"/>
+      <w:r>
+        <w:rPr>
+          <w:rFonts w:eastAsiaTheme="minorEastAsia"/>
+        </w:rPr>
+        <w:t>where</w:t>
+      </w:r>
+      <w:proofErr w:type="gramEnd"/>
+      <w:r>
+        <w:rPr>
+          <w:rFonts w:eastAsiaTheme="minorEastAsia"/>
+        </w:rPr>
+        <w:t xml:space="preserve"> quoted in the Singapore forex market as under:</w:t>
+      </w:r>
+    </w:p>
+    <w:p>
+      <w:pPr>
+        <w:rPr>
+          <w:rFonts w:eastAsiaTheme="minorEastAsia"/>
+        </w:rPr>
+      </w:pPr>
+      <w:r>
+        <w:rPr>
+          <w:rFonts w:eastAsiaTheme="minorEastAsia"/>
+        </w:rPr>
+        <w:t>1 USD = 1.451/4561 CAD</w:t>
+      </w:r>
+    </w:p>
+    <w:p>
+      <w:pPr>
+        <w:rPr>
+          <w:rFonts w:eastAsiaTheme="minorEastAsia"/>
+        </w:rPr>
+      </w:pPr>
+    </w:p>
+    <w:p>
+      <w:pPr>
+        <w:rPr>
+          <w:rFonts w:eastAsiaTheme="minorEastAsia"/>
+        </w:rPr>
+      </w:pPr>
+      <w:r>
+        <w:rPr>
+          <w:rFonts w:eastAsiaTheme="minorEastAsia"/>
+        </w:rPr>
+        <w:lastRenderedPageBreak/>
+        <w:t xml:space="preserve">And in the interbank market </w:t>
+      </w:r>
+    </w:p>
+    <w:p>
+      <w:pPr>
+        <w:rPr>
+          <w:rFonts w:eastAsiaTheme="minorEastAsia"/>
+        </w:rPr>
+      </w:pPr>
+      <w:r>
+        <w:rPr>
+          <w:rFonts w:eastAsiaTheme="minorEastAsia"/>
+        </w:rPr>
+        <w:t>1 USD = 95.5275/5350</w:t>
+      </w:r>
+    </w:p>
+    <w:p>
+      <w:pPr>
+        <w:rPr>
+          <w:rFonts w:eastAsiaTheme="minorEastAsia"/>
+        </w:rPr>
+      </w:pPr>
+      <w:r>
+        <w:rPr>
+          <w:rFonts w:eastAsiaTheme="minorEastAsia"/>
+        </w:rPr>
+        <w:t>How much the customer will gain or lose on cancelation of the draft? Exchange margin on TT buying is 0.08%</w:t>
+      </w:r>
+    </w:p>
+    <w:p>
+      <w:pPr>
+        <w:rPr>
+          <w:rFonts w:eastAsiaTheme="minorEastAsia"/>
+        </w:rPr>
+      </w:pPr>
+    </w:p>
+    <w:p>
+      <w:pPr>
+        <w:rPr>
+          <w:rFonts w:eastAsiaTheme="minorEastAsia"/>
+        </w:rPr>
+      </w:pPr>
+      <w:r>
+        <w:rPr>
+          <w:rFonts w:eastAsiaTheme="minorEastAsia"/>
+        </w:rPr>
+        <w:t>SOL:</w:t>
+      </w:r>
+    </w:p>
+    <w:p>
+      <w:pPr>
+        <w:rPr>
+          <w:rFonts w:eastAsiaTheme="minorEastAsia"/>
+        </w:rPr>
+      </w:pPr>
+    </w:p>
+    <w:p>
+      <w:pPr>
+        <w:rPr>
+          <w:rFonts w:eastAsiaTheme="minorEastAsia"/>
+        </w:rPr>
+      </w:pPr>
+      <w:r>
+        <w:rPr>
+          <w:rFonts w:eastAsiaTheme="minorEastAsia"/>
+        </w:rPr>
+        <w:t xml:space="preserve">The bank cancels the DD at TT buying rate </w:t>
+      </w:r>
+    </w:p>
+    <w:p>
+      <w:pPr>
+        <w:rPr>
+          <w:rFonts w:eastAsiaTheme="minorEastAsia"/>
+        </w:rPr>
+      </w:pPr>
+      <w:r>
+        <w:rPr>
+          <w:rFonts w:eastAsiaTheme="minorEastAsia"/>
+          <w:noProof/>
+        </w:rPr>
+        <w:drawing>
+          <wp:inline distT="0" distB="0" distL="0" distR="0" wp14:anchorId="327642F5" wp14:editId="1413FAED">
+            <wp:extent cx="5731510" cy="1889760"/>
+            <wp:effectExtent l="0" t="0" r="0" b="0"/>
+            <wp:docPr id="301799878" name="Picture 1"/>
+            <wp:cNvGraphicFramePr>
+              <a:graphicFrameLocks xmlns:a="http://schemas.openxmlformats.org/drawingml/2006/main" noChangeAspect="1"/>
+            </wp:cNvGraphicFramePr>
+            <a:graphic xmlns:a="http://schemas.openxmlformats.org/drawingml/2006/main">
+              <a:graphicData uri="http://schemas.openxmlformats.org/drawingml/2006/picture">
+                <pic:pic xmlns:pic="http://schemas.openxmlformats.org/drawingml/2006/picture">
+                  <pic:nvPicPr>
+                    <pic:cNvPr id="0" name="Picture 1"/>
+                    <pic:cNvPicPr>
+                      <a:picLocks noChangeAspect="1" noChangeArrowheads="1"/>
+                    </pic:cNvPicPr>
+                  </pic:nvPicPr>
+                  <pic:blipFill>
+                    <a:blip r:embed="rId34">
+                      <a:extLst>
+                        <a:ext uri="{28A0092B-C50C-407E-A947-70E740481C1C}">
+                          <a14:useLocalDpi xmlns:a14="http://schemas.microsoft.com/office/drawing/2010/main" val="0"/>
+                        </a:ext>
+                      </a:extLst>
+                    </a:blip>
+                    <a:srcRect/>
+                    <a:stretch>
+                      <a:fillRect/>
+                    </a:stretch>
+                  </pic:blipFill>
+                  <pic:spPr bwMode="auto">
+                    <a:xfrm>
+                      <a:off x="0" y="0"/>
+                      <a:ext cx="5731510" cy="1889760"/>
+                    </a:xfrm>
+                    <a:prstGeom prst="rect">
+                      <a:avLst/>
+                    </a:prstGeom>
+                    <a:noFill/>
+                    <a:ln>
+                      <a:noFill/>
+                    </a:ln>
+                  </pic:spPr>
+                </pic:pic>
+              </a:graphicData>
+            </a:graphic>
+          </wp:inline>
+        </w:drawing>
+      </w:r>
+    </w:p>
+    <w:p>
+      <w:pPr>
+        <w:rPr>
+          <w:rFonts w:eastAsiaTheme="minorEastAsia"/>
+        </w:rPr>
+      </w:pPr>
+      <w:r>
+        <w:rPr>
+          <w:rFonts w:eastAsiaTheme="minorEastAsia"/>
+        </w:rPr>
+        <w:t>Amount received by the customer on cancellation of DD for 50,000 CAD and 65.6952 INR (50,000 x 65.695) = 32,84,760</w:t>
+      </w:r>
+    </w:p>
+    <w:p>
+      <w:pPr>
+        <w:rPr>
+          <w:rFonts w:eastAsiaTheme="minorEastAsia"/>
+        </w:rPr>
+      </w:pPr>
+    </w:p>
+    <w:p>
+      <w:pPr>
+        <w:rPr>
+          <w:rFonts w:eastAsiaTheme="minorEastAsia"/>
+        </w:rPr>
+      </w:pPr>
+    </w:p>
+    <w:p>
+      <w:pPr>
+        <w:rPr>
+          <w:rFonts w:eastAsiaTheme="minorEastAsia"/>
+        </w:rPr>
+      </w:pPr>
+      <w:r>
+        <w:rPr>
+          <w:rFonts w:eastAsiaTheme="minorEastAsia"/>
+        </w:rPr>
+        <w:t>23/09/2026</w:t>
+      </w:r>
+    </w:p>
+    <w:p>
+      <w:pPr>
+        <w:rPr>
+          <w:rFonts w:eastAsiaTheme="minorEastAsia"/>
+        </w:rPr>
+      </w:pPr>
+      <w:r>
+        <w:rPr>
+          <w:rFonts w:eastAsiaTheme="minorEastAsia"/>
+        </w:rPr>
+        <w:t>1. issued a DD on London for 1,00,000 EUR (1 EUR = 109.3300) after a few days the purchaser of the DD requested you to cancel it and repay the rupee equivalent to him. Assuming the EUR were quoted in Japan FOREX market as under:</w:t>
+      </w:r>
+    </w:p>
+    <w:p>
+      <w:pPr>
+        <w:rPr>
+          <w:rFonts w:eastAsiaTheme="minorEastAsia"/>
+        </w:rPr>
+      </w:pPr>
+      <w:r>
+        <w:rPr>
+          <w:rFonts w:eastAsiaTheme="minorEastAsia"/>
+        </w:rPr>
+        <w:t>1 USD = EUR 0.8541/8561</w:t>
+      </w:r>
+    </w:p>
+    <w:p>
+      <w:pPr>
+        <w:rPr>
+          <w:rFonts w:eastAsiaTheme="minorEastAsia"/>
+        </w:rPr>
+      </w:pPr>
+      <w:r>
+        <w:rPr>
+          <w:rFonts w:eastAsiaTheme="minorEastAsia"/>
+        </w:rPr>
+        <w:t>In the interbank market 1 USD = 95.6700/6720</w:t>
+      </w:r>
+    </w:p>
+    <w:p>
+      <w:pPr>
+        <w:rPr>
+          <w:rFonts w:eastAsiaTheme="minorEastAsia"/>
+        </w:rPr>
+      </w:pPr>
+      <w:r>
+        <w:rPr>
+          <w:rFonts w:eastAsiaTheme="minorEastAsia"/>
+        </w:rPr>
+        <w:t>How much the customer will gain or lose on cancellation. Exchange margin on TT buying rate is 0.08</w:t>
+      </w:r>
+    </w:p>
+    <w:p>
+      <w:pPr>
+        <w:rPr>
+          <w:rFonts w:eastAsiaTheme="minorEastAsia"/>
+        </w:rPr>
+      </w:pPr>
+      <w:r>
+        <w:rPr>
+          <w:rFonts w:eastAsiaTheme="minorEastAsia"/>
+          <w:noProof/>
+        </w:rPr>
+        <w:lastRenderedPageBreak/>
+        <w:drawing>
+          <wp:inline distT="0" distB="0" distL="0" distR="0" wp14:anchorId="3D339F55" wp14:editId="52175D88">
+            <wp:extent cx="5731510" cy="2249805"/>
+            <wp:effectExtent l="0" t="0" r="0" b="0"/>
+            <wp:docPr id="1148572867" name="Picture 1"/>
+            <wp:cNvGraphicFramePr>
+              <a:graphicFrameLocks xmlns:a="http://schemas.openxmlformats.org/drawingml/2006/main" noChangeAspect="1"/>
+            </wp:cNvGraphicFramePr>
+            <a:graphic xmlns:a="http://schemas.openxmlformats.org/drawingml/2006/main">
+              <a:graphicData uri="http://schemas.openxmlformats.org/drawingml/2006/picture">
+                <pic:pic xmlns:pic="http://schemas.openxmlformats.org/drawingml/2006/picture">
+                  <pic:nvPicPr>
+                    <pic:cNvPr id="0" name="Picture 1"/>
+                    <pic:cNvPicPr>
+                      <a:picLocks noChangeAspect="1" noChangeArrowheads="1"/>
+                    </pic:cNvPicPr>
+                  </pic:nvPicPr>
+                  <pic:blipFill>
+                    <a:blip r:embed="rId35">
+                      <a:extLst>
+                        <a:ext uri="{28A0092B-C50C-407E-A947-70E740481C1C}">
+                          <a14:useLocalDpi xmlns:a14="http://schemas.microsoft.com/office/drawing/2010/main" val="0"/>
+                        </a:ext>
+                      </a:extLst>
+                    </a:blip>
+                    <a:srcRect/>
+                    <a:stretch>
+                      <a:fillRect/>
+                    </a:stretch>
+                  </pic:blipFill>
+                  <pic:spPr bwMode="auto">
+                    <a:xfrm>
+                      <a:off x="0" y="0"/>
+                      <a:ext cx="5731510" cy="2249805"/>
+                    </a:xfrm>
+                    <a:prstGeom prst="rect">
+                      <a:avLst/>
+                    </a:prstGeom>
+                    <a:noFill/>
+                    <a:ln>
+                      <a:noFill/>
+                    </a:ln>
+                  </pic:spPr>
+                </pic:pic>
+              </a:graphicData>
+            </a:graphic>
+          </wp:inline>
+        </w:drawing>
+      </w:r>
+    </w:p>
+    <w:p>
+      <w:pPr>
+        <w:rPr>
+          <w:rFonts w:eastAsiaTheme="minorEastAsia"/>
+        </w:rPr>
+      </w:pPr>
+    </w:p>
+    <w:p>
+      <w:pPr>
+        <w:rPr>
+          <w:rFonts w:eastAsiaTheme="minorEastAsia"/>
+        </w:rPr>
+      </w:pPr>
+    </w:p>
+    <w:p>
+      <w:pPr>
+        <w:rPr>
+          <w:rFonts w:eastAsiaTheme="minorEastAsia"/>
+        </w:rPr>
+      </w:pPr>
+      <w:r>
+        <w:rPr>
+          <w:rFonts w:eastAsiaTheme="minorEastAsia"/>
+        </w:rPr>
+        <w:t>24/09/2026</w:t>
+      </w:r>
+    </w:p>
+    <w:p>
+      <w:pPr>
+        <w:rPr>
+          <w:rFonts w:eastAsiaTheme="minorEastAsia"/>
+        </w:rPr>
+      </w:pPr>
+    </w:p>
+    <w:p>
+      <w:pPr>
+        <w:rPr>
+          <w:rFonts w:eastAsiaTheme="minorEastAsia"/>
+        </w:rPr>
+      </w:pPr>
+      <w:r>
+        <w:rPr>
+          <w:rFonts w:eastAsiaTheme="minorEastAsia"/>
+        </w:rPr>
+        <w:t>Forward Exchange Contracts (FEC):</w:t>
+      </w:r>
+    </w:p>
+    <w:p>
+      <w:pPr>
+        <w:pStyle w:val="ListParagraph"/>
+        <w:numPr>
+          <w:ilvl w:val="0"/>
+          <w:numId w:val="45"/>
+        </w:numPr>
+        <w:rPr>
+          <w:rFonts w:eastAsiaTheme="minorEastAsia"/>
+        </w:rPr>
+      </w:pPr>
+      <w:r>
+        <w:rPr>
+          <w:rFonts w:eastAsiaTheme="minorEastAsia"/>
+        </w:rPr>
+        <w:t>FEC is a device, afford adequate protection to an importer or exporter against “exchange risk”.</w:t>
+      </w:r>
+    </w:p>
+    <w:p>
+      <w:pPr>
+        <w:pStyle w:val="ListParagraph"/>
+        <w:numPr>
+          <w:ilvl w:val="0"/>
+          <w:numId w:val="45"/>
+        </w:numPr>
+        <w:rPr>
+          <w:rFonts w:eastAsiaTheme="minorEastAsia"/>
+        </w:rPr>
+      </w:pPr>
+      <w:r>
+        <w:rPr>
+          <w:rFonts w:eastAsiaTheme="minorEastAsia"/>
+        </w:rPr>
+        <w:t>FEC a banker and a customer or another banker enter into a contract to buy or sell a fixed amount of “foreign currency” on a specified future date at a predetermined rate of exchange.</w:t>
+      </w:r>
+    </w:p>
+    <w:p>
+      <w:pPr>
+        <w:rPr>
+          <w:rFonts w:eastAsiaTheme="minorEastAsia"/>
+        </w:rPr>
+      </w:pPr>
+      <w:r>
+        <w:rPr>
+          <w:rFonts w:eastAsiaTheme="minorEastAsia"/>
+        </w:rPr>
+        <w:t>Date of delivery:</w:t>
+      </w:r>
+    </w:p>
+    <w:p>
+      <w:pPr>
+        <w:pStyle w:val="ListParagraph"/>
+        <w:numPr>
+          <w:ilvl w:val="0"/>
+          <w:numId w:val="46"/>
+        </w:numPr>
+        <w:rPr>
+          <w:rFonts w:eastAsiaTheme="minorEastAsia"/>
+        </w:rPr>
+      </w:pPr>
+      <w:r>
+        <w:rPr>
+          <w:rFonts w:eastAsiaTheme="minorEastAsia"/>
+        </w:rPr>
+        <w:t xml:space="preserve">According to rule of 7 FEDAI (foreign exchange dealers association of India) forward contract is deliverable at a future data duration of the contract being  computed from the spot value date of the transaction </w:t>
+      </w:r>
+      <w:proofErr w:type="spellStart"/>
+      <w:r>
+        <w:rPr>
+          <w:rFonts w:eastAsiaTheme="minorEastAsia"/>
+        </w:rPr>
+        <w:t>Eg.</w:t>
+      </w:r>
+      <w:proofErr w:type="spellEnd"/>
+      <w:r>
+        <w:rPr>
+          <w:rFonts w:eastAsiaTheme="minorEastAsia"/>
+        </w:rPr>
+        <w:t xml:space="preserve"> </w:t>
+      </w:r>
+      <w:proofErr w:type="gramStart"/>
+      <w:r>
+        <w:rPr>
+          <w:rFonts w:eastAsiaTheme="minorEastAsia"/>
+        </w:rPr>
+        <w:t>3 month</w:t>
+      </w:r>
+      <w:proofErr w:type="gramEnd"/>
+      <w:r>
+        <w:rPr>
+          <w:rFonts w:eastAsiaTheme="minorEastAsia"/>
+        </w:rPr>
+        <w:t xml:space="preserve"> forward contract -&gt; contract booked on 12</w:t>
+      </w:r>
+      <w:r>
+        <w:rPr>
+          <w:rFonts w:eastAsiaTheme="minorEastAsia"/>
+          <w:vertAlign w:val="superscript"/>
+        </w:rPr>
+        <w:t>th</w:t>
+      </w:r>
+      <w:r>
+        <w:rPr>
+          <w:rFonts w:eastAsiaTheme="minorEastAsia"/>
+        </w:rPr>
+        <w:t xml:space="preserve"> Feb the period of 2 month should commence from 14</w:t>
+      </w:r>
+      <w:r>
+        <w:rPr>
+          <w:rFonts w:eastAsiaTheme="minorEastAsia"/>
+          <w:vertAlign w:val="superscript"/>
+        </w:rPr>
+        <w:t>th</w:t>
+      </w:r>
+      <w:r>
+        <w:rPr>
+          <w:rFonts w:eastAsiaTheme="minorEastAsia"/>
+        </w:rPr>
+        <w:t xml:space="preserve"> Feb and the forward contract will fall due </w:t>
+      </w:r>
+    </w:p>
+    <w:p>
+      <w:pPr>
+        <w:rPr>
+          <w:rFonts w:eastAsiaTheme="minorEastAsia"/>
+        </w:rPr>
+      </w:pPr>
+    </w:p>
+    <w:p>
+      <w:pPr>
+        <w:rPr>
+          <w:rFonts w:eastAsiaTheme="minorEastAsia"/>
+        </w:rPr>
+      </w:pPr>
+      <w:r>
+        <w:rPr>
+          <w:rFonts w:eastAsiaTheme="minorEastAsia"/>
+        </w:rPr>
+        <w:t>Fixed and Option forward contract:</w:t>
+      </w:r>
+    </w:p>
+    <w:p>
+      <w:pPr>
+        <w:pStyle w:val="ListParagraph"/>
+        <w:numPr>
+          <w:ilvl w:val="0"/>
+          <w:numId w:val="46"/>
+        </w:numPr>
+        <w:rPr>
+          <w:rFonts w:eastAsiaTheme="minorEastAsia"/>
+        </w:rPr>
+      </w:pPr>
+      <w:r>
+        <w:rPr>
+          <w:rFonts w:eastAsiaTheme="minorEastAsia"/>
+        </w:rPr>
+        <w:t xml:space="preserve">A delivery of foreign exchange should take place on a specific future date is known as fixed forward contract </w:t>
+      </w:r>
+    </w:p>
+    <w:p>
+      <w:pPr>
+        <w:pStyle w:val="ListParagraph"/>
+        <w:numPr>
+          <w:ilvl w:val="0"/>
+          <w:numId w:val="46"/>
+        </w:numPr>
+        <w:rPr>
+          <w:rFonts w:eastAsiaTheme="minorEastAsia"/>
+        </w:rPr>
+      </w:pPr>
+      <w:r>
+        <w:rPr>
+          <w:rFonts w:eastAsiaTheme="minorEastAsia"/>
+        </w:rPr>
+        <w:t>Eg: on 5</w:t>
+      </w:r>
+      <w:r>
+        <w:rPr>
+          <w:rFonts w:eastAsiaTheme="minorEastAsia"/>
+          <w:vertAlign w:val="superscript"/>
+        </w:rPr>
+        <w:t>th</w:t>
+      </w:r>
+      <w:r>
+        <w:rPr>
+          <w:rFonts w:eastAsiaTheme="minorEastAsia"/>
+        </w:rPr>
+        <w:t xml:space="preserve"> March a customer enters into a 3 months forward contract, with his bank to sell 10,000 EUR. It means the customer would be presenting a bill or any other instrument. Presenting a bill or any other instrument on 7</w:t>
+      </w:r>
+      <w:r>
+        <w:rPr>
+          <w:rFonts w:eastAsiaTheme="minorEastAsia"/>
+          <w:vertAlign w:val="superscript"/>
+        </w:rPr>
+        <w:t>th</w:t>
+      </w:r>
+      <w:r>
+        <w:rPr>
+          <w:rFonts w:eastAsiaTheme="minorEastAsia"/>
+        </w:rPr>
+        <w:t xml:space="preserve"> June to the bank for 10,000 EUR. He cannot deliver forex prior to or later than the determined rate.</w:t>
+      </w:r>
+    </w:p>
+    <w:p>
+      <w:pPr>
+        <w:pStyle w:val="ListParagraph"/>
+        <w:numPr>
+          <w:ilvl w:val="0"/>
+          <w:numId w:val="46"/>
+        </w:numPr>
+        <w:rPr>
+          <w:rFonts w:eastAsiaTheme="minorEastAsia"/>
+        </w:rPr>
+      </w:pPr>
+      <w:r>
+        <w:rPr>
+          <w:rFonts w:eastAsiaTheme="minorEastAsia"/>
+        </w:rPr>
+        <w:lastRenderedPageBreak/>
+        <w:t xml:space="preserve">The customer can sell or buy from the bank forex on any day during a given period of time at a predetermined rate of exchange is known as option forward contract. </w:t>
+      </w:r>
+    </w:p>
+    <w:p>
+      <w:pPr>
+        <w:pStyle w:val="ListParagraph"/>
+        <w:numPr>
+          <w:ilvl w:val="0"/>
+          <w:numId w:val="46"/>
+        </w:numPr>
+        <w:rPr>
+          <w:rFonts w:eastAsiaTheme="minorEastAsia"/>
+        </w:rPr>
+      </w:pPr>
+      <w:r>
+        <w:rPr>
+          <w:rFonts w:eastAsiaTheme="minorEastAsia"/>
+        </w:rPr>
+        <w:t>15</w:t>
+      </w:r>
+      <w:r>
+        <w:rPr>
+          <w:rFonts w:eastAsiaTheme="minorEastAsia"/>
+          <w:vertAlign w:val="superscript"/>
+        </w:rPr>
+        <w:t>th</w:t>
+      </w:r>
+      <w:r>
+        <w:rPr>
+          <w:rFonts w:eastAsiaTheme="minorEastAsia"/>
+        </w:rPr>
+        <w:t xml:space="preserve"> September a customer enters into 2 months forward sale contract with option over November. It means the customer can sell forex to the bank on any day between 1</w:t>
+      </w:r>
+      <w:r>
+        <w:rPr>
+          <w:rFonts w:eastAsiaTheme="minorEastAsia"/>
+          <w:vertAlign w:val="superscript"/>
+        </w:rPr>
+        <w:t>st</w:t>
+      </w:r>
+      <w:r>
+        <w:rPr>
+          <w:rFonts w:eastAsiaTheme="minorEastAsia"/>
+        </w:rPr>
+        <w:t xml:space="preserve"> November and 30</w:t>
+      </w:r>
+      <w:r>
+        <w:rPr>
+          <w:rFonts w:eastAsiaTheme="minorEastAsia"/>
+          <w:vertAlign w:val="superscript"/>
+        </w:rPr>
+        <w:t>th</w:t>
+      </w:r>
+      <w:r>
+        <w:rPr>
+          <w:rFonts w:eastAsiaTheme="minorEastAsia"/>
+        </w:rPr>
+        <w:t xml:space="preserve"> November.</w:t>
+      </w:r>
+    </w:p>
+    <w:p>
+      <w:pPr>
+        <w:rPr>
+          <w:rFonts w:eastAsiaTheme="minorEastAsia"/>
+        </w:rPr>
+      </w:pPr>
+      <w:r>
+        <w:rPr>
+          <w:rFonts w:eastAsiaTheme="minorEastAsia"/>
+        </w:rPr>
+        <w:t>Rule for option forward contract (Rule 7 of FEDAI):</w:t>
+      </w:r>
+    </w:p>
+    <w:p>
+      <w:pPr>
+        <w:pStyle w:val="ListParagraph"/>
+        <w:numPr>
+          <w:ilvl w:val="0"/>
+          <w:numId w:val="47"/>
+        </w:numPr>
+        <w:rPr>
+          <w:rFonts w:eastAsiaTheme="minorEastAsia"/>
+        </w:rPr>
+      </w:pPr>
+      <w:r>
+        <w:rPr>
+          <w:rFonts w:eastAsiaTheme="minorEastAsia"/>
+        </w:rPr>
+        <w:t xml:space="preserve">Option period of delivery should not exceed 1 month </w:t>
+      </w:r>
+    </w:p>
+    <w:p>
+      <w:pPr>
+        <w:rPr>
+          <w:rFonts w:eastAsiaTheme="minorEastAsia"/>
+        </w:rPr>
+      </w:pPr>
+      <w:r>
+        <w:rPr>
+          <w:rFonts w:eastAsiaTheme="minorEastAsia"/>
+        </w:rPr>
+        <w:t>The terms and condition of forward contract:</w:t>
+      </w:r>
+    </w:p>
+    <w:p>
+      <w:pPr>
+        <w:pStyle w:val="ListParagraph"/>
+        <w:numPr>
+          <w:ilvl w:val="0"/>
+          <w:numId w:val="47"/>
+        </w:numPr>
+        <w:rPr>
+          <w:rFonts w:eastAsiaTheme="minorEastAsia"/>
+        </w:rPr>
+      </w:pPr>
+    </w:p>
     <w:sectPr>
       <w:pgSz w:w="11906" w:h="16838"/>
       <w:pgMar w:top="1440" w:right="1440" w:bottom="1440" w:left="1440" w:header="708" w:footer="708" w:gutter="0"/>
@@ -7967,6 +9146,119 @@
     </w:lvl>
   </w:abstractNum>
   <w:abstractNum w:abstractNumId="1" w15:restartNumberingAfterBreak="0">
+    <w:nsid w:val="05C047C9"/>
+    <w:multiLevelType w:val="hybridMultilevel"/>
+    <w:tmpl w:val="6960E006"/>
+    <w:lvl w:ilvl="0" w:tplc="40090001">
+      <w:start w:val="1"/>
+      <w:numFmt w:val="bullet"/>
+      <w:lvlText w:val=""/>
+      <w:lvlJc w:val="left"/>
+      <w:pPr>
+        <w:ind w:left="720" w:hanging="360"/>
+      </w:pPr>
+      <w:rPr>
+        <w:rFonts w:ascii="Symbol" w:hAnsi="Symbol" w:hint="default"/>
+      </w:rPr>
+    </w:lvl>
+    <w:lvl w:ilvl="1" w:tplc="40090003" w:tentative="1">
+      <w:start w:val="1"/>
+      <w:numFmt w:val="bullet"/>
+      <w:lvlText w:val="o"/>
+      <w:lvlJc w:val="left"/>
+      <w:pPr>
+        <w:ind w:left="1440" w:hanging="360"/>
+      </w:pPr>
+      <w:rPr>
+        <w:rFonts w:ascii="Courier New" w:hAnsi="Courier New" w:cs="Courier New" w:hint="default"/>
+      </w:rPr>
+    </w:lvl>
+    <w:lvl w:ilvl="2" w:tplc="40090005" w:tentative="1">
+      <w:start w:val="1"/>
+      <w:numFmt w:val="bullet"/>
+      <w:lvlText w:val=""/>
+      <w:lvlJc w:val="left"/>
+      <w:pPr>
+        <w:ind w:left="2160" w:hanging="360"/>
+      </w:pPr>
+      <w:rPr>
+        <w:rFonts w:ascii="Wingdings" w:hAnsi="Wingdings" w:hint="default"/>
+      </w:rPr>
+    </w:lvl>
+    <w:lvl w:ilvl="3" w:tplc="40090001" w:tentative="1">
+      <w:start w:val="1"/>
+      <w:numFmt w:val="bullet"/>
+      <w:lvlText w:val=""/>
+      <w:lvlJc w:val="left"/>
+      <w:pPr>
+        <w:ind w:left="2880" w:hanging="360"/>
+      </w:pPr>
+      <w:rPr>
+        <w:rFonts w:ascii="Symbol" w:hAnsi="Symbol" w:hint="default"/>
+      </w:rPr>
+    </w:lvl>
+    <w:lvl w:ilvl="4" w:tplc="40090003" w:tentative="1">
+      <w:start w:val="1"/>
+      <w:numFmt w:val="bullet"/>
+      <w:lvlText w:val="o"/>
+      <w:lvlJc w:val="left"/>
+      <w:pPr>
+        <w:ind w:left="3600" w:hanging="360"/>
+      </w:pPr>
+      <w:rPr>
+        <w:rFonts w:ascii="Courier New" w:hAnsi="Courier New" w:cs="Courier New" w:hint="default"/>
+      </w:rPr>
+    </w:lvl>
+    <w:lvl w:ilvl="5" w:tplc="40090005" w:tentative="1">
+      <w:start w:val="1"/>
+      <w:numFmt w:val="bullet"/>
+      <w:lvlText w:val=""/>
+      <w:lvlJc w:val="left"/>
+      <w:pPr>
+        <w:ind w:left="4320" w:hanging="360"/>
+      </w:pPr>
+      <w:rPr>
+        <w:rFonts w:ascii="Wingdings" w:hAnsi="Wingdings" w:hint="default"/>
+      </w:rPr>
+    </w:lvl>
+    <w:lvl w:ilvl="6" w:tplc="40090001" w:tentative="1">
+      <w:start w:val="1"/>
+      <w:numFmt w:val="bullet"/>
+      <w:lvlText w:val=""/>
+      <w:lvlJc w:val="left"/>
+      <w:pPr>
+        <w:ind w:left="5040" w:hanging="360"/>
+      </w:pPr>
+      <w:rPr>
+        <w:rFonts w:ascii="Symbol" w:hAnsi="Symbol" w:hint="default"/>
+      </w:rPr>
+    </w:lvl>
+    <w:lvl w:ilvl="7" w:tplc="40090003" w:tentative="1">
+      <w:start w:val="1"/>
+      <w:numFmt w:val="bullet"/>
+      <w:lvlText w:val="o"/>
+      <w:lvlJc w:val="left"/>
+      <w:pPr>
+        <w:ind w:left="5760" w:hanging="360"/>
+      </w:pPr>
+      <w:rPr>
+        <w:rFonts w:ascii="Courier New" w:hAnsi="Courier New" w:cs="Courier New" w:hint="default"/>
+      </w:rPr>
+    </w:lvl>
+    <w:lvl w:ilvl="8" w:tplc="40090005" w:tentative="1">
+      <w:start w:val="1"/>
+      <w:numFmt w:val="bullet"/>
+      <w:lvlText w:val=""/>
+      <w:lvlJc w:val="left"/>
+      <w:pPr>
+        <w:ind w:left="6480" w:hanging="360"/>
+      </w:pPr>
+      <w:rPr>
+        <w:rFonts w:ascii="Wingdings" w:hAnsi="Wingdings" w:hint="default"/>
+      </w:rPr>
+    </w:lvl>
+  </w:abstractNum>
+  <w:abstractNum w:abstractNumId="2" w15:restartNumberingAfterBreak="0">
     <w:nsid w:val="05DC04AE"/>
     <w:multiLevelType w:val="hybridMultilevel"/>
     <w:tmpl w:val="8F067CD6"/>
@@ -8052,7 +9344,7 @@
       </w:pPr>
     </w:lvl>
   </w:abstractNum>
-  <w:abstractNum w:abstractNumId="2" w15:restartNumberingAfterBreak="0">
+  <w:abstractNum w:abstractNumId="3" w15:restartNumberingAfterBreak="0">
     <w:nsid w:val="07FA29C2"/>
     <w:multiLevelType w:val="hybridMultilevel"/>
     <w:tmpl w:val="6C7C596A"/>
@@ -8165,7 +9457,7 @@
       </w:rPr>
     </w:lvl>
   </w:abstractNum>
-  <w:abstractNum w:abstractNumId="3" w15:restartNumberingAfterBreak="0">
+  <w:abstractNum w:abstractNumId="4" w15:restartNumberingAfterBreak="0">
     <w:nsid w:val="08333370"/>
     <w:multiLevelType w:val="hybridMultilevel"/>
     <w:tmpl w:val="0E50630E"/>
@@ -8278,7 +9570,7 @@
       </w:rPr>
     </w:lvl>
   </w:abstractNum>
-  <w:abstractNum w:abstractNumId="4" w15:restartNumberingAfterBreak="0">
+  <w:abstractNum w:abstractNumId="5" w15:restartNumberingAfterBreak="0">
     <w:nsid w:val="09D43263"/>
     <w:multiLevelType w:val="hybridMultilevel"/>
     <w:tmpl w:val="8C3418DA"/>
@@ -8364,7 +9656,7 @@
       </w:pPr>
     </w:lvl>
   </w:abstractNum>
-  <w:abstractNum w:abstractNumId="5" w15:restartNumberingAfterBreak="0">
+  <w:abstractNum w:abstractNumId="6" w15:restartNumberingAfterBreak="0">
     <w:nsid w:val="0A0C1CFD"/>
     <w:multiLevelType w:val="hybridMultilevel"/>
     <w:tmpl w:val="A57CEE9E"/>
@@ -8477,7 +9769,7 @@
       </w:rPr>
     </w:lvl>
   </w:abstractNum>
-  <w:abstractNum w:abstractNumId="6" w15:restartNumberingAfterBreak="0">
+  <w:abstractNum w:abstractNumId="7" w15:restartNumberingAfterBreak="0">
     <w:nsid w:val="0A9107CB"/>
     <w:multiLevelType w:val="hybridMultilevel"/>
     <w:tmpl w:val="398AC74A"/>
@@ -8563,7 +9855,7 @@
       </w:pPr>
     </w:lvl>
   </w:abstractNum>
-  <w:abstractNum w:abstractNumId="7" w15:restartNumberingAfterBreak="0">
+  <w:abstractNum w:abstractNumId="8" w15:restartNumberingAfterBreak="0">
     <w:nsid w:val="0BCE7DF0"/>
     <w:multiLevelType w:val="hybridMultilevel"/>
     <w:tmpl w:val="4502F46E"/>
@@ -8676,7 +9968,7 @@
       </w:rPr>
     </w:lvl>
   </w:abstractNum>
-  <w:abstractNum w:abstractNumId="8" w15:restartNumberingAfterBreak="0">
+  <w:abstractNum w:abstractNumId="9" w15:restartNumberingAfterBreak="0">
     <w:nsid w:val="0C0C5C67"/>
     <w:multiLevelType w:val="hybridMultilevel"/>
     <w:tmpl w:val="5924474E"/>
@@ -8762,7 +10054,7 @@
       </w:pPr>
     </w:lvl>
   </w:abstractNum>
-  <w:abstractNum w:abstractNumId="9" w15:restartNumberingAfterBreak="0">
+  <w:abstractNum w:abstractNumId="10" w15:restartNumberingAfterBreak="0">
     <w:nsid w:val="0CE72736"/>
     <w:multiLevelType w:val="hybridMultilevel"/>
     <w:tmpl w:val="DB328FD2"/>
@@ -8848,7 +10140,7 @@
       </w:pPr>
     </w:lvl>
   </w:abstractNum>
-  <w:abstractNum w:abstractNumId="10" w15:restartNumberingAfterBreak="0">
+  <w:abstractNum w:abstractNumId="11" w15:restartNumberingAfterBreak="0">
     <w:nsid w:val="0DF5196A"/>
     <w:multiLevelType w:val="hybridMultilevel"/>
     <w:tmpl w:val="42C02A96"/>
@@ -8961,7 +10253,7 @@
       </w:rPr>
     </w:lvl>
   </w:abstractNum>
-  <w:abstractNum w:abstractNumId="11" w15:restartNumberingAfterBreak="0">
+  <w:abstractNum w:abstractNumId="12" w15:restartNumberingAfterBreak="0">
     <w:nsid w:val="1039038F"/>
     <w:multiLevelType w:val="hybridMultilevel"/>
     <w:tmpl w:val="4AF28FCE"/>
@@ -9074,7 +10366,7 @@
       </w:rPr>
     </w:lvl>
   </w:abstractNum>
-  <w:abstractNum w:abstractNumId="12" w15:restartNumberingAfterBreak="0">
+  <w:abstractNum w:abstractNumId="13" w15:restartNumberingAfterBreak="0">
     <w:nsid w:val="124A5982"/>
     <w:multiLevelType w:val="hybridMultilevel"/>
     <w:tmpl w:val="CC346F0E"/>
@@ -9187,7 +10479,7 @@
       </w:rPr>
     </w:lvl>
   </w:abstractNum>
-  <w:abstractNum w:abstractNumId="13" w15:restartNumberingAfterBreak="0">
+  <w:abstractNum w:abstractNumId="14" w15:restartNumberingAfterBreak="0">
     <w:nsid w:val="12F73C13"/>
     <w:multiLevelType w:val="hybridMultilevel"/>
     <w:tmpl w:val="A456F852"/>
@@ -9300,7 +10592,7 @@
       </w:rPr>
     </w:lvl>
   </w:abstractNum>
-  <w:abstractNum w:abstractNumId="14" w15:restartNumberingAfterBreak="0">
+  <w:abstractNum w:abstractNumId="15" w15:restartNumberingAfterBreak="0">
     <w:nsid w:val="1A0E3817"/>
     <w:multiLevelType w:val="hybridMultilevel"/>
     <w:tmpl w:val="F684AEEC"/>
@@ -9386,7 +10678,7 @@
       </w:pPr>
     </w:lvl>
   </w:abstractNum>
-  <w:abstractNum w:abstractNumId="15" w15:restartNumberingAfterBreak="0">
+  <w:abstractNum w:abstractNumId="16" w15:restartNumberingAfterBreak="0">
     <w:nsid w:val="1C4F2E27"/>
     <w:multiLevelType w:val="hybridMultilevel"/>
     <w:tmpl w:val="A8D0E3AA"/>
@@ -9472,7 +10764,7 @@
       </w:pPr>
     </w:lvl>
   </w:abstractNum>
-  <w:abstractNum w:abstractNumId="16" w15:restartNumberingAfterBreak="0">
+  <w:abstractNum w:abstractNumId="17" w15:restartNumberingAfterBreak="0">
     <w:nsid w:val="1C936017"/>
     <w:multiLevelType w:val="hybridMultilevel"/>
     <w:tmpl w:val="4844B798"/>
@@ -9585,7 +10877,7 @@
       </w:rPr>
     </w:lvl>
   </w:abstractNum>
-  <w:abstractNum w:abstractNumId="17" w15:restartNumberingAfterBreak="0">
+  <w:abstractNum w:abstractNumId="18" w15:restartNumberingAfterBreak="0">
     <w:nsid w:val="23C02DA6"/>
     <w:multiLevelType w:val="hybridMultilevel"/>
     <w:tmpl w:val="0DC828C4"/>
@@ -9671,7 +10963,120 @@
       </w:pPr>
     </w:lvl>
   </w:abstractNum>
-  <w:abstractNum w:abstractNumId="18" w15:restartNumberingAfterBreak="0">
+  <w:abstractNum w:abstractNumId="19" w15:restartNumberingAfterBreak="0">
+    <w:nsid w:val="244E0620"/>
+    <w:multiLevelType w:val="hybridMultilevel"/>
+    <w:tmpl w:val="548850E4"/>
+    <w:lvl w:ilvl="0" w:tplc="40090001">
+      <w:start w:val="1"/>
+      <w:numFmt w:val="bullet"/>
+      <w:lvlText w:val=""/>
+      <w:lvlJc w:val="left"/>
+      <w:pPr>
+        <w:ind w:left="720" w:hanging="360"/>
+      </w:pPr>
+      <w:rPr>
+        <w:rFonts w:ascii="Symbol" w:hAnsi="Symbol" w:hint="default"/>
+      </w:rPr>
+    </w:lvl>
+    <w:lvl w:ilvl="1" w:tplc="40090003" w:tentative="1">
+      <w:start w:val="1"/>
+      <w:numFmt w:val="bullet"/>
+      <w:lvlText w:val="o"/>
+      <w:lvlJc w:val="left"/>
+      <w:pPr>
+        <w:ind w:left="1440" w:hanging="360"/>
+      </w:pPr>
+      <w:rPr>
+        <w:rFonts w:ascii="Courier New" w:hAnsi="Courier New" w:cs="Courier New" w:hint="default"/>
+      </w:rPr>
+    </w:lvl>
+    <w:lvl w:ilvl="2" w:tplc="40090005" w:tentative="1">
+      <w:start w:val="1"/>
+      <w:numFmt w:val="bullet"/>
+      <w:lvlText w:val=""/>
+      <w:lvlJc w:val="left"/>
+      <w:pPr>
+        <w:ind w:left="2160" w:hanging="360"/>
+      </w:pPr>
+      <w:rPr>
+        <w:rFonts w:ascii="Wingdings" w:hAnsi="Wingdings" w:hint="default"/>
+      </w:rPr>
+    </w:lvl>
+    <w:lvl w:ilvl="3" w:tplc="40090001" w:tentative="1">
+      <w:start w:val="1"/>
+      <w:numFmt w:val="bullet"/>
+      <w:lvlText w:val=""/>
+      <w:lvlJc w:val="left"/>
+      <w:pPr>
+        <w:ind w:left="2880" w:hanging="360"/>
+      </w:pPr>
+      <w:rPr>
+        <w:rFonts w:ascii="Symbol" w:hAnsi="Symbol" w:hint="default"/>
+      </w:rPr>
+    </w:lvl>
+    <w:lvl w:ilvl="4" w:tplc="40090003" w:tentative="1">
+      <w:start w:val="1"/>
+      <w:numFmt w:val="bullet"/>
+      <w:lvlText w:val="o"/>
+      <w:lvlJc w:val="left"/>
+      <w:pPr>
+        <w:ind w:left="3600" w:hanging="360"/>
+      </w:pPr>
+      <w:rPr>
+        <w:rFonts w:ascii="Courier New" w:hAnsi="Courier New" w:cs="Courier New" w:hint="default"/>
+      </w:rPr>
+    </w:lvl>
+    <w:lvl w:ilvl="5" w:tplc="40090005" w:tentative="1">
+      <w:start w:val="1"/>
+      <w:numFmt w:val="bullet"/>
+      <w:lvlText w:val=""/>
+      <w:lvlJc w:val="left"/>
+      <w:pPr>
+        <w:ind w:left="4320" w:hanging="360"/>
+      </w:pPr>
+      <w:rPr>
+        <w:rFonts w:ascii="Wingdings" w:hAnsi="Wingdings" w:hint="default"/>
+      </w:rPr>
+    </w:lvl>
+    <w:lvl w:ilvl="6" w:tplc="40090001" w:tentative="1">
+      <w:start w:val="1"/>
+      <w:numFmt w:val="bullet"/>
+      <w:lvlText w:val=""/>
+      <w:lvlJc w:val="left"/>
+      <w:pPr>
+        <w:ind w:left="5040" w:hanging="360"/>
+      </w:pPr>
+      <w:rPr>
+        <w:rFonts w:ascii="Symbol" w:hAnsi="Symbol" w:hint="default"/>
+      </w:rPr>
+    </w:lvl>
+    <w:lvl w:ilvl="7" w:tplc="40090003" w:tentative="1">
+      <w:start w:val="1"/>
+      <w:numFmt w:val="bullet"/>
+      <w:lvlText w:val="o"/>
+      <w:lvlJc w:val="left"/>
+      <w:pPr>
+        <w:ind w:left="5760" w:hanging="360"/>
+      </w:pPr>
+      <w:rPr>
+        <w:rFonts w:ascii="Courier New" w:hAnsi="Courier New" w:cs="Courier New" w:hint="default"/>
+      </w:rPr>
+    </w:lvl>
+    <w:lvl w:ilvl="8" w:tplc="40090005" w:tentative="1">
+      <w:start w:val="1"/>
+      <w:numFmt w:val="bullet"/>
+      <w:lvlText w:val=""/>
+      <w:lvlJc w:val="left"/>
+      <w:pPr>
+        <w:ind w:left="6480" w:hanging="360"/>
+      </w:pPr>
+      <w:rPr>
+        <w:rFonts w:ascii="Wingdings" w:hAnsi="Wingdings" w:hint="default"/>
+      </w:rPr>
+    </w:lvl>
+  </w:abstractNum>
+  <w:abstractNum w:abstractNumId="20" w15:restartNumberingAfterBreak="0">
     <w:nsid w:val="263A373E"/>
     <w:multiLevelType w:val="hybridMultilevel"/>
     <w:tmpl w:val="054ECD42"/>
@@ -9757,7 +11162,7 @@
       </w:pPr>
     </w:lvl>
   </w:abstractNum>
-  <w:abstractNum w:abstractNumId="19" w15:restartNumberingAfterBreak="0">
+  <w:abstractNum w:abstractNumId="21" w15:restartNumberingAfterBreak="0">
     <w:nsid w:val="29863564"/>
     <w:multiLevelType w:val="hybridMultilevel"/>
     <w:tmpl w:val="E7869C1E"/>
@@ -9870,7 +11275,7 @@
       </w:rPr>
     </w:lvl>
   </w:abstractNum>
-  <w:abstractNum w:abstractNumId="20" w15:restartNumberingAfterBreak="0">
+  <w:abstractNum w:abstractNumId="22" w15:restartNumberingAfterBreak="0">
     <w:nsid w:val="30D214BF"/>
     <w:multiLevelType w:val="hybridMultilevel"/>
     <w:tmpl w:val="3DA6656C"/>
@@ -9956,7 +11361,7 @@
       </w:pPr>
     </w:lvl>
   </w:abstractNum>
-  <w:abstractNum w:abstractNumId="21" w15:restartNumberingAfterBreak="0">
+  <w:abstractNum w:abstractNumId="23" w15:restartNumberingAfterBreak="0">
     <w:nsid w:val="36B91AAD"/>
     <w:multiLevelType w:val="hybridMultilevel"/>
     <w:tmpl w:val="25E400EA"/>
@@ -10042,7 +11447,7 @@
       </w:pPr>
     </w:lvl>
   </w:abstractNum>
-  <w:abstractNum w:abstractNumId="22" w15:restartNumberingAfterBreak="0">
+  <w:abstractNum w:abstractNumId="24" w15:restartNumberingAfterBreak="0">
     <w:nsid w:val="3BA84B9D"/>
     <w:multiLevelType w:val="hybridMultilevel"/>
     <w:tmpl w:val="228846F4"/>
@@ -10155,7 +11560,7 @@
       </w:rPr>
     </w:lvl>
   </w:abstractNum>
-  <w:abstractNum w:abstractNumId="23" w15:restartNumberingAfterBreak="0">
+  <w:abstractNum w:abstractNumId="25" w15:restartNumberingAfterBreak="0">
     <w:nsid w:val="3C8E5C31"/>
     <w:multiLevelType w:val="hybridMultilevel"/>
     <w:tmpl w:val="EA44B09A"/>
@@ -10268,7 +11673,120 @@
       </w:rPr>
     </w:lvl>
   </w:abstractNum>
-  <w:abstractNum w:abstractNumId="24" w15:restartNumberingAfterBreak="0">
+  <w:abstractNum w:abstractNumId="26" w15:restartNumberingAfterBreak="0">
+    <w:nsid w:val="3F264446"/>
+    <w:multiLevelType w:val="hybridMultilevel"/>
+    <w:tmpl w:val="D716E93E"/>
+    <w:lvl w:ilvl="0" w:tplc="40090001">
+      <w:start w:val="1"/>
+      <w:numFmt w:val="bullet"/>
+      <w:lvlText w:val=""/>
+      <w:lvlJc w:val="left"/>
+      <w:pPr>
+        <w:ind w:left="720" w:hanging="360"/>
+      </w:pPr>
+      <w:rPr>
+        <w:rFonts w:ascii="Symbol" w:hAnsi="Symbol" w:hint="default"/>
+      </w:rPr>
+    </w:lvl>
+    <w:lvl w:ilvl="1" w:tplc="40090003" w:tentative="1">
+      <w:start w:val="1"/>
+      <w:numFmt w:val="bullet"/>
+      <w:lvlText w:val="o"/>
+      <w:lvlJc w:val="left"/>
+      <w:pPr>
+        <w:ind w:left="1440" w:hanging="360"/>
+      </w:pPr>
+      <w:rPr>
+        <w:rFonts w:ascii="Courier New" w:hAnsi="Courier New" w:cs="Courier New" w:hint="default"/>
+      </w:rPr>
+    </w:lvl>
+    <w:lvl w:ilvl="2" w:tplc="40090005" w:tentative="1">
+      <w:start w:val="1"/>
+      <w:numFmt w:val="bullet"/>
+      <w:lvlText w:val=""/>
+      <w:lvlJc w:val="left"/>
+      <w:pPr>
+        <w:ind w:left="2160" w:hanging="360"/>
+      </w:pPr>
+      <w:rPr>
+        <w:rFonts w:ascii="Wingdings" w:hAnsi="Wingdings" w:hint="default"/>
+      </w:rPr>
+    </w:lvl>
+    <w:lvl w:ilvl="3" w:tplc="40090001" w:tentative="1">
+      <w:start w:val="1"/>
+      <w:numFmt w:val="bullet"/>
+      <w:lvlText w:val=""/>
+      <w:lvlJc w:val="left"/>
+      <w:pPr>
+        <w:ind w:left="2880" w:hanging="360"/>
+      </w:pPr>
+      <w:rPr>
+        <w:rFonts w:ascii="Symbol" w:hAnsi="Symbol" w:hint="default"/>
+      </w:rPr>
+    </w:lvl>
+    <w:lvl w:ilvl="4" w:tplc="40090003" w:tentative="1">
+      <w:start w:val="1"/>
+      <w:numFmt w:val="bullet"/>
+      <w:lvlText w:val="o"/>
+      <w:lvlJc w:val="left"/>
+      <w:pPr>
+        <w:ind w:left="3600" w:hanging="360"/>
+      </w:pPr>
+      <w:rPr>
+        <w:rFonts w:ascii="Courier New" w:hAnsi="Courier New" w:cs="Courier New" w:hint="default"/>
+      </w:rPr>
+    </w:lvl>
+    <w:lvl w:ilvl="5" w:tplc="40090005" w:tentative="1">
+      <w:start w:val="1"/>
+      <w:numFmt w:val="bullet"/>
+      <w:lvlText w:val=""/>
+      <w:lvlJc w:val="left"/>
+      <w:pPr>
+        <w:ind w:left="4320" w:hanging="360"/>
+      </w:pPr>
+      <w:rPr>
+        <w:rFonts w:ascii="Wingdings" w:hAnsi="Wingdings" w:hint="default"/>
+      </w:rPr>
+    </w:lvl>
+    <w:lvl w:ilvl="6" w:tplc="40090001" w:tentative="1">
+      <w:start w:val="1"/>
+      <w:numFmt w:val="bullet"/>
+      <w:lvlText w:val=""/>
+      <w:lvlJc w:val="left"/>
+      <w:pPr>
+        <w:ind w:left="5040" w:hanging="360"/>
+      </w:pPr>
+      <w:rPr>
+        <w:rFonts w:ascii="Symbol" w:hAnsi="Symbol" w:hint="default"/>
+      </w:rPr>
+    </w:lvl>
+    <w:lvl w:ilvl="7" w:tplc="40090003" w:tentative="1">
+      <w:start w:val="1"/>
+      <w:numFmt w:val="bullet"/>
+      <w:lvlText w:val="o"/>
+      <w:lvlJc w:val="left"/>
+      <w:pPr>
+        <w:ind w:left="5760" w:hanging="360"/>
+      </w:pPr>
+      <w:rPr>
+        <w:rFonts w:ascii="Courier New" w:hAnsi="Courier New" w:cs="Courier New" w:hint="default"/>
+      </w:rPr>
+    </w:lvl>
+    <w:lvl w:ilvl="8" w:tplc="40090005" w:tentative="1">
+      <w:start w:val="1"/>
+      <w:numFmt w:val="bullet"/>
+      <w:lvlText w:val=""/>
+      <w:lvlJc w:val="left"/>
+      <w:pPr>
+        <w:ind w:left="6480" w:hanging="360"/>
+      </w:pPr>
+      <w:rPr>
+        <w:rFonts w:ascii="Wingdings" w:hAnsi="Wingdings" w:hint="default"/>
+      </w:rPr>
+    </w:lvl>
+  </w:abstractNum>
+  <w:abstractNum w:abstractNumId="27" w15:restartNumberingAfterBreak="0">
     <w:nsid w:val="41AD58C6"/>
     <w:multiLevelType w:val="multilevel"/>
     <w:tmpl w:val="7E38A916"/>
@@ -10381,7 +11899,7 @@
       </w:rPr>
     </w:lvl>
   </w:abstractNum>
-  <w:abstractNum w:abstractNumId="25" w15:restartNumberingAfterBreak="0">
+  <w:abstractNum w:abstractNumId="28" w15:restartNumberingAfterBreak="0">
     <w:nsid w:val="431D7608"/>
     <w:multiLevelType w:val="hybridMultilevel"/>
     <w:tmpl w:val="C5E69A72"/>
@@ -10494,7 +12012,7 @@
       </w:rPr>
     </w:lvl>
   </w:abstractNum>
-  <w:abstractNum w:abstractNumId="26" w15:restartNumberingAfterBreak="0">
+  <w:abstractNum w:abstractNumId="29" w15:restartNumberingAfterBreak="0">
     <w:nsid w:val="44A9496F"/>
     <w:multiLevelType w:val="hybridMultilevel"/>
     <w:tmpl w:val="E2CE8262"/>
@@ -10607,7 +12125,7 @@
       </w:rPr>
     </w:lvl>
   </w:abstractNum>
-  <w:abstractNum w:abstractNumId="27" w15:restartNumberingAfterBreak="0">
+  <w:abstractNum w:abstractNumId="30" w15:restartNumberingAfterBreak="0">
     <w:nsid w:val="493004AE"/>
     <w:multiLevelType w:val="hybridMultilevel"/>
     <w:tmpl w:val="636822A0"/>
@@ -10693,7 +12211,7 @@
       </w:pPr>
     </w:lvl>
   </w:abstractNum>
-  <w:abstractNum w:abstractNumId="28" w15:restartNumberingAfterBreak="0">
+  <w:abstractNum w:abstractNumId="31" w15:restartNumberingAfterBreak="0">
     <w:nsid w:val="4A8F11C9"/>
     <w:multiLevelType w:val="hybridMultilevel"/>
     <w:tmpl w:val="08621260"/>
@@ -10779,7 +12297,7 @@
       </w:pPr>
     </w:lvl>
   </w:abstractNum>
-  <w:abstractNum w:abstractNumId="29" w15:restartNumberingAfterBreak="0">
+  <w:abstractNum w:abstractNumId="32" w15:restartNumberingAfterBreak="0">
     <w:nsid w:val="4B0D7441"/>
     <w:multiLevelType w:val="hybridMultilevel"/>
     <w:tmpl w:val="80606AB2"/>
@@ -10892,7 +12410,7 @@
       </w:rPr>
     </w:lvl>
   </w:abstractNum>
-  <w:abstractNum w:abstractNumId="30" w15:restartNumberingAfterBreak="0">
+  <w:abstractNum w:abstractNumId="33" w15:restartNumberingAfterBreak="0">
     <w:nsid w:val="4ED20252"/>
     <w:multiLevelType w:val="hybridMultilevel"/>
     <w:tmpl w:val="5080C704"/>
@@ -10978,7 +12496,7 @@
       </w:pPr>
     </w:lvl>
   </w:abstractNum>
-  <w:abstractNum w:abstractNumId="31" w15:restartNumberingAfterBreak="0">
+  <w:abstractNum w:abstractNumId="34" w15:restartNumberingAfterBreak="0">
     <w:nsid w:val="4F0B2763"/>
     <w:multiLevelType w:val="hybridMultilevel"/>
     <w:tmpl w:val="6B24D6BE"/>
@@ -11091,7 +12609,7 @@
       </w:rPr>
     </w:lvl>
   </w:abstractNum>
-  <w:abstractNum w:abstractNumId="32" w15:restartNumberingAfterBreak="0">
+  <w:abstractNum w:abstractNumId="35" w15:restartNumberingAfterBreak="0">
     <w:nsid w:val="516669BC"/>
     <w:multiLevelType w:val="hybridMultilevel"/>
     <w:tmpl w:val="606ECE32"/>
@@ -11204,7 +12722,7 @@
       </w:rPr>
     </w:lvl>
   </w:abstractNum>
-  <w:abstractNum w:abstractNumId="33" w15:restartNumberingAfterBreak="0">
+  <w:abstractNum w:abstractNumId="36" w15:restartNumberingAfterBreak="0">
     <w:nsid w:val="533A2A17"/>
     <w:multiLevelType w:val="hybridMultilevel"/>
     <w:tmpl w:val="E932A4B4"/>
@@ -11317,7 +12835,7 @@
       </w:rPr>
     </w:lvl>
   </w:abstractNum>
-  <w:abstractNum w:abstractNumId="34" w15:restartNumberingAfterBreak="0">
+  <w:abstractNum w:abstractNumId="37" w15:restartNumberingAfterBreak="0">
     <w:nsid w:val="54575B1B"/>
     <w:multiLevelType w:val="hybridMultilevel"/>
     <w:tmpl w:val="B9DEE94E"/>
@@ -11403,7 +12921,7 @@
       </w:pPr>
     </w:lvl>
   </w:abstractNum>
-  <w:abstractNum w:abstractNumId="35" w15:restartNumberingAfterBreak="0">
+  <w:abstractNum w:abstractNumId="38" w15:restartNumberingAfterBreak="0">
     <w:nsid w:val="56C46957"/>
     <w:multiLevelType w:val="hybridMultilevel"/>
     <w:tmpl w:val="1D52446E"/>
@@ -11516,7 +13034,7 @@
       </w:rPr>
     </w:lvl>
   </w:abstractNum>
-  <w:abstractNum w:abstractNumId="36" w15:restartNumberingAfterBreak="0">
+  <w:abstractNum w:abstractNumId="39" w15:restartNumberingAfterBreak="0">
     <w:nsid w:val="61374F98"/>
     <w:multiLevelType w:val="hybridMultilevel"/>
     <w:tmpl w:val="6EC269A2"/>
@@ -11629,7 +13147,120 @@
       </w:rPr>
     </w:lvl>
   </w:abstractNum>
-  <w:abstractNum w:abstractNumId="37" w15:restartNumberingAfterBreak="0">
+  <w:abstractNum w:abstractNumId="40" w15:restartNumberingAfterBreak="0">
+    <w:nsid w:val="61FB20F6"/>
+    <w:multiLevelType w:val="hybridMultilevel"/>
+    <w:tmpl w:val="EC40F956"/>
+    <w:lvl w:ilvl="0" w:tplc="40090001">
+      <w:start w:val="1"/>
+      <w:numFmt w:val="bullet"/>
+      <w:lvlText w:val=""/>
+      <w:lvlJc w:val="left"/>
+      <w:pPr>
+        <w:ind w:left="720" w:hanging="360"/>
+      </w:pPr>
+      <w:rPr>
+        <w:rFonts w:ascii="Symbol" w:hAnsi="Symbol" w:hint="default"/>
+      </w:rPr>
+    </w:lvl>
+    <w:lvl w:ilvl="1" w:tplc="40090003" w:tentative="1">
+      <w:start w:val="1"/>
+      <w:numFmt w:val="bullet"/>
+      <w:lvlText w:val="o"/>
+      <w:lvlJc w:val="left"/>
+      <w:pPr>
+        <w:ind w:left="1440" w:hanging="360"/>
+      </w:pPr>
+      <w:rPr>
+        <w:rFonts w:ascii="Courier New" w:hAnsi="Courier New" w:cs="Courier New" w:hint="default"/>
+      </w:rPr>
+    </w:lvl>
+    <w:lvl w:ilvl="2" w:tplc="40090005" w:tentative="1">
+      <w:start w:val="1"/>
+      <w:numFmt w:val="bullet"/>
+      <w:lvlText w:val=""/>
+      <w:lvlJc w:val="left"/>
+      <w:pPr>
+        <w:ind w:left="2160" w:hanging="360"/>
+      </w:pPr>
+      <w:rPr>
+        <w:rFonts w:ascii="Wingdings" w:hAnsi="Wingdings" w:hint="default"/>
+      </w:rPr>
+    </w:lvl>
+    <w:lvl w:ilvl="3" w:tplc="40090001" w:tentative="1">
+      <w:start w:val="1"/>
+      <w:numFmt w:val="bullet"/>
+      <w:lvlText w:val=""/>
+      <w:lvlJc w:val="left"/>
+      <w:pPr>
+        <w:ind w:left="2880" w:hanging="360"/>
+      </w:pPr>
+      <w:rPr>
+        <w:rFonts w:ascii="Symbol" w:hAnsi="Symbol" w:hint="default"/>
+      </w:rPr>
+    </w:lvl>
+    <w:lvl w:ilvl="4" w:tplc="40090003" w:tentative="1">
+      <w:start w:val="1"/>
+      <w:numFmt w:val="bullet"/>
+      <w:lvlText w:val="o"/>
+      <w:lvlJc w:val="left"/>
+      <w:pPr>
+        <w:ind w:left="3600" w:hanging="360"/>
+      </w:pPr>
+      <w:rPr>
+        <w:rFonts w:ascii="Courier New" w:hAnsi="Courier New" w:cs="Courier New" w:hint="default"/>
+      </w:rPr>
+    </w:lvl>
+    <w:lvl w:ilvl="5" w:tplc="40090005" w:tentative="1">
+      <w:start w:val="1"/>
+      <w:numFmt w:val="bullet"/>
+      <w:lvlText w:val=""/>
+      <w:lvlJc w:val="left"/>
+      <w:pPr>
+        <w:ind w:left="4320" w:hanging="360"/>
+      </w:pPr>
+      <w:rPr>
+        <w:rFonts w:ascii="Wingdings" w:hAnsi="Wingdings" w:hint="default"/>
+      </w:rPr>
+    </w:lvl>
+    <w:lvl w:ilvl="6" w:tplc="40090001" w:tentative="1">
+      <w:start w:val="1"/>
+      <w:numFmt w:val="bullet"/>
+      <w:lvlText w:val=""/>
+      <w:lvlJc w:val="left"/>
+      <w:pPr>
+        <w:ind w:left="5040" w:hanging="360"/>
+      </w:pPr>
+      <w:rPr>
+        <w:rFonts w:ascii="Symbol" w:hAnsi="Symbol" w:hint="default"/>
+      </w:rPr>
+    </w:lvl>
+    <w:lvl w:ilvl="7" w:tplc="40090003" w:tentative="1">
+      <w:start w:val="1"/>
+      <w:numFmt w:val="bullet"/>
+      <w:lvlText w:val="o"/>
+      <w:lvlJc w:val="left"/>
+      <w:pPr>
+        <w:ind w:left="5760" w:hanging="360"/>
+      </w:pPr>
+      <w:rPr>
+        <w:rFonts w:ascii="Courier New" w:hAnsi="Courier New" w:cs="Courier New" w:hint="default"/>
+      </w:rPr>
+    </w:lvl>
+    <w:lvl w:ilvl="8" w:tplc="40090005" w:tentative="1">
+      <w:start w:val="1"/>
+      <w:numFmt w:val="bullet"/>
+      <w:lvlText w:val=""/>
+      <w:lvlJc w:val="left"/>
+      <w:pPr>
+        <w:ind w:left="6480" w:hanging="360"/>
+      </w:pPr>
+      <w:rPr>
+        <w:rFonts w:ascii="Wingdings" w:hAnsi="Wingdings" w:hint="default"/>
+      </w:rPr>
+    </w:lvl>
+  </w:abstractNum>
+  <w:abstractNum w:abstractNumId="41" w15:restartNumberingAfterBreak="0">
     <w:nsid w:val="70FC340C"/>
     <w:multiLevelType w:val="hybridMultilevel"/>
     <w:tmpl w:val="D91C80BE"/>
@@ -11715,7 +13346,7 @@
       </w:pPr>
     </w:lvl>
   </w:abstractNum>
-  <w:abstractNum w:abstractNumId="38" w15:restartNumberingAfterBreak="0">
+  <w:abstractNum w:abstractNumId="42" w15:restartNumberingAfterBreak="0">
     <w:nsid w:val="749305D2"/>
     <w:multiLevelType w:val="hybridMultilevel"/>
     <w:tmpl w:val="FAE02A4E"/>
@@ -11828,7 +13459,7 @@
       </w:rPr>
     </w:lvl>
   </w:abstractNum>
-  <w:abstractNum w:abstractNumId="39" w15:restartNumberingAfterBreak="0">
+  <w:abstractNum w:abstractNumId="43" w15:restartNumberingAfterBreak="0">
     <w:nsid w:val="74E66899"/>
     <w:multiLevelType w:val="hybridMultilevel"/>
     <w:tmpl w:val="1EF632D0"/>
@@ -11941,7 +13572,120 @@
       </w:rPr>
     </w:lvl>
   </w:abstractNum>
-  <w:abstractNum w:abstractNumId="40" w15:restartNumberingAfterBreak="0">
+  <w:abstractNum w:abstractNumId="44" w15:restartNumberingAfterBreak="0">
+    <w:nsid w:val="76A32B3B"/>
+    <w:multiLevelType w:val="hybridMultilevel"/>
+    <w:tmpl w:val="312819EE"/>
+    <w:lvl w:ilvl="0" w:tplc="40090001">
+      <w:start w:val="1"/>
+      <w:numFmt w:val="bullet"/>
+      <w:lvlText w:val=""/>
+      <w:lvlJc w:val="left"/>
+      <w:pPr>
+        <w:ind w:left="720" w:hanging="360"/>
+      </w:pPr>
+      <w:rPr>
+        <w:rFonts w:ascii="Symbol" w:hAnsi="Symbol" w:hint="default"/>
+      </w:rPr>
+    </w:lvl>
+    <w:lvl w:ilvl="1" w:tplc="40090003" w:tentative="1">
+      <w:start w:val="1"/>
+      <w:numFmt w:val="bullet"/>
+      <w:lvlText w:val="o"/>
+      <w:lvlJc w:val="left"/>
+      <w:pPr>
+        <w:ind w:left="1440" w:hanging="360"/>
+      </w:pPr>
+      <w:rPr>
+        <w:rFonts w:ascii="Courier New" w:hAnsi="Courier New" w:cs="Courier New" w:hint="default"/>
+      </w:rPr>
+    </w:lvl>
+    <w:lvl w:ilvl="2" w:tplc="40090005" w:tentative="1">
+      <w:start w:val="1"/>
+      <w:numFmt w:val="bullet"/>
+      <w:lvlText w:val=""/>
+      <w:lvlJc w:val="left"/>
+      <w:pPr>
+        <w:ind w:left="2160" w:hanging="360"/>
+      </w:pPr>
+      <w:rPr>
+        <w:rFonts w:ascii="Wingdings" w:hAnsi="Wingdings" w:hint="default"/>
+      </w:rPr>
+    </w:lvl>
+    <w:lvl w:ilvl="3" w:tplc="40090001" w:tentative="1">
+      <w:start w:val="1"/>
+      <w:numFmt w:val="bullet"/>
+      <w:lvlText w:val=""/>
+      <w:lvlJc w:val="left"/>
+      <w:pPr>
+        <w:ind w:left="2880" w:hanging="360"/>
+      </w:pPr>
+      <w:rPr>
+        <w:rFonts w:ascii="Symbol" w:hAnsi="Symbol" w:hint="default"/>
+      </w:rPr>
+    </w:lvl>
+    <w:lvl w:ilvl="4" w:tplc="40090003" w:tentative="1">
+      <w:start w:val="1"/>
+      <w:numFmt w:val="bullet"/>
+      <w:lvlText w:val="o"/>
+      <w:lvlJc w:val="left"/>
+      <w:pPr>
+        <w:ind w:left="3600" w:hanging="360"/>
+      </w:pPr>
+      <w:rPr>
+        <w:rFonts w:ascii="Courier New" w:hAnsi="Courier New" w:cs="Courier New" w:hint="default"/>
+      </w:rPr>
+    </w:lvl>
+    <w:lvl w:ilvl="5" w:tplc="40090005" w:tentative="1">
+      <w:start w:val="1"/>
+      <w:numFmt w:val="bullet"/>
+      <w:lvlText w:val=""/>
+      <w:lvlJc w:val="left"/>
+      <w:pPr>
+        <w:ind w:left="4320" w:hanging="360"/>
+      </w:pPr>
+      <w:rPr>
+        <w:rFonts w:ascii="Wingdings" w:hAnsi="Wingdings" w:hint="default"/>
+      </w:rPr>
+    </w:lvl>
+    <w:lvl w:ilvl="6" w:tplc="40090001" w:tentative="1">
+      <w:start w:val="1"/>
+      <w:numFmt w:val="bullet"/>
+      <w:lvlText w:val=""/>
+      <w:lvlJc w:val="left"/>
+      <w:pPr>
+        <w:ind w:left="5040" w:hanging="360"/>
+      </w:pPr>
+      <w:rPr>
+        <w:rFonts w:ascii="Symbol" w:hAnsi="Symbol" w:hint="default"/>
+      </w:rPr>
+    </w:lvl>
+    <w:lvl w:ilvl="7" w:tplc="40090003" w:tentative="1">
+      <w:start w:val="1"/>
+      <w:numFmt w:val="bullet"/>
+      <w:lvlText w:val="o"/>
+      <w:lvlJc w:val="left"/>
+      <w:pPr>
+        <w:ind w:left="5760" w:hanging="360"/>
+      </w:pPr>
+      <w:rPr>
+        <w:rFonts w:ascii="Courier New" w:hAnsi="Courier New" w:cs="Courier New" w:hint="default"/>
+      </w:rPr>
+    </w:lvl>
+    <w:lvl w:ilvl="8" w:tplc="40090005" w:tentative="1">
+      <w:start w:val="1"/>
+      <w:numFmt w:val="bullet"/>
+      <w:lvlText w:val=""/>
+      <w:lvlJc w:val="left"/>
+      <w:pPr>
+        <w:ind w:left="6480" w:hanging="360"/>
+      </w:pPr>
+      <w:rPr>
+        <w:rFonts w:ascii="Wingdings" w:hAnsi="Wingdings" w:hint="default"/>
+      </w:rPr>
+    </w:lvl>
+  </w:abstractNum>
+  <w:abstractNum w:abstractNumId="45" w15:restartNumberingAfterBreak="0">
     <w:nsid w:val="7B5945A4"/>
     <w:multiLevelType w:val="hybridMultilevel"/>
     <w:tmpl w:val="E98C4D22"/>
@@ -12027,7 +13771,7 @@
       </w:pPr>
     </w:lvl>
   </w:abstractNum>
-  <w:abstractNum w:abstractNumId="41" w15:restartNumberingAfterBreak="0">
+  <w:abstractNum w:abstractNumId="46" w15:restartNumberingAfterBreak="0">
     <w:nsid w:val="7BFD5BE7"/>
     <w:multiLevelType w:val="hybridMultilevel"/>
     <w:tmpl w:val="F7E81324"/>
@@ -12114,130 +13858,145 @@
     </w:lvl>
   </w:abstractNum>
   <w:num w:numId="1" w16cid:durableId="1540973067">
-    <w:abstractNumId w:val="11"/>
+    <w:abstractNumId w:val="12"/>
   </w:num>
   <w:num w:numId="2" w16cid:durableId="499740590">
+    <w:abstractNumId w:val="18"/>
+  </w:num>
+  <w:num w:numId="3" w16cid:durableId="541132239">
+    <w:abstractNumId w:val="9"/>
+  </w:num>
+  <w:num w:numId="4" w16cid:durableId="568883010">
+    <w:abstractNumId w:val="43"/>
+  </w:num>
+  <w:num w:numId="5" w16cid:durableId="845677584">
+    <w:abstractNumId w:val="14"/>
+  </w:num>
+  <w:num w:numId="6" w16cid:durableId="1637027404">
+    <w:abstractNumId w:val="16"/>
+  </w:num>
+  <w:num w:numId="7" w16cid:durableId="1472675406">
+    <w:abstractNumId w:val="2"/>
+  </w:num>
+  <w:num w:numId="8" w16cid:durableId="200286158">
+    <w:abstractNumId w:val="31"/>
+  </w:num>
+  <w:num w:numId="9" w16cid:durableId="1176503610">
+    <w:abstractNumId w:val="28"/>
+  </w:num>
+  <w:num w:numId="10" w16cid:durableId="1796833049">
+    <w:abstractNumId w:val="27"/>
+  </w:num>
+  <w:num w:numId="11" w16cid:durableId="1996957847">
+    <w:abstractNumId w:val="38"/>
+  </w:num>
+  <w:num w:numId="12" w16cid:durableId="2063482358">
+    <w:abstractNumId w:val="33"/>
+  </w:num>
+  <w:num w:numId="13" w16cid:durableId="1546021224">
+    <w:abstractNumId w:val="3"/>
+  </w:num>
+  <w:num w:numId="14" w16cid:durableId="222566674">
+    <w:abstractNumId w:val="42"/>
+  </w:num>
+  <w:num w:numId="15" w16cid:durableId="1727487960">
     <w:abstractNumId w:val="17"/>
   </w:num>
-  <w:num w:numId="3" w16cid:durableId="541132239">
-    <w:abstractNumId w:val="8"/>
-  </w:num>
-  <w:num w:numId="4" w16cid:durableId="568883010">
-    <w:abstractNumId w:val="39"/>
-  </w:num>
-  <w:num w:numId="5" w16cid:durableId="845677584">
-    <w:abstractNumId w:val="13"/>
-  </w:num>
-  <w:num w:numId="6" w16cid:durableId="1637027404">
-    <w:abstractNumId w:val="15"/>
-  </w:num>
-  <w:num w:numId="7" w16cid:durableId="1472675406">
-    <w:abstractNumId w:val="1"/>
-  </w:num>
-  <w:num w:numId="8" w16cid:durableId="200286158">
-    <w:abstractNumId w:val="28"/>
-  </w:num>
-  <w:num w:numId="9" w16cid:durableId="1176503610">
-    <w:abstractNumId w:val="25"/>
-  </w:num>
-  <w:num w:numId="10" w16cid:durableId="1796833049">
-    <w:abstractNumId w:val="24"/>
-  </w:num>
-  <w:num w:numId="11" w16cid:durableId="1996957847">
-    <w:abstractNumId w:val="35"/>
-  </w:num>
-  <w:num w:numId="12" w16cid:durableId="2063482358">
-    <w:abstractNumId w:val="30"/>
-  </w:num>
-  <w:num w:numId="13" w16cid:durableId="1546021224">
-    <w:abstractNumId w:val="2"/>
-  </w:num>
-  <w:num w:numId="14" w16cid:durableId="222566674">
-    <w:abstractNumId w:val="38"/>
-  </w:num>
-  <w:num w:numId="15" w16cid:durableId="1727487960">
-    <w:abstractNumId w:val="16"/>
-  </w:num>
   <w:num w:numId="16" w16cid:durableId="444738084">
-    <w:abstractNumId w:val="37"/>
+    <w:abstractNumId w:val="41"/>
   </w:num>
   <w:num w:numId="17" w16cid:durableId="1318805403">
     <w:abstractNumId w:val="0"/>
   </w:num>
   <w:num w:numId="18" w16cid:durableId="1115296937">
-    <w:abstractNumId w:val="31"/>
+    <w:abstractNumId w:val="34"/>
   </w:num>
   <w:num w:numId="19" w16cid:durableId="968587252">
-    <w:abstractNumId w:val="12"/>
+    <w:abstractNumId w:val="13"/>
   </w:num>
   <w:num w:numId="20" w16cid:durableId="1912739065">
+    <w:abstractNumId w:val="35"/>
+  </w:num>
+  <w:num w:numId="21" w16cid:durableId="1010789758">
+    <w:abstractNumId w:val="36"/>
+  </w:num>
+  <w:num w:numId="22" w16cid:durableId="129137299">
+    <w:abstractNumId w:val="25"/>
+  </w:num>
+  <w:num w:numId="23" w16cid:durableId="171720229">
+    <w:abstractNumId w:val="39"/>
+  </w:num>
+  <w:num w:numId="24" w16cid:durableId="1035621125">
+    <w:abstractNumId w:val="21"/>
+  </w:num>
+  <w:num w:numId="25" w16cid:durableId="1597206483">
+    <w:abstractNumId w:val="29"/>
+  </w:num>
+  <w:num w:numId="26" w16cid:durableId="1486238112">
+    <w:abstractNumId w:val="11"/>
+  </w:num>
+  <w:num w:numId="27" w16cid:durableId="1873151886">
+    <w:abstractNumId w:val="8"/>
+  </w:num>
+  <w:num w:numId="28" w16cid:durableId="454952784">
     <w:abstractNumId w:val="32"/>
   </w:num>
-  <w:num w:numId="21" w16cid:durableId="1010789758">
-    <w:abstractNumId w:val="33"/>
+  <w:num w:numId="29" w16cid:durableId="1457530685">
+    <w:abstractNumId w:val="6"/>
   </w:num>
-  <w:num w:numId="22" w16cid:durableId="129137299">
+  <w:num w:numId="30" w16cid:durableId="451821470">
+    <w:abstractNumId w:val="30"/>
+  </w:num>
+  <w:num w:numId="31" w16cid:durableId="839076228">
+    <w:abstractNumId w:val="10"/>
+  </w:num>
+  <w:num w:numId="32" w16cid:durableId="617685457">
+    <w:abstractNumId w:val="7"/>
+  </w:num>
+  <w:num w:numId="33" w16cid:durableId="901405144">
+    <w:abstractNumId w:val="46"/>
+  </w:num>
+  <w:num w:numId="34" w16cid:durableId="962734310">
+    <w:abstractNumId w:val="22"/>
+  </w:num>
+  <w:num w:numId="35" w16cid:durableId="1098015298">
     <w:abstractNumId w:val="23"/>
   </w:num>
-  <w:num w:numId="23" w16cid:durableId="171720229">
-    <w:abstractNumId w:val="36"/>
+  <w:num w:numId="36" w16cid:durableId="1380471266">
+    <w:abstractNumId w:val="5"/>
   </w:num>
-  <w:num w:numId="24" w16cid:durableId="1035621125">
+  <w:num w:numId="37" w16cid:durableId="327055515">
+    <w:abstractNumId w:val="20"/>
+  </w:num>
+  <w:num w:numId="38" w16cid:durableId="2126995001">
+    <w:abstractNumId w:val="45"/>
+  </w:num>
+  <w:num w:numId="39" w16cid:durableId="1577664898">
+    <w:abstractNumId w:val="37"/>
+  </w:num>
+  <w:num w:numId="40" w16cid:durableId="241839119">
+    <w:abstractNumId w:val="4"/>
+  </w:num>
+  <w:num w:numId="41" w16cid:durableId="707879319">
+    <w:abstractNumId w:val="24"/>
+  </w:num>
+  <w:num w:numId="42" w16cid:durableId="1666206902">
+    <w:abstractNumId w:val="15"/>
+  </w:num>
+  <w:num w:numId="43" w16cid:durableId="783428017">
     <w:abstractNumId w:val="19"/>
   </w:num>
-  <w:num w:numId="25" w16cid:durableId="1597206483">
+  <w:num w:numId="44" w16cid:durableId="198520252">
     <w:abstractNumId w:val="26"/>
   </w:num>
-  <w:num w:numId="26" w16cid:durableId="1486238112">
-    <w:abstractNumId w:val="10"/>
+  <w:num w:numId="45" w16cid:durableId="2117870724">
+    <w:abstractNumId w:val="1"/>
   </w:num>
-  <w:num w:numId="27" w16cid:durableId="1873151886">
-    <w:abstractNumId w:val="7"/>
-  </w:num>
-  <w:num w:numId="28" w16cid:durableId="454952784">
-    <w:abstractNumId w:val="29"/>
-  </w:num>
-  <w:num w:numId="29" w16cid:durableId="1457530685">
-    <w:abstractNumId w:val="5"/>
-  </w:num>
-  <w:num w:numId="30" w16cid:durableId="451821470">
-    <w:abstractNumId w:val="27"/>
-  </w:num>
-  <w:num w:numId="31" w16cid:durableId="839076228">
-    <w:abstractNumId w:val="9"/>
-  </w:num>
-  <w:num w:numId="32" w16cid:durableId="617685457">
-    <w:abstractNumId w:val="6"/>
-  </w:num>
-  <w:num w:numId="33" w16cid:durableId="901405144">
-    <w:abstractNumId w:val="41"/>
-  </w:num>
-  <w:num w:numId="34" w16cid:durableId="962734310">
-    <w:abstractNumId w:val="20"/>
-  </w:num>
-  <w:num w:numId="35" w16cid:durableId="1098015298">
-    <w:abstractNumId w:val="21"/>
-  </w:num>
-  <w:num w:numId="36" w16cid:durableId="1380471266">
-    <w:abstractNumId w:val="4"/>
-  </w:num>
-  <w:num w:numId="37" w16cid:durableId="327055515">
-    <w:abstractNumId w:val="18"/>
-  </w:num>
-  <w:num w:numId="38" w16cid:durableId="2126995001">
+  <w:num w:numId="46" w16cid:durableId="48499534">
     <w:abstractNumId w:val="40"/>
   </w:num>
-  <w:num w:numId="39" w16cid:durableId="1577664898">
-    <w:abstractNumId w:val="34"/>
-  </w:num>
-  <w:num w:numId="40" w16cid:durableId="241839119">
-    <w:abstractNumId w:val="3"/>
-  </w:num>
-  <w:num w:numId="41" w16cid:durableId="707879319">
-    <w:abstractNumId w:val="22"/>
-  </w:num>
-  <w:num w:numId="42" w16cid:durableId="1666206902">
-    <w:abstractNumId w:val="14"/>
+  <w:num w:numId="47" w16cid:durableId="810904595">
+    <w:abstractNumId w:val="44"/>
   </w:num>
 </w:numbering>
 </file>

--- a/Global Financial Management/notes (GFM).docx
+++ b/Global Financial Management/notes (GFM).docx
@@ -879,15 +879,7 @@
         </w:numPr>
       </w:pPr>
       <w:r>
-        <w:t xml:space="preserve">Initiate to cut the </w:t>
-      </w:r>
-      <w:proofErr w:type="spellStart"/>
-      <w:r>
-        <w:t>green house</w:t>
-      </w:r>
-      <w:proofErr w:type="spellEnd"/>
-      <w:r>
-        <w:t xml:space="preserve"> effect </w:t>
+        <w:t xml:space="preserve">Initiate to cut the green house effect </w:t>
       </w:r>
     </w:p>
     <w:p>
@@ -1581,15 +1573,7 @@
         </w:numPr>
       </w:pPr>
       <w:r>
-        <w:t xml:space="preserve">Acquisition or disposal of </w:t>
-      </w:r>
-      <w:proofErr w:type="spellStart"/>
-      <w:r>
-        <w:t>non produced</w:t>
-      </w:r>
-      <w:proofErr w:type="spellEnd"/>
-      <w:r>
-        <w:t xml:space="preserve"> assets </w:t>
+        <w:t xml:space="preserve">Acquisition or disposal of non produced assets </w:t>
       </w:r>
     </w:p>
     <w:p>
@@ -1864,13 +1848,8 @@
         </w:numPr>
       </w:pPr>
       <w:r>
-        <w:t xml:space="preserve">Major functions of </w:t>
-      </w:r>
-      <w:proofErr w:type="spellStart"/>
-      <w:r>
-        <w:t>imf</w:t>
-      </w:r>
-      <w:proofErr w:type="spellEnd"/>
+        <w:t>Major functions of imf</w:t>
+      </w:r>
     </w:p>
     <w:p>
       <w:pPr>
@@ -1880,13 +1859,8 @@
           <w:numId w:val="10"/>
         </w:numPr>
       </w:pPr>
-      <w:proofErr w:type="spellStart"/>
-      <w:r>
-        <w:t>Surveylance</w:t>
-      </w:r>
-      <w:proofErr w:type="spellEnd"/>
-      <w:r>
-        <w:t>, lending, capacity building</w:t>
+      <w:r>
+        <w:t>Surveylance, lending, capacity building</w:t>
       </w:r>
     </w:p>
     <w:p>
@@ -2602,15 +2576,7 @@
         </w:numPr>
       </w:pPr>
       <w:r>
-        <w:t>Support infrastructure development (</w:t>
-      </w:r>
-      <w:proofErr w:type="spellStart"/>
-      <w:r>
-        <w:t>eg.</w:t>
-      </w:r>
-      <w:proofErr w:type="spellEnd"/>
-      <w:r>
-        <w:t xml:space="preserve"> Transport, energy)</w:t>
+        <w:t>Support infrastructure development (eg. Transport, energy)</w:t>
       </w:r>
     </w:p>
     <w:p>
@@ -2777,22 +2743,8 @@
                 <w:lang w:eastAsia="en-IN"/>
                 <w14:ligatures w14:val="none"/>
               </w:rPr>
-              <w:t xml:space="preserve">regional </w:t>
+              <w:t>regional instituition</w:t>
             </w:r>
-            <w:proofErr w:type="spellStart"/>
-            <w:r>
-              <w:rPr>
-                <w:rFonts w:ascii="Calibri" w:eastAsia="Times New Roman" w:hAnsi="Calibri" w:cs="Calibri"/>
-                <w:color w:val="000000"/>
-                <w:kern w:val="0"/>
-                <w:sz w:val="22"/>
-                <w:szCs w:val="22"/>
-                <w:lang w:eastAsia="en-IN"/>
-                <w14:ligatures w14:val="none"/>
-              </w:rPr>
-              <w:t>instituition</w:t>
-            </w:r>
-            <w:proofErr w:type="spellEnd"/>
           </w:p>
         </w:tc>
         <w:tc>
@@ -2814,22 +2766,8 @@
                 <w:lang w:eastAsia="en-IN"/>
                 <w14:ligatures w14:val="none"/>
               </w:rPr>
-              <w:t xml:space="preserve">global </w:t>
+              <w:t>global instituition</w:t>
             </w:r>
-            <w:proofErr w:type="spellStart"/>
-            <w:r>
-              <w:rPr>
-                <w:rFonts w:ascii="Calibri" w:eastAsia="Times New Roman" w:hAnsi="Calibri" w:cs="Calibri"/>
-                <w:color w:val="000000"/>
-                <w:kern w:val="0"/>
-                <w:sz w:val="22"/>
-                <w:szCs w:val="22"/>
-                <w:lang w:eastAsia="en-IN"/>
-                <w14:ligatures w14:val="none"/>
-              </w:rPr>
-              <w:t>instituition</w:t>
-            </w:r>
-            <w:proofErr w:type="spellEnd"/>
           </w:p>
         </w:tc>
       </w:tr>
@@ -2897,33 +2835,7 @@
                 <w:lang w:eastAsia="en-IN"/>
                 <w14:ligatures w14:val="none"/>
               </w:rPr>
-              <w:t xml:space="preserve">support BOP difficulties and macros economic </w:t>
-            </w:r>
-            <w:proofErr w:type="spellStart"/>
-            <w:r>
-              <w:rPr>
-                <w:rFonts w:ascii="Calibri" w:eastAsia="Times New Roman" w:hAnsi="Calibri" w:cs="Calibri"/>
-                <w:color w:val="000000"/>
-                <w:kern w:val="0"/>
-                <w:sz w:val="22"/>
-                <w:szCs w:val="22"/>
-                <w:lang w:eastAsia="en-IN"/>
-                <w14:ligatures w14:val="none"/>
-              </w:rPr>
-              <w:t>stablility</w:t>
-            </w:r>
-            <w:proofErr w:type="spellEnd"/>
-            <w:r>
-              <w:rPr>
-                <w:rFonts w:ascii="Calibri" w:eastAsia="Times New Roman" w:hAnsi="Calibri" w:cs="Calibri"/>
-                <w:color w:val="000000"/>
-                <w:kern w:val="0"/>
-                <w:sz w:val="22"/>
-                <w:szCs w:val="22"/>
-                <w:lang w:eastAsia="en-IN"/>
-                <w14:ligatures w14:val="none"/>
-              </w:rPr>
-              <w:t xml:space="preserve"> </w:t>
+              <w:t xml:space="preserve">support BOP difficulties and macros economic stablility </w:t>
             </w:r>
           </w:p>
         </w:tc>
@@ -3410,15 +3322,7 @@
         </w:numPr>
       </w:pPr>
       <w:r>
-        <w:t xml:space="preserve">tariff and </w:t>
-      </w:r>
-      <w:proofErr w:type="spellStart"/>
-      <w:r>
-        <w:t>non tariff</w:t>
-      </w:r>
-      <w:proofErr w:type="spellEnd"/>
-      <w:r>
-        <w:t xml:space="preserve"> barriers</w:t>
+        <w:t>tariff and non tariff barriers</w:t>
       </w:r>
     </w:p>
     <w:p>
@@ -3492,13 +3396,8 @@
           <w:numId w:val="23"/>
         </w:numPr>
       </w:pPr>
-      <w:proofErr w:type="spellStart"/>
-      <w:r>
-        <w:t>interactual</w:t>
-      </w:r>
-      <w:proofErr w:type="spellEnd"/>
-      <w:r>
-        <w:t xml:space="preserve"> property rights (IPR)</w:t>
+      <w:r>
+        <w:t>interactual property rights (IPR)</w:t>
       </w:r>
     </w:p>
     <w:p>
@@ -3678,15 +3577,7 @@
     </w:p>
     <w:p>
       <w:r>
-        <w:t xml:space="preserve">Foreign exchange market is the market </w:t>
-      </w:r>
-      <w:proofErr w:type="spellStart"/>
-      <w:r>
-        <w:t>market</w:t>
-      </w:r>
-      <w:proofErr w:type="spellEnd"/>
-      <w:r>
-        <w:t xml:space="preserve"> where the currency of one country is exchanged for another country’s currency</w:t>
+        <w:t>Foreign exchange market is the market market where the currency of one country is exchanged for another country’s currency</w:t>
       </w:r>
     </w:p>
     <w:p/>
@@ -3843,15 +3734,7 @@
         <w:ind w:left="360"/>
       </w:pPr>
       <w:r>
-        <w:t xml:space="preserve">1. direct quotation – so many units of foreign currency as equivalent to a fixed number of units of home currency. Eg in </w:t>
-      </w:r>
-      <w:proofErr w:type="spellStart"/>
-      <w:r>
-        <w:t>india</w:t>
-      </w:r>
-      <w:proofErr w:type="spellEnd"/>
-      <w:r>
-        <w:t xml:space="preserve"> 95.88 INR = 1 USD (is a direct quotation for USD in India)</w:t>
+        <w:t>1. direct quotation – so many units of foreign currency as equivalent to a fixed number of units of home currency. Eg in india 95.88 INR = 1 USD (is a direct quotation for USD in India)</w:t>
       </w:r>
       <w:r>
         <w:t xml:space="preserve"> </w:t>
@@ -4032,19 +3915,11 @@
           <w:rFonts w:eastAsiaTheme="minorEastAsia"/>
         </w:rPr>
       </w:pPr>
-      <w:proofErr w:type="spellStart"/>
-      <w:r>
-        <w:rPr>
-          <w:rFonts w:eastAsiaTheme="minorEastAsia"/>
-        </w:rPr>
-        <w:t>Eg.</w:t>
-      </w:r>
-      <w:proofErr w:type="spellEnd"/>
-      <w:r>
-        <w:rPr>
-          <w:rFonts w:eastAsiaTheme="minorEastAsia"/>
-        </w:rPr>
-        <w:t xml:space="preserve"> USD for EUR, JPY/CNY </w:t>
+      <w:r>
+        <w:rPr>
+          <w:rFonts w:eastAsiaTheme="minorEastAsia"/>
+        </w:rPr>
+        <w:t xml:space="preserve">Eg. USD for EUR, JPY/CNY </w:t>
       </w:r>
     </w:p>
     <w:p>
@@ -4281,21 +4156,7 @@
         <w:rPr>
           <w:rFonts w:eastAsiaTheme="minorEastAsia"/>
         </w:rPr>
-        <w:t xml:space="preserve">Communications network for international </w:t>
-      </w:r>
-      <w:proofErr w:type="spellStart"/>
-      <w:r>
-        <w:rPr>
-          <w:rFonts w:eastAsiaTheme="minorEastAsia"/>
-        </w:rPr>
-        <w:t>finciacial</w:t>
-      </w:r>
-      <w:proofErr w:type="spellEnd"/>
-      <w:r>
-        <w:rPr>
-          <w:rFonts w:eastAsiaTheme="minorEastAsia"/>
-        </w:rPr>
-        <w:t xml:space="preserve"> market transaction</w:t>
+        <w:t>Communications network for international finciacial market transaction</w:t>
       </w:r>
     </w:p>
     <w:p>
@@ -4417,21 +4278,7 @@
         <w:rPr>
           <w:rFonts w:eastAsiaTheme="minorEastAsia"/>
         </w:rPr>
-        <w:t xml:space="preserve">In </w:t>
-      </w:r>
-      <w:proofErr w:type="spellStart"/>
-      <w:r>
-        <w:rPr>
-          <w:rFonts w:eastAsiaTheme="minorEastAsia"/>
-        </w:rPr>
-        <w:t>india</w:t>
-      </w:r>
-      <w:proofErr w:type="spellEnd"/>
-      <w:r>
-        <w:rPr>
-          <w:rFonts w:eastAsiaTheme="minorEastAsia"/>
-        </w:rPr>
-        <w:t xml:space="preserve"> regional processing centre is situated in Mumbai</w:t>
+        <w:t>In india regional processing centre is situated in Mumbai</w:t>
       </w:r>
     </w:p>
     <w:p>
@@ -4487,21 +4334,7 @@
         <w:rPr>
           <w:rFonts w:eastAsiaTheme="minorEastAsia"/>
         </w:rPr>
-        <w:t xml:space="preserve">Provide reliable method of sending and </w:t>
-      </w:r>
-      <w:proofErr w:type="spellStart"/>
-      <w:r>
-        <w:rPr>
-          <w:rFonts w:eastAsiaTheme="minorEastAsia"/>
-        </w:rPr>
-        <w:t>receing</w:t>
-      </w:r>
-      <w:proofErr w:type="spellEnd"/>
-      <w:r>
-        <w:rPr>
-          <w:rFonts w:eastAsiaTheme="minorEastAsia"/>
-        </w:rPr>
-        <w:t xml:space="preserve"> messages form of vast number of locations </w:t>
+        <w:t xml:space="preserve">Provide reliable method of sending and receing messages form of vast number of locations </w:t>
       </w:r>
     </w:p>
     <w:p>
@@ -4533,53 +4366,31 @@
           <w:rFonts w:eastAsiaTheme="minorEastAsia"/>
         </w:rPr>
       </w:pPr>
-      <w:proofErr w:type="spellStart"/>
-      <w:r>
-        <w:rPr>
-          <w:rFonts w:eastAsiaTheme="minorEastAsia"/>
-        </w:rPr>
-        <w:t>Enalbling</w:t>
-      </w:r>
-      <w:proofErr w:type="spellEnd"/>
-      <w:r>
-        <w:rPr>
-          <w:rFonts w:eastAsiaTheme="minorEastAsia"/>
-        </w:rPr>
-        <w:t xml:space="preserve"> the counter party to respond immediately</w:t>
-      </w:r>
-    </w:p>
-    <w:p>
-      <w:pPr>
-        <w:rPr>
-          <w:rFonts w:eastAsiaTheme="minorEastAsia"/>
-        </w:rPr>
-      </w:pPr>
-    </w:p>
-    <w:p>
-      <w:pPr>
-        <w:rPr>
-          <w:rFonts w:eastAsiaTheme="minorEastAsia"/>
-        </w:rPr>
-      </w:pPr>
-      <w:r>
-        <w:rPr>
-          <w:rFonts w:eastAsiaTheme="minorEastAsia"/>
-        </w:rPr>
-        <w:t xml:space="preserve">CHIPS – clearing house </w:t>
-      </w:r>
-      <w:proofErr w:type="spellStart"/>
-      <w:r>
-        <w:rPr>
-          <w:rFonts w:eastAsiaTheme="minorEastAsia"/>
-        </w:rPr>
-        <w:t>inter bank</w:t>
-      </w:r>
-      <w:proofErr w:type="spellEnd"/>
-      <w:r>
-        <w:rPr>
-          <w:rFonts w:eastAsiaTheme="minorEastAsia"/>
-        </w:rPr>
-        <w:t xml:space="preserve"> payment system</w:t>
+      <w:r>
+        <w:rPr>
+          <w:rFonts w:eastAsiaTheme="minorEastAsia"/>
+        </w:rPr>
+        <w:t>Enalbling the counter party to respond immediately</w:t>
+      </w:r>
+    </w:p>
+    <w:p>
+      <w:pPr>
+        <w:rPr>
+          <w:rFonts w:eastAsiaTheme="minorEastAsia"/>
+        </w:rPr>
+      </w:pPr>
+    </w:p>
+    <w:p>
+      <w:pPr>
+        <w:rPr>
+          <w:rFonts w:eastAsiaTheme="minorEastAsia"/>
+        </w:rPr>
+      </w:pPr>
+      <w:r>
+        <w:rPr>
+          <w:rFonts w:eastAsiaTheme="minorEastAsia"/>
+        </w:rPr>
+        <w:t>CHIPS – clearing house inter bank payment system</w:t>
       </w:r>
     </w:p>
     <w:p>
@@ -4620,21 +4431,7 @@
         <w:rPr>
           <w:rFonts w:eastAsiaTheme="minorEastAsia"/>
         </w:rPr>
-        <w:t xml:space="preserve"> </w:t>
-      </w:r>
-      <w:proofErr w:type="spellStart"/>
-      <w:r>
-        <w:rPr>
-          <w:rFonts w:eastAsiaTheme="minorEastAsia"/>
-        </w:rPr>
-        <w:t>transations</w:t>
-      </w:r>
-      <w:proofErr w:type="spellEnd"/>
-      <w:r>
-        <w:rPr>
-          <w:rFonts w:eastAsiaTheme="minorEastAsia"/>
-        </w:rPr>
-        <w:t xml:space="preserve"> are settled in CHIPS</w:t>
+        <w:t xml:space="preserve"> transations are settled in CHIPS</w:t>
       </w:r>
     </w:p>
     <w:p>
@@ -4852,19 +4649,11 @@
           <w:rFonts w:eastAsiaTheme="minorEastAsia"/>
         </w:rPr>
       </w:pPr>
-      <w:proofErr w:type="spellStart"/>
-      <w:r>
-        <w:rPr>
-          <w:rFonts w:eastAsiaTheme="minorEastAsia"/>
-        </w:rPr>
-        <w:t>Eg.</w:t>
-      </w:r>
-      <w:proofErr w:type="spellEnd"/>
-      <w:r>
-        <w:rPr>
-          <w:rFonts w:eastAsiaTheme="minorEastAsia"/>
-        </w:rPr>
-        <w:t xml:space="preserve"> 1 USD = 95.1525 INR</w:t>
+      <w:r>
+        <w:rPr>
+          <w:rFonts w:eastAsiaTheme="minorEastAsia"/>
+        </w:rPr>
+        <w:t>Eg. 1 USD = 95.1525 INR</w:t>
       </w:r>
     </w:p>
     <w:p>
@@ -5131,21 +4920,7 @@
         <w:rPr>
           <w:rFonts w:eastAsiaTheme="minorEastAsia"/>
         </w:rPr>
-        <w:t xml:space="preserve">The item </w:t>
-      </w:r>
-      <w:proofErr w:type="spellStart"/>
-      <w:r>
-        <w:rPr>
-          <w:rFonts w:eastAsiaTheme="minorEastAsia"/>
-        </w:rPr>
-        <w:t>refered</w:t>
-      </w:r>
-      <w:proofErr w:type="spellEnd"/>
-      <w:r>
-        <w:rPr>
-          <w:rFonts w:eastAsiaTheme="minorEastAsia"/>
-        </w:rPr>
-        <w:t xml:space="preserve"> to is foreign currencies </w:t>
+        <w:t xml:space="preserve">The item refered to is foreign currencies </w:t>
       </w:r>
     </w:p>
     <w:p>
@@ -5998,21 +5773,7 @@
         <w:rPr>
           <w:rFonts w:eastAsiaTheme="minorEastAsia"/>
         </w:rPr>
-        <w:t xml:space="preserve">Two types of buying rates in </w:t>
-      </w:r>
-      <w:proofErr w:type="spellStart"/>
-      <w:r>
-        <w:rPr>
-          <w:rFonts w:eastAsiaTheme="minorEastAsia"/>
-        </w:rPr>
-        <w:t>india</w:t>
-      </w:r>
-      <w:proofErr w:type="spellEnd"/>
-      <w:r>
-        <w:rPr>
-          <w:rFonts w:eastAsiaTheme="minorEastAsia"/>
-        </w:rPr>
-        <w:t xml:space="preserve">, namely: </w:t>
+        <w:t xml:space="preserve">Two types of buying rates in india, namely: </w:t>
       </w:r>
     </w:p>
     <w:p>
@@ -6267,21 +6028,7 @@
         <w:rPr>
           <w:rFonts w:eastAsiaTheme="minorEastAsia"/>
         </w:rPr>
-        <w:t xml:space="preserve"> September you will receive a mail transfer </w:t>
-      </w:r>
-      <w:proofErr w:type="spellStart"/>
-      <w:r>
-        <w:rPr>
-          <w:rFonts w:eastAsiaTheme="minorEastAsia"/>
-        </w:rPr>
-        <w:t>form</w:t>
-      </w:r>
-      <w:proofErr w:type="spellEnd"/>
-      <w:r>
-        <w:rPr>
-          <w:rFonts w:eastAsiaTheme="minorEastAsia"/>
-        </w:rPr>
-        <w:t xml:space="preserve"> </w:t>
+        <w:t xml:space="preserve"> September you will receive a mail transfer form </w:t>
       </w:r>
       <w:proofErr w:type="gramStart"/>
       <w:r>
@@ -7165,62 +6912,20 @@
         <w:rPr>
           <w:rFonts w:eastAsiaTheme="minorEastAsia"/>
         </w:rPr>
-        <w:t xml:space="preserve">Premium: where the forward margin for a month is giving ascending order as in quotation. </w:t>
-      </w:r>
-      <w:proofErr w:type="spellStart"/>
-      <w:r>
-        <w:rPr>
-          <w:rFonts w:eastAsiaTheme="minorEastAsia"/>
-        </w:rPr>
-        <w:t>Eg.</w:t>
-      </w:r>
-      <w:proofErr w:type="spellEnd"/>
-      <w:r>
-        <w:rPr>
-          <w:rFonts w:eastAsiaTheme="minorEastAsia"/>
-        </w:rPr>
-        <w:t xml:space="preserve"> SPOT GBP  = 95.4000, SPOT/May = 95.6000, SPOT/June = 95.7500</w:t>
-      </w:r>
-    </w:p>
-    <w:p>
-      <w:pPr>
-        <w:rPr>
-          <w:rFonts w:eastAsiaTheme="minorEastAsia"/>
-        </w:rPr>
-      </w:pPr>
-      <w:r>
-        <w:rPr>
-          <w:rFonts w:eastAsiaTheme="minorEastAsia"/>
-        </w:rPr>
-        <w:t xml:space="preserve">Discount: where the forward margin for a month is giving </w:t>
-      </w:r>
-      <w:proofErr w:type="spellStart"/>
-      <w:r>
-        <w:rPr>
-          <w:rFonts w:eastAsiaTheme="minorEastAsia"/>
-        </w:rPr>
-        <w:t>desceding</w:t>
-      </w:r>
-      <w:proofErr w:type="spellEnd"/>
-      <w:r>
-        <w:rPr>
-          <w:rFonts w:eastAsiaTheme="minorEastAsia"/>
-        </w:rPr>
-        <w:t xml:space="preserve"> order as in the quotation. </w:t>
-      </w:r>
-      <w:proofErr w:type="spellStart"/>
-      <w:r>
-        <w:rPr>
-          <w:rFonts w:eastAsiaTheme="minorEastAsia"/>
-        </w:rPr>
-        <w:t>Eg.</w:t>
-      </w:r>
-      <w:proofErr w:type="spellEnd"/>
-      <w:r>
-        <w:rPr>
-          <w:rFonts w:eastAsiaTheme="minorEastAsia"/>
-        </w:rPr>
-        <w:t xml:space="preserve"> SPOT</w:t>
+        <w:t>Premium: where the forward margin for a month is giving ascending order as in quotation. Eg. SPOT GBP  = 95.4000, SPOT/May = 95.6000, SPOT/June = 95.7500</w:t>
+      </w:r>
+    </w:p>
+    <w:p>
+      <w:pPr>
+        <w:rPr>
+          <w:rFonts w:eastAsiaTheme="minorEastAsia"/>
+        </w:rPr>
+      </w:pPr>
+      <w:r>
+        <w:rPr>
+          <w:rFonts w:eastAsiaTheme="minorEastAsia"/>
+        </w:rPr>
+        <w:t>Discount: where the forward margin for a month is giving desceding order as in the quotation. Eg. SPOT</w:t>
       </w:r>
       <w:r>
         <w:rPr>
@@ -7861,35 +7566,7 @@
         <w:rPr>
           <w:rFonts w:eastAsiaTheme="minorEastAsia"/>
         </w:rPr>
-        <w:t xml:space="preserve">The exchange rates for other currencies (foreign currency) are quoted to customers based on the rates for the currency prevailing in internation foreign exchange markets, like London, Singapore and </w:t>
-      </w:r>
-      <w:proofErr w:type="spellStart"/>
-      <w:r>
-        <w:rPr>
-          <w:rFonts w:eastAsiaTheme="minorEastAsia"/>
-        </w:rPr>
-        <w:t>hong</w:t>
-      </w:r>
-      <w:proofErr w:type="spellEnd"/>
-      <w:r>
-        <w:rPr>
-          <w:rFonts w:eastAsiaTheme="minorEastAsia"/>
-        </w:rPr>
-        <w:t xml:space="preserve"> </w:t>
-      </w:r>
-      <w:proofErr w:type="spellStart"/>
-      <w:r>
-        <w:rPr>
-          <w:rFonts w:eastAsiaTheme="minorEastAsia"/>
-        </w:rPr>
-        <w:t>kong</w:t>
-      </w:r>
-      <w:proofErr w:type="spellEnd"/>
-      <w:r>
-        <w:rPr>
-          <w:rFonts w:eastAsiaTheme="minorEastAsia"/>
-        </w:rPr>
-        <w:t xml:space="preserve">. </w:t>
+        <w:t xml:space="preserve">The exchange rates for other currencies (foreign currency) are quoted to customers based on the rates for the currency prevailing in internation foreign exchange markets, like London, Singapore and hong kong. </w:t>
       </w:r>
     </w:p>
     <w:p>
@@ -8435,10 +8112,10 @@
           <w:noProof/>
         </w:rPr>
         <w:drawing>
-          <wp:inline distT="0" distB="0" distL="0" distR="0" wp14:anchorId="327642F5" wp14:editId="1413FAED">
-            <wp:extent cx="5731510" cy="1889760"/>
+          <wp:inline distT="0" distB="0" distL="0" distR="0" wp14:anchorId="33FA32EF" wp14:editId="274F394F">
+            <wp:extent cx="5731510" cy="2528570"/>
             <wp:effectExtent l="0" t="0" r="0" b="0"/>
-            <wp:docPr id="301799878" name="Picture 1"/>
+            <wp:docPr id="1997181951" name="Picture 4"/>
             <wp:cNvGraphicFramePr>
               <a:graphicFrameLocks xmlns:a="http://schemas.openxmlformats.org/drawingml/2006/main" noChangeAspect="1"/>
             </wp:cNvGraphicFramePr>
@@ -8446,7 +8123,7 @@
               <a:graphicData uri="http://schemas.openxmlformats.org/drawingml/2006/picture">
                 <pic:pic xmlns:pic="http://schemas.openxmlformats.org/drawingml/2006/picture">
                   <pic:nvPicPr>
-                    <pic:cNvPr id="0" name="Picture 1"/>
+                    <pic:cNvPr id="0" name="Picture 4"/>
                     <pic:cNvPicPr>
                       <a:picLocks noChangeAspect="1" noChangeArrowheads="1"/>
                     </pic:cNvPicPr>
@@ -8467,7 +8144,7 @@
                   <pic:spPr bwMode="auto">
                     <a:xfrm>
                       <a:off x="0" y="0"/>
-                      <a:ext cx="5731510" cy="1889760"/>
+                      <a:ext cx="5731510" cy="2528570"/>
                     </a:xfrm>
                     <a:prstGeom prst="rect">
                       <a:avLst/>
@@ -8490,26 +8167,6 @@
           <w:rFonts w:eastAsiaTheme="minorEastAsia"/>
         </w:rPr>
       </w:pPr>
-      <w:r>
-        <w:rPr>
-          <w:rFonts w:eastAsiaTheme="minorEastAsia"/>
-        </w:rPr>
-        <w:t>Amount received by the customer on cancellation of DD for 50,000 CAD and 65.6952 INR (50,000 x 65.695) = 32,84,760</w:t>
-      </w:r>
-    </w:p>
-    <w:p>
-      <w:pPr>
-        <w:rPr>
-          <w:rFonts w:eastAsiaTheme="minorEastAsia"/>
-        </w:rPr>
-      </w:pPr>
-    </w:p>
-    <w:p>
-      <w:pPr>
-        <w:rPr>
-          <w:rFonts w:eastAsiaTheme="minorEastAsia"/>
-        </w:rPr>
-      </w:pPr>
     </w:p>
     <w:p>
       <w:pPr>
@@ -8589,10 +8246,10 @@
         </w:rPr>
         <w:lastRenderedPageBreak/>
         <w:drawing>
-          <wp:inline distT="0" distB="0" distL="0" distR="0" wp14:anchorId="3D339F55" wp14:editId="52175D88">
-            <wp:extent cx="5731510" cy="2249805"/>
+          <wp:inline distT="0" distB="0" distL="0" distR="0" wp14:anchorId="574EDB8A" wp14:editId="321196F7">
+            <wp:extent cx="5731510" cy="2348230"/>
             <wp:effectExtent l="0" t="0" r="0" b="0"/>
-            <wp:docPr id="1148572867" name="Picture 1"/>
+            <wp:docPr id="1973711452" name="Picture 3"/>
             <wp:cNvGraphicFramePr>
               <a:graphicFrameLocks xmlns:a="http://schemas.openxmlformats.org/drawingml/2006/main" noChangeAspect="1"/>
             </wp:cNvGraphicFramePr>
@@ -8600,7 +8257,7 @@
               <a:graphicData uri="http://schemas.openxmlformats.org/drawingml/2006/picture">
                 <pic:pic xmlns:pic="http://schemas.openxmlformats.org/drawingml/2006/picture">
                   <pic:nvPicPr>
-                    <pic:cNvPr id="0" name="Picture 1"/>
+                    <pic:cNvPr id="0" name="Picture 3"/>
                     <pic:cNvPicPr>
                       <a:picLocks noChangeAspect="1" noChangeArrowheads="1"/>
                     </pic:cNvPicPr>
@@ -8621,7 +8278,7 @@
                   <pic:spPr bwMode="auto">
                     <a:xfrm>
                       <a:off x="0" y="0"/>
-                      <a:ext cx="5731510" cy="2249805"/>
+                      <a:ext cx="5731510" cy="2348230"/>
                     </a:xfrm>
                     <a:prstGeom prst="rect">
                       <a:avLst/>
@@ -8749,21 +8406,7 @@
         <w:rPr>
           <w:rFonts w:eastAsiaTheme="minorEastAsia"/>
         </w:rPr>
-        <w:t xml:space="preserve">According to rule of 7 FEDAI (foreign exchange dealers association of India) forward contract is deliverable at a future data duration of the contract being  computed from the spot value date of the transaction </w:t>
-      </w:r>
-      <w:proofErr w:type="spellStart"/>
-      <w:r>
-        <w:rPr>
-          <w:rFonts w:eastAsiaTheme="minorEastAsia"/>
-        </w:rPr>
-        <w:t>Eg.</w:t>
-      </w:r>
-      <w:proofErr w:type="spellEnd"/>
-      <w:r>
-        <w:rPr>
-          <w:rFonts w:eastAsiaTheme="minorEastAsia"/>
-        </w:rPr>
-        <w:t xml:space="preserve"> </w:t>
+        <w:t xml:space="preserve">According to rule of 7 FEDAI (foreign exchange dealers association of India) forward contract is deliverable at a future data duration of the contract being  computed from the spot value date of the transaction Eg. </w:t>
       </w:r>
       <w:proofErr w:type="gramStart"/>
       <w:r>
@@ -16455,7 +16098,7 @@
 </file>
 
 <file path=word/diagrams/colors3.xml><?xml version="1.0" encoding="utf-8"?>
-<dgm:colorsDef xmlns:dgm="http://schemas.openxmlformats.org/drawingml/2006/diagram" xmlns:a="http://schemas.openxmlformats.org/drawingml/2006/main" uniqueId="urn:microsoft.com/office/officeart/2005/8/colors/accent1_2">
+<dgm:colorsDef xmlns:dgm="http://schemas.openxmlformats.org/drawingml/2006/diagram" xmlns:a="http://schemas.openxmlformats.org/drawingml/2006/main" uniqueId="urn:microsoft.com/office/officeart/2005/8/colors/accent1_2#3">
   <dgm:title val=""/>
   <dgm:desc val=""/>
   <dgm:catLst>
@@ -17306,7 +16949,7 @@
 </file>
 
 <file path=word/diagrams/colors4.xml><?xml version="1.0" encoding="utf-8"?>
-<dgm:colorsDef xmlns:dgm="http://schemas.openxmlformats.org/drawingml/2006/diagram" xmlns:a="http://schemas.openxmlformats.org/drawingml/2006/main" uniqueId="urn:microsoft.com/office/officeart/2005/8/colors/accent1_2">
+<dgm:colorsDef xmlns:dgm="http://schemas.openxmlformats.org/drawingml/2006/diagram" xmlns:a="http://schemas.openxmlformats.org/drawingml/2006/main" uniqueId="urn:microsoft.com/office/officeart/2005/8/colors/accent1_2#4">
   <dgm:title val=""/>
   <dgm:desc val=""/>
   <dgm:catLst>
@@ -19316,7 +18959,7 @@
 <dgm:dataModel xmlns:dgm="http://schemas.openxmlformats.org/drawingml/2006/diagram" xmlns:a="http://schemas.openxmlformats.org/drawingml/2006/main">
   <dgm:ptLst>
     <dgm:pt modelId="{4AC32F54-C178-48A3-B9B8-9B621A06A5AF}" type="doc">
-      <dgm:prSet loTypeId="urn:microsoft.com/office/officeart/2005/8/layout/orgChart1" loCatId="hierarchy" qsTypeId="urn:microsoft.com/office/officeart/2005/8/quickstyle/simple1" qsCatId="simple" csTypeId="urn:microsoft.com/office/officeart/2005/8/colors/accent1_2" csCatId="accent1"/>
+      <dgm:prSet loTypeId="urn:microsoft.com/office/officeart/2005/8/layout/orgChart1" loCatId="hierarchy" qsTypeId="urn:microsoft.com/office/officeart/2005/8/quickstyle/simple1#3" qsCatId="simple" csTypeId="urn:microsoft.com/office/officeart/2005/8/colors/accent1_2#3" csCatId="accent1"/>
       <dgm:spPr/>
       <dgm:t>
         <a:bodyPr/>
@@ -19687,7 +19330,7 @@
 <dgm:dataModel xmlns:dgm="http://schemas.openxmlformats.org/drawingml/2006/diagram" xmlns:a="http://schemas.openxmlformats.org/drawingml/2006/main">
   <dgm:ptLst>
     <dgm:pt modelId="{47A90E81-BD10-4373-9382-49C921028069}" type="doc">
-      <dgm:prSet loTypeId="urn:microsoft.com/office/officeart/2005/8/layout/hierarchy6" loCatId="hierarchy" qsTypeId="urn:microsoft.com/office/officeart/2005/8/quickstyle/simple1" qsCatId="simple" csTypeId="urn:microsoft.com/office/officeart/2005/8/colors/accent1_2" csCatId="accent1"/>
+      <dgm:prSet loTypeId="urn:microsoft.com/office/officeart/2005/8/layout/hierarchy6" loCatId="hierarchy" qsTypeId="urn:microsoft.com/office/officeart/2005/8/quickstyle/simple1#4" qsCatId="simple" csTypeId="urn:microsoft.com/office/officeart/2005/8/colors/accent1_2#4" csCatId="accent1"/>
       <dgm:spPr/>
       <dgm:t>
         <a:bodyPr/>
@@ -29727,7 +29370,7 @@
 </file>
 
 <file path=word/diagrams/quickStyle3.xml><?xml version="1.0" encoding="utf-8"?>
-<dgm:styleDef xmlns:dgm="http://schemas.openxmlformats.org/drawingml/2006/diagram" xmlns:a="http://schemas.openxmlformats.org/drawingml/2006/main" uniqueId="urn:microsoft.com/office/officeart/2005/8/quickstyle/simple1">
+<dgm:styleDef xmlns:dgm="http://schemas.openxmlformats.org/drawingml/2006/diagram" xmlns:a="http://schemas.openxmlformats.org/drawingml/2006/main" uniqueId="urn:microsoft.com/office/officeart/2005/8/quickstyle/simple1#3">
   <dgm:title val=""/>
   <dgm:desc val=""/>
   <dgm:catLst>
@@ -30915,7 +30558,7 @@
 </file>
 
 <file path=word/diagrams/quickStyle4.xml><?xml version="1.0" encoding="utf-8"?>
-<dgm:styleDef xmlns:dgm="http://schemas.openxmlformats.org/drawingml/2006/diagram" xmlns:a="http://schemas.openxmlformats.org/drawingml/2006/main" uniqueId="urn:microsoft.com/office/officeart/2005/8/quickstyle/simple1">
+<dgm:styleDef xmlns:dgm="http://schemas.openxmlformats.org/drawingml/2006/diagram" xmlns:a="http://schemas.openxmlformats.org/drawingml/2006/main" uniqueId="urn:microsoft.com/office/officeart/2005/8/quickstyle/simple1#4">
   <dgm:title val=""/>
   <dgm:desc val=""/>
   <dgm:catLst>

--- a/Global Financial Management/notes (GFM).docx
+++ b/Global Financial Management/notes (GFM).docx
@@ -100,15 +100,7 @@
         </w:numPr>
       </w:pPr>
       <w:r>
-        <w:t xml:space="preserve">Guarantee, Risk management products, advisory services for middle income and credit worthy and </w:t>
-      </w:r>
-      <w:proofErr w:type="gramStart"/>
-      <w:r>
-        <w:t>low income</w:t>
-      </w:r>
-      <w:proofErr w:type="gramEnd"/>
-      <w:r>
-        <w:t xml:space="preserve"> countries </w:t>
+        <w:t xml:space="preserve">Guarantee, Risk management products, advisory services for middle income and credit worthy and low income countries </w:t>
       </w:r>
     </w:p>
     <w:p>
@@ -879,7 +871,15 @@
         </w:numPr>
       </w:pPr>
       <w:r>
-        <w:t xml:space="preserve">Initiate to cut the green house effect </w:t>
+        <w:t xml:space="preserve">Initiate to cut the </w:t>
+      </w:r>
+      <w:proofErr w:type="spellStart"/>
+      <w:r>
+        <w:t>green house</w:t>
+      </w:r>
+      <w:proofErr w:type="spellEnd"/>
+      <w:r>
+        <w:t xml:space="preserve"> effect </w:t>
       </w:r>
     </w:p>
     <w:p>
@@ -1573,7 +1573,15 @@
         </w:numPr>
       </w:pPr>
       <w:r>
-        <w:t xml:space="preserve">Acquisition or disposal of non produced assets </w:t>
+        <w:t xml:space="preserve">Acquisition or disposal of </w:t>
+      </w:r>
+      <w:proofErr w:type="spellStart"/>
+      <w:r>
+        <w:t>non produced</w:t>
+      </w:r>
+      <w:proofErr w:type="spellEnd"/>
+      <w:r>
+        <w:t xml:space="preserve"> assets </w:t>
       </w:r>
     </w:p>
     <w:p>
@@ -1848,8 +1856,13 @@
         </w:numPr>
       </w:pPr>
       <w:r>
-        <w:t>Major functions of imf</w:t>
-      </w:r>
+        <w:t xml:space="preserve">Major functions of </w:t>
+      </w:r>
+      <w:proofErr w:type="spellStart"/>
+      <w:r>
+        <w:t>imf</w:t>
+      </w:r>
+      <w:proofErr w:type="spellEnd"/>
     </w:p>
     <w:p>
       <w:pPr>
@@ -1859,8 +1872,13 @@
           <w:numId w:val="10"/>
         </w:numPr>
       </w:pPr>
-      <w:r>
-        <w:t>Surveylance, lending, capacity building</w:t>
+      <w:proofErr w:type="spellStart"/>
+      <w:r>
+        <w:t>Surveylance</w:t>
+      </w:r>
+      <w:proofErr w:type="spellEnd"/>
+      <w:r>
+        <w:t>, lending, capacity building</w:t>
       </w:r>
     </w:p>
     <w:p>
@@ -2576,7 +2594,15 @@
         </w:numPr>
       </w:pPr>
       <w:r>
-        <w:t>Support infrastructure development (eg. Transport, energy)</w:t>
+        <w:t>Support infrastructure development (</w:t>
+      </w:r>
+      <w:proofErr w:type="spellStart"/>
+      <w:r>
+        <w:t>eg.</w:t>
+      </w:r>
+      <w:proofErr w:type="spellEnd"/>
+      <w:r>
+        <w:t xml:space="preserve"> Transport, energy)</w:t>
       </w:r>
     </w:p>
     <w:p>
@@ -2743,8 +2769,22 @@
                 <w:lang w:eastAsia="en-IN"/>
                 <w14:ligatures w14:val="none"/>
               </w:rPr>
-              <w:t>regional instituition</w:t>
+              <w:t xml:space="preserve">regional </w:t>
             </w:r>
+            <w:proofErr w:type="spellStart"/>
+            <w:r>
+              <w:rPr>
+                <w:rFonts w:ascii="Calibri" w:eastAsia="Times New Roman" w:hAnsi="Calibri" w:cs="Calibri"/>
+                <w:color w:val="000000"/>
+                <w:kern w:val="0"/>
+                <w:sz w:val="22"/>
+                <w:szCs w:val="22"/>
+                <w:lang w:eastAsia="en-IN"/>
+                <w14:ligatures w14:val="none"/>
+              </w:rPr>
+              <w:t>instituition</w:t>
+            </w:r>
+            <w:proofErr w:type="spellEnd"/>
           </w:p>
         </w:tc>
         <w:tc>
@@ -2766,8 +2806,22 @@
                 <w:lang w:eastAsia="en-IN"/>
                 <w14:ligatures w14:val="none"/>
               </w:rPr>
-              <w:t>global instituition</w:t>
+              <w:t xml:space="preserve">global </w:t>
             </w:r>
+            <w:proofErr w:type="spellStart"/>
+            <w:r>
+              <w:rPr>
+                <w:rFonts w:ascii="Calibri" w:eastAsia="Times New Roman" w:hAnsi="Calibri" w:cs="Calibri"/>
+                <w:color w:val="000000"/>
+                <w:kern w:val="0"/>
+                <w:sz w:val="22"/>
+                <w:szCs w:val="22"/>
+                <w:lang w:eastAsia="en-IN"/>
+                <w14:ligatures w14:val="none"/>
+              </w:rPr>
+              <w:t>instituition</w:t>
+            </w:r>
+            <w:proofErr w:type="spellEnd"/>
           </w:p>
         </w:tc>
       </w:tr>
@@ -2835,7 +2889,33 @@
                 <w:lang w:eastAsia="en-IN"/>
                 <w14:ligatures w14:val="none"/>
               </w:rPr>
-              <w:t xml:space="preserve">support BOP difficulties and macros economic stablility </w:t>
+              <w:t xml:space="preserve">support BOP difficulties and macros economic </w:t>
+            </w:r>
+            <w:proofErr w:type="spellStart"/>
+            <w:r>
+              <w:rPr>
+                <w:rFonts w:ascii="Calibri" w:eastAsia="Times New Roman" w:hAnsi="Calibri" w:cs="Calibri"/>
+                <w:color w:val="000000"/>
+                <w:kern w:val="0"/>
+                <w:sz w:val="22"/>
+                <w:szCs w:val="22"/>
+                <w:lang w:eastAsia="en-IN"/>
+                <w14:ligatures w14:val="none"/>
+              </w:rPr>
+              <w:t>stablility</w:t>
+            </w:r>
+            <w:proofErr w:type="spellEnd"/>
+            <w:r>
+              <w:rPr>
+                <w:rFonts w:ascii="Calibri" w:eastAsia="Times New Roman" w:hAnsi="Calibri" w:cs="Calibri"/>
+                <w:color w:val="000000"/>
+                <w:kern w:val="0"/>
+                <w:sz w:val="22"/>
+                <w:szCs w:val="22"/>
+                <w:lang w:eastAsia="en-IN"/>
+                <w14:ligatures w14:val="none"/>
+              </w:rPr>
+              <w:t xml:space="preserve"> </w:t>
             </w:r>
           </w:p>
         </w:tc>
@@ -3322,7 +3402,15 @@
         </w:numPr>
       </w:pPr>
       <w:r>
-        <w:t>tariff and non tariff barriers</w:t>
+        <w:t xml:space="preserve">tariff and </w:t>
+      </w:r>
+      <w:proofErr w:type="spellStart"/>
+      <w:r>
+        <w:t>non tariff</w:t>
+      </w:r>
+      <w:proofErr w:type="spellEnd"/>
+      <w:r>
+        <w:t xml:space="preserve"> barriers</w:t>
       </w:r>
     </w:p>
     <w:p>
@@ -3396,8 +3484,13 @@
           <w:numId w:val="23"/>
         </w:numPr>
       </w:pPr>
-      <w:r>
-        <w:t>interactual property rights (IPR)</w:t>
+      <w:proofErr w:type="spellStart"/>
+      <w:r>
+        <w:t>interactual</w:t>
+      </w:r>
+      <w:proofErr w:type="spellEnd"/>
+      <w:r>
+        <w:t xml:space="preserve"> property rights (IPR)</w:t>
       </w:r>
     </w:p>
     <w:p>
@@ -3577,7 +3670,15 @@
     </w:p>
     <w:p>
       <w:r>
-        <w:t>Foreign exchange market is the market market where the currency of one country is exchanged for another country’s currency</w:t>
+        <w:t xml:space="preserve">Foreign exchange market is the market </w:t>
+      </w:r>
+      <w:proofErr w:type="spellStart"/>
+      <w:r>
+        <w:t>market</w:t>
+      </w:r>
+      <w:proofErr w:type="spellEnd"/>
+      <w:r>
+        <w:t xml:space="preserve"> where the currency of one country is exchanged for another country’s currency</w:t>
       </w:r>
     </w:p>
     <w:p/>
@@ -3734,7 +3835,15 @@
         <w:ind w:left="360"/>
       </w:pPr>
       <w:r>
-        <w:t>1. direct quotation – so many units of foreign currency as equivalent to a fixed number of units of home currency. Eg in india 95.88 INR = 1 USD (is a direct quotation for USD in India)</w:t>
+        <w:t xml:space="preserve">1. direct quotation – so many units of foreign currency as equivalent to a fixed number of units of home currency. Eg in </w:t>
+      </w:r>
+      <w:proofErr w:type="spellStart"/>
+      <w:r>
+        <w:t>india</w:t>
+      </w:r>
+      <w:proofErr w:type="spellEnd"/>
+      <w:r>
+        <w:t xml:space="preserve"> 95.88 INR = 1 USD (is a direct quotation for USD in India)</w:t>
       </w:r>
       <w:r>
         <w:t xml:space="preserve"> </w:t>
@@ -3915,11 +4024,19 @@
           <w:rFonts w:eastAsiaTheme="minorEastAsia"/>
         </w:rPr>
       </w:pPr>
-      <w:r>
-        <w:rPr>
-          <w:rFonts w:eastAsiaTheme="minorEastAsia"/>
-        </w:rPr>
-        <w:t xml:space="preserve">Eg. USD for EUR, JPY/CNY </w:t>
+      <w:proofErr w:type="spellStart"/>
+      <w:r>
+        <w:rPr>
+          <w:rFonts w:eastAsiaTheme="minorEastAsia"/>
+        </w:rPr>
+        <w:t>Eg.</w:t>
+      </w:r>
+      <w:proofErr w:type="spellEnd"/>
+      <w:r>
+        <w:rPr>
+          <w:rFonts w:eastAsiaTheme="minorEastAsia"/>
+        </w:rPr>
+        <w:t xml:space="preserve"> USD for EUR, JPY/CNY </w:t>
       </w:r>
     </w:p>
     <w:p>
@@ -4124,21 +4241,7 @@
         <w:rPr>
           <w:rFonts w:eastAsiaTheme="minorEastAsia"/>
         </w:rPr>
-        <w:t xml:space="preserve">Registered in </w:t>
-      </w:r>
-      <w:proofErr w:type="gramStart"/>
-      <w:r>
-        <w:rPr>
-          <w:rFonts w:eastAsiaTheme="minorEastAsia"/>
-        </w:rPr>
-        <w:t>brussels</w:t>
-      </w:r>
-      <w:proofErr w:type="gramEnd"/>
-      <w:r>
-        <w:rPr>
-          <w:rFonts w:eastAsiaTheme="minorEastAsia"/>
-        </w:rPr>
-        <w:t>, Belgium</w:t>
+        <w:t>Registered in brussels, Belgium</w:t>
       </w:r>
     </w:p>
     <w:p>
@@ -4156,7 +4259,21 @@
         <w:rPr>
           <w:rFonts w:eastAsiaTheme="minorEastAsia"/>
         </w:rPr>
-        <w:t>Communications network for international finciacial market transaction</w:t>
+        <w:t xml:space="preserve">Communications network for international </w:t>
+      </w:r>
+      <w:proofErr w:type="spellStart"/>
+      <w:r>
+        <w:rPr>
+          <w:rFonts w:eastAsiaTheme="minorEastAsia"/>
+        </w:rPr>
+        <w:t>finciacial</w:t>
+      </w:r>
+      <w:proofErr w:type="spellEnd"/>
+      <w:r>
+        <w:rPr>
+          <w:rFonts w:eastAsiaTheme="minorEastAsia"/>
+        </w:rPr>
+        <w:t xml:space="preserve"> market transaction</w:t>
       </w:r>
     </w:p>
     <w:p>
@@ -4278,7 +4395,21 @@
         <w:rPr>
           <w:rFonts w:eastAsiaTheme="minorEastAsia"/>
         </w:rPr>
-        <w:t>In india regional processing centre is situated in Mumbai</w:t>
+        <w:t xml:space="preserve">In </w:t>
+      </w:r>
+      <w:proofErr w:type="spellStart"/>
+      <w:r>
+        <w:rPr>
+          <w:rFonts w:eastAsiaTheme="minorEastAsia"/>
+        </w:rPr>
+        <w:t>india</w:t>
+      </w:r>
+      <w:proofErr w:type="spellEnd"/>
+      <w:r>
+        <w:rPr>
+          <w:rFonts w:eastAsiaTheme="minorEastAsia"/>
+        </w:rPr>
+        <w:t xml:space="preserve"> regional processing centre is situated in Mumbai</w:t>
       </w:r>
     </w:p>
     <w:p>
@@ -4334,7 +4465,21 @@
         <w:rPr>
           <w:rFonts w:eastAsiaTheme="minorEastAsia"/>
         </w:rPr>
-        <w:t xml:space="preserve">Provide reliable method of sending and receing messages form of vast number of locations </w:t>
+        <w:t xml:space="preserve">Provide reliable method of sending and </w:t>
+      </w:r>
+      <w:proofErr w:type="spellStart"/>
+      <w:r>
+        <w:rPr>
+          <w:rFonts w:eastAsiaTheme="minorEastAsia"/>
+        </w:rPr>
+        <w:t>receing</w:t>
+      </w:r>
+      <w:proofErr w:type="spellEnd"/>
+      <w:r>
+        <w:rPr>
+          <w:rFonts w:eastAsiaTheme="minorEastAsia"/>
+        </w:rPr>
+        <w:t xml:space="preserve"> messages form of vast number of locations </w:t>
       </w:r>
     </w:p>
     <w:p>
@@ -4366,72 +4511,86 @@
           <w:rFonts w:eastAsiaTheme="minorEastAsia"/>
         </w:rPr>
       </w:pPr>
-      <w:r>
-        <w:rPr>
-          <w:rFonts w:eastAsiaTheme="minorEastAsia"/>
-        </w:rPr>
-        <w:t>Enalbling the counter party to respond immediately</w:t>
-      </w:r>
-    </w:p>
-    <w:p>
-      <w:pPr>
-        <w:rPr>
-          <w:rFonts w:eastAsiaTheme="minorEastAsia"/>
-        </w:rPr>
-      </w:pPr>
-    </w:p>
-    <w:p>
-      <w:pPr>
-        <w:rPr>
-          <w:rFonts w:eastAsiaTheme="minorEastAsia"/>
-        </w:rPr>
-      </w:pPr>
-      <w:r>
-        <w:rPr>
-          <w:rFonts w:eastAsiaTheme="minorEastAsia"/>
-        </w:rPr>
-        <w:t>CHIPS – clearing house inter bank payment system</w:t>
-      </w:r>
-    </w:p>
-    <w:p>
-      <w:pPr>
-        <w:rPr>
-          <w:rFonts w:eastAsiaTheme="minorEastAsia"/>
-        </w:rPr>
-      </w:pPr>
-      <w:r>
-        <w:rPr>
-          <w:rFonts w:eastAsiaTheme="minorEastAsia"/>
-        </w:rPr>
-        <w:t xml:space="preserve">Electronic payment system 12 private commercial banks constituting the </w:t>
-      </w:r>
-      <w:proofErr w:type="gramStart"/>
-      <w:r>
-        <w:rPr>
-          <w:rFonts w:eastAsiaTheme="minorEastAsia"/>
-        </w:rPr>
-        <w:t>new York</w:t>
-      </w:r>
-      <w:proofErr w:type="gramEnd"/>
-      <w:r>
-        <w:rPr>
-          <w:rFonts w:eastAsiaTheme="minorEastAsia"/>
-        </w:rPr>
-        <w:t xml:space="preserve"> clearing house association. CHIPS begin operation in 1971. It is the largest payment system in the world. It deals with forex and </w:t>
-      </w:r>
-      <w:proofErr w:type="gramStart"/>
-      <w:r>
-        <w:rPr>
-          <w:rFonts w:eastAsiaTheme="minorEastAsia"/>
-        </w:rPr>
-        <w:t>zero dollar</w:t>
-      </w:r>
-      <w:proofErr w:type="gramEnd"/>
-      <w:r>
-        <w:rPr>
-          <w:rFonts w:eastAsiaTheme="minorEastAsia"/>
-        </w:rPr>
-        <w:t xml:space="preserve"> transations are settled in CHIPS</w:t>
+      <w:proofErr w:type="spellStart"/>
+      <w:r>
+        <w:rPr>
+          <w:rFonts w:eastAsiaTheme="minorEastAsia"/>
+        </w:rPr>
+        <w:t>Enalbling</w:t>
+      </w:r>
+      <w:proofErr w:type="spellEnd"/>
+      <w:r>
+        <w:rPr>
+          <w:rFonts w:eastAsiaTheme="minorEastAsia"/>
+        </w:rPr>
+        <w:t xml:space="preserve"> the counter party to respond immediately</w:t>
+      </w:r>
+    </w:p>
+    <w:p>
+      <w:pPr>
+        <w:rPr>
+          <w:rFonts w:eastAsiaTheme="minorEastAsia"/>
+        </w:rPr>
+      </w:pPr>
+    </w:p>
+    <w:p>
+      <w:pPr>
+        <w:rPr>
+          <w:rFonts w:eastAsiaTheme="minorEastAsia"/>
+        </w:rPr>
+      </w:pPr>
+      <w:r>
+        <w:rPr>
+          <w:rFonts w:eastAsiaTheme="minorEastAsia"/>
+        </w:rPr>
+        <w:t xml:space="preserve">CHIPS – clearing house </w:t>
+      </w:r>
+      <w:proofErr w:type="spellStart"/>
+      <w:r>
+        <w:rPr>
+          <w:rFonts w:eastAsiaTheme="minorEastAsia"/>
+        </w:rPr>
+        <w:t>inter bank</w:t>
+      </w:r>
+      <w:proofErr w:type="spellEnd"/>
+      <w:r>
+        <w:rPr>
+          <w:rFonts w:eastAsiaTheme="minorEastAsia"/>
+        </w:rPr>
+        <w:t xml:space="preserve"> payment system</w:t>
+      </w:r>
+    </w:p>
+    <w:p>
+      <w:pPr>
+        <w:rPr>
+          <w:rFonts w:eastAsiaTheme="minorEastAsia"/>
+        </w:rPr>
+      </w:pPr>
+      <w:r>
+        <w:rPr>
+          <w:rFonts w:eastAsiaTheme="minorEastAsia"/>
+        </w:rPr>
+        <w:t xml:space="preserve">Electronic payment system 12 private commercial banks constituting the new York clearing house association. CHIPS begin operation in 1971. It is the largest payment system in the world. It deals with forex and </w:t>
+      </w:r>
+      <w:r>
+        <w:rPr>
+          <w:rFonts w:eastAsiaTheme="minorEastAsia"/>
+        </w:rPr>
+        <w:t xml:space="preserve">zero dollar </w:t>
+      </w:r>
+      <w:proofErr w:type="spellStart"/>
+      <w:r>
+        <w:rPr>
+          <w:rFonts w:eastAsiaTheme="minorEastAsia"/>
+        </w:rPr>
+        <w:t>transations</w:t>
+      </w:r>
+      <w:proofErr w:type="spellEnd"/>
+      <w:r>
+        <w:rPr>
+          <w:rFonts w:eastAsiaTheme="minorEastAsia"/>
+        </w:rPr>
+        <w:t xml:space="preserve"> are settled in CHIPS</w:t>
       </w:r>
     </w:p>
     <w:p>
@@ -4591,19 +4750,11 @@
           <w:rFonts w:eastAsiaTheme="minorEastAsia"/>
         </w:rPr>
       </w:pPr>
-      <w:proofErr w:type="gramStart"/>
-      <w:r>
-        <w:rPr>
-          <w:rFonts w:eastAsiaTheme="minorEastAsia"/>
-        </w:rPr>
-        <w:t>Two way</w:t>
-      </w:r>
-      <w:proofErr w:type="gramEnd"/>
-      <w:r>
-        <w:rPr>
-          <w:rFonts w:eastAsiaTheme="minorEastAsia"/>
-        </w:rPr>
-        <w:t xml:space="preserve"> quotation – rate quoted by the market maker indicate two ways </w:t>
+      <w:r>
+        <w:rPr>
+          <w:rFonts w:eastAsiaTheme="minorEastAsia"/>
+        </w:rPr>
+        <w:t xml:space="preserve">Two way quotation – rate quoted by the market maker indicate two ways </w:t>
       </w:r>
     </w:p>
     <w:p>
@@ -4649,11 +4800,19 @@
           <w:rFonts w:eastAsiaTheme="minorEastAsia"/>
         </w:rPr>
       </w:pPr>
-      <w:r>
-        <w:rPr>
-          <w:rFonts w:eastAsiaTheme="minorEastAsia"/>
-        </w:rPr>
-        <w:t>Eg. 1 USD = 95.1525 INR</w:t>
+      <w:proofErr w:type="spellStart"/>
+      <w:r>
+        <w:rPr>
+          <w:rFonts w:eastAsiaTheme="minorEastAsia"/>
+        </w:rPr>
+        <w:t>Eg.</w:t>
+      </w:r>
+      <w:proofErr w:type="spellEnd"/>
+      <w:r>
+        <w:rPr>
+          <w:rFonts w:eastAsiaTheme="minorEastAsia"/>
+        </w:rPr>
+        <w:t xml:space="preserve"> 1 USD = 95.1525 INR</w:t>
       </w:r>
     </w:p>
     <w:p>
@@ -4893,34 +5052,34 @@
         <w:rPr>
           <w:rFonts w:eastAsiaTheme="minorEastAsia"/>
         </w:rPr>
-        <w:t xml:space="preserve">Two points need be constantly kept in mind while taking of foreign transactions is always talk of from the </w:t>
-      </w:r>
-      <w:proofErr w:type="gramStart"/>
-      <w:r>
-        <w:rPr>
-          <w:rFonts w:eastAsiaTheme="minorEastAsia"/>
-        </w:rPr>
-        <w:t>bankers</w:t>
-      </w:r>
-      <w:proofErr w:type="gramEnd"/>
-      <w:r>
-        <w:rPr>
-          <w:rFonts w:eastAsiaTheme="minorEastAsia"/>
-        </w:rPr>
-        <w:t xml:space="preserve"> point of view </w:t>
-      </w:r>
-    </w:p>
-    <w:p>
-      <w:pPr>
-        <w:rPr>
-          <w:rFonts w:eastAsiaTheme="minorEastAsia"/>
-        </w:rPr>
-      </w:pPr>
-      <w:r>
-        <w:rPr>
-          <w:rFonts w:eastAsiaTheme="minorEastAsia"/>
-        </w:rPr>
-        <w:t xml:space="preserve">The item refered to is foreign currencies </w:t>
+        <w:t xml:space="preserve">Two points need be constantly kept in mind while taking of foreign transactions is always talk of from the bankers point of view </w:t>
+      </w:r>
+    </w:p>
+    <w:p>
+      <w:pPr>
+        <w:rPr>
+          <w:rFonts w:eastAsiaTheme="minorEastAsia"/>
+        </w:rPr>
+      </w:pPr>
+      <w:r>
+        <w:rPr>
+          <w:rFonts w:eastAsiaTheme="minorEastAsia"/>
+        </w:rPr>
+        <w:t xml:space="preserve">The item </w:t>
+      </w:r>
+      <w:proofErr w:type="spellStart"/>
+      <w:r>
+        <w:rPr>
+          <w:rFonts w:eastAsiaTheme="minorEastAsia"/>
+        </w:rPr>
+        <w:t>refered</w:t>
+      </w:r>
+      <w:proofErr w:type="spellEnd"/>
+      <w:r>
+        <w:rPr>
+          <w:rFonts w:eastAsiaTheme="minorEastAsia"/>
+        </w:rPr>
+        <w:t xml:space="preserve"> to is foreign currencies </w:t>
       </w:r>
     </w:p>
     <w:p>
@@ -5107,21 +5266,7 @@
         <w:rPr>
           <w:rFonts w:eastAsiaTheme="minorEastAsia"/>
         </w:rPr>
-        <w:t xml:space="preserve">2. the customer of the bank purchase a telegraphic transfer on </w:t>
-      </w:r>
-      <w:proofErr w:type="gramStart"/>
-      <w:r>
-        <w:rPr>
-          <w:rFonts w:eastAsiaTheme="minorEastAsia"/>
-        </w:rPr>
-        <w:t>new York</w:t>
-      </w:r>
-      <w:proofErr w:type="gramEnd"/>
-      <w:r>
-        <w:rPr>
-          <w:rFonts w:eastAsiaTheme="minorEastAsia"/>
-        </w:rPr>
-        <w:t xml:space="preserve"> for 500 EUR</w:t>
+        <w:t>2. the customer of the bank purchase a telegraphic transfer on new York for 500 EUR</w:t>
       </w:r>
     </w:p>
     <w:p>
@@ -5286,21 +5431,7 @@
           <w:rFonts w:eastAsiaTheme="minorEastAsia"/>
         </w:rPr>
         <w:lastRenderedPageBreak/>
-        <w:t xml:space="preserve">Market quotation for a currency </w:t>
-      </w:r>
-      <w:proofErr w:type="gramStart"/>
-      <w:r>
-        <w:rPr>
-          <w:rFonts w:eastAsiaTheme="minorEastAsia"/>
-        </w:rPr>
-        <w:t>consist</w:t>
-      </w:r>
-      <w:proofErr w:type="gramEnd"/>
-      <w:r>
-        <w:rPr>
-          <w:rFonts w:eastAsiaTheme="minorEastAsia"/>
-        </w:rPr>
-        <w:t xml:space="preserve"> of SWOT rate and forward margin </w:t>
+        <w:t xml:space="preserve">Market quotation for a currency consist of SWOT rate and forward margin </w:t>
       </w:r>
     </w:p>
     <w:p>
@@ -5457,35 +5588,7 @@
         <w:rPr>
           <w:rFonts w:eastAsiaTheme="minorEastAsia"/>
         </w:rPr>
-        <w:t xml:space="preserve">The SPOT rate for USD is 95 </w:t>
-      </w:r>
-      <w:proofErr w:type="gramStart"/>
-      <w:r>
-        <w:rPr>
-          <w:rFonts w:eastAsiaTheme="minorEastAsia"/>
-        </w:rPr>
-        <w:t>INR,</w:t>
-      </w:r>
-      <w:proofErr w:type="gramEnd"/>
-      <w:r>
-        <w:rPr>
-          <w:rFonts w:eastAsiaTheme="minorEastAsia"/>
-        </w:rPr>
-        <w:t xml:space="preserve"> the rate of interest is 8% per annum at </w:t>
-      </w:r>
-      <w:proofErr w:type="gramStart"/>
-      <w:r>
-        <w:rPr>
-          <w:rFonts w:eastAsiaTheme="minorEastAsia"/>
-        </w:rPr>
-        <w:t>new York</w:t>
-      </w:r>
-      <w:proofErr w:type="gramEnd"/>
-      <w:r>
-        <w:rPr>
-          <w:rFonts w:eastAsiaTheme="minorEastAsia"/>
-        </w:rPr>
-        <w:t xml:space="preserve"> it is 5% per annum </w:t>
+        <w:t xml:space="preserve">The SPOT rate for USD is 95 INR, the rate of interest is 8% per annum at new York it is 5% per annum </w:t>
       </w:r>
     </w:p>
     <w:p>
@@ -5773,7 +5876,21 @@
         <w:rPr>
           <w:rFonts w:eastAsiaTheme="minorEastAsia"/>
         </w:rPr>
-        <w:t xml:space="preserve">Two types of buying rates in india, namely: </w:t>
+        <w:t xml:space="preserve">Two types of buying rates in </w:t>
+      </w:r>
+      <w:proofErr w:type="spellStart"/>
+      <w:r>
+        <w:rPr>
+          <w:rFonts w:eastAsiaTheme="minorEastAsia"/>
+        </w:rPr>
+        <w:t>india</w:t>
+      </w:r>
+      <w:proofErr w:type="spellEnd"/>
+      <w:r>
+        <w:rPr>
+          <w:rFonts w:eastAsiaTheme="minorEastAsia"/>
+        </w:rPr>
+        <w:t xml:space="preserve">, namely: </w:t>
       </w:r>
     </w:p>
     <w:p>
@@ -6028,21 +6145,21 @@
         <w:rPr>
           <w:rFonts w:eastAsiaTheme="minorEastAsia"/>
         </w:rPr>
-        <w:t xml:space="preserve"> September you will receive a mail transfer form </w:t>
-      </w:r>
-      <w:proofErr w:type="gramStart"/>
-      <w:r>
-        <w:rPr>
-          <w:rFonts w:eastAsiaTheme="minorEastAsia"/>
-        </w:rPr>
-        <w:t>new York</w:t>
-      </w:r>
-      <w:proofErr w:type="gramEnd"/>
-      <w:r>
-        <w:rPr>
-          <w:rFonts w:eastAsiaTheme="minorEastAsia"/>
-        </w:rPr>
-        <w:t xml:space="preserve"> correspondent for 5000 USD payable to your customer. You’re account to the correspondent bank has been credited with the amount of the mail transfer in re-investment. Assuming rupee/dollar are quoted in the local interbank market as under </w:t>
+        <w:t xml:space="preserve"> September you will receive a mail transfer </w:t>
+      </w:r>
+      <w:proofErr w:type="spellStart"/>
+      <w:r>
+        <w:rPr>
+          <w:rFonts w:eastAsiaTheme="minorEastAsia"/>
+        </w:rPr>
+        <w:t>form</w:t>
+      </w:r>
+      <w:proofErr w:type="spellEnd"/>
+      <w:r>
+        <w:rPr>
+          <w:rFonts w:eastAsiaTheme="minorEastAsia"/>
+        </w:rPr>
+        <w:t xml:space="preserve"> new York correspondent for 5000 USD payable to your customer. You’re account to the correspondent bank has been credited with the amount of the mail transfer in re-investment. Assuming rupee/dollar are quoted in the local interbank market as under </w:t>
       </w:r>
     </w:p>
     <w:p>
@@ -6699,14 +6816,14 @@
         <w:lastRenderedPageBreak/>
         <w:t xml:space="preserve">Transit period for bill is 25 days at what rate will you quote to your customer provided you require </w:t>
       </w:r>
-      <w:proofErr w:type="gramStart"/>
+      <w:proofErr w:type="spellStart"/>
       <w:r>
         <w:rPr>
           <w:rFonts w:eastAsiaTheme="minorEastAsia"/>
         </w:rPr>
         <w:t>a</w:t>
       </w:r>
-      <w:proofErr w:type="gramEnd"/>
+      <w:proofErr w:type="spellEnd"/>
       <w:r>
         <w:rPr>
           <w:rFonts w:eastAsiaTheme="minorEastAsia"/>
@@ -6912,20 +7029,62 @@
         <w:rPr>
           <w:rFonts w:eastAsiaTheme="minorEastAsia"/>
         </w:rPr>
-        <w:t>Premium: where the forward margin for a month is giving ascending order as in quotation. Eg. SPOT GBP  = 95.4000, SPOT/May = 95.6000, SPOT/June = 95.7500</w:t>
-      </w:r>
-    </w:p>
-    <w:p>
-      <w:pPr>
-        <w:rPr>
-          <w:rFonts w:eastAsiaTheme="minorEastAsia"/>
-        </w:rPr>
-      </w:pPr>
-      <w:r>
-        <w:rPr>
-          <w:rFonts w:eastAsiaTheme="minorEastAsia"/>
-        </w:rPr>
-        <w:t>Discount: where the forward margin for a month is giving desceding order as in the quotation. Eg. SPOT</w:t>
+        <w:t xml:space="preserve">Premium: where the forward margin for a month is giving ascending order as in quotation. </w:t>
+      </w:r>
+      <w:proofErr w:type="spellStart"/>
+      <w:r>
+        <w:rPr>
+          <w:rFonts w:eastAsiaTheme="minorEastAsia"/>
+        </w:rPr>
+        <w:t>Eg.</w:t>
+      </w:r>
+      <w:proofErr w:type="spellEnd"/>
+      <w:r>
+        <w:rPr>
+          <w:rFonts w:eastAsiaTheme="minorEastAsia"/>
+        </w:rPr>
+        <w:t xml:space="preserve"> SPOT GBP  = 95.4000, SPOT/May = 95.6000, SPOT/June = 95.7500</w:t>
+      </w:r>
+    </w:p>
+    <w:p>
+      <w:pPr>
+        <w:rPr>
+          <w:rFonts w:eastAsiaTheme="minorEastAsia"/>
+        </w:rPr>
+      </w:pPr>
+      <w:r>
+        <w:rPr>
+          <w:rFonts w:eastAsiaTheme="minorEastAsia"/>
+        </w:rPr>
+        <w:t xml:space="preserve">Discount: where the forward margin for a month is giving </w:t>
+      </w:r>
+      <w:proofErr w:type="spellStart"/>
+      <w:r>
+        <w:rPr>
+          <w:rFonts w:eastAsiaTheme="minorEastAsia"/>
+        </w:rPr>
+        <w:t>desceding</w:t>
+      </w:r>
+      <w:proofErr w:type="spellEnd"/>
+      <w:r>
+        <w:rPr>
+          <w:rFonts w:eastAsiaTheme="minorEastAsia"/>
+        </w:rPr>
+        <w:t xml:space="preserve"> order as in the quotation. </w:t>
+      </w:r>
+      <w:proofErr w:type="spellStart"/>
+      <w:r>
+        <w:rPr>
+          <w:rFonts w:eastAsiaTheme="minorEastAsia"/>
+        </w:rPr>
+        <w:t>Eg.</w:t>
+      </w:r>
+      <w:proofErr w:type="spellEnd"/>
+      <w:r>
+        <w:rPr>
+          <w:rFonts w:eastAsiaTheme="minorEastAsia"/>
+        </w:rPr>
+        <w:t xml:space="preserve"> SPOT</w:t>
       </w:r>
       <w:r>
         <w:rPr>
@@ -7143,35 +7302,7 @@
           <w:rFonts w:eastAsiaTheme="minorEastAsia"/>
         </w:rPr>
         <w:lastRenderedPageBreak/>
-        <w:t xml:space="preserve">When a bank sells a foreign </w:t>
-      </w:r>
-      <w:proofErr w:type="gramStart"/>
-      <w:r>
-        <w:rPr>
-          <w:rFonts w:eastAsiaTheme="minorEastAsia"/>
-        </w:rPr>
-        <w:t>exchange</w:t>
-      </w:r>
-      <w:proofErr w:type="gramEnd"/>
-      <w:r>
-        <w:rPr>
-          <w:rFonts w:eastAsiaTheme="minorEastAsia"/>
-        </w:rPr>
-        <w:t xml:space="preserve"> it receives INR form the customer and parts with foreign currency (sale is </w:t>
-      </w:r>
-      <w:proofErr w:type="gramStart"/>
-      <w:r>
-        <w:rPr>
-          <w:rFonts w:eastAsiaTheme="minorEastAsia"/>
-        </w:rPr>
-        <w:t>effected</w:t>
-      </w:r>
-      <w:proofErr w:type="gramEnd"/>
-      <w:r>
-        <w:rPr>
-          <w:rFonts w:eastAsiaTheme="minorEastAsia"/>
-        </w:rPr>
-        <w:t xml:space="preserve"> by issuing a payment instrument).</w:t>
+        <w:t>When a bank sells a foreign exchange it receives INR form the customer and parts with foreign currency (sale is effected by issuing a payment instrument).</w:t>
       </w:r>
     </w:p>
     <w:p>
@@ -7566,7 +7697,35 @@
         <w:rPr>
           <w:rFonts w:eastAsiaTheme="minorEastAsia"/>
         </w:rPr>
-        <w:t xml:space="preserve">The exchange rates for other currencies (foreign currency) are quoted to customers based on the rates for the currency prevailing in internation foreign exchange markets, like London, Singapore and hong kong. </w:t>
+        <w:t xml:space="preserve">The exchange rates for other currencies (foreign currency) are quoted to customers based on the rates for the currency prevailing in internation foreign exchange markets, like London, Singapore and </w:t>
+      </w:r>
+      <w:proofErr w:type="spellStart"/>
+      <w:r>
+        <w:rPr>
+          <w:rFonts w:eastAsiaTheme="minorEastAsia"/>
+        </w:rPr>
+        <w:t>hong</w:t>
+      </w:r>
+      <w:proofErr w:type="spellEnd"/>
+      <w:r>
+        <w:rPr>
+          <w:rFonts w:eastAsiaTheme="minorEastAsia"/>
+        </w:rPr>
+        <w:t xml:space="preserve"> </w:t>
+      </w:r>
+      <w:proofErr w:type="spellStart"/>
+      <w:r>
+        <w:rPr>
+          <w:rFonts w:eastAsiaTheme="minorEastAsia"/>
+        </w:rPr>
+        <w:t>kong</w:t>
+      </w:r>
+      <w:proofErr w:type="spellEnd"/>
+      <w:r>
+        <w:rPr>
+          <w:rFonts w:eastAsiaTheme="minorEastAsia"/>
+        </w:rPr>
+        <w:t xml:space="preserve">. </w:t>
       </w:r>
     </w:p>
     <w:p>
@@ -7789,19 +7948,11 @@
           <w:rFonts w:eastAsiaTheme="minorEastAsia"/>
         </w:rPr>
       </w:pPr>
-      <w:proofErr w:type="gramStart"/>
-      <w:r>
-        <w:rPr>
-          <w:rFonts w:eastAsiaTheme="minorEastAsia"/>
-        </w:rPr>
-        <w:t>1 month</w:t>
-      </w:r>
-      <w:proofErr w:type="gramEnd"/>
-      <w:r>
-        <w:rPr>
-          <w:rFonts w:eastAsiaTheme="minorEastAsia"/>
-        </w:rPr>
-        <w:t xml:space="preserve"> forward</w:t>
+      <w:r>
+        <w:rPr>
+          <w:rFonts w:eastAsiaTheme="minorEastAsia"/>
+        </w:rPr>
+        <w:t>1 month forward</w:t>
       </w:r>
       <w:r>
         <w:rPr>
@@ -7824,19 +7975,11 @@
           <w:rFonts w:eastAsiaTheme="minorEastAsia"/>
         </w:rPr>
       </w:pPr>
-      <w:proofErr w:type="gramStart"/>
-      <w:r>
-        <w:rPr>
-          <w:rFonts w:eastAsiaTheme="minorEastAsia"/>
-        </w:rPr>
-        <w:t>2 month</w:t>
-      </w:r>
-      <w:proofErr w:type="gramEnd"/>
-      <w:r>
-        <w:rPr>
-          <w:rFonts w:eastAsiaTheme="minorEastAsia"/>
-        </w:rPr>
-        <w:t xml:space="preserve"> forward</w:t>
+      <w:r>
+        <w:rPr>
+          <w:rFonts w:eastAsiaTheme="minorEastAsia"/>
+        </w:rPr>
+        <w:t>2 month forward</w:t>
       </w:r>
       <w:r>
         <w:rPr>
@@ -7896,19 +8039,11 @@
           <w:rFonts w:eastAsiaTheme="minorEastAsia"/>
         </w:rPr>
       </w:pPr>
-      <w:proofErr w:type="gramStart"/>
-      <w:r>
-        <w:rPr>
-          <w:rFonts w:eastAsiaTheme="minorEastAsia"/>
-        </w:rPr>
-        <w:t>Four digit</w:t>
-      </w:r>
-      <w:proofErr w:type="gramEnd"/>
-      <w:r>
-        <w:rPr>
-          <w:rFonts w:eastAsiaTheme="minorEastAsia"/>
-        </w:rPr>
-        <w:t xml:space="preserve"> quotation % a point 0.0001 – 0.0050/0.0060</w:t>
+      <w:r>
+        <w:rPr>
+          <w:rFonts w:eastAsiaTheme="minorEastAsia"/>
+        </w:rPr>
+        <w:t>Four digit quotation % a point 0.0001 – 0.0050/0.0060</w:t>
       </w:r>
     </w:p>
     <w:p>
@@ -7918,19 +8053,11 @@
           <w:rFonts w:eastAsiaTheme="minorEastAsia"/>
         </w:rPr>
       </w:pPr>
-      <w:proofErr w:type="gramStart"/>
-      <w:r>
-        <w:rPr>
-          <w:rFonts w:eastAsiaTheme="minorEastAsia"/>
-        </w:rPr>
-        <w:t>Two digit</w:t>
-      </w:r>
-      <w:proofErr w:type="gramEnd"/>
-      <w:r>
-        <w:rPr>
-          <w:rFonts w:eastAsiaTheme="minorEastAsia"/>
-        </w:rPr>
-        <w:t xml:space="preserve"> quotation % a point 0.001 </w:t>
+      <w:r>
+        <w:rPr>
+          <w:rFonts w:eastAsiaTheme="minorEastAsia"/>
+        </w:rPr>
+        <w:t xml:space="preserve">Two digit quotation % a point 0.001 </w:t>
       </w:r>
       <w:r>
         <w:rPr>
@@ -7969,35 +8096,7 @@
         <w:rPr>
           <w:rFonts w:eastAsiaTheme="minorEastAsia"/>
         </w:rPr>
-        <w:t xml:space="preserve">Q. issued DD on Montral for 1 CAD = 68.4850 INR. </w:t>
-      </w:r>
-      <w:proofErr w:type="gramStart"/>
-      <w:r>
-        <w:rPr>
-          <w:rFonts w:eastAsiaTheme="minorEastAsia"/>
-        </w:rPr>
-        <w:t>However</w:t>
-      </w:r>
-      <w:proofErr w:type="gramEnd"/>
-      <w:r>
-        <w:rPr>
-          <w:rFonts w:eastAsiaTheme="minorEastAsia"/>
-        </w:rPr>
-        <w:t xml:space="preserve"> after few days the purchaser of draft requested due to cancel it and repay the INR equivalent to him. Assuming the CAD </w:t>
-      </w:r>
-      <w:proofErr w:type="gramStart"/>
-      <w:r>
-        <w:rPr>
-          <w:rFonts w:eastAsiaTheme="minorEastAsia"/>
-        </w:rPr>
-        <w:t>where</w:t>
-      </w:r>
-      <w:proofErr w:type="gramEnd"/>
-      <w:r>
-        <w:rPr>
-          <w:rFonts w:eastAsiaTheme="minorEastAsia"/>
-        </w:rPr>
-        <w:t xml:space="preserve"> quoted in the Singapore forex market as under:</w:t>
+        <w:t>Q. issued DD on Montral for 1 CAD = 68.4850 INR. However after few days the purchaser of draft requested due to cancel it and repay the INR equivalent to him. Assuming the CAD where quoted in the Singapore forex market as under:</w:t>
       </w:r>
     </w:p>
     <w:p>
@@ -8406,21 +8505,21 @@
         <w:rPr>
           <w:rFonts w:eastAsiaTheme="minorEastAsia"/>
         </w:rPr>
-        <w:t xml:space="preserve">According to rule of 7 FEDAI (foreign exchange dealers association of India) forward contract is deliverable at a future data duration of the contract being  computed from the spot value date of the transaction Eg. </w:t>
-      </w:r>
-      <w:proofErr w:type="gramStart"/>
-      <w:r>
-        <w:rPr>
-          <w:rFonts w:eastAsiaTheme="minorEastAsia"/>
-        </w:rPr>
-        <w:t>3 month</w:t>
-      </w:r>
-      <w:proofErr w:type="gramEnd"/>
-      <w:r>
-        <w:rPr>
-          <w:rFonts w:eastAsiaTheme="minorEastAsia"/>
-        </w:rPr>
-        <w:t xml:space="preserve"> forward contract -&gt; contract booked on 12</w:t>
+        <w:t xml:space="preserve">According to rule of 7 FEDAI (foreign exchange dealers association of India) forward contract is deliverable at a future data duration of the contract being  computed from the spot value date of the transaction </w:t>
+      </w:r>
+      <w:proofErr w:type="spellStart"/>
+      <w:r>
+        <w:rPr>
+          <w:rFonts w:eastAsiaTheme="minorEastAsia"/>
+        </w:rPr>
+        <w:t>Eg.</w:t>
+      </w:r>
+      <w:proofErr w:type="spellEnd"/>
+      <w:r>
+        <w:rPr>
+          <w:rFonts w:eastAsiaTheme="minorEastAsia"/>
+        </w:rPr>
+        <w:t xml:space="preserve"> 3 month forward contract -&gt; contract booked on 12</w:t>
       </w:r>
       <w:r>
         <w:rPr>
@@ -8644,11 +8743,1234 @@
           <w:rFonts w:eastAsiaTheme="minorEastAsia"/>
         </w:rPr>
       </w:pPr>
-      <w:r>
-        <w:rPr>
-          <w:rFonts w:eastAsiaTheme="minorEastAsia"/>
-        </w:rPr>
-        <w:t>The terms and condition of forward contract:</w:t>
+    </w:p>
+    <w:p>
+      <w:pPr>
+        <w:rPr>
+          <w:rFonts w:eastAsiaTheme="minorEastAsia"/>
+        </w:rPr>
+      </w:pPr>
+    </w:p>
+    <w:p>
+      <w:pPr>
+        <w:rPr>
+          <w:rFonts w:eastAsiaTheme="minorEastAsia"/>
+        </w:rPr>
+      </w:pPr>
+    </w:p>
+    <w:p>
+      <w:pPr>
+        <w:rPr>
+          <w:rFonts w:eastAsiaTheme="minorEastAsia"/>
+        </w:rPr>
+      </w:pPr>
+      <w:r>
+        <w:rPr>
+          <w:rFonts w:eastAsiaTheme="minorEastAsia"/>
+        </w:rPr>
+        <w:t>08/10/2026</w:t>
+      </w:r>
+    </w:p>
+    <w:p>
+      <w:pPr>
+        <w:rPr>
+          <w:rFonts w:eastAsiaTheme="minorEastAsia"/>
+        </w:rPr>
+      </w:pPr>
+    </w:p>
+    <w:p>
+      <w:pPr>
+        <w:rPr>
+          <w:rFonts w:eastAsiaTheme="minorEastAsia"/>
+        </w:rPr>
+      </w:pPr>
+      <w:r>
+        <w:rPr>
+          <w:rFonts w:eastAsiaTheme="minorEastAsia"/>
+        </w:rPr>
+        <w:t>From the following information calculate:</w:t>
+      </w:r>
+    </w:p>
+    <w:p>
+      <w:pPr>
+        <w:rPr>
+          <w:rFonts w:eastAsiaTheme="minorEastAsia"/>
+        </w:rPr>
+      </w:pPr>
+      <w:r>
+        <w:rPr>
+          <w:rFonts w:eastAsiaTheme="minorEastAsia"/>
+        </w:rPr>
+        <w:t>a. ready bill buying rate</w:t>
+      </w:r>
+    </w:p>
+    <w:p>
+      <w:pPr>
+        <w:rPr>
+          <w:rFonts w:eastAsiaTheme="minorEastAsia"/>
+        </w:rPr>
+      </w:pPr>
+      <w:r>
+        <w:rPr>
+          <w:rFonts w:eastAsiaTheme="minorEastAsia"/>
+        </w:rPr>
+        <w:t>b. 2 months forward buying rate for demand bill</w:t>
+      </w:r>
+    </w:p>
+    <w:p>
+      <w:pPr>
+        <w:rPr>
+          <w:rFonts w:eastAsiaTheme="minorEastAsia"/>
+        </w:rPr>
+      </w:pPr>
+      <w:r>
+        <w:rPr>
+          <w:rFonts w:eastAsiaTheme="minorEastAsia"/>
+        </w:rPr>
+        <w:t xml:space="preserve">c. ready rate for 60 days usance bill </w:t>
+      </w:r>
+    </w:p>
+    <w:p>
+      <w:pPr>
+        <w:rPr>
+          <w:rFonts w:eastAsiaTheme="minorEastAsia"/>
+        </w:rPr>
+      </w:pPr>
+      <w:r>
+        <w:rPr>
+          <w:rFonts w:eastAsiaTheme="minorEastAsia"/>
+        </w:rPr>
+        <w:t>d. 2 month forward buying rate for 60 days usance bill</w:t>
+      </w:r>
+    </w:p>
+    <w:p>
+      <w:pPr>
+        <w:rPr>
+          <w:rFonts w:eastAsiaTheme="minorEastAsia"/>
+        </w:rPr>
+      </w:pPr>
+    </w:p>
+    <w:p>
+      <w:pPr>
+        <w:rPr>
+          <w:rFonts w:eastAsiaTheme="minorEastAsia"/>
+        </w:rPr>
+      </w:pPr>
+      <w:r>
+        <w:rPr>
+          <w:rFonts w:eastAsiaTheme="minorEastAsia"/>
+        </w:rPr>
+        <w:t>Interbank rate USD</w:t>
+      </w:r>
+      <w:r>
+        <w:rPr>
+          <w:rFonts w:eastAsiaTheme="minorEastAsia"/>
+        </w:rPr>
+        <w:br/>
+        <w:t>SPOT</w:t>
+      </w:r>
+      <w:r>
+        <w:rPr>
+          <w:rFonts w:eastAsiaTheme="minorEastAsia"/>
+        </w:rPr>
+        <w:tab/>
+      </w:r>
+      <w:r>
+        <w:rPr>
+          <w:rFonts w:eastAsiaTheme="minorEastAsia"/>
+        </w:rPr>
+        <w:tab/>
+        <w:t xml:space="preserve">1 USD </w:t>
+      </w:r>
+      <w:r>
+        <w:rPr>
+          <w:rFonts w:eastAsiaTheme="minorEastAsia"/>
+        </w:rPr>
+        <w:tab/>
+        <w:t>= Rs. 96.6000 / 6075</w:t>
+      </w:r>
+    </w:p>
+    <w:p>
+      <w:pPr>
+        <w:rPr>
+          <w:rFonts w:eastAsiaTheme="minorEastAsia"/>
+        </w:rPr>
+      </w:pPr>
+      <w:r>
+        <w:rPr>
+          <w:rFonts w:eastAsiaTheme="minorEastAsia"/>
+        </w:rPr>
+        <w:t xml:space="preserve">1 month </w:t>
+      </w:r>
+      <w:r>
+        <w:rPr>
+          <w:rFonts w:eastAsiaTheme="minorEastAsia"/>
+        </w:rPr>
+        <w:tab/>
+      </w:r>
+      <w:r>
+        <w:rPr>
+          <w:rFonts w:eastAsiaTheme="minorEastAsia"/>
+        </w:rPr>
+        <w:tab/>
+        <w:t>= 3500 / 3600</w:t>
+      </w:r>
+    </w:p>
+    <w:p>
+      <w:pPr>
+        <w:rPr>
+          <w:rFonts w:eastAsiaTheme="minorEastAsia"/>
+        </w:rPr>
+      </w:pPr>
+      <w:r>
+        <w:rPr>
+          <w:rFonts w:eastAsiaTheme="minorEastAsia"/>
+        </w:rPr>
+        <w:t xml:space="preserve">2 month </w:t>
+      </w:r>
+      <w:r>
+        <w:rPr>
+          <w:rFonts w:eastAsiaTheme="minorEastAsia"/>
+        </w:rPr>
+        <w:tab/>
+      </w:r>
+      <w:r>
+        <w:rPr>
+          <w:rFonts w:eastAsiaTheme="minorEastAsia"/>
+        </w:rPr>
+        <w:tab/>
+        <w:t>= 5500 / 5600</w:t>
+      </w:r>
+    </w:p>
+    <w:p>
+      <w:pPr>
+        <w:rPr>
+          <w:rFonts w:eastAsiaTheme="minorEastAsia"/>
+        </w:rPr>
+      </w:pPr>
+      <w:r>
+        <w:rPr>
+          <w:rFonts w:eastAsiaTheme="minorEastAsia"/>
+        </w:rPr>
+        <w:t xml:space="preserve">3 month </w:t>
+      </w:r>
+      <w:r>
+        <w:rPr>
+          <w:rFonts w:eastAsiaTheme="minorEastAsia"/>
+        </w:rPr>
+        <w:tab/>
+      </w:r>
+      <w:r>
+        <w:rPr>
+          <w:rFonts w:eastAsiaTheme="minorEastAsia"/>
+        </w:rPr>
+        <w:tab/>
+        <w:t>= 8500 / 8600</w:t>
+      </w:r>
+    </w:p>
+    <w:p>
+      <w:pPr>
+        <w:rPr>
+          <w:rFonts w:eastAsiaTheme="minorEastAsia"/>
+        </w:rPr>
+      </w:pPr>
+      <w:r>
+        <w:rPr>
+          <w:rFonts w:eastAsiaTheme="minorEastAsia"/>
+        </w:rPr>
+        <w:t xml:space="preserve">4 month </w:t>
+      </w:r>
+      <w:r>
+        <w:rPr>
+          <w:rFonts w:eastAsiaTheme="minorEastAsia"/>
+        </w:rPr>
+        <w:tab/>
+      </w:r>
+      <w:r>
+        <w:rPr>
+          <w:rFonts w:eastAsiaTheme="minorEastAsia"/>
+        </w:rPr>
+        <w:tab/>
+        <w:t>= 1.7500 / 1.1600</w:t>
+      </w:r>
+    </w:p>
+    <w:p>
+      <w:pPr>
+        <w:rPr>
+          <w:rFonts w:eastAsiaTheme="minorEastAsia"/>
+        </w:rPr>
+      </w:pPr>
+      <w:r>
+        <w:rPr>
+          <w:rFonts w:eastAsiaTheme="minorEastAsia"/>
+        </w:rPr>
+        <w:t xml:space="preserve">5 month </w:t>
+      </w:r>
+      <w:r>
+        <w:rPr>
+          <w:rFonts w:eastAsiaTheme="minorEastAsia"/>
+        </w:rPr>
+        <w:tab/>
+      </w:r>
+      <w:r>
+        <w:rPr>
+          <w:rFonts w:eastAsiaTheme="minorEastAsia"/>
+        </w:rPr>
+        <w:tab/>
+        <w:t>= 1.3500 / 1.3600</w:t>
+      </w:r>
+    </w:p>
+    <w:p>
+      <w:pPr>
+        <w:rPr>
+          <w:rFonts w:eastAsiaTheme="minorEastAsia"/>
+        </w:rPr>
+      </w:pPr>
+      <w:r>
+        <w:rPr>
+          <w:rFonts w:eastAsiaTheme="minorEastAsia"/>
+        </w:rPr>
+        <w:t xml:space="preserve">6 month </w:t>
+      </w:r>
+      <w:r>
+        <w:rPr>
+          <w:rFonts w:eastAsiaTheme="minorEastAsia"/>
+        </w:rPr>
+        <w:tab/>
+      </w:r>
+      <w:r>
+        <w:rPr>
+          <w:rFonts w:eastAsiaTheme="minorEastAsia"/>
+        </w:rPr>
+        <w:tab/>
+        <w:t>= 1.5500 / 1.6600</w:t>
+      </w:r>
+    </w:p>
+    <w:p>
+      <w:pPr>
+        <w:rPr>
+          <w:rFonts w:eastAsiaTheme="minorEastAsia"/>
+        </w:rPr>
+      </w:pPr>
+      <w:r>
+        <w:rPr>
+          <w:rFonts w:eastAsiaTheme="minorEastAsia"/>
+        </w:rPr>
+        <w:t>Transit period is 25 days. All forward rates are for fixed delivery. Exchange margin is 0.10%</w:t>
+      </w:r>
+    </w:p>
+    <w:p>
+      <w:pPr>
+        <w:rPr>
+          <w:rFonts w:eastAsiaTheme="minorEastAsia"/>
+        </w:rPr>
+      </w:pPr>
+    </w:p>
+    <w:p>
+      <w:pPr>
+        <w:rPr>
+          <w:rFonts w:eastAsiaTheme="minorEastAsia"/>
+        </w:rPr>
+      </w:pPr>
+      <w:r>
+        <w:rPr>
+          <w:rFonts w:eastAsiaTheme="minorEastAsia"/>
+        </w:rPr>
+        <w:lastRenderedPageBreak/>
+        <w:t>Sol:</w:t>
+      </w:r>
+    </w:p>
+    <w:p>
+      <w:pPr>
+        <w:rPr>
+          <w:rFonts w:eastAsiaTheme="minorEastAsia"/>
+        </w:rPr>
+      </w:pPr>
+    </w:p>
+    <w:p>
+      <w:pPr>
+        <w:rPr>
+          <w:rFonts w:eastAsiaTheme="minorEastAsia"/>
+        </w:rPr>
+      </w:pPr>
+      <w:r>
+        <w:rPr>
+          <w:rFonts w:eastAsiaTheme="minorEastAsia"/>
+        </w:rPr>
+        <w:t>a)</w:t>
+      </w:r>
+    </w:p>
+    <w:p>
+      <w:pPr>
+        <w:rPr>
+          <w:rFonts w:eastAsiaTheme="minorEastAsia"/>
+        </w:rPr>
+      </w:pPr>
+      <w:r>
+        <w:rPr>
+          <w:rFonts w:eastAsiaTheme="minorEastAsia"/>
+          <w:noProof/>
+        </w:rPr>
+        <w:drawing>
+          <wp:inline distT="0" distB="0" distL="0" distR="0" wp14:anchorId="0346D584" wp14:editId="1BDAE4BA">
+            <wp:extent cx="4171950" cy="971550"/>
+            <wp:effectExtent l="0" t="0" r="0" b="0"/>
+            <wp:docPr id="778552992" name="Picture 1"/>
+            <wp:cNvGraphicFramePr>
+              <a:graphicFrameLocks xmlns:a="http://schemas.openxmlformats.org/drawingml/2006/main" noChangeAspect="1"/>
+            </wp:cNvGraphicFramePr>
+            <a:graphic xmlns:a="http://schemas.openxmlformats.org/drawingml/2006/main">
+              <a:graphicData uri="http://schemas.openxmlformats.org/drawingml/2006/picture">
+                <pic:pic xmlns:pic="http://schemas.openxmlformats.org/drawingml/2006/picture">
+                  <pic:nvPicPr>
+                    <pic:cNvPr id="0" name="Picture 1"/>
+                    <pic:cNvPicPr>
+                      <a:picLocks noChangeAspect="1" noChangeArrowheads="1"/>
+                    </pic:cNvPicPr>
+                  </pic:nvPicPr>
+                  <pic:blipFill>
+                    <a:blip r:embed="rId36">
+                      <a:extLst>
+                        <a:ext uri="{28A0092B-C50C-407E-A947-70E740481C1C}">
+                          <a14:useLocalDpi xmlns:a14="http://schemas.microsoft.com/office/drawing/2010/main" val="0"/>
+                        </a:ext>
+                      </a:extLst>
+                    </a:blip>
+                    <a:srcRect/>
+                    <a:stretch>
+                      <a:fillRect/>
+                    </a:stretch>
+                  </pic:blipFill>
+                  <pic:spPr bwMode="auto">
+                    <a:xfrm>
+                      <a:off x="0" y="0"/>
+                      <a:ext cx="4171950" cy="971550"/>
+                    </a:xfrm>
+                    <a:prstGeom prst="rect">
+                      <a:avLst/>
+                    </a:prstGeom>
+                    <a:noFill/>
+                    <a:ln>
+                      <a:noFill/>
+                    </a:ln>
+                  </pic:spPr>
+                </pic:pic>
+              </a:graphicData>
+            </a:graphic>
+          </wp:inline>
+        </w:drawing>
+      </w:r>
+    </w:p>
+    <w:p>
+      <w:pPr>
+        <w:rPr>
+          <w:rFonts w:eastAsiaTheme="minorEastAsia"/>
+        </w:rPr>
+      </w:pPr>
+      <w:r>
+        <w:rPr>
+          <w:rFonts w:eastAsiaTheme="minorEastAsia"/>
+        </w:rPr>
+        <w:t>Therefore the rate quoted for ready bill buying is Rs. 96.5025</w:t>
+      </w:r>
+    </w:p>
+    <w:p>
+      <w:pPr>
+        <w:rPr>
+          <w:rFonts w:eastAsiaTheme="minorEastAsia"/>
+        </w:rPr>
+      </w:pPr>
+      <w:r>
+        <w:rPr>
+          <w:rFonts w:eastAsiaTheme="minorEastAsia"/>
+        </w:rPr>
+        <w:t xml:space="preserve">b) </w:t>
+      </w:r>
+      <w:r>
+        <w:rPr>
+          <w:rFonts w:eastAsiaTheme="minorEastAsia"/>
+        </w:rPr>
+        <w:t>2 months forward buying rate</w:t>
+      </w:r>
+    </w:p>
+    <w:p>
+      <w:pPr>
+        <w:rPr>
+          <w:rFonts w:eastAsiaTheme="minorEastAsia"/>
+        </w:rPr>
+      </w:pPr>
+      <w:r>
+        <w:rPr>
+          <w:rFonts w:eastAsiaTheme="minorEastAsia"/>
+          <w:noProof/>
+        </w:rPr>
+        <w:drawing>
+          <wp:inline distT="0" distB="0" distL="0" distR="0" wp14:anchorId="7E26F613" wp14:editId="5D9BE0D5">
+            <wp:extent cx="4781550" cy="1724025"/>
+            <wp:effectExtent l="0" t="0" r="0" b="9525"/>
+            <wp:docPr id="730813798" name="Picture 3"/>
+            <wp:cNvGraphicFramePr>
+              <a:graphicFrameLocks xmlns:a="http://schemas.openxmlformats.org/drawingml/2006/main" noChangeAspect="1"/>
+            </wp:cNvGraphicFramePr>
+            <a:graphic xmlns:a="http://schemas.openxmlformats.org/drawingml/2006/main">
+              <a:graphicData uri="http://schemas.openxmlformats.org/drawingml/2006/picture">
+                <pic:pic xmlns:pic="http://schemas.openxmlformats.org/drawingml/2006/picture">
+                  <pic:nvPicPr>
+                    <pic:cNvPr id="0" name="Picture 3"/>
+                    <pic:cNvPicPr>
+                      <a:picLocks noChangeAspect="1" noChangeArrowheads="1"/>
+                    </pic:cNvPicPr>
+                  </pic:nvPicPr>
+                  <pic:blipFill>
+                    <a:blip r:embed="rId37">
+                      <a:extLst>
+                        <a:ext uri="{28A0092B-C50C-407E-A947-70E740481C1C}">
+                          <a14:useLocalDpi xmlns:a14="http://schemas.microsoft.com/office/drawing/2010/main" val="0"/>
+                        </a:ext>
+                      </a:extLst>
+                    </a:blip>
+                    <a:srcRect/>
+                    <a:stretch>
+                      <a:fillRect/>
+                    </a:stretch>
+                  </pic:blipFill>
+                  <pic:spPr bwMode="auto">
+                    <a:xfrm>
+                      <a:off x="0" y="0"/>
+                      <a:ext cx="4781550" cy="1724025"/>
+                    </a:xfrm>
+                    <a:prstGeom prst="rect">
+                      <a:avLst/>
+                    </a:prstGeom>
+                    <a:noFill/>
+                    <a:ln>
+                      <a:noFill/>
+                    </a:ln>
+                  </pic:spPr>
+                </pic:pic>
+              </a:graphicData>
+            </a:graphic>
+          </wp:inline>
+        </w:drawing>
+      </w:r>
+    </w:p>
+    <w:p>
+      <w:pPr>
+        <w:rPr>
+          <w:rFonts w:eastAsiaTheme="minorEastAsia"/>
+        </w:rPr>
+      </w:pPr>
+      <w:r>
+        <w:rPr>
+          <w:rFonts w:eastAsiaTheme="minorEastAsia"/>
+        </w:rPr>
+        <w:t>Therefore rounded off rate quoted for 2 months forward purchase of dollar bill is Rs. 97.0000</w:t>
+      </w:r>
+    </w:p>
+    <w:p>
+      <w:pPr>
+        <w:rPr>
+          <w:rFonts w:eastAsiaTheme="minorEastAsia"/>
+        </w:rPr>
+      </w:pPr>
+      <w:r>
+        <w:rPr>
+          <w:rFonts w:eastAsiaTheme="minorEastAsia"/>
+        </w:rPr>
+        <w:t>c) ready rate for 60 days usance bill</w:t>
+      </w:r>
+    </w:p>
+    <w:p>
+      <w:pPr>
+        <w:rPr>
+          <w:rFonts w:eastAsiaTheme="minorEastAsia"/>
+        </w:rPr>
+      </w:pPr>
+      <w:r>
+        <w:rPr>
+          <w:rFonts w:eastAsiaTheme="minorEastAsia"/>
+          <w:noProof/>
+        </w:rPr>
+        <w:drawing>
+          <wp:inline distT="0" distB="0" distL="0" distR="0" wp14:anchorId="2C276DD5" wp14:editId="5648811C">
+            <wp:extent cx="4848225" cy="1724025"/>
+            <wp:effectExtent l="0" t="0" r="9525" b="9525"/>
+            <wp:docPr id="1391592970" name="Picture 4"/>
+            <wp:cNvGraphicFramePr>
+              <a:graphicFrameLocks xmlns:a="http://schemas.openxmlformats.org/drawingml/2006/main" noChangeAspect="1"/>
+            </wp:cNvGraphicFramePr>
+            <a:graphic xmlns:a="http://schemas.openxmlformats.org/drawingml/2006/main">
+              <a:graphicData uri="http://schemas.openxmlformats.org/drawingml/2006/picture">
+                <pic:pic xmlns:pic="http://schemas.openxmlformats.org/drawingml/2006/picture">
+                  <pic:nvPicPr>
+                    <pic:cNvPr id="0" name="Picture 4"/>
+                    <pic:cNvPicPr>
+                      <a:picLocks noChangeAspect="1" noChangeArrowheads="1"/>
+                    </pic:cNvPicPr>
+                  </pic:nvPicPr>
+                  <pic:blipFill>
+                    <a:blip r:embed="rId38">
+                      <a:extLst>
+                        <a:ext uri="{28A0092B-C50C-407E-A947-70E740481C1C}">
+                          <a14:useLocalDpi xmlns:a14="http://schemas.microsoft.com/office/drawing/2010/main" val="0"/>
+                        </a:ext>
+                      </a:extLst>
+                    </a:blip>
+                    <a:srcRect/>
+                    <a:stretch>
+                      <a:fillRect/>
+                    </a:stretch>
+                  </pic:blipFill>
+                  <pic:spPr bwMode="auto">
+                    <a:xfrm>
+                      <a:off x="0" y="0"/>
+                      <a:ext cx="4848225" cy="1724025"/>
+                    </a:xfrm>
+                    <a:prstGeom prst="rect">
+                      <a:avLst/>
+                    </a:prstGeom>
+                    <a:noFill/>
+                    <a:ln>
+                      <a:noFill/>
+                    </a:ln>
+                  </pic:spPr>
+                </pic:pic>
+              </a:graphicData>
+            </a:graphic>
+          </wp:inline>
+        </w:drawing>
+      </w:r>
+    </w:p>
+    <w:p>
+      <w:pPr>
+        <w:rPr>
+          <w:rFonts w:eastAsiaTheme="minorEastAsia"/>
+        </w:rPr>
+      </w:pPr>
+      <w:r>
+        <w:rPr>
+          <w:rFonts w:eastAsiaTheme="minorEastAsia"/>
+        </w:rPr>
+        <w:t>Therefore rounded off the rate quoted for ready purchase of 60 day usance dollar bill is 97.05200</w:t>
+      </w:r>
+    </w:p>
+    <w:p>
+      <w:pPr>
+        <w:rPr>
+          <w:rFonts w:eastAsiaTheme="minorEastAsia"/>
+        </w:rPr>
+      </w:pPr>
+      <w:r>
+        <w:rPr>
+          <w:rFonts w:eastAsiaTheme="minorEastAsia"/>
+        </w:rPr>
+        <w:t>d) 2 month forward rate for 60 days bill</w:t>
+      </w:r>
+    </w:p>
+    <w:p>
+      <w:pPr>
+        <w:rPr>
+          <w:rFonts w:eastAsiaTheme="minorEastAsia"/>
+        </w:rPr>
+      </w:pPr>
+      <w:r>
+        <w:rPr>
+          <w:rFonts w:eastAsiaTheme="minorEastAsia"/>
+          <w:noProof/>
+        </w:rPr>
+        <w:lastRenderedPageBreak/>
+        <w:drawing>
+          <wp:inline distT="0" distB="0" distL="0" distR="0" wp14:anchorId="3FDFA1AE" wp14:editId="0D986B32">
+            <wp:extent cx="4848225" cy="1724025"/>
+            <wp:effectExtent l="0" t="0" r="9525" b="0"/>
+            <wp:docPr id="2056828383" name="Picture 6"/>
+            <wp:cNvGraphicFramePr>
+              <a:graphicFrameLocks xmlns:a="http://schemas.openxmlformats.org/drawingml/2006/main" noChangeAspect="1"/>
+            </wp:cNvGraphicFramePr>
+            <a:graphic xmlns:a="http://schemas.openxmlformats.org/drawingml/2006/main">
+              <a:graphicData uri="http://schemas.openxmlformats.org/drawingml/2006/picture">
+                <pic:pic xmlns:pic="http://schemas.openxmlformats.org/drawingml/2006/picture">
+                  <pic:nvPicPr>
+                    <pic:cNvPr id="0" name="Picture 6"/>
+                    <pic:cNvPicPr>
+                      <a:picLocks noChangeAspect="1" noChangeArrowheads="1"/>
+                    </pic:cNvPicPr>
+                  </pic:nvPicPr>
+                  <pic:blipFill>
+                    <a:blip r:embed="rId39">
+                      <a:extLst>
+                        <a:ext uri="{28A0092B-C50C-407E-A947-70E740481C1C}">
+                          <a14:useLocalDpi xmlns:a14="http://schemas.microsoft.com/office/drawing/2010/main" val="0"/>
+                        </a:ext>
+                      </a:extLst>
+                    </a:blip>
+                    <a:srcRect/>
+                    <a:stretch>
+                      <a:fillRect/>
+                    </a:stretch>
+                  </pic:blipFill>
+                  <pic:spPr bwMode="auto">
+                    <a:xfrm>
+                      <a:off x="0" y="0"/>
+                      <a:ext cx="4848225" cy="1724025"/>
+                    </a:xfrm>
+                    <a:prstGeom prst="rect">
+                      <a:avLst/>
+                    </a:prstGeom>
+                    <a:noFill/>
+                    <a:ln>
+                      <a:noFill/>
+                    </a:ln>
+                  </pic:spPr>
+                </pic:pic>
+              </a:graphicData>
+            </a:graphic>
+          </wp:inline>
+        </w:drawing>
+      </w:r>
+    </w:p>
+    <w:p>
+      <w:pPr>
+        <w:rPr>
+          <w:rFonts w:eastAsiaTheme="minorEastAsia"/>
+        </w:rPr>
+      </w:pPr>
+      <w:r>
+        <w:rPr>
+          <w:rFonts w:eastAsiaTheme="minorEastAsia"/>
+        </w:rPr>
+        <w:t>Therefore rounded off rate quoted for 2 months forward purchase of 60 days usance dollar bill is 97.6000</w:t>
+      </w:r>
+    </w:p>
+    <w:p>
+      <w:pPr>
+        <w:rPr>
+          <w:rFonts w:eastAsiaTheme="minorEastAsia"/>
+        </w:rPr>
+      </w:pPr>
+    </w:p>
+    <w:p>
+      <w:pPr>
+        <w:rPr>
+          <w:rFonts w:eastAsiaTheme="minorEastAsia"/>
+        </w:rPr>
+      </w:pPr>
+      <w:r>
+        <w:rPr>
+          <w:rFonts w:eastAsiaTheme="minorEastAsia"/>
+        </w:rPr>
+        <w:t>12/10/2026</w:t>
+      </w:r>
+    </w:p>
+    <w:p>
+      <w:pPr>
+        <w:rPr>
+          <w:rFonts w:eastAsiaTheme="minorEastAsia"/>
+        </w:rPr>
+      </w:pPr>
+      <w:r>
+        <w:rPr>
+          <w:rFonts w:eastAsiaTheme="minorEastAsia"/>
+        </w:rPr>
+        <w:t>Option forward rates</w:t>
+      </w:r>
+    </w:p>
+    <w:p>
+      <w:pPr>
+        <w:rPr>
+          <w:rFonts w:eastAsiaTheme="minorEastAsia"/>
+        </w:rPr>
+      </w:pPr>
+      <w:r>
+        <w:rPr>
+          <w:rFonts w:eastAsiaTheme="minorEastAsia"/>
+        </w:rPr>
+        <w:t>q. your export customer request you on 15</w:t>
+      </w:r>
+      <w:r>
+        <w:rPr>
+          <w:rFonts w:eastAsiaTheme="minorEastAsia"/>
+          <w:vertAlign w:val="superscript"/>
+        </w:rPr>
+        <w:t>th</w:t>
+      </w:r>
+      <w:r>
+        <w:rPr>
+          <w:rFonts w:eastAsiaTheme="minorEastAsia"/>
+        </w:rPr>
+        <w:t xml:space="preserve"> July to book a foreign exchange contract </w:t>
+      </w:r>
+      <w:proofErr w:type="spellStart"/>
+      <w:r>
+        <w:rPr>
+          <w:rFonts w:eastAsiaTheme="minorEastAsia"/>
+        </w:rPr>
+        <w:t>deliverying</w:t>
+      </w:r>
+      <w:proofErr w:type="spellEnd"/>
+      <w:r>
+        <w:rPr>
+          <w:rFonts w:eastAsiaTheme="minorEastAsia"/>
+        </w:rPr>
+        <w:t xml:space="preserve"> September covering 30 days site build on NYC under an </w:t>
+      </w:r>
+      <w:proofErr w:type="spellStart"/>
+      <w:r>
+        <w:rPr>
+          <w:rFonts w:eastAsiaTheme="minorEastAsia"/>
+        </w:rPr>
+        <w:t>irrevockable</w:t>
+      </w:r>
+      <w:proofErr w:type="spellEnd"/>
+      <w:r>
+        <w:rPr>
+          <w:rFonts w:eastAsiaTheme="minorEastAsia"/>
+        </w:rPr>
+        <w:t xml:space="preserve"> letter of credit for 65,000 USD </w:t>
+      </w:r>
+    </w:p>
+    <w:p>
+      <w:pPr>
+        <w:rPr>
+          <w:rFonts w:eastAsiaTheme="minorEastAsia"/>
+        </w:rPr>
+      </w:pPr>
+      <w:r>
+        <w:rPr>
+          <w:rFonts w:eastAsiaTheme="minorEastAsia"/>
+        </w:rPr>
+        <w:t>assuming USD are quoted in the local interbank market as under:</w:t>
+      </w:r>
+    </w:p>
+    <w:p>
+      <w:pPr>
+        <w:rPr>
+          <w:rFonts w:eastAsiaTheme="minorEastAsia"/>
+        </w:rPr>
+      </w:pPr>
+      <w:r>
+        <w:rPr>
+          <w:rFonts w:eastAsiaTheme="minorEastAsia"/>
+        </w:rPr>
+        <w:t xml:space="preserve">SPOT rates on august 2026, </w:t>
+      </w:r>
+      <w:r>
+        <w:rPr>
+          <w:rFonts w:eastAsiaTheme="minorEastAsia"/>
+        </w:rPr>
+        <w:tab/>
+      </w:r>
+      <w:r>
+        <w:rPr>
+          <w:rFonts w:eastAsiaTheme="minorEastAsia"/>
+        </w:rPr>
+        <w:tab/>
+        <w:t>USD / INR</w:t>
+      </w:r>
+      <w:r>
+        <w:rPr>
+          <w:rFonts w:eastAsiaTheme="minorEastAsia"/>
+        </w:rPr>
+        <w:tab/>
+        <w:t>96.3700 / 3800</w:t>
+      </w:r>
+    </w:p>
+    <w:p>
+      <w:pPr>
+        <w:rPr>
+          <w:rFonts w:eastAsiaTheme="minorEastAsia"/>
+        </w:rPr>
+      </w:pPr>
+      <w:r>
+        <w:rPr>
+          <w:rFonts w:eastAsiaTheme="minorEastAsia"/>
+        </w:rPr>
+        <w:t>SPOT / Aug</w:t>
+      </w:r>
+      <w:r>
+        <w:rPr>
+          <w:rFonts w:eastAsiaTheme="minorEastAsia"/>
+        </w:rPr>
+        <w:tab/>
+      </w:r>
+      <w:r>
+        <w:rPr>
+          <w:rFonts w:eastAsiaTheme="minorEastAsia"/>
+        </w:rPr>
+        <w:tab/>
+      </w:r>
+      <w:r>
+        <w:rPr>
+          <w:rFonts w:eastAsiaTheme="minorEastAsia"/>
+        </w:rPr>
+        <w:tab/>
+      </w:r>
+      <w:r>
+        <w:rPr>
+          <w:rFonts w:eastAsiaTheme="minorEastAsia"/>
+        </w:rPr>
+        <w:tab/>
+      </w:r>
+      <w:r>
+        <w:rPr>
+          <w:rFonts w:eastAsiaTheme="minorEastAsia"/>
+        </w:rPr>
+        <w:tab/>
+      </w:r>
+      <w:r>
+        <w:rPr>
+          <w:rFonts w:eastAsiaTheme="minorEastAsia"/>
+        </w:rPr>
+        <w:tab/>
+        <w:t>0300 / 0400</w:t>
+      </w:r>
+    </w:p>
+    <w:p>
+      <w:pPr>
+        <w:rPr>
+          <w:rFonts w:eastAsiaTheme="minorEastAsia"/>
+        </w:rPr>
+      </w:pPr>
+      <w:r>
+        <w:rPr>
+          <w:rFonts w:eastAsiaTheme="minorEastAsia"/>
+        </w:rPr>
+        <w:t>SPOT / Sep</w:t>
+      </w:r>
+      <w:r>
+        <w:rPr>
+          <w:rFonts w:eastAsiaTheme="minorEastAsia"/>
+        </w:rPr>
+        <w:tab/>
+      </w:r>
+      <w:r>
+        <w:rPr>
+          <w:rFonts w:eastAsiaTheme="minorEastAsia"/>
+        </w:rPr>
+        <w:tab/>
+      </w:r>
+      <w:r>
+        <w:rPr>
+          <w:rFonts w:eastAsiaTheme="minorEastAsia"/>
+        </w:rPr>
+        <w:tab/>
+      </w:r>
+      <w:r>
+        <w:rPr>
+          <w:rFonts w:eastAsiaTheme="minorEastAsia"/>
+        </w:rPr>
+        <w:tab/>
+      </w:r>
+      <w:r>
+        <w:rPr>
+          <w:rFonts w:eastAsiaTheme="minorEastAsia"/>
+        </w:rPr>
+        <w:tab/>
+      </w:r>
+      <w:r>
+        <w:rPr>
+          <w:rFonts w:eastAsiaTheme="minorEastAsia"/>
+        </w:rPr>
+        <w:tab/>
+        <w:t>1100 / 1300</w:t>
+      </w:r>
+    </w:p>
+    <w:p>
+      <w:pPr>
+        <w:rPr>
+          <w:rFonts w:eastAsiaTheme="minorEastAsia"/>
+        </w:rPr>
+      </w:pPr>
+      <w:r>
+        <w:rPr>
+          <w:rFonts w:eastAsiaTheme="minorEastAsia"/>
+        </w:rPr>
+        <w:t>SPOT / Oct</w:t>
+      </w:r>
+      <w:r>
+        <w:rPr>
+          <w:rFonts w:eastAsiaTheme="minorEastAsia"/>
+        </w:rPr>
+        <w:tab/>
+      </w:r>
+      <w:r>
+        <w:rPr>
+          <w:rFonts w:eastAsiaTheme="minorEastAsia"/>
+        </w:rPr>
+        <w:tab/>
+      </w:r>
+      <w:r>
+        <w:rPr>
+          <w:rFonts w:eastAsiaTheme="minorEastAsia"/>
+        </w:rPr>
+        <w:tab/>
+      </w:r>
+      <w:r>
+        <w:rPr>
+          <w:rFonts w:eastAsiaTheme="minorEastAsia"/>
+        </w:rPr>
+        <w:tab/>
+      </w:r>
+      <w:r>
+        <w:rPr>
+          <w:rFonts w:eastAsiaTheme="minorEastAsia"/>
+        </w:rPr>
+        <w:tab/>
+      </w:r>
+      <w:r>
+        <w:rPr>
+          <w:rFonts w:eastAsiaTheme="minorEastAsia"/>
+        </w:rPr>
+        <w:tab/>
+        <w:t>1900 / 2200</w:t>
+      </w:r>
+    </w:p>
+    <w:p>
+      <w:pPr>
+        <w:rPr>
+          <w:rFonts w:eastAsiaTheme="minorEastAsia"/>
+        </w:rPr>
+      </w:pPr>
+      <w:r>
+        <w:rPr>
+          <w:rFonts w:eastAsiaTheme="minorEastAsia"/>
+        </w:rPr>
+        <w:t>SPOT / Nov</w:t>
+      </w:r>
+      <w:r>
+        <w:rPr>
+          <w:rFonts w:eastAsiaTheme="minorEastAsia"/>
+        </w:rPr>
+        <w:tab/>
+      </w:r>
+      <w:r>
+        <w:rPr>
+          <w:rFonts w:eastAsiaTheme="minorEastAsia"/>
+        </w:rPr>
+        <w:tab/>
+      </w:r>
+      <w:r>
+        <w:rPr>
+          <w:rFonts w:eastAsiaTheme="minorEastAsia"/>
+        </w:rPr>
+        <w:tab/>
+      </w:r>
+      <w:r>
+        <w:rPr>
+          <w:rFonts w:eastAsiaTheme="minorEastAsia"/>
+        </w:rPr>
+        <w:tab/>
+      </w:r>
+      <w:r>
+        <w:rPr>
+          <w:rFonts w:eastAsiaTheme="minorEastAsia"/>
+        </w:rPr>
+        <w:tab/>
+      </w:r>
+      <w:r>
+        <w:rPr>
+          <w:rFonts w:eastAsiaTheme="minorEastAsia"/>
+        </w:rPr>
+        <w:tab/>
+        <w:t>2700 / 3100</w:t>
+      </w:r>
+    </w:p>
+    <w:p>
+      <w:pPr>
+        <w:rPr>
+          <w:rFonts w:eastAsiaTheme="minorEastAsia"/>
+        </w:rPr>
+      </w:pPr>
+      <w:r>
+        <w:rPr>
+          <w:rFonts w:eastAsiaTheme="minorEastAsia"/>
+        </w:rPr>
+        <w:t>SPOT / Dec</w:t>
+      </w:r>
+      <w:r>
+        <w:rPr>
+          <w:rFonts w:eastAsiaTheme="minorEastAsia"/>
+        </w:rPr>
+        <w:tab/>
+      </w:r>
+      <w:r>
+        <w:rPr>
+          <w:rFonts w:eastAsiaTheme="minorEastAsia"/>
+        </w:rPr>
+        <w:tab/>
+      </w:r>
+      <w:r>
+        <w:rPr>
+          <w:rFonts w:eastAsiaTheme="minorEastAsia"/>
+        </w:rPr>
+        <w:tab/>
+      </w:r>
+      <w:r>
+        <w:rPr>
+          <w:rFonts w:eastAsiaTheme="minorEastAsia"/>
+        </w:rPr>
+        <w:tab/>
+      </w:r>
+      <w:r>
+        <w:rPr>
+          <w:rFonts w:eastAsiaTheme="minorEastAsia"/>
+        </w:rPr>
+        <w:tab/>
+      </w:r>
+      <w:r>
+        <w:rPr>
+          <w:rFonts w:eastAsiaTheme="minorEastAsia"/>
+        </w:rPr>
+        <w:tab/>
+        <w:t>3500 / 4000</w:t>
+      </w:r>
+    </w:p>
+    <w:p>
+      <w:pPr>
+        <w:rPr>
+          <w:rFonts w:eastAsiaTheme="minorEastAsia"/>
+        </w:rPr>
+      </w:pPr>
+      <w:r>
+        <w:rPr>
+          <w:rFonts w:eastAsiaTheme="minorEastAsia"/>
+        </w:rPr>
+        <w:t xml:space="preserve">Exchange margin of 0.10%, transit period 25 days </w:t>
+      </w:r>
+    </w:p>
+    <w:p>
+      <w:pPr>
+        <w:rPr>
+          <w:rFonts w:eastAsiaTheme="minorEastAsia"/>
+        </w:rPr>
+      </w:pPr>
+    </w:p>
+    <w:p>
+      <w:pPr>
+        <w:rPr>
+          <w:rFonts w:eastAsiaTheme="minorEastAsia"/>
+        </w:rPr>
+      </w:pPr>
+      <w:r>
+        <w:rPr>
+          <w:rFonts w:eastAsiaTheme="minorEastAsia"/>
+        </w:rPr>
+        <w:t>Sol:</w:t>
+      </w:r>
+    </w:p>
+    <w:p>
+      <w:pPr>
+        <w:rPr>
+          <w:rFonts w:eastAsiaTheme="minorEastAsia"/>
+        </w:rPr>
+      </w:pPr>
+    </w:p>
+    <w:p>
+      <w:pPr>
+        <w:rPr>
+          <w:rFonts w:eastAsiaTheme="minorEastAsia"/>
+        </w:rPr>
+      </w:pPr>
+      <w:r>
+        <w:rPr>
+          <w:rFonts w:eastAsiaTheme="minorEastAsia"/>
+          <w:noProof/>
+        </w:rPr>
+        <w:drawing>
+          <wp:inline distT="0" distB="0" distL="0" distR="0" wp14:anchorId="0E994DBC" wp14:editId="1054C09B">
+            <wp:extent cx="5731510" cy="956310"/>
+            <wp:effectExtent l="0" t="0" r="0" b="0"/>
+            <wp:docPr id="637261176" name="Picture 3"/>
+            <wp:cNvGraphicFramePr>
+              <a:graphicFrameLocks xmlns:a="http://schemas.openxmlformats.org/drawingml/2006/main" noChangeAspect="1"/>
+            </wp:cNvGraphicFramePr>
+            <a:graphic xmlns:a="http://schemas.openxmlformats.org/drawingml/2006/main">
+              <a:graphicData uri="http://schemas.openxmlformats.org/drawingml/2006/picture">
+                <pic:pic xmlns:pic="http://schemas.openxmlformats.org/drawingml/2006/picture">
+                  <pic:nvPicPr>
+                    <pic:cNvPr id="0" name="Picture 3"/>
+                    <pic:cNvPicPr>
+                      <a:picLocks noChangeAspect="1" noChangeArrowheads="1"/>
+                    </pic:cNvPicPr>
+                  </pic:nvPicPr>
+                  <pic:blipFill>
+                    <a:blip r:embed="rId40">
+                      <a:extLst>
+                        <a:ext uri="{28A0092B-C50C-407E-A947-70E740481C1C}">
+                          <a14:useLocalDpi xmlns:a14="http://schemas.microsoft.com/office/drawing/2010/main" val="0"/>
+                        </a:ext>
+                      </a:extLst>
+                    </a:blip>
+                    <a:srcRect/>
+                    <a:stretch>
+                      <a:fillRect/>
+                    </a:stretch>
+                  </pic:blipFill>
+                  <pic:spPr bwMode="auto">
+                    <a:xfrm>
+                      <a:off x="0" y="0"/>
+                      <a:ext cx="5731510" cy="956310"/>
+                    </a:xfrm>
+                    <a:prstGeom prst="rect">
+                      <a:avLst/>
+                    </a:prstGeom>
+                    <a:noFill/>
+                    <a:ln>
+                      <a:noFill/>
+                    </a:ln>
+                  </pic:spPr>
+                </pic:pic>
+              </a:graphicData>
+            </a:graphic>
+          </wp:inline>
+        </w:drawing>
+      </w:r>
+    </w:p>
+    <w:p>
+      <w:pPr>
+        <w:rPr>
+          <w:rFonts w:eastAsiaTheme="minorEastAsia"/>
+        </w:rPr>
+      </w:pPr>
+      <w:r>
+        <w:rPr>
+          <w:rFonts w:eastAsiaTheme="minorEastAsia"/>
+        </w:rPr>
+        <w:t>65000 x 96.3800 = 62,64,700</w:t>
+      </w:r>
+    </w:p>
+    <w:p>
+      <w:pPr>
+        <w:rPr>
+          <w:rFonts w:eastAsiaTheme="minorEastAsia"/>
+        </w:rPr>
+      </w:pPr>
+      <w:r>
+        <w:rPr>
+          <w:rFonts w:eastAsiaTheme="minorEastAsia"/>
+        </w:rPr>
+        <w:lastRenderedPageBreak/>
+        <w:t>14/10/2026</w:t>
+      </w:r>
+    </w:p>
+    <w:p>
+      <w:pPr>
+        <w:rPr>
+          <w:rFonts w:eastAsiaTheme="minorEastAsia"/>
+        </w:rPr>
+      </w:pPr>
+    </w:p>
+    <w:p>
+      <w:pPr>
+        <w:rPr>
+          <w:rFonts w:eastAsiaTheme="minorEastAsia"/>
+        </w:rPr>
+      </w:pPr>
+      <w:r>
+        <w:rPr>
+          <w:rFonts w:eastAsiaTheme="minorEastAsia"/>
+        </w:rPr>
+        <w:t>Forward exchange rates based on cross rates:</w:t>
       </w:r>
     </w:p>
     <w:p>
@@ -8658,6 +9980,499 @@
           <w:ilvl w:val="0"/>
           <w:numId w:val="47"/>
         </w:numPr>
+        <w:rPr>
+          <w:rFonts w:eastAsiaTheme="minorEastAsia"/>
+        </w:rPr>
+      </w:pPr>
+      <w:r>
+        <w:rPr>
+          <w:rFonts w:eastAsiaTheme="minorEastAsia"/>
+        </w:rPr>
+        <w:t>Same principle is applied for calculation of forward rates also for other currencies</w:t>
+      </w:r>
+    </w:p>
+    <w:p>
+      <w:pPr>
+        <w:ind w:left="360"/>
+        <w:rPr>
+          <w:rFonts w:eastAsiaTheme="minorEastAsia"/>
+        </w:rPr>
+      </w:pPr>
+      <w:r>
+        <w:rPr>
+          <w:rFonts w:eastAsiaTheme="minorEastAsia"/>
+        </w:rPr>
+        <w:drawing>
+          <wp:inline distT="0" distB="0" distL="0" distR="0" wp14:anchorId="18A67F97" wp14:editId="467972E9">
+            <wp:extent cx="3915321" cy="5277587"/>
+            <wp:effectExtent l="0" t="0" r="9525" b="0"/>
+            <wp:docPr id="196879193" name="Picture 1"/>
+            <wp:cNvGraphicFramePr>
+              <a:graphicFrameLocks xmlns:a="http://schemas.openxmlformats.org/drawingml/2006/main" noChangeAspect="1"/>
+            </wp:cNvGraphicFramePr>
+            <a:graphic xmlns:a="http://schemas.openxmlformats.org/drawingml/2006/main">
+              <a:graphicData uri="http://schemas.openxmlformats.org/drawingml/2006/picture">
+                <pic:pic xmlns:pic="http://schemas.openxmlformats.org/drawingml/2006/picture">
+                  <pic:nvPicPr>
+                    <pic:cNvPr id="196879193" name=""/>
+                    <pic:cNvPicPr/>
+                  </pic:nvPicPr>
+                  <pic:blipFill>
+                    <a:blip r:embed="rId41"/>
+                    <a:stretch>
+                      <a:fillRect/>
+                    </a:stretch>
+                  </pic:blipFill>
+                  <pic:spPr>
+                    <a:xfrm>
+                      <a:off x="0" y="0"/>
+                      <a:ext cx="3915321" cy="5277587"/>
+                    </a:xfrm>
+                    <a:prstGeom prst="rect">
+                      <a:avLst/>
+                    </a:prstGeom>
+                  </pic:spPr>
+                </pic:pic>
+              </a:graphicData>
+            </a:graphic>
+          </wp:inline>
+        </w:drawing>
+      </w:r>
+    </w:p>
+    <w:p>
+      <w:pPr>
+        <w:ind w:left="360"/>
+        <w:rPr>
+          <w:rFonts w:eastAsiaTheme="minorEastAsia"/>
+        </w:rPr>
+      </w:pPr>
+      <w:r>
+        <w:rPr>
+          <w:rFonts w:eastAsiaTheme="minorEastAsia"/>
+        </w:rPr>
+        <w:lastRenderedPageBreak/>
+        <w:drawing>
+          <wp:inline distT="0" distB="0" distL="0" distR="0" wp14:anchorId="2BCF7C55" wp14:editId="416246DA">
+            <wp:extent cx="5731510" cy="2379980"/>
+            <wp:effectExtent l="0" t="0" r="2540" b="1270"/>
+            <wp:docPr id="1082237062" name="Picture 1"/>
+            <wp:cNvGraphicFramePr>
+              <a:graphicFrameLocks xmlns:a="http://schemas.openxmlformats.org/drawingml/2006/main" noChangeAspect="1"/>
+            </wp:cNvGraphicFramePr>
+            <a:graphic xmlns:a="http://schemas.openxmlformats.org/drawingml/2006/main">
+              <a:graphicData uri="http://schemas.openxmlformats.org/drawingml/2006/picture">
+                <pic:pic xmlns:pic="http://schemas.openxmlformats.org/drawingml/2006/picture">
+                  <pic:nvPicPr>
+                    <pic:cNvPr id="1082237062" name=""/>
+                    <pic:cNvPicPr/>
+                  </pic:nvPicPr>
+                  <pic:blipFill>
+                    <a:blip r:embed="rId42"/>
+                    <a:stretch>
+                      <a:fillRect/>
+                    </a:stretch>
+                  </pic:blipFill>
+                  <pic:spPr>
+                    <a:xfrm>
+                      <a:off x="0" y="0"/>
+                      <a:ext cx="5731510" cy="2379980"/>
+                    </a:xfrm>
+                    <a:prstGeom prst="rect">
+                      <a:avLst/>
+                    </a:prstGeom>
+                  </pic:spPr>
+                </pic:pic>
+              </a:graphicData>
+            </a:graphic>
+          </wp:inline>
+        </w:drawing>
+      </w:r>
+    </w:p>
+    <w:p>
+      <w:pPr>
+        <w:ind w:left="360"/>
+        <w:rPr>
+          <w:rFonts w:eastAsiaTheme="minorEastAsia"/>
+        </w:rPr>
+      </w:pPr>
+      <w:r>
+        <w:rPr>
+          <w:rFonts w:eastAsiaTheme="minorEastAsia"/>
+        </w:rPr>
+        <w:t>q.</w:t>
+      </w:r>
+    </w:p>
+    <w:p>
+      <w:pPr>
+        <w:ind w:left="360"/>
+        <w:rPr>
+          <w:rFonts w:eastAsiaTheme="minorEastAsia"/>
+        </w:rPr>
+      </w:pPr>
+      <w:r>
+        <w:rPr>
+          <w:rFonts w:eastAsiaTheme="minorEastAsia"/>
+        </w:rPr>
+        <w:t xml:space="preserve"> </w:t>
+      </w:r>
+      <w:r>
+        <w:rPr>
+          <w:rFonts w:eastAsiaTheme="minorEastAsia"/>
+        </w:rPr>
+        <w:t xml:space="preserve">Your export customer requests you to book a forward contract for an export bill of </w:t>
+      </w:r>
+      <w:r>
+        <w:rPr>
+          <w:rFonts w:eastAsiaTheme="minorEastAsia"/>
+          <w:b/>
+          <w:bCs/>
+        </w:rPr>
+        <w:t>SGD 1,00,000</w:t>
+      </w:r>
+      <w:r>
+        <w:rPr>
+          <w:rFonts w:eastAsiaTheme="minorEastAsia"/>
+        </w:rPr>
+        <w:t xml:space="preserve">. The bill is drawn under an irrevocable Letter of Credit with a </w:t>
+      </w:r>
+      <w:r>
+        <w:rPr>
+          <w:rFonts w:eastAsiaTheme="minorEastAsia"/>
+          <w:b/>
+          <w:bCs/>
+        </w:rPr>
+        <w:t>usance period of 4 months and 5 days sight</w:t>
+      </w:r>
+      <w:r>
+        <w:rPr>
+          <w:rFonts w:eastAsiaTheme="minorEastAsia"/>
+        </w:rPr>
+        <w:t xml:space="preserve">. The normal transit period is </w:t>
+      </w:r>
+      <w:r>
+        <w:rPr>
+          <w:rFonts w:eastAsiaTheme="minorEastAsia"/>
+          <w:b/>
+          <w:bCs/>
+        </w:rPr>
+        <w:t>25 days</w:t>
+      </w:r>
+      <w:r>
+        <w:rPr>
+          <w:rFonts w:eastAsiaTheme="minorEastAsia"/>
+        </w:rPr>
+        <w:t>.</w:t>
+      </w:r>
+    </w:p>
+    <w:p>
+      <w:pPr>
+        <w:ind w:left="360"/>
+        <w:rPr>
+          <w:rFonts w:eastAsiaTheme="minorEastAsia"/>
+        </w:rPr>
+      </w:pPr>
+      <w:r>
+        <w:rPr>
+          <w:rFonts w:eastAsiaTheme="minorEastAsia"/>
+        </w:rPr>
+        <w:t>The interbank market rates are as follows:</w:t>
+      </w:r>
+    </w:p>
+    <w:p>
+      <w:pPr>
+        <w:numPr>
+          <w:ilvl w:val="0"/>
+          <w:numId w:val="48"/>
+        </w:numPr>
+        <w:rPr>
+          <w:rFonts w:eastAsiaTheme="minorEastAsia"/>
+        </w:rPr>
+      </w:pPr>
+      <w:r>
+        <w:rPr>
+          <w:rFonts w:eastAsiaTheme="minorEastAsia"/>
+          <w:b/>
+          <w:bCs/>
+        </w:rPr>
+        <w:t>USD/INR SPOT:</w:t>
+      </w:r>
+      <w:r>
+        <w:rPr>
+          <w:rFonts w:eastAsiaTheme="minorEastAsia"/>
+        </w:rPr>
+        <w:t xml:space="preserve"> 96.4875 / 4925</w:t>
+      </w:r>
+    </w:p>
+    <w:p>
+      <w:pPr>
+        <w:numPr>
+          <w:ilvl w:val="0"/>
+          <w:numId w:val="48"/>
+        </w:numPr>
+        <w:rPr>
+          <w:rFonts w:eastAsiaTheme="minorEastAsia"/>
+        </w:rPr>
+      </w:pPr>
+      <w:r>
+        <w:rPr>
+          <w:rFonts w:eastAsiaTheme="minorEastAsia"/>
+          <w:b/>
+          <w:bCs/>
+        </w:rPr>
+        <w:t>USD/INR SPOT/July:</w:t>
+      </w:r>
+      <w:r>
+        <w:rPr>
+          <w:rFonts w:eastAsiaTheme="minorEastAsia"/>
+        </w:rPr>
+        <w:t xml:space="preserve"> 0.4600 / 0.4800</w:t>
+      </w:r>
+    </w:p>
+    <w:p>
+      <w:pPr>
+        <w:numPr>
+          <w:ilvl w:val="0"/>
+          <w:numId w:val="48"/>
+        </w:numPr>
+        <w:rPr>
+          <w:rFonts w:eastAsiaTheme="minorEastAsia"/>
+        </w:rPr>
+      </w:pPr>
+      <w:r>
+        <w:rPr>
+          <w:rFonts w:eastAsiaTheme="minorEastAsia"/>
+          <w:b/>
+          <w:bCs/>
+        </w:rPr>
+        <w:t>USD/SGD SPOT:</w:t>
+      </w:r>
+      <w:r>
+        <w:rPr>
+          <w:rFonts w:eastAsiaTheme="minorEastAsia"/>
+        </w:rPr>
+        <w:t xml:space="preserve"> 1.4004 / 1.4078</w:t>
+      </w:r>
+    </w:p>
+    <w:p>
+      <w:pPr>
+        <w:numPr>
+          <w:ilvl w:val="0"/>
+          <w:numId w:val="48"/>
+        </w:numPr>
+        <w:rPr>
+          <w:rFonts w:eastAsiaTheme="minorEastAsia"/>
+        </w:rPr>
+      </w:pPr>
+      <w:r>
+        <w:rPr>
+          <w:rFonts w:eastAsiaTheme="minorEastAsia"/>
+          <w:b/>
+          <w:bCs/>
+        </w:rPr>
+        <w:t>USD/SGD 5-Month Forward:</w:t>
+      </w:r>
+      <w:r>
+        <w:rPr>
+          <w:rFonts w:eastAsiaTheme="minorEastAsia"/>
+        </w:rPr>
+        <w:t xml:space="preserve"> 0.0235 / 0.0265</w:t>
+      </w:r>
+    </w:p>
+    <w:p>
+      <w:pPr>
+        <w:ind w:left="360"/>
+        <w:rPr>
+          <w:rFonts w:eastAsiaTheme="minorEastAsia"/>
+        </w:rPr>
+      </w:pPr>
+      <w:r>
+        <w:rPr>
+          <w:rFonts w:eastAsiaTheme="minorEastAsia"/>
+        </w:rPr>
+        <w:t xml:space="preserve">Assuming an exchange margin of </w:t>
+      </w:r>
+      <w:r>
+        <w:rPr>
+          <w:rFonts w:eastAsiaTheme="minorEastAsia"/>
+          <w:b/>
+          <w:bCs/>
+        </w:rPr>
+        <w:t>0.10%</w:t>
+      </w:r>
+      <w:r>
+        <w:rPr>
+          <w:rFonts w:eastAsiaTheme="minorEastAsia"/>
+        </w:rPr>
+        <w:t xml:space="preserve"> is required, calculate the exchange rate quoted to the customer.</w:t>
+      </w:r>
+    </w:p>
+    <w:p>
+      <w:pPr>
+        <w:ind w:left="360"/>
+        <w:rPr>
+          <w:rFonts w:eastAsiaTheme="minorEastAsia"/>
+        </w:rPr>
+      </w:pPr>
+      <w:r>
+        <w:rPr>
+          <w:rFonts w:eastAsiaTheme="minorEastAsia"/>
+          <w:i/>
+          <w:iCs/>
+        </w:rPr>
+        <w:t>(Note: The bank covers the USD/INR leg for July, and the USD/SGD leg for 5 months).</w:t>
+      </w:r>
+    </w:p>
+    <w:p>
+      <w:pPr>
+        <w:ind w:left="360"/>
+        <w:rPr>
+          <w:rFonts w:eastAsiaTheme="minorEastAsia"/>
+        </w:rPr>
+      </w:pPr>
+    </w:p>
+    <w:p>
+      <w:pPr>
+        <w:ind w:left="360"/>
+        <w:rPr>
+          <w:rFonts w:eastAsiaTheme="minorEastAsia"/>
+        </w:rPr>
+      </w:pPr>
+    </w:p>
+    <w:p>
+      <w:pPr>
+        <w:ind w:left="360"/>
+        <w:rPr>
+          <w:rFonts w:eastAsiaTheme="minorEastAsia"/>
+        </w:rPr>
+      </w:pPr>
+      <w:r>
+        <w:rPr>
+          <w:rFonts w:eastAsiaTheme="minorEastAsia"/>
+          <w:noProof/>
+        </w:rPr>
+        <w:lastRenderedPageBreak/>
+        <w:drawing>
+          <wp:inline distT="0" distB="0" distL="0" distR="0" wp14:anchorId="7CB937DC" wp14:editId="22704F82">
+            <wp:extent cx="3679825" cy="2677160"/>
+            <wp:effectExtent l="0" t="0" r="0" b="0"/>
+            <wp:docPr id="1973359522" name="Picture 3"/>
+            <wp:cNvGraphicFramePr>
+              <a:graphicFrameLocks xmlns:a="http://schemas.openxmlformats.org/drawingml/2006/main" noChangeAspect="1"/>
+            </wp:cNvGraphicFramePr>
+            <a:graphic xmlns:a="http://schemas.openxmlformats.org/drawingml/2006/main">
+              <a:graphicData uri="http://schemas.openxmlformats.org/drawingml/2006/picture">
+                <pic:pic xmlns:pic="http://schemas.openxmlformats.org/drawingml/2006/picture">
+                  <pic:nvPicPr>
+                    <pic:cNvPr id="0" name="Picture 11"/>
+                    <pic:cNvPicPr>
+                      <a:picLocks noChangeAspect="1" noChangeArrowheads="1"/>
+                    </pic:cNvPicPr>
+                  </pic:nvPicPr>
+                  <pic:blipFill>
+                    <a:blip r:embed="rId43">
+                      <a:extLst>
+                        <a:ext uri="{28A0092B-C50C-407E-A947-70E740481C1C}">
+                          <a14:useLocalDpi xmlns:a14="http://schemas.microsoft.com/office/drawing/2010/main" val="0"/>
+                        </a:ext>
+                      </a:extLst>
+                    </a:blip>
+                    <a:srcRect/>
+                    <a:stretch>
+                      <a:fillRect/>
+                    </a:stretch>
+                  </pic:blipFill>
+                  <pic:spPr bwMode="auto">
+                    <a:xfrm>
+                      <a:off x="0" y="0"/>
+                      <a:ext cx="3679825" cy="2677160"/>
+                    </a:xfrm>
+                    <a:prstGeom prst="rect">
+                      <a:avLst/>
+                    </a:prstGeom>
+                    <a:noFill/>
+                    <a:ln>
+                      <a:noFill/>
+                    </a:ln>
+                  </pic:spPr>
+                </pic:pic>
+              </a:graphicData>
+            </a:graphic>
+          </wp:inline>
+        </w:drawing>
+      </w:r>
+    </w:p>
+    <w:p>
+      <w:pPr>
+        <w:ind w:left="360"/>
+        <w:rPr>
+          <w:rFonts w:eastAsiaTheme="minorEastAsia"/>
+        </w:rPr>
+      </w:pPr>
+    </w:p>
+    <w:p>
+      <w:pPr>
+        <w:rPr>
+          <w:rFonts w:eastAsiaTheme="minorEastAsia"/>
+        </w:rPr>
+      </w:pPr>
+      <w:r>
+        <w:rPr>
+          <w:rFonts w:eastAsiaTheme="minorEastAsia"/>
+          <w:b/>
+          <w:bCs/>
+        </w:rPr>
+        <w:t>Amount Payable:</w:t>
+      </w:r>
+      <w:r>
+        <w:rPr>
+          <w:rFonts w:eastAsiaTheme="minorEastAsia"/>
+        </w:rPr>
+        <w:t xml:space="preserve"> For SGD 1,00,000, the rupee amount payable would be </w:t>
+      </w:r>
+      <m:oMath>
+        <m:r>
+          <w:rPr>
+            <w:rFonts w:ascii="Cambria Math" w:eastAsiaTheme="minorEastAsia" w:hAnsi="Cambria Math"/>
+          </w:rPr>
+          <m:t>1,00,000×67.6625=</m:t>
+        </m:r>
+        <m:borderBox>
+          <m:borderBoxPr>
+            <m:ctrlPr>
+              <w:rPr>
+                <w:rFonts w:ascii="Cambria Math" w:eastAsiaTheme="minorEastAsia" w:hAnsi="Cambria Math"/>
+              </w:rPr>
+            </m:ctrlPr>
+          </m:borderBoxPr>
+          <m:e>
+            <m:r>
+              <m:rPr>
+                <m:nor/>
+              </m:rPr>
+              <w:rPr>
+                <w:rFonts w:eastAsiaTheme="minorEastAsia"/>
+              </w:rPr>
+              <m:t>₹</m:t>
+            </m:r>
+            <m:r>
+              <w:rPr>
+                <w:rFonts w:ascii="Cambria Math" w:eastAsiaTheme="minorEastAsia" w:hAnsi="Cambria Math"/>
+              </w:rPr>
+              <m:t>67,66,250</m:t>
+            </m:r>
+          </m:e>
+        </m:borderBox>
+      </m:oMath>
+      <w:r>
+        <w:rPr>
+          <w:rFonts w:eastAsiaTheme="minorEastAsia"/>
+        </w:rPr>
+        <w:t>.</w:t>
+      </w:r>
+    </w:p>
+    <w:p>
+      <w:pPr>
+        <w:ind w:left="360"/>
         <w:rPr>
           <w:rFonts w:eastAsiaTheme="minorEastAsia"/>
         </w:rPr>
@@ -12678,6 +14493,119 @@
     </w:lvl>
   </w:abstractNum>
   <w:abstractNum w:abstractNumId="39" w15:restartNumberingAfterBreak="0">
+    <w:nsid w:val="5F0A3FED"/>
+    <w:multiLevelType w:val="multilevel"/>
+    <w:tmpl w:val="3864CCDC"/>
+    <w:lvl w:ilvl="0">
+      <w:start w:val="1"/>
+      <w:numFmt w:val="decimal"/>
+      <w:lvlText w:val="%1."/>
+      <w:lvlJc w:val="left"/>
+      <w:pPr>
+        <w:tabs>
+          <w:tab w:val="num" w:pos="720"/>
+        </w:tabs>
+        <w:ind w:left="720" w:hanging="360"/>
+      </w:pPr>
+    </w:lvl>
+    <w:lvl w:ilvl="1" w:tentative="1">
+      <w:start w:val="1"/>
+      <w:numFmt w:val="decimal"/>
+      <w:lvlText w:val="%2."/>
+      <w:lvlJc w:val="left"/>
+      <w:pPr>
+        <w:tabs>
+          <w:tab w:val="num" w:pos="1440"/>
+        </w:tabs>
+        <w:ind w:left="1440" w:hanging="360"/>
+      </w:pPr>
+    </w:lvl>
+    <w:lvl w:ilvl="2" w:tentative="1">
+      <w:start w:val="1"/>
+      <w:numFmt w:val="decimal"/>
+      <w:lvlText w:val="%3."/>
+      <w:lvlJc w:val="left"/>
+      <w:pPr>
+        <w:tabs>
+          <w:tab w:val="num" w:pos="2160"/>
+        </w:tabs>
+        <w:ind w:left="2160" w:hanging="360"/>
+      </w:pPr>
+    </w:lvl>
+    <w:lvl w:ilvl="3" w:tentative="1">
+      <w:start w:val="1"/>
+      <w:numFmt w:val="decimal"/>
+      <w:lvlText w:val="%4."/>
+      <w:lvlJc w:val="left"/>
+      <w:pPr>
+        <w:tabs>
+          <w:tab w:val="num" w:pos="2880"/>
+        </w:tabs>
+        <w:ind w:left="2880" w:hanging="360"/>
+      </w:pPr>
+    </w:lvl>
+    <w:lvl w:ilvl="4" w:tentative="1">
+      <w:start w:val="1"/>
+      <w:numFmt w:val="decimal"/>
+      <w:lvlText w:val="%5."/>
+      <w:lvlJc w:val="left"/>
+      <w:pPr>
+        <w:tabs>
+          <w:tab w:val="num" w:pos="3600"/>
+        </w:tabs>
+        <w:ind w:left="3600" w:hanging="360"/>
+      </w:pPr>
+    </w:lvl>
+    <w:lvl w:ilvl="5" w:tentative="1">
+      <w:start w:val="1"/>
+      <w:numFmt w:val="decimal"/>
+      <w:lvlText w:val="%6."/>
+      <w:lvlJc w:val="left"/>
+      <w:pPr>
+        <w:tabs>
+          <w:tab w:val="num" w:pos="4320"/>
+        </w:tabs>
+        <w:ind w:left="4320" w:hanging="360"/>
+      </w:pPr>
+    </w:lvl>
+    <w:lvl w:ilvl="6" w:tentative="1">
+      <w:start w:val="1"/>
+      <w:numFmt w:val="decimal"/>
+      <w:lvlText w:val="%7."/>
+      <w:lvlJc w:val="left"/>
+      <w:pPr>
+        <w:tabs>
+          <w:tab w:val="num" w:pos="5040"/>
+        </w:tabs>
+        <w:ind w:left="5040" w:hanging="360"/>
+      </w:pPr>
+    </w:lvl>
+    <w:lvl w:ilvl="7" w:tentative="1">
+      <w:start w:val="1"/>
+      <w:numFmt w:val="decimal"/>
+      <w:lvlText w:val="%8."/>
+      <w:lvlJc w:val="left"/>
+      <w:pPr>
+        <w:tabs>
+          <w:tab w:val="num" w:pos="5760"/>
+        </w:tabs>
+        <w:ind w:left="5760" w:hanging="360"/>
+      </w:pPr>
+    </w:lvl>
+    <w:lvl w:ilvl="8" w:tentative="1">
+      <w:start w:val="1"/>
+      <w:numFmt w:val="decimal"/>
+      <w:lvlText w:val="%9."/>
+      <w:lvlJc w:val="left"/>
+      <w:pPr>
+        <w:tabs>
+          <w:tab w:val="num" w:pos="6480"/>
+        </w:tabs>
+        <w:ind w:left="6480" w:hanging="360"/>
+      </w:pPr>
+    </w:lvl>
+  </w:abstractNum>
+  <w:abstractNum w:abstractNumId="40" w15:restartNumberingAfterBreak="0">
     <w:nsid w:val="61374F98"/>
     <w:multiLevelType w:val="hybridMultilevel"/>
     <w:tmpl w:val="6EC269A2"/>
@@ -12790,7 +14718,7 @@
       </w:rPr>
     </w:lvl>
   </w:abstractNum>
-  <w:abstractNum w:abstractNumId="40" w15:restartNumberingAfterBreak="0">
+  <w:abstractNum w:abstractNumId="41" w15:restartNumberingAfterBreak="0">
     <w:nsid w:val="61FB20F6"/>
     <w:multiLevelType w:val="hybridMultilevel"/>
     <w:tmpl w:val="EC40F956"/>
@@ -12903,7 +14831,156 @@
       </w:rPr>
     </w:lvl>
   </w:abstractNum>
-  <w:abstractNum w:abstractNumId="41" w15:restartNumberingAfterBreak="0">
+  <w:abstractNum w:abstractNumId="42" w15:restartNumberingAfterBreak="0">
+    <w:nsid w:val="6C1B048A"/>
+    <w:multiLevelType w:val="multilevel"/>
+    <w:tmpl w:val="A6A214A2"/>
+    <w:lvl w:ilvl="0">
+      <w:start w:val="1"/>
+      <w:numFmt w:val="bullet"/>
+      <w:lvlText w:val=""/>
+      <w:lvlJc w:val="left"/>
+      <w:pPr>
+        <w:tabs>
+          <w:tab w:val="num" w:pos="720"/>
+        </w:tabs>
+        <w:ind w:left="720" w:hanging="360"/>
+      </w:pPr>
+      <w:rPr>
+        <w:rFonts w:ascii="Symbol" w:hAnsi="Symbol" w:hint="default"/>
+        <w:sz w:val="20"/>
+      </w:rPr>
+    </w:lvl>
+    <w:lvl w:ilvl="1" w:tentative="1">
+      <w:start w:val="1"/>
+      <w:numFmt w:val="bullet"/>
+      <w:lvlText w:val="o"/>
+      <w:lvlJc w:val="left"/>
+      <w:pPr>
+        <w:tabs>
+          <w:tab w:val="num" w:pos="1440"/>
+        </w:tabs>
+        <w:ind w:left="1440" w:hanging="360"/>
+      </w:pPr>
+      <w:rPr>
+        <w:rFonts w:ascii="Courier New" w:hAnsi="Courier New" w:hint="default"/>
+        <w:sz w:val="20"/>
+      </w:rPr>
+    </w:lvl>
+    <w:lvl w:ilvl="2" w:tentative="1">
+      <w:start w:val="1"/>
+      <w:numFmt w:val="bullet"/>
+      <w:lvlText w:val=""/>
+      <w:lvlJc w:val="left"/>
+      <w:pPr>
+        <w:tabs>
+          <w:tab w:val="num" w:pos="2160"/>
+        </w:tabs>
+        <w:ind w:left="2160" w:hanging="360"/>
+      </w:pPr>
+      <w:rPr>
+        <w:rFonts w:ascii="Wingdings" w:hAnsi="Wingdings" w:hint="default"/>
+        <w:sz w:val="20"/>
+      </w:rPr>
+    </w:lvl>
+    <w:lvl w:ilvl="3" w:tentative="1">
+      <w:start w:val="1"/>
+      <w:numFmt w:val="bullet"/>
+      <w:lvlText w:val=""/>
+      <w:lvlJc w:val="left"/>
+      <w:pPr>
+        <w:tabs>
+          <w:tab w:val="num" w:pos="2880"/>
+        </w:tabs>
+        <w:ind w:left="2880" w:hanging="360"/>
+      </w:pPr>
+      <w:rPr>
+        <w:rFonts w:ascii="Wingdings" w:hAnsi="Wingdings" w:hint="default"/>
+        <w:sz w:val="20"/>
+      </w:rPr>
+    </w:lvl>
+    <w:lvl w:ilvl="4" w:tentative="1">
+      <w:start w:val="1"/>
+      <w:numFmt w:val="bullet"/>
+      <w:lvlText w:val=""/>
+      <w:lvlJc w:val="left"/>
+      <w:pPr>
+        <w:tabs>
+          <w:tab w:val="num" w:pos="3600"/>
+        </w:tabs>
+        <w:ind w:left="3600" w:hanging="360"/>
+      </w:pPr>
+      <w:rPr>
+        <w:rFonts w:ascii="Wingdings" w:hAnsi="Wingdings" w:hint="default"/>
+        <w:sz w:val="20"/>
+      </w:rPr>
+    </w:lvl>
+    <w:lvl w:ilvl="5" w:tentative="1">
+      <w:start w:val="1"/>
+      <w:numFmt w:val="bullet"/>
+      <w:lvlText w:val=""/>
+      <w:lvlJc w:val="left"/>
+      <w:pPr>
+        <w:tabs>
+          <w:tab w:val="num" w:pos="4320"/>
+        </w:tabs>
+        <w:ind w:left="4320" w:hanging="360"/>
+      </w:pPr>
+      <w:rPr>
+        <w:rFonts w:ascii="Wingdings" w:hAnsi="Wingdings" w:hint="default"/>
+        <w:sz w:val="20"/>
+      </w:rPr>
+    </w:lvl>
+    <w:lvl w:ilvl="6" w:tentative="1">
+      <w:start w:val="1"/>
+      <w:numFmt w:val="bullet"/>
+      <w:lvlText w:val=""/>
+      <w:lvlJc w:val="left"/>
+      <w:pPr>
+        <w:tabs>
+          <w:tab w:val="num" w:pos="5040"/>
+        </w:tabs>
+        <w:ind w:left="5040" w:hanging="360"/>
+      </w:pPr>
+      <w:rPr>
+        <w:rFonts w:ascii="Wingdings" w:hAnsi="Wingdings" w:hint="default"/>
+        <w:sz w:val="20"/>
+      </w:rPr>
+    </w:lvl>
+    <w:lvl w:ilvl="7" w:tentative="1">
+      <w:start w:val="1"/>
+      <w:numFmt w:val="bullet"/>
+      <w:lvlText w:val=""/>
+      <w:lvlJc w:val="left"/>
+      <w:pPr>
+        <w:tabs>
+          <w:tab w:val="num" w:pos="5760"/>
+        </w:tabs>
+        <w:ind w:left="5760" w:hanging="360"/>
+      </w:pPr>
+      <w:rPr>
+        <w:rFonts w:ascii="Wingdings" w:hAnsi="Wingdings" w:hint="default"/>
+        <w:sz w:val="20"/>
+      </w:rPr>
+    </w:lvl>
+    <w:lvl w:ilvl="8" w:tentative="1">
+      <w:start w:val="1"/>
+      <w:numFmt w:val="bullet"/>
+      <w:lvlText w:val=""/>
+      <w:lvlJc w:val="left"/>
+      <w:pPr>
+        <w:tabs>
+          <w:tab w:val="num" w:pos="6480"/>
+        </w:tabs>
+        <w:ind w:left="6480" w:hanging="360"/>
+      </w:pPr>
+      <w:rPr>
+        <w:rFonts w:ascii="Wingdings" w:hAnsi="Wingdings" w:hint="default"/>
+        <w:sz w:val="20"/>
+      </w:rPr>
+    </w:lvl>
+  </w:abstractNum>
+  <w:abstractNum w:abstractNumId="43" w15:restartNumberingAfterBreak="0">
     <w:nsid w:val="70FC340C"/>
     <w:multiLevelType w:val="hybridMultilevel"/>
     <w:tmpl w:val="D91C80BE"/>
@@ -12989,7 +15066,7 @@
       </w:pPr>
     </w:lvl>
   </w:abstractNum>
-  <w:abstractNum w:abstractNumId="42" w15:restartNumberingAfterBreak="0">
+  <w:abstractNum w:abstractNumId="44" w15:restartNumberingAfterBreak="0">
     <w:nsid w:val="749305D2"/>
     <w:multiLevelType w:val="hybridMultilevel"/>
     <w:tmpl w:val="FAE02A4E"/>
@@ -13102,7 +15179,7 @@
       </w:rPr>
     </w:lvl>
   </w:abstractNum>
-  <w:abstractNum w:abstractNumId="43" w15:restartNumberingAfterBreak="0">
+  <w:abstractNum w:abstractNumId="45" w15:restartNumberingAfterBreak="0">
     <w:nsid w:val="74E66899"/>
     <w:multiLevelType w:val="hybridMultilevel"/>
     <w:tmpl w:val="1EF632D0"/>
@@ -13215,10 +15292,10 @@
       </w:rPr>
     </w:lvl>
   </w:abstractNum>
-  <w:abstractNum w:abstractNumId="44" w15:restartNumberingAfterBreak="0">
+  <w:abstractNum w:abstractNumId="46" w15:restartNumberingAfterBreak="0">
     <w:nsid w:val="76A32B3B"/>
     <w:multiLevelType w:val="hybridMultilevel"/>
-    <w:tmpl w:val="312819EE"/>
+    <w:tmpl w:val="1806E006"/>
     <w:lvl w:ilvl="0" w:tplc="40090001">
       <w:start w:val="1"/>
       <w:numFmt w:val="bullet"/>
@@ -13328,7 +15405,7 @@
       </w:rPr>
     </w:lvl>
   </w:abstractNum>
-  <w:abstractNum w:abstractNumId="45" w15:restartNumberingAfterBreak="0">
+  <w:abstractNum w:abstractNumId="47" w15:restartNumberingAfterBreak="0">
     <w:nsid w:val="7B5945A4"/>
     <w:multiLevelType w:val="hybridMultilevel"/>
     <w:tmpl w:val="E98C4D22"/>
@@ -13414,7 +15491,7 @@
       </w:pPr>
     </w:lvl>
   </w:abstractNum>
-  <w:abstractNum w:abstractNumId="46" w15:restartNumberingAfterBreak="0">
+  <w:abstractNum w:abstractNumId="48" w15:restartNumberingAfterBreak="0">
     <w:nsid w:val="7BFD5BE7"/>
     <w:multiLevelType w:val="hybridMultilevel"/>
     <w:tmpl w:val="F7E81324"/>
@@ -13510,7 +15587,7 @@
     <w:abstractNumId w:val="9"/>
   </w:num>
   <w:num w:numId="4" w16cid:durableId="568883010">
-    <w:abstractNumId w:val="43"/>
+    <w:abstractNumId w:val="45"/>
   </w:num>
   <w:num w:numId="5" w16cid:durableId="845677584">
     <w:abstractNumId w:val="14"/>
@@ -13540,13 +15617,13 @@
     <w:abstractNumId w:val="3"/>
   </w:num>
   <w:num w:numId="14" w16cid:durableId="222566674">
-    <w:abstractNumId w:val="42"/>
+    <w:abstractNumId w:val="44"/>
   </w:num>
   <w:num w:numId="15" w16cid:durableId="1727487960">
     <w:abstractNumId w:val="17"/>
   </w:num>
   <w:num w:numId="16" w16cid:durableId="444738084">
-    <w:abstractNumId w:val="41"/>
+    <w:abstractNumId w:val="43"/>
   </w:num>
   <w:num w:numId="17" w16cid:durableId="1318805403">
     <w:abstractNumId w:val="0"/>
@@ -13567,7 +15644,7 @@
     <w:abstractNumId w:val="25"/>
   </w:num>
   <w:num w:numId="23" w16cid:durableId="171720229">
-    <w:abstractNumId w:val="39"/>
+    <w:abstractNumId w:val="40"/>
   </w:num>
   <w:num w:numId="24" w16cid:durableId="1035621125">
     <w:abstractNumId w:val="21"/>
@@ -13597,7 +15674,7 @@
     <w:abstractNumId w:val="7"/>
   </w:num>
   <w:num w:numId="33" w16cid:durableId="901405144">
-    <w:abstractNumId w:val="46"/>
+    <w:abstractNumId w:val="48"/>
   </w:num>
   <w:num w:numId="34" w16cid:durableId="962734310">
     <w:abstractNumId w:val="22"/>
@@ -13612,7 +15689,7 @@
     <w:abstractNumId w:val="20"/>
   </w:num>
   <w:num w:numId="38" w16cid:durableId="2126995001">
-    <w:abstractNumId w:val="45"/>
+    <w:abstractNumId w:val="47"/>
   </w:num>
   <w:num w:numId="39" w16cid:durableId="1577664898">
     <w:abstractNumId w:val="37"/>
@@ -13636,10 +15713,16 @@
     <w:abstractNumId w:val="1"/>
   </w:num>
   <w:num w:numId="46" w16cid:durableId="48499534">
-    <w:abstractNumId w:val="40"/>
+    <w:abstractNumId w:val="41"/>
   </w:num>
   <w:num w:numId="47" w16cid:durableId="810904595">
-    <w:abstractNumId w:val="44"/>
+    <w:abstractNumId w:val="46"/>
+  </w:num>
+  <w:num w:numId="48" w16cid:durableId="1918398802">
+    <w:abstractNumId w:val="42"/>
+  </w:num>
+  <w:num w:numId="49" w16cid:durableId="1461805162">
+    <w:abstractNumId w:val="39"/>
   </w:num>
 </w:numbering>
 </file>
@@ -14247,7 +16330,6 @@
   <w:style w:type="character" w:default="1" w:styleId="DefaultParagraphFont">
     <w:name w:val="Default Paragraph Font"/>
     <w:uiPriority w:val="1"/>
-    <w:semiHidden/>
     <w:unhideWhenUsed/>
   </w:style>
   <w:style w:type="table" w:default="1" w:styleId="TableNormal">

--- a/Global Financial Management/notes (GFM).docx
+++ b/Global Financial Management/notes (GFM).docx
@@ -100,7 +100,15 @@
         </w:numPr>
       </w:pPr>
       <w:r>
-        <w:t xml:space="preserve">Guarantee, Risk management products, advisory services for middle income and credit worthy and low income countries </w:t>
+        <w:t xml:space="preserve">Guarantee, Risk management products, advisory services for middle income and credit worthy and </w:t>
+      </w:r>
+      <w:proofErr w:type="gramStart"/>
+      <w:r>
+        <w:t>low income</w:t>
+      </w:r>
+      <w:proofErr w:type="gramEnd"/>
+      <w:r>
+        <w:t xml:space="preserve"> countries </w:t>
       </w:r>
     </w:p>
     <w:p>
@@ -1040,11 +1048,119 @@
         <w:pStyle w:val="ListParagraph"/>
         <w:numPr>
           <w:ilvl w:val="0"/>
-          <w:numId w:val="4"/>
+          <w:numId w:val="3"/>
         </w:numPr>
       </w:pPr>
       <w:r>
         <w:t xml:space="preserve">Ministry of finance is the representative of world bank held once in a year </w:t>
+      </w:r>
+    </w:p>
+    <w:p>
+      <w:pPr>
+        <w:pStyle w:val="ListParagraph"/>
+        <w:numPr>
+          <w:ilvl w:val="0"/>
+          <w:numId w:val="3"/>
+        </w:numPr>
+      </w:pPr>
+      <w:r>
+        <w:t>Largest shareholder (US, UK, France, Japan, Germany)</w:t>
+      </w:r>
+    </w:p>
+    <w:p>
+      <w:pPr>
+        <w:pStyle w:val="ListParagraph"/>
+        <w:numPr>
+          <w:ilvl w:val="0"/>
+          <w:numId w:val="3"/>
+        </w:numPr>
+      </w:pPr>
+      <w:r>
+        <w:t>President is elected by board of governors of 5 shareholders</w:t>
+      </w:r>
+    </w:p>
+    <w:p>
+      <w:pPr>
+        <w:pStyle w:val="ListParagraph"/>
+        <w:numPr>
+          <w:ilvl w:val="0"/>
+          <w:numId w:val="3"/>
+        </w:numPr>
+      </w:pPr>
+      <w:r>
+        <w:t>Bank related activities:</w:t>
+      </w:r>
+    </w:p>
+    <w:p>
+      <w:pPr>
+        <w:pStyle w:val="ListParagraph"/>
+        <w:numPr>
+          <w:ilvl w:val="1"/>
+          <w:numId w:val="3"/>
+        </w:numPr>
+      </w:pPr>
+      <w:r>
+        <w:t>Approval of loans</w:t>
+      </w:r>
+    </w:p>
+    <w:p>
+      <w:pPr>
+        <w:pStyle w:val="ListParagraph"/>
+        <w:numPr>
+          <w:ilvl w:val="1"/>
+          <w:numId w:val="3"/>
+        </w:numPr>
+      </w:pPr>
+      <w:r>
+        <w:t>Approve guarantee</w:t>
+      </w:r>
+    </w:p>
+    <w:p>
+      <w:pPr>
+        <w:pStyle w:val="ListParagraph"/>
+        <w:numPr>
+          <w:ilvl w:val="1"/>
+          <w:numId w:val="3"/>
+        </w:numPr>
+      </w:pPr>
+      <w:r>
+        <w:t xml:space="preserve">New policies </w:t>
+      </w:r>
+    </w:p>
+    <w:p>
+      <w:pPr>
+        <w:pStyle w:val="ListParagraph"/>
+        <w:numPr>
+          <w:ilvl w:val="1"/>
+          <w:numId w:val="3"/>
+        </w:numPr>
+      </w:pPr>
+      <w:r>
+        <w:lastRenderedPageBreak/>
+        <w:t>Country assistance strategy</w:t>
+      </w:r>
+    </w:p>
+    <w:p>
+      <w:pPr>
+        <w:pStyle w:val="ListParagraph"/>
+        <w:numPr>
+          <w:ilvl w:val="1"/>
+          <w:numId w:val="3"/>
+        </w:numPr>
+      </w:pPr>
+      <w:r>
+        <w:t xml:space="preserve">Borrowing and financial decisions </w:t>
+      </w:r>
+    </w:p>
+    <w:p/>
+    <w:p>
+      <w:r>
+        <w:t>31/08/2026</w:t>
+      </w:r>
+    </w:p>
+    <w:p>
+      <w:r>
+        <w:t>IMF – 1944</w:t>
       </w:r>
     </w:p>
     <w:p>
@@ -1056,7 +1172,7 @@
         </w:numPr>
       </w:pPr>
       <w:r>
-        <w:t>Largest shareholder (US, UK, France, Japan, Germany)</w:t>
+        <w:t>Promote international monetary co-operation (PIMC)</w:t>
       </w:r>
     </w:p>
     <w:p>
@@ -1068,7 +1184,7 @@
         </w:numPr>
       </w:pPr>
       <w:r>
-        <w:t>President is elected by board of governors of 5 shareholders</w:t>
+        <w:t>Sustainable economic growth.</w:t>
       </w:r>
     </w:p>
     <w:p>
@@ -1080,79 +1196,13 @@
         </w:numPr>
       </w:pPr>
       <w:r>
-        <w:t>Bank related activities:</w:t>
-      </w:r>
-    </w:p>
-    <w:p>
-      <w:pPr>
-        <w:pStyle w:val="ListParagraph"/>
-        <w:numPr>
-          <w:ilvl w:val="1"/>
-          <w:numId w:val="4"/>
-        </w:numPr>
-      </w:pPr>
-      <w:r>
-        <w:t>Approval of loans</w:t>
-      </w:r>
-    </w:p>
-    <w:p>
-      <w:pPr>
-        <w:pStyle w:val="ListParagraph"/>
-        <w:numPr>
-          <w:ilvl w:val="1"/>
-          <w:numId w:val="4"/>
-        </w:numPr>
-      </w:pPr>
-      <w:r>
-        <w:t>Approve guarantee</w:t>
-      </w:r>
-    </w:p>
-    <w:p>
-      <w:pPr>
-        <w:pStyle w:val="ListParagraph"/>
-        <w:numPr>
-          <w:ilvl w:val="1"/>
-          <w:numId w:val="4"/>
-        </w:numPr>
-      </w:pPr>
-      <w:r>
-        <w:t xml:space="preserve">New policies </w:t>
-      </w:r>
-    </w:p>
-    <w:p>
-      <w:pPr>
-        <w:pStyle w:val="ListParagraph"/>
-        <w:numPr>
-          <w:ilvl w:val="1"/>
-          <w:numId w:val="4"/>
-        </w:numPr>
-      </w:pPr>
-      <w:r>
-        <w:lastRenderedPageBreak/>
-        <w:t>Country assistance strategy</w:t>
-      </w:r>
-    </w:p>
-    <w:p>
-      <w:pPr>
-        <w:pStyle w:val="ListParagraph"/>
-        <w:numPr>
-          <w:ilvl w:val="1"/>
-          <w:numId w:val="4"/>
-        </w:numPr>
-      </w:pPr>
-      <w:r>
-        <w:t xml:space="preserve">Borrowing and financial decisions </w:t>
+        <w:t>Prosperity</w:t>
       </w:r>
     </w:p>
     <w:p/>
     <w:p>
       <w:r>
-        <w:t>31/08/2026</w:t>
-      </w:r>
-    </w:p>
-    <w:p>
-      <w:r>
-        <w:t>IMF – 1944</w:t>
+        <w:t>OBJECTIVES</w:t>
       </w:r>
     </w:p>
     <w:p>
@@ -1164,7 +1214,7 @@
         </w:numPr>
       </w:pPr>
       <w:r>
-        <w:t>Promote international monetary co-operation (PIMC)</w:t>
+        <w:t>PIMC</w:t>
       </w:r>
     </w:p>
     <w:p>
@@ -1176,7 +1226,7 @@
         </w:numPr>
       </w:pPr>
       <w:r>
-        <w:t>Sustainable economic growth.</w:t>
+        <w:t>Facilitate international trade</w:t>
       </w:r>
     </w:p>
     <w:p>
@@ -1188,13 +1238,7 @@
         </w:numPr>
       </w:pPr>
       <w:r>
-        <w:t>Prosperity</w:t>
-      </w:r>
-    </w:p>
-    <w:p/>
-    <w:p>
-      <w:r>
-        <w:t>OBJECTIVES</w:t>
+        <w:t>Promote exchange rate stability</w:t>
       </w:r>
     </w:p>
     <w:p>
@@ -1202,11 +1246,11 @@
         <w:pStyle w:val="ListParagraph"/>
         <w:numPr>
           <w:ilvl w:val="0"/>
-          <w:numId w:val="7"/>
+          <w:numId w:val="5"/>
         </w:numPr>
       </w:pPr>
       <w:r>
-        <w:t>PIMC</w:t>
+        <w:t>Help establish multilateral payment system</w:t>
       </w:r>
     </w:p>
     <w:p>
@@ -1214,11 +1258,11 @@
         <w:pStyle w:val="ListParagraph"/>
         <w:numPr>
           <w:ilvl w:val="0"/>
-          <w:numId w:val="7"/>
+          <w:numId w:val="5"/>
         </w:numPr>
       </w:pPr>
       <w:r>
-        <w:t>Facilitate international trade</w:t>
+        <w:t xml:space="preserve">Provide financial assistance </w:t>
       </w:r>
     </w:p>
     <w:p>
@@ -1226,11 +1270,192 @@
         <w:pStyle w:val="ListParagraph"/>
         <w:numPr>
           <w:ilvl w:val="0"/>
-          <w:numId w:val="7"/>
+          <w:numId w:val="5"/>
         </w:numPr>
       </w:pPr>
       <w:r>
-        <w:t>Promote exchange rate stability</w:t>
+        <w:t>Support economic growth</w:t>
+      </w:r>
+    </w:p>
+    <w:p>
+      <w:pPr>
+        <w:rPr>
+          <w:u w:val="single"/>
+        </w:rPr>
+      </w:pPr>
+    </w:p>
+    <w:p>
+      <w:pPr>
+        <w:rPr>
+          <w:u w:val="single"/>
+        </w:rPr>
+      </w:pPr>
+      <w:r>
+        <w:rPr>
+          <w:u w:val="single"/>
+        </w:rPr>
+        <w:t>Sustainable g</w:t>
+      </w:r>
+      <w:r>
+        <w:rPr>
+          <w:u w:val="single"/>
+        </w:rPr>
+        <w:t>oals</w:t>
+      </w:r>
+    </w:p>
+    <w:p>
+      <w:pPr>
+        <w:pStyle w:val="ListParagraph"/>
+      </w:pPr>
+      <w:r>
+        <w:t>SDG</w:t>
+      </w:r>
+      <w:r>
+        <w:t xml:space="preserve"> 1: no poverty </w:t>
+      </w:r>
+    </w:p>
+    <w:p>
+      <w:pPr>
+        <w:pStyle w:val="ListParagraph"/>
+      </w:pPr>
+      <w:r>
+        <w:t xml:space="preserve">SDG 2: zero hunger </w:t>
+      </w:r>
+    </w:p>
+    <w:p>
+      <w:pPr>
+        <w:pStyle w:val="ListParagraph"/>
+      </w:pPr>
+      <w:r>
+        <w:t xml:space="preserve">SDG 3: good health and well being </w:t>
+      </w:r>
+    </w:p>
+    <w:p>
+      <w:pPr>
+        <w:pStyle w:val="ListParagraph"/>
+      </w:pPr>
+      <w:r>
+        <w:t>SDG 4: quality education</w:t>
+      </w:r>
+    </w:p>
+    <w:p>
+      <w:pPr>
+        <w:pStyle w:val="ListParagraph"/>
+      </w:pPr>
+      <w:r>
+        <w:t xml:space="preserve">SDG 5: gender equality </w:t>
+      </w:r>
+    </w:p>
+    <w:p>
+      <w:pPr>
+        <w:pStyle w:val="ListParagraph"/>
+      </w:pPr>
+      <w:r>
+        <w:t>SDG 6: clean water and sanitation</w:t>
+      </w:r>
+    </w:p>
+    <w:p>
+      <w:pPr>
+        <w:pStyle w:val="ListParagraph"/>
+      </w:pPr>
+      <w:r>
+        <w:t xml:space="preserve">SDG 7: affordable and clean energy </w:t>
+      </w:r>
+    </w:p>
+    <w:p>
+      <w:pPr>
+        <w:pStyle w:val="ListParagraph"/>
+      </w:pPr>
+      <w:r>
+        <w:t xml:space="preserve">SDG 8: decent work and economic growth </w:t>
+      </w:r>
+    </w:p>
+    <w:p>
+      <w:pPr>
+        <w:pStyle w:val="ListParagraph"/>
+      </w:pPr>
+      <w:r>
+        <w:t>SDG 9: industry, innovation and infrastructure</w:t>
+      </w:r>
+    </w:p>
+    <w:p>
+      <w:pPr>
+        <w:pStyle w:val="ListParagraph"/>
+      </w:pPr>
+      <w:r>
+        <w:t>SDG 10: reduced inequalities</w:t>
+      </w:r>
+    </w:p>
+    <w:p>
+      <w:pPr>
+        <w:pStyle w:val="ListParagraph"/>
+      </w:pPr>
+      <w:r>
+        <w:t>SDG 11: sustainable cities and communities</w:t>
+      </w:r>
+    </w:p>
+    <w:p>
+      <w:pPr>
+        <w:pStyle w:val="ListParagraph"/>
+      </w:pPr>
+      <w:r>
+        <w:t>SDG 12: responsible consumption and production</w:t>
+      </w:r>
+    </w:p>
+    <w:p>
+      <w:pPr>
+        <w:pStyle w:val="ListParagraph"/>
+      </w:pPr>
+      <w:r>
+        <w:t>SDG 13: climate action</w:t>
+      </w:r>
+    </w:p>
+    <w:p>
+      <w:pPr>
+        <w:pStyle w:val="ListParagraph"/>
+      </w:pPr>
+      <w:r>
+        <w:t xml:space="preserve">SDG 14: life below water </w:t>
+      </w:r>
+    </w:p>
+    <w:p>
+      <w:pPr>
+        <w:pStyle w:val="ListParagraph"/>
+      </w:pPr>
+      <w:r>
+        <w:t>SDG 15: life on land</w:t>
+      </w:r>
+    </w:p>
+    <w:p>
+      <w:pPr>
+        <w:pStyle w:val="ListParagraph"/>
+      </w:pPr>
+      <w:r>
+        <w:t xml:space="preserve">SDG 16: peace, justice and strong institutions </w:t>
+      </w:r>
+    </w:p>
+    <w:p>
+      <w:pPr>
+        <w:pStyle w:val="ListParagraph"/>
+      </w:pPr>
+      <w:r>
+        <w:t>SDG 17: partnerships for the goals</w:t>
+      </w:r>
+    </w:p>
+    <w:p>
+      <w:r>
+        <w:lastRenderedPageBreak/>
+        <w:t>01/08/2026</w:t>
+      </w:r>
+    </w:p>
+    <w:p>
+      <w:r>
+        <w:t>Balance of payment</w:t>
+      </w:r>
+    </w:p>
+    <w:p>
+      <w:r>
+        <w:t xml:space="preserve">All economic transaction between residents of one country at the rest of the world during a specific period </w:t>
       </w:r>
     </w:p>
     <w:p>
@@ -1238,224 +1463,7 @@
         <w:pStyle w:val="ListParagraph"/>
         <w:numPr>
           <w:ilvl w:val="0"/>
-          <w:numId w:val="7"/>
-        </w:numPr>
-      </w:pPr>
-      <w:r>
-        <w:t>Help establish multilateral payment system</w:t>
-      </w:r>
-    </w:p>
-    <w:p>
-      <w:pPr>
-        <w:pStyle w:val="ListParagraph"/>
-        <w:numPr>
-          <w:ilvl w:val="0"/>
-          <w:numId w:val="7"/>
-        </w:numPr>
-      </w:pPr>
-      <w:r>
-        <w:t xml:space="preserve">Provide financial assistance </w:t>
-      </w:r>
-    </w:p>
-    <w:p>
-      <w:pPr>
-        <w:pStyle w:val="ListParagraph"/>
-        <w:numPr>
-          <w:ilvl w:val="0"/>
-          <w:numId w:val="7"/>
-        </w:numPr>
-      </w:pPr>
-      <w:r>
-        <w:t>Support economic growth</w:t>
-      </w:r>
-    </w:p>
-    <w:p>
-      <w:pPr>
-        <w:rPr>
-          <w:u w:val="single"/>
-        </w:rPr>
-      </w:pPr>
-    </w:p>
-    <w:p>
-      <w:pPr>
-        <w:rPr>
-          <w:u w:val="single"/>
-        </w:rPr>
-      </w:pPr>
-      <w:r>
-        <w:rPr>
-          <w:u w:val="single"/>
-        </w:rPr>
-        <w:t>Sustainable g</w:t>
-      </w:r>
-      <w:r>
-        <w:rPr>
-          <w:u w:val="single"/>
-        </w:rPr>
-        <w:t>oals</w:t>
-      </w:r>
-    </w:p>
-    <w:p>
-      <w:pPr>
-        <w:pStyle w:val="ListParagraph"/>
-      </w:pPr>
-      <w:r>
-        <w:t>SDG</w:t>
-      </w:r>
-      <w:r>
-        <w:t xml:space="preserve"> 1: no poverty </w:t>
-      </w:r>
-    </w:p>
-    <w:p>
-      <w:pPr>
-        <w:pStyle w:val="ListParagraph"/>
-      </w:pPr>
-      <w:r>
-        <w:t xml:space="preserve">SDG 2: zero hunger </w:t>
-      </w:r>
-    </w:p>
-    <w:p>
-      <w:pPr>
-        <w:pStyle w:val="ListParagraph"/>
-      </w:pPr>
-      <w:r>
-        <w:t xml:space="preserve">SDG 3: good health and well being </w:t>
-      </w:r>
-    </w:p>
-    <w:p>
-      <w:pPr>
-        <w:pStyle w:val="ListParagraph"/>
-      </w:pPr>
-      <w:r>
-        <w:t>SDG 4: quality education</w:t>
-      </w:r>
-    </w:p>
-    <w:p>
-      <w:pPr>
-        <w:pStyle w:val="ListParagraph"/>
-      </w:pPr>
-      <w:r>
-        <w:t xml:space="preserve">SDG 5: gender equality </w:t>
-      </w:r>
-    </w:p>
-    <w:p>
-      <w:pPr>
-        <w:pStyle w:val="ListParagraph"/>
-      </w:pPr>
-      <w:r>
-        <w:t>SDG 6: clean water and sanitation</w:t>
-      </w:r>
-    </w:p>
-    <w:p>
-      <w:pPr>
-        <w:pStyle w:val="ListParagraph"/>
-      </w:pPr>
-      <w:r>
-        <w:t xml:space="preserve">SDG 7: affordable and clean energy </w:t>
-      </w:r>
-    </w:p>
-    <w:p>
-      <w:pPr>
-        <w:pStyle w:val="ListParagraph"/>
-      </w:pPr>
-      <w:r>
-        <w:t xml:space="preserve">SDG 8: decent work and economic growth </w:t>
-      </w:r>
-    </w:p>
-    <w:p>
-      <w:pPr>
-        <w:pStyle w:val="ListParagraph"/>
-      </w:pPr>
-      <w:r>
-        <w:t>SDG 9: industry, innovation and infrastructure</w:t>
-      </w:r>
-    </w:p>
-    <w:p>
-      <w:pPr>
-        <w:pStyle w:val="ListParagraph"/>
-      </w:pPr>
-      <w:r>
-        <w:t>SDG 10: reduced inequalities</w:t>
-      </w:r>
-    </w:p>
-    <w:p>
-      <w:pPr>
-        <w:pStyle w:val="ListParagraph"/>
-      </w:pPr>
-      <w:r>
-        <w:t>SDG 11: sustainable cities and communities</w:t>
-      </w:r>
-    </w:p>
-    <w:p>
-      <w:pPr>
-        <w:pStyle w:val="ListParagraph"/>
-      </w:pPr>
-      <w:r>
-        <w:t>SDG 12: responsible consumption and production</w:t>
-      </w:r>
-    </w:p>
-    <w:p>
-      <w:pPr>
-        <w:pStyle w:val="ListParagraph"/>
-      </w:pPr>
-      <w:r>
-        <w:t>SDG 13: climate action</w:t>
-      </w:r>
-    </w:p>
-    <w:p>
-      <w:pPr>
-        <w:pStyle w:val="ListParagraph"/>
-      </w:pPr>
-      <w:r>
-        <w:t xml:space="preserve">SDG 14: life below water </w:t>
-      </w:r>
-    </w:p>
-    <w:p>
-      <w:pPr>
-        <w:pStyle w:val="ListParagraph"/>
-      </w:pPr>
-      <w:r>
-        <w:t>SDG 15: life on land</w:t>
-      </w:r>
-    </w:p>
-    <w:p>
-      <w:pPr>
-        <w:pStyle w:val="ListParagraph"/>
-      </w:pPr>
-      <w:r>
-        <w:t xml:space="preserve">SDG 16: peace, justice and strong institutions </w:t>
-      </w:r>
-    </w:p>
-    <w:p>
-      <w:pPr>
-        <w:pStyle w:val="ListParagraph"/>
-      </w:pPr>
-      <w:r>
-        <w:t>SDG 17: partnerships for the goals</w:t>
-      </w:r>
-    </w:p>
-    <w:p>
-      <w:r>
-        <w:lastRenderedPageBreak/>
-        <w:t>01/08/2026</w:t>
-      </w:r>
-    </w:p>
-    <w:p>
-      <w:r>
-        <w:t>Balance of payment</w:t>
-      </w:r>
-    </w:p>
-    <w:p>
-      <w:r>
-        <w:t xml:space="preserve">All economic transaction between residents of one country at the rest of the world during a specific period </w:t>
-      </w:r>
-    </w:p>
-    <w:p>
-      <w:pPr>
-        <w:pStyle w:val="ListParagraph"/>
-        <w:numPr>
-          <w:ilvl w:val="0"/>
-          <w:numId w:val="9"/>
+          <w:numId w:val="6"/>
         </w:numPr>
       </w:pPr>
       <w:r>
@@ -1467,7 +1475,7 @@
         <w:pStyle w:val="ListParagraph"/>
         <w:numPr>
           <w:ilvl w:val="1"/>
-          <w:numId w:val="9"/>
+          <w:numId w:val="6"/>
         </w:numPr>
       </w:pPr>
       <w:r>
@@ -1479,7 +1487,7 @@
         <w:pStyle w:val="ListParagraph"/>
         <w:numPr>
           <w:ilvl w:val="1"/>
-          <w:numId w:val="9"/>
+          <w:numId w:val="6"/>
         </w:numPr>
       </w:pPr>
       <w:r>
@@ -1491,7 +1499,7 @@
         <w:pStyle w:val="ListParagraph"/>
         <w:numPr>
           <w:ilvl w:val="1"/>
-          <w:numId w:val="9"/>
+          <w:numId w:val="6"/>
         </w:numPr>
       </w:pPr>
       <w:r>
@@ -1503,7 +1511,7 @@
         <w:pStyle w:val="ListParagraph"/>
         <w:numPr>
           <w:ilvl w:val="1"/>
-          <w:numId w:val="9"/>
+          <w:numId w:val="6"/>
         </w:numPr>
       </w:pPr>
       <w:r>
@@ -1533,7 +1541,7 @@
         <w:pStyle w:val="ListParagraph"/>
         <w:numPr>
           <w:ilvl w:val="0"/>
-          <w:numId w:val="9"/>
+          <w:numId w:val="6"/>
         </w:numPr>
       </w:pPr>
       <w:r>
@@ -1545,7 +1553,7 @@
         <w:pStyle w:val="ListParagraph"/>
         <w:numPr>
           <w:ilvl w:val="1"/>
-          <w:numId w:val="9"/>
+          <w:numId w:val="6"/>
         </w:numPr>
       </w:pPr>
       <w:r>
@@ -1557,7 +1565,7 @@
         <w:pStyle w:val="ListParagraph"/>
         <w:numPr>
           <w:ilvl w:val="1"/>
-          <w:numId w:val="9"/>
+          <w:numId w:val="6"/>
         </w:numPr>
       </w:pPr>
       <w:r>
@@ -1569,7 +1577,7 @@
         <w:pStyle w:val="ListParagraph"/>
         <w:numPr>
           <w:ilvl w:val="1"/>
-          <w:numId w:val="9"/>
+          <w:numId w:val="6"/>
         </w:numPr>
       </w:pPr>
       <w:r>
@@ -1589,7 +1597,7 @@
         <w:pStyle w:val="ListParagraph"/>
         <w:numPr>
           <w:ilvl w:val="0"/>
-          <w:numId w:val="9"/>
+          <w:numId w:val="6"/>
         </w:numPr>
       </w:pPr>
       <w:r>
@@ -1601,7 +1609,7 @@
         <w:pStyle w:val="ListParagraph"/>
         <w:numPr>
           <w:ilvl w:val="1"/>
-          <w:numId w:val="9"/>
+          <w:numId w:val="6"/>
         </w:numPr>
       </w:pPr>
       <w:r>
@@ -1620,7 +1628,7 @@
         <w:pStyle w:val="ListParagraph"/>
         <w:numPr>
           <w:ilvl w:val="0"/>
-          <w:numId w:val="10"/>
+          <w:numId w:val="7"/>
         </w:numPr>
       </w:pPr>
       <w:r>
@@ -1632,7 +1640,7 @@
         <w:pStyle w:val="ListParagraph"/>
         <w:numPr>
           <w:ilvl w:val="1"/>
-          <w:numId w:val="10"/>
+          <w:numId w:val="7"/>
         </w:numPr>
       </w:pPr>
       <w:r>
@@ -1644,7 +1652,7 @@
         <w:pStyle w:val="ListParagraph"/>
         <w:numPr>
           <w:ilvl w:val="2"/>
-          <w:numId w:val="10"/>
+          <w:numId w:val="7"/>
         </w:numPr>
       </w:pPr>
       <w:r>
@@ -1656,7 +1664,7 @@
         <w:pStyle w:val="ListParagraph"/>
         <w:numPr>
           <w:ilvl w:val="1"/>
-          <w:numId w:val="10"/>
+          <w:numId w:val="7"/>
         </w:numPr>
       </w:pPr>
       <w:r>
@@ -1668,7 +1676,7 @@
         <w:pStyle w:val="ListParagraph"/>
         <w:numPr>
           <w:ilvl w:val="2"/>
-          <w:numId w:val="10"/>
+          <w:numId w:val="7"/>
         </w:numPr>
       </w:pPr>
       <w:r>
@@ -1681,7 +1689,7 @@
         <w:pStyle w:val="ListParagraph"/>
         <w:numPr>
           <w:ilvl w:val="0"/>
-          <w:numId w:val="10"/>
+          <w:numId w:val="7"/>
         </w:numPr>
       </w:pPr>
       <w:r>
@@ -1693,7 +1701,7 @@
         <w:pStyle w:val="ListParagraph"/>
         <w:numPr>
           <w:ilvl w:val="1"/>
-          <w:numId w:val="10"/>
+          <w:numId w:val="7"/>
         </w:numPr>
       </w:pPr>
       <w:r>
@@ -1705,7 +1713,7 @@
         <w:pStyle w:val="ListParagraph"/>
         <w:numPr>
           <w:ilvl w:val="1"/>
-          <w:numId w:val="10"/>
+          <w:numId w:val="7"/>
         </w:numPr>
       </w:pPr>
       <w:r>
@@ -1717,7 +1725,7 @@
         <w:pStyle w:val="ListParagraph"/>
         <w:numPr>
           <w:ilvl w:val="1"/>
-          <w:numId w:val="10"/>
+          <w:numId w:val="7"/>
         </w:numPr>
       </w:pPr>
       <w:r>
@@ -1729,7 +1737,7 @@
         <w:pStyle w:val="ListParagraph"/>
         <w:numPr>
           <w:ilvl w:val="1"/>
-          <w:numId w:val="10"/>
+          <w:numId w:val="7"/>
         </w:numPr>
       </w:pPr>
       <w:r>
@@ -1741,7 +1749,7 @@
         <w:pStyle w:val="ListParagraph"/>
         <w:numPr>
           <w:ilvl w:val="1"/>
-          <w:numId w:val="10"/>
+          <w:numId w:val="7"/>
         </w:numPr>
       </w:pPr>
       <w:r>
@@ -1753,7 +1761,7 @@
         <w:pStyle w:val="ListParagraph"/>
         <w:numPr>
           <w:ilvl w:val="1"/>
-          <w:numId w:val="10"/>
+          <w:numId w:val="7"/>
         </w:numPr>
       </w:pPr>
       <w:r>
@@ -1766,7 +1774,7 @@
         <w:pStyle w:val="ListParagraph"/>
         <w:numPr>
           <w:ilvl w:val="0"/>
-          <w:numId w:val="10"/>
+          <w:numId w:val="7"/>
         </w:numPr>
       </w:pPr>
       <w:r>
@@ -1778,7 +1786,7 @@
         <w:pStyle w:val="ListParagraph"/>
         <w:numPr>
           <w:ilvl w:val="1"/>
-          <w:numId w:val="10"/>
+          <w:numId w:val="7"/>
         </w:numPr>
       </w:pPr>
       <w:r>
@@ -1791,7 +1799,7 @@
         <w:pStyle w:val="ListParagraph"/>
         <w:numPr>
           <w:ilvl w:val="1"/>
-          <w:numId w:val="10"/>
+          <w:numId w:val="7"/>
         </w:numPr>
       </w:pPr>
       <w:r>
@@ -1803,7 +1811,7 @@
         <w:pStyle w:val="ListParagraph"/>
         <w:numPr>
           <w:ilvl w:val="1"/>
-          <w:numId w:val="10"/>
+          <w:numId w:val="7"/>
         </w:numPr>
       </w:pPr>
       <w:r>
@@ -1815,7 +1823,7 @@
         <w:pStyle w:val="ListParagraph"/>
         <w:numPr>
           <w:ilvl w:val="1"/>
-          <w:numId w:val="10"/>
+          <w:numId w:val="7"/>
         </w:numPr>
       </w:pPr>
       <w:r>
@@ -1827,7 +1835,7 @@
         <w:pStyle w:val="ListParagraph"/>
         <w:numPr>
           <w:ilvl w:val="1"/>
-          <w:numId w:val="10"/>
+          <w:numId w:val="7"/>
         </w:numPr>
       </w:pPr>
       <w:r>
@@ -1839,7 +1847,7 @@
         <w:pStyle w:val="ListParagraph"/>
         <w:numPr>
           <w:ilvl w:val="1"/>
-          <w:numId w:val="10"/>
+          <w:numId w:val="7"/>
         </w:numPr>
       </w:pPr>
       <w:r>
@@ -1852,7 +1860,7 @@
         <w:pStyle w:val="ListParagraph"/>
         <w:numPr>
           <w:ilvl w:val="0"/>
-          <w:numId w:val="10"/>
+          <w:numId w:val="7"/>
         </w:numPr>
       </w:pPr>
       <w:r>
@@ -1869,7 +1877,7 @@
         <w:pStyle w:val="ListParagraph"/>
         <w:numPr>
           <w:ilvl w:val="1"/>
-          <w:numId w:val="10"/>
+          <w:numId w:val="7"/>
         </w:numPr>
       </w:pPr>
       <w:proofErr w:type="spellStart"/>
@@ -1886,7 +1894,7 @@
         <w:pStyle w:val="ListParagraph"/>
         <w:numPr>
           <w:ilvl w:val="1"/>
-          <w:numId w:val="10"/>
+          <w:numId w:val="7"/>
         </w:numPr>
       </w:pPr>
       <w:r>
@@ -1898,7 +1906,7 @@
         <w:pStyle w:val="ListParagraph"/>
         <w:numPr>
           <w:ilvl w:val="1"/>
-          <w:numId w:val="10"/>
+          <w:numId w:val="7"/>
         </w:numPr>
       </w:pPr>
       <w:r>
@@ -1918,7 +1926,7 @@
         <w:pStyle w:val="ListParagraph"/>
         <w:numPr>
           <w:ilvl w:val="0"/>
-          <w:numId w:val="11"/>
+          <w:numId w:val="8"/>
         </w:numPr>
       </w:pPr>
       <w:r>
@@ -1930,7 +1938,7 @@
         <w:pStyle w:val="ListParagraph"/>
         <w:numPr>
           <w:ilvl w:val="1"/>
-          <w:numId w:val="11"/>
+          <w:numId w:val="8"/>
         </w:numPr>
       </w:pPr>
       <w:r>
@@ -1942,7 +1950,7 @@
         <w:pStyle w:val="ListParagraph"/>
         <w:numPr>
           <w:ilvl w:val="1"/>
-          <w:numId w:val="11"/>
+          <w:numId w:val="8"/>
         </w:numPr>
       </w:pPr>
       <w:r>
@@ -1954,7 +1962,7 @@
         <w:pStyle w:val="ListParagraph"/>
         <w:numPr>
           <w:ilvl w:val="1"/>
-          <w:numId w:val="11"/>
+          <w:numId w:val="8"/>
         </w:numPr>
       </w:pPr>
       <w:r>
@@ -1966,7 +1974,7 @@
         <w:pStyle w:val="ListParagraph"/>
         <w:numPr>
           <w:ilvl w:val="0"/>
-          <w:numId w:val="11"/>
+          <w:numId w:val="8"/>
         </w:numPr>
       </w:pPr>
       <w:r>
@@ -1978,7 +1986,7 @@
         <w:pStyle w:val="ListParagraph"/>
         <w:numPr>
           <w:ilvl w:val="1"/>
-          <w:numId w:val="11"/>
+          <w:numId w:val="8"/>
         </w:numPr>
       </w:pPr>
       <w:r>
@@ -1990,7 +1998,7 @@
         <w:pStyle w:val="ListParagraph"/>
         <w:numPr>
           <w:ilvl w:val="1"/>
-          <w:numId w:val="11"/>
+          <w:numId w:val="8"/>
         </w:numPr>
       </w:pPr>
       <w:r>
@@ -2002,7 +2010,7 @@
         <w:pStyle w:val="ListParagraph"/>
         <w:numPr>
           <w:ilvl w:val="1"/>
-          <w:numId w:val="11"/>
+          <w:numId w:val="8"/>
         </w:numPr>
       </w:pPr>
       <w:r>
@@ -2014,7 +2022,7 @@
         <w:pStyle w:val="ListParagraph"/>
         <w:numPr>
           <w:ilvl w:val="1"/>
-          <w:numId w:val="11"/>
+          <w:numId w:val="8"/>
         </w:numPr>
       </w:pPr>
       <w:r>
@@ -2026,7 +2034,7 @@
         <w:pStyle w:val="ListParagraph"/>
         <w:numPr>
           <w:ilvl w:val="0"/>
-          <w:numId w:val="11"/>
+          <w:numId w:val="8"/>
         </w:numPr>
       </w:pPr>
       <w:r>
@@ -2038,7 +2046,7 @@
         <w:pStyle w:val="ListParagraph"/>
         <w:numPr>
           <w:ilvl w:val="1"/>
-          <w:numId w:val="11"/>
+          <w:numId w:val="8"/>
         </w:numPr>
       </w:pPr>
       <w:r>
@@ -2066,7 +2074,7 @@
               <w:pStyle w:val="ListParagraph"/>
               <w:numPr>
                 <w:ilvl w:val="1"/>
-                <w:numId w:val="11"/>
+                <w:numId w:val="8"/>
               </w:numPr>
               <w:ind w:left="0" w:firstLine="0"/>
             </w:pPr>
@@ -2084,7 +2092,7 @@
               <w:pStyle w:val="ListParagraph"/>
               <w:numPr>
                 <w:ilvl w:val="1"/>
-                <w:numId w:val="11"/>
+                <w:numId w:val="8"/>
               </w:numPr>
               <w:ind w:left="0" w:firstLine="0"/>
             </w:pPr>
@@ -2104,7 +2112,7 @@
               <w:pStyle w:val="ListParagraph"/>
               <w:numPr>
                 <w:ilvl w:val="1"/>
-                <w:numId w:val="11"/>
+                <w:numId w:val="8"/>
               </w:numPr>
               <w:ind w:left="0" w:firstLine="0"/>
             </w:pPr>
@@ -2117,7 +2125,7 @@
               <w:pStyle w:val="ListParagraph"/>
               <w:numPr>
                 <w:ilvl w:val="1"/>
-                <w:numId w:val="11"/>
+                <w:numId w:val="8"/>
               </w:numPr>
               <w:ind w:left="0" w:firstLine="0"/>
             </w:pPr>
@@ -2130,7 +2138,7 @@
               <w:pStyle w:val="ListParagraph"/>
               <w:numPr>
                 <w:ilvl w:val="1"/>
-                <w:numId w:val="11"/>
+                <w:numId w:val="8"/>
               </w:numPr>
               <w:ind w:left="0" w:firstLine="0"/>
             </w:pPr>
@@ -2143,7 +2151,7 @@
               <w:pStyle w:val="ListParagraph"/>
               <w:numPr>
                 <w:ilvl w:val="1"/>
-                <w:numId w:val="11"/>
+                <w:numId w:val="8"/>
               </w:numPr>
               <w:ind w:left="0" w:firstLine="0"/>
             </w:pPr>
@@ -2156,7 +2164,7 @@
               <w:pStyle w:val="ListParagraph"/>
               <w:numPr>
                 <w:ilvl w:val="1"/>
-                <w:numId w:val="11"/>
+                <w:numId w:val="8"/>
               </w:numPr>
               <w:ind w:left="0" w:firstLine="0"/>
             </w:pPr>
@@ -2174,7 +2182,7 @@
               <w:pStyle w:val="ListParagraph"/>
               <w:numPr>
                 <w:ilvl w:val="1"/>
-                <w:numId w:val="11"/>
+                <w:numId w:val="8"/>
               </w:numPr>
               <w:ind w:left="0" w:firstLine="0"/>
             </w:pPr>
@@ -2187,7 +2195,7 @@
               <w:pStyle w:val="ListParagraph"/>
               <w:numPr>
                 <w:ilvl w:val="1"/>
-                <w:numId w:val="11"/>
+                <w:numId w:val="8"/>
               </w:numPr>
               <w:ind w:left="0" w:firstLine="0"/>
             </w:pPr>
@@ -2200,7 +2208,7 @@
               <w:pStyle w:val="ListParagraph"/>
               <w:numPr>
                 <w:ilvl w:val="1"/>
-                <w:numId w:val="11"/>
+                <w:numId w:val="8"/>
               </w:numPr>
               <w:ind w:left="0" w:firstLine="0"/>
             </w:pPr>
@@ -2213,7 +2221,7 @@
               <w:pStyle w:val="ListParagraph"/>
               <w:numPr>
                 <w:ilvl w:val="1"/>
-                <w:numId w:val="11"/>
+                <w:numId w:val="8"/>
               </w:numPr>
               <w:ind w:left="0" w:firstLine="0"/>
             </w:pPr>
@@ -2226,7 +2234,7 @@
               <w:pStyle w:val="ListParagraph"/>
               <w:numPr>
                 <w:ilvl w:val="1"/>
-                <w:numId w:val="11"/>
+                <w:numId w:val="8"/>
               </w:numPr>
               <w:ind w:left="0" w:firstLine="0"/>
             </w:pPr>
@@ -2242,7 +2250,7 @@
         <w:pStyle w:val="ListParagraph"/>
         <w:numPr>
           <w:ilvl w:val="0"/>
-          <w:numId w:val="13"/>
+          <w:numId w:val="9"/>
         </w:numPr>
       </w:pPr>
       <w:r>
@@ -2254,7 +2262,7 @@
         <w:pStyle w:val="ListParagraph"/>
         <w:numPr>
           <w:ilvl w:val="1"/>
-          <w:numId w:val="13"/>
+          <w:numId w:val="9"/>
         </w:numPr>
       </w:pPr>
       <w:r>
@@ -2266,7 +2274,7 @@
         <w:pStyle w:val="ListParagraph"/>
         <w:numPr>
           <w:ilvl w:val="0"/>
-          <w:numId w:val="13"/>
+          <w:numId w:val="9"/>
         </w:numPr>
       </w:pPr>
       <w:r>
@@ -2278,7 +2286,7 @@
         <w:pStyle w:val="ListParagraph"/>
         <w:numPr>
           <w:ilvl w:val="1"/>
-          <w:numId w:val="13"/>
+          <w:numId w:val="9"/>
         </w:numPr>
       </w:pPr>
       <w:r>
@@ -2290,7 +2298,7 @@
         <w:pStyle w:val="ListParagraph"/>
         <w:numPr>
           <w:ilvl w:val="2"/>
-          <w:numId w:val="13"/>
+          <w:numId w:val="9"/>
         </w:numPr>
       </w:pPr>
       <w:r>
@@ -2302,7 +2310,7 @@
         <w:pStyle w:val="ListParagraph"/>
         <w:numPr>
           <w:ilvl w:val="2"/>
-          <w:numId w:val="13"/>
+          <w:numId w:val="9"/>
         </w:numPr>
       </w:pPr>
       <w:r>
@@ -2315,7 +2323,7 @@
         <w:pStyle w:val="ListParagraph"/>
         <w:numPr>
           <w:ilvl w:val="2"/>
-          <w:numId w:val="13"/>
+          <w:numId w:val="9"/>
         </w:numPr>
       </w:pPr>
       <w:r>
@@ -2327,7 +2335,7 @@
         <w:pStyle w:val="ListParagraph"/>
         <w:numPr>
           <w:ilvl w:val="2"/>
-          <w:numId w:val="13"/>
+          <w:numId w:val="9"/>
         </w:numPr>
       </w:pPr>
       <w:r>
@@ -2454,7 +2462,7 @@
         <w:pStyle w:val="ListParagraph"/>
         <w:numPr>
           <w:ilvl w:val="0"/>
-          <w:numId w:val="14"/>
+          <w:numId w:val="10"/>
         </w:numPr>
       </w:pPr>
       <w:r>
@@ -2466,7 +2474,7 @@
         <w:pStyle w:val="ListParagraph"/>
         <w:numPr>
           <w:ilvl w:val="0"/>
-          <w:numId w:val="14"/>
+          <w:numId w:val="10"/>
         </w:numPr>
       </w:pPr>
       <w:r>
@@ -2478,7 +2486,7 @@
         <w:pStyle w:val="ListParagraph"/>
         <w:numPr>
           <w:ilvl w:val="0"/>
-          <w:numId w:val="14"/>
+          <w:numId w:val="10"/>
         </w:numPr>
       </w:pPr>
       <w:r>
@@ -2490,7 +2498,7 @@
         <w:pStyle w:val="ListParagraph"/>
         <w:numPr>
           <w:ilvl w:val="0"/>
-          <w:numId w:val="14"/>
+          <w:numId w:val="10"/>
         </w:numPr>
       </w:pPr>
       <w:r>
@@ -2508,7 +2516,7 @@
         <w:pStyle w:val="ListParagraph"/>
         <w:numPr>
           <w:ilvl w:val="0"/>
-          <w:numId w:val="15"/>
+          <w:numId w:val="11"/>
         </w:numPr>
       </w:pPr>
       <w:r>
@@ -2520,7 +2528,7 @@
         <w:pStyle w:val="ListParagraph"/>
         <w:numPr>
           <w:ilvl w:val="0"/>
-          <w:numId w:val="15"/>
+          <w:numId w:val="11"/>
         </w:numPr>
       </w:pPr>
       <w:r>
@@ -2532,7 +2540,7 @@
         <w:pStyle w:val="ListParagraph"/>
         <w:numPr>
           <w:ilvl w:val="0"/>
-          <w:numId w:val="15"/>
+          <w:numId w:val="11"/>
         </w:numPr>
       </w:pPr>
       <w:r>
@@ -2544,7 +2552,7 @@
         <w:pStyle w:val="ListParagraph"/>
         <w:numPr>
           <w:ilvl w:val="0"/>
-          <w:numId w:val="15"/>
+          <w:numId w:val="11"/>
         </w:numPr>
       </w:pPr>
       <w:r>
@@ -2566,7 +2574,7 @@
         <w:pStyle w:val="ListParagraph"/>
         <w:numPr>
           <w:ilvl w:val="0"/>
-          <w:numId w:val="16"/>
+          <w:numId w:val="12"/>
         </w:numPr>
       </w:pPr>
       <w:r>
@@ -2578,7 +2586,7 @@
         <w:pStyle w:val="ListParagraph"/>
         <w:numPr>
           <w:ilvl w:val="0"/>
-          <w:numId w:val="16"/>
+          <w:numId w:val="12"/>
         </w:numPr>
       </w:pPr>
       <w:r>
@@ -2590,7 +2598,7 @@
         <w:pStyle w:val="ListParagraph"/>
         <w:numPr>
           <w:ilvl w:val="0"/>
-          <w:numId w:val="16"/>
+          <w:numId w:val="12"/>
         </w:numPr>
       </w:pPr>
       <w:r>
@@ -2610,7 +2618,7 @@
         <w:pStyle w:val="ListParagraph"/>
         <w:numPr>
           <w:ilvl w:val="0"/>
-          <w:numId w:val="16"/>
+          <w:numId w:val="12"/>
         </w:numPr>
       </w:pPr>
       <w:r>
@@ -2622,7 +2630,7 @@
         <w:pStyle w:val="ListParagraph"/>
         <w:numPr>
           <w:ilvl w:val="0"/>
-          <w:numId w:val="16"/>
+          <w:numId w:val="12"/>
         </w:numPr>
       </w:pPr>
       <w:r>
@@ -2634,7 +2642,7 @@
         <w:pStyle w:val="ListParagraph"/>
         <w:numPr>
           <w:ilvl w:val="0"/>
-          <w:numId w:val="16"/>
+          <w:numId w:val="12"/>
         </w:numPr>
       </w:pPr>
       <w:r>
@@ -2651,7 +2659,7 @@
         <w:pStyle w:val="ListParagraph"/>
         <w:numPr>
           <w:ilvl w:val="0"/>
-          <w:numId w:val="17"/>
+          <w:numId w:val="13"/>
         </w:numPr>
       </w:pPr>
       <w:r>
@@ -2663,7 +2671,7 @@
         <w:pStyle w:val="ListParagraph"/>
         <w:numPr>
           <w:ilvl w:val="0"/>
-          <w:numId w:val="17"/>
+          <w:numId w:val="13"/>
         </w:numPr>
       </w:pPr>
       <w:r>
@@ -2675,7 +2683,7 @@
         <w:pStyle w:val="ListParagraph"/>
         <w:numPr>
           <w:ilvl w:val="0"/>
-          <w:numId w:val="17"/>
+          <w:numId w:val="13"/>
         </w:numPr>
       </w:pPr>
       <w:r>
@@ -2687,7 +2695,7 @@
         <w:pStyle w:val="ListParagraph"/>
         <w:numPr>
           <w:ilvl w:val="0"/>
-          <w:numId w:val="17"/>
+          <w:numId w:val="13"/>
         </w:numPr>
       </w:pPr>
       <w:r>
@@ -2699,7 +2707,7 @@
         <w:pStyle w:val="ListParagraph"/>
         <w:numPr>
           <w:ilvl w:val="0"/>
-          <w:numId w:val="17"/>
+          <w:numId w:val="13"/>
         </w:numPr>
       </w:pPr>
       <w:r>
@@ -2712,7 +2720,7 @@
         <w:pStyle w:val="ListParagraph"/>
         <w:numPr>
           <w:ilvl w:val="0"/>
-          <w:numId w:val="17"/>
+          <w:numId w:val="13"/>
         </w:numPr>
       </w:pPr>
       <w:r>
@@ -2938,7 +2946,7 @@
         <w:pStyle w:val="ListParagraph"/>
         <w:numPr>
           <w:ilvl w:val="0"/>
-          <w:numId w:val="19"/>
+          <w:numId w:val="14"/>
         </w:numPr>
       </w:pPr>
       <w:r>
@@ -2955,7 +2963,7 @@
         <w:pStyle w:val="ListParagraph"/>
         <w:numPr>
           <w:ilvl w:val="0"/>
-          <w:numId w:val="19"/>
+          <w:numId w:val="14"/>
         </w:numPr>
       </w:pPr>
       <w:r>
@@ -2967,7 +2975,7 @@
         <w:pStyle w:val="ListParagraph"/>
         <w:numPr>
           <w:ilvl w:val="1"/>
-          <w:numId w:val="19"/>
+          <w:numId w:val="14"/>
         </w:numPr>
       </w:pPr>
       <w:r>
@@ -2979,7 +2987,7 @@
         <w:pStyle w:val="ListParagraph"/>
         <w:numPr>
           <w:ilvl w:val="0"/>
-          <w:numId w:val="19"/>
+          <w:numId w:val="14"/>
         </w:numPr>
       </w:pPr>
       <w:r>
@@ -2991,7 +2999,7 @@
         <w:pStyle w:val="ListParagraph"/>
         <w:numPr>
           <w:ilvl w:val="1"/>
-          <w:numId w:val="19"/>
+          <w:numId w:val="14"/>
         </w:numPr>
       </w:pPr>
       <w:r>
@@ -3003,7 +3011,7 @@
         <w:pStyle w:val="ListParagraph"/>
         <w:numPr>
           <w:ilvl w:val="0"/>
-          <w:numId w:val="19"/>
+          <w:numId w:val="14"/>
         </w:numPr>
       </w:pPr>
       <w:r>
@@ -3018,7 +3026,7 @@
         <w:pStyle w:val="ListParagraph"/>
         <w:numPr>
           <w:ilvl w:val="1"/>
-          <w:numId w:val="19"/>
+          <w:numId w:val="14"/>
         </w:numPr>
       </w:pPr>
       <w:r>
@@ -3030,7 +3038,7 @@
         <w:pStyle w:val="ListParagraph"/>
         <w:numPr>
           <w:ilvl w:val="0"/>
-          <w:numId w:val="19"/>
+          <w:numId w:val="14"/>
         </w:numPr>
       </w:pPr>
       <w:r>
@@ -3042,7 +3050,7 @@
         <w:pStyle w:val="ListParagraph"/>
         <w:numPr>
           <w:ilvl w:val="1"/>
-          <w:numId w:val="19"/>
+          <w:numId w:val="14"/>
         </w:numPr>
       </w:pPr>
       <w:r>
@@ -3054,7 +3062,7 @@
         <w:pStyle w:val="ListParagraph"/>
         <w:numPr>
           <w:ilvl w:val="0"/>
-          <w:numId w:val="19"/>
+          <w:numId w:val="14"/>
         </w:numPr>
       </w:pPr>
       <w:r>
@@ -3066,7 +3074,7 @@
         <w:pStyle w:val="ListParagraph"/>
         <w:numPr>
           <w:ilvl w:val="1"/>
-          <w:numId w:val="19"/>
+          <w:numId w:val="14"/>
         </w:numPr>
       </w:pPr>
       <w:r>
@@ -3084,7 +3092,7 @@
         <w:pStyle w:val="ListParagraph"/>
         <w:numPr>
           <w:ilvl w:val="0"/>
-          <w:numId w:val="20"/>
+          <w:numId w:val="15"/>
         </w:numPr>
       </w:pPr>
       <w:r>
@@ -3096,7 +3104,7 @@
         <w:pStyle w:val="ListParagraph"/>
         <w:numPr>
           <w:ilvl w:val="0"/>
-          <w:numId w:val="20"/>
+          <w:numId w:val="15"/>
         </w:numPr>
       </w:pPr>
       <w:r>
@@ -3108,7 +3116,7 @@
         <w:pStyle w:val="ListParagraph"/>
         <w:numPr>
           <w:ilvl w:val="0"/>
-          <w:numId w:val="20"/>
+          <w:numId w:val="15"/>
         </w:numPr>
       </w:pPr>
       <w:r>
@@ -3120,7 +3128,7 @@
         <w:pStyle w:val="ListParagraph"/>
         <w:numPr>
           <w:ilvl w:val="0"/>
-          <w:numId w:val="20"/>
+          <w:numId w:val="15"/>
         </w:numPr>
       </w:pPr>
       <w:r>
@@ -3132,7 +3140,7 @@
         <w:pStyle w:val="ListParagraph"/>
         <w:numPr>
           <w:ilvl w:val="0"/>
-          <w:numId w:val="20"/>
+          <w:numId w:val="15"/>
         </w:numPr>
       </w:pPr>
       <w:r>
@@ -3144,7 +3152,7 @@
         <w:pStyle w:val="ListParagraph"/>
         <w:numPr>
           <w:ilvl w:val="0"/>
-          <w:numId w:val="20"/>
+          <w:numId w:val="15"/>
         </w:numPr>
       </w:pPr>
       <w:r>
@@ -3162,7 +3170,7 @@
         <w:pStyle w:val="ListParagraph"/>
         <w:numPr>
           <w:ilvl w:val="0"/>
-          <w:numId w:val="21"/>
+          <w:numId w:val="16"/>
         </w:numPr>
       </w:pPr>
       <w:r>
@@ -3174,7 +3182,7 @@
         <w:pStyle w:val="ListParagraph"/>
         <w:numPr>
           <w:ilvl w:val="0"/>
-          <w:numId w:val="21"/>
+          <w:numId w:val="16"/>
         </w:numPr>
       </w:pPr>
       <w:r>
@@ -3186,7 +3194,7 @@
         <w:pStyle w:val="ListParagraph"/>
         <w:numPr>
           <w:ilvl w:val="0"/>
-          <w:numId w:val="21"/>
+          <w:numId w:val="16"/>
         </w:numPr>
       </w:pPr>
       <w:r>
@@ -3198,7 +3206,7 @@
         <w:pStyle w:val="ListParagraph"/>
         <w:numPr>
           <w:ilvl w:val="0"/>
-          <w:numId w:val="21"/>
+          <w:numId w:val="16"/>
         </w:numPr>
       </w:pPr>
       <w:r>
@@ -3248,7 +3256,7 @@
               <w:pStyle w:val="ListParagraph"/>
               <w:numPr>
                 <w:ilvl w:val="0"/>
-                <w:numId w:val="22"/>
+                <w:numId w:val="17"/>
               </w:numPr>
             </w:pPr>
             <w:r>
@@ -3260,7 +3268,7 @@
               <w:pStyle w:val="ListParagraph"/>
               <w:numPr>
                 <w:ilvl w:val="0"/>
-                <w:numId w:val="22"/>
+                <w:numId w:val="17"/>
               </w:numPr>
             </w:pPr>
             <w:r>
@@ -3272,7 +3280,7 @@
               <w:pStyle w:val="ListParagraph"/>
               <w:numPr>
                 <w:ilvl w:val="0"/>
-                <w:numId w:val="22"/>
+                <w:numId w:val="17"/>
               </w:numPr>
             </w:pPr>
             <w:r>
@@ -3284,7 +3292,7 @@
               <w:pStyle w:val="ListParagraph"/>
               <w:numPr>
                 <w:ilvl w:val="0"/>
-                <w:numId w:val="22"/>
+                <w:numId w:val="17"/>
               </w:numPr>
             </w:pPr>
             <w:r>
@@ -3296,7 +3304,7 @@
               <w:pStyle w:val="ListParagraph"/>
               <w:numPr>
                 <w:ilvl w:val="0"/>
-                <w:numId w:val="22"/>
+                <w:numId w:val="17"/>
               </w:numPr>
             </w:pPr>
             <w:r>
@@ -3313,7 +3321,7 @@
               <w:pStyle w:val="ListParagraph"/>
               <w:numPr>
                 <w:ilvl w:val="0"/>
-                <w:numId w:val="22"/>
+                <w:numId w:val="17"/>
               </w:numPr>
             </w:pPr>
             <w:r>
@@ -3325,7 +3333,7 @@
               <w:pStyle w:val="ListParagraph"/>
               <w:numPr>
                 <w:ilvl w:val="0"/>
-                <w:numId w:val="22"/>
+                <w:numId w:val="17"/>
               </w:numPr>
             </w:pPr>
             <w:r>
@@ -3337,7 +3345,7 @@
               <w:pStyle w:val="ListParagraph"/>
               <w:numPr>
                 <w:ilvl w:val="0"/>
-                <w:numId w:val="22"/>
+                <w:numId w:val="17"/>
               </w:numPr>
             </w:pPr>
             <w:r>
@@ -3349,7 +3357,7 @@
               <w:pStyle w:val="ListParagraph"/>
               <w:numPr>
                 <w:ilvl w:val="0"/>
-                <w:numId w:val="22"/>
+                <w:numId w:val="17"/>
               </w:numPr>
             </w:pPr>
             <w:r>
@@ -3386,7 +3394,7 @@
         <w:pStyle w:val="ListParagraph"/>
         <w:numPr>
           <w:ilvl w:val="0"/>
-          <w:numId w:val="23"/>
+          <w:numId w:val="18"/>
         </w:numPr>
       </w:pPr>
       <w:r>
@@ -3398,7 +3406,7 @@
         <w:pStyle w:val="ListParagraph"/>
         <w:numPr>
           <w:ilvl w:val="0"/>
-          <w:numId w:val="23"/>
+          <w:numId w:val="18"/>
         </w:numPr>
       </w:pPr>
       <w:r>
@@ -3418,7 +3426,7 @@
         <w:pStyle w:val="ListParagraph"/>
         <w:numPr>
           <w:ilvl w:val="0"/>
-          <w:numId w:val="23"/>
+          <w:numId w:val="18"/>
         </w:numPr>
       </w:pPr>
       <w:r>
@@ -3433,7 +3441,7 @@
         <w:pStyle w:val="ListParagraph"/>
         <w:numPr>
           <w:ilvl w:val="0"/>
-          <w:numId w:val="23"/>
+          <w:numId w:val="18"/>
         </w:numPr>
       </w:pPr>
       <w:r>
@@ -3445,7 +3453,7 @@
         <w:pStyle w:val="ListParagraph"/>
         <w:numPr>
           <w:ilvl w:val="0"/>
-          <w:numId w:val="23"/>
+          <w:numId w:val="18"/>
         </w:numPr>
       </w:pPr>
       <w:r>
@@ -3457,7 +3465,7 @@
         <w:pStyle w:val="ListParagraph"/>
         <w:numPr>
           <w:ilvl w:val="0"/>
-          <w:numId w:val="23"/>
+          <w:numId w:val="18"/>
         </w:numPr>
       </w:pPr>
       <w:r>
@@ -3469,7 +3477,7 @@
         <w:pStyle w:val="ListParagraph"/>
         <w:numPr>
           <w:ilvl w:val="0"/>
-          <w:numId w:val="23"/>
+          <w:numId w:val="18"/>
         </w:numPr>
       </w:pPr>
       <w:r>
@@ -3481,7 +3489,7 @@
         <w:pStyle w:val="ListParagraph"/>
         <w:numPr>
           <w:ilvl w:val="0"/>
-          <w:numId w:val="23"/>
+          <w:numId w:val="18"/>
         </w:numPr>
       </w:pPr>
       <w:proofErr w:type="spellStart"/>
@@ -3498,7 +3506,7 @@
         <w:pStyle w:val="ListParagraph"/>
         <w:numPr>
           <w:ilvl w:val="0"/>
-          <w:numId w:val="23"/>
+          <w:numId w:val="18"/>
         </w:numPr>
       </w:pPr>
       <w:r>
@@ -3510,7 +3518,7 @@
         <w:pStyle w:val="ListParagraph"/>
         <w:numPr>
           <w:ilvl w:val="0"/>
-          <w:numId w:val="23"/>
+          <w:numId w:val="18"/>
         </w:numPr>
       </w:pPr>
       <w:r>
@@ -3522,7 +3530,7 @@
         <w:pStyle w:val="ListParagraph"/>
         <w:numPr>
           <w:ilvl w:val="0"/>
-          <w:numId w:val="23"/>
+          <w:numId w:val="18"/>
         </w:numPr>
       </w:pPr>
       <w:r>
@@ -3534,7 +3542,7 @@
         <w:pStyle w:val="ListParagraph"/>
         <w:numPr>
           <w:ilvl w:val="0"/>
-          <w:numId w:val="23"/>
+          <w:numId w:val="18"/>
         </w:numPr>
       </w:pPr>
       <w:r>
@@ -3546,7 +3554,7 @@
         <w:pStyle w:val="ListParagraph"/>
         <w:numPr>
           <w:ilvl w:val="0"/>
-          <w:numId w:val="23"/>
+          <w:numId w:val="18"/>
         </w:numPr>
       </w:pPr>
       <w:r>
@@ -3558,7 +3566,7 @@
         <w:pStyle w:val="ListParagraph"/>
         <w:numPr>
           <w:ilvl w:val="0"/>
-          <w:numId w:val="23"/>
+          <w:numId w:val="18"/>
         </w:numPr>
       </w:pPr>
       <w:r>
@@ -3570,7 +3578,7 @@
         <w:pStyle w:val="ListParagraph"/>
         <w:numPr>
           <w:ilvl w:val="0"/>
-          <w:numId w:val="23"/>
+          <w:numId w:val="18"/>
         </w:numPr>
       </w:pPr>
       <w:r>
@@ -3582,7 +3590,7 @@
         <w:pStyle w:val="ListParagraph"/>
         <w:numPr>
           <w:ilvl w:val="0"/>
-          <w:numId w:val="23"/>
+          <w:numId w:val="18"/>
         </w:numPr>
       </w:pPr>
       <w:r>
@@ -3594,7 +3602,7 @@
         <w:pStyle w:val="ListParagraph"/>
         <w:numPr>
           <w:ilvl w:val="0"/>
-          <w:numId w:val="23"/>
+          <w:numId w:val="18"/>
         </w:numPr>
       </w:pPr>
       <w:r>
@@ -3606,7 +3614,7 @@
         <w:pStyle w:val="ListParagraph"/>
         <w:numPr>
           <w:ilvl w:val="0"/>
-          <w:numId w:val="23"/>
+          <w:numId w:val="18"/>
         </w:numPr>
       </w:pPr>
       <w:r>
@@ -3618,7 +3626,7 @@
         <w:pStyle w:val="ListParagraph"/>
         <w:numPr>
           <w:ilvl w:val="0"/>
-          <w:numId w:val="23"/>
+          <w:numId w:val="18"/>
         </w:numPr>
       </w:pPr>
       <w:r>
@@ -3631,7 +3639,7 @@
         <w:pStyle w:val="ListParagraph"/>
         <w:numPr>
           <w:ilvl w:val="0"/>
-          <w:numId w:val="23"/>
+          <w:numId w:val="18"/>
         </w:numPr>
       </w:pPr>
       <w:r>
@@ -3643,7 +3651,7 @@
         <w:pStyle w:val="ListParagraph"/>
         <w:numPr>
           <w:ilvl w:val="0"/>
-          <w:numId w:val="23"/>
+          <w:numId w:val="18"/>
         </w:numPr>
       </w:pPr>
       <w:r>
@@ -3692,7 +3700,7 @@
         <w:pStyle w:val="ListParagraph"/>
         <w:numPr>
           <w:ilvl w:val="0"/>
-          <w:numId w:val="24"/>
+          <w:numId w:val="19"/>
         </w:numPr>
       </w:pPr>
       <w:r>
@@ -3704,7 +3712,7 @@
         <w:pStyle w:val="ListParagraph"/>
         <w:numPr>
           <w:ilvl w:val="0"/>
-          <w:numId w:val="24"/>
+          <w:numId w:val="19"/>
         </w:numPr>
       </w:pPr>
       <w:r>
@@ -3716,7 +3724,7 @@
         <w:pStyle w:val="ListParagraph"/>
         <w:numPr>
           <w:ilvl w:val="0"/>
-          <w:numId w:val="24"/>
+          <w:numId w:val="19"/>
         </w:numPr>
       </w:pPr>
       <w:r>
@@ -3728,7 +3736,7 @@
         <w:pStyle w:val="ListParagraph"/>
         <w:numPr>
           <w:ilvl w:val="0"/>
-          <w:numId w:val="24"/>
+          <w:numId w:val="19"/>
         </w:numPr>
       </w:pPr>
       <w:r>
@@ -3757,7 +3765,7 @@
         <w:pStyle w:val="ListParagraph"/>
         <w:numPr>
           <w:ilvl w:val="0"/>
-          <w:numId w:val="25"/>
+          <w:numId w:val="20"/>
         </w:numPr>
       </w:pPr>
       <w:r>
@@ -3769,7 +3777,7 @@
         <w:pStyle w:val="ListParagraph"/>
         <w:numPr>
           <w:ilvl w:val="0"/>
-          <w:numId w:val="25"/>
+          <w:numId w:val="20"/>
         </w:numPr>
       </w:pPr>
       <w:r>
@@ -3781,7 +3789,7 @@
         <w:pStyle w:val="ListParagraph"/>
         <w:numPr>
           <w:ilvl w:val="0"/>
-          <w:numId w:val="25"/>
+          <w:numId w:val="20"/>
         </w:numPr>
       </w:pPr>
       <w:r>
@@ -3793,7 +3801,7 @@
         <w:pStyle w:val="ListParagraph"/>
         <w:numPr>
           <w:ilvl w:val="0"/>
-          <w:numId w:val="25"/>
+          <w:numId w:val="20"/>
         </w:numPr>
       </w:pPr>
       <w:r>
@@ -3811,7 +3819,7 @@
         <w:pStyle w:val="ListParagraph"/>
         <w:numPr>
           <w:ilvl w:val="0"/>
-          <w:numId w:val="26"/>
+          <w:numId w:val="21"/>
         </w:numPr>
       </w:pPr>
       <w:r>
@@ -3823,7 +3831,7 @@
         <w:pStyle w:val="ListParagraph"/>
         <w:numPr>
           <w:ilvl w:val="0"/>
-          <w:numId w:val="26"/>
+          <w:numId w:val="21"/>
         </w:numPr>
       </w:pPr>
       <w:r>
@@ -4064,7 +4072,7 @@
         <w:pStyle w:val="ListParagraph"/>
         <w:numPr>
           <w:ilvl w:val="0"/>
-          <w:numId w:val="27"/>
+          <w:numId w:val="22"/>
         </w:numPr>
         <w:rPr>
           <w:rFonts w:eastAsiaTheme="minorEastAsia"/>
@@ -4088,7 +4096,7 @@
         <w:pStyle w:val="ListParagraph"/>
         <w:numPr>
           <w:ilvl w:val="0"/>
-          <w:numId w:val="27"/>
+          <w:numId w:val="22"/>
         </w:numPr>
         <w:rPr>
           <w:rFonts w:eastAsiaTheme="minorEastAsia"/>
@@ -4106,7 +4114,7 @@
         <w:pStyle w:val="ListParagraph"/>
         <w:numPr>
           <w:ilvl w:val="0"/>
-          <w:numId w:val="27"/>
+          <w:numId w:val="22"/>
         </w:numPr>
         <w:rPr>
           <w:rFonts w:eastAsiaTheme="minorEastAsia"/>
@@ -4137,7 +4145,7 @@
         <w:pStyle w:val="ListParagraph"/>
         <w:numPr>
           <w:ilvl w:val="0"/>
-          <w:numId w:val="27"/>
+          <w:numId w:val="22"/>
         </w:numPr>
         <w:rPr>
           <w:rFonts w:eastAsiaTheme="minorEastAsia"/>
@@ -4195,7 +4203,7 @@
         <w:pStyle w:val="ListParagraph"/>
         <w:numPr>
           <w:ilvl w:val="0"/>
-          <w:numId w:val="28"/>
+          <w:numId w:val="23"/>
         </w:numPr>
         <w:rPr>
           <w:rFonts w:eastAsiaTheme="minorEastAsia"/>
@@ -4213,7 +4221,7 @@
         <w:pStyle w:val="ListParagraph"/>
         <w:numPr>
           <w:ilvl w:val="0"/>
-          <w:numId w:val="28"/>
+          <w:numId w:val="23"/>
         </w:numPr>
         <w:rPr>
           <w:rFonts w:eastAsiaTheme="minorEastAsia"/>
@@ -4231,7 +4239,7 @@
         <w:pStyle w:val="ListParagraph"/>
         <w:numPr>
           <w:ilvl w:val="0"/>
-          <w:numId w:val="28"/>
+          <w:numId w:val="23"/>
         </w:numPr>
         <w:rPr>
           <w:rFonts w:eastAsiaTheme="minorEastAsia"/>
@@ -4241,7 +4249,21 @@
         <w:rPr>
           <w:rFonts w:eastAsiaTheme="minorEastAsia"/>
         </w:rPr>
-        <w:t>Registered in brussels, Belgium</w:t>
+        <w:t xml:space="preserve">Registered in </w:t>
+      </w:r>
+      <w:proofErr w:type="gramStart"/>
+      <w:r>
+        <w:rPr>
+          <w:rFonts w:eastAsiaTheme="minorEastAsia"/>
+        </w:rPr>
+        <w:t>brussels</w:t>
+      </w:r>
+      <w:proofErr w:type="gramEnd"/>
+      <w:r>
+        <w:rPr>
+          <w:rFonts w:eastAsiaTheme="minorEastAsia"/>
+        </w:rPr>
+        <w:t>, Belgium</w:t>
       </w:r>
     </w:p>
     <w:p>
@@ -4249,7 +4271,7 @@
         <w:pStyle w:val="ListParagraph"/>
         <w:numPr>
           <w:ilvl w:val="0"/>
-          <w:numId w:val="28"/>
+          <w:numId w:val="23"/>
         </w:numPr>
         <w:rPr>
           <w:rFonts w:eastAsiaTheme="minorEastAsia"/>
@@ -4281,7 +4303,7 @@
         <w:pStyle w:val="ListParagraph"/>
         <w:numPr>
           <w:ilvl w:val="0"/>
-          <w:numId w:val="28"/>
+          <w:numId w:val="23"/>
         </w:numPr>
         <w:rPr>
           <w:rFonts w:eastAsiaTheme="minorEastAsia"/>
@@ -4299,7 +4321,7 @@
         <w:pStyle w:val="ListParagraph"/>
         <w:numPr>
           <w:ilvl w:val="0"/>
-          <w:numId w:val="28"/>
+          <w:numId w:val="23"/>
         </w:numPr>
         <w:rPr>
           <w:rFonts w:eastAsiaTheme="minorEastAsia"/>
@@ -4437,7 +4459,7 @@
         <w:pStyle w:val="ListParagraph"/>
         <w:numPr>
           <w:ilvl w:val="0"/>
-          <w:numId w:val="29"/>
+          <w:numId w:val="24"/>
         </w:numPr>
         <w:rPr>
           <w:rFonts w:eastAsiaTheme="minorEastAsia"/>
@@ -4455,7 +4477,7 @@
         <w:pStyle w:val="ListParagraph"/>
         <w:numPr>
           <w:ilvl w:val="0"/>
-          <w:numId w:val="29"/>
+          <w:numId w:val="24"/>
         </w:numPr>
         <w:rPr>
           <w:rFonts w:eastAsiaTheme="minorEastAsia"/>
@@ -4487,7 +4509,7 @@
         <w:pStyle w:val="ListParagraph"/>
         <w:numPr>
           <w:ilvl w:val="0"/>
-          <w:numId w:val="29"/>
+          <w:numId w:val="24"/>
         </w:numPr>
         <w:rPr>
           <w:rFonts w:eastAsiaTheme="minorEastAsia"/>
@@ -4505,7 +4527,7 @@
         <w:pStyle w:val="ListParagraph"/>
         <w:numPr>
           <w:ilvl w:val="0"/>
-          <w:numId w:val="29"/>
+          <w:numId w:val="24"/>
         </w:numPr>
         <w:rPr>
           <w:rFonts w:eastAsiaTheme="minorEastAsia"/>
@@ -4570,13 +4592,35 @@
         <w:rPr>
           <w:rFonts w:eastAsiaTheme="minorEastAsia"/>
         </w:rPr>
-        <w:t xml:space="preserve">Electronic payment system 12 private commercial banks constituting the new York clearing house association. CHIPS begin operation in 1971. It is the largest payment system in the world. It deals with forex and </w:t>
-      </w:r>
-      <w:r>
-        <w:rPr>
-          <w:rFonts w:eastAsiaTheme="minorEastAsia"/>
-        </w:rPr>
-        <w:t xml:space="preserve">zero dollar </w:t>
+        <w:t xml:space="preserve">Electronic payment system 12 private commercial banks constituting the </w:t>
+      </w:r>
+      <w:proofErr w:type="gramStart"/>
+      <w:r>
+        <w:rPr>
+          <w:rFonts w:eastAsiaTheme="minorEastAsia"/>
+        </w:rPr>
+        <w:t>new York</w:t>
+      </w:r>
+      <w:proofErr w:type="gramEnd"/>
+      <w:r>
+        <w:rPr>
+          <w:rFonts w:eastAsiaTheme="minorEastAsia"/>
+        </w:rPr>
+        <w:t xml:space="preserve"> clearing house association. CHIPS begin operation in 1971. It is the largest payment system in the world. It deals with forex and </w:t>
+      </w:r>
+      <w:proofErr w:type="gramStart"/>
+      <w:r>
+        <w:rPr>
+          <w:rFonts w:eastAsiaTheme="minorEastAsia"/>
+        </w:rPr>
+        <w:t>zero dollar</w:t>
+      </w:r>
+      <w:proofErr w:type="gramEnd"/>
+      <w:r>
+        <w:rPr>
+          <w:rFonts w:eastAsiaTheme="minorEastAsia"/>
+        </w:rPr>
+        <w:t xml:space="preserve"> </w:t>
       </w:r>
       <w:proofErr w:type="spellStart"/>
       <w:r>
@@ -4726,7 +4770,7 @@
         <w:pStyle w:val="ListParagraph"/>
         <w:numPr>
           <w:ilvl w:val="0"/>
-          <w:numId w:val="30"/>
+          <w:numId w:val="25"/>
         </w:numPr>
         <w:rPr>
           <w:rFonts w:eastAsiaTheme="minorEastAsia"/>
@@ -4744,17 +4788,25 @@
         <w:pStyle w:val="ListParagraph"/>
         <w:numPr>
           <w:ilvl w:val="0"/>
-          <w:numId w:val="30"/>
+          <w:numId w:val="25"/>
         </w:numPr>
         <w:rPr>
           <w:rFonts w:eastAsiaTheme="minorEastAsia"/>
         </w:rPr>
       </w:pPr>
-      <w:r>
-        <w:rPr>
-          <w:rFonts w:eastAsiaTheme="minorEastAsia"/>
-        </w:rPr>
-        <w:t xml:space="preserve">Two way quotation – rate quoted by the market maker indicate two ways </w:t>
+      <w:proofErr w:type="gramStart"/>
+      <w:r>
+        <w:rPr>
+          <w:rFonts w:eastAsiaTheme="minorEastAsia"/>
+        </w:rPr>
+        <w:t>Two way</w:t>
+      </w:r>
+      <w:proofErr w:type="gramEnd"/>
+      <w:r>
+        <w:rPr>
+          <w:rFonts w:eastAsiaTheme="minorEastAsia"/>
+        </w:rPr>
+        <w:t xml:space="preserve"> quotation – rate quoted by the market maker indicate two ways </w:t>
       </w:r>
     </w:p>
     <w:p>
@@ -4762,7 +4814,7 @@
         <w:pStyle w:val="ListParagraph"/>
         <w:numPr>
           <w:ilvl w:val="1"/>
-          <w:numId w:val="30"/>
+          <w:numId w:val="25"/>
         </w:numPr>
         <w:rPr>
           <w:rFonts w:eastAsiaTheme="minorEastAsia"/>
@@ -4780,7 +4832,7 @@
         <w:pStyle w:val="ListParagraph"/>
         <w:numPr>
           <w:ilvl w:val="1"/>
-          <w:numId w:val="30"/>
+          <w:numId w:val="25"/>
         </w:numPr>
         <w:rPr>
           <w:rFonts w:eastAsiaTheme="minorEastAsia"/>
@@ -4820,7 +4872,7 @@
         <w:pStyle w:val="ListParagraph"/>
         <w:numPr>
           <w:ilvl w:val="0"/>
-          <w:numId w:val="30"/>
+          <w:numId w:val="25"/>
         </w:numPr>
         <w:rPr>
           <w:rFonts w:eastAsiaTheme="minorEastAsia"/>
@@ -4838,7 +4890,7 @@
         <w:pStyle w:val="ListParagraph"/>
         <w:numPr>
           <w:ilvl w:val="0"/>
-          <w:numId w:val="30"/>
+          <w:numId w:val="25"/>
         </w:numPr>
         <w:rPr>
           <w:rFonts w:eastAsiaTheme="minorEastAsia"/>
@@ -4856,7 +4908,7 @@
         <w:pStyle w:val="ListParagraph"/>
         <w:numPr>
           <w:ilvl w:val="0"/>
-          <w:numId w:val="30"/>
+          <w:numId w:val="25"/>
         </w:numPr>
         <w:rPr>
           <w:rFonts w:eastAsiaTheme="minorEastAsia"/>
@@ -4874,7 +4926,7 @@
         <w:pStyle w:val="ListParagraph"/>
         <w:numPr>
           <w:ilvl w:val="0"/>
-          <w:numId w:val="30"/>
+          <w:numId w:val="25"/>
         </w:numPr>
         <w:rPr>
           <w:rFonts w:eastAsiaTheme="minorEastAsia"/>
@@ -4892,7 +4944,7 @@
         <w:pStyle w:val="ListParagraph"/>
         <w:numPr>
           <w:ilvl w:val="0"/>
-          <w:numId w:val="30"/>
+          <w:numId w:val="25"/>
         </w:numPr>
         <w:rPr>
           <w:rFonts w:eastAsiaTheme="minorEastAsia"/>
@@ -4910,7 +4962,7 @@
         <w:pStyle w:val="ListParagraph"/>
         <w:numPr>
           <w:ilvl w:val="0"/>
-          <w:numId w:val="30"/>
+          <w:numId w:val="25"/>
         </w:numPr>
         <w:rPr>
           <w:rFonts w:eastAsiaTheme="minorEastAsia"/>
@@ -4928,7 +4980,7 @@
         <w:pStyle w:val="ListParagraph"/>
         <w:numPr>
           <w:ilvl w:val="0"/>
-          <w:numId w:val="30"/>
+          <w:numId w:val="25"/>
         </w:numPr>
         <w:rPr>
           <w:rFonts w:eastAsiaTheme="minorEastAsia"/>
@@ -4946,7 +4998,7 @@
         <w:pStyle w:val="ListParagraph"/>
         <w:numPr>
           <w:ilvl w:val="0"/>
-          <w:numId w:val="30"/>
+          <w:numId w:val="25"/>
         </w:numPr>
         <w:rPr>
           <w:rFonts w:eastAsiaTheme="minorEastAsia"/>
@@ -4964,7 +5016,7 @@
         <w:pStyle w:val="ListParagraph"/>
         <w:numPr>
           <w:ilvl w:val="0"/>
-          <w:numId w:val="30"/>
+          <w:numId w:val="25"/>
         </w:numPr>
         <w:rPr>
           <w:rFonts w:eastAsiaTheme="minorEastAsia"/>
@@ -5052,7 +5104,21 @@
         <w:rPr>
           <w:rFonts w:eastAsiaTheme="minorEastAsia"/>
         </w:rPr>
-        <w:t xml:space="preserve">Two points need be constantly kept in mind while taking of foreign transactions is always talk of from the bankers point of view </w:t>
+        <w:t xml:space="preserve">Two points need be constantly kept in mind while taking of foreign transactions is always talk of from the </w:t>
+      </w:r>
+      <w:proofErr w:type="gramStart"/>
+      <w:r>
+        <w:rPr>
+          <w:rFonts w:eastAsiaTheme="minorEastAsia"/>
+        </w:rPr>
+        <w:t>bankers</w:t>
+      </w:r>
+      <w:proofErr w:type="gramEnd"/>
+      <w:r>
+        <w:rPr>
+          <w:rFonts w:eastAsiaTheme="minorEastAsia"/>
+        </w:rPr>
+        <w:t xml:space="preserve"> point of view </w:t>
       </w:r>
     </w:p>
     <w:p>
@@ -5109,7 +5175,7 @@
         <w:pStyle w:val="ListParagraph"/>
         <w:numPr>
           <w:ilvl w:val="0"/>
-          <w:numId w:val="33"/>
+          <w:numId w:val="26"/>
         </w:numPr>
         <w:rPr>
           <w:rFonts w:eastAsiaTheme="minorEastAsia"/>
@@ -5127,7 +5193,7 @@
         <w:pStyle w:val="ListParagraph"/>
         <w:numPr>
           <w:ilvl w:val="0"/>
-          <w:numId w:val="33"/>
+          <w:numId w:val="26"/>
         </w:numPr>
         <w:rPr>
           <w:rFonts w:eastAsiaTheme="minorEastAsia"/>
@@ -5165,7 +5231,7 @@
         <w:pStyle w:val="ListParagraph"/>
         <w:numPr>
           <w:ilvl w:val="0"/>
-          <w:numId w:val="35"/>
+          <w:numId w:val="27"/>
         </w:numPr>
         <w:rPr>
           <w:rFonts w:eastAsiaTheme="minorEastAsia"/>
@@ -5183,7 +5249,7 @@
         <w:pStyle w:val="ListParagraph"/>
         <w:numPr>
           <w:ilvl w:val="0"/>
-          <w:numId w:val="35"/>
+          <w:numId w:val="27"/>
         </w:numPr>
         <w:rPr>
           <w:rFonts w:eastAsiaTheme="minorEastAsia"/>
@@ -5266,7 +5332,21 @@
         <w:rPr>
           <w:rFonts w:eastAsiaTheme="minorEastAsia"/>
         </w:rPr>
-        <w:t>2. the customer of the bank purchase a telegraphic transfer on new York for 500 EUR</w:t>
+        <w:t xml:space="preserve">2. the customer of the bank purchase a telegraphic transfer on </w:t>
+      </w:r>
+      <w:proofErr w:type="gramStart"/>
+      <w:r>
+        <w:rPr>
+          <w:rFonts w:eastAsiaTheme="minorEastAsia"/>
+        </w:rPr>
+        <w:t>new York</w:t>
+      </w:r>
+      <w:proofErr w:type="gramEnd"/>
+      <w:r>
+        <w:rPr>
+          <w:rFonts w:eastAsiaTheme="minorEastAsia"/>
+        </w:rPr>
+        <w:t xml:space="preserve"> for 500 EUR</w:t>
       </w:r>
     </w:p>
     <w:p>
@@ -5320,7 +5400,7 @@
         <w:pStyle w:val="ListParagraph"/>
         <w:numPr>
           <w:ilvl w:val="0"/>
-          <w:numId w:val="36"/>
+          <w:numId w:val="28"/>
         </w:numPr>
         <w:rPr>
           <w:rFonts w:eastAsiaTheme="minorEastAsia"/>
@@ -5338,7 +5418,7 @@
         <w:pStyle w:val="ListParagraph"/>
         <w:numPr>
           <w:ilvl w:val="0"/>
-          <w:numId w:val="36"/>
+          <w:numId w:val="28"/>
         </w:numPr>
         <w:rPr>
           <w:rFonts w:eastAsiaTheme="minorEastAsia"/>
@@ -5356,7 +5436,7 @@
         <w:pStyle w:val="ListParagraph"/>
         <w:numPr>
           <w:ilvl w:val="0"/>
-          <w:numId w:val="36"/>
+          <w:numId w:val="28"/>
         </w:numPr>
         <w:rPr>
           <w:rFonts w:eastAsiaTheme="minorEastAsia"/>
@@ -5374,7 +5454,7 @@
         <w:pStyle w:val="ListParagraph"/>
         <w:numPr>
           <w:ilvl w:val="0"/>
-          <w:numId w:val="36"/>
+          <w:numId w:val="28"/>
         </w:numPr>
         <w:rPr>
           <w:rFonts w:eastAsiaTheme="minorEastAsia"/>
@@ -5431,7 +5511,21 @@
           <w:rFonts w:eastAsiaTheme="minorEastAsia"/>
         </w:rPr>
         <w:lastRenderedPageBreak/>
-        <w:t xml:space="preserve">Market quotation for a currency consist of SWOT rate and forward margin </w:t>
+        <w:t xml:space="preserve">Market quotation for a currency </w:t>
+      </w:r>
+      <w:proofErr w:type="gramStart"/>
+      <w:r>
+        <w:rPr>
+          <w:rFonts w:eastAsiaTheme="minorEastAsia"/>
+        </w:rPr>
+        <w:t>consist</w:t>
+      </w:r>
+      <w:proofErr w:type="gramEnd"/>
+      <w:r>
+        <w:rPr>
+          <w:rFonts w:eastAsiaTheme="minorEastAsia"/>
+        </w:rPr>
+        <w:t xml:space="preserve"> of SWOT rate and forward margin </w:t>
       </w:r>
     </w:p>
     <w:p>
@@ -5588,7 +5682,35 @@
         <w:rPr>
           <w:rFonts w:eastAsiaTheme="minorEastAsia"/>
         </w:rPr>
-        <w:t xml:space="preserve">The SPOT rate for USD is 95 INR, the rate of interest is 8% per annum at new York it is 5% per annum </w:t>
+        <w:t xml:space="preserve">The SPOT rate for USD is 95 </w:t>
+      </w:r>
+      <w:proofErr w:type="gramStart"/>
+      <w:r>
+        <w:rPr>
+          <w:rFonts w:eastAsiaTheme="minorEastAsia"/>
+        </w:rPr>
+        <w:t>INR,</w:t>
+      </w:r>
+      <w:proofErr w:type="gramEnd"/>
+      <w:r>
+        <w:rPr>
+          <w:rFonts w:eastAsiaTheme="minorEastAsia"/>
+        </w:rPr>
+        <w:t xml:space="preserve"> the rate of interest is 8% per annum at </w:t>
+      </w:r>
+      <w:proofErr w:type="gramStart"/>
+      <w:r>
+        <w:rPr>
+          <w:rFonts w:eastAsiaTheme="minorEastAsia"/>
+        </w:rPr>
+        <w:t>new York</w:t>
+      </w:r>
+      <w:proofErr w:type="gramEnd"/>
+      <w:r>
+        <w:rPr>
+          <w:rFonts w:eastAsiaTheme="minorEastAsia"/>
+        </w:rPr>
+        <w:t xml:space="preserve"> it is 5% per annum </w:t>
       </w:r>
     </w:p>
     <w:p>
@@ -5898,7 +6020,7 @@
         <w:pStyle w:val="ListParagraph"/>
         <w:numPr>
           <w:ilvl w:val="0"/>
-          <w:numId w:val="37"/>
+          <w:numId w:val="29"/>
         </w:numPr>
         <w:rPr>
           <w:rFonts w:eastAsiaTheme="minorEastAsia"/>
@@ -5916,7 +6038,7 @@
         <w:pStyle w:val="ListParagraph"/>
         <w:numPr>
           <w:ilvl w:val="0"/>
-          <w:numId w:val="37"/>
+          <w:numId w:val="29"/>
         </w:numPr>
         <w:rPr>
           <w:rFonts w:eastAsiaTheme="minorEastAsia"/>
@@ -5954,7 +6076,7 @@
         <w:pStyle w:val="ListParagraph"/>
         <w:numPr>
           <w:ilvl w:val="0"/>
-          <w:numId w:val="38"/>
+          <w:numId w:val="30"/>
         </w:numPr>
         <w:rPr>
           <w:rFonts w:eastAsiaTheme="minorEastAsia"/>
@@ -5972,7 +6094,7 @@
         <w:pStyle w:val="ListParagraph"/>
         <w:numPr>
           <w:ilvl w:val="0"/>
-          <w:numId w:val="38"/>
+          <w:numId w:val="30"/>
         </w:numPr>
         <w:rPr>
           <w:rFonts w:eastAsiaTheme="minorEastAsia"/>
@@ -5990,7 +6112,7 @@
         <w:pStyle w:val="ListParagraph"/>
         <w:numPr>
           <w:ilvl w:val="0"/>
-          <w:numId w:val="38"/>
+          <w:numId w:val="30"/>
         </w:numPr>
         <w:rPr>
           <w:rFonts w:eastAsiaTheme="minorEastAsia"/>
@@ -6089,7 +6211,7 @@
         <w:pStyle w:val="ListParagraph"/>
         <w:numPr>
           <w:ilvl w:val="0"/>
-          <w:numId w:val="29"/>
+          <w:numId w:val="24"/>
         </w:numPr>
         <w:rPr>
           <w:rFonts w:eastAsiaTheme="minorEastAsia"/>
@@ -6159,7 +6281,21 @@
         <w:rPr>
           <w:rFonts w:eastAsiaTheme="minorEastAsia"/>
         </w:rPr>
-        <w:t xml:space="preserve"> new York correspondent for 5000 USD payable to your customer. You’re account to the correspondent bank has been credited with the amount of the mail transfer in re-investment. Assuming rupee/dollar are quoted in the local interbank market as under </w:t>
+        <w:t xml:space="preserve"> </w:t>
+      </w:r>
+      <w:proofErr w:type="gramStart"/>
+      <w:r>
+        <w:rPr>
+          <w:rFonts w:eastAsiaTheme="minorEastAsia"/>
+        </w:rPr>
+        <w:t>new York</w:t>
+      </w:r>
+      <w:proofErr w:type="gramEnd"/>
+      <w:r>
+        <w:rPr>
+          <w:rFonts w:eastAsiaTheme="minorEastAsia"/>
+        </w:rPr>
+        <w:t xml:space="preserve"> correspondent for 5000 USD payable to your customer. You’re account to the correspondent bank has been credited with the amount of the mail transfer in re-investment. Assuming rupee/dollar are quoted in the local interbank market as under </w:t>
       </w:r>
     </w:p>
     <w:p>
@@ -6311,7 +6447,7 @@
         <w:pStyle w:val="ListParagraph"/>
         <w:numPr>
           <w:ilvl w:val="0"/>
-          <w:numId w:val="29"/>
+          <w:numId w:val="24"/>
         </w:numPr>
         <w:rPr>
           <w:rFonts w:eastAsiaTheme="minorEastAsia"/>
@@ -6329,7 +6465,7 @@
         <w:pStyle w:val="ListParagraph"/>
         <w:numPr>
           <w:ilvl w:val="0"/>
-          <w:numId w:val="29"/>
+          <w:numId w:val="24"/>
         </w:numPr>
         <w:rPr>
           <w:rFonts w:eastAsiaTheme="minorEastAsia"/>
@@ -6817,6 +6953,7 @@
         <w:t xml:space="preserve">Transit period for bill is 25 days at what rate will you quote to your customer provided you require </w:t>
       </w:r>
       <w:proofErr w:type="spellStart"/>
+      <w:proofErr w:type="gramStart"/>
       <w:r>
         <w:rPr>
           <w:rFonts w:eastAsiaTheme="minorEastAsia"/>
@@ -6824,6 +6961,7 @@
         <w:t>a</w:t>
       </w:r>
       <w:proofErr w:type="spellEnd"/>
+      <w:proofErr w:type="gramEnd"/>
       <w:r>
         <w:rPr>
           <w:rFonts w:eastAsiaTheme="minorEastAsia"/>
@@ -6869,7 +7007,7 @@
         <w:pStyle w:val="ListParagraph"/>
         <w:numPr>
           <w:ilvl w:val="0"/>
-          <w:numId w:val="40"/>
+          <w:numId w:val="31"/>
         </w:numPr>
         <w:rPr>
           <w:rFonts w:eastAsiaTheme="minorEastAsia"/>
@@ -6887,7 +7025,7 @@
         <w:pStyle w:val="ListParagraph"/>
         <w:numPr>
           <w:ilvl w:val="0"/>
-          <w:numId w:val="40"/>
+          <w:numId w:val="31"/>
         </w:numPr>
         <w:rPr>
           <w:rFonts w:eastAsiaTheme="minorEastAsia"/>
@@ -7136,7 +7274,7 @@
         <w:pStyle w:val="ListParagraph"/>
         <w:numPr>
           <w:ilvl w:val="0"/>
-          <w:numId w:val="41"/>
+          <w:numId w:val="32"/>
         </w:numPr>
         <w:rPr>
           <w:rFonts w:eastAsiaTheme="minorEastAsia"/>
@@ -7154,7 +7292,7 @@
         <w:pStyle w:val="ListParagraph"/>
         <w:numPr>
           <w:ilvl w:val="0"/>
-          <w:numId w:val="41"/>
+          <w:numId w:val="32"/>
         </w:numPr>
         <w:rPr>
           <w:rFonts w:eastAsiaTheme="minorEastAsia"/>
@@ -7302,7 +7440,35 @@
           <w:rFonts w:eastAsiaTheme="minorEastAsia"/>
         </w:rPr>
         <w:lastRenderedPageBreak/>
-        <w:t>When a bank sells a foreign exchange it receives INR form the customer and parts with foreign currency (sale is effected by issuing a payment instrument).</w:t>
+        <w:t xml:space="preserve">When a bank sells a foreign </w:t>
+      </w:r>
+      <w:proofErr w:type="gramStart"/>
+      <w:r>
+        <w:rPr>
+          <w:rFonts w:eastAsiaTheme="minorEastAsia"/>
+        </w:rPr>
+        <w:t>exchange</w:t>
+      </w:r>
+      <w:proofErr w:type="gramEnd"/>
+      <w:r>
+        <w:rPr>
+          <w:rFonts w:eastAsiaTheme="minorEastAsia"/>
+        </w:rPr>
+        <w:t xml:space="preserve"> it receives INR form the customer and parts with foreign currency (sale is </w:t>
+      </w:r>
+      <w:proofErr w:type="gramStart"/>
+      <w:r>
+        <w:rPr>
+          <w:rFonts w:eastAsiaTheme="minorEastAsia"/>
+        </w:rPr>
+        <w:t>effected</w:t>
+      </w:r>
+      <w:proofErr w:type="gramEnd"/>
+      <w:r>
+        <w:rPr>
+          <w:rFonts w:eastAsiaTheme="minorEastAsia"/>
+        </w:rPr>
+        <w:t xml:space="preserve"> by issuing a payment instrument).</w:t>
       </w:r>
     </w:p>
     <w:p>
@@ -7343,7 +7509,7 @@
         <w:pStyle w:val="ListParagraph"/>
         <w:numPr>
           <w:ilvl w:val="0"/>
-          <w:numId w:val="42"/>
+          <w:numId w:val="33"/>
         </w:numPr>
         <w:rPr>
           <w:rFonts w:eastAsiaTheme="minorEastAsia"/>
@@ -7361,7 +7527,7 @@
         <w:pStyle w:val="ListParagraph"/>
         <w:numPr>
           <w:ilvl w:val="0"/>
-          <w:numId w:val="42"/>
+          <w:numId w:val="33"/>
         </w:numPr>
         <w:rPr>
           <w:rFonts w:eastAsiaTheme="minorEastAsia"/>
@@ -7733,7 +7899,7 @@
         <w:pStyle w:val="ListParagraph"/>
         <w:numPr>
           <w:ilvl w:val="0"/>
-          <w:numId w:val="43"/>
+          <w:numId w:val="34"/>
         </w:numPr>
         <w:rPr>
           <w:rFonts w:eastAsiaTheme="minorEastAsia"/>
@@ -7751,7 +7917,7 @@
         <w:pStyle w:val="ListParagraph"/>
         <w:numPr>
           <w:ilvl w:val="0"/>
-          <w:numId w:val="43"/>
+          <w:numId w:val="34"/>
         </w:numPr>
         <w:rPr>
           <w:rFonts w:eastAsiaTheme="minorEastAsia"/>
@@ -7789,7 +7955,7 @@
         <w:pStyle w:val="ListParagraph"/>
         <w:numPr>
           <w:ilvl w:val="0"/>
-          <w:numId w:val="44"/>
+          <w:numId w:val="35"/>
         </w:numPr>
         <w:rPr>
           <w:rFonts w:eastAsiaTheme="minorEastAsia"/>
@@ -7948,11 +8114,19 @@
           <w:rFonts w:eastAsiaTheme="minorEastAsia"/>
         </w:rPr>
       </w:pPr>
-      <w:r>
-        <w:rPr>
-          <w:rFonts w:eastAsiaTheme="minorEastAsia"/>
-        </w:rPr>
-        <w:t>1 month forward</w:t>
+      <w:proofErr w:type="gramStart"/>
+      <w:r>
+        <w:rPr>
+          <w:rFonts w:eastAsiaTheme="minorEastAsia"/>
+        </w:rPr>
+        <w:t>1 month</w:t>
+      </w:r>
+      <w:proofErr w:type="gramEnd"/>
+      <w:r>
+        <w:rPr>
+          <w:rFonts w:eastAsiaTheme="minorEastAsia"/>
+        </w:rPr>
+        <w:t xml:space="preserve"> forward</w:t>
       </w:r>
       <w:r>
         <w:rPr>
@@ -7975,11 +8149,19 @@
           <w:rFonts w:eastAsiaTheme="minorEastAsia"/>
         </w:rPr>
       </w:pPr>
-      <w:r>
-        <w:rPr>
-          <w:rFonts w:eastAsiaTheme="minorEastAsia"/>
-        </w:rPr>
-        <w:t>2 month forward</w:t>
+      <w:proofErr w:type="gramStart"/>
+      <w:r>
+        <w:rPr>
+          <w:rFonts w:eastAsiaTheme="minorEastAsia"/>
+        </w:rPr>
+        <w:t>2 month</w:t>
+      </w:r>
+      <w:proofErr w:type="gramEnd"/>
+      <w:r>
+        <w:rPr>
+          <w:rFonts w:eastAsiaTheme="minorEastAsia"/>
+        </w:rPr>
+        <w:t xml:space="preserve"> forward</w:t>
       </w:r>
       <w:r>
         <w:rPr>
@@ -8001,7 +8183,7 @@
         <w:pStyle w:val="ListParagraph"/>
         <w:numPr>
           <w:ilvl w:val="0"/>
-          <w:numId w:val="44"/>
+          <w:numId w:val="35"/>
         </w:numPr>
         <w:rPr>
           <w:rFonts w:eastAsiaTheme="minorEastAsia"/>
@@ -8019,7 +8201,7 @@
         <w:pStyle w:val="ListParagraph"/>
         <w:numPr>
           <w:ilvl w:val="0"/>
-          <w:numId w:val="44"/>
+          <w:numId w:val="35"/>
         </w:numPr>
         <w:rPr>
           <w:rFonts w:eastAsiaTheme="minorEastAsia"/>
@@ -8039,11 +8221,19 @@
           <w:rFonts w:eastAsiaTheme="minorEastAsia"/>
         </w:rPr>
       </w:pPr>
-      <w:r>
-        <w:rPr>
-          <w:rFonts w:eastAsiaTheme="minorEastAsia"/>
-        </w:rPr>
-        <w:t>Four digit quotation % a point 0.0001 – 0.0050/0.0060</w:t>
+      <w:proofErr w:type="gramStart"/>
+      <w:r>
+        <w:rPr>
+          <w:rFonts w:eastAsiaTheme="minorEastAsia"/>
+        </w:rPr>
+        <w:t>Four digit</w:t>
+      </w:r>
+      <w:proofErr w:type="gramEnd"/>
+      <w:r>
+        <w:rPr>
+          <w:rFonts w:eastAsiaTheme="minorEastAsia"/>
+        </w:rPr>
+        <w:t xml:space="preserve"> quotation % a point 0.0001 – 0.0050/0.0060</w:t>
       </w:r>
     </w:p>
     <w:p>
@@ -8053,11 +8243,19 @@
           <w:rFonts w:eastAsiaTheme="minorEastAsia"/>
         </w:rPr>
       </w:pPr>
-      <w:r>
-        <w:rPr>
-          <w:rFonts w:eastAsiaTheme="minorEastAsia"/>
-        </w:rPr>
-        <w:t xml:space="preserve">Two digit quotation % a point 0.001 </w:t>
+      <w:proofErr w:type="gramStart"/>
+      <w:r>
+        <w:rPr>
+          <w:rFonts w:eastAsiaTheme="minorEastAsia"/>
+        </w:rPr>
+        <w:t>Two digit</w:t>
+      </w:r>
+      <w:proofErr w:type="gramEnd"/>
+      <w:r>
+        <w:rPr>
+          <w:rFonts w:eastAsiaTheme="minorEastAsia"/>
+        </w:rPr>
+        <w:t xml:space="preserve"> quotation % a point 0.001 </w:t>
       </w:r>
       <w:r>
         <w:rPr>
@@ -8096,7 +8294,35 @@
         <w:rPr>
           <w:rFonts w:eastAsiaTheme="minorEastAsia"/>
         </w:rPr>
-        <w:t>Q. issued DD on Montral for 1 CAD = 68.4850 INR. However after few days the purchaser of draft requested due to cancel it and repay the INR equivalent to him. Assuming the CAD where quoted in the Singapore forex market as under:</w:t>
+        <w:t xml:space="preserve">Q. issued DD on Montral for 1 CAD = 68.4850 INR. </w:t>
+      </w:r>
+      <w:proofErr w:type="gramStart"/>
+      <w:r>
+        <w:rPr>
+          <w:rFonts w:eastAsiaTheme="minorEastAsia"/>
+        </w:rPr>
+        <w:t>However</w:t>
+      </w:r>
+      <w:proofErr w:type="gramEnd"/>
+      <w:r>
+        <w:rPr>
+          <w:rFonts w:eastAsiaTheme="minorEastAsia"/>
+        </w:rPr>
+        <w:t xml:space="preserve"> after few days the purchaser of draft requested due to cancel it and repay the INR equivalent to him. Assuming the CAD </w:t>
+      </w:r>
+      <w:proofErr w:type="gramStart"/>
+      <w:r>
+        <w:rPr>
+          <w:rFonts w:eastAsiaTheme="minorEastAsia"/>
+        </w:rPr>
+        <w:t>where</w:t>
+      </w:r>
+      <w:proofErr w:type="gramEnd"/>
+      <w:r>
+        <w:rPr>
+          <w:rFonts w:eastAsiaTheme="minorEastAsia"/>
+        </w:rPr>
+        <w:t xml:space="preserve"> quoted in the Singapore forex market as under:</w:t>
       </w:r>
     </w:p>
     <w:p>
@@ -8446,7 +8672,7 @@
         <w:pStyle w:val="ListParagraph"/>
         <w:numPr>
           <w:ilvl w:val="0"/>
-          <w:numId w:val="45"/>
+          <w:numId w:val="36"/>
         </w:numPr>
         <w:rPr>
           <w:rFonts w:eastAsiaTheme="minorEastAsia"/>
@@ -8464,7 +8690,7 @@
         <w:pStyle w:val="ListParagraph"/>
         <w:numPr>
           <w:ilvl w:val="0"/>
-          <w:numId w:val="45"/>
+          <w:numId w:val="36"/>
         </w:numPr>
         <w:rPr>
           <w:rFonts w:eastAsiaTheme="minorEastAsia"/>
@@ -8495,7 +8721,7 @@
         <w:pStyle w:val="ListParagraph"/>
         <w:numPr>
           <w:ilvl w:val="0"/>
-          <w:numId w:val="46"/>
+          <w:numId w:val="37"/>
         </w:numPr>
         <w:rPr>
           <w:rFonts w:eastAsiaTheme="minorEastAsia"/>
@@ -8519,7 +8745,21 @@
         <w:rPr>
           <w:rFonts w:eastAsiaTheme="minorEastAsia"/>
         </w:rPr>
-        <w:t xml:space="preserve"> 3 month forward contract -&gt; contract booked on 12</w:t>
+        <w:t xml:space="preserve"> </w:t>
+      </w:r>
+      <w:proofErr w:type="gramStart"/>
+      <w:r>
+        <w:rPr>
+          <w:rFonts w:eastAsiaTheme="minorEastAsia"/>
+        </w:rPr>
+        <w:t>3 month</w:t>
+      </w:r>
+      <w:proofErr w:type="gramEnd"/>
+      <w:r>
+        <w:rPr>
+          <w:rFonts w:eastAsiaTheme="minorEastAsia"/>
+        </w:rPr>
+        <w:t xml:space="preserve"> forward contract -&gt; contract booked on 12</w:t>
       </w:r>
       <w:r>
         <w:rPr>
@@ -8573,7 +8813,7 @@
         <w:pStyle w:val="ListParagraph"/>
         <w:numPr>
           <w:ilvl w:val="0"/>
-          <w:numId w:val="46"/>
+          <w:numId w:val="37"/>
         </w:numPr>
         <w:rPr>
           <w:rFonts w:eastAsiaTheme="minorEastAsia"/>
@@ -8591,7 +8831,7 @@
         <w:pStyle w:val="ListParagraph"/>
         <w:numPr>
           <w:ilvl w:val="0"/>
-          <w:numId w:val="46"/>
+          <w:numId w:val="37"/>
         </w:numPr>
         <w:rPr>
           <w:rFonts w:eastAsiaTheme="minorEastAsia"/>
@@ -8635,7 +8875,7 @@
         <w:pStyle w:val="ListParagraph"/>
         <w:numPr>
           <w:ilvl w:val="0"/>
-          <w:numId w:val="46"/>
+          <w:numId w:val="37"/>
         </w:numPr>
         <w:rPr>
           <w:rFonts w:eastAsiaTheme="minorEastAsia"/>
@@ -8654,7 +8894,7 @@
         <w:pStyle w:val="ListParagraph"/>
         <w:numPr>
           <w:ilvl w:val="0"/>
-          <w:numId w:val="46"/>
+          <w:numId w:val="37"/>
         </w:numPr>
         <w:rPr>
           <w:rFonts w:eastAsiaTheme="minorEastAsia"/>
@@ -8724,7 +8964,7 @@
         <w:pStyle w:val="ListParagraph"/>
         <w:numPr>
           <w:ilvl w:val="0"/>
-          <w:numId w:val="47"/>
+          <w:numId w:val="38"/>
         </w:numPr>
         <w:rPr>
           <w:rFonts w:eastAsiaTheme="minorEastAsia"/>
@@ -8926,7 +9166,21 @@
         <w:rPr>
           <w:rFonts w:eastAsiaTheme="minorEastAsia"/>
         </w:rPr>
-        <w:t xml:space="preserve">2 month </w:t>
+        <w:t xml:space="preserve">2 </w:t>
+      </w:r>
+      <w:proofErr w:type="gramStart"/>
+      <w:r>
+        <w:rPr>
+          <w:rFonts w:eastAsiaTheme="minorEastAsia"/>
+        </w:rPr>
+        <w:t>month</w:t>
+      </w:r>
+      <w:proofErr w:type="gramEnd"/>
+      <w:r>
+        <w:rPr>
+          <w:rFonts w:eastAsiaTheme="minorEastAsia"/>
+        </w:rPr>
+        <w:t xml:space="preserve"> </w:t>
       </w:r>
       <w:r>
         <w:rPr>
@@ -8952,7 +9206,21 @@
         <w:rPr>
           <w:rFonts w:eastAsiaTheme="minorEastAsia"/>
         </w:rPr>
-        <w:t xml:space="preserve">3 month </w:t>
+        <w:t xml:space="preserve">3 </w:t>
+      </w:r>
+      <w:proofErr w:type="gramStart"/>
+      <w:r>
+        <w:rPr>
+          <w:rFonts w:eastAsiaTheme="minorEastAsia"/>
+        </w:rPr>
+        <w:t>month</w:t>
+      </w:r>
+      <w:proofErr w:type="gramEnd"/>
+      <w:r>
+        <w:rPr>
+          <w:rFonts w:eastAsiaTheme="minorEastAsia"/>
+        </w:rPr>
+        <w:t xml:space="preserve"> </w:t>
       </w:r>
       <w:r>
         <w:rPr>
@@ -8978,7 +9246,21 @@
         <w:rPr>
           <w:rFonts w:eastAsiaTheme="minorEastAsia"/>
         </w:rPr>
-        <w:t xml:space="preserve">4 month </w:t>
+        <w:t xml:space="preserve">4 </w:t>
+      </w:r>
+      <w:proofErr w:type="gramStart"/>
+      <w:r>
+        <w:rPr>
+          <w:rFonts w:eastAsiaTheme="minorEastAsia"/>
+        </w:rPr>
+        <w:t>month</w:t>
+      </w:r>
+      <w:proofErr w:type="gramEnd"/>
+      <w:r>
+        <w:rPr>
+          <w:rFonts w:eastAsiaTheme="minorEastAsia"/>
+        </w:rPr>
+        <w:t xml:space="preserve"> </w:t>
       </w:r>
       <w:r>
         <w:rPr>
@@ -9004,7 +9286,21 @@
         <w:rPr>
           <w:rFonts w:eastAsiaTheme="minorEastAsia"/>
         </w:rPr>
-        <w:t xml:space="preserve">5 month </w:t>
+        <w:t xml:space="preserve">5 </w:t>
+      </w:r>
+      <w:proofErr w:type="gramStart"/>
+      <w:r>
+        <w:rPr>
+          <w:rFonts w:eastAsiaTheme="minorEastAsia"/>
+        </w:rPr>
+        <w:t>month</w:t>
+      </w:r>
+      <w:proofErr w:type="gramEnd"/>
+      <w:r>
+        <w:rPr>
+          <w:rFonts w:eastAsiaTheme="minorEastAsia"/>
+        </w:rPr>
+        <w:t xml:space="preserve"> </w:t>
       </w:r>
       <w:r>
         <w:rPr>
@@ -9030,7 +9326,21 @@
         <w:rPr>
           <w:rFonts w:eastAsiaTheme="minorEastAsia"/>
         </w:rPr>
-        <w:t xml:space="preserve">6 month </w:t>
+        <w:t xml:space="preserve">6 </w:t>
+      </w:r>
+      <w:proofErr w:type="gramStart"/>
+      <w:r>
+        <w:rPr>
+          <w:rFonts w:eastAsiaTheme="minorEastAsia"/>
+        </w:rPr>
+        <w:t>month</w:t>
+      </w:r>
+      <w:proofErr w:type="gramEnd"/>
+      <w:r>
+        <w:rPr>
+          <w:rFonts w:eastAsiaTheme="minorEastAsia"/>
+        </w:rPr>
+        <w:t xml:space="preserve"> </w:t>
       </w:r>
       <w:r>
         <w:rPr>
@@ -9167,11 +9477,19 @@
           <w:rFonts w:eastAsiaTheme="minorEastAsia"/>
         </w:rPr>
       </w:pPr>
-      <w:r>
-        <w:rPr>
-          <w:rFonts w:eastAsiaTheme="minorEastAsia"/>
-        </w:rPr>
-        <w:t>Therefore the rate quoted for ready bill buying is Rs. 96.5025</w:t>
+      <w:proofErr w:type="gramStart"/>
+      <w:r>
+        <w:rPr>
+          <w:rFonts w:eastAsiaTheme="minorEastAsia"/>
+        </w:rPr>
+        <w:t>Therefore</w:t>
+      </w:r>
+      <w:proofErr w:type="gramEnd"/>
+      <w:r>
+        <w:rPr>
+          <w:rFonts w:eastAsiaTheme="minorEastAsia"/>
+        </w:rPr>
+        <w:t xml:space="preserve"> the rate quoted for ready bill buying is Rs. 96.5025</w:t>
       </w:r>
     </w:p>
     <w:p>
@@ -9260,11 +9578,19 @@
           <w:rFonts w:eastAsiaTheme="minorEastAsia"/>
         </w:rPr>
       </w:pPr>
-      <w:r>
-        <w:rPr>
-          <w:rFonts w:eastAsiaTheme="minorEastAsia"/>
-        </w:rPr>
-        <w:t>Therefore rounded off rate quoted for 2 months forward purchase of dollar bill is Rs. 97.0000</w:t>
+      <w:proofErr w:type="gramStart"/>
+      <w:r>
+        <w:rPr>
+          <w:rFonts w:eastAsiaTheme="minorEastAsia"/>
+        </w:rPr>
+        <w:t>Therefore</w:t>
+      </w:r>
+      <w:proofErr w:type="gramEnd"/>
+      <w:r>
+        <w:rPr>
+          <w:rFonts w:eastAsiaTheme="minorEastAsia"/>
+        </w:rPr>
+        <w:t xml:space="preserve"> rounded off rate quoted for 2 months forward purchase of dollar bill is Rs. 97.0000</w:t>
       </w:r>
     </w:p>
     <w:p>
@@ -9347,24 +9673,60 @@
           <w:rFonts w:eastAsiaTheme="minorEastAsia"/>
         </w:rPr>
       </w:pPr>
-      <w:r>
-        <w:rPr>
-          <w:rFonts w:eastAsiaTheme="minorEastAsia"/>
-        </w:rPr>
-        <w:t>Therefore rounded off the rate quoted for ready purchase of 60 day usance dollar bill is 97.05200</w:t>
-      </w:r>
-    </w:p>
-    <w:p>
-      <w:pPr>
-        <w:rPr>
-          <w:rFonts w:eastAsiaTheme="minorEastAsia"/>
-        </w:rPr>
-      </w:pPr>
-      <w:r>
-        <w:rPr>
-          <w:rFonts w:eastAsiaTheme="minorEastAsia"/>
-        </w:rPr>
-        <w:t>d) 2 month forward rate for 60 days bill</w:t>
+      <w:proofErr w:type="gramStart"/>
+      <w:r>
+        <w:rPr>
+          <w:rFonts w:eastAsiaTheme="minorEastAsia"/>
+        </w:rPr>
+        <w:t>Therefore</w:t>
+      </w:r>
+      <w:proofErr w:type="gramEnd"/>
+      <w:r>
+        <w:rPr>
+          <w:rFonts w:eastAsiaTheme="minorEastAsia"/>
+        </w:rPr>
+        <w:t xml:space="preserve"> rounded off the rate quoted for ready purchase of </w:t>
+      </w:r>
+      <w:proofErr w:type="gramStart"/>
+      <w:r>
+        <w:rPr>
+          <w:rFonts w:eastAsiaTheme="minorEastAsia"/>
+        </w:rPr>
+        <w:t>60 day</w:t>
+      </w:r>
+      <w:proofErr w:type="gramEnd"/>
+      <w:r>
+        <w:rPr>
+          <w:rFonts w:eastAsiaTheme="minorEastAsia"/>
+        </w:rPr>
+        <w:t xml:space="preserve"> usance dollar bill is 97.05200</w:t>
+      </w:r>
+    </w:p>
+    <w:p>
+      <w:pPr>
+        <w:rPr>
+          <w:rFonts w:eastAsiaTheme="minorEastAsia"/>
+        </w:rPr>
+      </w:pPr>
+      <w:r>
+        <w:rPr>
+          <w:rFonts w:eastAsiaTheme="minorEastAsia"/>
+        </w:rPr>
+        <w:t xml:space="preserve">d) </w:t>
+      </w:r>
+      <w:proofErr w:type="gramStart"/>
+      <w:r>
+        <w:rPr>
+          <w:rFonts w:eastAsiaTheme="minorEastAsia"/>
+        </w:rPr>
+        <w:t>2 month</w:t>
+      </w:r>
+      <w:proofErr w:type="gramEnd"/>
+      <w:r>
+        <w:rPr>
+          <w:rFonts w:eastAsiaTheme="minorEastAsia"/>
+        </w:rPr>
+        <w:t xml:space="preserve"> forward rate for 60 days bill</w:t>
       </w:r>
     </w:p>
     <w:p>
@@ -9435,11 +9797,19 @@
           <w:rFonts w:eastAsiaTheme="minorEastAsia"/>
         </w:rPr>
       </w:pPr>
-      <w:r>
-        <w:rPr>
-          <w:rFonts w:eastAsiaTheme="minorEastAsia"/>
-        </w:rPr>
-        <w:t>Therefore rounded off rate quoted for 2 months forward purchase of 60 days usance dollar bill is 97.6000</w:t>
+      <w:proofErr w:type="gramStart"/>
+      <w:r>
+        <w:rPr>
+          <w:rFonts w:eastAsiaTheme="minorEastAsia"/>
+        </w:rPr>
+        <w:t>Therefore</w:t>
+      </w:r>
+      <w:proofErr w:type="gramEnd"/>
+      <w:r>
+        <w:rPr>
+          <w:rFonts w:eastAsiaTheme="minorEastAsia"/>
+        </w:rPr>
+        <w:t xml:space="preserve"> rounded off rate quoted for 2 months forward purchase of 60 days usance dollar bill is 97.6000</w:t>
       </w:r>
     </w:p>
     <w:p>
@@ -9485,7 +9855,21 @@
         <w:rPr>
           <w:rFonts w:eastAsiaTheme="minorEastAsia"/>
         </w:rPr>
-        <w:t>q. your export customer request you on 15</w:t>
+        <w:t xml:space="preserve">q. your export customer </w:t>
+      </w:r>
+      <w:proofErr w:type="gramStart"/>
+      <w:r>
+        <w:rPr>
+          <w:rFonts w:eastAsiaTheme="minorEastAsia"/>
+        </w:rPr>
+        <w:t>request</w:t>
+      </w:r>
+      <w:proofErr w:type="gramEnd"/>
+      <w:r>
+        <w:rPr>
+          <w:rFonts w:eastAsiaTheme="minorEastAsia"/>
+        </w:rPr>
+        <w:t xml:space="preserve"> you on 15</w:t>
       </w:r>
       <w:r>
         <w:rPr>
@@ -9978,7 +10362,7 @@
         <w:pStyle w:val="ListParagraph"/>
         <w:numPr>
           <w:ilvl w:val="0"/>
-          <w:numId w:val="47"/>
+          <w:numId w:val="38"/>
         </w:numPr>
         <w:rPr>
           <w:rFonts w:eastAsiaTheme="minorEastAsia"/>
@@ -10001,6 +10385,7 @@
       <w:r>
         <w:rPr>
           <w:rFonts w:eastAsiaTheme="minorEastAsia"/>
+          <w:noProof/>
         </w:rPr>
         <w:drawing>
           <wp:inline distT="0" distB="0" distL="0" distR="0" wp14:anchorId="18A67F97" wp14:editId="467972E9">
@@ -10049,6 +10434,7 @@
       <w:r>
         <w:rPr>
           <w:rFonts w:eastAsiaTheme="minorEastAsia"/>
+          <w:noProof/>
         </w:rPr>
         <w:lastRenderedPageBreak/>
         <w:drawing>
@@ -10182,7 +10568,7 @@
       <w:pPr>
         <w:numPr>
           <w:ilvl w:val="0"/>
-          <w:numId w:val="48"/>
+          <w:numId w:val="39"/>
         </w:numPr>
         <w:rPr>
           <w:rFonts w:eastAsiaTheme="minorEastAsia"/>
@@ -10207,7 +10593,7 @@
       <w:pPr>
         <w:numPr>
           <w:ilvl w:val="0"/>
-          <w:numId w:val="48"/>
+          <w:numId w:val="39"/>
         </w:numPr>
         <w:rPr>
           <w:rFonts w:eastAsiaTheme="minorEastAsia"/>
@@ -10232,7 +10618,7 @@
       <w:pPr>
         <w:numPr>
           <w:ilvl w:val="0"/>
-          <w:numId w:val="48"/>
+          <w:numId w:val="39"/>
         </w:numPr>
         <w:rPr>
           <w:rFonts w:eastAsiaTheme="minorEastAsia"/>
@@ -10257,7 +10643,7 @@
       <w:pPr>
         <w:numPr>
           <w:ilvl w:val="0"/>
-          <w:numId w:val="48"/>
+          <w:numId w:val="39"/>
         </w:numPr>
         <w:rPr>
           <w:rFonts w:eastAsiaTheme="minorEastAsia"/>
@@ -10472,7 +10858,2282 @@
     </w:p>
     <w:p>
       <w:pPr>
-        <w:ind w:left="360"/>
+        <w:rPr>
+          <w:rFonts w:eastAsiaTheme="minorEastAsia"/>
+        </w:rPr>
+      </w:pPr>
+    </w:p>
+    <w:p>
+      <w:pPr>
+        <w:rPr>
+          <w:rFonts w:eastAsiaTheme="minorEastAsia"/>
+        </w:rPr>
+      </w:pPr>
+      <w:r>
+        <w:rPr>
+          <w:rFonts w:eastAsiaTheme="minorEastAsia"/>
+        </w:rPr>
+        <w:t>21/10/2026</w:t>
+      </w:r>
+    </w:p>
+    <w:p>
+      <w:pPr>
+        <w:rPr>
+          <w:rFonts w:eastAsiaTheme="minorEastAsia"/>
+        </w:rPr>
+      </w:pPr>
+      <w:r>
+        <w:rPr>
+          <w:rFonts w:eastAsiaTheme="minorEastAsia"/>
+        </w:rPr>
+        <w:t>Foreign Exchange Rate theories</w:t>
+      </w:r>
+    </w:p>
+    <w:p>
+      <w:pPr>
+        <w:pStyle w:val="ListParagraph"/>
+        <w:numPr>
+          <w:ilvl w:val="0"/>
+          <w:numId w:val="40"/>
+        </w:numPr>
+      </w:pPr>
+      <w:r>
+        <w:t>Purchase power parity theory (PPP)</w:t>
+      </w:r>
+    </w:p>
+    <w:p>
+      <w:pPr>
+        <w:pStyle w:val="ListParagraph"/>
+        <w:numPr>
+          <w:ilvl w:val="0"/>
+          <w:numId w:val="40"/>
+        </w:numPr>
+      </w:pPr>
+      <w:r>
+        <w:t>PPP are the rates of  currency conversion that try to equalise the purchase power of different currency</w:t>
+      </w:r>
+    </w:p>
+    <w:p>
+      <w:pPr>
+        <w:pStyle w:val="ListParagraph"/>
+        <w:numPr>
+          <w:ilvl w:val="0"/>
+          <w:numId w:val="40"/>
+        </w:numPr>
+      </w:pPr>
+      <w:r>
+        <w:t xml:space="preserve">Eliminating the differences in price level between currency </w:t>
+      </w:r>
+    </w:p>
+    <w:p>
+      <w:pPr>
+        <w:pStyle w:val="ListParagraph"/>
+        <w:numPr>
+          <w:ilvl w:val="0"/>
+          <w:numId w:val="40"/>
+        </w:numPr>
+      </w:pPr>
+      <w:r>
+        <w:t>PPP propounded in inflation decrease the value of currency</w:t>
+      </w:r>
+    </w:p>
+    <w:p>
+      <w:pPr>
+        <w:pStyle w:val="ListParagraph"/>
+        <w:numPr>
+          <w:ilvl w:val="0"/>
+          <w:numId w:val="40"/>
+        </w:numPr>
+      </w:pPr>
+      <w:r>
+        <w:t xml:space="preserve">An increase in inflation </w:t>
+      </w:r>
+      <w:proofErr w:type="gramStart"/>
+      <w:r>
+        <w:t>decrease</w:t>
+      </w:r>
+      <w:proofErr w:type="gramEnd"/>
+      <w:r>
+        <w:t xml:space="preserve"> the value of currency</w:t>
+      </w:r>
+    </w:p>
+    <w:p>
+      <w:pPr>
+        <w:pStyle w:val="ListParagraph"/>
+        <w:numPr>
+          <w:ilvl w:val="0"/>
+          <w:numId w:val="40"/>
+        </w:numPr>
+      </w:pPr>
+      <w:r>
+        <w:t>PPP theory attempts to quantify this inflation (exchange rate relationship)</w:t>
+      </w:r>
+    </w:p>
+    <w:p>
+      <w:r>
+        <w:t xml:space="preserve">Example: </w:t>
+      </w:r>
+    </w:p>
+    <w:p>
+      <w:pPr>
+        <w:pStyle w:val="ListParagraph"/>
+        <w:numPr>
+          <w:ilvl w:val="0"/>
+          <w:numId w:val="41"/>
+        </w:numPr>
+      </w:pPr>
+      <w:r>
+        <w:t>By using Rs. 60 to purchase one kilogram orange the purchase power of rupees (can be expressed as Rs. 60 = 1 Kg orange)</w:t>
+      </w:r>
+    </w:p>
+    <w:p>
+      <w:pPr>
+        <w:pStyle w:val="ListParagraph"/>
+        <w:numPr>
+          <w:ilvl w:val="0"/>
+          <w:numId w:val="41"/>
+        </w:numPr>
+      </w:pPr>
+      <w:r>
+        <w:t xml:space="preserve">Similarly for purchase </w:t>
+      </w:r>
+      <w:proofErr w:type="spellStart"/>
+      <w:r>
+        <w:t>on e</w:t>
+      </w:r>
+      <w:proofErr w:type="spellEnd"/>
+      <w:r>
+        <w:t xml:space="preserve"> KG orange, we have to pay one dollar, the </w:t>
+      </w:r>
+      <w:proofErr w:type="spellStart"/>
+      <w:r>
+        <w:t>purdchase</w:t>
+      </w:r>
+      <w:proofErr w:type="spellEnd"/>
+      <w:r>
+        <w:t xml:space="preserve"> power of dollar can be expressed as (1 USD = 1 KG orange)</w:t>
+      </w:r>
+    </w:p>
+    <w:p>
+      <w:pPr>
+        <w:pStyle w:val="ListParagraph"/>
+        <w:numPr>
+          <w:ilvl w:val="0"/>
+          <w:numId w:val="41"/>
+        </w:numPr>
+      </w:pPr>
+      <w:r>
+        <w:t xml:space="preserve">To state the exchange rate in terms of the value of orange </w:t>
+      </w:r>
+    </w:p>
+    <w:p>
+      <w:pPr>
+        <w:pStyle w:val="ListParagraph"/>
+      </w:pPr>
+      <w:r>
+        <w:t>Rs. 60 = 1 KG orange = 1 USD</w:t>
+      </w:r>
+    </w:p>
+    <w:p/>
+    <w:p>
+      <w:r>
+        <w:rPr>
+          <w:noProof/>
+        </w:rPr>
+        <w:lastRenderedPageBreak/>
+        <w:drawing>
+          <wp:inline distT="0" distB="0" distL="0" distR="0" wp14:anchorId="5A23D74E" wp14:editId="2C07BBCE">
+            <wp:extent cx="4492625" cy="771525"/>
+            <wp:effectExtent l="0" t="0" r="0" b="0"/>
+            <wp:docPr id="1421487611" name="Picture 1"/>
+            <wp:cNvGraphicFramePr>
+              <a:graphicFrameLocks xmlns:a="http://schemas.openxmlformats.org/drawingml/2006/main" noChangeAspect="1"/>
+            </wp:cNvGraphicFramePr>
+            <a:graphic xmlns:a="http://schemas.openxmlformats.org/drawingml/2006/main">
+              <a:graphicData uri="http://schemas.openxmlformats.org/drawingml/2006/picture">
+                <pic:pic xmlns:pic="http://schemas.openxmlformats.org/drawingml/2006/picture">
+                  <pic:nvPicPr>
+                    <pic:cNvPr id="0" name="Picture 1"/>
+                    <pic:cNvPicPr>
+                      <a:picLocks noChangeAspect="1" noChangeArrowheads="1"/>
+                    </pic:cNvPicPr>
+                  </pic:nvPicPr>
+                  <pic:blipFill>
+                    <a:blip r:embed="rId44">
+                      <a:extLst>
+                        <a:ext uri="{28A0092B-C50C-407E-A947-70E740481C1C}">
+                          <a14:useLocalDpi xmlns:a14="http://schemas.microsoft.com/office/drawing/2010/main" val="0"/>
+                        </a:ext>
+                      </a:extLst>
+                    </a:blip>
+                    <a:srcRect/>
+                    <a:stretch>
+                      <a:fillRect/>
+                    </a:stretch>
+                  </pic:blipFill>
+                  <pic:spPr bwMode="auto">
+                    <a:xfrm>
+                      <a:off x="0" y="0"/>
+                      <a:ext cx="4492625" cy="771525"/>
+                    </a:xfrm>
+                    <a:prstGeom prst="rect">
+                      <a:avLst/>
+                    </a:prstGeom>
+                    <a:noFill/>
+                    <a:ln>
+                      <a:noFill/>
+                    </a:ln>
+                  </pic:spPr>
+                </pic:pic>
+              </a:graphicData>
+            </a:graphic>
+          </wp:inline>
+        </w:drawing>
+      </w:r>
+    </w:p>
+    <w:p>
+      <w:pPr>
+        <w:rPr>
+          <w:lang w:val="en-US"/>
+        </w:rPr>
+      </w:pPr>
+      <w:r>
+        <w:rPr>
+          <w:lang w:val="en-US"/>
+        </w:rPr>
+        <w:t>22/10/2026</w:t>
+      </w:r>
+    </w:p>
+    <w:p>
+      <w:pPr>
+        <w:rPr>
+          <w:lang w:val="en-US"/>
+        </w:rPr>
+      </w:pPr>
+      <w:r>
+        <w:rPr>
+          <w:lang w:val="en-US"/>
+        </w:rPr>
+        <w:t>Framework “relationship among money, inflation, interest and exchange rates</w:t>
+      </w:r>
+    </w:p>
+    <w:p>
+      <w:pPr>
+        <w:rPr>
+          <w:lang w:val="en-US"/>
+        </w:rPr>
+      </w:pPr>
+    </w:p>
+    <w:p>
+      <w:pPr>
+        <w:rPr>
+          <w:lang w:val="en-US"/>
+        </w:rPr>
+      </w:pPr>
+      <w:r>
+        <w:rPr>
+          <w:noProof/>
+          <w:lang w:val="en-US"/>
+        </w:rPr>
+        <w:drawing>
+          <wp:inline distT="0" distB="0" distL="0" distR="0" wp14:anchorId="1A8A806D" wp14:editId="4E6D83E7">
+            <wp:extent cx="5731510" cy="2124710"/>
+            <wp:effectExtent l="0" t="0" r="2540" b="8890"/>
+            <wp:docPr id="1259983046" name="Picture 1"/>
+            <wp:cNvGraphicFramePr>
+              <a:graphicFrameLocks xmlns:a="http://schemas.openxmlformats.org/drawingml/2006/main" noChangeAspect="1"/>
+            </wp:cNvGraphicFramePr>
+            <a:graphic xmlns:a="http://schemas.openxmlformats.org/drawingml/2006/main">
+              <a:graphicData uri="http://schemas.openxmlformats.org/drawingml/2006/picture">
+                <pic:pic xmlns:pic="http://schemas.openxmlformats.org/drawingml/2006/picture">
+                  <pic:nvPicPr>
+                    <pic:cNvPr id="1259983046" name=""/>
+                    <pic:cNvPicPr/>
+                  </pic:nvPicPr>
+                  <pic:blipFill>
+                    <a:blip r:embed="rId45"/>
+                    <a:stretch>
+                      <a:fillRect/>
+                    </a:stretch>
+                  </pic:blipFill>
+                  <pic:spPr>
+                    <a:xfrm>
+                      <a:off x="0" y="0"/>
+                      <a:ext cx="5731510" cy="2124710"/>
+                    </a:xfrm>
+                    <a:prstGeom prst="rect">
+                      <a:avLst/>
+                    </a:prstGeom>
+                  </pic:spPr>
+                </pic:pic>
+              </a:graphicData>
+            </a:graphic>
+          </wp:inline>
+        </w:drawing>
+      </w:r>
+    </w:p>
+    <w:p>
+      <w:pPr>
+        <w:rPr>
+          <w:lang w:val="en-US"/>
+        </w:rPr>
+      </w:pPr>
+      <w:r>
+        <w:rPr>
+          <w:lang w:val="en-US"/>
+        </w:rPr>
+        <w:t>Monetary theory of inflation</w:t>
+      </w:r>
+    </w:p>
+    <w:p>
+      <w:pPr>
+        <w:pStyle w:val="ListParagraph"/>
+        <w:numPr>
+          <w:ilvl w:val="0"/>
+          <w:numId w:val="42"/>
+        </w:numPr>
+        <w:rPr>
+          <w:lang w:val="en-US"/>
+        </w:rPr>
+      </w:pPr>
+      <w:r>
+        <w:rPr>
+          <w:lang w:val="en-US"/>
+        </w:rPr>
+        <w:t>When the supply of money exceeds the demand for money, its value falls</w:t>
+      </w:r>
+    </w:p>
+    <w:p>
+      <w:pPr>
+        <w:rPr>
+          <w:lang w:val="en-US"/>
+        </w:rPr>
+      </w:pPr>
+      <w:r>
+        <w:rPr>
+          <w:lang w:val="en-US"/>
+        </w:rPr>
+        <w:t>The Fisher effect:</w:t>
+      </w:r>
+    </w:p>
+    <w:p>
+      <w:pPr>
+        <w:rPr>
+          <w:lang w:val="en-US"/>
+        </w:rPr>
+      </w:pPr>
+      <w:r>
+        <w:rPr>
+          <w:noProof/>
+          <w:lang w:val="en-US"/>
+        </w:rPr>
+        <w:drawing>
+          <wp:inline distT="0" distB="0" distL="0" distR="0" wp14:anchorId="5A6A187F" wp14:editId="333AA956">
+            <wp:extent cx="5731510" cy="731520"/>
+            <wp:effectExtent l="0" t="0" r="2540" b="0"/>
+            <wp:docPr id="1543768170" name="Picture 1"/>
+            <wp:cNvGraphicFramePr>
+              <a:graphicFrameLocks xmlns:a="http://schemas.openxmlformats.org/drawingml/2006/main" noChangeAspect="1"/>
+            </wp:cNvGraphicFramePr>
+            <a:graphic xmlns:a="http://schemas.openxmlformats.org/drawingml/2006/main">
+              <a:graphicData uri="http://schemas.openxmlformats.org/drawingml/2006/picture">
+                <pic:pic xmlns:pic="http://schemas.openxmlformats.org/drawingml/2006/picture">
+                  <pic:nvPicPr>
+                    <pic:cNvPr id="1543768170" name=""/>
+                    <pic:cNvPicPr/>
+                  </pic:nvPicPr>
+                  <pic:blipFill>
+                    <a:blip r:embed="rId46"/>
+                    <a:stretch>
+                      <a:fillRect/>
+                    </a:stretch>
+                  </pic:blipFill>
+                  <pic:spPr>
+                    <a:xfrm>
+                      <a:off x="0" y="0"/>
+                      <a:ext cx="5731510" cy="731520"/>
+                    </a:xfrm>
+                    <a:prstGeom prst="rect">
+                      <a:avLst/>
+                    </a:prstGeom>
+                  </pic:spPr>
+                </pic:pic>
+              </a:graphicData>
+            </a:graphic>
+          </wp:inline>
+        </w:drawing>
+      </w:r>
+    </w:p>
+    <w:p>
+      <w:pPr>
+        <w:pStyle w:val="ListParagraph"/>
+        <w:numPr>
+          <w:ilvl w:val="0"/>
+          <w:numId w:val="42"/>
+        </w:numPr>
+        <w:rPr>
+          <w:lang w:val="en-US"/>
+        </w:rPr>
+      </w:pPr>
+      <w:r>
+        <w:rPr>
+          <w:lang w:val="en-US"/>
+        </w:rPr>
+        <w:t>Says that, inflation expectations are reflected in interest rates</w:t>
+      </w:r>
+    </w:p>
+    <w:p>
+      <w:pPr>
+        <w:pStyle w:val="ListParagraph"/>
+        <w:numPr>
+          <w:ilvl w:val="0"/>
+          <w:numId w:val="42"/>
+        </w:numPr>
+        <w:rPr>
+          <w:lang w:val="en-US"/>
+        </w:rPr>
+      </w:pPr>
+      <w:r>
+        <w:rPr>
+          <w:lang w:val="en-US"/>
+        </w:rPr>
+        <w:t xml:space="preserve">So nominal interest rates </w:t>
+      </w:r>
+      <w:proofErr w:type="gramStart"/>
+      <w:r>
+        <w:rPr>
+          <w:lang w:val="en-US"/>
+        </w:rPr>
+        <w:t>equals</w:t>
+      </w:r>
+      <w:proofErr w:type="gramEnd"/>
+      <w:r>
+        <w:rPr>
+          <w:lang w:val="en-US"/>
+        </w:rPr>
+        <w:t xml:space="preserve"> the real interest rate of return plus the anticipated inflation rate.</w:t>
+      </w:r>
+    </w:p>
+    <w:p>
+      <w:pPr>
+        <w:rPr>
+          <w:lang w:val="en-US"/>
+        </w:rPr>
+      </w:pPr>
+    </w:p>
+    <w:p>
+      <w:pPr>
+        <w:rPr>
+          <w:lang w:val="en-US"/>
+        </w:rPr>
+      </w:pPr>
+      <w:r>
+        <w:rPr>
+          <w:b/>
+          <w:bCs/>
+          <w:lang w:val="en-US"/>
+        </w:rPr>
+        <w:t>Purchase power parity</w:t>
+      </w:r>
+      <w:r>
+        <w:rPr>
+          <w:lang w:val="en-US"/>
+        </w:rPr>
+        <w:t xml:space="preserve"> tells the law of one price </w:t>
+      </w:r>
+    </w:p>
+    <w:p>
+      <w:pPr>
+        <w:rPr>
+          <w:lang w:val="en-US"/>
+        </w:rPr>
+      </w:pPr>
+    </w:p>
+    <w:p>
+      <w:pPr>
+        <w:rPr>
+          <w:rFonts w:eastAsiaTheme="minorEastAsia"/>
+          <w:lang w:val="en-US"/>
+        </w:rPr>
+      </w:pPr>
+      <m:oMathPara>
+        <m:oMath>
+          <m:sSub>
+            <m:sSubPr>
+              <m:ctrlPr>
+                <w:rPr>
+                  <w:rFonts w:ascii="Cambria Math" w:eastAsiaTheme="minorEastAsia" w:hAnsi="Cambria Math"/>
+                  <w:i/>
+                  <w:lang w:val="en-US"/>
+                </w:rPr>
+              </m:ctrlPr>
+            </m:sSubPr>
+            <m:e>
+              <m:r>
+                <w:rPr>
+                  <w:rFonts w:ascii="Cambria Math" w:eastAsiaTheme="minorEastAsia" w:hAnsi="Cambria Math"/>
+                  <w:lang w:val="en-US"/>
+                </w:rPr>
+                <m:t>S</m:t>
+              </m:r>
+            </m:e>
+            <m:sub>
+              <m:r>
+                <w:rPr>
+                  <w:rFonts w:ascii="Cambria Math" w:eastAsiaTheme="minorEastAsia" w:hAnsi="Cambria Math"/>
+                  <w:lang w:val="en-US"/>
+                </w:rPr>
+                <m:t>t</m:t>
+              </m:r>
+            </m:sub>
+          </m:sSub>
+          <m:r>
+            <w:rPr>
+              <w:rFonts w:ascii="Cambria Math" w:eastAsiaTheme="minorEastAsia" w:hAnsi="Cambria Math"/>
+              <w:lang w:val="en-US"/>
+            </w:rPr>
+            <m:t>=</m:t>
+          </m:r>
+          <m:sSub>
+            <m:sSubPr>
+              <m:ctrlPr>
+                <w:rPr>
+                  <w:rFonts w:ascii="Cambria Math" w:eastAsiaTheme="minorEastAsia" w:hAnsi="Cambria Math"/>
+                  <w:i/>
+                  <w:lang w:val="en-US"/>
+                </w:rPr>
+              </m:ctrlPr>
+            </m:sSubPr>
+            <m:e>
+              <m:r>
+                <w:rPr>
+                  <w:rFonts w:ascii="Cambria Math" w:eastAsiaTheme="minorEastAsia" w:hAnsi="Cambria Math"/>
+                  <w:lang w:val="en-US"/>
+                </w:rPr>
+                <m:t>S</m:t>
+              </m:r>
+            </m:e>
+            <m:sub>
+              <m:r>
+                <w:rPr>
+                  <w:rFonts w:ascii="Cambria Math" w:eastAsiaTheme="minorEastAsia" w:hAnsi="Cambria Math"/>
+                  <w:lang w:val="en-US"/>
+                </w:rPr>
+                <m:t>0</m:t>
+              </m:r>
+            </m:sub>
+          </m:sSub>
+          <m:f>
+            <m:fPr>
+              <m:ctrlPr>
+                <w:rPr>
+                  <w:rFonts w:ascii="Cambria Math" w:eastAsiaTheme="minorEastAsia" w:hAnsi="Cambria Math"/>
+                  <w:i/>
+                  <w:lang w:val="en-US"/>
+                </w:rPr>
+              </m:ctrlPr>
+            </m:fPr>
+            <m:num>
+              <m:sSup>
+                <m:sSupPr>
+                  <m:ctrlPr>
+                    <w:rPr>
+                      <w:rFonts w:ascii="Cambria Math" w:eastAsiaTheme="minorEastAsia" w:hAnsi="Cambria Math"/>
+                      <w:i/>
+                      <w:lang w:val="en-US"/>
+                    </w:rPr>
+                  </m:ctrlPr>
+                </m:sSupPr>
+                <m:e>
+                  <m:d>
+                    <m:dPr>
+                      <m:ctrlPr>
+                        <w:rPr>
+                          <w:rFonts w:ascii="Cambria Math" w:eastAsiaTheme="minorEastAsia" w:hAnsi="Cambria Math"/>
+                          <w:i/>
+                          <w:lang w:val="en-US"/>
+                        </w:rPr>
+                      </m:ctrlPr>
+                    </m:dPr>
+                    <m:e>
+                      <m:r>
+                        <w:rPr>
+                          <w:rFonts w:ascii="Cambria Math" w:eastAsiaTheme="minorEastAsia" w:hAnsi="Cambria Math"/>
+                          <w:lang w:val="en-US"/>
+                        </w:rPr>
+                        <m:t>1+</m:t>
+                      </m:r>
+                      <m:sSub>
+                        <m:sSubPr>
+                          <m:ctrlPr>
+                            <w:rPr>
+                              <w:rFonts w:ascii="Cambria Math" w:eastAsiaTheme="minorEastAsia" w:hAnsi="Cambria Math"/>
+                              <w:i/>
+                              <w:lang w:val="en-US"/>
+                            </w:rPr>
+                          </m:ctrlPr>
+                        </m:sSubPr>
+                        <m:e>
+                          <m:r>
+                            <w:rPr>
+                              <w:rFonts w:ascii="Cambria Math" w:eastAsiaTheme="minorEastAsia" w:hAnsi="Cambria Math"/>
+                              <w:lang w:val="en-US"/>
+                            </w:rPr>
+                            <m:t>i</m:t>
+                          </m:r>
+                        </m:e>
+                        <m:sub>
+                          <m:r>
+                            <w:rPr>
+                              <w:rFonts w:ascii="Cambria Math" w:eastAsiaTheme="minorEastAsia" w:hAnsi="Cambria Math"/>
+                              <w:lang w:val="en-US"/>
+                            </w:rPr>
+                            <m:t>L</m:t>
+                          </m:r>
+                        </m:sub>
+                      </m:sSub>
+                    </m:e>
+                  </m:d>
+                </m:e>
+                <m:sup>
+                  <m:r>
+                    <w:rPr>
+                      <w:rFonts w:ascii="Cambria Math" w:eastAsiaTheme="minorEastAsia" w:hAnsi="Cambria Math"/>
+                      <w:lang w:val="en-US"/>
+                    </w:rPr>
+                    <m:t>t</m:t>
+                  </m:r>
+                </m:sup>
+              </m:sSup>
+            </m:num>
+            <m:den>
+              <m:sSup>
+                <m:sSupPr>
+                  <m:ctrlPr>
+                    <w:rPr>
+                      <w:rFonts w:ascii="Cambria Math" w:eastAsiaTheme="minorEastAsia" w:hAnsi="Cambria Math"/>
+                      <w:i/>
+                      <w:lang w:val="en-US"/>
+                    </w:rPr>
+                  </m:ctrlPr>
+                </m:sSupPr>
+                <m:e>
+                  <m:d>
+                    <m:dPr>
+                      <m:ctrlPr>
+                        <w:rPr>
+                          <w:rFonts w:ascii="Cambria Math" w:eastAsiaTheme="minorEastAsia" w:hAnsi="Cambria Math"/>
+                          <w:i/>
+                          <w:lang w:val="en-US"/>
+                        </w:rPr>
+                      </m:ctrlPr>
+                    </m:dPr>
+                    <m:e>
+                      <m:r>
+                        <w:rPr>
+                          <w:rFonts w:ascii="Cambria Math" w:eastAsiaTheme="minorEastAsia" w:hAnsi="Cambria Math"/>
+                          <w:lang w:val="en-US"/>
+                        </w:rPr>
+                        <m:t>1+</m:t>
+                      </m:r>
+                      <m:sSub>
+                        <m:sSubPr>
+                          <m:ctrlPr>
+                            <w:rPr>
+                              <w:rFonts w:ascii="Cambria Math" w:eastAsiaTheme="minorEastAsia" w:hAnsi="Cambria Math"/>
+                              <w:i/>
+                              <w:lang w:val="en-US"/>
+                            </w:rPr>
+                          </m:ctrlPr>
+                        </m:sSubPr>
+                        <m:e>
+                          <m:r>
+                            <w:rPr>
+                              <w:rFonts w:ascii="Cambria Math" w:eastAsiaTheme="minorEastAsia" w:hAnsi="Cambria Math"/>
+                              <w:lang w:val="en-US"/>
+                            </w:rPr>
+                            <m:t>i</m:t>
+                          </m:r>
+                        </m:e>
+                        <m:sub>
+                          <m:r>
+                            <w:rPr>
+                              <w:rFonts w:ascii="Cambria Math" w:eastAsiaTheme="minorEastAsia" w:hAnsi="Cambria Math"/>
+                              <w:lang w:val="en-US"/>
+                            </w:rPr>
+                            <m:t>F</m:t>
+                          </m:r>
+                        </m:sub>
+                      </m:sSub>
+                    </m:e>
+                  </m:d>
+                </m:e>
+                <m:sup>
+                  <m:r>
+                    <w:rPr>
+                      <w:rFonts w:ascii="Cambria Math" w:eastAsiaTheme="minorEastAsia" w:hAnsi="Cambria Math"/>
+                      <w:lang w:val="en-US"/>
+                    </w:rPr>
+                    <m:t>t</m:t>
+                  </m:r>
+                </m:sup>
+              </m:sSup>
+            </m:den>
+          </m:f>
+        </m:oMath>
+      </m:oMathPara>
+    </w:p>
+    <w:p>
+      <w:pPr>
+        <w:rPr>
+          <w:rFonts w:eastAsiaTheme="minorEastAsia"/>
+          <w:lang w:val="en-US"/>
+        </w:rPr>
+      </w:pPr>
+      <m:oMathPara>
+        <m:oMathParaPr>
+          <m:jc m:val="left"/>
+        </m:oMathParaPr>
+        <m:oMath>
+          <m:sSub>
+            <m:sSubPr>
+              <m:ctrlPr>
+                <w:rPr>
+                  <w:rFonts w:ascii="Cambria Math" w:hAnsi="Cambria Math"/>
+                  <w:i/>
+                  <w:lang w:val="en-US"/>
+                </w:rPr>
+              </m:ctrlPr>
+            </m:sSubPr>
+            <m:e>
+              <m:r>
+                <w:rPr>
+                  <w:rFonts w:ascii="Cambria Math" w:hAnsi="Cambria Math"/>
+                  <w:lang w:val="en-US"/>
+                </w:rPr>
+                <m:t>S</m:t>
+              </m:r>
+            </m:e>
+            <m:sub>
+              <m:r>
+                <w:rPr>
+                  <w:rFonts w:ascii="Cambria Math" w:hAnsi="Cambria Math"/>
+                  <w:lang w:val="en-US"/>
+                </w:rPr>
+                <m:t>0</m:t>
+              </m:r>
+            </m:sub>
+          </m:sSub>
+          <m:r>
+            <w:rPr>
+              <w:rFonts w:ascii="Cambria Math" w:hAnsi="Cambria Math"/>
+              <w:lang w:val="en-US"/>
+            </w:rPr>
+            <m:t>=spot exchange rate at a period 0</m:t>
+          </m:r>
+        </m:oMath>
+      </m:oMathPara>
+    </w:p>
+    <w:p>
+      <w:pPr>
+        <w:rPr>
+          <w:rFonts w:eastAsiaTheme="minorEastAsia"/>
+          <w:lang w:val="en-US"/>
+        </w:rPr>
+      </w:pPr>
+      <m:oMathPara>
+        <m:oMathParaPr>
+          <m:jc m:val="left"/>
+        </m:oMathParaPr>
+        <m:oMath>
+          <m:sSub>
+            <m:sSubPr>
+              <m:ctrlPr>
+                <w:rPr>
+                  <w:rFonts w:ascii="Cambria Math" w:eastAsiaTheme="minorEastAsia" w:hAnsi="Cambria Math"/>
+                  <w:i/>
+                  <w:lang w:val="en-US"/>
+                </w:rPr>
+              </m:ctrlPr>
+            </m:sSubPr>
+            <m:e>
+              <m:r>
+                <w:rPr>
+                  <w:rFonts w:ascii="Cambria Math" w:eastAsiaTheme="minorEastAsia" w:hAnsi="Cambria Math"/>
+                  <w:lang w:val="en-US"/>
+                </w:rPr>
+                <m:t>S</m:t>
+              </m:r>
+            </m:e>
+            <m:sub>
+              <m:r>
+                <w:rPr>
+                  <w:rFonts w:ascii="Cambria Math" w:eastAsiaTheme="minorEastAsia" w:hAnsi="Cambria Math"/>
+                  <w:lang w:val="en-US"/>
+                </w:rPr>
+                <m:t>t</m:t>
+              </m:r>
+            </m:sub>
+          </m:sSub>
+          <m:r>
+            <w:rPr>
+              <w:rFonts w:ascii="Cambria Math" w:eastAsiaTheme="minorEastAsia" w:hAnsi="Cambria Math"/>
+              <w:lang w:val="en-US"/>
+            </w:rPr>
+            <m:t>=exchange rate at period 't'</m:t>
+          </m:r>
+        </m:oMath>
+      </m:oMathPara>
+    </w:p>
+    <w:p>
+      <w:pPr>
+        <w:rPr>
+          <w:rFonts w:eastAsiaTheme="minorEastAsia"/>
+          <w:lang w:val="en-US"/>
+        </w:rPr>
+      </w:pPr>
+      <m:oMathPara>
+        <m:oMathParaPr>
+          <m:jc m:val="left"/>
+        </m:oMathParaPr>
+        <m:oMath>
+          <m:sSub>
+            <m:sSubPr>
+              <m:ctrlPr>
+                <w:rPr>
+                  <w:rFonts w:ascii="Cambria Math" w:eastAsiaTheme="minorEastAsia" w:hAnsi="Cambria Math"/>
+                  <w:i/>
+                  <w:lang w:val="en-US"/>
+                </w:rPr>
+              </m:ctrlPr>
+            </m:sSubPr>
+            <m:e>
+              <m:r>
+                <w:rPr>
+                  <w:rFonts w:ascii="Cambria Math" w:eastAsiaTheme="minorEastAsia" w:hAnsi="Cambria Math"/>
+                  <w:lang w:val="en-US"/>
+                </w:rPr>
+                <m:t>i</m:t>
+              </m:r>
+            </m:e>
+            <m:sub>
+              <m:r>
+                <w:rPr>
+                  <w:rFonts w:ascii="Cambria Math" w:eastAsiaTheme="minorEastAsia" w:hAnsi="Cambria Math"/>
+                  <w:lang w:val="en-US"/>
+                </w:rPr>
+                <m:t>L</m:t>
+              </m:r>
+            </m:sub>
+          </m:sSub>
+          <m:r>
+            <w:rPr>
+              <w:rFonts w:ascii="Cambria Math" w:eastAsiaTheme="minorEastAsia" w:hAnsi="Cambria Math"/>
+              <w:lang w:val="en-US"/>
+            </w:rPr>
+            <m:t>=rate of inflation in local currency</m:t>
+          </m:r>
+        </m:oMath>
+      </m:oMathPara>
+    </w:p>
+    <w:p>
+      <w:pPr>
+        <w:rPr>
+          <w:rFonts w:eastAsiaTheme="minorEastAsia"/>
+          <w:lang w:val="en-US"/>
+        </w:rPr>
+      </w:pPr>
+      <m:oMathPara>
+        <m:oMathParaPr>
+          <m:jc m:val="left"/>
+        </m:oMathParaPr>
+        <m:oMath>
+          <m:sSub>
+            <m:sSubPr>
+              <m:ctrlPr>
+                <w:rPr>
+                  <w:rFonts w:ascii="Cambria Math" w:eastAsiaTheme="minorEastAsia" w:hAnsi="Cambria Math"/>
+                  <w:i/>
+                  <w:lang w:val="en-US"/>
+                </w:rPr>
+              </m:ctrlPr>
+            </m:sSubPr>
+            <m:e>
+              <m:r>
+                <w:rPr>
+                  <w:rFonts w:ascii="Cambria Math" w:eastAsiaTheme="minorEastAsia" w:hAnsi="Cambria Math"/>
+                  <w:lang w:val="en-US"/>
+                </w:rPr>
+                <m:t>i</m:t>
+              </m:r>
+            </m:e>
+            <m:sub>
+              <m:r>
+                <w:rPr>
+                  <w:rFonts w:ascii="Cambria Math" w:eastAsiaTheme="minorEastAsia" w:hAnsi="Cambria Math"/>
+                  <w:lang w:val="en-US"/>
+                </w:rPr>
+                <m:t>F</m:t>
+              </m:r>
+            </m:sub>
+          </m:sSub>
+          <m:r>
+            <w:rPr>
+              <w:rFonts w:ascii="Cambria Math" w:eastAsiaTheme="minorEastAsia" w:hAnsi="Cambria Math"/>
+              <w:lang w:val="en-US"/>
+            </w:rPr>
+            <m:t>=rate of inflation in foregin currency</m:t>
+          </m:r>
+        </m:oMath>
+      </m:oMathPara>
+    </w:p>
+    <w:p>
+      <w:pPr>
+        <w:rPr>
+          <w:rFonts w:eastAsiaTheme="minorEastAsia"/>
+          <w:lang w:val="en-US"/>
+        </w:rPr>
+      </w:pPr>
+    </w:p>
+    <w:p>
+      <w:pPr>
+        <w:rPr>
+          <w:rFonts w:eastAsiaTheme="minorEastAsia"/>
+          <w:lang w:val="en-US"/>
+        </w:rPr>
+      </w:pPr>
+      <w:r>
+        <w:rPr>
+          <w:rFonts w:eastAsiaTheme="minorEastAsia"/>
+          <w:lang w:val="en-US"/>
+        </w:rPr>
+        <w:t>Q. rate of inflation in India is 5% and USA 3%. If the initial exchange rate is Rs. 97 /</w:t>
+      </w:r>
+      <w:proofErr w:type="gramStart"/>
+      <w:r>
+        <w:rPr>
+          <w:rFonts w:eastAsiaTheme="minorEastAsia"/>
+          <w:lang w:val="en-US"/>
+        </w:rPr>
+        <w:t>$.what</w:t>
+      </w:r>
+      <w:proofErr w:type="gramEnd"/>
+      <w:r>
+        <w:rPr>
+          <w:rFonts w:eastAsiaTheme="minorEastAsia"/>
+          <w:lang w:val="en-US"/>
+        </w:rPr>
+        <w:t xml:space="preserve"> will be the exchange rate after a) one </w:t>
+      </w:r>
+      <w:proofErr w:type="gramStart"/>
+      <w:r>
+        <w:rPr>
+          <w:rFonts w:eastAsiaTheme="minorEastAsia"/>
+          <w:lang w:val="en-US"/>
+        </w:rPr>
+        <w:t>year ;</w:t>
+      </w:r>
+      <w:proofErr w:type="gramEnd"/>
+      <w:r>
+        <w:rPr>
+          <w:rFonts w:eastAsiaTheme="minorEastAsia"/>
+          <w:lang w:val="en-US"/>
+        </w:rPr>
+        <w:t xml:space="preserve"> b) after two years?</w:t>
+      </w:r>
+    </w:p>
+    <w:p>
+      <w:pPr>
+        <w:rPr>
+          <w:rFonts w:eastAsiaTheme="minorEastAsia"/>
+          <w:lang w:val="en-US"/>
+        </w:rPr>
+      </w:pPr>
+      <w:r>
+        <w:rPr>
+          <w:rFonts w:eastAsiaTheme="minorEastAsia"/>
+          <w:lang w:val="en-US"/>
+        </w:rPr>
+        <w:t>SOL:</w:t>
+      </w:r>
+    </w:p>
+    <w:p>
+      <w:pPr>
+        <w:rPr>
+          <w:rFonts w:eastAsiaTheme="minorEastAsia"/>
+          <w:lang w:val="en-US"/>
+        </w:rPr>
+      </w:pPr>
+      <m:oMathPara>
+        <m:oMathParaPr>
+          <m:jc m:val="left"/>
+        </m:oMathParaPr>
+        <m:oMath>
+          <m:sSub>
+            <m:sSubPr>
+              <m:ctrlPr>
+                <w:rPr>
+                  <w:rFonts w:ascii="Cambria Math" w:eastAsiaTheme="minorEastAsia" w:hAnsi="Cambria Math"/>
+                  <w:i/>
+                  <w:lang w:val="en-US"/>
+                </w:rPr>
+              </m:ctrlPr>
+            </m:sSubPr>
+            <m:e>
+              <m:r>
+                <w:rPr>
+                  <w:rFonts w:ascii="Cambria Math" w:eastAsiaTheme="minorEastAsia" w:hAnsi="Cambria Math"/>
+                  <w:lang w:val="en-US"/>
+                </w:rPr>
+                <m:t>S</m:t>
+              </m:r>
+            </m:e>
+            <m:sub>
+              <m:r>
+                <w:rPr>
+                  <w:rFonts w:ascii="Cambria Math" w:eastAsiaTheme="minorEastAsia" w:hAnsi="Cambria Math"/>
+                  <w:lang w:val="en-US"/>
+                </w:rPr>
+                <m:t>t</m:t>
+              </m:r>
+            </m:sub>
+          </m:sSub>
+          <m:r>
+            <w:rPr>
+              <w:rFonts w:ascii="Cambria Math" w:eastAsiaTheme="minorEastAsia" w:hAnsi="Cambria Math"/>
+              <w:lang w:val="en-US"/>
+            </w:rPr>
+            <m:t>=</m:t>
+          </m:r>
+          <m:sSub>
+            <m:sSubPr>
+              <m:ctrlPr>
+                <w:rPr>
+                  <w:rFonts w:ascii="Cambria Math" w:eastAsiaTheme="minorEastAsia" w:hAnsi="Cambria Math"/>
+                  <w:i/>
+                  <w:lang w:val="en-US"/>
+                </w:rPr>
+              </m:ctrlPr>
+            </m:sSubPr>
+            <m:e>
+              <m:r>
+                <w:rPr>
+                  <w:rFonts w:ascii="Cambria Math" w:eastAsiaTheme="minorEastAsia" w:hAnsi="Cambria Math"/>
+                  <w:lang w:val="en-US"/>
+                </w:rPr>
+                <m:t>S</m:t>
+              </m:r>
+            </m:e>
+            <m:sub>
+              <m:r>
+                <w:rPr>
+                  <w:rFonts w:ascii="Cambria Math" w:eastAsiaTheme="minorEastAsia" w:hAnsi="Cambria Math"/>
+                  <w:lang w:val="en-US"/>
+                </w:rPr>
+                <m:t>0</m:t>
+              </m:r>
+            </m:sub>
+          </m:sSub>
+          <m:f>
+            <m:fPr>
+              <m:ctrlPr>
+                <w:rPr>
+                  <w:rFonts w:ascii="Cambria Math" w:eastAsiaTheme="minorEastAsia" w:hAnsi="Cambria Math"/>
+                  <w:i/>
+                  <w:lang w:val="en-US"/>
+                </w:rPr>
+              </m:ctrlPr>
+            </m:fPr>
+            <m:num>
+              <m:sSup>
+                <m:sSupPr>
+                  <m:ctrlPr>
+                    <w:rPr>
+                      <w:rFonts w:ascii="Cambria Math" w:eastAsiaTheme="minorEastAsia" w:hAnsi="Cambria Math"/>
+                      <w:i/>
+                      <w:lang w:val="en-US"/>
+                    </w:rPr>
+                  </m:ctrlPr>
+                </m:sSupPr>
+                <m:e>
+                  <m:d>
+                    <m:dPr>
+                      <m:ctrlPr>
+                        <w:rPr>
+                          <w:rFonts w:ascii="Cambria Math" w:eastAsiaTheme="minorEastAsia" w:hAnsi="Cambria Math"/>
+                          <w:i/>
+                          <w:lang w:val="en-US"/>
+                        </w:rPr>
+                      </m:ctrlPr>
+                    </m:dPr>
+                    <m:e>
+                      <m:r>
+                        <w:rPr>
+                          <w:rFonts w:ascii="Cambria Math" w:eastAsiaTheme="minorEastAsia" w:hAnsi="Cambria Math"/>
+                          <w:lang w:val="en-US"/>
+                        </w:rPr>
+                        <m:t>1+</m:t>
+                      </m:r>
+                      <m:sSub>
+                        <m:sSubPr>
+                          <m:ctrlPr>
+                            <w:rPr>
+                              <w:rFonts w:ascii="Cambria Math" w:eastAsiaTheme="minorEastAsia" w:hAnsi="Cambria Math"/>
+                              <w:i/>
+                              <w:lang w:val="en-US"/>
+                            </w:rPr>
+                          </m:ctrlPr>
+                        </m:sSubPr>
+                        <m:e>
+                          <m:r>
+                            <w:rPr>
+                              <w:rFonts w:ascii="Cambria Math" w:eastAsiaTheme="minorEastAsia" w:hAnsi="Cambria Math"/>
+                              <w:lang w:val="en-US"/>
+                            </w:rPr>
+                            <m:t>i</m:t>
+                          </m:r>
+                        </m:e>
+                        <m:sub>
+                          <m:r>
+                            <w:rPr>
+                              <w:rFonts w:ascii="Cambria Math" w:eastAsiaTheme="minorEastAsia" w:hAnsi="Cambria Math"/>
+                              <w:lang w:val="en-US"/>
+                            </w:rPr>
+                            <m:t>L</m:t>
+                          </m:r>
+                        </m:sub>
+                      </m:sSub>
+                    </m:e>
+                  </m:d>
+                </m:e>
+                <m:sup>
+                  <m:r>
+                    <w:rPr>
+                      <w:rFonts w:ascii="Cambria Math" w:eastAsiaTheme="minorEastAsia" w:hAnsi="Cambria Math"/>
+                      <w:lang w:val="en-US"/>
+                    </w:rPr>
+                    <m:t>t</m:t>
+                  </m:r>
+                </m:sup>
+              </m:sSup>
+            </m:num>
+            <m:den>
+              <m:sSup>
+                <m:sSupPr>
+                  <m:ctrlPr>
+                    <w:rPr>
+                      <w:rFonts w:ascii="Cambria Math" w:eastAsiaTheme="minorEastAsia" w:hAnsi="Cambria Math"/>
+                      <w:i/>
+                      <w:lang w:val="en-US"/>
+                    </w:rPr>
+                  </m:ctrlPr>
+                </m:sSupPr>
+                <m:e>
+                  <m:d>
+                    <m:dPr>
+                      <m:ctrlPr>
+                        <w:rPr>
+                          <w:rFonts w:ascii="Cambria Math" w:eastAsiaTheme="minorEastAsia" w:hAnsi="Cambria Math"/>
+                          <w:i/>
+                          <w:lang w:val="en-US"/>
+                        </w:rPr>
+                      </m:ctrlPr>
+                    </m:dPr>
+                    <m:e>
+                      <m:r>
+                        <w:rPr>
+                          <w:rFonts w:ascii="Cambria Math" w:eastAsiaTheme="minorEastAsia" w:hAnsi="Cambria Math"/>
+                          <w:lang w:val="en-US"/>
+                        </w:rPr>
+                        <m:t>1+</m:t>
+                      </m:r>
+                      <m:sSub>
+                        <m:sSubPr>
+                          <m:ctrlPr>
+                            <w:rPr>
+                              <w:rFonts w:ascii="Cambria Math" w:eastAsiaTheme="minorEastAsia" w:hAnsi="Cambria Math"/>
+                              <w:i/>
+                              <w:lang w:val="en-US"/>
+                            </w:rPr>
+                          </m:ctrlPr>
+                        </m:sSubPr>
+                        <m:e>
+                          <m:r>
+                            <w:rPr>
+                              <w:rFonts w:ascii="Cambria Math" w:eastAsiaTheme="minorEastAsia" w:hAnsi="Cambria Math"/>
+                              <w:lang w:val="en-US"/>
+                            </w:rPr>
+                            <m:t>i</m:t>
+                          </m:r>
+                        </m:e>
+                        <m:sub>
+                          <m:r>
+                            <w:rPr>
+                              <w:rFonts w:ascii="Cambria Math" w:eastAsiaTheme="minorEastAsia" w:hAnsi="Cambria Math"/>
+                              <w:lang w:val="en-US"/>
+                            </w:rPr>
+                            <m:t>F</m:t>
+                          </m:r>
+                        </m:sub>
+                      </m:sSub>
+                    </m:e>
+                  </m:d>
+                </m:e>
+                <m:sup>
+                  <m:r>
+                    <w:rPr>
+                      <w:rFonts w:ascii="Cambria Math" w:eastAsiaTheme="minorEastAsia" w:hAnsi="Cambria Math"/>
+                      <w:lang w:val="en-US"/>
+                    </w:rPr>
+                    <m:t>t</m:t>
+                  </m:r>
+                </m:sup>
+              </m:sSup>
+            </m:den>
+          </m:f>
+        </m:oMath>
+      </m:oMathPara>
+    </w:p>
+    <w:p>
+      <w:pPr>
+        <w:rPr>
+          <w:rFonts w:eastAsiaTheme="minorEastAsia"/>
+          <w:lang w:val="en-US"/>
+        </w:rPr>
+      </w:pPr>
+      <w:r>
+        <w:rPr>
+          <w:rFonts w:eastAsiaTheme="minorEastAsia"/>
+          <w:lang w:val="en-US"/>
+        </w:rPr>
+        <w:t>a)</w:t>
+      </w:r>
+    </w:p>
+    <w:p>
+      <w:pPr>
+        <w:rPr>
+          <w:rFonts w:eastAsiaTheme="minorEastAsia"/>
+        </w:rPr>
+      </w:pPr>
+      <m:oMathPara>
+        <m:oMath>
+          <m:sSub>
+            <m:sSubPr>
+              <m:ctrlPr>
+                <w:rPr>
+                  <w:rFonts w:ascii="Cambria Math" w:eastAsiaTheme="minorEastAsia" w:hAnsi="Cambria Math"/>
+                </w:rPr>
+              </m:ctrlPr>
+            </m:sSubPr>
+            <m:e>
+              <m:r>
+                <w:rPr>
+                  <w:rFonts w:ascii="Cambria Math" w:eastAsiaTheme="minorEastAsia" w:hAnsi="Cambria Math"/>
+                </w:rPr>
+                <m:t>S</m:t>
+              </m:r>
+            </m:e>
+            <m:sub>
+              <m:r>
+                <w:rPr>
+                  <w:rFonts w:ascii="Cambria Math" w:eastAsiaTheme="minorEastAsia" w:hAnsi="Cambria Math"/>
+                </w:rPr>
+                <m:t>1</m:t>
+              </m:r>
+            </m:sub>
+          </m:sSub>
+          <m:r>
+            <w:rPr>
+              <w:rFonts w:ascii="Cambria Math" w:eastAsiaTheme="minorEastAsia" w:hAnsi="Cambria Math"/>
+            </w:rPr>
+            <m:t>=97</m:t>
+          </m:r>
+          <m:sSup>
+            <m:sSupPr>
+              <m:ctrlPr>
+                <w:rPr>
+                  <w:rFonts w:ascii="Cambria Math" w:eastAsiaTheme="minorEastAsia" w:hAnsi="Cambria Math"/>
+                </w:rPr>
+              </m:ctrlPr>
+            </m:sSupPr>
+            <m:e>
+              <m:d>
+                <m:dPr>
+                  <m:ctrlPr>
+                    <w:rPr>
+                      <w:rFonts w:ascii="Cambria Math" w:eastAsiaTheme="minorEastAsia" w:hAnsi="Cambria Math"/>
+                    </w:rPr>
+                  </m:ctrlPr>
+                </m:dPr>
+                <m:e>
+                  <m:f>
+                    <m:fPr>
+                      <m:ctrlPr>
+                        <w:rPr>
+                          <w:rFonts w:ascii="Cambria Math" w:eastAsiaTheme="minorEastAsia" w:hAnsi="Cambria Math"/>
+                        </w:rPr>
+                      </m:ctrlPr>
+                    </m:fPr>
+                    <m:num>
+                      <m:r>
+                        <w:rPr>
+                          <w:rFonts w:ascii="Cambria Math" w:eastAsiaTheme="minorEastAsia" w:hAnsi="Cambria Math"/>
+                        </w:rPr>
+                        <m:t>1+0.05</m:t>
+                      </m:r>
+                    </m:num>
+                    <m:den>
+                      <m:r>
+                        <w:rPr>
+                          <w:rFonts w:ascii="Cambria Math" w:eastAsiaTheme="minorEastAsia" w:hAnsi="Cambria Math"/>
+                        </w:rPr>
+                        <m:t>1+0.03</m:t>
+                      </m:r>
+                    </m:den>
+                  </m:f>
+                </m:e>
+              </m:d>
+            </m:e>
+            <m:sup>
+              <m:r>
+                <w:rPr>
+                  <w:rFonts w:ascii="Cambria Math" w:eastAsiaTheme="minorEastAsia" w:hAnsi="Cambria Math"/>
+                </w:rPr>
+                <m:t>1</m:t>
+              </m:r>
+            </m:sup>
+          </m:sSup>
+        </m:oMath>
+      </m:oMathPara>
+    </w:p>
+    <w:p>
+      <w:pPr>
+        <w:rPr>
+          <w:rFonts w:eastAsiaTheme="minorEastAsia"/>
+        </w:rPr>
+      </w:pPr>
+      <m:oMathPara>
+        <m:oMath>
+          <m:sSub>
+            <m:sSubPr>
+              <m:ctrlPr>
+                <w:rPr>
+                  <w:rFonts w:ascii="Cambria Math" w:eastAsiaTheme="minorEastAsia" w:hAnsi="Cambria Math"/>
+                </w:rPr>
+              </m:ctrlPr>
+            </m:sSubPr>
+            <m:e>
+              <m:r>
+                <w:rPr>
+                  <w:rFonts w:ascii="Cambria Math" w:eastAsiaTheme="minorEastAsia" w:hAnsi="Cambria Math"/>
+                </w:rPr>
+                <m:t>S</m:t>
+              </m:r>
+            </m:e>
+            <m:sub>
+              <m:r>
+                <w:rPr>
+                  <w:rFonts w:ascii="Cambria Math" w:eastAsiaTheme="minorEastAsia" w:hAnsi="Cambria Math"/>
+                </w:rPr>
+                <m:t>1</m:t>
+              </m:r>
+            </m:sub>
+          </m:sSub>
+          <m:r>
+            <w:rPr>
+              <w:rFonts w:ascii="Cambria Math" w:eastAsiaTheme="minorEastAsia" w:hAnsi="Cambria Math"/>
+            </w:rPr>
+            <m:t>=97</m:t>
+          </m:r>
+          <m:d>
+            <m:dPr>
+              <m:ctrlPr>
+                <w:rPr>
+                  <w:rFonts w:ascii="Cambria Math" w:eastAsiaTheme="minorEastAsia" w:hAnsi="Cambria Math"/>
+                </w:rPr>
+              </m:ctrlPr>
+            </m:dPr>
+            <m:e>
+              <m:f>
+                <m:fPr>
+                  <m:ctrlPr>
+                    <w:rPr>
+                      <w:rFonts w:ascii="Cambria Math" w:eastAsiaTheme="minorEastAsia" w:hAnsi="Cambria Math"/>
+                    </w:rPr>
+                  </m:ctrlPr>
+                </m:fPr>
+                <m:num>
+                  <m:r>
+                    <w:rPr>
+                      <w:rFonts w:ascii="Cambria Math" w:eastAsiaTheme="minorEastAsia" w:hAnsi="Cambria Math"/>
+                    </w:rPr>
+                    <m:t>1.05</m:t>
+                  </m:r>
+                </m:num>
+                <m:den>
+                  <m:r>
+                    <w:rPr>
+                      <w:rFonts w:ascii="Cambria Math" w:eastAsiaTheme="minorEastAsia" w:hAnsi="Cambria Math"/>
+                    </w:rPr>
+                    <m:t>1.03</m:t>
+                  </m:r>
+                </m:den>
+              </m:f>
+            </m:e>
+          </m:d>
+        </m:oMath>
+      </m:oMathPara>
+    </w:p>
+    <w:p>
+      <w:pPr>
+        <w:rPr>
+          <w:rFonts w:eastAsiaTheme="minorEastAsia"/>
+        </w:rPr>
+      </w:pPr>
+      <m:oMathPara>
+        <m:oMath>
+          <m:sSub>
+            <m:sSubPr>
+              <m:ctrlPr>
+                <w:rPr>
+                  <w:rFonts w:ascii="Cambria Math" w:eastAsiaTheme="minorEastAsia" w:hAnsi="Cambria Math"/>
+                </w:rPr>
+              </m:ctrlPr>
+            </m:sSubPr>
+            <m:e>
+              <m:r>
+                <w:rPr>
+                  <w:rFonts w:ascii="Cambria Math" w:eastAsiaTheme="minorEastAsia" w:hAnsi="Cambria Math"/>
+                </w:rPr>
+                <m:t>S</m:t>
+              </m:r>
+            </m:e>
+            <m:sub>
+              <m:r>
+                <w:rPr>
+                  <w:rFonts w:ascii="Cambria Math" w:eastAsiaTheme="minorEastAsia" w:hAnsi="Cambria Math"/>
+                </w:rPr>
+                <m:t>1</m:t>
+              </m:r>
+            </m:sub>
+          </m:sSub>
+          <m:r>
+            <w:rPr>
+              <w:rFonts w:ascii="Cambria Math" w:eastAsiaTheme="minorEastAsia" w:hAnsi="Cambria Math"/>
+            </w:rPr>
+            <m:t>=97×1.019417</m:t>
+          </m:r>
+        </m:oMath>
+      </m:oMathPara>
+    </w:p>
+    <w:p>
+      <w:pPr>
+        <w:rPr>
+          <w:rFonts w:eastAsiaTheme="minorEastAsia"/>
+        </w:rPr>
+      </w:pPr>
+      <m:oMathPara>
+        <m:oMath>
+          <m:borderBox>
+            <m:borderBoxPr>
+              <m:ctrlPr>
+                <w:rPr>
+                  <w:rFonts w:ascii="Cambria Math" w:eastAsiaTheme="minorEastAsia" w:hAnsi="Cambria Math"/>
+                </w:rPr>
+              </m:ctrlPr>
+            </m:borderBoxPr>
+            <m:e>
+              <m:sSub>
+                <m:sSubPr>
+                  <m:ctrlPr>
+                    <w:rPr>
+                      <w:rFonts w:ascii="Cambria Math" w:eastAsiaTheme="minorEastAsia" w:hAnsi="Cambria Math"/>
+                    </w:rPr>
+                  </m:ctrlPr>
+                </m:sSubPr>
+                <m:e>
+                  <m:r>
+                    <w:rPr>
+                      <w:rFonts w:ascii="Cambria Math" w:eastAsiaTheme="minorEastAsia" w:hAnsi="Cambria Math"/>
+                    </w:rPr>
+                    <m:t>S</m:t>
+                  </m:r>
+                </m:e>
+                <m:sub>
+                  <m:r>
+                    <w:rPr>
+                      <w:rFonts w:ascii="Cambria Math" w:eastAsiaTheme="minorEastAsia" w:hAnsi="Cambria Math"/>
+                    </w:rPr>
+                    <m:t>1</m:t>
+                  </m:r>
+                </m:sub>
+              </m:sSub>
+              <m:r>
+                <w:rPr>
+                  <w:rFonts w:ascii="Cambria Math" w:eastAsiaTheme="minorEastAsia" w:hAnsi="Cambria Math"/>
+                </w:rPr>
+                <m:t>=₹98.88/$</m:t>
+              </m:r>
+            </m:e>
+          </m:borderBox>
+        </m:oMath>
+      </m:oMathPara>
+    </w:p>
+    <w:p>
+      <w:pPr>
+        <w:rPr>
+          <w:rFonts w:eastAsiaTheme="minorEastAsia"/>
+          <w:lang w:val="en-US"/>
+        </w:rPr>
+      </w:pPr>
+      <w:r>
+        <w:rPr>
+          <w:rFonts w:eastAsiaTheme="minorEastAsia"/>
+          <w:lang w:val="en-US"/>
+        </w:rPr>
+        <w:t>b)</w:t>
+      </w:r>
+    </w:p>
+    <w:p>
+      <w:pPr>
+        <w:rPr>
+          <w:rFonts w:eastAsiaTheme="minorEastAsia"/>
+        </w:rPr>
+      </w:pPr>
+      <m:oMathPara>
+        <m:oMath>
+          <m:sSub>
+            <m:sSubPr>
+              <m:ctrlPr>
+                <w:rPr>
+                  <w:rFonts w:ascii="Cambria Math" w:eastAsiaTheme="minorEastAsia" w:hAnsi="Cambria Math"/>
+                </w:rPr>
+              </m:ctrlPr>
+            </m:sSubPr>
+            <m:e>
+              <m:r>
+                <w:rPr>
+                  <w:rFonts w:ascii="Cambria Math" w:eastAsiaTheme="minorEastAsia" w:hAnsi="Cambria Math"/>
+                </w:rPr>
+                <m:t>S</m:t>
+              </m:r>
+            </m:e>
+            <m:sub>
+              <m:r>
+                <w:rPr>
+                  <w:rFonts w:ascii="Cambria Math" w:eastAsiaTheme="minorEastAsia" w:hAnsi="Cambria Math"/>
+                </w:rPr>
+                <m:t>2</m:t>
+              </m:r>
+            </m:sub>
+          </m:sSub>
+          <m:r>
+            <w:rPr>
+              <w:rFonts w:ascii="Cambria Math" w:eastAsiaTheme="minorEastAsia" w:hAnsi="Cambria Math"/>
+            </w:rPr>
+            <m:t>=97</m:t>
+          </m:r>
+          <m:sSup>
+            <m:sSupPr>
+              <m:ctrlPr>
+                <w:rPr>
+                  <w:rFonts w:ascii="Cambria Math" w:eastAsiaTheme="minorEastAsia" w:hAnsi="Cambria Math"/>
+                </w:rPr>
+              </m:ctrlPr>
+            </m:sSupPr>
+            <m:e>
+              <m:d>
+                <m:dPr>
+                  <m:ctrlPr>
+                    <w:rPr>
+                      <w:rFonts w:ascii="Cambria Math" w:eastAsiaTheme="minorEastAsia" w:hAnsi="Cambria Math"/>
+                    </w:rPr>
+                  </m:ctrlPr>
+                </m:dPr>
+                <m:e>
+                  <m:f>
+                    <m:fPr>
+                      <m:ctrlPr>
+                        <w:rPr>
+                          <w:rFonts w:ascii="Cambria Math" w:eastAsiaTheme="minorEastAsia" w:hAnsi="Cambria Math"/>
+                        </w:rPr>
+                      </m:ctrlPr>
+                    </m:fPr>
+                    <m:num>
+                      <m:r>
+                        <w:rPr>
+                          <w:rFonts w:ascii="Cambria Math" w:eastAsiaTheme="minorEastAsia" w:hAnsi="Cambria Math"/>
+                        </w:rPr>
+                        <m:t>1.05</m:t>
+                      </m:r>
+                    </m:num>
+                    <m:den>
+                      <m:r>
+                        <w:rPr>
+                          <w:rFonts w:ascii="Cambria Math" w:eastAsiaTheme="minorEastAsia" w:hAnsi="Cambria Math"/>
+                        </w:rPr>
+                        <m:t>1.03</m:t>
+                      </m:r>
+                    </m:den>
+                  </m:f>
+                </m:e>
+              </m:d>
+            </m:e>
+            <m:sup>
+              <m:r>
+                <w:rPr>
+                  <w:rFonts w:ascii="Cambria Math" w:eastAsiaTheme="minorEastAsia" w:hAnsi="Cambria Math"/>
+                </w:rPr>
+                <m:t>2</m:t>
+              </m:r>
+            </m:sup>
+          </m:sSup>
+        </m:oMath>
+      </m:oMathPara>
+    </w:p>
+    <w:p>
+      <w:pPr>
+        <w:rPr>
+          <w:rFonts w:eastAsiaTheme="minorEastAsia"/>
+        </w:rPr>
+      </w:pPr>
+      <m:oMathPara>
+        <m:oMath>
+          <m:sSub>
+            <m:sSubPr>
+              <m:ctrlPr>
+                <w:rPr>
+                  <w:rFonts w:ascii="Cambria Math" w:eastAsiaTheme="minorEastAsia" w:hAnsi="Cambria Math"/>
+                </w:rPr>
+              </m:ctrlPr>
+            </m:sSubPr>
+            <m:e>
+              <m:r>
+                <w:rPr>
+                  <w:rFonts w:ascii="Cambria Math" w:eastAsiaTheme="minorEastAsia" w:hAnsi="Cambria Math"/>
+                </w:rPr>
+                <m:t>S</m:t>
+              </m:r>
+            </m:e>
+            <m:sub>
+              <m:r>
+                <w:rPr>
+                  <w:rFonts w:ascii="Cambria Math" w:eastAsiaTheme="minorEastAsia" w:hAnsi="Cambria Math"/>
+                </w:rPr>
+                <m:t>2</m:t>
+              </m:r>
+            </m:sub>
+          </m:sSub>
+          <m:r>
+            <w:rPr>
+              <w:rFonts w:ascii="Cambria Math" w:eastAsiaTheme="minorEastAsia" w:hAnsi="Cambria Math"/>
+            </w:rPr>
+            <m:t>=97×</m:t>
+          </m:r>
+          <m:sSup>
+            <m:sSupPr>
+              <m:ctrlPr>
+                <w:rPr>
+                  <w:rFonts w:ascii="Cambria Math" w:eastAsiaTheme="minorEastAsia" w:hAnsi="Cambria Math"/>
+                </w:rPr>
+              </m:ctrlPr>
+            </m:sSupPr>
+            <m:e>
+              <m:d>
+                <m:dPr>
+                  <m:ctrlPr>
+                    <w:rPr>
+                      <w:rFonts w:ascii="Cambria Math" w:eastAsiaTheme="minorEastAsia" w:hAnsi="Cambria Math"/>
+                    </w:rPr>
+                  </m:ctrlPr>
+                </m:dPr>
+                <m:e>
+                  <m:r>
+                    <w:rPr>
+                      <w:rFonts w:ascii="Cambria Math" w:eastAsiaTheme="minorEastAsia" w:hAnsi="Cambria Math"/>
+                    </w:rPr>
+                    <m:t>1.019417</m:t>
+                  </m:r>
+                </m:e>
+              </m:d>
+            </m:e>
+            <m:sup>
+              <m:r>
+                <w:rPr>
+                  <w:rFonts w:ascii="Cambria Math" w:eastAsiaTheme="minorEastAsia" w:hAnsi="Cambria Math"/>
+                </w:rPr>
+                <m:t>2</m:t>
+              </m:r>
+            </m:sup>
+          </m:sSup>
+        </m:oMath>
+      </m:oMathPara>
+    </w:p>
+    <w:p>
+      <w:pPr>
+        <w:rPr>
+          <w:rFonts w:eastAsiaTheme="minorEastAsia"/>
+        </w:rPr>
+      </w:pPr>
+      <m:oMathPara>
+        <m:oMath>
+          <m:borderBox>
+            <m:borderBoxPr>
+              <m:ctrlPr>
+                <w:rPr>
+                  <w:rFonts w:ascii="Cambria Math" w:eastAsiaTheme="minorEastAsia" w:hAnsi="Cambria Math"/>
+                </w:rPr>
+              </m:ctrlPr>
+            </m:borderBoxPr>
+            <m:e>
+              <m:sSub>
+                <m:sSubPr>
+                  <m:ctrlPr>
+                    <w:rPr>
+                      <w:rFonts w:ascii="Cambria Math" w:eastAsiaTheme="minorEastAsia" w:hAnsi="Cambria Math"/>
+                    </w:rPr>
+                  </m:ctrlPr>
+                </m:sSubPr>
+                <m:e>
+                  <m:r>
+                    <w:rPr>
+                      <w:rFonts w:ascii="Cambria Math" w:eastAsiaTheme="minorEastAsia" w:hAnsi="Cambria Math"/>
+                    </w:rPr>
+                    <m:t>S</m:t>
+                  </m:r>
+                </m:e>
+                <m:sub>
+                  <m:r>
+                    <w:rPr>
+                      <w:rFonts w:ascii="Cambria Math" w:eastAsiaTheme="minorEastAsia" w:hAnsi="Cambria Math"/>
+                    </w:rPr>
+                    <m:t>2</m:t>
+                  </m:r>
+                </m:sub>
+              </m:sSub>
+              <m:r>
+                <w:rPr>
+                  <w:rFonts w:ascii="Cambria Math" w:eastAsiaTheme="minorEastAsia" w:hAnsi="Cambria Math"/>
+                </w:rPr>
+                <m:t>=₹100.80/$</m:t>
+              </m:r>
+            </m:e>
+          </m:borderBox>
+        </m:oMath>
+      </m:oMathPara>
+    </w:p>
+    <w:p>
+      <w:pPr>
+        <w:rPr>
+          <w:rFonts w:eastAsiaTheme="minorEastAsia"/>
+          <w:lang w:val="en-US"/>
+        </w:rPr>
+      </w:pPr>
+      <w:r>
+        <w:rPr>
+          <w:rFonts w:eastAsiaTheme="minorEastAsia"/>
+          <w:lang w:val="en-US"/>
+        </w:rPr>
+        <w:t>Q. the spot rate is $1.65 / GBP. The expected inflation rates in UK and USA for the next 3 years are given below:</w:t>
+      </w:r>
+    </w:p>
+    <w:tbl>
+      <w:tblPr>
+        <w:tblStyle w:val="TableGrid"/>
+        <w:tblW w:w="0" w:type="auto"/>
+        <w:tblLook w:val="04A0" w:firstRow="1" w:lastRow="0" w:firstColumn="1" w:lastColumn="0" w:noHBand="0" w:noVBand="1"/>
+      </w:tblPr>
+      <w:tblGrid>
+        <w:gridCol w:w="3005"/>
+        <w:gridCol w:w="3005"/>
+        <w:gridCol w:w="3006"/>
+      </w:tblGrid>
+      <w:tr>
+        <w:tc>
+          <w:tcPr>
+            <w:tcW w:w="3005" w:type="dxa"/>
+          </w:tcPr>
+          <w:p>
+            <w:pPr>
+              <w:rPr>
+                <w:rFonts w:eastAsiaTheme="minorEastAsia"/>
+                <w:lang w:val="en-US"/>
+              </w:rPr>
+            </w:pPr>
+            <w:r>
+              <w:rPr>
+                <w:rFonts w:eastAsiaTheme="minorEastAsia"/>
+                <w:lang w:val="en-US"/>
+              </w:rPr>
+              <w:t>Year</w:t>
+            </w:r>
+          </w:p>
+        </w:tc>
+        <w:tc>
+          <w:tcPr>
+            <w:tcW w:w="3005" w:type="dxa"/>
+          </w:tcPr>
+          <w:p>
+            <w:pPr>
+              <w:rPr>
+                <w:rFonts w:eastAsiaTheme="minorEastAsia"/>
+                <w:lang w:val="en-US"/>
+              </w:rPr>
+            </w:pPr>
+            <w:r>
+              <w:rPr>
+                <w:rFonts w:eastAsiaTheme="minorEastAsia"/>
+                <w:lang w:val="en-US"/>
+              </w:rPr>
+              <w:t>UK Inflation</w:t>
+            </w:r>
+          </w:p>
+        </w:tc>
+        <w:tc>
+          <w:tcPr>
+            <w:tcW w:w="3006" w:type="dxa"/>
+          </w:tcPr>
+          <w:p>
+            <w:pPr>
+              <w:rPr>
+                <w:rFonts w:eastAsiaTheme="minorEastAsia"/>
+                <w:lang w:val="en-US"/>
+              </w:rPr>
+            </w:pPr>
+            <w:r>
+              <w:rPr>
+                <w:rFonts w:eastAsiaTheme="minorEastAsia"/>
+                <w:lang w:val="en-US"/>
+              </w:rPr>
+              <w:t>US Inflation</w:t>
+            </w:r>
+          </w:p>
+        </w:tc>
+      </w:tr>
+      <w:tr>
+        <w:tc>
+          <w:tcPr>
+            <w:tcW w:w="3005" w:type="dxa"/>
+          </w:tcPr>
+          <w:p>
+            <w:pPr>
+              <w:rPr>
+                <w:rFonts w:eastAsiaTheme="minorEastAsia"/>
+                <w:lang w:val="en-US"/>
+              </w:rPr>
+            </w:pPr>
+            <w:r>
+              <w:rPr>
+                <w:rFonts w:eastAsiaTheme="minorEastAsia"/>
+                <w:lang w:val="en-US"/>
+              </w:rPr>
+              <w:t>1</w:t>
+            </w:r>
+          </w:p>
+        </w:tc>
+        <w:tc>
+          <w:tcPr>
+            <w:tcW w:w="3005" w:type="dxa"/>
+          </w:tcPr>
+          <w:p>
+            <w:pPr>
+              <w:rPr>
+                <w:rFonts w:eastAsiaTheme="minorEastAsia"/>
+                <w:lang w:val="en-US"/>
+              </w:rPr>
+            </w:pPr>
+            <w:r>
+              <w:rPr>
+                <w:rFonts w:eastAsiaTheme="minorEastAsia"/>
+                <w:lang w:val="en-US"/>
+              </w:rPr>
+              <w:t>3</w:t>
+            </w:r>
+          </w:p>
+        </w:tc>
+        <w:tc>
+          <w:tcPr>
+            <w:tcW w:w="3006" w:type="dxa"/>
+          </w:tcPr>
+          <w:p>
+            <w:pPr>
+              <w:rPr>
+                <w:rFonts w:eastAsiaTheme="minorEastAsia"/>
+                <w:lang w:val="en-US"/>
+              </w:rPr>
+            </w:pPr>
+            <w:r>
+              <w:rPr>
+                <w:rFonts w:eastAsiaTheme="minorEastAsia"/>
+                <w:lang w:val="en-US"/>
+              </w:rPr>
+              <w:t>2.0</w:t>
+            </w:r>
+          </w:p>
+        </w:tc>
+      </w:tr>
+      <w:tr>
+        <w:tc>
+          <w:tcPr>
+            <w:tcW w:w="3005" w:type="dxa"/>
+          </w:tcPr>
+          <w:p>
+            <w:pPr>
+              <w:rPr>
+                <w:rFonts w:eastAsiaTheme="minorEastAsia"/>
+                <w:lang w:val="en-US"/>
+              </w:rPr>
+            </w:pPr>
+            <w:r>
+              <w:rPr>
+                <w:rFonts w:eastAsiaTheme="minorEastAsia"/>
+                <w:lang w:val="en-US"/>
+              </w:rPr>
+              <w:t>2</w:t>
+            </w:r>
+          </w:p>
+        </w:tc>
+        <w:tc>
+          <w:tcPr>
+            <w:tcW w:w="3005" w:type="dxa"/>
+          </w:tcPr>
+          <w:p>
+            <w:pPr>
+              <w:rPr>
+                <w:rFonts w:eastAsiaTheme="minorEastAsia"/>
+                <w:lang w:val="en-US"/>
+              </w:rPr>
+            </w:pPr>
+            <w:r>
+              <w:rPr>
+                <w:rFonts w:eastAsiaTheme="minorEastAsia"/>
+                <w:lang w:val="en-US"/>
+              </w:rPr>
+              <w:t>3.5</w:t>
+            </w:r>
+          </w:p>
+        </w:tc>
+        <w:tc>
+          <w:tcPr>
+            <w:tcW w:w="3006" w:type="dxa"/>
+          </w:tcPr>
+          <w:p>
+            <w:pPr>
+              <w:rPr>
+                <w:rFonts w:eastAsiaTheme="minorEastAsia"/>
+                <w:lang w:val="en-US"/>
+              </w:rPr>
+            </w:pPr>
+            <w:r>
+              <w:rPr>
+                <w:rFonts w:eastAsiaTheme="minorEastAsia"/>
+                <w:lang w:val="en-US"/>
+              </w:rPr>
+              <w:t>2.5</w:t>
+            </w:r>
+          </w:p>
+        </w:tc>
+      </w:tr>
+      <w:tr>
+        <w:tc>
+          <w:tcPr>
+            <w:tcW w:w="3005" w:type="dxa"/>
+          </w:tcPr>
+          <w:p>
+            <w:pPr>
+              <w:rPr>
+                <w:rFonts w:eastAsiaTheme="minorEastAsia"/>
+                <w:lang w:val="en-US"/>
+              </w:rPr>
+            </w:pPr>
+            <w:r>
+              <w:rPr>
+                <w:rFonts w:eastAsiaTheme="minorEastAsia"/>
+                <w:lang w:val="en-US"/>
+              </w:rPr>
+              <w:t>3</w:t>
+            </w:r>
+          </w:p>
+        </w:tc>
+        <w:tc>
+          <w:tcPr>
+            <w:tcW w:w="3005" w:type="dxa"/>
+          </w:tcPr>
+          <w:p>
+            <w:pPr>
+              <w:rPr>
+                <w:rFonts w:eastAsiaTheme="minorEastAsia"/>
+                <w:lang w:val="en-US"/>
+              </w:rPr>
+            </w:pPr>
+            <w:r>
+              <w:rPr>
+                <w:rFonts w:eastAsiaTheme="minorEastAsia"/>
+                <w:lang w:val="en-US"/>
+              </w:rPr>
+              <w:t>3</w:t>
+            </w:r>
+          </w:p>
+        </w:tc>
+        <w:tc>
+          <w:tcPr>
+            <w:tcW w:w="3006" w:type="dxa"/>
+          </w:tcPr>
+          <w:p>
+            <w:pPr>
+              <w:rPr>
+                <w:rFonts w:eastAsiaTheme="minorEastAsia"/>
+                <w:lang w:val="en-US"/>
+              </w:rPr>
+            </w:pPr>
+            <w:r>
+              <w:rPr>
+                <w:rFonts w:eastAsiaTheme="minorEastAsia"/>
+                <w:lang w:val="en-US"/>
+              </w:rPr>
+              <w:t>2.0</w:t>
+            </w:r>
+          </w:p>
+        </w:tc>
+      </w:tr>
+    </w:tbl>
+    <w:p>
+      <w:pPr>
+        <w:rPr>
+          <w:rFonts w:eastAsiaTheme="minorEastAsia"/>
+          <w:lang w:val="en-US"/>
+        </w:rPr>
+      </w:pPr>
+    </w:p>
+    <w:p>
+      <w:pPr>
+        <w:rPr>
+          <w:rFonts w:eastAsiaTheme="minorEastAsia"/>
+        </w:rPr>
+      </w:pPr>
+      <w:r>
+        <w:rPr>
+          <w:rFonts w:eastAsiaTheme="minorEastAsia"/>
+        </w:rPr>
+        <w:t xml:space="preserve">Calculate the expected exchange rate for 3 years </w:t>
+      </w:r>
+    </w:p>
+    <w:p>
+      <w:pPr>
+        <w:rPr>
+          <w:rFonts w:eastAsiaTheme="minorEastAsia"/>
+        </w:rPr>
+      </w:pPr>
+    </w:p>
+    <w:p>
+      <w:pPr>
+        <w:rPr>
+          <w:rFonts w:eastAsiaTheme="minorEastAsia"/>
+        </w:rPr>
+      </w:pPr>
+    </w:p>
+    <w:p>
+      <w:pPr>
+        <w:rPr>
+          <w:rFonts w:eastAsiaTheme="minorEastAsia"/>
+        </w:rPr>
+      </w:pPr>
+    </w:p>
+    <w:p>
+      <w:pPr>
+        <w:rPr>
+          <w:lang w:val="en-US"/>
+        </w:rPr>
+      </w:pPr>
+      <w:r>
+        <w:rPr>
+          <w:lang w:val="en-US"/>
+        </w:rPr>
+        <w:lastRenderedPageBreak/>
+        <w:t>26/10/2026</w:t>
+      </w:r>
+    </w:p>
+    <w:p>
+      <w:pPr>
+        <w:rPr>
+          <w:lang w:val="en-US"/>
+        </w:rPr>
+      </w:pPr>
+    </w:p>
+    <w:p>
+      <w:pPr>
+        <w:rPr>
+          <w:lang w:val="en-US"/>
+        </w:rPr>
+      </w:pPr>
+      <w:r>
+        <w:rPr>
+          <w:lang w:val="en-US"/>
+        </w:rPr>
+        <w:t>SPOT rate – benchmark rate, straight forward rate, outright rate</w:t>
+      </w:r>
+    </w:p>
+    <w:p>
+      <w:pPr>
+        <w:rPr>
+          <w:lang w:val="en-US"/>
+        </w:rPr>
+      </w:pPr>
+    </w:p>
+    <w:p>
+      <w:pPr>
+        <w:rPr>
+          <w:lang w:val="en-US"/>
+        </w:rPr>
+      </w:pPr>
+      <w:r>
+        <w:rPr>
+          <w:lang w:val="en-US"/>
+        </w:rPr>
+        <w:t>Interest rate parity theory (IRP)</w:t>
+      </w:r>
+    </w:p>
+    <w:p>
+      <w:pPr>
+        <w:pStyle w:val="ListParagraph"/>
+        <w:numPr>
+          <w:ilvl w:val="0"/>
+          <w:numId w:val="43"/>
+        </w:numPr>
+        <w:rPr>
+          <w:lang w:val="en-US"/>
+        </w:rPr>
+      </w:pPr>
+      <w:proofErr w:type="spellStart"/>
+      <w:r>
+        <w:rPr>
+          <w:lang w:val="en-US"/>
+        </w:rPr>
+        <w:t>Analyse</w:t>
+      </w:r>
+      <w:proofErr w:type="spellEnd"/>
+      <w:r>
+        <w:rPr>
+          <w:lang w:val="en-US"/>
+        </w:rPr>
+        <w:t xml:space="preserve"> the relationship between the spot rate and corresponding forward (future) rate of currencies</w:t>
+      </w:r>
+    </w:p>
+    <w:p>
+      <w:pPr>
+        <w:pStyle w:val="ListParagraph"/>
+        <w:numPr>
+          <w:ilvl w:val="0"/>
+          <w:numId w:val="43"/>
+        </w:numPr>
+        <w:rPr>
+          <w:lang w:val="en-US"/>
+        </w:rPr>
+      </w:pPr>
+      <w:r>
+        <w:rPr>
+          <w:lang w:val="en-US"/>
+        </w:rPr>
+        <w:t xml:space="preserve">IRP – states that, interest rate </w:t>
+      </w:r>
+      <w:proofErr w:type="spellStart"/>
+      <w:r>
+        <w:rPr>
+          <w:lang w:val="en-US"/>
+        </w:rPr>
+        <w:t>differncials</w:t>
+      </w:r>
+      <w:proofErr w:type="spellEnd"/>
+      <w:r>
+        <w:rPr>
+          <w:lang w:val="en-US"/>
+        </w:rPr>
+        <w:t xml:space="preserve"> between two different currencies. =&gt; </w:t>
+      </w:r>
+      <w:proofErr w:type="spellStart"/>
+      <w:r>
+        <w:rPr>
+          <w:lang w:val="en-US"/>
+        </w:rPr>
+        <w:t>reflcted</w:t>
+      </w:r>
+      <w:proofErr w:type="spellEnd"/>
+      <w:r>
+        <w:rPr>
+          <w:lang w:val="en-US"/>
+        </w:rPr>
+        <w:t xml:space="preserve"> in the premium or discount</w:t>
+      </w:r>
+    </w:p>
+    <w:p>
+      <w:pPr>
+        <w:rPr>
+          <w:lang w:val="en-US"/>
+        </w:rPr>
+      </w:pPr>
+    </w:p>
+    <w:p>
+      <w:pPr>
+        <w:rPr>
+          <w:lang w:val="en-US"/>
+        </w:rPr>
+      </w:pPr>
+      <w:proofErr w:type="spellStart"/>
+      <w:r>
+        <w:rPr>
+          <w:lang w:val="en-US"/>
+        </w:rPr>
+        <w:t>Eg.</w:t>
+      </w:r>
+      <w:proofErr w:type="spellEnd"/>
+      <w:r>
+        <w:rPr>
+          <w:lang w:val="en-US"/>
+        </w:rPr>
+        <w:t xml:space="preserve"> Interest rate 5 % US 8% UK</w:t>
+      </w:r>
+    </w:p>
+    <w:p>
+      <w:pPr>
+        <w:rPr>
+          <w:lang w:val="en-US"/>
+        </w:rPr>
+      </w:pPr>
+      <w:r>
+        <w:rPr>
+          <w:lang w:val="en-US"/>
+        </w:rPr>
+        <w:t>SPOT Rate: GBP = 1.50 USD</w:t>
+      </w:r>
+    </w:p>
+    <w:p>
+      <w:pPr>
+        <w:rPr>
+          <w:lang w:val="en-US"/>
+        </w:rPr>
+      </w:pPr>
+      <w:r>
+        <w:rPr>
+          <w:lang w:val="en-US"/>
+        </w:rPr>
+        <w:t>Forward rate: GBP = 1.48 USD</w:t>
+      </w:r>
+    </w:p>
+    <w:p>
+      <w:pPr>
+        <w:rPr>
+          <w:lang w:val="en-US"/>
+        </w:rPr>
+      </w:pPr>
+      <w:r>
+        <w:rPr>
+          <w:lang w:val="en-US"/>
+        </w:rPr>
+        <w:t>Borrow 1 million USD and capitalize the difference in interest rates</w:t>
+      </w:r>
+    </w:p>
+    <w:p>
+      <w:pPr>
         <w:rPr>
           <w:rFonts w:eastAsiaTheme="minorEastAsia"/>
         </w:rPr>
@@ -11228,92 +13889,6 @@
     </w:lvl>
   </w:abstractNum>
   <w:abstractNum w:abstractNumId="7" w15:restartNumberingAfterBreak="0">
-    <w:nsid w:val="0A9107CB"/>
-    <w:multiLevelType w:val="hybridMultilevel"/>
-    <w:tmpl w:val="398AC74A"/>
-    <w:lvl w:ilvl="0" w:tplc="4009000F">
-      <w:start w:val="1"/>
-      <w:numFmt w:val="decimal"/>
-      <w:lvlText w:val="%1."/>
-      <w:lvlJc w:val="left"/>
-      <w:pPr>
-        <w:ind w:left="720" w:hanging="360"/>
-      </w:pPr>
-    </w:lvl>
-    <w:lvl w:ilvl="1" w:tplc="40090019" w:tentative="1">
-      <w:start w:val="1"/>
-      <w:numFmt w:val="lowerLetter"/>
-      <w:lvlText w:val="%2."/>
-      <w:lvlJc w:val="left"/>
-      <w:pPr>
-        <w:ind w:left="1440" w:hanging="360"/>
-      </w:pPr>
-    </w:lvl>
-    <w:lvl w:ilvl="2" w:tplc="4009001B" w:tentative="1">
-      <w:start w:val="1"/>
-      <w:numFmt w:val="lowerRoman"/>
-      <w:lvlText w:val="%3."/>
-      <w:lvlJc w:val="right"/>
-      <w:pPr>
-        <w:ind w:left="2160" w:hanging="180"/>
-      </w:pPr>
-    </w:lvl>
-    <w:lvl w:ilvl="3" w:tplc="4009000F" w:tentative="1">
-      <w:start w:val="1"/>
-      <w:numFmt w:val="decimal"/>
-      <w:lvlText w:val="%4."/>
-      <w:lvlJc w:val="left"/>
-      <w:pPr>
-        <w:ind w:left="2880" w:hanging="360"/>
-      </w:pPr>
-    </w:lvl>
-    <w:lvl w:ilvl="4" w:tplc="40090019" w:tentative="1">
-      <w:start w:val="1"/>
-      <w:numFmt w:val="lowerLetter"/>
-      <w:lvlText w:val="%5."/>
-      <w:lvlJc w:val="left"/>
-      <w:pPr>
-        <w:ind w:left="3600" w:hanging="360"/>
-      </w:pPr>
-    </w:lvl>
-    <w:lvl w:ilvl="5" w:tplc="4009001B" w:tentative="1">
-      <w:start w:val="1"/>
-      <w:numFmt w:val="lowerRoman"/>
-      <w:lvlText w:val="%6."/>
-      <w:lvlJc w:val="right"/>
-      <w:pPr>
-        <w:ind w:left="4320" w:hanging="180"/>
-      </w:pPr>
-    </w:lvl>
-    <w:lvl w:ilvl="6" w:tplc="4009000F" w:tentative="1">
-      <w:start w:val="1"/>
-      <w:numFmt w:val="decimal"/>
-      <w:lvlText w:val="%7."/>
-      <w:lvlJc w:val="left"/>
-      <w:pPr>
-        <w:ind w:left="5040" w:hanging="360"/>
-      </w:pPr>
-    </w:lvl>
-    <w:lvl w:ilvl="7" w:tplc="40090019" w:tentative="1">
-      <w:start w:val="1"/>
-      <w:numFmt w:val="lowerLetter"/>
-      <w:lvlText w:val="%8."/>
-      <w:lvlJc w:val="left"/>
-      <w:pPr>
-        <w:ind w:left="5760" w:hanging="360"/>
-      </w:pPr>
-    </w:lvl>
-    <w:lvl w:ilvl="8" w:tplc="4009001B" w:tentative="1">
-      <w:start w:val="1"/>
-      <w:numFmt w:val="lowerRoman"/>
-      <w:lvlText w:val="%9."/>
-      <w:lvlJc w:val="right"/>
-      <w:pPr>
-        <w:ind w:left="6480" w:hanging="180"/>
-      </w:pPr>
-    </w:lvl>
-  </w:abstractNum>
-  <w:abstractNum w:abstractNumId="8" w15:restartNumberingAfterBreak="0">
     <w:nsid w:val="0BCE7DF0"/>
     <w:multiLevelType w:val="hybridMultilevel"/>
     <w:tmpl w:val="4502F46E"/>
@@ -11426,179 +14001,7 @@
       </w:rPr>
     </w:lvl>
   </w:abstractNum>
-  <w:abstractNum w:abstractNumId="9" w15:restartNumberingAfterBreak="0">
-    <w:nsid w:val="0C0C5C67"/>
-    <w:multiLevelType w:val="hybridMultilevel"/>
-    <w:tmpl w:val="5924474E"/>
-    <w:lvl w:ilvl="0" w:tplc="4009000F">
-      <w:start w:val="1"/>
-      <w:numFmt w:val="decimal"/>
-      <w:lvlText w:val="%1."/>
-      <w:lvlJc w:val="left"/>
-      <w:pPr>
-        <w:ind w:left="2160" w:hanging="360"/>
-      </w:pPr>
-    </w:lvl>
-    <w:lvl w:ilvl="1" w:tplc="40090019" w:tentative="1">
-      <w:start w:val="1"/>
-      <w:numFmt w:val="lowerLetter"/>
-      <w:lvlText w:val="%2."/>
-      <w:lvlJc w:val="left"/>
-      <w:pPr>
-        <w:ind w:left="2880" w:hanging="360"/>
-      </w:pPr>
-    </w:lvl>
-    <w:lvl w:ilvl="2" w:tplc="4009001B" w:tentative="1">
-      <w:start w:val="1"/>
-      <w:numFmt w:val="lowerRoman"/>
-      <w:lvlText w:val="%3."/>
-      <w:lvlJc w:val="right"/>
-      <w:pPr>
-        <w:ind w:left="3600" w:hanging="180"/>
-      </w:pPr>
-    </w:lvl>
-    <w:lvl w:ilvl="3" w:tplc="4009000F" w:tentative="1">
-      <w:start w:val="1"/>
-      <w:numFmt w:val="decimal"/>
-      <w:lvlText w:val="%4."/>
-      <w:lvlJc w:val="left"/>
-      <w:pPr>
-        <w:ind w:left="4320" w:hanging="360"/>
-      </w:pPr>
-    </w:lvl>
-    <w:lvl w:ilvl="4" w:tplc="40090019" w:tentative="1">
-      <w:start w:val="1"/>
-      <w:numFmt w:val="lowerLetter"/>
-      <w:lvlText w:val="%5."/>
-      <w:lvlJc w:val="left"/>
-      <w:pPr>
-        <w:ind w:left="5040" w:hanging="360"/>
-      </w:pPr>
-    </w:lvl>
-    <w:lvl w:ilvl="5" w:tplc="4009001B" w:tentative="1">
-      <w:start w:val="1"/>
-      <w:numFmt w:val="lowerRoman"/>
-      <w:lvlText w:val="%6."/>
-      <w:lvlJc w:val="right"/>
-      <w:pPr>
-        <w:ind w:left="5760" w:hanging="180"/>
-      </w:pPr>
-    </w:lvl>
-    <w:lvl w:ilvl="6" w:tplc="4009000F" w:tentative="1">
-      <w:start w:val="1"/>
-      <w:numFmt w:val="decimal"/>
-      <w:lvlText w:val="%7."/>
-      <w:lvlJc w:val="left"/>
-      <w:pPr>
-        <w:ind w:left="6480" w:hanging="360"/>
-      </w:pPr>
-    </w:lvl>
-    <w:lvl w:ilvl="7" w:tplc="40090019" w:tentative="1">
-      <w:start w:val="1"/>
-      <w:numFmt w:val="lowerLetter"/>
-      <w:lvlText w:val="%8."/>
-      <w:lvlJc w:val="left"/>
-      <w:pPr>
-        <w:ind w:left="7200" w:hanging="360"/>
-      </w:pPr>
-    </w:lvl>
-    <w:lvl w:ilvl="8" w:tplc="4009001B" w:tentative="1">
-      <w:start w:val="1"/>
-      <w:numFmt w:val="lowerRoman"/>
-      <w:lvlText w:val="%9."/>
-      <w:lvlJc w:val="right"/>
-      <w:pPr>
-        <w:ind w:left="7920" w:hanging="180"/>
-      </w:pPr>
-    </w:lvl>
-  </w:abstractNum>
-  <w:abstractNum w:abstractNumId="10" w15:restartNumberingAfterBreak="0">
-    <w:nsid w:val="0CE72736"/>
-    <w:multiLevelType w:val="hybridMultilevel"/>
-    <w:tmpl w:val="DB328FD2"/>
-    <w:lvl w:ilvl="0" w:tplc="4009000F">
-      <w:start w:val="1"/>
-      <w:numFmt w:val="decimal"/>
-      <w:lvlText w:val="%1."/>
-      <w:lvlJc w:val="left"/>
-      <w:pPr>
-        <w:ind w:left="1440" w:hanging="360"/>
-      </w:pPr>
-    </w:lvl>
-    <w:lvl w:ilvl="1" w:tplc="40090019" w:tentative="1">
-      <w:start w:val="1"/>
-      <w:numFmt w:val="lowerLetter"/>
-      <w:lvlText w:val="%2."/>
-      <w:lvlJc w:val="left"/>
-      <w:pPr>
-        <w:ind w:left="2160" w:hanging="360"/>
-      </w:pPr>
-    </w:lvl>
-    <w:lvl w:ilvl="2" w:tplc="4009001B" w:tentative="1">
-      <w:start w:val="1"/>
-      <w:numFmt w:val="lowerRoman"/>
-      <w:lvlText w:val="%3."/>
-      <w:lvlJc w:val="right"/>
-      <w:pPr>
-        <w:ind w:left="2880" w:hanging="180"/>
-      </w:pPr>
-    </w:lvl>
-    <w:lvl w:ilvl="3" w:tplc="4009000F" w:tentative="1">
-      <w:start w:val="1"/>
-      <w:numFmt w:val="decimal"/>
-      <w:lvlText w:val="%4."/>
-      <w:lvlJc w:val="left"/>
-      <w:pPr>
-        <w:ind w:left="3600" w:hanging="360"/>
-      </w:pPr>
-    </w:lvl>
-    <w:lvl w:ilvl="4" w:tplc="40090019" w:tentative="1">
-      <w:start w:val="1"/>
-      <w:numFmt w:val="lowerLetter"/>
-      <w:lvlText w:val="%5."/>
-      <w:lvlJc w:val="left"/>
-      <w:pPr>
-        <w:ind w:left="4320" w:hanging="360"/>
-      </w:pPr>
-    </w:lvl>
-    <w:lvl w:ilvl="5" w:tplc="4009001B" w:tentative="1">
-      <w:start w:val="1"/>
-      <w:numFmt w:val="lowerRoman"/>
-      <w:lvlText w:val="%6."/>
-      <w:lvlJc w:val="right"/>
-      <w:pPr>
-        <w:ind w:left="5040" w:hanging="180"/>
-      </w:pPr>
-    </w:lvl>
-    <w:lvl w:ilvl="6" w:tplc="4009000F" w:tentative="1">
-      <w:start w:val="1"/>
-      <w:numFmt w:val="decimal"/>
-      <w:lvlText w:val="%7."/>
-      <w:lvlJc w:val="left"/>
-      <w:pPr>
-        <w:ind w:left="5760" w:hanging="360"/>
-      </w:pPr>
-    </w:lvl>
-    <w:lvl w:ilvl="7" w:tplc="40090019" w:tentative="1">
-      <w:start w:val="1"/>
-      <w:numFmt w:val="lowerLetter"/>
-      <w:lvlText w:val="%8."/>
-      <w:lvlJc w:val="left"/>
-      <w:pPr>
-        <w:ind w:left="6480" w:hanging="360"/>
-      </w:pPr>
-    </w:lvl>
-    <w:lvl w:ilvl="8" w:tplc="4009001B" w:tentative="1">
-      <w:start w:val="1"/>
-      <w:numFmt w:val="lowerRoman"/>
-      <w:lvlText w:val="%9."/>
-      <w:lvlJc w:val="right"/>
-      <w:pPr>
-        <w:ind w:left="7200" w:hanging="180"/>
-      </w:pPr>
-    </w:lvl>
-  </w:abstractNum>
-  <w:abstractNum w:abstractNumId="11" w15:restartNumberingAfterBreak="0">
+  <w:abstractNum w:abstractNumId="8" w15:restartNumberingAfterBreak="0">
     <w:nsid w:val="0DF5196A"/>
     <w:multiLevelType w:val="hybridMultilevel"/>
     <w:tmpl w:val="42C02A96"/>
@@ -11711,7 +14114,7 @@
       </w:rPr>
     </w:lvl>
   </w:abstractNum>
-  <w:abstractNum w:abstractNumId="12" w15:restartNumberingAfterBreak="0">
+  <w:abstractNum w:abstractNumId="9" w15:restartNumberingAfterBreak="0">
     <w:nsid w:val="1039038F"/>
     <w:multiLevelType w:val="hybridMultilevel"/>
     <w:tmpl w:val="4AF28FCE"/>
@@ -11824,7 +14227,7 @@
       </w:rPr>
     </w:lvl>
   </w:abstractNum>
-  <w:abstractNum w:abstractNumId="13" w15:restartNumberingAfterBreak="0">
+  <w:abstractNum w:abstractNumId="10" w15:restartNumberingAfterBreak="0">
     <w:nsid w:val="124A5982"/>
     <w:multiLevelType w:val="hybridMultilevel"/>
     <w:tmpl w:val="CC346F0E"/>
@@ -11937,7 +14340,7 @@
       </w:rPr>
     </w:lvl>
   </w:abstractNum>
-  <w:abstractNum w:abstractNumId="14" w15:restartNumberingAfterBreak="0">
+  <w:abstractNum w:abstractNumId="11" w15:restartNumberingAfterBreak="0">
     <w:nsid w:val="12F73C13"/>
     <w:multiLevelType w:val="hybridMultilevel"/>
     <w:tmpl w:val="A456F852"/>
@@ -12050,7 +14453,120 @@
       </w:rPr>
     </w:lvl>
   </w:abstractNum>
-  <w:abstractNum w:abstractNumId="15" w15:restartNumberingAfterBreak="0">
+  <w:abstractNum w:abstractNumId="12" w15:restartNumberingAfterBreak="0">
+    <w:nsid w:val="18C026FB"/>
+    <w:multiLevelType w:val="hybridMultilevel"/>
+    <w:tmpl w:val="62D84FB2"/>
+    <w:lvl w:ilvl="0" w:tplc="40090001">
+      <w:start w:val="1"/>
+      <w:numFmt w:val="bullet"/>
+      <w:lvlText w:val=""/>
+      <w:lvlJc w:val="left"/>
+      <w:pPr>
+        <w:ind w:left="720" w:hanging="360"/>
+      </w:pPr>
+      <w:rPr>
+        <w:rFonts w:ascii="Symbol" w:hAnsi="Symbol" w:hint="default"/>
+      </w:rPr>
+    </w:lvl>
+    <w:lvl w:ilvl="1" w:tplc="40090003" w:tentative="1">
+      <w:start w:val="1"/>
+      <w:numFmt w:val="bullet"/>
+      <w:lvlText w:val="o"/>
+      <w:lvlJc w:val="left"/>
+      <w:pPr>
+        <w:ind w:left="1440" w:hanging="360"/>
+      </w:pPr>
+      <w:rPr>
+        <w:rFonts w:ascii="Courier New" w:hAnsi="Courier New" w:cs="Courier New" w:hint="default"/>
+      </w:rPr>
+    </w:lvl>
+    <w:lvl w:ilvl="2" w:tplc="40090005" w:tentative="1">
+      <w:start w:val="1"/>
+      <w:numFmt w:val="bullet"/>
+      <w:lvlText w:val=""/>
+      <w:lvlJc w:val="left"/>
+      <w:pPr>
+        <w:ind w:left="2160" w:hanging="360"/>
+      </w:pPr>
+      <w:rPr>
+        <w:rFonts w:ascii="Wingdings" w:hAnsi="Wingdings" w:hint="default"/>
+      </w:rPr>
+    </w:lvl>
+    <w:lvl w:ilvl="3" w:tplc="40090001" w:tentative="1">
+      <w:start w:val="1"/>
+      <w:numFmt w:val="bullet"/>
+      <w:lvlText w:val=""/>
+      <w:lvlJc w:val="left"/>
+      <w:pPr>
+        <w:ind w:left="2880" w:hanging="360"/>
+      </w:pPr>
+      <w:rPr>
+        <w:rFonts w:ascii="Symbol" w:hAnsi="Symbol" w:hint="default"/>
+      </w:rPr>
+    </w:lvl>
+    <w:lvl w:ilvl="4" w:tplc="40090003" w:tentative="1">
+      <w:start w:val="1"/>
+      <w:numFmt w:val="bullet"/>
+      <w:lvlText w:val="o"/>
+      <w:lvlJc w:val="left"/>
+      <w:pPr>
+        <w:ind w:left="3600" w:hanging="360"/>
+      </w:pPr>
+      <w:rPr>
+        <w:rFonts w:ascii="Courier New" w:hAnsi="Courier New" w:cs="Courier New" w:hint="default"/>
+      </w:rPr>
+    </w:lvl>
+    <w:lvl w:ilvl="5" w:tplc="40090005" w:tentative="1">
+      <w:start w:val="1"/>
+      <w:numFmt w:val="bullet"/>
+      <w:lvlText w:val=""/>
+      <w:lvlJc w:val="left"/>
+      <w:pPr>
+        <w:ind w:left="4320" w:hanging="360"/>
+      </w:pPr>
+      <w:rPr>
+        <w:rFonts w:ascii="Wingdings" w:hAnsi="Wingdings" w:hint="default"/>
+      </w:rPr>
+    </w:lvl>
+    <w:lvl w:ilvl="6" w:tplc="40090001" w:tentative="1">
+      <w:start w:val="1"/>
+      <w:numFmt w:val="bullet"/>
+      <w:lvlText w:val=""/>
+      <w:lvlJc w:val="left"/>
+      <w:pPr>
+        <w:ind w:left="5040" w:hanging="360"/>
+      </w:pPr>
+      <w:rPr>
+        <w:rFonts w:ascii="Symbol" w:hAnsi="Symbol" w:hint="default"/>
+      </w:rPr>
+    </w:lvl>
+    <w:lvl w:ilvl="7" w:tplc="40090003" w:tentative="1">
+      <w:start w:val="1"/>
+      <w:numFmt w:val="bullet"/>
+      <w:lvlText w:val="o"/>
+      <w:lvlJc w:val="left"/>
+      <w:pPr>
+        <w:ind w:left="5760" w:hanging="360"/>
+      </w:pPr>
+      <w:rPr>
+        <w:rFonts w:ascii="Courier New" w:hAnsi="Courier New" w:cs="Courier New" w:hint="default"/>
+      </w:rPr>
+    </w:lvl>
+    <w:lvl w:ilvl="8" w:tplc="40090005" w:tentative="1">
+      <w:start w:val="1"/>
+      <w:numFmt w:val="bullet"/>
+      <w:lvlText w:val=""/>
+      <w:lvlJc w:val="left"/>
+      <w:pPr>
+        <w:ind w:left="6480" w:hanging="360"/>
+      </w:pPr>
+      <w:rPr>
+        <w:rFonts w:ascii="Wingdings" w:hAnsi="Wingdings" w:hint="default"/>
+      </w:rPr>
+    </w:lvl>
+  </w:abstractNum>
+  <w:abstractNum w:abstractNumId="13" w15:restartNumberingAfterBreak="0">
     <w:nsid w:val="1A0E3817"/>
     <w:multiLevelType w:val="hybridMultilevel"/>
     <w:tmpl w:val="F684AEEC"/>
@@ -12136,93 +14652,120 @@
       </w:pPr>
     </w:lvl>
   </w:abstractNum>
-  <w:abstractNum w:abstractNumId="16" w15:restartNumberingAfterBreak="0">
-    <w:nsid w:val="1C4F2E27"/>
+  <w:abstractNum w:abstractNumId="14" w15:restartNumberingAfterBreak="0">
+    <w:nsid w:val="1AF01267"/>
     <w:multiLevelType w:val="hybridMultilevel"/>
-    <w:tmpl w:val="A8D0E3AA"/>
-    <w:lvl w:ilvl="0" w:tplc="4009000F">
-      <w:start w:val="1"/>
-      <w:numFmt w:val="decimal"/>
-      <w:lvlText w:val="%1."/>
+    <w:tmpl w:val="9240415C"/>
+    <w:lvl w:ilvl="0" w:tplc="40090001">
+      <w:start w:val="1"/>
+      <w:numFmt w:val="bullet"/>
+      <w:lvlText w:val=""/>
       <w:lvlJc w:val="left"/>
       <w:pPr>
+        <w:ind w:left="720" w:hanging="360"/>
+      </w:pPr>
+      <w:rPr>
+        <w:rFonts w:ascii="Symbol" w:hAnsi="Symbol" w:hint="default"/>
+      </w:rPr>
+    </w:lvl>
+    <w:lvl w:ilvl="1" w:tplc="40090003" w:tentative="1">
+      <w:start w:val="1"/>
+      <w:numFmt w:val="bullet"/>
+      <w:lvlText w:val="o"/>
+      <w:lvlJc w:val="left"/>
+      <w:pPr>
         <w:ind w:left="1440" w:hanging="360"/>
       </w:pPr>
-    </w:lvl>
-    <w:lvl w:ilvl="1" w:tplc="40090019" w:tentative="1">
-      <w:start w:val="1"/>
-      <w:numFmt w:val="lowerLetter"/>
-      <w:lvlText w:val="%2."/>
+      <w:rPr>
+        <w:rFonts w:ascii="Courier New" w:hAnsi="Courier New" w:cs="Courier New" w:hint="default"/>
+      </w:rPr>
+    </w:lvl>
+    <w:lvl w:ilvl="2" w:tplc="40090005" w:tentative="1">
+      <w:start w:val="1"/>
+      <w:numFmt w:val="bullet"/>
+      <w:lvlText w:val=""/>
       <w:lvlJc w:val="left"/>
       <w:pPr>
         <w:ind w:left="2160" w:hanging="360"/>
       </w:pPr>
-    </w:lvl>
-    <w:lvl w:ilvl="2" w:tplc="4009001B" w:tentative="1">
-      <w:start w:val="1"/>
-      <w:numFmt w:val="lowerRoman"/>
-      <w:lvlText w:val="%3."/>
-      <w:lvlJc w:val="right"/>
-      <w:pPr>
-        <w:ind w:left="2880" w:hanging="180"/>
-      </w:pPr>
-    </w:lvl>
-    <w:lvl w:ilvl="3" w:tplc="4009000F" w:tentative="1">
-      <w:start w:val="1"/>
-      <w:numFmt w:val="decimal"/>
-      <w:lvlText w:val="%4."/>
+      <w:rPr>
+        <w:rFonts w:ascii="Wingdings" w:hAnsi="Wingdings" w:hint="default"/>
+      </w:rPr>
+    </w:lvl>
+    <w:lvl w:ilvl="3" w:tplc="40090001" w:tentative="1">
+      <w:start w:val="1"/>
+      <w:numFmt w:val="bullet"/>
+      <w:lvlText w:val=""/>
       <w:lvlJc w:val="left"/>
       <w:pPr>
+        <w:ind w:left="2880" w:hanging="360"/>
+      </w:pPr>
+      <w:rPr>
+        <w:rFonts w:ascii="Symbol" w:hAnsi="Symbol" w:hint="default"/>
+      </w:rPr>
+    </w:lvl>
+    <w:lvl w:ilvl="4" w:tplc="40090003" w:tentative="1">
+      <w:start w:val="1"/>
+      <w:numFmt w:val="bullet"/>
+      <w:lvlText w:val="o"/>
+      <w:lvlJc w:val="left"/>
+      <w:pPr>
         <w:ind w:left="3600" w:hanging="360"/>
       </w:pPr>
-    </w:lvl>
-    <w:lvl w:ilvl="4" w:tplc="40090019" w:tentative="1">
-      <w:start w:val="1"/>
-      <w:numFmt w:val="lowerLetter"/>
-      <w:lvlText w:val="%5."/>
+      <w:rPr>
+        <w:rFonts w:ascii="Courier New" w:hAnsi="Courier New" w:cs="Courier New" w:hint="default"/>
+      </w:rPr>
+    </w:lvl>
+    <w:lvl w:ilvl="5" w:tplc="40090005" w:tentative="1">
+      <w:start w:val="1"/>
+      <w:numFmt w:val="bullet"/>
+      <w:lvlText w:val=""/>
       <w:lvlJc w:val="left"/>
       <w:pPr>
         <w:ind w:left="4320" w:hanging="360"/>
       </w:pPr>
-    </w:lvl>
-    <w:lvl w:ilvl="5" w:tplc="4009001B" w:tentative="1">
-      <w:start w:val="1"/>
-      <w:numFmt w:val="lowerRoman"/>
-      <w:lvlText w:val="%6."/>
-      <w:lvlJc w:val="right"/>
-      <w:pPr>
-        <w:ind w:left="5040" w:hanging="180"/>
-      </w:pPr>
-    </w:lvl>
-    <w:lvl w:ilvl="6" w:tplc="4009000F" w:tentative="1">
-      <w:start w:val="1"/>
-      <w:numFmt w:val="decimal"/>
-      <w:lvlText w:val="%7."/>
+      <w:rPr>
+        <w:rFonts w:ascii="Wingdings" w:hAnsi="Wingdings" w:hint="default"/>
+      </w:rPr>
+    </w:lvl>
+    <w:lvl w:ilvl="6" w:tplc="40090001" w:tentative="1">
+      <w:start w:val="1"/>
+      <w:numFmt w:val="bullet"/>
+      <w:lvlText w:val=""/>
       <w:lvlJc w:val="left"/>
       <w:pPr>
+        <w:ind w:left="5040" w:hanging="360"/>
+      </w:pPr>
+      <w:rPr>
+        <w:rFonts w:ascii="Symbol" w:hAnsi="Symbol" w:hint="default"/>
+      </w:rPr>
+    </w:lvl>
+    <w:lvl w:ilvl="7" w:tplc="40090003" w:tentative="1">
+      <w:start w:val="1"/>
+      <w:numFmt w:val="bullet"/>
+      <w:lvlText w:val="o"/>
+      <w:lvlJc w:val="left"/>
+      <w:pPr>
         <w:ind w:left="5760" w:hanging="360"/>
       </w:pPr>
-    </w:lvl>
-    <w:lvl w:ilvl="7" w:tplc="40090019" w:tentative="1">
-      <w:start w:val="1"/>
-      <w:numFmt w:val="lowerLetter"/>
-      <w:lvlText w:val="%8."/>
+      <w:rPr>
+        <w:rFonts w:ascii="Courier New" w:hAnsi="Courier New" w:cs="Courier New" w:hint="default"/>
+      </w:rPr>
+    </w:lvl>
+    <w:lvl w:ilvl="8" w:tplc="40090005" w:tentative="1">
+      <w:start w:val="1"/>
+      <w:numFmt w:val="bullet"/>
+      <w:lvlText w:val=""/>
       <w:lvlJc w:val="left"/>
       <w:pPr>
         <w:ind w:left="6480" w:hanging="360"/>
       </w:pPr>
-    </w:lvl>
-    <w:lvl w:ilvl="8" w:tplc="4009001B" w:tentative="1">
-      <w:start w:val="1"/>
-      <w:numFmt w:val="lowerRoman"/>
-      <w:lvlText w:val="%9."/>
-      <w:lvlJc w:val="right"/>
-      <w:pPr>
-        <w:ind w:left="7200" w:hanging="180"/>
-      </w:pPr>
+      <w:rPr>
+        <w:rFonts w:ascii="Wingdings" w:hAnsi="Wingdings" w:hint="default"/>
+      </w:rPr>
     </w:lvl>
   </w:abstractNum>
-  <w:abstractNum w:abstractNumId="17" w15:restartNumberingAfterBreak="0">
+  <w:abstractNum w:abstractNumId="15" w15:restartNumberingAfterBreak="0">
     <w:nsid w:val="1C936017"/>
     <w:multiLevelType w:val="hybridMultilevel"/>
     <w:tmpl w:val="4844B798"/>
@@ -12335,7 +14878,7 @@
       </w:rPr>
     </w:lvl>
   </w:abstractNum>
-  <w:abstractNum w:abstractNumId="18" w15:restartNumberingAfterBreak="0">
+  <w:abstractNum w:abstractNumId="16" w15:restartNumberingAfterBreak="0">
     <w:nsid w:val="23C02DA6"/>
     <w:multiLevelType w:val="hybridMultilevel"/>
     <w:tmpl w:val="0DC828C4"/>
@@ -12421,7 +14964,7 @@
       </w:pPr>
     </w:lvl>
   </w:abstractNum>
-  <w:abstractNum w:abstractNumId="19" w15:restartNumberingAfterBreak="0">
+  <w:abstractNum w:abstractNumId="17" w15:restartNumberingAfterBreak="0">
     <w:nsid w:val="244E0620"/>
     <w:multiLevelType w:val="hybridMultilevel"/>
     <w:tmpl w:val="548850E4"/>
@@ -12534,7 +15077,7 @@
       </w:rPr>
     </w:lvl>
   </w:abstractNum>
-  <w:abstractNum w:abstractNumId="20" w15:restartNumberingAfterBreak="0">
+  <w:abstractNum w:abstractNumId="18" w15:restartNumberingAfterBreak="0">
     <w:nsid w:val="263A373E"/>
     <w:multiLevelType w:val="hybridMultilevel"/>
     <w:tmpl w:val="054ECD42"/>
@@ -12620,7 +15163,7 @@
       </w:pPr>
     </w:lvl>
   </w:abstractNum>
-  <w:abstractNum w:abstractNumId="21" w15:restartNumberingAfterBreak="0">
+  <w:abstractNum w:abstractNumId="19" w15:restartNumberingAfterBreak="0">
     <w:nsid w:val="29863564"/>
     <w:multiLevelType w:val="hybridMultilevel"/>
     <w:tmpl w:val="E7869C1E"/>
@@ -12733,93 +15276,7 @@
       </w:rPr>
     </w:lvl>
   </w:abstractNum>
-  <w:abstractNum w:abstractNumId="22" w15:restartNumberingAfterBreak="0">
-    <w:nsid w:val="30D214BF"/>
-    <w:multiLevelType w:val="hybridMultilevel"/>
-    <w:tmpl w:val="3DA6656C"/>
-    <w:lvl w:ilvl="0" w:tplc="4009001B">
-      <w:start w:val="1"/>
-      <w:numFmt w:val="lowerRoman"/>
-      <w:lvlText w:val="%1."/>
-      <w:lvlJc w:val="right"/>
-      <w:pPr>
-        <w:ind w:left="1080" w:hanging="360"/>
-      </w:pPr>
-    </w:lvl>
-    <w:lvl w:ilvl="1" w:tplc="40090019" w:tentative="1">
-      <w:start w:val="1"/>
-      <w:numFmt w:val="lowerLetter"/>
-      <w:lvlText w:val="%2."/>
-      <w:lvlJc w:val="left"/>
-      <w:pPr>
-        <w:ind w:left="1800" w:hanging="360"/>
-      </w:pPr>
-    </w:lvl>
-    <w:lvl w:ilvl="2" w:tplc="4009001B" w:tentative="1">
-      <w:start w:val="1"/>
-      <w:numFmt w:val="lowerRoman"/>
-      <w:lvlText w:val="%3."/>
-      <w:lvlJc w:val="right"/>
-      <w:pPr>
-        <w:ind w:left="2520" w:hanging="180"/>
-      </w:pPr>
-    </w:lvl>
-    <w:lvl w:ilvl="3" w:tplc="4009000F" w:tentative="1">
-      <w:start w:val="1"/>
-      <w:numFmt w:val="decimal"/>
-      <w:lvlText w:val="%4."/>
-      <w:lvlJc w:val="left"/>
-      <w:pPr>
-        <w:ind w:left="3240" w:hanging="360"/>
-      </w:pPr>
-    </w:lvl>
-    <w:lvl w:ilvl="4" w:tplc="40090019" w:tentative="1">
-      <w:start w:val="1"/>
-      <w:numFmt w:val="lowerLetter"/>
-      <w:lvlText w:val="%5."/>
-      <w:lvlJc w:val="left"/>
-      <w:pPr>
-        <w:ind w:left="3960" w:hanging="360"/>
-      </w:pPr>
-    </w:lvl>
-    <w:lvl w:ilvl="5" w:tplc="4009001B" w:tentative="1">
-      <w:start w:val="1"/>
-      <w:numFmt w:val="lowerRoman"/>
-      <w:lvlText w:val="%6."/>
-      <w:lvlJc w:val="right"/>
-      <w:pPr>
-        <w:ind w:left="4680" w:hanging="180"/>
-      </w:pPr>
-    </w:lvl>
-    <w:lvl w:ilvl="6" w:tplc="4009000F" w:tentative="1">
-      <w:start w:val="1"/>
-      <w:numFmt w:val="decimal"/>
-      <w:lvlText w:val="%7."/>
-      <w:lvlJc w:val="left"/>
-      <w:pPr>
-        <w:ind w:left="5400" w:hanging="360"/>
-      </w:pPr>
-    </w:lvl>
-    <w:lvl w:ilvl="7" w:tplc="40090019" w:tentative="1">
-      <w:start w:val="1"/>
-      <w:numFmt w:val="lowerLetter"/>
-      <w:lvlText w:val="%8."/>
-      <w:lvlJc w:val="left"/>
-      <w:pPr>
-        <w:ind w:left="6120" w:hanging="360"/>
-      </w:pPr>
-    </w:lvl>
-    <w:lvl w:ilvl="8" w:tplc="4009001B" w:tentative="1">
-      <w:start w:val="1"/>
-      <w:numFmt w:val="lowerRoman"/>
-      <w:lvlText w:val="%9."/>
-      <w:lvlJc w:val="right"/>
-      <w:pPr>
-        <w:ind w:left="6840" w:hanging="180"/>
-      </w:pPr>
-    </w:lvl>
-  </w:abstractNum>
-  <w:abstractNum w:abstractNumId="23" w15:restartNumberingAfterBreak="0">
+  <w:abstractNum w:abstractNumId="20" w15:restartNumberingAfterBreak="0">
     <w:nsid w:val="36B91AAD"/>
     <w:multiLevelType w:val="hybridMultilevel"/>
     <w:tmpl w:val="25E400EA"/>
@@ -12905,7 +15362,7 @@
       </w:pPr>
     </w:lvl>
   </w:abstractNum>
-  <w:abstractNum w:abstractNumId="24" w15:restartNumberingAfterBreak="0">
+  <w:abstractNum w:abstractNumId="21" w15:restartNumberingAfterBreak="0">
     <w:nsid w:val="3BA84B9D"/>
     <w:multiLevelType w:val="hybridMultilevel"/>
     <w:tmpl w:val="228846F4"/>
@@ -13018,7 +15475,7 @@
       </w:rPr>
     </w:lvl>
   </w:abstractNum>
-  <w:abstractNum w:abstractNumId="25" w15:restartNumberingAfterBreak="0">
+  <w:abstractNum w:abstractNumId="22" w15:restartNumberingAfterBreak="0">
     <w:nsid w:val="3C8E5C31"/>
     <w:multiLevelType w:val="hybridMultilevel"/>
     <w:tmpl w:val="EA44B09A"/>
@@ -13131,7 +15588,7 @@
       </w:rPr>
     </w:lvl>
   </w:abstractNum>
-  <w:abstractNum w:abstractNumId="26" w15:restartNumberingAfterBreak="0">
+  <w:abstractNum w:abstractNumId="23" w15:restartNumberingAfterBreak="0">
     <w:nsid w:val="3F264446"/>
     <w:multiLevelType w:val="hybridMultilevel"/>
     <w:tmpl w:val="D716E93E"/>
@@ -13244,7 +15701,7 @@
       </w:rPr>
     </w:lvl>
   </w:abstractNum>
-  <w:abstractNum w:abstractNumId="27" w15:restartNumberingAfterBreak="0">
+  <w:abstractNum w:abstractNumId="24" w15:restartNumberingAfterBreak="0">
     <w:nsid w:val="41AD58C6"/>
     <w:multiLevelType w:val="multilevel"/>
     <w:tmpl w:val="7E38A916"/>
@@ -13357,7 +15814,7 @@
       </w:rPr>
     </w:lvl>
   </w:abstractNum>
-  <w:abstractNum w:abstractNumId="28" w15:restartNumberingAfterBreak="0">
+  <w:abstractNum w:abstractNumId="25" w15:restartNumberingAfterBreak="0">
     <w:nsid w:val="431D7608"/>
     <w:multiLevelType w:val="hybridMultilevel"/>
     <w:tmpl w:val="C5E69A72"/>
@@ -13470,7 +15927,7 @@
       </w:rPr>
     </w:lvl>
   </w:abstractNum>
-  <w:abstractNum w:abstractNumId="29" w15:restartNumberingAfterBreak="0">
+  <w:abstractNum w:abstractNumId="26" w15:restartNumberingAfterBreak="0">
     <w:nsid w:val="44A9496F"/>
     <w:multiLevelType w:val="hybridMultilevel"/>
     <w:tmpl w:val="E2CE8262"/>
@@ -13583,7 +16040,7 @@
       </w:rPr>
     </w:lvl>
   </w:abstractNum>
-  <w:abstractNum w:abstractNumId="30" w15:restartNumberingAfterBreak="0">
+  <w:abstractNum w:abstractNumId="27" w15:restartNumberingAfterBreak="0">
     <w:nsid w:val="493004AE"/>
     <w:multiLevelType w:val="hybridMultilevel"/>
     <w:tmpl w:val="636822A0"/>
@@ -13669,93 +16126,7 @@
       </w:pPr>
     </w:lvl>
   </w:abstractNum>
-  <w:abstractNum w:abstractNumId="31" w15:restartNumberingAfterBreak="0">
-    <w:nsid w:val="4A8F11C9"/>
-    <w:multiLevelType w:val="hybridMultilevel"/>
-    <w:tmpl w:val="08621260"/>
-    <w:lvl w:ilvl="0" w:tplc="4009000F">
-      <w:start w:val="1"/>
-      <w:numFmt w:val="decimal"/>
-      <w:lvlText w:val="%1."/>
-      <w:lvlJc w:val="left"/>
-      <w:pPr>
-        <w:ind w:left="720" w:hanging="360"/>
-      </w:pPr>
-    </w:lvl>
-    <w:lvl w:ilvl="1" w:tplc="40090019" w:tentative="1">
-      <w:start w:val="1"/>
-      <w:numFmt w:val="lowerLetter"/>
-      <w:lvlText w:val="%2."/>
-      <w:lvlJc w:val="left"/>
-      <w:pPr>
-        <w:ind w:left="1440" w:hanging="360"/>
-      </w:pPr>
-    </w:lvl>
-    <w:lvl w:ilvl="2" w:tplc="4009001B" w:tentative="1">
-      <w:start w:val="1"/>
-      <w:numFmt w:val="lowerRoman"/>
-      <w:lvlText w:val="%3."/>
-      <w:lvlJc w:val="right"/>
-      <w:pPr>
-        <w:ind w:left="2160" w:hanging="180"/>
-      </w:pPr>
-    </w:lvl>
-    <w:lvl w:ilvl="3" w:tplc="4009000F" w:tentative="1">
-      <w:start w:val="1"/>
-      <w:numFmt w:val="decimal"/>
-      <w:lvlText w:val="%4."/>
-      <w:lvlJc w:val="left"/>
-      <w:pPr>
-        <w:ind w:left="2880" w:hanging="360"/>
-      </w:pPr>
-    </w:lvl>
-    <w:lvl w:ilvl="4" w:tplc="40090019" w:tentative="1">
-      <w:start w:val="1"/>
-      <w:numFmt w:val="lowerLetter"/>
-      <w:lvlText w:val="%5."/>
-      <w:lvlJc w:val="left"/>
-      <w:pPr>
-        <w:ind w:left="3600" w:hanging="360"/>
-      </w:pPr>
-    </w:lvl>
-    <w:lvl w:ilvl="5" w:tplc="4009001B" w:tentative="1">
-      <w:start w:val="1"/>
-      <w:numFmt w:val="lowerRoman"/>
-      <w:lvlText w:val="%6."/>
-      <w:lvlJc w:val="right"/>
-      <w:pPr>
-        <w:ind w:left="4320" w:hanging="180"/>
-      </w:pPr>
-    </w:lvl>
-    <w:lvl w:ilvl="6" w:tplc="4009000F" w:tentative="1">
-      <w:start w:val="1"/>
-      <w:numFmt w:val="decimal"/>
-      <w:lvlText w:val="%7."/>
-      <w:lvlJc w:val="left"/>
-      <w:pPr>
-        <w:ind w:left="5040" w:hanging="360"/>
-      </w:pPr>
-    </w:lvl>
-    <w:lvl w:ilvl="7" w:tplc="40090019" w:tentative="1">
-      <w:start w:val="1"/>
-      <w:numFmt w:val="lowerLetter"/>
-      <w:lvlText w:val="%8."/>
-      <w:lvlJc w:val="left"/>
-      <w:pPr>
-        <w:ind w:left="5760" w:hanging="360"/>
-      </w:pPr>
-    </w:lvl>
-    <w:lvl w:ilvl="8" w:tplc="4009001B" w:tentative="1">
-      <w:start w:val="1"/>
-      <w:numFmt w:val="lowerRoman"/>
-      <w:lvlText w:val="%9."/>
-      <w:lvlJc w:val="right"/>
-      <w:pPr>
-        <w:ind w:left="6480" w:hanging="180"/>
-      </w:pPr>
-    </w:lvl>
-  </w:abstractNum>
-  <w:abstractNum w:abstractNumId="32" w15:restartNumberingAfterBreak="0">
+  <w:abstractNum w:abstractNumId="28" w15:restartNumberingAfterBreak="0">
     <w:nsid w:val="4B0D7441"/>
     <w:multiLevelType w:val="hybridMultilevel"/>
     <w:tmpl w:val="80606AB2"/>
@@ -13868,206 +16239,7 @@
       </w:rPr>
     </w:lvl>
   </w:abstractNum>
-  <w:abstractNum w:abstractNumId="33" w15:restartNumberingAfterBreak="0">
-    <w:nsid w:val="4ED20252"/>
-    <w:multiLevelType w:val="hybridMultilevel"/>
-    <w:tmpl w:val="5080C704"/>
-    <w:lvl w:ilvl="0" w:tplc="4009000F">
-      <w:start w:val="1"/>
-      <w:numFmt w:val="decimal"/>
-      <w:lvlText w:val="%1."/>
-      <w:lvlJc w:val="left"/>
-      <w:pPr>
-        <w:ind w:left="720" w:hanging="360"/>
-      </w:pPr>
-    </w:lvl>
-    <w:lvl w:ilvl="1" w:tplc="40090019" w:tentative="1">
-      <w:start w:val="1"/>
-      <w:numFmt w:val="lowerLetter"/>
-      <w:lvlText w:val="%2."/>
-      <w:lvlJc w:val="left"/>
-      <w:pPr>
-        <w:ind w:left="1440" w:hanging="360"/>
-      </w:pPr>
-    </w:lvl>
-    <w:lvl w:ilvl="2" w:tplc="4009001B" w:tentative="1">
-      <w:start w:val="1"/>
-      <w:numFmt w:val="lowerRoman"/>
-      <w:lvlText w:val="%3."/>
-      <w:lvlJc w:val="right"/>
-      <w:pPr>
-        <w:ind w:left="2160" w:hanging="180"/>
-      </w:pPr>
-    </w:lvl>
-    <w:lvl w:ilvl="3" w:tplc="4009000F" w:tentative="1">
-      <w:start w:val="1"/>
-      <w:numFmt w:val="decimal"/>
-      <w:lvlText w:val="%4."/>
-      <w:lvlJc w:val="left"/>
-      <w:pPr>
-        <w:ind w:left="2880" w:hanging="360"/>
-      </w:pPr>
-    </w:lvl>
-    <w:lvl w:ilvl="4" w:tplc="40090019" w:tentative="1">
-      <w:start w:val="1"/>
-      <w:numFmt w:val="lowerLetter"/>
-      <w:lvlText w:val="%5."/>
-      <w:lvlJc w:val="left"/>
-      <w:pPr>
-        <w:ind w:left="3600" w:hanging="360"/>
-      </w:pPr>
-    </w:lvl>
-    <w:lvl w:ilvl="5" w:tplc="4009001B" w:tentative="1">
-      <w:start w:val="1"/>
-      <w:numFmt w:val="lowerRoman"/>
-      <w:lvlText w:val="%6."/>
-      <w:lvlJc w:val="right"/>
-      <w:pPr>
-        <w:ind w:left="4320" w:hanging="180"/>
-      </w:pPr>
-    </w:lvl>
-    <w:lvl w:ilvl="6" w:tplc="4009000F" w:tentative="1">
-      <w:start w:val="1"/>
-      <w:numFmt w:val="decimal"/>
-      <w:lvlText w:val="%7."/>
-      <w:lvlJc w:val="left"/>
-      <w:pPr>
-        <w:ind w:left="5040" w:hanging="360"/>
-      </w:pPr>
-    </w:lvl>
-    <w:lvl w:ilvl="7" w:tplc="40090019" w:tentative="1">
-      <w:start w:val="1"/>
-      <w:numFmt w:val="lowerLetter"/>
-      <w:lvlText w:val="%8."/>
-      <w:lvlJc w:val="left"/>
-      <w:pPr>
-        <w:ind w:left="5760" w:hanging="360"/>
-      </w:pPr>
-    </w:lvl>
-    <w:lvl w:ilvl="8" w:tplc="4009001B" w:tentative="1">
-      <w:start w:val="1"/>
-      <w:numFmt w:val="lowerRoman"/>
-      <w:lvlText w:val="%9."/>
-      <w:lvlJc w:val="right"/>
-      <w:pPr>
-        <w:ind w:left="6480" w:hanging="180"/>
-      </w:pPr>
-    </w:lvl>
-  </w:abstractNum>
-  <w:abstractNum w:abstractNumId="34" w15:restartNumberingAfterBreak="0">
-    <w:nsid w:val="4F0B2763"/>
-    <w:multiLevelType w:val="hybridMultilevel"/>
-    <w:tmpl w:val="6B24D6BE"/>
-    <w:lvl w:ilvl="0" w:tplc="40090001">
-      <w:start w:val="1"/>
-      <w:numFmt w:val="bullet"/>
-      <w:lvlText w:val=""/>
-      <w:lvlJc w:val="left"/>
-      <w:pPr>
-        <w:ind w:left="720" w:hanging="360"/>
-      </w:pPr>
-      <w:rPr>
-        <w:rFonts w:ascii="Symbol" w:hAnsi="Symbol" w:hint="default"/>
-      </w:rPr>
-    </w:lvl>
-    <w:lvl w:ilvl="1" w:tplc="40090003" w:tentative="1">
-      <w:start w:val="1"/>
-      <w:numFmt w:val="bullet"/>
-      <w:lvlText w:val="o"/>
-      <w:lvlJc w:val="left"/>
-      <w:pPr>
-        <w:ind w:left="1440" w:hanging="360"/>
-      </w:pPr>
-      <w:rPr>
-        <w:rFonts w:ascii="Courier New" w:hAnsi="Courier New" w:cs="Courier New" w:hint="default"/>
-      </w:rPr>
-    </w:lvl>
-    <w:lvl w:ilvl="2" w:tplc="40090005" w:tentative="1">
-      <w:start w:val="1"/>
-      <w:numFmt w:val="bullet"/>
-      <w:lvlText w:val=""/>
-      <w:lvlJc w:val="left"/>
-      <w:pPr>
-        <w:ind w:left="2160" w:hanging="360"/>
-      </w:pPr>
-      <w:rPr>
-        <w:rFonts w:ascii="Wingdings" w:hAnsi="Wingdings" w:hint="default"/>
-      </w:rPr>
-    </w:lvl>
-    <w:lvl w:ilvl="3" w:tplc="40090001" w:tentative="1">
-      <w:start w:val="1"/>
-      <w:numFmt w:val="bullet"/>
-      <w:lvlText w:val=""/>
-      <w:lvlJc w:val="left"/>
-      <w:pPr>
-        <w:ind w:left="2880" w:hanging="360"/>
-      </w:pPr>
-      <w:rPr>
-        <w:rFonts w:ascii="Symbol" w:hAnsi="Symbol" w:hint="default"/>
-      </w:rPr>
-    </w:lvl>
-    <w:lvl w:ilvl="4" w:tplc="40090003" w:tentative="1">
-      <w:start w:val="1"/>
-      <w:numFmt w:val="bullet"/>
-      <w:lvlText w:val="o"/>
-      <w:lvlJc w:val="left"/>
-      <w:pPr>
-        <w:ind w:left="3600" w:hanging="360"/>
-      </w:pPr>
-      <w:rPr>
-        <w:rFonts w:ascii="Courier New" w:hAnsi="Courier New" w:cs="Courier New" w:hint="default"/>
-      </w:rPr>
-    </w:lvl>
-    <w:lvl w:ilvl="5" w:tplc="40090005" w:tentative="1">
-      <w:start w:val="1"/>
-      <w:numFmt w:val="bullet"/>
-      <w:lvlText w:val=""/>
-      <w:lvlJc w:val="left"/>
-      <w:pPr>
-        <w:ind w:left="4320" w:hanging="360"/>
-      </w:pPr>
-      <w:rPr>
-        <w:rFonts w:ascii="Wingdings" w:hAnsi="Wingdings" w:hint="default"/>
-      </w:rPr>
-    </w:lvl>
-    <w:lvl w:ilvl="6" w:tplc="40090001" w:tentative="1">
-      <w:start w:val="1"/>
-      <w:numFmt w:val="bullet"/>
-      <w:lvlText w:val=""/>
-      <w:lvlJc w:val="left"/>
-      <w:pPr>
-        <w:ind w:left="5040" w:hanging="360"/>
-      </w:pPr>
-      <w:rPr>
-        <w:rFonts w:ascii="Symbol" w:hAnsi="Symbol" w:hint="default"/>
-      </w:rPr>
-    </w:lvl>
-    <w:lvl w:ilvl="7" w:tplc="40090003" w:tentative="1">
-      <w:start w:val="1"/>
-      <w:numFmt w:val="bullet"/>
-      <w:lvlText w:val="o"/>
-      <w:lvlJc w:val="left"/>
-      <w:pPr>
-        <w:ind w:left="5760" w:hanging="360"/>
-      </w:pPr>
-      <w:rPr>
-        <w:rFonts w:ascii="Courier New" w:hAnsi="Courier New" w:cs="Courier New" w:hint="default"/>
-      </w:rPr>
-    </w:lvl>
-    <w:lvl w:ilvl="8" w:tplc="40090005" w:tentative="1">
-      <w:start w:val="1"/>
-      <w:numFmt w:val="bullet"/>
-      <w:lvlText w:val=""/>
-      <w:lvlJc w:val="left"/>
-      <w:pPr>
-        <w:ind w:left="6480" w:hanging="360"/>
-      </w:pPr>
-      <w:rPr>
-        <w:rFonts w:ascii="Wingdings" w:hAnsi="Wingdings" w:hint="default"/>
-      </w:rPr>
-    </w:lvl>
-  </w:abstractNum>
-  <w:abstractNum w:abstractNumId="35" w15:restartNumberingAfterBreak="0">
+  <w:abstractNum w:abstractNumId="29" w15:restartNumberingAfterBreak="0">
     <w:nsid w:val="516669BC"/>
     <w:multiLevelType w:val="hybridMultilevel"/>
     <w:tmpl w:val="606ECE32"/>
@@ -14180,7 +16352,7 @@
       </w:rPr>
     </w:lvl>
   </w:abstractNum>
-  <w:abstractNum w:abstractNumId="36" w15:restartNumberingAfterBreak="0">
+  <w:abstractNum w:abstractNumId="30" w15:restartNumberingAfterBreak="0">
     <w:nsid w:val="533A2A17"/>
     <w:multiLevelType w:val="hybridMultilevel"/>
     <w:tmpl w:val="E932A4B4"/>
@@ -14293,93 +16465,7 @@
       </w:rPr>
     </w:lvl>
   </w:abstractNum>
-  <w:abstractNum w:abstractNumId="37" w15:restartNumberingAfterBreak="0">
-    <w:nsid w:val="54575B1B"/>
-    <w:multiLevelType w:val="hybridMultilevel"/>
-    <w:tmpl w:val="B9DEE94E"/>
-    <w:lvl w:ilvl="0" w:tplc="4009000F">
-      <w:start w:val="1"/>
-      <w:numFmt w:val="decimal"/>
-      <w:lvlText w:val="%1."/>
-      <w:lvlJc w:val="left"/>
-      <w:pPr>
-        <w:ind w:left="720" w:hanging="360"/>
-      </w:pPr>
-    </w:lvl>
-    <w:lvl w:ilvl="1" w:tplc="40090019" w:tentative="1">
-      <w:start w:val="1"/>
-      <w:numFmt w:val="lowerLetter"/>
-      <w:lvlText w:val="%2."/>
-      <w:lvlJc w:val="left"/>
-      <w:pPr>
-        <w:ind w:left="1440" w:hanging="360"/>
-      </w:pPr>
-    </w:lvl>
-    <w:lvl w:ilvl="2" w:tplc="4009001B" w:tentative="1">
-      <w:start w:val="1"/>
-      <w:numFmt w:val="lowerRoman"/>
-      <w:lvlText w:val="%3."/>
-      <w:lvlJc w:val="right"/>
-      <w:pPr>
-        <w:ind w:left="2160" w:hanging="180"/>
-      </w:pPr>
-    </w:lvl>
-    <w:lvl w:ilvl="3" w:tplc="4009000F" w:tentative="1">
-      <w:start w:val="1"/>
-      <w:numFmt w:val="decimal"/>
-      <w:lvlText w:val="%4."/>
-      <w:lvlJc w:val="left"/>
-      <w:pPr>
-        <w:ind w:left="2880" w:hanging="360"/>
-      </w:pPr>
-    </w:lvl>
-    <w:lvl w:ilvl="4" w:tplc="40090019" w:tentative="1">
-      <w:start w:val="1"/>
-      <w:numFmt w:val="lowerLetter"/>
-      <w:lvlText w:val="%5."/>
-      <w:lvlJc w:val="left"/>
-      <w:pPr>
-        <w:ind w:left="3600" w:hanging="360"/>
-      </w:pPr>
-    </w:lvl>
-    <w:lvl w:ilvl="5" w:tplc="4009001B" w:tentative="1">
-      <w:start w:val="1"/>
-      <w:numFmt w:val="lowerRoman"/>
-      <w:lvlText w:val="%6."/>
-      <w:lvlJc w:val="right"/>
-      <w:pPr>
-        <w:ind w:left="4320" w:hanging="180"/>
-      </w:pPr>
-    </w:lvl>
-    <w:lvl w:ilvl="6" w:tplc="4009000F" w:tentative="1">
-      <w:start w:val="1"/>
-      <w:numFmt w:val="decimal"/>
-      <w:lvlText w:val="%7."/>
-      <w:lvlJc w:val="left"/>
-      <w:pPr>
-        <w:ind w:left="5040" w:hanging="360"/>
-      </w:pPr>
-    </w:lvl>
-    <w:lvl w:ilvl="7" w:tplc="40090019" w:tentative="1">
-      <w:start w:val="1"/>
-      <w:numFmt w:val="lowerLetter"/>
-      <w:lvlText w:val="%8."/>
-      <w:lvlJc w:val="left"/>
-      <w:pPr>
-        <w:ind w:left="5760" w:hanging="360"/>
-      </w:pPr>
-    </w:lvl>
-    <w:lvl w:ilvl="8" w:tplc="4009001B" w:tentative="1">
-      <w:start w:val="1"/>
-      <w:numFmt w:val="lowerRoman"/>
-      <w:lvlText w:val="%9."/>
-      <w:lvlJc w:val="right"/>
-      <w:pPr>
-        <w:ind w:left="6480" w:hanging="180"/>
-      </w:pPr>
-    </w:lvl>
-  </w:abstractNum>
-  <w:abstractNum w:abstractNumId="38" w15:restartNumberingAfterBreak="0">
+  <w:abstractNum w:abstractNumId="31" w15:restartNumberingAfterBreak="0">
     <w:nsid w:val="56C46957"/>
     <w:multiLevelType w:val="hybridMultilevel"/>
     <w:tmpl w:val="1D52446E"/>
@@ -14492,14 +16578,439 @@
       </w:rPr>
     </w:lvl>
   </w:abstractNum>
-  <w:abstractNum w:abstractNumId="39" w15:restartNumberingAfterBreak="0">
-    <w:nsid w:val="5F0A3FED"/>
+  <w:abstractNum w:abstractNumId="32" w15:restartNumberingAfterBreak="0">
+    <w:nsid w:val="61374F98"/>
+    <w:multiLevelType w:val="hybridMultilevel"/>
+    <w:tmpl w:val="6EC269A2"/>
+    <w:lvl w:ilvl="0" w:tplc="40090001">
+      <w:start w:val="1"/>
+      <w:numFmt w:val="bullet"/>
+      <w:lvlText w:val=""/>
+      <w:lvlJc w:val="left"/>
+      <w:pPr>
+        <w:ind w:left="720" w:hanging="360"/>
+      </w:pPr>
+      <w:rPr>
+        <w:rFonts w:ascii="Symbol" w:hAnsi="Symbol" w:hint="default"/>
+      </w:rPr>
+    </w:lvl>
+    <w:lvl w:ilvl="1" w:tplc="40090003" w:tentative="1">
+      <w:start w:val="1"/>
+      <w:numFmt w:val="bullet"/>
+      <w:lvlText w:val="o"/>
+      <w:lvlJc w:val="left"/>
+      <w:pPr>
+        <w:ind w:left="1440" w:hanging="360"/>
+      </w:pPr>
+      <w:rPr>
+        <w:rFonts w:ascii="Courier New" w:hAnsi="Courier New" w:cs="Courier New" w:hint="default"/>
+      </w:rPr>
+    </w:lvl>
+    <w:lvl w:ilvl="2" w:tplc="40090005" w:tentative="1">
+      <w:start w:val="1"/>
+      <w:numFmt w:val="bullet"/>
+      <w:lvlText w:val=""/>
+      <w:lvlJc w:val="left"/>
+      <w:pPr>
+        <w:ind w:left="2160" w:hanging="360"/>
+      </w:pPr>
+      <w:rPr>
+        <w:rFonts w:ascii="Wingdings" w:hAnsi="Wingdings" w:hint="default"/>
+      </w:rPr>
+    </w:lvl>
+    <w:lvl w:ilvl="3" w:tplc="40090001" w:tentative="1">
+      <w:start w:val="1"/>
+      <w:numFmt w:val="bullet"/>
+      <w:lvlText w:val=""/>
+      <w:lvlJc w:val="left"/>
+      <w:pPr>
+        <w:ind w:left="2880" w:hanging="360"/>
+      </w:pPr>
+      <w:rPr>
+        <w:rFonts w:ascii="Symbol" w:hAnsi="Symbol" w:hint="default"/>
+      </w:rPr>
+    </w:lvl>
+    <w:lvl w:ilvl="4" w:tplc="40090003" w:tentative="1">
+      <w:start w:val="1"/>
+      <w:numFmt w:val="bullet"/>
+      <w:lvlText w:val="o"/>
+      <w:lvlJc w:val="left"/>
+      <w:pPr>
+        <w:ind w:left="3600" w:hanging="360"/>
+      </w:pPr>
+      <w:rPr>
+        <w:rFonts w:ascii="Courier New" w:hAnsi="Courier New" w:cs="Courier New" w:hint="default"/>
+      </w:rPr>
+    </w:lvl>
+    <w:lvl w:ilvl="5" w:tplc="40090005" w:tentative="1">
+      <w:start w:val="1"/>
+      <w:numFmt w:val="bullet"/>
+      <w:lvlText w:val=""/>
+      <w:lvlJc w:val="left"/>
+      <w:pPr>
+        <w:ind w:left="4320" w:hanging="360"/>
+      </w:pPr>
+      <w:rPr>
+        <w:rFonts w:ascii="Wingdings" w:hAnsi="Wingdings" w:hint="default"/>
+      </w:rPr>
+    </w:lvl>
+    <w:lvl w:ilvl="6" w:tplc="40090001" w:tentative="1">
+      <w:start w:val="1"/>
+      <w:numFmt w:val="bullet"/>
+      <w:lvlText w:val=""/>
+      <w:lvlJc w:val="left"/>
+      <w:pPr>
+        <w:ind w:left="5040" w:hanging="360"/>
+      </w:pPr>
+      <w:rPr>
+        <w:rFonts w:ascii="Symbol" w:hAnsi="Symbol" w:hint="default"/>
+      </w:rPr>
+    </w:lvl>
+    <w:lvl w:ilvl="7" w:tplc="40090003" w:tentative="1">
+      <w:start w:val="1"/>
+      <w:numFmt w:val="bullet"/>
+      <w:lvlText w:val="o"/>
+      <w:lvlJc w:val="left"/>
+      <w:pPr>
+        <w:ind w:left="5760" w:hanging="360"/>
+      </w:pPr>
+      <w:rPr>
+        <w:rFonts w:ascii="Courier New" w:hAnsi="Courier New" w:cs="Courier New" w:hint="default"/>
+      </w:rPr>
+    </w:lvl>
+    <w:lvl w:ilvl="8" w:tplc="40090005" w:tentative="1">
+      <w:start w:val="1"/>
+      <w:numFmt w:val="bullet"/>
+      <w:lvlText w:val=""/>
+      <w:lvlJc w:val="left"/>
+      <w:pPr>
+        <w:ind w:left="6480" w:hanging="360"/>
+      </w:pPr>
+      <w:rPr>
+        <w:rFonts w:ascii="Wingdings" w:hAnsi="Wingdings" w:hint="default"/>
+      </w:rPr>
+    </w:lvl>
+  </w:abstractNum>
+  <w:abstractNum w:abstractNumId="33" w15:restartNumberingAfterBreak="0">
+    <w:nsid w:val="61FB20F6"/>
+    <w:multiLevelType w:val="hybridMultilevel"/>
+    <w:tmpl w:val="EC40F956"/>
+    <w:lvl w:ilvl="0" w:tplc="40090001">
+      <w:start w:val="1"/>
+      <w:numFmt w:val="bullet"/>
+      <w:lvlText w:val=""/>
+      <w:lvlJc w:val="left"/>
+      <w:pPr>
+        <w:ind w:left="720" w:hanging="360"/>
+      </w:pPr>
+      <w:rPr>
+        <w:rFonts w:ascii="Symbol" w:hAnsi="Symbol" w:hint="default"/>
+      </w:rPr>
+    </w:lvl>
+    <w:lvl w:ilvl="1" w:tplc="40090003" w:tentative="1">
+      <w:start w:val="1"/>
+      <w:numFmt w:val="bullet"/>
+      <w:lvlText w:val="o"/>
+      <w:lvlJc w:val="left"/>
+      <w:pPr>
+        <w:ind w:left="1440" w:hanging="360"/>
+      </w:pPr>
+      <w:rPr>
+        <w:rFonts w:ascii="Courier New" w:hAnsi="Courier New" w:cs="Courier New" w:hint="default"/>
+      </w:rPr>
+    </w:lvl>
+    <w:lvl w:ilvl="2" w:tplc="40090005" w:tentative="1">
+      <w:start w:val="1"/>
+      <w:numFmt w:val="bullet"/>
+      <w:lvlText w:val=""/>
+      <w:lvlJc w:val="left"/>
+      <w:pPr>
+        <w:ind w:left="2160" w:hanging="360"/>
+      </w:pPr>
+      <w:rPr>
+        <w:rFonts w:ascii="Wingdings" w:hAnsi="Wingdings" w:hint="default"/>
+      </w:rPr>
+    </w:lvl>
+    <w:lvl w:ilvl="3" w:tplc="40090001" w:tentative="1">
+      <w:start w:val="1"/>
+      <w:numFmt w:val="bullet"/>
+      <w:lvlText w:val=""/>
+      <w:lvlJc w:val="left"/>
+      <w:pPr>
+        <w:ind w:left="2880" w:hanging="360"/>
+      </w:pPr>
+      <w:rPr>
+        <w:rFonts w:ascii="Symbol" w:hAnsi="Symbol" w:hint="default"/>
+      </w:rPr>
+    </w:lvl>
+    <w:lvl w:ilvl="4" w:tplc="40090003" w:tentative="1">
+      <w:start w:val="1"/>
+      <w:numFmt w:val="bullet"/>
+      <w:lvlText w:val="o"/>
+      <w:lvlJc w:val="left"/>
+      <w:pPr>
+        <w:ind w:left="3600" w:hanging="360"/>
+      </w:pPr>
+      <w:rPr>
+        <w:rFonts w:ascii="Courier New" w:hAnsi="Courier New" w:cs="Courier New" w:hint="default"/>
+      </w:rPr>
+    </w:lvl>
+    <w:lvl w:ilvl="5" w:tplc="40090005" w:tentative="1">
+      <w:start w:val="1"/>
+      <w:numFmt w:val="bullet"/>
+      <w:lvlText w:val=""/>
+      <w:lvlJc w:val="left"/>
+      <w:pPr>
+        <w:ind w:left="4320" w:hanging="360"/>
+      </w:pPr>
+      <w:rPr>
+        <w:rFonts w:ascii="Wingdings" w:hAnsi="Wingdings" w:hint="default"/>
+      </w:rPr>
+    </w:lvl>
+    <w:lvl w:ilvl="6" w:tplc="40090001" w:tentative="1">
+      <w:start w:val="1"/>
+      <w:numFmt w:val="bullet"/>
+      <w:lvlText w:val=""/>
+      <w:lvlJc w:val="left"/>
+      <w:pPr>
+        <w:ind w:left="5040" w:hanging="360"/>
+      </w:pPr>
+      <w:rPr>
+        <w:rFonts w:ascii="Symbol" w:hAnsi="Symbol" w:hint="default"/>
+      </w:rPr>
+    </w:lvl>
+    <w:lvl w:ilvl="7" w:tplc="40090003" w:tentative="1">
+      <w:start w:val="1"/>
+      <w:numFmt w:val="bullet"/>
+      <w:lvlText w:val="o"/>
+      <w:lvlJc w:val="left"/>
+      <w:pPr>
+        <w:ind w:left="5760" w:hanging="360"/>
+      </w:pPr>
+      <w:rPr>
+        <w:rFonts w:ascii="Courier New" w:hAnsi="Courier New" w:cs="Courier New" w:hint="default"/>
+      </w:rPr>
+    </w:lvl>
+    <w:lvl w:ilvl="8" w:tplc="40090005" w:tentative="1">
+      <w:start w:val="1"/>
+      <w:numFmt w:val="bullet"/>
+      <w:lvlText w:val=""/>
+      <w:lvlJc w:val="left"/>
+      <w:pPr>
+        <w:ind w:left="6480" w:hanging="360"/>
+      </w:pPr>
+      <w:rPr>
+        <w:rFonts w:ascii="Wingdings" w:hAnsi="Wingdings" w:hint="default"/>
+      </w:rPr>
+    </w:lvl>
+  </w:abstractNum>
+  <w:abstractNum w:abstractNumId="34" w15:restartNumberingAfterBreak="0">
+    <w:nsid w:val="682933BD"/>
+    <w:multiLevelType w:val="hybridMultilevel"/>
+    <w:tmpl w:val="2A80E150"/>
+    <w:lvl w:ilvl="0" w:tplc="4009001B">
+      <w:start w:val="1"/>
+      <w:numFmt w:val="lowerRoman"/>
+      <w:lvlText w:val="%1."/>
+      <w:lvlJc w:val="right"/>
+      <w:pPr>
+        <w:ind w:left="720" w:hanging="360"/>
+      </w:pPr>
+    </w:lvl>
+    <w:lvl w:ilvl="1" w:tplc="40090019" w:tentative="1">
+      <w:start w:val="1"/>
+      <w:numFmt w:val="lowerLetter"/>
+      <w:lvlText w:val="%2."/>
+      <w:lvlJc w:val="left"/>
+      <w:pPr>
+        <w:ind w:left="1440" w:hanging="360"/>
+      </w:pPr>
+    </w:lvl>
+    <w:lvl w:ilvl="2" w:tplc="4009001B" w:tentative="1">
+      <w:start w:val="1"/>
+      <w:numFmt w:val="lowerRoman"/>
+      <w:lvlText w:val="%3."/>
+      <w:lvlJc w:val="right"/>
+      <w:pPr>
+        <w:ind w:left="2160" w:hanging="180"/>
+      </w:pPr>
+    </w:lvl>
+    <w:lvl w:ilvl="3" w:tplc="4009000F" w:tentative="1">
+      <w:start w:val="1"/>
+      <w:numFmt w:val="decimal"/>
+      <w:lvlText w:val="%4."/>
+      <w:lvlJc w:val="left"/>
+      <w:pPr>
+        <w:ind w:left="2880" w:hanging="360"/>
+      </w:pPr>
+    </w:lvl>
+    <w:lvl w:ilvl="4" w:tplc="40090019" w:tentative="1">
+      <w:start w:val="1"/>
+      <w:numFmt w:val="lowerLetter"/>
+      <w:lvlText w:val="%5."/>
+      <w:lvlJc w:val="left"/>
+      <w:pPr>
+        <w:ind w:left="3600" w:hanging="360"/>
+      </w:pPr>
+    </w:lvl>
+    <w:lvl w:ilvl="5" w:tplc="4009001B" w:tentative="1">
+      <w:start w:val="1"/>
+      <w:numFmt w:val="lowerRoman"/>
+      <w:lvlText w:val="%6."/>
+      <w:lvlJc w:val="right"/>
+      <w:pPr>
+        <w:ind w:left="4320" w:hanging="180"/>
+      </w:pPr>
+    </w:lvl>
+    <w:lvl w:ilvl="6" w:tplc="4009000F" w:tentative="1">
+      <w:start w:val="1"/>
+      <w:numFmt w:val="decimal"/>
+      <w:lvlText w:val="%7."/>
+      <w:lvlJc w:val="left"/>
+      <w:pPr>
+        <w:ind w:left="5040" w:hanging="360"/>
+      </w:pPr>
+    </w:lvl>
+    <w:lvl w:ilvl="7" w:tplc="40090019" w:tentative="1">
+      <w:start w:val="1"/>
+      <w:numFmt w:val="lowerLetter"/>
+      <w:lvlText w:val="%8."/>
+      <w:lvlJc w:val="left"/>
+      <w:pPr>
+        <w:ind w:left="5760" w:hanging="360"/>
+      </w:pPr>
+    </w:lvl>
+    <w:lvl w:ilvl="8" w:tplc="4009001B" w:tentative="1">
+      <w:start w:val="1"/>
+      <w:numFmt w:val="lowerRoman"/>
+      <w:lvlText w:val="%9."/>
+      <w:lvlJc w:val="right"/>
+      <w:pPr>
+        <w:ind w:left="6480" w:hanging="180"/>
+      </w:pPr>
+    </w:lvl>
+  </w:abstractNum>
+  <w:abstractNum w:abstractNumId="35" w15:restartNumberingAfterBreak="0">
+    <w:nsid w:val="68293A89"/>
+    <w:multiLevelType w:val="hybridMultilevel"/>
+    <w:tmpl w:val="A0EAA0F4"/>
+    <w:lvl w:ilvl="0" w:tplc="40090001">
+      <w:start w:val="1"/>
+      <w:numFmt w:val="bullet"/>
+      <w:lvlText w:val=""/>
+      <w:lvlJc w:val="left"/>
+      <w:pPr>
+        <w:ind w:left="720" w:hanging="360"/>
+      </w:pPr>
+      <w:rPr>
+        <w:rFonts w:ascii="Symbol" w:hAnsi="Symbol" w:hint="default"/>
+      </w:rPr>
+    </w:lvl>
+    <w:lvl w:ilvl="1" w:tplc="40090003" w:tentative="1">
+      <w:start w:val="1"/>
+      <w:numFmt w:val="bullet"/>
+      <w:lvlText w:val="o"/>
+      <w:lvlJc w:val="left"/>
+      <w:pPr>
+        <w:ind w:left="1440" w:hanging="360"/>
+      </w:pPr>
+      <w:rPr>
+        <w:rFonts w:ascii="Courier New" w:hAnsi="Courier New" w:cs="Courier New" w:hint="default"/>
+      </w:rPr>
+    </w:lvl>
+    <w:lvl w:ilvl="2" w:tplc="40090005" w:tentative="1">
+      <w:start w:val="1"/>
+      <w:numFmt w:val="bullet"/>
+      <w:lvlText w:val=""/>
+      <w:lvlJc w:val="left"/>
+      <w:pPr>
+        <w:ind w:left="2160" w:hanging="360"/>
+      </w:pPr>
+      <w:rPr>
+        <w:rFonts w:ascii="Wingdings" w:hAnsi="Wingdings" w:hint="default"/>
+      </w:rPr>
+    </w:lvl>
+    <w:lvl w:ilvl="3" w:tplc="40090001" w:tentative="1">
+      <w:start w:val="1"/>
+      <w:numFmt w:val="bullet"/>
+      <w:lvlText w:val=""/>
+      <w:lvlJc w:val="left"/>
+      <w:pPr>
+        <w:ind w:left="2880" w:hanging="360"/>
+      </w:pPr>
+      <w:rPr>
+        <w:rFonts w:ascii="Symbol" w:hAnsi="Symbol" w:hint="default"/>
+      </w:rPr>
+    </w:lvl>
+    <w:lvl w:ilvl="4" w:tplc="40090003" w:tentative="1">
+      <w:start w:val="1"/>
+      <w:numFmt w:val="bullet"/>
+      <w:lvlText w:val="o"/>
+      <w:lvlJc w:val="left"/>
+      <w:pPr>
+        <w:ind w:left="3600" w:hanging="360"/>
+      </w:pPr>
+      <w:rPr>
+        <w:rFonts w:ascii="Courier New" w:hAnsi="Courier New" w:cs="Courier New" w:hint="default"/>
+      </w:rPr>
+    </w:lvl>
+    <w:lvl w:ilvl="5" w:tplc="40090005" w:tentative="1">
+      <w:start w:val="1"/>
+      <w:numFmt w:val="bullet"/>
+      <w:lvlText w:val=""/>
+      <w:lvlJc w:val="left"/>
+      <w:pPr>
+        <w:ind w:left="4320" w:hanging="360"/>
+      </w:pPr>
+      <w:rPr>
+        <w:rFonts w:ascii="Wingdings" w:hAnsi="Wingdings" w:hint="default"/>
+      </w:rPr>
+    </w:lvl>
+    <w:lvl w:ilvl="6" w:tplc="40090001" w:tentative="1">
+      <w:start w:val="1"/>
+      <w:numFmt w:val="bullet"/>
+      <w:lvlText w:val=""/>
+      <w:lvlJc w:val="left"/>
+      <w:pPr>
+        <w:ind w:left="5040" w:hanging="360"/>
+      </w:pPr>
+      <w:rPr>
+        <w:rFonts w:ascii="Symbol" w:hAnsi="Symbol" w:hint="default"/>
+      </w:rPr>
+    </w:lvl>
+    <w:lvl w:ilvl="7" w:tplc="40090003" w:tentative="1">
+      <w:start w:val="1"/>
+      <w:numFmt w:val="bullet"/>
+      <w:lvlText w:val="o"/>
+      <w:lvlJc w:val="left"/>
+      <w:pPr>
+        <w:ind w:left="5760" w:hanging="360"/>
+      </w:pPr>
+      <w:rPr>
+        <w:rFonts w:ascii="Courier New" w:hAnsi="Courier New" w:cs="Courier New" w:hint="default"/>
+      </w:rPr>
+    </w:lvl>
+    <w:lvl w:ilvl="8" w:tplc="40090005" w:tentative="1">
+      <w:start w:val="1"/>
+      <w:numFmt w:val="bullet"/>
+      <w:lvlText w:val=""/>
+      <w:lvlJc w:val="left"/>
+      <w:pPr>
+        <w:ind w:left="6480" w:hanging="360"/>
+      </w:pPr>
+      <w:rPr>
+        <w:rFonts w:ascii="Wingdings" w:hAnsi="Wingdings" w:hint="default"/>
+      </w:rPr>
+    </w:lvl>
+  </w:abstractNum>
+  <w:abstractNum w:abstractNumId="36" w15:restartNumberingAfterBreak="0">
+    <w:nsid w:val="6C1B048A"/>
     <w:multiLevelType w:val="multilevel"/>
-    <w:tmpl w:val="3864CCDC"/>
+    <w:tmpl w:val="A6A214A2"/>
     <w:lvl w:ilvl="0">
       <w:start w:val="1"/>
-      <w:numFmt w:val="decimal"/>
-      <w:lvlText w:val="%1."/>
+      <w:numFmt w:val="bullet"/>
+      <w:lvlText w:val=""/>
       <w:lvlJc w:val="left"/>
       <w:pPr>
         <w:tabs>
@@ -14507,11 +17018,15 @@
         </w:tabs>
         <w:ind w:left="720" w:hanging="360"/>
       </w:pPr>
+      <w:rPr>
+        <w:rFonts w:ascii="Symbol" w:hAnsi="Symbol" w:hint="default"/>
+        <w:sz w:val="20"/>
+      </w:rPr>
     </w:lvl>
     <w:lvl w:ilvl="1" w:tentative="1">
       <w:start w:val="1"/>
-      <w:numFmt w:val="decimal"/>
-      <w:lvlText w:val="%2."/>
+      <w:numFmt w:val="bullet"/>
+      <w:lvlText w:val="o"/>
       <w:lvlJc w:val="left"/>
       <w:pPr>
         <w:tabs>
@@ -14519,11 +17034,15 @@
         </w:tabs>
         <w:ind w:left="1440" w:hanging="360"/>
       </w:pPr>
+      <w:rPr>
+        <w:rFonts w:ascii="Courier New" w:hAnsi="Courier New" w:hint="default"/>
+        <w:sz w:val="20"/>
+      </w:rPr>
     </w:lvl>
     <w:lvl w:ilvl="2" w:tentative="1">
       <w:start w:val="1"/>
-      <w:numFmt w:val="decimal"/>
-      <w:lvlText w:val="%3."/>
+      <w:numFmt w:val="bullet"/>
+      <w:lvlText w:val=""/>
       <w:lvlJc w:val="left"/>
       <w:pPr>
         <w:tabs>
@@ -14531,11 +17050,15 @@
         </w:tabs>
         <w:ind w:left="2160" w:hanging="360"/>
       </w:pPr>
+      <w:rPr>
+        <w:rFonts w:ascii="Wingdings" w:hAnsi="Wingdings" w:hint="default"/>
+        <w:sz w:val="20"/>
+      </w:rPr>
     </w:lvl>
     <w:lvl w:ilvl="3" w:tentative="1">
       <w:start w:val="1"/>
-      <w:numFmt w:val="decimal"/>
-      <w:lvlText w:val="%4."/>
+      <w:numFmt w:val="bullet"/>
+      <w:lvlText w:val=""/>
       <w:lvlJc w:val="left"/>
       <w:pPr>
         <w:tabs>
@@ -14543,11 +17066,15 @@
         </w:tabs>
         <w:ind w:left="2880" w:hanging="360"/>
       </w:pPr>
+      <w:rPr>
+        <w:rFonts w:ascii="Wingdings" w:hAnsi="Wingdings" w:hint="default"/>
+        <w:sz w:val="20"/>
+      </w:rPr>
     </w:lvl>
     <w:lvl w:ilvl="4" w:tentative="1">
       <w:start w:val="1"/>
-      <w:numFmt w:val="decimal"/>
-      <w:lvlText w:val="%5."/>
+      <w:numFmt w:val="bullet"/>
+      <w:lvlText w:val=""/>
       <w:lvlJc w:val="left"/>
       <w:pPr>
         <w:tabs>
@@ -14555,11 +17082,15 @@
         </w:tabs>
         <w:ind w:left="3600" w:hanging="360"/>
       </w:pPr>
+      <w:rPr>
+        <w:rFonts w:ascii="Wingdings" w:hAnsi="Wingdings" w:hint="default"/>
+        <w:sz w:val="20"/>
+      </w:rPr>
     </w:lvl>
     <w:lvl w:ilvl="5" w:tentative="1">
       <w:start w:val="1"/>
-      <w:numFmt w:val="decimal"/>
-      <w:lvlText w:val="%6."/>
+      <w:numFmt w:val="bullet"/>
+      <w:lvlText w:val=""/>
       <w:lvlJc w:val="left"/>
       <w:pPr>
         <w:tabs>
@@ -14567,11 +17098,15 @@
         </w:tabs>
         <w:ind w:left="4320" w:hanging="360"/>
       </w:pPr>
+      <w:rPr>
+        <w:rFonts w:ascii="Wingdings" w:hAnsi="Wingdings" w:hint="default"/>
+        <w:sz w:val="20"/>
+      </w:rPr>
     </w:lvl>
     <w:lvl w:ilvl="6" w:tentative="1">
       <w:start w:val="1"/>
-      <w:numFmt w:val="decimal"/>
-      <w:lvlText w:val="%7."/>
+      <w:numFmt w:val="bullet"/>
+      <w:lvlText w:val=""/>
       <w:lvlJc w:val="left"/>
       <w:pPr>
         <w:tabs>
@@ -14579,11 +17114,15 @@
         </w:tabs>
         <w:ind w:left="5040" w:hanging="360"/>
       </w:pPr>
+      <w:rPr>
+        <w:rFonts w:ascii="Wingdings" w:hAnsi="Wingdings" w:hint="default"/>
+        <w:sz w:val="20"/>
+      </w:rPr>
     </w:lvl>
     <w:lvl w:ilvl="7" w:tentative="1">
       <w:start w:val="1"/>
-      <w:numFmt w:val="decimal"/>
-      <w:lvlText w:val="%8."/>
+      <w:numFmt w:val="bullet"/>
+      <w:lvlText w:val=""/>
       <w:lvlJc w:val="left"/>
       <w:pPr>
         <w:tabs>
@@ -14591,11 +17130,15 @@
         </w:tabs>
         <w:ind w:left="5760" w:hanging="360"/>
       </w:pPr>
+      <w:rPr>
+        <w:rFonts w:ascii="Wingdings" w:hAnsi="Wingdings" w:hint="default"/>
+        <w:sz w:val="20"/>
+      </w:rPr>
     </w:lvl>
     <w:lvl w:ilvl="8" w:tentative="1">
       <w:start w:val="1"/>
-      <w:numFmt w:val="decimal"/>
-      <w:lvlText w:val="%9."/>
+      <w:numFmt w:val="bullet"/>
+      <w:lvlText w:val=""/>
       <w:lvlJc w:val="left"/>
       <w:pPr>
         <w:tabs>
@@ -14603,384 +17146,13 @@
         </w:tabs>
         <w:ind w:left="6480" w:hanging="360"/>
       </w:pPr>
-    </w:lvl>
-  </w:abstractNum>
-  <w:abstractNum w:abstractNumId="40" w15:restartNumberingAfterBreak="0">
-    <w:nsid w:val="61374F98"/>
-    <w:multiLevelType w:val="hybridMultilevel"/>
-    <w:tmpl w:val="6EC269A2"/>
-    <w:lvl w:ilvl="0" w:tplc="40090001">
-      <w:start w:val="1"/>
-      <w:numFmt w:val="bullet"/>
-      <w:lvlText w:val=""/>
-      <w:lvlJc w:val="left"/>
-      <w:pPr>
-        <w:ind w:left="720" w:hanging="360"/>
-      </w:pPr>
-      <w:rPr>
-        <w:rFonts w:ascii="Symbol" w:hAnsi="Symbol" w:hint="default"/>
-      </w:rPr>
-    </w:lvl>
-    <w:lvl w:ilvl="1" w:tplc="40090003" w:tentative="1">
-      <w:start w:val="1"/>
-      <w:numFmt w:val="bullet"/>
-      <w:lvlText w:val="o"/>
-      <w:lvlJc w:val="left"/>
-      <w:pPr>
-        <w:ind w:left="1440" w:hanging="360"/>
-      </w:pPr>
-      <w:rPr>
-        <w:rFonts w:ascii="Courier New" w:hAnsi="Courier New" w:cs="Courier New" w:hint="default"/>
-      </w:rPr>
-    </w:lvl>
-    <w:lvl w:ilvl="2" w:tplc="40090005" w:tentative="1">
-      <w:start w:val="1"/>
-      <w:numFmt w:val="bullet"/>
-      <w:lvlText w:val=""/>
-      <w:lvlJc w:val="left"/>
-      <w:pPr>
-        <w:ind w:left="2160" w:hanging="360"/>
-      </w:pPr>
-      <w:rPr>
-        <w:rFonts w:ascii="Wingdings" w:hAnsi="Wingdings" w:hint="default"/>
-      </w:rPr>
-    </w:lvl>
-    <w:lvl w:ilvl="3" w:tplc="40090001" w:tentative="1">
-      <w:start w:val="1"/>
-      <w:numFmt w:val="bullet"/>
-      <w:lvlText w:val=""/>
-      <w:lvlJc w:val="left"/>
-      <w:pPr>
-        <w:ind w:left="2880" w:hanging="360"/>
-      </w:pPr>
-      <w:rPr>
-        <w:rFonts w:ascii="Symbol" w:hAnsi="Symbol" w:hint="default"/>
-      </w:rPr>
-    </w:lvl>
-    <w:lvl w:ilvl="4" w:tplc="40090003" w:tentative="1">
-      <w:start w:val="1"/>
-      <w:numFmt w:val="bullet"/>
-      <w:lvlText w:val="o"/>
-      <w:lvlJc w:val="left"/>
-      <w:pPr>
-        <w:ind w:left="3600" w:hanging="360"/>
-      </w:pPr>
-      <w:rPr>
-        <w:rFonts w:ascii="Courier New" w:hAnsi="Courier New" w:cs="Courier New" w:hint="default"/>
-      </w:rPr>
-    </w:lvl>
-    <w:lvl w:ilvl="5" w:tplc="40090005" w:tentative="1">
-      <w:start w:val="1"/>
-      <w:numFmt w:val="bullet"/>
-      <w:lvlText w:val=""/>
-      <w:lvlJc w:val="left"/>
-      <w:pPr>
-        <w:ind w:left="4320" w:hanging="360"/>
-      </w:pPr>
-      <w:rPr>
-        <w:rFonts w:ascii="Wingdings" w:hAnsi="Wingdings" w:hint="default"/>
-      </w:rPr>
-    </w:lvl>
-    <w:lvl w:ilvl="6" w:tplc="40090001" w:tentative="1">
-      <w:start w:val="1"/>
-      <w:numFmt w:val="bullet"/>
-      <w:lvlText w:val=""/>
-      <w:lvlJc w:val="left"/>
-      <w:pPr>
-        <w:ind w:left="5040" w:hanging="360"/>
-      </w:pPr>
-      <w:rPr>
-        <w:rFonts w:ascii="Symbol" w:hAnsi="Symbol" w:hint="default"/>
-      </w:rPr>
-    </w:lvl>
-    <w:lvl w:ilvl="7" w:tplc="40090003" w:tentative="1">
-      <w:start w:val="1"/>
-      <w:numFmt w:val="bullet"/>
-      <w:lvlText w:val="o"/>
-      <w:lvlJc w:val="left"/>
-      <w:pPr>
-        <w:ind w:left="5760" w:hanging="360"/>
-      </w:pPr>
-      <w:rPr>
-        <w:rFonts w:ascii="Courier New" w:hAnsi="Courier New" w:cs="Courier New" w:hint="default"/>
-      </w:rPr>
-    </w:lvl>
-    <w:lvl w:ilvl="8" w:tplc="40090005" w:tentative="1">
-      <w:start w:val="1"/>
-      <w:numFmt w:val="bullet"/>
-      <w:lvlText w:val=""/>
-      <w:lvlJc w:val="left"/>
-      <w:pPr>
-        <w:ind w:left="6480" w:hanging="360"/>
-      </w:pPr>
-      <w:rPr>
-        <w:rFonts w:ascii="Wingdings" w:hAnsi="Wingdings" w:hint="default"/>
-      </w:rPr>
-    </w:lvl>
-  </w:abstractNum>
-  <w:abstractNum w:abstractNumId="41" w15:restartNumberingAfterBreak="0">
-    <w:nsid w:val="61FB20F6"/>
-    <w:multiLevelType w:val="hybridMultilevel"/>
-    <w:tmpl w:val="EC40F956"/>
-    <w:lvl w:ilvl="0" w:tplc="40090001">
-      <w:start w:val="1"/>
-      <w:numFmt w:val="bullet"/>
-      <w:lvlText w:val=""/>
-      <w:lvlJc w:val="left"/>
-      <w:pPr>
-        <w:ind w:left="720" w:hanging="360"/>
-      </w:pPr>
-      <w:rPr>
-        <w:rFonts w:ascii="Symbol" w:hAnsi="Symbol" w:hint="default"/>
-      </w:rPr>
-    </w:lvl>
-    <w:lvl w:ilvl="1" w:tplc="40090003" w:tentative="1">
-      <w:start w:val="1"/>
-      <w:numFmt w:val="bullet"/>
-      <w:lvlText w:val="o"/>
-      <w:lvlJc w:val="left"/>
-      <w:pPr>
-        <w:ind w:left="1440" w:hanging="360"/>
-      </w:pPr>
-      <w:rPr>
-        <w:rFonts w:ascii="Courier New" w:hAnsi="Courier New" w:cs="Courier New" w:hint="default"/>
-      </w:rPr>
-    </w:lvl>
-    <w:lvl w:ilvl="2" w:tplc="40090005" w:tentative="1">
-      <w:start w:val="1"/>
-      <w:numFmt w:val="bullet"/>
-      <w:lvlText w:val=""/>
-      <w:lvlJc w:val="left"/>
-      <w:pPr>
-        <w:ind w:left="2160" w:hanging="360"/>
-      </w:pPr>
-      <w:rPr>
-        <w:rFonts w:ascii="Wingdings" w:hAnsi="Wingdings" w:hint="default"/>
-      </w:rPr>
-    </w:lvl>
-    <w:lvl w:ilvl="3" w:tplc="40090001" w:tentative="1">
-      <w:start w:val="1"/>
-      <w:numFmt w:val="bullet"/>
-      <w:lvlText w:val=""/>
-      <w:lvlJc w:val="left"/>
-      <w:pPr>
-        <w:ind w:left="2880" w:hanging="360"/>
-      </w:pPr>
-      <w:rPr>
-        <w:rFonts w:ascii="Symbol" w:hAnsi="Symbol" w:hint="default"/>
-      </w:rPr>
-    </w:lvl>
-    <w:lvl w:ilvl="4" w:tplc="40090003" w:tentative="1">
-      <w:start w:val="1"/>
-      <w:numFmt w:val="bullet"/>
-      <w:lvlText w:val="o"/>
-      <w:lvlJc w:val="left"/>
-      <w:pPr>
-        <w:ind w:left="3600" w:hanging="360"/>
-      </w:pPr>
-      <w:rPr>
-        <w:rFonts w:ascii="Courier New" w:hAnsi="Courier New" w:cs="Courier New" w:hint="default"/>
-      </w:rPr>
-    </w:lvl>
-    <w:lvl w:ilvl="5" w:tplc="40090005" w:tentative="1">
-      <w:start w:val="1"/>
-      <w:numFmt w:val="bullet"/>
-      <w:lvlText w:val=""/>
-      <w:lvlJc w:val="left"/>
-      <w:pPr>
-        <w:ind w:left="4320" w:hanging="360"/>
-      </w:pPr>
-      <w:rPr>
-        <w:rFonts w:ascii="Wingdings" w:hAnsi="Wingdings" w:hint="default"/>
-      </w:rPr>
-    </w:lvl>
-    <w:lvl w:ilvl="6" w:tplc="40090001" w:tentative="1">
-      <w:start w:val="1"/>
-      <w:numFmt w:val="bullet"/>
-      <w:lvlText w:val=""/>
-      <w:lvlJc w:val="left"/>
-      <w:pPr>
-        <w:ind w:left="5040" w:hanging="360"/>
-      </w:pPr>
-      <w:rPr>
-        <w:rFonts w:ascii="Symbol" w:hAnsi="Symbol" w:hint="default"/>
-      </w:rPr>
-    </w:lvl>
-    <w:lvl w:ilvl="7" w:tplc="40090003" w:tentative="1">
-      <w:start w:val="1"/>
-      <w:numFmt w:val="bullet"/>
-      <w:lvlText w:val="o"/>
-      <w:lvlJc w:val="left"/>
-      <w:pPr>
-        <w:ind w:left="5760" w:hanging="360"/>
-      </w:pPr>
-      <w:rPr>
-        <w:rFonts w:ascii="Courier New" w:hAnsi="Courier New" w:cs="Courier New" w:hint="default"/>
-      </w:rPr>
-    </w:lvl>
-    <w:lvl w:ilvl="8" w:tplc="40090005" w:tentative="1">
-      <w:start w:val="1"/>
-      <w:numFmt w:val="bullet"/>
-      <w:lvlText w:val=""/>
-      <w:lvlJc w:val="left"/>
-      <w:pPr>
-        <w:ind w:left="6480" w:hanging="360"/>
-      </w:pPr>
-      <w:rPr>
-        <w:rFonts w:ascii="Wingdings" w:hAnsi="Wingdings" w:hint="default"/>
-      </w:rPr>
-    </w:lvl>
-  </w:abstractNum>
-  <w:abstractNum w:abstractNumId="42" w15:restartNumberingAfterBreak="0">
-    <w:nsid w:val="6C1B048A"/>
-    <w:multiLevelType w:val="multilevel"/>
-    <w:tmpl w:val="A6A214A2"/>
-    <w:lvl w:ilvl="0">
-      <w:start w:val="1"/>
-      <w:numFmt w:val="bullet"/>
-      <w:lvlText w:val=""/>
-      <w:lvlJc w:val="left"/>
-      <w:pPr>
-        <w:tabs>
-          <w:tab w:val="num" w:pos="720"/>
-        </w:tabs>
-        <w:ind w:left="720" w:hanging="360"/>
-      </w:pPr>
-      <w:rPr>
-        <w:rFonts w:ascii="Symbol" w:hAnsi="Symbol" w:hint="default"/>
-        <w:sz w:val="20"/>
-      </w:rPr>
-    </w:lvl>
-    <w:lvl w:ilvl="1" w:tentative="1">
-      <w:start w:val="1"/>
-      <w:numFmt w:val="bullet"/>
-      <w:lvlText w:val="o"/>
-      <w:lvlJc w:val="left"/>
-      <w:pPr>
-        <w:tabs>
-          <w:tab w:val="num" w:pos="1440"/>
-        </w:tabs>
-        <w:ind w:left="1440" w:hanging="360"/>
-      </w:pPr>
-      <w:rPr>
-        <w:rFonts w:ascii="Courier New" w:hAnsi="Courier New" w:hint="default"/>
-        <w:sz w:val="20"/>
-      </w:rPr>
-    </w:lvl>
-    <w:lvl w:ilvl="2" w:tentative="1">
-      <w:start w:val="1"/>
-      <w:numFmt w:val="bullet"/>
-      <w:lvlText w:val=""/>
-      <w:lvlJc w:val="left"/>
-      <w:pPr>
-        <w:tabs>
-          <w:tab w:val="num" w:pos="2160"/>
-        </w:tabs>
-        <w:ind w:left="2160" w:hanging="360"/>
-      </w:pPr>
       <w:rPr>
         <w:rFonts w:ascii="Wingdings" w:hAnsi="Wingdings" w:hint="default"/>
         <w:sz w:val="20"/>
       </w:rPr>
     </w:lvl>
-    <w:lvl w:ilvl="3" w:tentative="1">
-      <w:start w:val="1"/>
-      <w:numFmt w:val="bullet"/>
-      <w:lvlText w:val=""/>
-      <w:lvlJc w:val="left"/>
-      <w:pPr>
-        <w:tabs>
-          <w:tab w:val="num" w:pos="2880"/>
-        </w:tabs>
-        <w:ind w:left="2880" w:hanging="360"/>
-      </w:pPr>
-      <w:rPr>
-        <w:rFonts w:ascii="Wingdings" w:hAnsi="Wingdings" w:hint="default"/>
-        <w:sz w:val="20"/>
-      </w:rPr>
-    </w:lvl>
-    <w:lvl w:ilvl="4" w:tentative="1">
-      <w:start w:val="1"/>
-      <w:numFmt w:val="bullet"/>
-      <w:lvlText w:val=""/>
-      <w:lvlJc w:val="left"/>
-      <w:pPr>
-        <w:tabs>
-          <w:tab w:val="num" w:pos="3600"/>
-        </w:tabs>
-        <w:ind w:left="3600" w:hanging="360"/>
-      </w:pPr>
-      <w:rPr>
-        <w:rFonts w:ascii="Wingdings" w:hAnsi="Wingdings" w:hint="default"/>
-        <w:sz w:val="20"/>
-      </w:rPr>
-    </w:lvl>
-    <w:lvl w:ilvl="5" w:tentative="1">
-      <w:start w:val="1"/>
-      <w:numFmt w:val="bullet"/>
-      <w:lvlText w:val=""/>
-      <w:lvlJc w:val="left"/>
-      <w:pPr>
-        <w:tabs>
-          <w:tab w:val="num" w:pos="4320"/>
-        </w:tabs>
-        <w:ind w:left="4320" w:hanging="360"/>
-      </w:pPr>
-      <w:rPr>
-        <w:rFonts w:ascii="Wingdings" w:hAnsi="Wingdings" w:hint="default"/>
-        <w:sz w:val="20"/>
-      </w:rPr>
-    </w:lvl>
-    <w:lvl w:ilvl="6" w:tentative="1">
-      <w:start w:val="1"/>
-      <w:numFmt w:val="bullet"/>
-      <w:lvlText w:val=""/>
-      <w:lvlJc w:val="left"/>
-      <w:pPr>
-        <w:tabs>
-          <w:tab w:val="num" w:pos="5040"/>
-        </w:tabs>
-        <w:ind w:left="5040" w:hanging="360"/>
-      </w:pPr>
-      <w:rPr>
-        <w:rFonts w:ascii="Wingdings" w:hAnsi="Wingdings" w:hint="default"/>
-        <w:sz w:val="20"/>
-      </w:rPr>
-    </w:lvl>
-    <w:lvl w:ilvl="7" w:tentative="1">
-      <w:start w:val="1"/>
-      <w:numFmt w:val="bullet"/>
-      <w:lvlText w:val=""/>
-      <w:lvlJc w:val="left"/>
-      <w:pPr>
-        <w:tabs>
-          <w:tab w:val="num" w:pos="5760"/>
-        </w:tabs>
-        <w:ind w:left="5760" w:hanging="360"/>
-      </w:pPr>
-      <w:rPr>
-        <w:rFonts w:ascii="Wingdings" w:hAnsi="Wingdings" w:hint="default"/>
-        <w:sz w:val="20"/>
-      </w:rPr>
-    </w:lvl>
-    <w:lvl w:ilvl="8" w:tentative="1">
-      <w:start w:val="1"/>
-      <w:numFmt w:val="bullet"/>
-      <w:lvlText w:val=""/>
-      <w:lvlJc w:val="left"/>
-      <w:pPr>
-        <w:tabs>
-          <w:tab w:val="num" w:pos="6480"/>
-        </w:tabs>
-        <w:ind w:left="6480" w:hanging="360"/>
-      </w:pPr>
-      <w:rPr>
-        <w:rFonts w:ascii="Wingdings" w:hAnsi="Wingdings" w:hint="default"/>
-        <w:sz w:val="20"/>
-      </w:rPr>
-    </w:lvl>
   </w:abstractNum>
-  <w:abstractNum w:abstractNumId="43" w15:restartNumberingAfterBreak="0">
+  <w:abstractNum w:abstractNumId="37" w15:restartNumberingAfterBreak="0">
     <w:nsid w:val="70FC340C"/>
     <w:multiLevelType w:val="hybridMultilevel"/>
     <w:tmpl w:val="D91C80BE"/>
@@ -15066,7 +17238,7 @@
       </w:pPr>
     </w:lvl>
   </w:abstractNum>
-  <w:abstractNum w:abstractNumId="44" w15:restartNumberingAfterBreak="0">
+  <w:abstractNum w:abstractNumId="38" w15:restartNumberingAfterBreak="0">
     <w:nsid w:val="749305D2"/>
     <w:multiLevelType w:val="hybridMultilevel"/>
     <w:tmpl w:val="FAE02A4E"/>
@@ -15179,7 +17351,7 @@
       </w:rPr>
     </w:lvl>
   </w:abstractNum>
-  <w:abstractNum w:abstractNumId="45" w15:restartNumberingAfterBreak="0">
+  <w:abstractNum w:abstractNumId="39" w15:restartNumberingAfterBreak="0">
     <w:nsid w:val="74E66899"/>
     <w:multiLevelType w:val="hybridMultilevel"/>
     <w:tmpl w:val="1EF632D0"/>
@@ -15292,7 +17464,7 @@
       </w:rPr>
     </w:lvl>
   </w:abstractNum>
-  <w:abstractNum w:abstractNumId="46" w15:restartNumberingAfterBreak="0">
+  <w:abstractNum w:abstractNumId="40" w15:restartNumberingAfterBreak="0">
     <w:nsid w:val="76A32B3B"/>
     <w:multiLevelType w:val="hybridMultilevel"/>
     <w:tmpl w:val="1806E006"/>
@@ -15405,7 +17577,7 @@
       </w:rPr>
     </w:lvl>
   </w:abstractNum>
-  <w:abstractNum w:abstractNumId="47" w15:restartNumberingAfterBreak="0">
+  <w:abstractNum w:abstractNumId="41" w15:restartNumberingAfterBreak="0">
     <w:nsid w:val="7B5945A4"/>
     <w:multiLevelType w:val="hybridMultilevel"/>
     <w:tmpl w:val="E98C4D22"/>
@@ -15491,7 +17663,7 @@
       </w:pPr>
     </w:lvl>
   </w:abstractNum>
-  <w:abstractNum w:abstractNumId="48" w15:restartNumberingAfterBreak="0">
+  <w:abstractNum w:abstractNumId="42" w15:restartNumberingAfterBreak="0">
     <w:nsid w:val="7BFD5BE7"/>
     <w:multiLevelType w:val="hybridMultilevel"/>
     <w:tmpl w:val="F7E81324"/>
@@ -15578,152 +17750,135 @@
     </w:lvl>
   </w:abstractNum>
   <w:num w:numId="1" w16cid:durableId="1540973067">
+    <w:abstractNumId w:val="9"/>
+  </w:num>
+  <w:num w:numId="2" w16cid:durableId="499740590">
+    <w:abstractNumId w:val="16"/>
+  </w:num>
+  <w:num w:numId="3" w16cid:durableId="568883010">
+    <w:abstractNumId w:val="39"/>
+  </w:num>
+  <w:num w:numId="4" w16cid:durableId="845677584">
+    <w:abstractNumId w:val="11"/>
+  </w:num>
+  <w:num w:numId="5" w16cid:durableId="1472675406">
+    <w:abstractNumId w:val="2"/>
+  </w:num>
+  <w:num w:numId="6" w16cid:durableId="1176503610">
+    <w:abstractNumId w:val="25"/>
+  </w:num>
+  <w:num w:numId="7" w16cid:durableId="1796833049">
+    <w:abstractNumId w:val="24"/>
+  </w:num>
+  <w:num w:numId="8" w16cid:durableId="1996957847">
+    <w:abstractNumId w:val="31"/>
+  </w:num>
+  <w:num w:numId="9" w16cid:durableId="1546021224">
+    <w:abstractNumId w:val="3"/>
+  </w:num>
+  <w:num w:numId="10" w16cid:durableId="222566674">
+    <w:abstractNumId w:val="38"/>
+  </w:num>
+  <w:num w:numId="11" w16cid:durableId="1727487960">
+    <w:abstractNumId w:val="15"/>
+  </w:num>
+  <w:num w:numId="12" w16cid:durableId="444738084">
+    <w:abstractNumId w:val="37"/>
+  </w:num>
+  <w:num w:numId="13" w16cid:durableId="1318805403">
+    <w:abstractNumId w:val="0"/>
+  </w:num>
+  <w:num w:numId="14" w16cid:durableId="968587252">
+    <w:abstractNumId w:val="10"/>
+  </w:num>
+  <w:num w:numId="15" w16cid:durableId="1912739065">
+    <w:abstractNumId w:val="29"/>
+  </w:num>
+  <w:num w:numId="16" w16cid:durableId="1010789758">
+    <w:abstractNumId w:val="30"/>
+  </w:num>
+  <w:num w:numId="17" w16cid:durableId="129137299">
+    <w:abstractNumId w:val="22"/>
+  </w:num>
+  <w:num w:numId="18" w16cid:durableId="171720229">
+    <w:abstractNumId w:val="32"/>
+  </w:num>
+  <w:num w:numId="19" w16cid:durableId="1035621125">
+    <w:abstractNumId w:val="19"/>
+  </w:num>
+  <w:num w:numId="20" w16cid:durableId="1597206483">
+    <w:abstractNumId w:val="26"/>
+  </w:num>
+  <w:num w:numId="21" w16cid:durableId="1486238112">
+    <w:abstractNumId w:val="8"/>
+  </w:num>
+  <w:num w:numId="22" w16cid:durableId="1873151886">
+    <w:abstractNumId w:val="7"/>
+  </w:num>
+  <w:num w:numId="23" w16cid:durableId="454952784">
+    <w:abstractNumId w:val="28"/>
+  </w:num>
+  <w:num w:numId="24" w16cid:durableId="1457530685">
+    <w:abstractNumId w:val="6"/>
+  </w:num>
+  <w:num w:numId="25" w16cid:durableId="451821470">
+    <w:abstractNumId w:val="27"/>
+  </w:num>
+  <w:num w:numId="26" w16cid:durableId="901405144">
+    <w:abstractNumId w:val="42"/>
+  </w:num>
+  <w:num w:numId="27" w16cid:durableId="1098015298">
+    <w:abstractNumId w:val="20"/>
+  </w:num>
+  <w:num w:numId="28" w16cid:durableId="1380471266">
+    <w:abstractNumId w:val="5"/>
+  </w:num>
+  <w:num w:numId="29" w16cid:durableId="327055515">
+    <w:abstractNumId w:val="18"/>
+  </w:num>
+  <w:num w:numId="30" w16cid:durableId="2126995001">
+    <w:abstractNumId w:val="41"/>
+  </w:num>
+  <w:num w:numId="31" w16cid:durableId="241839119">
+    <w:abstractNumId w:val="4"/>
+  </w:num>
+  <w:num w:numId="32" w16cid:durableId="707879319">
+    <w:abstractNumId w:val="21"/>
+  </w:num>
+  <w:num w:numId="33" w16cid:durableId="1666206902">
+    <w:abstractNumId w:val="13"/>
+  </w:num>
+  <w:num w:numId="34" w16cid:durableId="783428017">
+    <w:abstractNumId w:val="17"/>
+  </w:num>
+  <w:num w:numId="35" w16cid:durableId="198520252">
+    <w:abstractNumId w:val="23"/>
+  </w:num>
+  <w:num w:numId="36" w16cid:durableId="2117870724">
+    <w:abstractNumId w:val="1"/>
+  </w:num>
+  <w:num w:numId="37" w16cid:durableId="48499534">
+    <w:abstractNumId w:val="33"/>
+  </w:num>
+  <w:num w:numId="38" w16cid:durableId="810904595">
+    <w:abstractNumId w:val="40"/>
+  </w:num>
+  <w:num w:numId="39" w16cid:durableId="1918398802">
+    <w:abstractNumId w:val="36"/>
+  </w:num>
+  <w:num w:numId="40" w16cid:durableId="569735952">
+    <w:abstractNumId w:val="34"/>
+  </w:num>
+  <w:num w:numId="41" w16cid:durableId="2008483667">
     <w:abstractNumId w:val="12"/>
   </w:num>
-  <w:num w:numId="2" w16cid:durableId="499740590">
-    <w:abstractNumId w:val="18"/>
-  </w:num>
-  <w:num w:numId="3" w16cid:durableId="541132239">
-    <w:abstractNumId w:val="9"/>
-  </w:num>
-  <w:num w:numId="4" w16cid:durableId="568883010">
-    <w:abstractNumId w:val="45"/>
-  </w:num>
-  <w:num w:numId="5" w16cid:durableId="845677584">
+  <w:num w:numId="42" w16cid:durableId="1063064463">
     <w:abstractNumId w:val="14"/>
   </w:num>
-  <w:num w:numId="6" w16cid:durableId="1637027404">
-    <w:abstractNumId w:val="16"/>
-  </w:num>
-  <w:num w:numId="7" w16cid:durableId="1472675406">
-    <w:abstractNumId w:val="2"/>
-  </w:num>
-  <w:num w:numId="8" w16cid:durableId="200286158">
-    <w:abstractNumId w:val="31"/>
-  </w:num>
-  <w:num w:numId="9" w16cid:durableId="1176503610">
-    <w:abstractNumId w:val="28"/>
-  </w:num>
-  <w:num w:numId="10" w16cid:durableId="1796833049">
-    <w:abstractNumId w:val="27"/>
-  </w:num>
-  <w:num w:numId="11" w16cid:durableId="1996957847">
-    <w:abstractNumId w:val="38"/>
-  </w:num>
-  <w:num w:numId="12" w16cid:durableId="2063482358">
-    <w:abstractNumId w:val="33"/>
-  </w:num>
-  <w:num w:numId="13" w16cid:durableId="1546021224">
-    <w:abstractNumId w:val="3"/>
-  </w:num>
-  <w:num w:numId="14" w16cid:durableId="222566674">
-    <w:abstractNumId w:val="44"/>
-  </w:num>
-  <w:num w:numId="15" w16cid:durableId="1727487960">
-    <w:abstractNumId w:val="17"/>
-  </w:num>
-  <w:num w:numId="16" w16cid:durableId="444738084">
-    <w:abstractNumId w:val="43"/>
-  </w:num>
-  <w:num w:numId="17" w16cid:durableId="1318805403">
-    <w:abstractNumId w:val="0"/>
-  </w:num>
-  <w:num w:numId="18" w16cid:durableId="1115296937">
-    <w:abstractNumId w:val="34"/>
-  </w:num>
-  <w:num w:numId="19" w16cid:durableId="968587252">
-    <w:abstractNumId w:val="13"/>
-  </w:num>
-  <w:num w:numId="20" w16cid:durableId="1912739065">
+  <w:num w:numId="43" w16cid:durableId="656958623">
     <w:abstractNumId w:val="35"/>
   </w:num>
-  <w:num w:numId="21" w16cid:durableId="1010789758">
-    <w:abstractNumId w:val="36"/>
-  </w:num>
-  <w:num w:numId="22" w16cid:durableId="129137299">
-    <w:abstractNumId w:val="25"/>
-  </w:num>
-  <w:num w:numId="23" w16cid:durableId="171720229">
-    <w:abstractNumId w:val="40"/>
-  </w:num>
-  <w:num w:numId="24" w16cid:durableId="1035621125">
-    <w:abstractNumId w:val="21"/>
-  </w:num>
-  <w:num w:numId="25" w16cid:durableId="1597206483">
-    <w:abstractNumId w:val="29"/>
-  </w:num>
-  <w:num w:numId="26" w16cid:durableId="1486238112">
-    <w:abstractNumId w:val="11"/>
-  </w:num>
-  <w:num w:numId="27" w16cid:durableId="1873151886">
-    <w:abstractNumId w:val="8"/>
-  </w:num>
-  <w:num w:numId="28" w16cid:durableId="454952784">
-    <w:abstractNumId w:val="32"/>
-  </w:num>
-  <w:num w:numId="29" w16cid:durableId="1457530685">
-    <w:abstractNumId w:val="6"/>
-  </w:num>
-  <w:num w:numId="30" w16cid:durableId="451821470">
-    <w:abstractNumId w:val="30"/>
-  </w:num>
-  <w:num w:numId="31" w16cid:durableId="839076228">
-    <w:abstractNumId w:val="10"/>
-  </w:num>
-  <w:num w:numId="32" w16cid:durableId="617685457">
-    <w:abstractNumId w:val="7"/>
-  </w:num>
-  <w:num w:numId="33" w16cid:durableId="901405144">
-    <w:abstractNumId w:val="48"/>
-  </w:num>
-  <w:num w:numId="34" w16cid:durableId="962734310">
-    <w:abstractNumId w:val="22"/>
-  </w:num>
-  <w:num w:numId="35" w16cid:durableId="1098015298">
-    <w:abstractNumId w:val="23"/>
-  </w:num>
-  <w:num w:numId="36" w16cid:durableId="1380471266">
-    <w:abstractNumId w:val="5"/>
-  </w:num>
-  <w:num w:numId="37" w16cid:durableId="327055515">
-    <w:abstractNumId w:val="20"/>
-  </w:num>
-  <w:num w:numId="38" w16cid:durableId="2126995001">
-    <w:abstractNumId w:val="47"/>
-  </w:num>
-  <w:num w:numId="39" w16cid:durableId="1577664898">
-    <w:abstractNumId w:val="37"/>
-  </w:num>
-  <w:num w:numId="40" w16cid:durableId="241839119">
-    <w:abstractNumId w:val="4"/>
-  </w:num>
-  <w:num w:numId="41" w16cid:durableId="707879319">
-    <w:abstractNumId w:val="24"/>
-  </w:num>
-  <w:num w:numId="42" w16cid:durableId="1666206902">
-    <w:abstractNumId w:val="15"/>
-  </w:num>
-  <w:num w:numId="43" w16cid:durableId="783428017">
-    <w:abstractNumId w:val="19"/>
-  </w:num>
-  <w:num w:numId="44" w16cid:durableId="198520252">
-    <w:abstractNumId w:val="26"/>
-  </w:num>
-  <w:num w:numId="45" w16cid:durableId="2117870724">
-    <w:abstractNumId w:val="1"/>
-  </w:num>
-  <w:num w:numId="46" w16cid:durableId="48499534">
-    <w:abstractNumId w:val="41"/>
-  </w:num>
-  <w:num w:numId="47" w16cid:durableId="810904595">
-    <w:abstractNumId w:val="46"/>
-  </w:num>
-  <w:num w:numId="48" w16cid:durableId="1918398802">
-    <w:abstractNumId w:val="42"/>
-  </w:num>
-  <w:num w:numId="49" w16cid:durableId="1461805162">
-    <w:abstractNumId w:val="39"/>
-  </w:num>
+  <w:numIdMacAtCleanup w:val="41"/>
 </w:numbering>
 </file>
 
@@ -16330,6 +18485,7 @@
   <w:style w:type="character" w:default="1" w:styleId="DefaultParagraphFont">
     <w:name w:val="Default Paragraph Font"/>
     <w:uiPriority w:val="1"/>
+    <w:semiHidden/>
     <w:unhideWhenUsed/>
   </w:style>
   <w:style w:type="table" w:default="1" w:styleId="TableNormal">
